--- a/docs/sprint 2/sprint 2.docx
+++ b/docs/sprint 2/sprint 2.docx
@@ -1,6 +1,6 @@
 
 <file path=word/document.xml><?xml version="1.0" encoding="utf-8"?>
-<w:document xmlns:wpc="http://schemas.microsoft.com/office/word/2010/wordprocessingCanvas" xmlns:cx="http://schemas.microsoft.com/office/drawing/2014/chartex" xmlns:cx1="http://schemas.microsoft.com/office/drawing/2015/9/8/chartex" xmlns:cx2="http://schemas.microsoft.com/office/drawing/2015/10/21/chartex" xmlns:cx3="http://schemas.microsoft.com/office/drawing/2016/5/9/chartex" xmlns:cx4="http://schemas.microsoft.com/office/drawing/2016/5/10/chartex" xmlns:cx5="http://schemas.microsoft.com/office/drawing/2016/5/11/chartex" xmlns:cx6="http://schemas.microsoft.com/office/drawing/2016/5/12/chartex" xmlns:cx7="http://schemas.microsoft.com/office/drawing/2016/5/13/chartex" xmlns:cx8="http://schemas.microsoft.com/office/drawing/2016/5/14/chartex" xmlns:mc="http://schemas.openxmlformats.org/markup-compatibility/2006" xmlns:aink="http://schemas.microsoft.com/office/drawing/2016/ink" xmlns:am3d="http://schemas.microsoft.com/office/drawing/2017/model3d" xmlns:o="urn:schemas-microsoft-com:office:office" xmlns:r="http://schemas.openxmlformats.org/officeDocument/2006/relationships" xmlns:m="http://schemas.openxmlformats.org/officeDocument/2006/math" xmlns:v="urn:schemas-microsoft-com:vml" xmlns:wp14="http://schemas.microsoft.com/office/word/2010/wordprocessingDrawing" xmlns:wp="http://schemas.openxmlformats.org/drawingml/2006/wordprocessingDrawing" xmlns:w10="urn:schemas-microsoft-com:office:word" xmlns:w="http://schemas.openxmlformats.org/wordprocessingml/2006/main" xmlns:w14="http://schemas.microsoft.com/office/word/2010/wordml" xmlns:w15="http://schemas.microsoft.com/office/word/2012/wordml" xmlns:w16cex="http://schemas.microsoft.com/office/word/2018/wordml/cex" xmlns:w16cid="http://schemas.microsoft.com/office/word/2016/wordml/cid" xmlns:w16="http://schemas.microsoft.com/office/word/2018/wordml" xmlns:w16sdtdh="http://schemas.microsoft.com/office/word/2020/wordml/sdtdatahash" xmlns:w16se="http://schemas.microsoft.com/office/word/2015/wordml/symex" xmlns:wpg="http://schemas.microsoft.com/office/word/2010/wordprocessingGroup" xmlns:wpi="http://schemas.microsoft.com/office/word/2010/wordprocessingInk" xmlns:wne="http://schemas.microsoft.com/office/word/2006/wordml" xmlns:wps="http://schemas.microsoft.com/office/word/2010/wordprocessingShape" mc:Ignorable="w14 w15 w16se w16cid w16 w16cex w16sdtdh wp14">
+<w:document xmlns:wpc="http://schemas.microsoft.com/office/word/2010/wordprocessingCanvas" xmlns:cx="http://schemas.microsoft.com/office/drawing/2014/chartex" xmlns:cx1="http://schemas.microsoft.com/office/drawing/2015/9/8/chartex" xmlns:cx2="http://schemas.microsoft.com/office/drawing/2015/10/21/chartex" xmlns:cx3="http://schemas.microsoft.com/office/drawing/2016/5/9/chartex" xmlns:cx4="http://schemas.microsoft.com/office/drawing/2016/5/10/chartex" xmlns:cx5="http://schemas.microsoft.com/office/drawing/2016/5/11/chartex" xmlns:cx6="http://schemas.microsoft.com/office/drawing/2016/5/12/chartex" xmlns:cx7="http://schemas.microsoft.com/office/drawing/2016/5/13/chartex" xmlns:cx8="http://schemas.microsoft.com/office/drawing/2016/5/14/chartex" xmlns:mc="http://schemas.openxmlformats.org/markup-compatibility/2006" xmlns:aink="http://schemas.microsoft.com/office/drawing/2016/ink" xmlns:am3d="http://schemas.microsoft.com/office/drawing/2017/model3d" xmlns:o="urn:schemas-microsoft-com:office:office" xmlns:r="http://schemas.openxmlformats.org/officeDocument/2006/relationships" xmlns:m="http://schemas.openxmlformats.org/officeDocument/2006/math" xmlns:v="urn:schemas-microsoft-com:vml" xmlns:wp14="http://schemas.microsoft.com/office/word/2010/wordprocessingDrawing" xmlns:wp="http://schemas.openxmlformats.org/drawingml/2006/wordprocessingDrawing" xmlns:w10="urn:schemas-microsoft-com:office:word" xmlns:w="http://schemas.openxmlformats.org/wordprocessingml/2006/main" xmlns:w14="http://schemas.microsoft.com/office/word/2010/wordml" xmlns:w15="http://schemas.microsoft.com/office/word/2012/wordml" xmlns:w16cid="http://schemas.microsoft.com/office/word/2016/wordml/cid" xmlns:w16se="http://schemas.microsoft.com/office/word/2015/wordml/symex" xmlns:wpg="http://schemas.microsoft.com/office/word/2010/wordprocessingGroup" xmlns:wpi="http://schemas.microsoft.com/office/word/2010/wordprocessingInk" xmlns:wne="http://schemas.microsoft.com/office/word/2006/wordml" xmlns:wps="http://schemas.microsoft.com/office/word/2010/wordprocessingShape" mc:Ignorable="w14 w15 w16se w16cid wp14">
   <w:body>
     <w:p>
       <w:pPr>
@@ -82,7 +82,7 @@
               </wp:anchor>
             </w:drawing>
           </mc:Choice>
-          <mc:Fallback xmlns:oel="http://schemas.microsoft.com/office/2019/extlst">
+          <mc:Fallback xmlns:oel="http://schemas.microsoft.com/office/2019/extlst" xmlns:w16sdtdh="http://schemas.microsoft.com/office/word/2020/wordml/sdtdatahash" xmlns:w16="http://schemas.microsoft.com/office/word/2018/wordml" xmlns:w16cex="http://schemas.microsoft.com/office/word/2018/wordml/cex">
             <w:pict>
               <v:rect w14:anchorId="2D05ECE6" id="Rectángulo 3" o:spid="_x0000_s1026" alt="rectángulo blanco para texto en portada" style="position:absolute;margin-left:-15.95pt;margin-top:73.85pt;width:310.15pt;height:681.65pt;z-index:-251656192;visibility:visible;mso-wrap-style:square;mso-width-percent:0;mso-height-percent:0;mso-wrap-distance-left:9pt;mso-wrap-distance-top:0;mso-wrap-distance-right:9pt;mso-wrap-distance-bottom:0;mso-position-horizontal:absolute;mso-position-horizontal-relative:text;mso-position-vertical:absolute;mso-position-vertical-relative:page;mso-width-percent:0;mso-height-percent:0;mso-width-relative:margin;mso-height-relative:margin;v-text-anchor:middle" o:gfxdata="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" fillcolor="white [3212]" stroked="f" strokeweight="2pt">
                 <w10:wrap anchory="page"/>
@@ -436,7 +436,7 @@
                     </wp:inline>
                   </w:drawing>
                 </mc:Choice>
-                <mc:Fallback xmlns:oel="http://schemas.microsoft.com/office/2019/extlst">
+                <mc:Fallback xmlns:oel="http://schemas.microsoft.com/office/2019/extlst" xmlns:w16sdtdh="http://schemas.microsoft.com/office/word/2020/wordml/sdtdatahash" xmlns:w16="http://schemas.microsoft.com/office/word/2018/wordml" xmlns:w16cex="http://schemas.microsoft.com/office/word/2018/wordml/cex">
                   <w:pict>
                     <v:line w14:anchorId="3C7809CC" id="Conector recto 5" o:spid="_x0000_s1026" alt="divisor de texto" style="visibility:visible;mso-wrap-style:square;mso-left-percent:-10001;mso-top-percent:-10001;mso-position-horizontal:absolute;mso-position-horizontal-relative:char;mso-position-vertical:absolute;mso-position-vertical-relative:line;mso-left-percent:-10001;mso-top-percent:-10001" from="0,0" to="109.5pt,0" o:gfxdata="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" strokecolor="#082a75 [3215]" strokeweight="3pt">
                       <w10:anchorlock/>
@@ -496,7 +496,6 @@
               </w:placeholder>
               <w15:appearance w15:val="hidden"/>
             </w:sdtPr>
-            <w:sdtEndPr/>
             <w:sdtContent>
               <w:p>
                 <w:pPr>
@@ -538,7 +537,7 @@
                     <w:noProof/>
                     <w:lang w:bidi="es-ES"/>
                   </w:rPr>
-                  <w:t>30 abril</w:t>
+                  <w:t>6 mayo</w:t>
                 </w:r>
                 <w:r>
                   <w:rPr>
@@ -614,7 +613,7 @@
                     </wp:inline>
                   </w:drawing>
                 </mc:Choice>
-                <mc:Fallback xmlns:oel="http://schemas.microsoft.com/office/2019/extlst">
+                <mc:Fallback xmlns:oel="http://schemas.microsoft.com/office/2019/extlst" xmlns:w16sdtdh="http://schemas.microsoft.com/office/word/2020/wordml/sdtdatahash" xmlns:w16="http://schemas.microsoft.com/office/word/2018/wordml" xmlns:w16cex="http://schemas.microsoft.com/office/word/2018/wordml/cex">
                   <w:pict>
                     <v:line w14:anchorId="2EAC2734" id="Conector recto 6" o:spid="_x0000_s1026" alt="divisor de texto" style="visibility:visible;mso-wrap-style:square;mso-left-percent:-10001;mso-top-percent:-10001;mso-position-horizontal:absolute;mso-position-horizontal-relative:char;mso-position-vertical:absolute;mso-position-vertical-relative:line;mso-left-percent:-10001;mso-top-percent:-10001" from="0,0" to="117.65pt,0" o:gfxdata="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" strokecolor="#082a75 [3215]" strokeweight="3pt">
                       <w10:anchorlock/>
@@ -861,7 +860,7 @@
               </wp:anchor>
             </w:drawing>
           </mc:Choice>
-          <mc:Fallback>
+          <mc:Fallback xmlns:w16sdtdh="http://schemas.microsoft.com/office/word/2020/wordml/sdtdatahash" xmlns:w16="http://schemas.microsoft.com/office/word/2018/wordml" xmlns:w16cex="http://schemas.microsoft.com/office/word/2018/wordml/cex">
             <w:pict>
               <v:rect w14:anchorId="65894E13" id="Rectángulo 2" o:spid="_x0000_s1026" alt="rectángulo de color" style="position:absolute;margin-left:-58.7pt;margin-top:525pt;width:611.1pt;height:316.5pt;z-index:-251657216;visibility:visible;mso-wrap-style:square;mso-height-percent:0;mso-wrap-distance-left:9pt;mso-wrap-distance-top:0;mso-wrap-distance-right:9pt;mso-wrap-distance-bottom:0;mso-position-horizontal:absolute;mso-position-horizontal-relative:text;mso-position-vertical:absolute;mso-position-vertical-relative:page;mso-height-percent:0;mso-height-relative:margin;v-text-anchor:middle" o:gfxdata="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" fillcolor="#34aba2 [3206]" stroked="f" strokeweight="2pt">
                 <w10:wrap anchory="page"/>
@@ -2370,7 +2369,35 @@
         <w:rPr>
           <w:b w:val="0"/>
         </w:rPr>
-        <w:t xml:space="preserve"> Nathalia Mejia Buitrago.</w:t>
+        <w:t xml:space="preserve"> </w:t>
+      </w:r>
+      <w:proofErr w:type="spellStart"/>
+      <w:r>
+        <w:rPr>
+          <w:b w:val="0"/>
+        </w:rPr>
+        <w:t>Nathalia</w:t>
+      </w:r>
+      <w:proofErr w:type="spellEnd"/>
+      <w:r>
+        <w:rPr>
+          <w:b w:val="0"/>
+        </w:rPr>
+        <w:t xml:space="preserve"> </w:t>
+      </w:r>
+      <w:proofErr w:type="spellStart"/>
+      <w:r>
+        <w:rPr>
+          <w:b w:val="0"/>
+        </w:rPr>
+        <w:t>Mejia</w:t>
+      </w:r>
+      <w:proofErr w:type="spellEnd"/>
+      <w:r>
+        <w:rPr>
+          <w:b w:val="0"/>
+        </w:rPr>
+        <w:t xml:space="preserve"> Buitrago.</w:t>
       </w:r>
     </w:p>
     <w:p>
@@ -2424,7 +2451,35 @@
         <w:rPr>
           <w:b w:val="0"/>
         </w:rPr>
-        <w:t xml:space="preserve"> Nathalia Mejia Buitrago.</w:t>
+        <w:t xml:space="preserve"> </w:t>
+      </w:r>
+      <w:proofErr w:type="spellStart"/>
+      <w:r>
+        <w:rPr>
+          <w:b w:val="0"/>
+        </w:rPr>
+        <w:t>Nathalia</w:t>
+      </w:r>
+      <w:proofErr w:type="spellEnd"/>
+      <w:r>
+        <w:rPr>
+          <w:b w:val="0"/>
+        </w:rPr>
+        <w:t xml:space="preserve"> </w:t>
+      </w:r>
+      <w:proofErr w:type="spellStart"/>
+      <w:r>
+        <w:rPr>
+          <w:b w:val="0"/>
+        </w:rPr>
+        <w:t>Mejia</w:t>
+      </w:r>
+      <w:proofErr w:type="spellEnd"/>
+      <w:r>
+        <w:rPr>
+          <w:b w:val="0"/>
+        </w:rPr>
+        <w:t xml:space="preserve"> Buitrago.</w:t>
       </w:r>
     </w:p>
     <w:p>
@@ -2461,7 +2516,35 @@
         <w:rPr>
           <w:b w:val="0"/>
         </w:rPr>
-        <w:t xml:space="preserve"> Nathalia Mejia Buitrago - Isaura Alexandra Banguera Ruiz.</w:t>
+        <w:t xml:space="preserve"> </w:t>
+      </w:r>
+      <w:proofErr w:type="spellStart"/>
+      <w:r>
+        <w:rPr>
+          <w:b w:val="0"/>
+        </w:rPr>
+        <w:t>Nathalia</w:t>
+      </w:r>
+      <w:proofErr w:type="spellEnd"/>
+      <w:r>
+        <w:rPr>
+          <w:b w:val="0"/>
+        </w:rPr>
+        <w:t xml:space="preserve"> </w:t>
+      </w:r>
+      <w:proofErr w:type="spellStart"/>
+      <w:r>
+        <w:rPr>
+          <w:b w:val="0"/>
+        </w:rPr>
+        <w:t>Mejia</w:t>
+      </w:r>
+      <w:proofErr w:type="spellEnd"/>
+      <w:r>
+        <w:rPr>
+          <w:b w:val="0"/>
+        </w:rPr>
+        <w:t xml:space="preserve"> Buitrago - Isaura Alexandra Banguera Ruiz.</w:t>
       </w:r>
     </w:p>
     <w:p>
@@ -2503,11 +2586,47 @@
         </w:rPr>
         <w:t xml:space="preserve">: </w:t>
       </w:r>
+      <w:proofErr w:type="spellStart"/>
       <w:r>
         <w:rPr>
           <w:b w:val="0"/>
         </w:rPr>
-        <w:t>Nathalia Mejia Buitrago  - Isaura Alexandra Banguera Rui</w:t>
+        <w:t>Nathalia</w:t>
+      </w:r>
+      <w:proofErr w:type="spellEnd"/>
+      <w:r>
+        <w:rPr>
+          <w:b w:val="0"/>
+        </w:rPr>
+        <w:t xml:space="preserve"> </w:t>
+      </w:r>
+      <w:proofErr w:type="spellStart"/>
+      <w:r>
+        <w:rPr>
+          <w:b w:val="0"/>
+        </w:rPr>
+        <w:t>Mejia</w:t>
+      </w:r>
+      <w:proofErr w:type="spellEnd"/>
+      <w:r>
+        <w:rPr>
+          <w:b w:val="0"/>
+        </w:rPr>
+        <w:t xml:space="preserve"> </w:t>
+      </w:r>
+      <w:proofErr w:type="gramStart"/>
+      <w:r>
+        <w:rPr>
+          <w:b w:val="0"/>
+        </w:rPr>
+        <w:t>Buitrago  -</w:t>
+      </w:r>
+      <w:proofErr w:type="gramEnd"/>
+      <w:r>
+        <w:rPr>
+          <w:b w:val="0"/>
+        </w:rPr>
+        <w:t xml:space="preserve"> Isaura Alexandra Banguera Rui</w:t>
       </w:r>
     </w:p>
     <w:p>
@@ -5098,12 +5217,12 @@
         <w:tblLook w:val="04A0" w:firstRow="1" w:lastRow="0" w:firstColumn="1" w:lastColumn="0" w:noHBand="0" w:noVBand="1"/>
       </w:tblPr>
       <w:tblGrid>
-        <w:gridCol w:w="1200"/>
-        <w:gridCol w:w="1200"/>
-        <w:gridCol w:w="1200"/>
-        <w:gridCol w:w="1200"/>
-        <w:gridCol w:w="1200"/>
-        <w:gridCol w:w="1200"/>
+        <w:gridCol w:w="1670"/>
+        <w:gridCol w:w="1670"/>
+        <w:gridCol w:w="1671"/>
+        <w:gridCol w:w="1671"/>
+        <w:gridCol w:w="1671"/>
+        <w:gridCol w:w="1671"/>
       </w:tblGrid>
       <w:tr>
         <w:trPr>
@@ -6188,6 +6307,279 @@
               </w:rPr>
               <w:t> </w:t>
             </w:r>
+            <w:r>
+              <w:rPr>
+                <w:rFonts w:ascii="Calibri" w:eastAsia="Times New Roman" w:hAnsi="Calibri" w:cs="Calibri"/>
+                <w:b w:val="0"/>
+                <w:color w:val="000000"/>
+                <w:sz w:val="22"/>
+                <w:lang w:val="es-CO" w:eastAsia="es-CO"/>
+              </w:rPr>
+              <w:t>1.</w:t>
+            </w:r>
+            <w:r>
+              <w:rPr>
+                <w:rFonts w:ascii="Calibri" w:eastAsia="Times New Roman" w:hAnsi="Calibri" w:cs="Calibri"/>
+                <w:b w:val="0"/>
+                <w:color w:val="000000"/>
+                <w:sz w:val="22"/>
+                <w:lang w:val="es-CO" w:eastAsia="es-CO"/>
+              </w:rPr>
+              <w:t>acceso al sistema como empleado</w:t>
+            </w:r>
+          </w:p>
+          <w:p>
+            <w:pPr>
+              <w:spacing w:line="240" w:lineRule="auto"/>
+              <w:jc w:val="center"/>
+              <w:rPr>
+                <w:rFonts w:ascii="Calibri" w:eastAsia="Times New Roman" w:hAnsi="Calibri" w:cs="Calibri"/>
+                <w:b w:val="0"/>
+                <w:color w:val="000000"/>
+                <w:sz w:val="22"/>
+                <w:lang w:val="es-CO" w:eastAsia="es-CO"/>
+              </w:rPr>
+            </w:pPr>
+            <w:r>
+              <w:rPr>
+                <w:rFonts w:ascii="Calibri" w:eastAsia="Times New Roman" w:hAnsi="Calibri" w:cs="Calibri"/>
+                <w:b w:val="0"/>
+                <w:noProof/>
+                <w:color w:val="000000"/>
+                <w:sz w:val="22"/>
+                <w:lang w:val="es-CO" w:eastAsia="es-CO"/>
+              </w:rPr>
+              <w:drawing>
+                <wp:inline distT="0" distB="0" distL="0" distR="0" wp14:anchorId="29F18991" wp14:editId="5C8E3B92">
+                  <wp:extent cx="6087325" cy="4258269"/>
+                  <wp:effectExtent l="0" t="0" r="8890" b="9525"/>
+                  <wp:docPr id="7" name="Imagen 7"/>
+                  <wp:cNvGraphicFramePr>
+                    <a:graphicFrameLocks xmlns:a="http://schemas.openxmlformats.org/drawingml/2006/main" noChangeAspect="1"/>
+                  </wp:cNvGraphicFramePr>
+                  <a:graphic xmlns:a="http://schemas.openxmlformats.org/drawingml/2006/main">
+                    <a:graphicData uri="http://schemas.openxmlformats.org/drawingml/2006/picture">
+                      <pic:pic xmlns:pic="http://schemas.openxmlformats.org/drawingml/2006/picture">
+                        <pic:nvPicPr>
+                          <pic:cNvPr id="7" name="acceso al sistema como empleado.png"/>
+                          <pic:cNvPicPr/>
+                        </pic:nvPicPr>
+                        <pic:blipFill>
+                          <a:blip r:embed="rId14">
+                            <a:extLst>
+                              <a:ext uri="{28A0092B-C50C-407E-A947-70E740481C1C}">
+                                <a14:useLocalDpi xmlns:a14="http://schemas.microsoft.com/office/drawing/2010/main" val="0"/>
+                              </a:ext>
+                            </a:extLst>
+                          </a:blip>
+                          <a:stretch>
+                            <a:fillRect/>
+                          </a:stretch>
+                        </pic:blipFill>
+                        <pic:spPr>
+                          <a:xfrm>
+                            <a:off x="0" y="0"/>
+                            <a:ext cx="6087325" cy="4258269"/>
+                          </a:xfrm>
+                          <a:prstGeom prst="rect">
+                            <a:avLst/>
+                          </a:prstGeom>
+                        </pic:spPr>
+                      </pic:pic>
+                    </a:graphicData>
+                  </a:graphic>
+                </wp:inline>
+              </w:drawing>
+            </w:r>
+          </w:p>
+          <w:p>
+            <w:pPr>
+              <w:spacing w:line="240" w:lineRule="auto"/>
+              <w:jc w:val="center"/>
+              <w:rPr>
+                <w:rFonts w:ascii="Calibri" w:eastAsia="Times New Roman" w:hAnsi="Calibri" w:cs="Calibri"/>
+                <w:b w:val="0"/>
+                <w:color w:val="000000"/>
+                <w:sz w:val="22"/>
+                <w:lang w:val="es-CO" w:eastAsia="es-CO"/>
+              </w:rPr>
+            </w:pPr>
+            <w:r>
+              <w:rPr>
+                <w:rFonts w:ascii="Calibri" w:eastAsia="Times New Roman" w:hAnsi="Calibri" w:cs="Calibri"/>
+                <w:b w:val="0"/>
+                <w:color w:val="000000"/>
+                <w:sz w:val="22"/>
+                <w:lang w:val="es-CO" w:eastAsia="es-CO"/>
+              </w:rPr>
+              <w:t>2.registro de compra por el empleado</w:t>
+            </w:r>
+          </w:p>
+          <w:p>
+            <w:pPr>
+              <w:spacing w:line="240" w:lineRule="auto"/>
+              <w:jc w:val="center"/>
+              <w:rPr>
+                <w:rFonts w:ascii="Calibri" w:eastAsia="Times New Roman" w:hAnsi="Calibri" w:cs="Calibri"/>
+                <w:b w:val="0"/>
+                <w:color w:val="000000"/>
+                <w:sz w:val="22"/>
+                <w:lang w:val="es-CO" w:eastAsia="es-CO"/>
+              </w:rPr>
+            </w:pPr>
+            <w:r>
+              <w:rPr>
+                <w:rFonts w:ascii="Calibri" w:eastAsia="Times New Roman" w:hAnsi="Calibri" w:cs="Calibri"/>
+                <w:b w:val="0"/>
+                <w:noProof/>
+                <w:color w:val="000000"/>
+                <w:sz w:val="22"/>
+                <w:lang w:val="es-CO" w:eastAsia="es-CO"/>
+              </w:rPr>
+              <w:lastRenderedPageBreak/>
+              <w:drawing>
+                <wp:inline distT="0" distB="0" distL="0" distR="0" wp14:anchorId="574EB8D0" wp14:editId="0CFA0566">
+                  <wp:extent cx="6371590" cy="4489450"/>
+                  <wp:effectExtent l="0" t="0" r="0" b="6350"/>
+                  <wp:docPr id="9" name="Imagen 9"/>
+                  <wp:cNvGraphicFramePr>
+                    <a:graphicFrameLocks xmlns:a="http://schemas.openxmlformats.org/drawingml/2006/main" noChangeAspect="1"/>
+                  </wp:cNvGraphicFramePr>
+                  <a:graphic xmlns:a="http://schemas.openxmlformats.org/drawingml/2006/main">
+                    <a:graphicData uri="http://schemas.openxmlformats.org/drawingml/2006/picture">
+                      <pic:pic xmlns:pic="http://schemas.openxmlformats.org/drawingml/2006/picture">
+                        <pic:nvPicPr>
+                          <pic:cNvPr id="9" name="registro de compra por el empleado.png"/>
+                          <pic:cNvPicPr/>
+                        </pic:nvPicPr>
+                        <pic:blipFill>
+                          <a:blip r:embed="rId15">
+                            <a:extLst>
+                              <a:ext uri="{28A0092B-C50C-407E-A947-70E740481C1C}">
+                                <a14:useLocalDpi xmlns:a14="http://schemas.microsoft.com/office/drawing/2010/main" val="0"/>
+                              </a:ext>
+                            </a:extLst>
+                          </a:blip>
+                          <a:stretch>
+                            <a:fillRect/>
+                          </a:stretch>
+                        </pic:blipFill>
+                        <pic:spPr>
+                          <a:xfrm>
+                            <a:off x="0" y="0"/>
+                            <a:ext cx="6371590" cy="4489450"/>
+                          </a:xfrm>
+                          <a:prstGeom prst="rect">
+                            <a:avLst/>
+                          </a:prstGeom>
+                        </pic:spPr>
+                      </pic:pic>
+                    </a:graphicData>
+                  </a:graphic>
+                </wp:inline>
+              </w:drawing>
+            </w:r>
+          </w:p>
+          <w:p>
+            <w:pPr>
+              <w:spacing w:line="240" w:lineRule="auto"/>
+              <w:jc w:val="center"/>
+              <w:rPr>
+                <w:rFonts w:ascii="Calibri" w:eastAsia="Times New Roman" w:hAnsi="Calibri" w:cs="Calibri"/>
+                <w:b w:val="0"/>
+                <w:color w:val="000000"/>
+                <w:sz w:val="22"/>
+                <w:lang w:val="es-CO" w:eastAsia="es-CO"/>
+              </w:rPr>
+            </w:pPr>
+            <w:r>
+              <w:rPr>
+                <w:rFonts w:ascii="Calibri" w:eastAsia="Times New Roman" w:hAnsi="Calibri" w:cs="Calibri"/>
+                <w:b w:val="0"/>
+                <w:color w:val="000000"/>
+                <w:sz w:val="22"/>
+                <w:lang w:val="es-CO" w:eastAsia="es-CO"/>
+              </w:rPr>
+              <w:t>3.registro de compra en el sistema</w:t>
+            </w:r>
+          </w:p>
+          <w:p>
+            <w:pPr>
+              <w:spacing w:line="240" w:lineRule="auto"/>
+              <w:jc w:val="center"/>
+              <w:rPr>
+                <w:rFonts w:ascii="Calibri" w:eastAsia="Times New Roman" w:hAnsi="Calibri" w:cs="Calibri"/>
+                <w:b w:val="0"/>
+                <w:color w:val="000000"/>
+                <w:sz w:val="22"/>
+                <w:lang w:val="es-CO" w:eastAsia="es-CO"/>
+              </w:rPr>
+            </w:pPr>
+            <w:r>
+              <w:rPr>
+                <w:rFonts w:ascii="Calibri" w:eastAsia="Times New Roman" w:hAnsi="Calibri" w:cs="Calibri"/>
+                <w:b w:val="0"/>
+                <w:noProof/>
+                <w:color w:val="000000"/>
+                <w:sz w:val="22"/>
+                <w:lang w:val="es-CO" w:eastAsia="es-CO"/>
+              </w:rPr>
+              <w:lastRenderedPageBreak/>
+              <w:drawing>
+                <wp:inline distT="0" distB="0" distL="0" distR="0" wp14:anchorId="15793C4F" wp14:editId="5AF12A04">
+                  <wp:extent cx="6371590" cy="4493895"/>
+                  <wp:effectExtent l="0" t="0" r="0" b="1905"/>
+                  <wp:docPr id="11" name="Imagen 11"/>
+                  <wp:cNvGraphicFramePr>
+                    <a:graphicFrameLocks xmlns:a="http://schemas.openxmlformats.org/drawingml/2006/main" noChangeAspect="1"/>
+                  </wp:cNvGraphicFramePr>
+                  <a:graphic xmlns:a="http://schemas.openxmlformats.org/drawingml/2006/main">
+                    <a:graphicData uri="http://schemas.openxmlformats.org/drawingml/2006/picture">
+                      <pic:pic xmlns:pic="http://schemas.openxmlformats.org/drawingml/2006/picture">
+                        <pic:nvPicPr>
+                          <pic:cNvPr id="11" name="registro de compra en el sistema.png"/>
+                          <pic:cNvPicPr/>
+                        </pic:nvPicPr>
+                        <pic:blipFill>
+                          <a:blip r:embed="rId16">
+                            <a:extLst>
+                              <a:ext uri="{28A0092B-C50C-407E-A947-70E740481C1C}">
+                                <a14:useLocalDpi xmlns:a14="http://schemas.microsoft.com/office/drawing/2010/main" val="0"/>
+                              </a:ext>
+                            </a:extLst>
+                          </a:blip>
+                          <a:stretch>
+                            <a:fillRect/>
+                          </a:stretch>
+                        </pic:blipFill>
+                        <pic:spPr>
+                          <a:xfrm>
+                            <a:off x="0" y="0"/>
+                            <a:ext cx="6371590" cy="4493895"/>
+                          </a:xfrm>
+                          <a:prstGeom prst="rect">
+                            <a:avLst/>
+                          </a:prstGeom>
+                        </pic:spPr>
+                      </pic:pic>
+                    </a:graphicData>
+                  </a:graphic>
+                </wp:inline>
+              </w:drawing>
+            </w:r>
+          </w:p>
+          <w:p>
+            <w:pPr>
+              <w:spacing w:line="240" w:lineRule="auto"/>
+              <w:jc w:val="center"/>
+              <w:rPr>
+                <w:rFonts w:ascii="Calibri" w:eastAsia="Times New Roman" w:hAnsi="Calibri" w:cs="Calibri"/>
+                <w:b w:val="0"/>
+                <w:color w:val="000000"/>
+                <w:sz w:val="22"/>
+                <w:lang w:val="es-CO" w:eastAsia="es-CO"/>
+              </w:rPr>
+            </w:pPr>
           </w:p>
         </w:tc>
       </w:tr>
@@ -6226,12 +6618,12 @@
         <w:tblLook w:val="04A0" w:firstRow="1" w:lastRow="0" w:firstColumn="1" w:lastColumn="0" w:noHBand="0" w:noVBand="1"/>
       </w:tblPr>
       <w:tblGrid>
-        <w:gridCol w:w="1200"/>
-        <w:gridCol w:w="1200"/>
-        <w:gridCol w:w="1200"/>
-        <w:gridCol w:w="1200"/>
-        <w:gridCol w:w="1200"/>
-        <w:gridCol w:w="1200"/>
+        <w:gridCol w:w="1670"/>
+        <w:gridCol w:w="1670"/>
+        <w:gridCol w:w="1671"/>
+        <w:gridCol w:w="1671"/>
+        <w:gridCol w:w="1671"/>
+        <w:gridCol w:w="1671"/>
       </w:tblGrid>
       <w:tr>
         <w:trPr>
@@ -7313,6 +7705,615 @@
               </w:rPr>
               <w:t> </w:t>
             </w:r>
+            <w:r>
+              <w:rPr>
+                <w:rFonts w:ascii="Calibri" w:eastAsia="Times New Roman" w:hAnsi="Calibri" w:cs="Calibri"/>
+                <w:b w:val="0"/>
+                <w:color w:val="000000"/>
+                <w:sz w:val="22"/>
+                <w:lang w:val="es-CO" w:eastAsia="es-CO"/>
+              </w:rPr>
+              <w:t>4.registro de compra cliente</w:t>
+            </w:r>
+          </w:p>
+          <w:p>
+            <w:pPr>
+              <w:spacing w:line="240" w:lineRule="auto"/>
+              <w:jc w:val="center"/>
+              <w:rPr>
+                <w:rFonts w:ascii="Calibri" w:eastAsia="Times New Roman" w:hAnsi="Calibri" w:cs="Calibri"/>
+                <w:b w:val="0"/>
+                <w:color w:val="000000"/>
+                <w:sz w:val="22"/>
+                <w:lang w:val="es-CO" w:eastAsia="es-CO"/>
+              </w:rPr>
+            </w:pPr>
+            <w:r>
+              <w:rPr>
+                <w:rFonts w:ascii="Calibri" w:eastAsia="Times New Roman" w:hAnsi="Calibri" w:cs="Calibri"/>
+                <w:b w:val="0"/>
+                <w:noProof/>
+                <w:color w:val="000000"/>
+                <w:sz w:val="22"/>
+                <w:lang w:val="es-CO" w:eastAsia="es-CO"/>
+              </w:rPr>
+              <w:lastRenderedPageBreak/>
+              <w:drawing>
+                <wp:inline distT="0" distB="0" distL="0" distR="0" wp14:anchorId="5876E419" wp14:editId="26AB8E22">
+                  <wp:extent cx="6371590" cy="4479290"/>
+                  <wp:effectExtent l="0" t="0" r="0" b="0"/>
+                  <wp:docPr id="12" name="Imagen 12"/>
+                  <wp:cNvGraphicFramePr>
+                    <a:graphicFrameLocks xmlns:a="http://schemas.openxmlformats.org/drawingml/2006/main" noChangeAspect="1"/>
+                  </wp:cNvGraphicFramePr>
+                  <a:graphic xmlns:a="http://schemas.openxmlformats.org/drawingml/2006/main">
+                    <a:graphicData uri="http://schemas.openxmlformats.org/drawingml/2006/picture">
+                      <pic:pic xmlns:pic="http://schemas.openxmlformats.org/drawingml/2006/picture">
+                        <pic:nvPicPr>
+                          <pic:cNvPr id="12" name="registro compra cliente.png"/>
+                          <pic:cNvPicPr/>
+                        </pic:nvPicPr>
+                        <pic:blipFill>
+                          <a:blip r:embed="rId17">
+                            <a:extLst>
+                              <a:ext uri="{28A0092B-C50C-407E-A947-70E740481C1C}">
+                                <a14:useLocalDpi xmlns:a14="http://schemas.microsoft.com/office/drawing/2010/main" val="0"/>
+                              </a:ext>
+                            </a:extLst>
+                          </a:blip>
+                          <a:stretch>
+                            <a:fillRect/>
+                          </a:stretch>
+                        </pic:blipFill>
+                        <pic:spPr>
+                          <a:xfrm>
+                            <a:off x="0" y="0"/>
+                            <a:ext cx="6371590" cy="4479290"/>
+                          </a:xfrm>
+                          <a:prstGeom prst="rect">
+                            <a:avLst/>
+                          </a:prstGeom>
+                        </pic:spPr>
+                      </pic:pic>
+                    </a:graphicData>
+                  </a:graphic>
+                </wp:inline>
+              </w:drawing>
+            </w:r>
+          </w:p>
+          <w:p>
+            <w:pPr>
+              <w:spacing w:line="240" w:lineRule="auto"/>
+              <w:jc w:val="center"/>
+              <w:rPr>
+                <w:rFonts w:ascii="Calibri" w:eastAsia="Times New Roman" w:hAnsi="Calibri" w:cs="Calibri"/>
+                <w:b w:val="0"/>
+                <w:color w:val="000000"/>
+                <w:sz w:val="22"/>
+                <w:lang w:val="es-CO" w:eastAsia="es-CO"/>
+              </w:rPr>
+            </w:pPr>
+            <w:r>
+              <w:rPr>
+                <w:rFonts w:ascii="Calibri" w:eastAsia="Times New Roman" w:hAnsi="Calibri" w:cs="Calibri"/>
+                <w:b w:val="0"/>
+                <w:color w:val="000000"/>
+                <w:sz w:val="22"/>
+                <w:lang w:val="es-CO" w:eastAsia="es-CO"/>
+              </w:rPr>
+              <w:t>5.historial registro de venta cliente</w:t>
+            </w:r>
+          </w:p>
+          <w:p>
+            <w:pPr>
+              <w:spacing w:line="240" w:lineRule="auto"/>
+              <w:jc w:val="center"/>
+              <w:rPr>
+                <w:rFonts w:ascii="Calibri" w:eastAsia="Times New Roman" w:hAnsi="Calibri" w:cs="Calibri"/>
+                <w:b w:val="0"/>
+                <w:color w:val="000000"/>
+                <w:sz w:val="22"/>
+                <w:lang w:val="es-CO" w:eastAsia="es-CO"/>
+              </w:rPr>
+            </w:pPr>
+            <w:r>
+              <w:rPr>
+                <w:rFonts w:ascii="Calibri" w:eastAsia="Times New Roman" w:hAnsi="Calibri" w:cs="Calibri"/>
+                <w:b w:val="0"/>
+                <w:noProof/>
+                <w:color w:val="000000"/>
+                <w:sz w:val="22"/>
+                <w:lang w:val="es-CO" w:eastAsia="es-CO"/>
+              </w:rPr>
+              <w:lastRenderedPageBreak/>
+              <w:drawing>
+                <wp:inline distT="0" distB="0" distL="0" distR="0" wp14:anchorId="17E685F8" wp14:editId="571F208D">
+                  <wp:extent cx="6371590" cy="4459605"/>
+                  <wp:effectExtent l="0" t="0" r="0" b="0"/>
+                  <wp:docPr id="13" name="Imagen 13"/>
+                  <wp:cNvGraphicFramePr>
+                    <a:graphicFrameLocks xmlns:a="http://schemas.openxmlformats.org/drawingml/2006/main" noChangeAspect="1"/>
+                  </wp:cNvGraphicFramePr>
+                  <a:graphic xmlns:a="http://schemas.openxmlformats.org/drawingml/2006/main">
+                    <a:graphicData uri="http://schemas.openxmlformats.org/drawingml/2006/picture">
+                      <pic:pic xmlns:pic="http://schemas.openxmlformats.org/drawingml/2006/picture">
+                        <pic:nvPicPr>
+                          <pic:cNvPr id="13" name="historial registro venta cliente.png"/>
+                          <pic:cNvPicPr/>
+                        </pic:nvPicPr>
+                        <pic:blipFill>
+                          <a:blip r:embed="rId18">
+                            <a:extLst>
+                              <a:ext uri="{28A0092B-C50C-407E-A947-70E740481C1C}">
+                                <a14:useLocalDpi xmlns:a14="http://schemas.microsoft.com/office/drawing/2010/main" val="0"/>
+                              </a:ext>
+                            </a:extLst>
+                          </a:blip>
+                          <a:stretch>
+                            <a:fillRect/>
+                          </a:stretch>
+                        </pic:blipFill>
+                        <pic:spPr>
+                          <a:xfrm>
+                            <a:off x="0" y="0"/>
+                            <a:ext cx="6371590" cy="4459605"/>
+                          </a:xfrm>
+                          <a:prstGeom prst="rect">
+                            <a:avLst/>
+                          </a:prstGeom>
+                        </pic:spPr>
+                      </pic:pic>
+                    </a:graphicData>
+                  </a:graphic>
+                </wp:inline>
+              </w:drawing>
+            </w:r>
+          </w:p>
+          <w:p>
+            <w:pPr>
+              <w:spacing w:line="240" w:lineRule="auto"/>
+              <w:jc w:val="center"/>
+              <w:rPr>
+                <w:rFonts w:ascii="Calibri" w:eastAsia="Times New Roman" w:hAnsi="Calibri" w:cs="Calibri"/>
+                <w:b w:val="0"/>
+                <w:color w:val="000000"/>
+                <w:sz w:val="22"/>
+                <w:lang w:val="es-CO" w:eastAsia="es-CO"/>
+              </w:rPr>
+            </w:pPr>
+            <w:r>
+              <w:rPr>
+                <w:rFonts w:ascii="Calibri" w:eastAsia="Times New Roman" w:hAnsi="Calibri" w:cs="Calibri"/>
+                <w:b w:val="0"/>
+                <w:color w:val="000000"/>
+                <w:sz w:val="22"/>
+                <w:lang w:val="es-CO" w:eastAsia="es-CO"/>
+              </w:rPr>
+              <w:t>6.factura cliente registrado</w:t>
+            </w:r>
+          </w:p>
+          <w:p>
+            <w:pPr>
+              <w:spacing w:line="240" w:lineRule="auto"/>
+              <w:jc w:val="center"/>
+              <w:rPr>
+                <w:rFonts w:ascii="Calibri" w:eastAsia="Times New Roman" w:hAnsi="Calibri" w:cs="Calibri"/>
+                <w:b w:val="0"/>
+                <w:color w:val="000000"/>
+                <w:sz w:val="22"/>
+                <w:lang w:val="es-CO" w:eastAsia="es-CO"/>
+              </w:rPr>
+            </w:pPr>
+            <w:r>
+              <w:rPr>
+                <w:rFonts w:ascii="Calibri" w:eastAsia="Times New Roman" w:hAnsi="Calibri" w:cs="Calibri"/>
+                <w:b w:val="0"/>
+                <w:noProof/>
+                <w:color w:val="000000"/>
+                <w:sz w:val="22"/>
+                <w:lang w:val="es-CO" w:eastAsia="es-CO"/>
+              </w:rPr>
+              <w:lastRenderedPageBreak/>
+              <w:drawing>
+                <wp:inline distT="0" distB="0" distL="0" distR="0" wp14:anchorId="3D24E10D" wp14:editId="089ED0F2">
+                  <wp:extent cx="6371590" cy="4902200"/>
+                  <wp:effectExtent l="0" t="0" r="0" b="0"/>
+                  <wp:docPr id="14" name="Imagen 14"/>
+                  <wp:cNvGraphicFramePr>
+                    <a:graphicFrameLocks xmlns:a="http://schemas.openxmlformats.org/drawingml/2006/main" noChangeAspect="1"/>
+                  </wp:cNvGraphicFramePr>
+                  <a:graphic xmlns:a="http://schemas.openxmlformats.org/drawingml/2006/main">
+                    <a:graphicData uri="http://schemas.openxmlformats.org/drawingml/2006/picture">
+                      <pic:pic xmlns:pic="http://schemas.openxmlformats.org/drawingml/2006/picture">
+                        <pic:nvPicPr>
+                          <pic:cNvPr id="14" name="factura cliente registrado.png"/>
+                          <pic:cNvPicPr/>
+                        </pic:nvPicPr>
+                        <pic:blipFill>
+                          <a:blip r:embed="rId19">
+                            <a:extLst>
+                              <a:ext uri="{28A0092B-C50C-407E-A947-70E740481C1C}">
+                                <a14:useLocalDpi xmlns:a14="http://schemas.microsoft.com/office/drawing/2010/main" val="0"/>
+                              </a:ext>
+                            </a:extLst>
+                          </a:blip>
+                          <a:stretch>
+                            <a:fillRect/>
+                          </a:stretch>
+                        </pic:blipFill>
+                        <pic:spPr>
+                          <a:xfrm>
+                            <a:off x="0" y="0"/>
+                            <a:ext cx="6371590" cy="4902200"/>
+                          </a:xfrm>
+                          <a:prstGeom prst="rect">
+                            <a:avLst/>
+                          </a:prstGeom>
+                        </pic:spPr>
+                      </pic:pic>
+                    </a:graphicData>
+                  </a:graphic>
+                </wp:inline>
+              </w:drawing>
+            </w:r>
+          </w:p>
+          <w:p>
+            <w:pPr>
+              <w:spacing w:line="240" w:lineRule="auto"/>
+              <w:jc w:val="center"/>
+              <w:rPr>
+                <w:rFonts w:ascii="Calibri" w:eastAsia="Times New Roman" w:hAnsi="Calibri" w:cs="Calibri"/>
+                <w:b w:val="0"/>
+                <w:color w:val="000000"/>
+                <w:sz w:val="22"/>
+                <w:lang w:val="es-CO" w:eastAsia="es-CO"/>
+              </w:rPr>
+            </w:pPr>
+          </w:p>
+          <w:p>
+            <w:pPr>
+              <w:spacing w:line="240" w:lineRule="auto"/>
+              <w:jc w:val="center"/>
+              <w:rPr>
+                <w:rFonts w:ascii="Calibri" w:eastAsia="Times New Roman" w:hAnsi="Calibri" w:cs="Calibri"/>
+                <w:b w:val="0"/>
+                <w:color w:val="000000"/>
+                <w:sz w:val="22"/>
+                <w:lang w:val="es-CO" w:eastAsia="es-CO"/>
+              </w:rPr>
+            </w:pPr>
+            <w:r>
+              <w:rPr>
+                <w:rFonts w:ascii="Calibri" w:eastAsia="Times New Roman" w:hAnsi="Calibri" w:cs="Calibri"/>
+                <w:b w:val="0"/>
+                <w:color w:val="000000"/>
+                <w:sz w:val="22"/>
+                <w:lang w:val="es-CO" w:eastAsia="es-CO"/>
+              </w:rPr>
+              <w:t>7</w:t>
+            </w:r>
+            <w:r>
+              <w:rPr>
+                <w:rFonts w:ascii="Calibri" w:eastAsia="Times New Roman" w:hAnsi="Calibri" w:cs="Calibri"/>
+                <w:b w:val="0"/>
+                <w:color w:val="000000"/>
+                <w:sz w:val="22"/>
+                <w:lang w:val="es-CO" w:eastAsia="es-CO"/>
+              </w:rPr>
+              <w:t xml:space="preserve">.registro de compra cliente </w:t>
+            </w:r>
+            <w:r>
+              <w:rPr>
+                <w:rFonts w:ascii="Calibri" w:eastAsia="Times New Roman" w:hAnsi="Calibri" w:cs="Calibri"/>
+                <w:b w:val="0"/>
+                <w:color w:val="000000"/>
+                <w:sz w:val="22"/>
+                <w:lang w:val="es-CO" w:eastAsia="es-CO"/>
+              </w:rPr>
+              <w:t>ocasional</w:t>
+            </w:r>
+          </w:p>
+          <w:p>
+            <w:pPr>
+              <w:spacing w:line="240" w:lineRule="auto"/>
+              <w:jc w:val="center"/>
+              <w:rPr>
+                <w:rFonts w:ascii="Calibri" w:eastAsia="Times New Roman" w:hAnsi="Calibri" w:cs="Calibri"/>
+                <w:b w:val="0"/>
+                <w:color w:val="000000"/>
+                <w:sz w:val="22"/>
+                <w:lang w:val="es-CO" w:eastAsia="es-CO"/>
+              </w:rPr>
+            </w:pPr>
+          </w:p>
+          <w:p>
+            <w:pPr>
+              <w:spacing w:line="240" w:lineRule="auto"/>
+              <w:jc w:val="center"/>
+              <w:rPr>
+                <w:rFonts w:ascii="Calibri" w:eastAsia="Times New Roman" w:hAnsi="Calibri" w:cs="Calibri"/>
+                <w:b w:val="0"/>
+                <w:color w:val="000000"/>
+                <w:sz w:val="22"/>
+                <w:lang w:val="es-CO" w:eastAsia="es-CO"/>
+              </w:rPr>
+            </w:pPr>
+            <w:r>
+              <w:rPr>
+                <w:rFonts w:ascii="Calibri" w:eastAsia="Times New Roman" w:hAnsi="Calibri" w:cs="Calibri"/>
+                <w:b w:val="0"/>
+                <w:noProof/>
+                <w:color w:val="000000"/>
+                <w:sz w:val="22"/>
+                <w:lang w:val="es-CO" w:eastAsia="es-CO"/>
+              </w:rPr>
+              <w:lastRenderedPageBreak/>
+              <w:drawing>
+                <wp:inline distT="0" distB="0" distL="0" distR="0" wp14:anchorId="69B48357" wp14:editId="162FDD40">
+                  <wp:extent cx="6371590" cy="4488180"/>
+                  <wp:effectExtent l="0" t="0" r="0" b="7620"/>
+                  <wp:docPr id="15" name="Imagen 15"/>
+                  <wp:cNvGraphicFramePr>
+                    <a:graphicFrameLocks xmlns:a="http://schemas.openxmlformats.org/drawingml/2006/main" noChangeAspect="1"/>
+                  </wp:cNvGraphicFramePr>
+                  <a:graphic xmlns:a="http://schemas.openxmlformats.org/drawingml/2006/main">
+                    <a:graphicData uri="http://schemas.openxmlformats.org/drawingml/2006/picture">
+                      <pic:pic xmlns:pic="http://schemas.openxmlformats.org/drawingml/2006/picture">
+                        <pic:nvPicPr>
+                          <pic:cNvPr id="15" name="registro venta cliente ocacional.png"/>
+                          <pic:cNvPicPr/>
+                        </pic:nvPicPr>
+                        <pic:blipFill>
+                          <a:blip r:embed="rId20">
+                            <a:extLst>
+                              <a:ext uri="{28A0092B-C50C-407E-A947-70E740481C1C}">
+                                <a14:useLocalDpi xmlns:a14="http://schemas.microsoft.com/office/drawing/2010/main" val="0"/>
+                              </a:ext>
+                            </a:extLst>
+                          </a:blip>
+                          <a:stretch>
+                            <a:fillRect/>
+                          </a:stretch>
+                        </pic:blipFill>
+                        <pic:spPr>
+                          <a:xfrm>
+                            <a:off x="0" y="0"/>
+                            <a:ext cx="6371590" cy="4488180"/>
+                          </a:xfrm>
+                          <a:prstGeom prst="rect">
+                            <a:avLst/>
+                          </a:prstGeom>
+                        </pic:spPr>
+                      </pic:pic>
+                    </a:graphicData>
+                  </a:graphic>
+                </wp:inline>
+              </w:drawing>
+            </w:r>
+          </w:p>
+          <w:p>
+            <w:pPr>
+              <w:spacing w:line="240" w:lineRule="auto"/>
+              <w:jc w:val="center"/>
+              <w:rPr>
+                <w:rFonts w:ascii="Calibri" w:eastAsia="Times New Roman" w:hAnsi="Calibri" w:cs="Calibri"/>
+                <w:b w:val="0"/>
+                <w:color w:val="000000"/>
+                <w:sz w:val="22"/>
+                <w:lang w:val="es-CO" w:eastAsia="es-CO"/>
+              </w:rPr>
+            </w:pPr>
+            <w:r>
+              <w:rPr>
+                <w:rFonts w:ascii="Calibri" w:eastAsia="Times New Roman" w:hAnsi="Calibri" w:cs="Calibri"/>
+                <w:b w:val="0"/>
+                <w:color w:val="000000"/>
+                <w:sz w:val="22"/>
+                <w:lang w:val="es-CO" w:eastAsia="es-CO"/>
+              </w:rPr>
+              <w:t>8</w:t>
+            </w:r>
+            <w:r>
+              <w:rPr>
+                <w:rFonts w:ascii="Calibri" w:eastAsia="Times New Roman" w:hAnsi="Calibri" w:cs="Calibri"/>
+                <w:b w:val="0"/>
+                <w:color w:val="000000"/>
+                <w:sz w:val="22"/>
+                <w:lang w:val="es-CO" w:eastAsia="es-CO"/>
+              </w:rPr>
+              <w:t>. historial registro de venta cliente ocasional</w:t>
+            </w:r>
+          </w:p>
+          <w:p>
+            <w:pPr>
+              <w:spacing w:line="240" w:lineRule="auto"/>
+              <w:jc w:val="center"/>
+              <w:rPr>
+                <w:rFonts w:ascii="Calibri" w:eastAsia="Times New Roman" w:hAnsi="Calibri" w:cs="Calibri"/>
+                <w:b w:val="0"/>
+                <w:color w:val="000000"/>
+                <w:sz w:val="22"/>
+                <w:lang w:val="es-CO" w:eastAsia="es-CO"/>
+              </w:rPr>
+            </w:pPr>
+            <w:r>
+              <w:rPr>
+                <w:rFonts w:ascii="Calibri" w:eastAsia="Times New Roman" w:hAnsi="Calibri" w:cs="Calibri"/>
+                <w:b w:val="0"/>
+                <w:noProof/>
+                <w:color w:val="000000"/>
+                <w:sz w:val="22"/>
+                <w:lang w:val="es-CO" w:eastAsia="es-CO"/>
+              </w:rPr>
+              <w:lastRenderedPageBreak/>
+              <w:drawing>
+                <wp:inline distT="0" distB="0" distL="0" distR="0" wp14:anchorId="6EC4BFF9" wp14:editId="5E649AF8">
+                  <wp:extent cx="6371590" cy="4486275"/>
+                  <wp:effectExtent l="0" t="0" r="0" b="9525"/>
+                  <wp:docPr id="16" name="Imagen 16"/>
+                  <wp:cNvGraphicFramePr>
+                    <a:graphicFrameLocks xmlns:a="http://schemas.openxmlformats.org/drawingml/2006/main" noChangeAspect="1"/>
+                  </wp:cNvGraphicFramePr>
+                  <a:graphic xmlns:a="http://schemas.openxmlformats.org/drawingml/2006/main">
+                    <a:graphicData uri="http://schemas.openxmlformats.org/drawingml/2006/picture">
+                      <pic:pic xmlns:pic="http://schemas.openxmlformats.org/drawingml/2006/picture">
+                        <pic:nvPicPr>
+                          <pic:cNvPr id="16" name="historial venta cliente ocacional.png"/>
+                          <pic:cNvPicPr/>
+                        </pic:nvPicPr>
+                        <pic:blipFill>
+                          <a:blip r:embed="rId21">
+                            <a:extLst>
+                              <a:ext uri="{28A0092B-C50C-407E-A947-70E740481C1C}">
+                                <a14:useLocalDpi xmlns:a14="http://schemas.microsoft.com/office/drawing/2010/main" val="0"/>
+                              </a:ext>
+                            </a:extLst>
+                          </a:blip>
+                          <a:stretch>
+                            <a:fillRect/>
+                          </a:stretch>
+                        </pic:blipFill>
+                        <pic:spPr>
+                          <a:xfrm>
+                            <a:off x="0" y="0"/>
+                            <a:ext cx="6371590" cy="4486275"/>
+                          </a:xfrm>
+                          <a:prstGeom prst="rect">
+                            <a:avLst/>
+                          </a:prstGeom>
+                        </pic:spPr>
+                      </pic:pic>
+                    </a:graphicData>
+                  </a:graphic>
+                </wp:inline>
+              </w:drawing>
+            </w:r>
+          </w:p>
+          <w:p>
+            <w:pPr>
+              <w:spacing w:line="240" w:lineRule="auto"/>
+              <w:jc w:val="center"/>
+              <w:rPr>
+                <w:rFonts w:ascii="Calibri" w:eastAsia="Times New Roman" w:hAnsi="Calibri" w:cs="Calibri"/>
+                <w:b w:val="0"/>
+                <w:color w:val="000000"/>
+                <w:sz w:val="22"/>
+                <w:lang w:val="es-CO" w:eastAsia="es-CO"/>
+              </w:rPr>
+            </w:pPr>
+          </w:p>
+          <w:p>
+            <w:pPr>
+              <w:spacing w:line="240" w:lineRule="auto"/>
+              <w:jc w:val="center"/>
+              <w:rPr>
+                <w:rFonts w:ascii="Calibri" w:eastAsia="Times New Roman" w:hAnsi="Calibri" w:cs="Calibri"/>
+                <w:b w:val="0"/>
+                <w:color w:val="000000"/>
+                <w:sz w:val="22"/>
+                <w:lang w:val="es-CO" w:eastAsia="es-CO"/>
+              </w:rPr>
+            </w:pPr>
+            <w:r>
+              <w:rPr>
+                <w:rFonts w:ascii="Calibri" w:eastAsia="Times New Roman" w:hAnsi="Calibri" w:cs="Calibri"/>
+                <w:b w:val="0"/>
+                <w:color w:val="000000"/>
+                <w:sz w:val="22"/>
+                <w:lang w:val="es-CO" w:eastAsia="es-CO"/>
+              </w:rPr>
+              <w:t>9</w:t>
+            </w:r>
+            <w:r>
+              <w:rPr>
+                <w:rFonts w:ascii="Calibri" w:eastAsia="Times New Roman" w:hAnsi="Calibri" w:cs="Calibri"/>
+                <w:b w:val="0"/>
+                <w:color w:val="000000"/>
+                <w:sz w:val="22"/>
+                <w:lang w:val="es-CO" w:eastAsia="es-CO"/>
+              </w:rPr>
+              <w:t>.factura cliente ocasional</w:t>
+            </w:r>
+          </w:p>
+          <w:p>
+            <w:pPr>
+              <w:spacing w:line="240" w:lineRule="auto"/>
+              <w:jc w:val="center"/>
+              <w:rPr>
+                <w:rFonts w:ascii="Calibri" w:eastAsia="Times New Roman" w:hAnsi="Calibri" w:cs="Calibri"/>
+                <w:b w:val="0"/>
+                <w:color w:val="000000"/>
+                <w:sz w:val="22"/>
+                <w:lang w:val="es-CO" w:eastAsia="es-CO"/>
+              </w:rPr>
+            </w:pPr>
+            <w:bookmarkStart w:id="3" w:name="_GoBack"/>
+            <w:r>
+              <w:rPr>
+                <w:rFonts w:ascii="Calibri" w:eastAsia="Times New Roman" w:hAnsi="Calibri" w:cs="Calibri"/>
+                <w:b w:val="0"/>
+                <w:noProof/>
+                <w:color w:val="000000"/>
+                <w:sz w:val="22"/>
+                <w:lang w:val="es-CO" w:eastAsia="es-CO"/>
+              </w:rPr>
+              <w:lastRenderedPageBreak/>
+              <w:drawing>
+                <wp:inline distT="0" distB="0" distL="0" distR="0" wp14:anchorId="3C0ACAA8" wp14:editId="458DF6B5">
+                  <wp:extent cx="6371590" cy="4920615"/>
+                  <wp:effectExtent l="0" t="0" r="0" b="0"/>
+                  <wp:docPr id="17" name="Imagen 17"/>
+                  <wp:cNvGraphicFramePr>
+                    <a:graphicFrameLocks xmlns:a="http://schemas.openxmlformats.org/drawingml/2006/main" noChangeAspect="1"/>
+                  </wp:cNvGraphicFramePr>
+                  <a:graphic xmlns:a="http://schemas.openxmlformats.org/drawingml/2006/main">
+                    <a:graphicData uri="http://schemas.openxmlformats.org/drawingml/2006/picture">
+                      <pic:pic xmlns:pic="http://schemas.openxmlformats.org/drawingml/2006/picture">
+                        <pic:nvPicPr>
+                          <pic:cNvPr id="17" name="factura cliente ocacional.png"/>
+                          <pic:cNvPicPr/>
+                        </pic:nvPicPr>
+                        <pic:blipFill>
+                          <a:blip r:embed="rId22">
+                            <a:extLst>
+                              <a:ext uri="{28A0092B-C50C-407E-A947-70E740481C1C}">
+                                <a14:useLocalDpi xmlns:a14="http://schemas.microsoft.com/office/drawing/2010/main" val="0"/>
+                              </a:ext>
+                            </a:extLst>
+                          </a:blip>
+                          <a:stretch>
+                            <a:fillRect/>
+                          </a:stretch>
+                        </pic:blipFill>
+                        <pic:spPr>
+                          <a:xfrm>
+                            <a:off x="0" y="0"/>
+                            <a:ext cx="6371590" cy="4920615"/>
+                          </a:xfrm>
+                          <a:prstGeom prst="rect">
+                            <a:avLst/>
+                          </a:prstGeom>
+                        </pic:spPr>
+                      </pic:pic>
+                    </a:graphicData>
+                  </a:graphic>
+                </wp:inline>
+              </w:drawing>
+            </w:r>
+            <w:bookmarkEnd w:id="3"/>
+          </w:p>
+          <w:p>
+            <w:pPr>
+              <w:spacing w:line="240" w:lineRule="auto"/>
+              <w:jc w:val="center"/>
+              <w:rPr>
+                <w:rFonts w:ascii="Calibri" w:eastAsia="Times New Roman" w:hAnsi="Calibri" w:cs="Calibri"/>
+                <w:b w:val="0"/>
+                <w:color w:val="000000"/>
+                <w:sz w:val="22"/>
+                <w:lang w:val="es-CO" w:eastAsia="es-CO"/>
+              </w:rPr>
+            </w:pPr>
           </w:p>
         </w:tc>
       </w:tr>
@@ -7324,6 +8325,7 @@
         </w:tabs>
       </w:pPr>
       <w:r>
+        <w:lastRenderedPageBreak/>
         <w:tab/>
       </w:r>
     </w:p>
@@ -8447,7 +9449,6 @@
         <w:pStyle w:val="Ttulo2"/>
       </w:pPr>
       <w:r>
-        <w:lastRenderedPageBreak/>
         <w:t>Diagrama de clases</w:t>
       </w:r>
     </w:p>
@@ -8457,6 +9458,7 @@
         <w:pStyle w:val="Ttulo2"/>
       </w:pPr>
       <w:r>
+        <w:lastRenderedPageBreak/>
         <w:t>Diagrama de procesos</w:t>
       </w:r>
     </w:p>
@@ -9532,7 +10534,7 @@
 </file>
 
 <file path=word/endnotes.xml><?xml version="1.0" encoding="utf-8"?>
-<w:endnotes xmlns:wpc="http://schemas.microsoft.com/office/word/2010/wordprocessingCanvas" xmlns:cx="http://schemas.microsoft.com/office/drawing/2014/chartex" xmlns:cx1="http://schemas.microsoft.com/office/drawing/2015/9/8/chartex" xmlns:cx2="http://schemas.microsoft.com/office/drawing/2015/10/21/chartex" xmlns:cx3="http://schemas.microsoft.com/office/drawing/2016/5/9/chartex" xmlns:cx4="http://schemas.microsoft.com/office/drawing/2016/5/10/chartex" xmlns:cx5="http://schemas.microsoft.com/office/drawing/2016/5/11/chartex" xmlns:cx6="http://schemas.microsoft.com/office/drawing/2016/5/12/chartex" xmlns:cx7="http://schemas.microsoft.com/office/drawing/2016/5/13/chartex" xmlns:cx8="http://schemas.microsoft.com/office/drawing/2016/5/14/chartex" xmlns:mc="http://schemas.openxmlformats.org/markup-compatibility/2006" xmlns:aink="http://schemas.microsoft.com/office/drawing/2016/ink" xmlns:am3d="http://schemas.microsoft.com/office/drawing/2017/model3d" xmlns:o="urn:schemas-microsoft-com:office:office" xmlns:r="http://schemas.openxmlformats.org/officeDocument/2006/relationships" xmlns:m="http://schemas.openxmlformats.org/officeDocument/2006/math" xmlns:v="urn:schemas-microsoft-com:vml" xmlns:wp14="http://schemas.microsoft.com/office/word/2010/wordprocessingDrawing" xmlns:wp="http://schemas.openxmlformats.org/drawingml/2006/wordprocessingDrawing" xmlns:w10="urn:schemas-microsoft-com:office:word" xmlns:w="http://schemas.openxmlformats.org/wordprocessingml/2006/main" xmlns:w14="http://schemas.microsoft.com/office/word/2010/wordml" xmlns:w15="http://schemas.microsoft.com/office/word/2012/wordml" xmlns:w16cex="http://schemas.microsoft.com/office/word/2018/wordml/cex" xmlns:w16cid="http://schemas.microsoft.com/office/word/2016/wordml/cid" xmlns:w16="http://schemas.microsoft.com/office/word/2018/wordml" xmlns:w16sdtdh="http://schemas.microsoft.com/office/word/2020/wordml/sdtdatahash" xmlns:w16se="http://schemas.microsoft.com/office/word/2015/wordml/symex" xmlns:wpg="http://schemas.microsoft.com/office/word/2010/wordprocessingGroup" xmlns:wpi="http://schemas.microsoft.com/office/word/2010/wordprocessingInk" xmlns:wne="http://schemas.microsoft.com/office/word/2006/wordml" xmlns:wps="http://schemas.microsoft.com/office/word/2010/wordprocessingShape" mc:Ignorable="w14 w15 w16se w16cid w16 w16cex w16sdtdh wp14">
+<w:endnotes xmlns:wpc="http://schemas.microsoft.com/office/word/2010/wordprocessingCanvas" xmlns:cx="http://schemas.microsoft.com/office/drawing/2014/chartex" xmlns:cx1="http://schemas.microsoft.com/office/drawing/2015/9/8/chartex" xmlns:cx2="http://schemas.microsoft.com/office/drawing/2015/10/21/chartex" xmlns:cx3="http://schemas.microsoft.com/office/drawing/2016/5/9/chartex" xmlns:cx4="http://schemas.microsoft.com/office/drawing/2016/5/10/chartex" xmlns:cx5="http://schemas.microsoft.com/office/drawing/2016/5/11/chartex" xmlns:cx6="http://schemas.microsoft.com/office/drawing/2016/5/12/chartex" xmlns:cx7="http://schemas.microsoft.com/office/drawing/2016/5/13/chartex" xmlns:cx8="http://schemas.microsoft.com/office/drawing/2016/5/14/chartex" xmlns:mc="http://schemas.openxmlformats.org/markup-compatibility/2006" xmlns:aink="http://schemas.microsoft.com/office/drawing/2016/ink" xmlns:am3d="http://schemas.microsoft.com/office/drawing/2017/model3d" xmlns:o="urn:schemas-microsoft-com:office:office" xmlns:r="http://schemas.openxmlformats.org/officeDocument/2006/relationships" xmlns:m="http://schemas.openxmlformats.org/officeDocument/2006/math" xmlns:v="urn:schemas-microsoft-com:vml" xmlns:wp14="http://schemas.microsoft.com/office/word/2010/wordprocessingDrawing" xmlns:wp="http://schemas.openxmlformats.org/drawingml/2006/wordprocessingDrawing" xmlns:w10="urn:schemas-microsoft-com:office:word" xmlns:w="http://schemas.openxmlformats.org/wordprocessingml/2006/main" xmlns:w14="http://schemas.microsoft.com/office/word/2010/wordml" xmlns:w15="http://schemas.microsoft.com/office/word/2012/wordml" xmlns:w16cid="http://schemas.microsoft.com/office/word/2016/wordml/cid" xmlns:w16se="http://schemas.microsoft.com/office/word/2015/wordml/symex" xmlns:wpg="http://schemas.microsoft.com/office/word/2010/wordprocessingGroup" xmlns:wpi="http://schemas.microsoft.com/office/word/2010/wordprocessingInk" xmlns:wne="http://schemas.microsoft.com/office/word/2006/wordml" xmlns:wps="http://schemas.microsoft.com/office/word/2010/wordprocessingShape" mc:Ignorable="w14 w15 w16se w16cid wp14">
   <w:endnote w:type="separator" w:id="-1">
     <w:p>
       <w:r>
@@ -9553,7 +10555,7 @@
 </file>
 
 <file path=word/footer1.xml><?xml version="1.0" encoding="utf-8"?>
-<w:ftr xmlns:wpc="http://schemas.microsoft.com/office/word/2010/wordprocessingCanvas" xmlns:cx="http://schemas.microsoft.com/office/drawing/2014/chartex" xmlns:cx1="http://schemas.microsoft.com/office/drawing/2015/9/8/chartex" xmlns:cx2="http://schemas.microsoft.com/office/drawing/2015/10/21/chartex" xmlns:cx3="http://schemas.microsoft.com/office/drawing/2016/5/9/chartex" xmlns:cx4="http://schemas.microsoft.com/office/drawing/2016/5/10/chartex" xmlns:cx5="http://schemas.microsoft.com/office/drawing/2016/5/11/chartex" xmlns:cx6="http://schemas.microsoft.com/office/drawing/2016/5/12/chartex" xmlns:cx7="http://schemas.microsoft.com/office/drawing/2016/5/13/chartex" xmlns:cx8="http://schemas.microsoft.com/office/drawing/2016/5/14/chartex" xmlns:mc="http://schemas.openxmlformats.org/markup-compatibility/2006" xmlns:aink="http://schemas.microsoft.com/office/drawing/2016/ink" xmlns:am3d="http://schemas.microsoft.com/office/drawing/2017/model3d" xmlns:o="urn:schemas-microsoft-com:office:office" xmlns:r="http://schemas.openxmlformats.org/officeDocument/2006/relationships" xmlns:m="http://schemas.openxmlformats.org/officeDocument/2006/math" xmlns:v="urn:schemas-microsoft-com:vml" xmlns:wp14="http://schemas.microsoft.com/office/word/2010/wordprocessingDrawing" xmlns:wp="http://schemas.openxmlformats.org/drawingml/2006/wordprocessingDrawing" xmlns:w10="urn:schemas-microsoft-com:office:word" xmlns:w="http://schemas.openxmlformats.org/wordprocessingml/2006/main" xmlns:w14="http://schemas.microsoft.com/office/word/2010/wordml" xmlns:w15="http://schemas.microsoft.com/office/word/2012/wordml" xmlns:w16cex="http://schemas.microsoft.com/office/word/2018/wordml/cex" xmlns:w16cid="http://schemas.microsoft.com/office/word/2016/wordml/cid" xmlns:w16="http://schemas.microsoft.com/office/word/2018/wordml" xmlns:w16sdtdh="http://schemas.microsoft.com/office/word/2020/wordml/sdtdatahash" xmlns:w16se="http://schemas.microsoft.com/office/word/2015/wordml/symex" xmlns:wpg="http://schemas.microsoft.com/office/word/2010/wordprocessingGroup" xmlns:wpi="http://schemas.microsoft.com/office/word/2010/wordprocessingInk" xmlns:wne="http://schemas.microsoft.com/office/word/2006/wordml" xmlns:wps="http://schemas.microsoft.com/office/word/2010/wordprocessingShape" mc:Ignorable="w14 w15 w16se w16cid w16 w16cex w16sdtdh wp14">
+<w:ftr xmlns:wpc="http://schemas.microsoft.com/office/word/2010/wordprocessingCanvas" xmlns:cx="http://schemas.microsoft.com/office/drawing/2014/chartex" xmlns:cx1="http://schemas.microsoft.com/office/drawing/2015/9/8/chartex" xmlns:cx2="http://schemas.microsoft.com/office/drawing/2015/10/21/chartex" xmlns:cx3="http://schemas.microsoft.com/office/drawing/2016/5/9/chartex" xmlns:cx4="http://schemas.microsoft.com/office/drawing/2016/5/10/chartex" xmlns:cx5="http://schemas.microsoft.com/office/drawing/2016/5/11/chartex" xmlns:cx6="http://schemas.microsoft.com/office/drawing/2016/5/12/chartex" xmlns:cx7="http://schemas.microsoft.com/office/drawing/2016/5/13/chartex" xmlns:cx8="http://schemas.microsoft.com/office/drawing/2016/5/14/chartex" xmlns:mc="http://schemas.openxmlformats.org/markup-compatibility/2006" xmlns:aink="http://schemas.microsoft.com/office/drawing/2016/ink" xmlns:am3d="http://schemas.microsoft.com/office/drawing/2017/model3d" xmlns:o="urn:schemas-microsoft-com:office:office" xmlns:r="http://schemas.openxmlformats.org/officeDocument/2006/relationships" xmlns:m="http://schemas.openxmlformats.org/officeDocument/2006/math" xmlns:v="urn:schemas-microsoft-com:vml" xmlns:wp14="http://schemas.microsoft.com/office/word/2010/wordprocessingDrawing" xmlns:wp="http://schemas.openxmlformats.org/drawingml/2006/wordprocessingDrawing" xmlns:w10="urn:schemas-microsoft-com:office:word" xmlns:w="http://schemas.openxmlformats.org/wordprocessingml/2006/main" xmlns:w14="http://schemas.microsoft.com/office/word/2010/wordml" xmlns:w15="http://schemas.microsoft.com/office/word/2012/wordml" xmlns:w16cid="http://schemas.microsoft.com/office/word/2016/wordml/cid" xmlns:w16se="http://schemas.microsoft.com/office/word/2015/wordml/symex" xmlns:wpg="http://schemas.microsoft.com/office/word/2010/wordprocessingGroup" xmlns:wpi="http://schemas.microsoft.com/office/word/2010/wordprocessingInk" xmlns:wne="http://schemas.microsoft.com/office/word/2006/wordml" xmlns:wps="http://schemas.microsoft.com/office/word/2010/wordprocessingShape" mc:Ignorable="w14 w15 w16se w16cid wp14">
   <w:sdt>
     <w:sdtPr>
       <w:rPr>
@@ -9565,7 +10567,6 @@
         <w:docPartUnique/>
       </w:docPartObj>
     </w:sdtPr>
-    <w:sdtEndPr/>
     <w:sdtContent>
       <w:p>
         <w:pPr>
@@ -9625,7 +10626,7 @@
 </file>
 
 <file path=word/footer2.xml><?xml version="1.0" encoding="utf-8"?>
-<w:ftr xmlns:wpc="http://schemas.microsoft.com/office/word/2010/wordprocessingCanvas" xmlns:cx="http://schemas.microsoft.com/office/drawing/2014/chartex" xmlns:cx1="http://schemas.microsoft.com/office/drawing/2015/9/8/chartex" xmlns:cx2="http://schemas.microsoft.com/office/drawing/2015/10/21/chartex" xmlns:cx3="http://schemas.microsoft.com/office/drawing/2016/5/9/chartex" xmlns:cx4="http://schemas.microsoft.com/office/drawing/2016/5/10/chartex" xmlns:cx5="http://schemas.microsoft.com/office/drawing/2016/5/11/chartex" xmlns:cx6="http://schemas.microsoft.com/office/drawing/2016/5/12/chartex" xmlns:cx7="http://schemas.microsoft.com/office/drawing/2016/5/13/chartex" xmlns:cx8="http://schemas.microsoft.com/office/drawing/2016/5/14/chartex" xmlns:mc="http://schemas.openxmlformats.org/markup-compatibility/2006" xmlns:aink="http://schemas.microsoft.com/office/drawing/2016/ink" xmlns:am3d="http://schemas.microsoft.com/office/drawing/2017/model3d" xmlns:o="urn:schemas-microsoft-com:office:office" xmlns:r="http://schemas.openxmlformats.org/officeDocument/2006/relationships" xmlns:m="http://schemas.openxmlformats.org/officeDocument/2006/math" xmlns:v="urn:schemas-microsoft-com:vml" xmlns:wp14="http://schemas.microsoft.com/office/word/2010/wordprocessingDrawing" xmlns:wp="http://schemas.openxmlformats.org/drawingml/2006/wordprocessingDrawing" xmlns:w10="urn:schemas-microsoft-com:office:word" xmlns:w="http://schemas.openxmlformats.org/wordprocessingml/2006/main" xmlns:w14="http://schemas.microsoft.com/office/word/2010/wordml" xmlns:w15="http://schemas.microsoft.com/office/word/2012/wordml" xmlns:w16cex="http://schemas.microsoft.com/office/word/2018/wordml/cex" xmlns:w16cid="http://schemas.microsoft.com/office/word/2016/wordml/cid" xmlns:w16="http://schemas.microsoft.com/office/word/2018/wordml" xmlns:w16sdtdh="http://schemas.microsoft.com/office/word/2020/wordml/sdtdatahash" xmlns:w16se="http://schemas.microsoft.com/office/word/2015/wordml/symex" xmlns:wpg="http://schemas.microsoft.com/office/word/2010/wordprocessingGroup" xmlns:wpi="http://schemas.microsoft.com/office/word/2010/wordprocessingInk" xmlns:wne="http://schemas.microsoft.com/office/word/2006/wordml" xmlns:wps="http://schemas.microsoft.com/office/word/2010/wordprocessingShape" mc:Ignorable="w14 w15 w16se w16cid w16 w16cex w16sdtdh wp14">
+<w:ftr xmlns:wpc="http://schemas.microsoft.com/office/word/2010/wordprocessingCanvas" xmlns:cx="http://schemas.microsoft.com/office/drawing/2014/chartex" xmlns:cx1="http://schemas.microsoft.com/office/drawing/2015/9/8/chartex" xmlns:cx2="http://schemas.microsoft.com/office/drawing/2015/10/21/chartex" xmlns:cx3="http://schemas.microsoft.com/office/drawing/2016/5/9/chartex" xmlns:cx4="http://schemas.microsoft.com/office/drawing/2016/5/10/chartex" xmlns:cx5="http://schemas.microsoft.com/office/drawing/2016/5/11/chartex" xmlns:cx6="http://schemas.microsoft.com/office/drawing/2016/5/12/chartex" xmlns:cx7="http://schemas.microsoft.com/office/drawing/2016/5/13/chartex" xmlns:cx8="http://schemas.microsoft.com/office/drawing/2016/5/14/chartex" xmlns:mc="http://schemas.openxmlformats.org/markup-compatibility/2006" xmlns:aink="http://schemas.microsoft.com/office/drawing/2016/ink" xmlns:am3d="http://schemas.microsoft.com/office/drawing/2017/model3d" xmlns:o="urn:schemas-microsoft-com:office:office" xmlns:r="http://schemas.openxmlformats.org/officeDocument/2006/relationships" xmlns:m="http://schemas.openxmlformats.org/officeDocument/2006/math" xmlns:v="urn:schemas-microsoft-com:vml" xmlns:wp14="http://schemas.microsoft.com/office/word/2010/wordprocessingDrawing" xmlns:wp="http://schemas.openxmlformats.org/drawingml/2006/wordprocessingDrawing" xmlns:w10="urn:schemas-microsoft-com:office:word" xmlns:w="http://schemas.openxmlformats.org/wordprocessingml/2006/main" xmlns:w14="http://schemas.microsoft.com/office/word/2010/wordml" xmlns:w15="http://schemas.microsoft.com/office/word/2012/wordml" xmlns:w16cid="http://schemas.microsoft.com/office/word/2016/wordml/cid" xmlns:w16se="http://schemas.microsoft.com/office/word/2015/wordml/symex" xmlns:wpg="http://schemas.microsoft.com/office/word/2010/wordprocessingGroup" xmlns:wpi="http://schemas.microsoft.com/office/word/2010/wordprocessingInk" xmlns:wne="http://schemas.microsoft.com/office/word/2006/wordml" xmlns:wps="http://schemas.microsoft.com/office/word/2010/wordprocessingShape" mc:Ignorable="w14 w15 w16se w16cid wp14">
   <w:sdt>
     <w:sdtPr>
       <w:rPr>
@@ -9637,7 +10638,6 @@
         <w:docPartUnique/>
       </w:docPartObj>
     </w:sdtPr>
-    <w:sdtEndPr/>
     <w:sdtContent>
       <w:p>
         <w:pPr>
@@ -9697,7 +10697,7 @@
 </file>
 
 <file path=word/footnotes.xml><?xml version="1.0" encoding="utf-8"?>
-<w:footnotes xmlns:wpc="http://schemas.microsoft.com/office/word/2010/wordprocessingCanvas" xmlns:cx="http://schemas.microsoft.com/office/drawing/2014/chartex" xmlns:cx1="http://schemas.microsoft.com/office/drawing/2015/9/8/chartex" xmlns:cx2="http://schemas.microsoft.com/office/drawing/2015/10/21/chartex" xmlns:cx3="http://schemas.microsoft.com/office/drawing/2016/5/9/chartex" xmlns:cx4="http://schemas.microsoft.com/office/drawing/2016/5/10/chartex" xmlns:cx5="http://schemas.microsoft.com/office/drawing/2016/5/11/chartex" xmlns:cx6="http://schemas.microsoft.com/office/drawing/2016/5/12/chartex" xmlns:cx7="http://schemas.microsoft.com/office/drawing/2016/5/13/chartex" xmlns:cx8="http://schemas.microsoft.com/office/drawing/2016/5/14/chartex" xmlns:mc="http://schemas.openxmlformats.org/markup-compatibility/2006" xmlns:aink="http://schemas.microsoft.com/office/drawing/2016/ink" xmlns:am3d="http://schemas.microsoft.com/office/drawing/2017/model3d" xmlns:o="urn:schemas-microsoft-com:office:office" xmlns:r="http://schemas.openxmlformats.org/officeDocument/2006/relationships" xmlns:m="http://schemas.openxmlformats.org/officeDocument/2006/math" xmlns:v="urn:schemas-microsoft-com:vml" xmlns:wp14="http://schemas.microsoft.com/office/word/2010/wordprocessingDrawing" xmlns:wp="http://schemas.openxmlformats.org/drawingml/2006/wordprocessingDrawing" xmlns:w10="urn:schemas-microsoft-com:office:word" xmlns:w="http://schemas.openxmlformats.org/wordprocessingml/2006/main" xmlns:w14="http://schemas.microsoft.com/office/word/2010/wordml" xmlns:w15="http://schemas.microsoft.com/office/word/2012/wordml" xmlns:w16cex="http://schemas.microsoft.com/office/word/2018/wordml/cex" xmlns:w16cid="http://schemas.microsoft.com/office/word/2016/wordml/cid" xmlns:w16="http://schemas.microsoft.com/office/word/2018/wordml" xmlns:w16sdtdh="http://schemas.microsoft.com/office/word/2020/wordml/sdtdatahash" xmlns:w16se="http://schemas.microsoft.com/office/word/2015/wordml/symex" xmlns:wpg="http://schemas.microsoft.com/office/word/2010/wordprocessingGroup" xmlns:wpi="http://schemas.microsoft.com/office/word/2010/wordprocessingInk" xmlns:wne="http://schemas.microsoft.com/office/word/2006/wordml" xmlns:wps="http://schemas.microsoft.com/office/word/2010/wordprocessingShape" mc:Ignorable="w14 w15 w16se w16cid w16 w16cex w16sdtdh wp14">
+<w:footnotes xmlns:wpc="http://schemas.microsoft.com/office/word/2010/wordprocessingCanvas" xmlns:cx="http://schemas.microsoft.com/office/drawing/2014/chartex" xmlns:cx1="http://schemas.microsoft.com/office/drawing/2015/9/8/chartex" xmlns:cx2="http://schemas.microsoft.com/office/drawing/2015/10/21/chartex" xmlns:cx3="http://schemas.microsoft.com/office/drawing/2016/5/9/chartex" xmlns:cx4="http://schemas.microsoft.com/office/drawing/2016/5/10/chartex" xmlns:cx5="http://schemas.microsoft.com/office/drawing/2016/5/11/chartex" xmlns:cx6="http://schemas.microsoft.com/office/drawing/2016/5/12/chartex" xmlns:cx7="http://schemas.microsoft.com/office/drawing/2016/5/13/chartex" xmlns:cx8="http://schemas.microsoft.com/office/drawing/2016/5/14/chartex" xmlns:mc="http://schemas.openxmlformats.org/markup-compatibility/2006" xmlns:aink="http://schemas.microsoft.com/office/drawing/2016/ink" xmlns:am3d="http://schemas.microsoft.com/office/drawing/2017/model3d" xmlns:o="urn:schemas-microsoft-com:office:office" xmlns:r="http://schemas.openxmlformats.org/officeDocument/2006/relationships" xmlns:m="http://schemas.openxmlformats.org/officeDocument/2006/math" xmlns:v="urn:schemas-microsoft-com:vml" xmlns:wp14="http://schemas.microsoft.com/office/word/2010/wordprocessingDrawing" xmlns:wp="http://schemas.openxmlformats.org/drawingml/2006/wordprocessingDrawing" xmlns:w10="urn:schemas-microsoft-com:office:word" xmlns:w="http://schemas.openxmlformats.org/wordprocessingml/2006/main" xmlns:w14="http://schemas.microsoft.com/office/word/2010/wordml" xmlns:w15="http://schemas.microsoft.com/office/word/2012/wordml" xmlns:w16cid="http://schemas.microsoft.com/office/word/2016/wordml/cid" xmlns:w16se="http://schemas.microsoft.com/office/word/2015/wordml/symex" xmlns:wpg="http://schemas.microsoft.com/office/word/2010/wordprocessingGroup" xmlns:wpi="http://schemas.microsoft.com/office/word/2010/wordprocessingInk" xmlns:wne="http://schemas.microsoft.com/office/word/2006/wordml" xmlns:wps="http://schemas.microsoft.com/office/word/2010/wordprocessingShape" mc:Ignorable="w14 w15 w16se w16cid wp14">
   <w:footnote w:type="separator" w:id="-1">
     <w:p>
       <w:r>
@@ -9718,7 +10718,7 @@
 </file>
 
 <file path=word/header1.xml><?xml version="1.0" encoding="utf-8"?>
-<w:hdr xmlns:wpc="http://schemas.microsoft.com/office/word/2010/wordprocessingCanvas" xmlns:cx="http://schemas.microsoft.com/office/drawing/2014/chartex" xmlns:cx1="http://schemas.microsoft.com/office/drawing/2015/9/8/chartex" xmlns:cx2="http://schemas.microsoft.com/office/drawing/2015/10/21/chartex" xmlns:cx3="http://schemas.microsoft.com/office/drawing/2016/5/9/chartex" xmlns:cx4="http://schemas.microsoft.com/office/drawing/2016/5/10/chartex" xmlns:cx5="http://schemas.microsoft.com/office/drawing/2016/5/11/chartex" xmlns:cx6="http://schemas.microsoft.com/office/drawing/2016/5/12/chartex" xmlns:cx7="http://schemas.microsoft.com/office/drawing/2016/5/13/chartex" xmlns:cx8="http://schemas.microsoft.com/office/drawing/2016/5/14/chartex" xmlns:mc="http://schemas.openxmlformats.org/markup-compatibility/2006" xmlns:aink="http://schemas.microsoft.com/office/drawing/2016/ink" xmlns:am3d="http://schemas.microsoft.com/office/drawing/2017/model3d" xmlns:o="urn:schemas-microsoft-com:office:office" xmlns:r="http://schemas.openxmlformats.org/officeDocument/2006/relationships" xmlns:m="http://schemas.openxmlformats.org/officeDocument/2006/math" xmlns:v="urn:schemas-microsoft-com:vml" xmlns:wp14="http://schemas.microsoft.com/office/word/2010/wordprocessingDrawing" xmlns:wp="http://schemas.openxmlformats.org/drawingml/2006/wordprocessingDrawing" xmlns:w10="urn:schemas-microsoft-com:office:word" xmlns:w="http://schemas.openxmlformats.org/wordprocessingml/2006/main" xmlns:w14="http://schemas.microsoft.com/office/word/2010/wordml" xmlns:w15="http://schemas.microsoft.com/office/word/2012/wordml" xmlns:w16cex="http://schemas.microsoft.com/office/word/2018/wordml/cex" xmlns:w16cid="http://schemas.microsoft.com/office/word/2016/wordml/cid" xmlns:w16="http://schemas.microsoft.com/office/word/2018/wordml" xmlns:w16sdtdh="http://schemas.microsoft.com/office/word/2020/wordml/sdtdatahash" xmlns:w16se="http://schemas.microsoft.com/office/word/2015/wordml/symex" xmlns:wpg="http://schemas.microsoft.com/office/word/2010/wordprocessingGroup" xmlns:wpi="http://schemas.microsoft.com/office/word/2010/wordprocessingInk" xmlns:wne="http://schemas.microsoft.com/office/word/2006/wordml" xmlns:wps="http://schemas.microsoft.com/office/word/2010/wordprocessingShape" mc:Ignorable="w14 w15 w16se w16cid w16 w16cex w16sdtdh wp14">
+<w:hdr xmlns:wpc="http://schemas.microsoft.com/office/word/2010/wordprocessingCanvas" xmlns:cx="http://schemas.microsoft.com/office/drawing/2014/chartex" xmlns:cx1="http://schemas.microsoft.com/office/drawing/2015/9/8/chartex" xmlns:cx2="http://schemas.microsoft.com/office/drawing/2015/10/21/chartex" xmlns:cx3="http://schemas.microsoft.com/office/drawing/2016/5/9/chartex" xmlns:cx4="http://schemas.microsoft.com/office/drawing/2016/5/10/chartex" xmlns:cx5="http://schemas.microsoft.com/office/drawing/2016/5/11/chartex" xmlns:cx6="http://schemas.microsoft.com/office/drawing/2016/5/12/chartex" xmlns:cx7="http://schemas.microsoft.com/office/drawing/2016/5/13/chartex" xmlns:cx8="http://schemas.microsoft.com/office/drawing/2016/5/14/chartex" xmlns:mc="http://schemas.openxmlformats.org/markup-compatibility/2006" xmlns:aink="http://schemas.microsoft.com/office/drawing/2016/ink" xmlns:am3d="http://schemas.microsoft.com/office/drawing/2017/model3d" xmlns:o="urn:schemas-microsoft-com:office:office" xmlns:r="http://schemas.openxmlformats.org/officeDocument/2006/relationships" xmlns:m="http://schemas.openxmlformats.org/officeDocument/2006/math" xmlns:v="urn:schemas-microsoft-com:vml" xmlns:wp14="http://schemas.microsoft.com/office/word/2010/wordprocessingDrawing" xmlns:wp="http://schemas.openxmlformats.org/drawingml/2006/wordprocessingDrawing" xmlns:w10="urn:schemas-microsoft-com:office:word" xmlns:w="http://schemas.openxmlformats.org/wordprocessingml/2006/main" xmlns:w14="http://schemas.microsoft.com/office/word/2010/wordml" xmlns:w15="http://schemas.microsoft.com/office/word/2012/wordml" xmlns:w16cid="http://schemas.microsoft.com/office/word/2016/wordml/cid" xmlns:w16se="http://schemas.microsoft.com/office/word/2015/wordml/symex" xmlns:wpg="http://schemas.microsoft.com/office/word/2010/wordprocessingGroup" xmlns:wpi="http://schemas.microsoft.com/office/word/2010/wordprocessingInk" xmlns:wne="http://schemas.microsoft.com/office/word/2006/wordml" xmlns:wps="http://schemas.microsoft.com/office/word/2010/wordprocessingShape" mc:Ignorable="w14 w15 w16se w16cid wp14">
   <w:tbl>
     <w:tblPr>
       <w:tblW w:w="10035" w:type="dxa"/>
@@ -9772,7 +10772,7 @@
 </file>
 
 <file path=word/header2.xml><?xml version="1.0" encoding="utf-8"?>
-<w:hdr xmlns:wpc="http://schemas.microsoft.com/office/word/2010/wordprocessingCanvas" xmlns:cx="http://schemas.microsoft.com/office/drawing/2014/chartex" xmlns:cx1="http://schemas.microsoft.com/office/drawing/2015/9/8/chartex" xmlns:cx2="http://schemas.microsoft.com/office/drawing/2015/10/21/chartex" xmlns:cx3="http://schemas.microsoft.com/office/drawing/2016/5/9/chartex" xmlns:cx4="http://schemas.microsoft.com/office/drawing/2016/5/10/chartex" xmlns:cx5="http://schemas.microsoft.com/office/drawing/2016/5/11/chartex" xmlns:cx6="http://schemas.microsoft.com/office/drawing/2016/5/12/chartex" xmlns:cx7="http://schemas.microsoft.com/office/drawing/2016/5/13/chartex" xmlns:cx8="http://schemas.microsoft.com/office/drawing/2016/5/14/chartex" xmlns:mc="http://schemas.openxmlformats.org/markup-compatibility/2006" xmlns:aink="http://schemas.microsoft.com/office/drawing/2016/ink" xmlns:am3d="http://schemas.microsoft.com/office/drawing/2017/model3d" xmlns:o="urn:schemas-microsoft-com:office:office" xmlns:r="http://schemas.openxmlformats.org/officeDocument/2006/relationships" xmlns:m="http://schemas.openxmlformats.org/officeDocument/2006/math" xmlns:v="urn:schemas-microsoft-com:vml" xmlns:wp14="http://schemas.microsoft.com/office/word/2010/wordprocessingDrawing" xmlns:wp="http://schemas.openxmlformats.org/drawingml/2006/wordprocessingDrawing" xmlns:w10="urn:schemas-microsoft-com:office:word" xmlns:w="http://schemas.openxmlformats.org/wordprocessingml/2006/main" xmlns:w14="http://schemas.microsoft.com/office/word/2010/wordml" xmlns:w15="http://schemas.microsoft.com/office/word/2012/wordml" xmlns:w16cex="http://schemas.microsoft.com/office/word/2018/wordml/cex" xmlns:w16cid="http://schemas.microsoft.com/office/word/2016/wordml/cid" xmlns:w16="http://schemas.microsoft.com/office/word/2018/wordml" xmlns:w16sdtdh="http://schemas.microsoft.com/office/word/2020/wordml/sdtdatahash" xmlns:w16se="http://schemas.microsoft.com/office/word/2015/wordml/symex" xmlns:wpg="http://schemas.microsoft.com/office/word/2010/wordprocessingGroup" xmlns:wpi="http://schemas.microsoft.com/office/word/2010/wordprocessingInk" xmlns:wne="http://schemas.microsoft.com/office/word/2006/wordml" xmlns:wps="http://schemas.microsoft.com/office/word/2010/wordprocessingShape" mc:Ignorable="w14 w15 w16se w16cid w16 w16cex w16sdtdh wp14">
+<w:hdr xmlns:wpc="http://schemas.microsoft.com/office/word/2010/wordprocessingCanvas" xmlns:cx="http://schemas.microsoft.com/office/drawing/2014/chartex" xmlns:cx1="http://schemas.microsoft.com/office/drawing/2015/9/8/chartex" xmlns:cx2="http://schemas.microsoft.com/office/drawing/2015/10/21/chartex" xmlns:cx3="http://schemas.microsoft.com/office/drawing/2016/5/9/chartex" xmlns:cx4="http://schemas.microsoft.com/office/drawing/2016/5/10/chartex" xmlns:cx5="http://schemas.microsoft.com/office/drawing/2016/5/11/chartex" xmlns:cx6="http://schemas.microsoft.com/office/drawing/2016/5/12/chartex" xmlns:cx7="http://schemas.microsoft.com/office/drawing/2016/5/13/chartex" xmlns:cx8="http://schemas.microsoft.com/office/drawing/2016/5/14/chartex" xmlns:mc="http://schemas.openxmlformats.org/markup-compatibility/2006" xmlns:aink="http://schemas.microsoft.com/office/drawing/2016/ink" xmlns:am3d="http://schemas.microsoft.com/office/drawing/2017/model3d" xmlns:o="urn:schemas-microsoft-com:office:office" xmlns:r="http://schemas.openxmlformats.org/officeDocument/2006/relationships" xmlns:m="http://schemas.openxmlformats.org/officeDocument/2006/math" xmlns:v="urn:schemas-microsoft-com:vml" xmlns:wp14="http://schemas.microsoft.com/office/word/2010/wordprocessingDrawing" xmlns:wp="http://schemas.openxmlformats.org/drawingml/2006/wordprocessingDrawing" xmlns:w10="urn:schemas-microsoft-com:office:word" xmlns:w="http://schemas.openxmlformats.org/wordprocessingml/2006/main" xmlns:w14="http://schemas.microsoft.com/office/word/2010/wordml" xmlns:w15="http://schemas.microsoft.com/office/word/2012/wordml" xmlns:w16cid="http://schemas.microsoft.com/office/word/2016/wordml/cid" xmlns:w16se="http://schemas.microsoft.com/office/word/2015/wordml/symex" xmlns:wpg="http://schemas.microsoft.com/office/word/2010/wordprocessingGroup" xmlns:wpi="http://schemas.microsoft.com/office/word/2010/wordprocessingInk" xmlns:wne="http://schemas.microsoft.com/office/word/2006/wordml" xmlns:wps="http://schemas.microsoft.com/office/word/2010/wordprocessingShape" mc:Ignorable="w14 w15 w16se w16cid wp14">
   <w:tbl>
     <w:tblPr>
       <w:tblW w:w="10035" w:type="dxa"/>
@@ -9826,7 +10826,7 @@
 </file>
 
 <file path=word/numbering.xml><?xml version="1.0" encoding="utf-8"?>
-<w:numbering xmlns:wpc="http://schemas.microsoft.com/office/word/2010/wordprocessingCanvas" xmlns:cx="http://schemas.microsoft.com/office/drawing/2014/chartex" xmlns:cx1="http://schemas.microsoft.com/office/drawing/2015/9/8/chartex" xmlns:cx2="http://schemas.microsoft.com/office/drawing/2015/10/21/chartex" xmlns:cx3="http://schemas.microsoft.com/office/drawing/2016/5/9/chartex" xmlns:cx4="http://schemas.microsoft.com/office/drawing/2016/5/10/chartex" xmlns:cx5="http://schemas.microsoft.com/office/drawing/2016/5/11/chartex" xmlns:cx6="http://schemas.microsoft.com/office/drawing/2016/5/12/chartex" xmlns:cx7="http://schemas.microsoft.com/office/drawing/2016/5/13/chartex" xmlns:cx8="http://schemas.microsoft.com/office/drawing/2016/5/14/chartex" xmlns:mc="http://schemas.openxmlformats.org/markup-compatibility/2006" xmlns:aink="http://schemas.microsoft.com/office/drawing/2016/ink" xmlns:am3d="http://schemas.microsoft.com/office/drawing/2017/model3d" xmlns:o="urn:schemas-microsoft-com:office:office" xmlns:r="http://schemas.openxmlformats.org/officeDocument/2006/relationships" xmlns:m="http://schemas.openxmlformats.org/officeDocument/2006/math" xmlns:v="urn:schemas-microsoft-com:vml" xmlns:wp14="http://schemas.microsoft.com/office/word/2010/wordprocessingDrawing" xmlns:wp="http://schemas.openxmlformats.org/drawingml/2006/wordprocessingDrawing" xmlns:w10="urn:schemas-microsoft-com:office:word" xmlns:w="http://schemas.openxmlformats.org/wordprocessingml/2006/main" xmlns:w14="http://schemas.microsoft.com/office/word/2010/wordml" xmlns:w15="http://schemas.microsoft.com/office/word/2012/wordml" xmlns:w16cex="http://schemas.microsoft.com/office/word/2018/wordml/cex" xmlns:w16cid="http://schemas.microsoft.com/office/word/2016/wordml/cid" xmlns:w16="http://schemas.microsoft.com/office/word/2018/wordml" xmlns:w16sdtdh="http://schemas.microsoft.com/office/word/2020/wordml/sdtdatahash" xmlns:w16se="http://schemas.microsoft.com/office/word/2015/wordml/symex" xmlns:wpg="http://schemas.microsoft.com/office/word/2010/wordprocessingGroup" xmlns:wpi="http://schemas.microsoft.com/office/word/2010/wordprocessingInk" xmlns:wne="http://schemas.microsoft.com/office/word/2006/wordml" xmlns:wps="http://schemas.microsoft.com/office/word/2010/wordprocessingShape" mc:Ignorable="w14 w15 w16se w16cid w16 w16cex w16sdtdh wp14">
+<w:numbering xmlns:wpc="http://schemas.microsoft.com/office/word/2010/wordprocessingCanvas" xmlns:cx="http://schemas.microsoft.com/office/drawing/2014/chartex" xmlns:cx1="http://schemas.microsoft.com/office/drawing/2015/9/8/chartex" xmlns:cx2="http://schemas.microsoft.com/office/drawing/2015/10/21/chartex" xmlns:cx3="http://schemas.microsoft.com/office/drawing/2016/5/9/chartex" xmlns:cx4="http://schemas.microsoft.com/office/drawing/2016/5/10/chartex" xmlns:cx5="http://schemas.microsoft.com/office/drawing/2016/5/11/chartex" xmlns:cx6="http://schemas.microsoft.com/office/drawing/2016/5/12/chartex" xmlns:cx7="http://schemas.microsoft.com/office/drawing/2016/5/13/chartex" xmlns:cx8="http://schemas.microsoft.com/office/drawing/2016/5/14/chartex" xmlns:mc="http://schemas.openxmlformats.org/markup-compatibility/2006" xmlns:aink="http://schemas.microsoft.com/office/drawing/2016/ink" xmlns:am3d="http://schemas.microsoft.com/office/drawing/2017/model3d" xmlns:o="urn:schemas-microsoft-com:office:office" xmlns:r="http://schemas.openxmlformats.org/officeDocument/2006/relationships" xmlns:m="http://schemas.openxmlformats.org/officeDocument/2006/math" xmlns:v="urn:schemas-microsoft-com:vml" xmlns:wp14="http://schemas.microsoft.com/office/word/2010/wordprocessingDrawing" xmlns:wp="http://schemas.openxmlformats.org/drawingml/2006/wordprocessingDrawing" xmlns:w10="urn:schemas-microsoft-com:office:word" xmlns:w="http://schemas.openxmlformats.org/wordprocessingml/2006/main" xmlns:w14="http://schemas.microsoft.com/office/word/2010/wordml" xmlns:w15="http://schemas.microsoft.com/office/word/2012/wordml" xmlns:w16cid="http://schemas.microsoft.com/office/word/2016/wordml/cid" xmlns:w16se="http://schemas.microsoft.com/office/word/2015/wordml/symex" xmlns:wpg="http://schemas.microsoft.com/office/word/2010/wordprocessingGroup" xmlns:wpi="http://schemas.microsoft.com/office/word/2010/wordprocessingInk" xmlns:wne="http://schemas.microsoft.com/office/word/2006/wordml" xmlns:wps="http://schemas.microsoft.com/office/word/2010/wordprocessingShape" mc:Ignorable="w14 w15 w16se w16cid wp14">
   <w:abstractNum w:abstractNumId="0" w15:restartNumberingAfterBreak="0">
     <w:nsid w:val="09152359"/>
     <w:multiLevelType w:val="hybridMultilevel"/>
@@ -13726,7 +14726,7 @@
 </file>
 
 <file path=word/styles.xml><?xml version="1.0" encoding="utf-8"?>
-<w:styles xmlns:mc="http://schemas.openxmlformats.org/markup-compatibility/2006" xmlns:r="http://schemas.openxmlformats.org/officeDocument/2006/relationships" xmlns:w="http://schemas.openxmlformats.org/wordprocessingml/2006/main" xmlns:w14="http://schemas.microsoft.com/office/word/2010/wordml" xmlns:w15="http://schemas.microsoft.com/office/word/2012/wordml" xmlns:w16cex="http://schemas.microsoft.com/office/word/2018/wordml/cex" xmlns:w16cid="http://schemas.microsoft.com/office/word/2016/wordml/cid" xmlns:w16="http://schemas.microsoft.com/office/word/2018/wordml" xmlns:w16sdtdh="http://schemas.microsoft.com/office/word/2020/wordml/sdtdatahash" xmlns:w16se="http://schemas.microsoft.com/office/word/2015/wordml/symex" mc:Ignorable="w14 w15 w16se w16cid w16 w16cex w16sdtdh">
+<w:styles xmlns:mc="http://schemas.openxmlformats.org/markup-compatibility/2006" xmlns:r="http://schemas.openxmlformats.org/officeDocument/2006/relationships" xmlns:w="http://schemas.openxmlformats.org/wordprocessingml/2006/main" xmlns:w14="http://schemas.microsoft.com/office/word/2010/wordml" xmlns:w15="http://schemas.microsoft.com/office/word/2012/wordml" xmlns:w16cid="http://schemas.microsoft.com/office/word/2016/wordml/cid" xmlns:w16se="http://schemas.microsoft.com/office/word/2015/wordml/symex" mc:Ignorable="w14 w15 w16se w16cid">
   <w:docDefaults>
     <w:rPrDefault>
       <w:rPr>
@@ -13742,7 +14742,7 @@
       </w:pPr>
     </w:pPrDefault>
   </w:docDefaults>
-  <w:latentStyles w:defLockedState="0" w:defUIPriority="99" w:defSemiHidden="0" w:defUnhideWhenUsed="0" w:defQFormat="0" w:count="376">
+  <w:latentStyles w:defLockedState="0" w:defUIPriority="99" w:defSemiHidden="0" w:defUnhideWhenUsed="0" w:defQFormat="0" w:count="375">
     <w:lsdException w:name="Normal" w:uiPriority="0" w:qFormat="1"/>
     <w:lsdException w:name="heading 1" w:uiPriority="7" w:qFormat="1"/>
     <w:lsdException w:name="heading 2" w:uiPriority="4" w:qFormat="1"/>
@@ -14118,7 +15118,6 @@
     <w:lsdException w:name="Smart Hyperlink" w:semiHidden="1" w:unhideWhenUsed="1"/>
     <w:lsdException w:name="Hashtag" w:semiHidden="1" w:unhideWhenUsed="1"/>
     <w:lsdException w:name="Unresolved Mention" w:semiHidden="1" w:unhideWhenUsed="1"/>
-    <w:lsdException w:name="Smart Link" w:semiHidden="1" w:unhideWhenUsed="1"/>
   </w:latentStyles>
   <w:style w:type="paragraph" w:default="1" w:styleId="Normal">
     <w:name w:val="Normal"/>
@@ -14689,7 +15688,7 @@
 </file>
 
 <file path=word/glossary/document.xml><?xml version="1.0" encoding="utf-8"?>
-<w:glossaryDocument xmlns:wpc="http://schemas.microsoft.com/office/word/2010/wordprocessingCanvas" xmlns:cx="http://schemas.microsoft.com/office/drawing/2014/chartex" xmlns:cx1="http://schemas.microsoft.com/office/drawing/2015/9/8/chartex" xmlns:cx2="http://schemas.microsoft.com/office/drawing/2015/10/21/chartex" xmlns:cx3="http://schemas.microsoft.com/office/drawing/2016/5/9/chartex" xmlns:cx4="http://schemas.microsoft.com/office/drawing/2016/5/10/chartex" xmlns:cx5="http://schemas.microsoft.com/office/drawing/2016/5/11/chartex" xmlns:cx6="http://schemas.microsoft.com/office/drawing/2016/5/12/chartex" xmlns:cx7="http://schemas.microsoft.com/office/drawing/2016/5/13/chartex" xmlns:cx8="http://schemas.microsoft.com/office/drawing/2016/5/14/chartex" xmlns:mc="http://schemas.openxmlformats.org/markup-compatibility/2006" xmlns:aink="http://schemas.microsoft.com/office/drawing/2016/ink" xmlns:am3d="http://schemas.microsoft.com/office/drawing/2017/model3d" xmlns:o="urn:schemas-microsoft-com:office:office" xmlns:r="http://schemas.openxmlformats.org/officeDocument/2006/relationships" xmlns:m="http://schemas.openxmlformats.org/officeDocument/2006/math" xmlns:v="urn:schemas-microsoft-com:vml" xmlns:wp14="http://schemas.microsoft.com/office/word/2010/wordprocessingDrawing" xmlns:wp="http://schemas.openxmlformats.org/drawingml/2006/wordprocessingDrawing" xmlns:w10="urn:schemas-microsoft-com:office:word" xmlns:w="http://schemas.openxmlformats.org/wordprocessingml/2006/main" xmlns:w14="http://schemas.microsoft.com/office/word/2010/wordml" xmlns:w15="http://schemas.microsoft.com/office/word/2012/wordml" xmlns:w16cex="http://schemas.microsoft.com/office/word/2018/wordml/cex" xmlns:w16cid="http://schemas.microsoft.com/office/word/2016/wordml/cid" xmlns:w16="http://schemas.microsoft.com/office/word/2018/wordml" xmlns:w16sdtdh="http://schemas.microsoft.com/office/word/2020/wordml/sdtdatahash" xmlns:w16se="http://schemas.microsoft.com/office/word/2015/wordml/symex" xmlns:wpg="http://schemas.microsoft.com/office/word/2010/wordprocessingGroup" xmlns:wpi="http://schemas.microsoft.com/office/word/2010/wordprocessingInk" xmlns:wne="http://schemas.microsoft.com/office/word/2006/wordml" xmlns:wps="http://schemas.microsoft.com/office/word/2010/wordprocessingShape" mc:Ignorable="w14 w15 w16se w16cid w16 w16cex w16sdtdh wp14">
+<w:glossaryDocument xmlns:wpc="http://schemas.microsoft.com/office/word/2010/wordprocessingCanvas" xmlns:cx="http://schemas.microsoft.com/office/drawing/2014/chartex" xmlns:cx1="http://schemas.microsoft.com/office/drawing/2015/9/8/chartex" xmlns:cx2="http://schemas.microsoft.com/office/drawing/2015/10/21/chartex" xmlns:cx3="http://schemas.microsoft.com/office/drawing/2016/5/9/chartex" xmlns:cx4="http://schemas.microsoft.com/office/drawing/2016/5/10/chartex" xmlns:cx5="http://schemas.microsoft.com/office/drawing/2016/5/11/chartex" xmlns:cx6="http://schemas.microsoft.com/office/drawing/2016/5/12/chartex" xmlns:cx7="http://schemas.microsoft.com/office/drawing/2016/5/13/chartex" xmlns:cx8="http://schemas.microsoft.com/office/drawing/2016/5/14/chartex" xmlns:mc="http://schemas.openxmlformats.org/markup-compatibility/2006" xmlns:aink="http://schemas.microsoft.com/office/drawing/2016/ink" xmlns:am3d="http://schemas.microsoft.com/office/drawing/2017/model3d" xmlns:o="urn:schemas-microsoft-com:office:office" xmlns:r="http://schemas.openxmlformats.org/officeDocument/2006/relationships" xmlns:m="http://schemas.openxmlformats.org/officeDocument/2006/math" xmlns:v="urn:schemas-microsoft-com:vml" xmlns:wp14="http://schemas.microsoft.com/office/word/2010/wordprocessingDrawing" xmlns:wp="http://schemas.openxmlformats.org/drawingml/2006/wordprocessingDrawing" xmlns:w10="urn:schemas-microsoft-com:office:word" xmlns:w="http://schemas.openxmlformats.org/wordprocessingml/2006/main" xmlns:w14="http://schemas.microsoft.com/office/word/2010/wordml" xmlns:w15="http://schemas.microsoft.com/office/word/2012/wordml" xmlns:w16cid="http://schemas.microsoft.com/office/word/2016/wordml/cid" xmlns:w16se="http://schemas.microsoft.com/office/word/2015/wordml/symex" xmlns:wpg="http://schemas.microsoft.com/office/word/2010/wordprocessingGroup" xmlns:wpi="http://schemas.microsoft.com/office/word/2010/wordprocessingInk" xmlns:wne="http://schemas.microsoft.com/office/word/2006/wordml" xmlns:wps="http://schemas.microsoft.com/office/word/2010/wordprocessingShape" mc:Ignorable="w14 w15 w16se w16cid wp14">
   <w:docParts>
     <w:docPart>
       <w:docPartPr>
@@ -14757,7 +15756,7 @@
 </file>
 
 <file path=word/glossary/fontTable.xml><?xml version="1.0" encoding="utf-8"?>
-<w:fonts xmlns:mc="http://schemas.openxmlformats.org/markup-compatibility/2006" xmlns:r="http://schemas.openxmlformats.org/officeDocument/2006/relationships" xmlns:w="http://schemas.openxmlformats.org/wordprocessingml/2006/main" xmlns:w14="http://schemas.microsoft.com/office/word/2010/wordml" xmlns:w15="http://schemas.microsoft.com/office/word/2012/wordml" xmlns:w16cex="http://schemas.microsoft.com/office/word/2018/wordml/cex" xmlns:w16cid="http://schemas.microsoft.com/office/word/2016/wordml/cid" xmlns:w16="http://schemas.microsoft.com/office/word/2018/wordml" xmlns:w16sdtdh="http://schemas.microsoft.com/office/word/2020/wordml/sdtdatahash" xmlns:w16se="http://schemas.microsoft.com/office/word/2015/wordml/symex" mc:Ignorable="w14 w15 w16se w16cid w16 w16cex w16sdtdh">
+<w:fonts xmlns:mc="http://schemas.openxmlformats.org/markup-compatibility/2006" xmlns:r="http://schemas.openxmlformats.org/officeDocument/2006/relationships" xmlns:w="http://schemas.openxmlformats.org/wordprocessingml/2006/main" xmlns:w14="http://schemas.microsoft.com/office/word/2010/wordml" xmlns:w15="http://schemas.microsoft.com/office/word/2012/wordml" xmlns:w16cid="http://schemas.microsoft.com/office/word/2016/wordml/cid" xmlns:w16se="http://schemas.microsoft.com/office/word/2015/wordml/symex" mc:Ignorable="w14 w15 w16se w16cid">
   <w:font w:name="Calibri">
     <w:panose1 w:val="020F0502020204030204"/>
     <w:charset w:val="00"/>
@@ -14834,7 +15833,7 @@
 </file>
 
 <file path=word/glossary/settings.xml><?xml version="1.0" encoding="utf-8"?>
-<w:settings xmlns:mc="http://schemas.openxmlformats.org/markup-compatibility/2006" xmlns:o="urn:schemas-microsoft-com:office:office" xmlns:r="http://schemas.openxmlformats.org/officeDocument/2006/relationships" xmlns:m="http://schemas.openxmlformats.org/officeDocument/2006/math" xmlns:v="urn:schemas-microsoft-com:vml" xmlns:w10="urn:schemas-microsoft-com:office:word" xmlns:w="http://schemas.openxmlformats.org/wordprocessingml/2006/main" xmlns:w14="http://schemas.microsoft.com/office/word/2010/wordml" xmlns:w15="http://schemas.microsoft.com/office/word/2012/wordml" xmlns:w16cex="http://schemas.microsoft.com/office/word/2018/wordml/cex" xmlns:w16cid="http://schemas.microsoft.com/office/word/2016/wordml/cid" xmlns:w16="http://schemas.microsoft.com/office/word/2018/wordml" xmlns:w16sdtdh="http://schemas.microsoft.com/office/word/2020/wordml/sdtdatahash" xmlns:w16se="http://schemas.microsoft.com/office/word/2015/wordml/symex" xmlns:sl="http://schemas.openxmlformats.org/schemaLibrary/2006/main" mc:Ignorable="w14 w15 w16se w16cid w16 w16cex w16sdtdh">
+<w:settings xmlns:mc="http://schemas.openxmlformats.org/markup-compatibility/2006" xmlns:o="urn:schemas-microsoft-com:office:office" xmlns:r="http://schemas.openxmlformats.org/officeDocument/2006/relationships" xmlns:m="http://schemas.openxmlformats.org/officeDocument/2006/math" xmlns:v="urn:schemas-microsoft-com:vml" xmlns:w10="urn:schemas-microsoft-com:office:word" xmlns:w="http://schemas.openxmlformats.org/wordprocessingml/2006/main" xmlns:w14="http://schemas.microsoft.com/office/word/2010/wordml" xmlns:w15="http://schemas.microsoft.com/office/word/2012/wordml" xmlns:w16cid="http://schemas.microsoft.com/office/word/2016/wordml/cid" xmlns:w16se="http://schemas.microsoft.com/office/word/2015/wordml/symex" xmlns:sl="http://schemas.openxmlformats.org/schemaLibrary/2006/main" mc:Ignorable="w14 w15 w16se w16cid">
   <w:view w:val="normal"/>
   <w:defaultTabStop w:val="708"/>
   <w:hyphenationZone w:val="425"/>
@@ -14850,6 +15849,7 @@
   </w:compat>
   <w:rsids>
     <w:rsidRoot w:val="009B0278"/>
+    <w:rsid w:val="001B06D2"/>
     <w:rsid w:val="001D3D6A"/>
     <w:rsid w:val="00361E76"/>
     <w:rsid w:val="004C570A"/>
@@ -14877,14 +15877,14 @@
   </m:mathPr>
   <w:themeFontLang w:val="es-CO"/>
   <w:clrSchemeMapping w:bg1="light1" w:t1="dark1" w:bg2="light2" w:t2="dark2" w:accent1="accent1" w:accent2="accent2" w:accent3="accent3" w:accent4="accent4" w:accent5="accent5" w:accent6="accent6" w:hyperlink="hyperlink" w:followedHyperlink="followedHyperlink"/>
-  <w:decimalSymbol w:val=","/>
-  <w:listSeparator w:val=";"/>
+  <w:decimalSymbol w:val="."/>
+  <w:listSeparator w:val=","/>
   <w15:chartTrackingRefBased/>
 </w:settings>
 </file>
 
 <file path=word/glossary/styles.xml><?xml version="1.0" encoding="utf-8"?>
-<w:styles xmlns:mc="http://schemas.openxmlformats.org/markup-compatibility/2006" xmlns:r="http://schemas.openxmlformats.org/officeDocument/2006/relationships" xmlns:w="http://schemas.openxmlformats.org/wordprocessingml/2006/main" xmlns:w14="http://schemas.microsoft.com/office/word/2010/wordml" xmlns:w15="http://schemas.microsoft.com/office/word/2012/wordml" xmlns:w16cex="http://schemas.microsoft.com/office/word/2018/wordml/cex" xmlns:w16cid="http://schemas.microsoft.com/office/word/2016/wordml/cid" xmlns:w16="http://schemas.microsoft.com/office/word/2018/wordml" xmlns:w16sdtdh="http://schemas.microsoft.com/office/word/2020/wordml/sdtdatahash" xmlns:w16se="http://schemas.microsoft.com/office/word/2015/wordml/symex" mc:Ignorable="w14 w15 w16se w16cid w16 w16cex w16sdtdh">
+<w:styles xmlns:mc="http://schemas.openxmlformats.org/markup-compatibility/2006" xmlns:r="http://schemas.openxmlformats.org/officeDocument/2006/relationships" xmlns:w="http://schemas.openxmlformats.org/wordprocessingml/2006/main" xmlns:w14="http://schemas.microsoft.com/office/word/2010/wordml" xmlns:w15="http://schemas.microsoft.com/office/word/2012/wordml" xmlns:w16cid="http://schemas.microsoft.com/office/word/2016/wordml/cid" xmlns:w16se="http://schemas.microsoft.com/office/word/2015/wordml/symex" mc:Ignorable="w14 w15 w16se w16cid">
   <w:docDefaults>
     <w:rPrDefault>
       <w:rPr>
@@ -14902,7 +15902,7 @@
       </w:pPr>
     </w:pPrDefault>
   </w:docDefaults>
-  <w:latentStyles w:defLockedState="0" w:defUIPriority="99" w:defSemiHidden="0" w:defUnhideWhenUsed="0" w:defQFormat="0" w:count="376">
+  <w:latentStyles w:defLockedState="0" w:defUIPriority="99" w:defSemiHidden="0" w:defUnhideWhenUsed="0" w:defQFormat="0" w:count="375">
     <w:lsdException w:name="Normal" w:uiPriority="0" w:qFormat="1"/>
     <w:lsdException w:name="heading 1" w:uiPriority="9" w:qFormat="1"/>
     <w:lsdException w:name="heading 2" w:semiHidden="1" w:uiPriority="9" w:unhideWhenUsed="1" w:qFormat="1"/>
@@ -15278,7 +16278,6 @@
     <w:lsdException w:name="Smart Hyperlink" w:semiHidden="1" w:unhideWhenUsed="1"/>
     <w:lsdException w:name="Hashtag" w:semiHidden="1" w:unhideWhenUsed="1"/>
     <w:lsdException w:name="Unresolved Mention" w:semiHidden="1" w:unhideWhenUsed="1"/>
-    <w:lsdException w:name="Smart Link" w:semiHidden="1" w:unhideWhenUsed="1"/>
   </w:latentStyles>
   <w:style w:type="paragraph" w:default="1" w:styleId="Normal">
     <w:name w:val="Normal"/>
@@ -15353,7 +16352,7 @@
 </file>
 
 <file path=word/glossary/webSettings.xml><?xml version="1.0" encoding="utf-8"?>
-<w:webSettings xmlns:mc="http://schemas.openxmlformats.org/markup-compatibility/2006" xmlns:r="http://schemas.openxmlformats.org/officeDocument/2006/relationships" xmlns:w="http://schemas.openxmlformats.org/wordprocessingml/2006/main" xmlns:w14="http://schemas.microsoft.com/office/word/2010/wordml" xmlns:w15="http://schemas.microsoft.com/office/word/2012/wordml" xmlns:w16cex="http://schemas.microsoft.com/office/word/2018/wordml/cex" xmlns:w16cid="http://schemas.microsoft.com/office/word/2016/wordml/cid" xmlns:w16="http://schemas.microsoft.com/office/word/2018/wordml" xmlns:w16sdtdh="http://schemas.microsoft.com/office/word/2020/wordml/sdtdatahash" xmlns:w16se="http://schemas.microsoft.com/office/word/2015/wordml/symex" mc:Ignorable="w14 w15 w16se w16cid w16 w16cex w16sdtdh">
+<w:webSettings xmlns:mc="http://schemas.openxmlformats.org/markup-compatibility/2006" xmlns:r="http://schemas.openxmlformats.org/officeDocument/2006/relationships" xmlns:w="http://schemas.openxmlformats.org/wordprocessingml/2006/main" xmlns:w14="http://schemas.microsoft.com/office/word/2010/wordml" xmlns:w15="http://schemas.microsoft.com/office/word/2012/wordml" xmlns:w16cid="http://schemas.microsoft.com/office/word/2016/wordml/cid" xmlns:w16se="http://schemas.microsoft.com/office/word/2015/wordml/symex" mc:Ignorable="w14 w15 w16se w16cid">
   <w:optimizeForBrowser/>
   <w:allowPNG/>
 </w:webSettings>

--- a/docs/sprint 2/sprint 2.docx
+++ b/docs/sprint 2/sprint 2.docx
@@ -1,6 +1,6 @@
 
 <file path=word/document.xml><?xml version="1.0" encoding="utf-8"?>
-<w:document xmlns:wpc="http://schemas.microsoft.com/office/word/2010/wordprocessingCanvas" xmlns:cx="http://schemas.microsoft.com/office/drawing/2014/chartex" xmlns:cx1="http://schemas.microsoft.com/office/drawing/2015/9/8/chartex" xmlns:cx2="http://schemas.microsoft.com/office/drawing/2015/10/21/chartex" xmlns:cx3="http://schemas.microsoft.com/office/drawing/2016/5/9/chartex" xmlns:cx4="http://schemas.microsoft.com/office/drawing/2016/5/10/chartex" xmlns:cx5="http://schemas.microsoft.com/office/drawing/2016/5/11/chartex" xmlns:cx6="http://schemas.microsoft.com/office/drawing/2016/5/12/chartex" xmlns:cx7="http://schemas.microsoft.com/office/drawing/2016/5/13/chartex" xmlns:cx8="http://schemas.microsoft.com/office/drawing/2016/5/14/chartex" xmlns:mc="http://schemas.openxmlformats.org/markup-compatibility/2006" xmlns:aink="http://schemas.microsoft.com/office/drawing/2016/ink" xmlns:am3d="http://schemas.microsoft.com/office/drawing/2017/model3d" xmlns:o="urn:schemas-microsoft-com:office:office" xmlns:r="http://schemas.openxmlformats.org/officeDocument/2006/relationships" xmlns:m="http://schemas.openxmlformats.org/officeDocument/2006/math" xmlns:v="urn:schemas-microsoft-com:vml" xmlns:wp14="http://schemas.microsoft.com/office/word/2010/wordprocessingDrawing" xmlns:wp="http://schemas.openxmlformats.org/drawingml/2006/wordprocessingDrawing" xmlns:w10="urn:schemas-microsoft-com:office:word" xmlns:w="http://schemas.openxmlformats.org/wordprocessingml/2006/main" xmlns:w14="http://schemas.microsoft.com/office/word/2010/wordml" xmlns:w15="http://schemas.microsoft.com/office/word/2012/wordml" xmlns:w16cid="http://schemas.microsoft.com/office/word/2016/wordml/cid" xmlns:w16se="http://schemas.microsoft.com/office/word/2015/wordml/symex" xmlns:wpg="http://schemas.microsoft.com/office/word/2010/wordprocessingGroup" xmlns:wpi="http://schemas.microsoft.com/office/word/2010/wordprocessingInk" xmlns:wne="http://schemas.microsoft.com/office/word/2006/wordml" xmlns:wps="http://schemas.microsoft.com/office/word/2010/wordprocessingShape" mc:Ignorable="w14 w15 w16se w16cid wp14">
+<w:document xmlns:ve="http://schemas.openxmlformats.org/markup-compatibility/2006" xmlns:o="urn:schemas-microsoft-com:office:office" xmlns:r="http://schemas.openxmlformats.org/officeDocument/2006/relationships" xmlns:m="http://schemas.openxmlformats.org/officeDocument/2006/math" xmlns:v="urn:schemas-microsoft-com:vml" xmlns:wp="http://schemas.openxmlformats.org/drawingml/2006/wordprocessingDrawing" xmlns:w10="urn:schemas-microsoft-com:office:word" xmlns:w="http://schemas.openxmlformats.org/wordprocessingml/2006/main" xmlns:wne="http://schemas.microsoft.com/office/word/2006/wordml">
   <w:body>
     <w:p>
       <w:pPr>
@@ -13,91 +13,19 @@
           <w:noProof/>
           <w:lang w:bidi="es-ES"/>
         </w:rPr>
-        <mc:AlternateContent>
-          <mc:Choice Requires="wps">
-            <w:drawing>
-              <wp:anchor distT="0" distB="0" distL="114300" distR="114300" simplePos="0" relativeHeight="251660288" behindDoc="1" locked="0" layoutInCell="1" allowOverlap="1" wp14:anchorId="5338FFB1" wp14:editId="4CB6102D">
-                <wp:simplePos x="0" y="0"/>
-                <wp:positionH relativeFrom="column">
-                  <wp:posOffset>-202474</wp:posOffset>
-                </wp:positionH>
-                <wp:positionV relativeFrom="page">
-                  <wp:posOffset>938150</wp:posOffset>
-                </wp:positionV>
-                <wp:extent cx="3938905" cy="8657111"/>
-                <wp:effectExtent l="0" t="0" r="4445" b="0"/>
-                <wp:wrapNone/>
-                <wp:docPr id="3" name="Rectángulo 3" descr="rectángulo blanco para texto en portada"/>
-                <wp:cNvGraphicFramePr/>
-                <a:graphic xmlns:a="http://schemas.openxmlformats.org/drawingml/2006/main">
-                  <a:graphicData uri="http://schemas.microsoft.com/office/word/2010/wordprocessingShape">
-                    <wps:wsp>
-                      <wps:cNvSpPr/>
-                      <wps:spPr>
-                        <a:xfrm>
-                          <a:off x="0" y="0"/>
-                          <a:ext cx="3938905" cy="8657111"/>
-                        </a:xfrm>
-                        <a:prstGeom prst="rect">
-                          <a:avLst/>
-                        </a:prstGeom>
-                        <a:solidFill>
-                          <a:schemeClr val="bg1"/>
-                        </a:solidFill>
-                        <a:ln>
-                          <a:noFill/>
-                        </a:ln>
-                      </wps:spPr>
-                      <wps:style>
-                        <a:lnRef idx="2">
-                          <a:schemeClr val="accent1">
-                            <a:shade val="50000"/>
-                          </a:schemeClr>
-                        </a:lnRef>
-                        <a:fillRef idx="1">
-                          <a:schemeClr val="accent1"/>
-                        </a:fillRef>
-                        <a:effectRef idx="0">
-                          <a:schemeClr val="accent1"/>
-                        </a:effectRef>
-                        <a:fontRef idx="minor">
-                          <a:schemeClr val="lt1"/>
-                        </a:fontRef>
-                      </wps:style>
-                      <wps:bodyPr rot="0" spcFirstLastPara="0" vertOverflow="overflow" horzOverflow="overflow" vert="horz" wrap="square" lIns="91440" tIns="45720" rIns="91440" bIns="45720" numCol="1" spcCol="0" rtlCol="0" fromWordArt="0" anchor="ctr" anchorCtr="0" forceAA="0" compatLnSpc="1">
-                        <a:prstTxWarp prst="textNoShape">
-                          <a:avLst/>
-                        </a:prstTxWarp>
-                        <a:noAutofit/>
-                      </wps:bodyPr>
-                    </wps:wsp>
-                  </a:graphicData>
-                </a:graphic>
-                <wp14:sizeRelH relativeFrom="margin">
-                  <wp14:pctWidth>0</wp14:pctWidth>
-                </wp14:sizeRelH>
-                <wp14:sizeRelV relativeFrom="margin">
-                  <wp14:pctHeight>0</wp14:pctHeight>
-                </wp14:sizeRelV>
-              </wp:anchor>
-            </w:drawing>
-          </mc:Choice>
-          <mc:Fallback xmlns:oel="http://schemas.microsoft.com/office/2019/extlst" xmlns:w16sdtdh="http://schemas.microsoft.com/office/word/2020/wordml/sdtdatahash" xmlns:w16="http://schemas.microsoft.com/office/word/2018/wordml" xmlns:w16cex="http://schemas.microsoft.com/office/word/2018/wordml/cex">
-            <w:pict>
-              <v:rect w14:anchorId="2D05ECE6" id="Rectángulo 3" o:spid="_x0000_s1026" alt="rectángulo blanco para texto en portada" style="position:absolute;margin-left:-15.95pt;margin-top:73.85pt;width:310.15pt;height:681.65pt;z-index:-251656192;visibility:visible;mso-wrap-style:square;mso-width-percent:0;mso-height-percent:0;mso-wrap-distance-left:9pt;mso-wrap-distance-top:0;mso-wrap-distance-right:9pt;mso-wrap-distance-bottom:0;mso-position-horizontal:absolute;mso-position-horizontal-relative:text;mso-position-vertical:absolute;mso-position-vertical-relative:page;mso-width-percent:0;mso-height-percent:0;mso-width-relative:margin;mso-height-relative:margin;v-text-anchor:middle" o:gfxdata="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" fillcolor="white [3212]" stroked="f" strokeweight="2pt">
-                <w10:wrap anchory="page"/>
-              </v:rect>
-            </w:pict>
-          </mc:Fallback>
-        </mc:AlternateContent>
+        <w:pict>
+          <v:rect id="Rectángulo 3" o:spid="_x0000_s1026" alt="rectángulo blanco para texto en portada" style="position:absolute;margin-left:-15.95pt;margin-top:73.85pt;width:310.15pt;height:681.65pt;z-index:-251656192;visibility:visible;mso-position-vertical-relative:page;mso-width-relative:margin;mso-height-relative:margin;v-text-anchor:middle" o:gfxdata="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" fillcolor="white [3212]" stroked="f" strokeweight="2pt">
+            <w10:wrap anchory="page"/>
+          </v:rect>
+        </w:pict>
       </w:r>
       <w:r>
         <w:rPr>
           <w:noProof/>
-          <w:lang w:bidi="es-ES"/>
+          <w:lang w:eastAsia="es-ES"/>
         </w:rPr>
         <w:drawing>
-          <wp:anchor distT="0" distB="0" distL="114300" distR="114300" simplePos="0" relativeHeight="251658240" behindDoc="1" locked="0" layoutInCell="1" allowOverlap="1" wp14:anchorId="7F97773E" wp14:editId="70C6911D">
+          <wp:anchor distT="0" distB="0" distL="114300" distR="114300" simplePos="0" relativeHeight="251658240" behindDoc="1" locked="0" layoutInCell="1" allowOverlap="1">
             <wp:simplePos x="0" y="0"/>
             <wp:positionH relativeFrom="column">
               <wp:posOffset>-746975</wp:posOffset>
@@ -123,7 +51,7 @@
                     <a:blip r:embed="rId7" cstate="print">
                       <a:extLst>
                         <a:ext uri="{28A0092B-C50C-407E-A947-70E740481C1C}">
-                          <a14:useLocalDpi xmlns:a14="http://schemas.microsoft.com/office/drawing/2010/main" val="0"/>
+                          <a14:useLocalDpi xmlns:a14="http://schemas.microsoft.com/office/drawing/2010/main" xmlns:wps="http://schemas.microsoft.com/office/word/2010/wordprocessingShape" xmlns:wpi="http://schemas.microsoft.com/office/word/2010/wordprocessingInk" xmlns:wpg="http://schemas.microsoft.com/office/word/2010/wordprocessingGroup" xmlns:w16se="http://schemas.microsoft.com/office/word/2015/wordml/symex" xmlns:w16cid="http://schemas.microsoft.com/office/word/2016/wordml/cid" xmlns:w15="http://schemas.microsoft.com/office/word/2012/wordml" xmlns:w14="http://schemas.microsoft.com/office/word/2010/wordml" xmlns:w="http://schemas.openxmlformats.org/wordprocessingml/2006/main" xmlns:w10="urn:schemas-microsoft-com:office:word" xmlns:wp14="http://schemas.microsoft.com/office/word/2010/wordprocessingDrawing" xmlns:v="urn:schemas-microsoft-com:vml" xmlns:o="urn:schemas-microsoft-com:office:office" xmlns:am3d="http://schemas.microsoft.com/office/drawing/2017/model3d" xmlns:aink="http://schemas.microsoft.com/office/drawing/2016/ink" xmlns:mc="http://schemas.openxmlformats.org/markup-compatibility/2006" xmlns:cx8="http://schemas.microsoft.com/office/drawing/2016/5/14/chartex" xmlns:cx7="http://schemas.microsoft.com/office/drawing/2016/5/13/chartex" xmlns:cx6="http://schemas.microsoft.com/office/drawing/2016/5/12/chartex" xmlns:cx5="http://schemas.microsoft.com/office/drawing/2016/5/11/chartex" xmlns:cx4="http://schemas.microsoft.com/office/drawing/2016/5/10/chartex" xmlns:cx3="http://schemas.microsoft.com/office/drawing/2016/5/9/chartex" xmlns:cx2="http://schemas.microsoft.com/office/drawing/2015/10/21/chartex" xmlns:cx1="http://schemas.microsoft.com/office/drawing/2015/9/8/chartex" xmlns:cx="http://schemas.microsoft.com/office/drawing/2014/chartex" xmlns:wpc="http://schemas.microsoft.com/office/word/2010/wordprocessingCanvas" xmlns="" val="0"/>
                         </a:ext>
                       </a:extLst>
                     </a:blip>
@@ -143,12 +71,6 @@
                 </pic:pic>
               </a:graphicData>
             </a:graphic>
-            <wp14:sizeRelH relativeFrom="margin">
-              <wp14:pctWidth>0</wp14:pctWidth>
-            </wp14:sizeRelH>
-            <wp14:sizeRelV relativeFrom="margin">
-              <wp14:pctHeight>0</wp14:pctHeight>
-            </wp14:sizeRelV>
           </wp:anchor>
         </w:drawing>
       </w:r>
@@ -169,7 +91,7 @@
           <w:left w:w="0" w:type="dxa"/>
           <w:right w:w="0" w:type="dxa"/>
         </w:tblCellMar>
-        <w:tblLook w:val="0000" w:firstRow="0" w:lastRow="0" w:firstColumn="0" w:lastColumn="0" w:noHBand="0" w:noVBand="0"/>
+        <w:tblLook w:val="0000"/>
       </w:tblPr>
       <w:tblGrid>
         <w:gridCol w:w="5580"/>
@@ -199,251 +121,111 @@
                 <w:noProof/>
                 <w:lang w:bidi="es-ES"/>
               </w:rPr>
-              <mc:AlternateContent>
-                <mc:Choice Requires="wps">
-                  <w:drawing>
-                    <wp:inline distT="0" distB="0" distL="0" distR="0" wp14:anchorId="0CB9EEAA" wp14:editId="54059D3D">
-                      <wp:extent cx="3528695" cy="1733550"/>
-                      <wp:effectExtent l="0" t="0" r="0" b="0"/>
-                      <wp:docPr id="8" name="Cuadro de texto 8"/>
-                      <wp:cNvGraphicFramePr/>
-                      <a:graphic xmlns:a="http://schemas.openxmlformats.org/drawingml/2006/main">
-                        <a:graphicData uri="http://schemas.microsoft.com/office/word/2010/wordprocessingShape">
-                          <wps:wsp>
-                            <wps:cNvSpPr txBox="1"/>
-                            <wps:spPr>
-                              <a:xfrm>
-                                <a:off x="0" y="0"/>
-                                <a:ext cx="3528695" cy="1733550"/>
-                              </a:xfrm>
-                              <a:prstGeom prst="rect">
-                                <a:avLst/>
-                              </a:prstGeom>
-                              <a:noFill/>
-                              <a:ln w="6350">
-                                <a:noFill/>
-                              </a:ln>
-                            </wps:spPr>
-                            <wps:txbx>
-                              <w:txbxContent>
-                                <w:p>
-                                  <w:pPr>
-                                    <w:spacing w:line="240" w:lineRule="auto"/>
-                                    <w:jc w:val="center"/>
-                                    <w:rPr>
-                                      <w:rFonts w:asciiTheme="majorHAnsi" w:eastAsiaTheme="majorEastAsia" w:hAnsiTheme="majorHAnsi" w:cstheme="majorBidi"/>
-                                      <w:bCs/>
-                                      <w:sz w:val="32"/>
-                                      <w:szCs w:val="32"/>
-                                      <w:lang w:val="es-CO" w:bidi="es-ES"/>
-                                    </w:rPr>
-                                  </w:pPr>
-                                  <w:r>
-                                    <w:rPr>
-                                      <w:rFonts w:asciiTheme="majorHAnsi" w:eastAsiaTheme="majorEastAsia" w:hAnsiTheme="majorHAnsi" w:cstheme="majorBidi"/>
-                                      <w:bCs/>
-                                      <w:sz w:val="32"/>
-                                      <w:szCs w:val="32"/>
-                                      <w:lang w:val="es-CO" w:bidi="es-ES"/>
-                                    </w:rPr>
-                                    <w:t>Sistema de almacenamiento de información de compra y venta de cacao para la empresa Chocolate Tumaco</w:t>
-                                  </w:r>
-                                </w:p>
-                                <w:p>
-                                  <w:pPr>
-                                    <w:spacing w:line="240" w:lineRule="auto"/>
-                                    <w:rPr>
-                                      <w:rFonts w:asciiTheme="majorHAnsi" w:eastAsiaTheme="majorEastAsia" w:hAnsiTheme="majorHAnsi" w:cstheme="majorBidi"/>
-                                      <w:bCs/>
-                                      <w:sz w:val="36"/>
-                                      <w:szCs w:val="36"/>
-                                    </w:rPr>
-                                  </w:pPr>
-                                  <w:r>
-                                    <w:rPr>
-                                      <w:rFonts w:asciiTheme="majorHAnsi" w:eastAsiaTheme="majorEastAsia" w:hAnsiTheme="majorHAnsi" w:cstheme="majorBidi"/>
-                                      <w:bCs/>
-                                      <w:sz w:val="36"/>
-                                      <w:szCs w:val="36"/>
-                                      <w:lang w:bidi="es-ES"/>
-                                    </w:rPr>
-                                    <w:t xml:space="preserve">Sprint </w:t>
-                                  </w:r>
-                                  <w:r>
-                                    <w:rPr>
-                                      <w:rFonts w:asciiTheme="majorHAnsi" w:eastAsiaTheme="majorEastAsia" w:hAnsiTheme="majorHAnsi" w:cstheme="majorBidi"/>
-                                      <w:bCs/>
-                                      <w:sz w:val="36"/>
-                                      <w:szCs w:val="36"/>
-                                      <w:lang w:bidi="es-ES"/>
-                                    </w:rPr>
-                                    <w:t>2</w:t>
-                                  </w:r>
-                                </w:p>
-                                <w:p>
-                                  <w:pPr>
-                                    <w:pStyle w:val="Ttulo"/>
-                                    <w:spacing w:after="0"/>
-                                  </w:pPr>
-                                </w:p>
-                              </w:txbxContent>
-                            </wps:txbx>
-                            <wps:bodyPr rot="0" spcFirstLastPara="0" vertOverflow="overflow" horzOverflow="overflow" vert="horz" wrap="square" lIns="91440" tIns="45720" rIns="91440" bIns="45720" numCol="1" spcCol="0" rtlCol="0" fromWordArt="0" anchor="t" anchorCtr="0" forceAA="0" compatLnSpc="1">
-                              <a:prstTxWarp prst="textNoShape">
-                                <a:avLst/>
-                              </a:prstTxWarp>
-                              <a:noAutofit/>
-                            </wps:bodyPr>
-                          </wps:wsp>
-                        </a:graphicData>
-                      </a:graphic>
-                    </wp:inline>
-                  </w:drawing>
-                </mc:Choice>
-                <mc:Fallback>
-                  <w:pict>
-                    <v:shapetype w14:anchorId="0CB9EEAA" id="_x0000_t202" coordsize="21600,21600" o:spt="202" path="m,l,21600r21600,l21600,xe">
-                      <v:stroke joinstyle="miter"/>
-                      <v:path gradientshapeok="t" o:connecttype="rect"/>
-                    </v:shapetype>
-                    <v:shape id="Cuadro de texto 8" o:spid="_x0000_s1026" type="#_x0000_t202" style="width:277.85pt;height:136.5pt;visibility:visible;mso-wrap-style:square;mso-left-percent:-10001;mso-top-percent:-10001;mso-position-horizontal:absolute;mso-position-horizontal-relative:char;mso-position-vertical:absolute;mso-position-vertical-relative:line;mso-left-percent:-10001;mso-top-percent:-10001;v-text-anchor:top" o:gfxdata="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" filled="f" stroked="f" strokeweight=".5pt">
-                      <v:textbox>
-                        <w:txbxContent>
-                          <w:p>
-                            <w:pPr>
-                              <w:spacing w:line="240" w:lineRule="auto"/>
-                              <w:jc w:val="center"/>
-                              <w:rPr>
-                                <w:rFonts w:asciiTheme="majorHAnsi" w:eastAsiaTheme="majorEastAsia" w:hAnsiTheme="majorHAnsi" w:cstheme="majorBidi"/>
-                                <w:bCs/>
-                                <w:sz w:val="32"/>
-                                <w:szCs w:val="32"/>
-                                <w:lang w:val="es-CO" w:bidi="es-ES"/>
-                              </w:rPr>
-                            </w:pPr>
-                            <w:r>
-                              <w:rPr>
-                                <w:rFonts w:asciiTheme="majorHAnsi" w:eastAsiaTheme="majorEastAsia" w:hAnsiTheme="majorHAnsi" w:cstheme="majorBidi"/>
-                                <w:bCs/>
-                                <w:sz w:val="32"/>
-                                <w:szCs w:val="32"/>
-                                <w:lang w:val="es-CO" w:bidi="es-ES"/>
-                              </w:rPr>
-                              <w:t>Sistema de almacenamiento de información de compra y venta de cacao para la empresa Chocolate Tumaco</w:t>
-                            </w:r>
-                          </w:p>
-                          <w:p>
-                            <w:pPr>
-                              <w:spacing w:line="240" w:lineRule="auto"/>
-                              <w:rPr>
-                                <w:rFonts w:asciiTheme="majorHAnsi" w:eastAsiaTheme="majorEastAsia" w:hAnsiTheme="majorHAnsi" w:cstheme="majorBidi"/>
-                                <w:bCs/>
-                                <w:sz w:val="36"/>
-                                <w:szCs w:val="36"/>
-                              </w:rPr>
-                            </w:pPr>
-                            <w:r>
-                              <w:rPr>
-                                <w:rFonts w:asciiTheme="majorHAnsi" w:eastAsiaTheme="majorEastAsia" w:hAnsiTheme="majorHAnsi" w:cstheme="majorBidi"/>
-                                <w:bCs/>
-                                <w:sz w:val="36"/>
-                                <w:szCs w:val="36"/>
-                                <w:lang w:bidi="es-ES"/>
-                              </w:rPr>
-                              <w:t xml:space="preserve">Sprint </w:t>
-                            </w:r>
-                            <w:r>
-                              <w:rPr>
-                                <w:rFonts w:asciiTheme="majorHAnsi" w:eastAsiaTheme="majorEastAsia" w:hAnsiTheme="majorHAnsi" w:cstheme="majorBidi"/>
-                                <w:bCs/>
-                                <w:sz w:val="36"/>
-                                <w:szCs w:val="36"/>
-                                <w:lang w:bidi="es-ES"/>
-                              </w:rPr>
-                              <w:t>2</w:t>
-                            </w:r>
-                          </w:p>
-                          <w:p>
-                            <w:pPr>
-                              <w:pStyle w:val="Ttulo"/>
-                              <w:spacing w:after="0"/>
-                            </w:pPr>
-                          </w:p>
-                        </w:txbxContent>
-                      </v:textbox>
-                      <w10:anchorlock/>
-                    </v:shape>
-                  </w:pict>
-                </mc:Fallback>
-              </mc:AlternateContent>
-            </w:r>
-          </w:p>
-          <w:p>
-            <w:pPr>
-              <w:rPr>
-                <w:noProof/>
-              </w:rPr>
-            </w:pPr>
+            </w:r>
             <w:r>
               <w:rPr>
                 <w:noProof/>
                 <w:lang w:bidi="es-ES"/>
               </w:rPr>
-              <mc:AlternateContent>
-                <mc:Choice Requires="wps">
-                  <w:drawing>
-                    <wp:inline distT="0" distB="0" distL="0" distR="0" wp14:anchorId="766E10D0" wp14:editId="7787EBBA">
-                      <wp:extent cx="1390918" cy="0"/>
-                      <wp:effectExtent l="0" t="19050" r="19050" b="19050"/>
-                      <wp:docPr id="5" name="Conector recto 5" descr="divisor de texto"/>
-                      <wp:cNvGraphicFramePr/>
-                      <a:graphic xmlns:a="http://schemas.openxmlformats.org/drawingml/2006/main">
-                        <a:graphicData uri="http://schemas.microsoft.com/office/word/2010/wordprocessingShape">
-                          <wps:wsp>
-                            <wps:cNvCnPr/>
-                            <wps:spPr>
-                              <a:xfrm>
-                                <a:off x="0" y="0"/>
-                                <a:ext cx="1390918" cy="0"/>
-                              </a:xfrm>
-                              <a:prstGeom prst="line">
-                                <a:avLst/>
-                              </a:prstGeom>
-                              <a:ln w="38100">
-                                <a:solidFill>
-                                  <a:schemeClr val="tx2"/>
-                                </a:solidFill>
-                              </a:ln>
-                            </wps:spPr>
-                            <wps:style>
-                              <a:lnRef idx="1">
-                                <a:schemeClr val="accent1"/>
-                              </a:lnRef>
-                              <a:fillRef idx="0">
-                                <a:schemeClr val="accent1"/>
-                              </a:fillRef>
-                              <a:effectRef idx="0">
-                                <a:schemeClr val="accent1"/>
-                              </a:effectRef>
-                              <a:fontRef idx="minor">
-                                <a:schemeClr val="tx1"/>
-                              </a:fontRef>
-                            </wps:style>
-                            <wps:bodyPr/>
-                          </wps:wsp>
-                        </a:graphicData>
-                      </a:graphic>
-                    </wp:inline>
-                  </w:drawing>
-                </mc:Choice>
-                <mc:Fallback xmlns:oel="http://schemas.microsoft.com/office/2019/extlst" xmlns:w16sdtdh="http://schemas.microsoft.com/office/word/2020/wordml/sdtdatahash" xmlns:w16="http://schemas.microsoft.com/office/word/2018/wordml" xmlns:w16cex="http://schemas.microsoft.com/office/word/2018/wordml/cex">
-                  <w:pict>
-                    <v:line w14:anchorId="3C7809CC" id="Conector recto 5" o:spid="_x0000_s1026" alt="divisor de texto" style="visibility:visible;mso-wrap-style:square;mso-left-percent:-10001;mso-top-percent:-10001;mso-position-horizontal:absolute;mso-position-horizontal-relative:char;mso-position-vertical:absolute;mso-position-vertical-relative:line;mso-left-percent:-10001;mso-top-percent:-10001" from="0,0" to="109.5pt,0" o:gfxdata="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" strokecolor="#082a75 [3215]" strokeweight="3pt">
-                      <w10:anchorlock/>
-                    </v:line>
-                  </w:pict>
-                </mc:Fallback>
-              </mc:AlternateContent>
+              <w:pict>
+                <v:shapetype id="_x0000_t202" coordsize="21600,21600" o:spt="202" path="m,l,21600r21600,l21600,xe">
+                  <v:stroke joinstyle="miter"/>
+                  <v:path gradientshapeok="t" o:connecttype="rect"/>
+                </v:shapetype>
+                <v:shape id="Cuadro de texto 8" o:spid="_x0000_s1030" type="#_x0000_t202" style="width:277.85pt;height:136.5pt;visibility:visible;mso-position-horizontal-relative:char;mso-position-vertical-relative:line" o:gfxdata="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" filled="f" stroked="f" strokeweight=".5pt">
+                  <v:textbox>
+                    <w:txbxContent>
+                      <w:p>
+                        <w:pPr>
+                          <w:spacing w:line="240" w:lineRule="auto"/>
+                          <w:jc w:val="center"/>
+                          <w:rPr>
+                            <w:rFonts w:asciiTheme="majorHAnsi" w:eastAsiaTheme="majorEastAsia" w:hAnsiTheme="majorHAnsi" w:cstheme="majorBidi"/>
+                            <w:bCs/>
+                            <w:sz w:val="32"/>
+                            <w:szCs w:val="32"/>
+                            <w:lang w:val="es-CO" w:bidi="es-ES"/>
+                          </w:rPr>
+                        </w:pPr>
+                        <w:r>
+                          <w:rPr>
+                            <w:rFonts w:asciiTheme="majorHAnsi" w:eastAsiaTheme="majorEastAsia" w:hAnsiTheme="majorHAnsi" w:cstheme="majorBidi"/>
+                            <w:bCs/>
+                            <w:sz w:val="32"/>
+                            <w:szCs w:val="32"/>
+                            <w:lang w:val="es-CO" w:bidi="es-ES"/>
+                          </w:rPr>
+                          <w:t>Sistema de almacenamiento de información de compra y venta de cacao para la empresa Chocolate Tumaco</w:t>
+                        </w:r>
+                      </w:p>
+                      <w:p>
+                        <w:pPr>
+                          <w:spacing w:line="240" w:lineRule="auto"/>
+                          <w:rPr>
+                            <w:rFonts w:asciiTheme="majorHAnsi" w:eastAsiaTheme="majorEastAsia" w:hAnsiTheme="majorHAnsi" w:cstheme="majorBidi"/>
+                            <w:bCs/>
+                            <w:sz w:val="36"/>
+                            <w:szCs w:val="36"/>
+                          </w:rPr>
+                        </w:pPr>
+                        <w:r>
+                          <w:rPr>
+                            <w:rFonts w:asciiTheme="majorHAnsi" w:eastAsiaTheme="majorEastAsia" w:hAnsiTheme="majorHAnsi" w:cstheme="majorBidi"/>
+                            <w:bCs/>
+                            <w:sz w:val="36"/>
+                            <w:szCs w:val="36"/>
+                            <w:lang w:bidi="es-ES"/>
+                          </w:rPr>
+                          <w:t xml:space="preserve">Sprint </w:t>
+                        </w:r>
+                        <w:r>
+                          <w:rPr>
+                            <w:rFonts w:asciiTheme="majorHAnsi" w:eastAsiaTheme="majorEastAsia" w:hAnsiTheme="majorHAnsi" w:cstheme="majorBidi"/>
+                            <w:bCs/>
+                            <w:sz w:val="36"/>
+                            <w:szCs w:val="36"/>
+                            <w:lang w:bidi="es-ES"/>
+                          </w:rPr>
+                          <w:t>2</w:t>
+                        </w:r>
+                      </w:p>
+                      <w:p>
+                        <w:pPr>
+                          <w:pStyle w:val="Ttulo"/>
+                          <w:spacing w:after="0"/>
+                        </w:pPr>
+                      </w:p>
+                    </w:txbxContent>
+                  </v:textbox>
+                  <w10:wrap type="none"/>
+                  <w10:anchorlock/>
+                </v:shape>
+              </w:pict>
+            </w:r>
+          </w:p>
+          <w:p>
+            <w:pPr>
+              <w:rPr>
+                <w:noProof/>
+              </w:rPr>
+            </w:pPr>
+            <w:r>
+              <w:rPr>
+                <w:noProof/>
+                <w:lang w:bidi="es-ES"/>
+              </w:rPr>
+            </w:r>
+            <w:r>
+              <w:rPr>
+                <w:noProof/>
+                <w:lang w:bidi="es-ES"/>
+              </w:rPr>
+              <w:pict>
+                <v:line id="Conector recto 5" o:spid="_x0000_s1029" alt="divisor de texto" style="visibility:visible;mso-position-horizontal-relative:char;mso-position-vertical-relative:line" from="0,0" to="109.5pt,0" o:gfxdata="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" strokecolor="#082a75 [3215]" strokeweight="3pt">
+                  <w10:wrap type="none"/>
+                  <w10:anchorlock/>
+                </v:line>
+              </w:pict>
             </w:r>
           </w:p>
         </w:tc>
@@ -494,7 +276,6 @@
               <w:placeholder>
                 <w:docPart w:val="A9B4550B676949FF846EEBBAF789DB52"/>
               </w:placeholder>
-              <w15:appearance w15:val="hidden"/>
             </w:sdtPr>
             <w:sdtContent>
               <w:p>
@@ -537,7 +318,7 @@
                     <w:noProof/>
                     <w:lang w:bidi="es-ES"/>
                   </w:rPr>
-                  <w:t>6 mayo</w:t>
+                  <w:t>7 mayo</w:t>
                 </w:r>
                 <w:r>
                   <w:rPr>
@@ -566,71 +347,21 @@
                 <w:szCs w:val="10"/>
                 <w:lang w:bidi="es-ES"/>
               </w:rPr>
-              <mc:AlternateContent>
-                <mc:Choice Requires="wps">
-                  <w:drawing>
-                    <wp:inline distT="0" distB="0" distL="0" distR="0" wp14:anchorId="346B3BA0" wp14:editId="10DB491D">
-                      <wp:extent cx="1493949" cy="0"/>
-                      <wp:effectExtent l="0" t="19050" r="30480" b="19050"/>
-                      <wp:docPr id="6" name="Conector recto 6" descr="divisor de texto"/>
-                      <wp:cNvGraphicFramePr/>
-                      <a:graphic xmlns:a="http://schemas.openxmlformats.org/drawingml/2006/main">
-                        <a:graphicData uri="http://schemas.microsoft.com/office/word/2010/wordprocessingShape">
-                          <wps:wsp>
-                            <wps:cNvCnPr/>
-                            <wps:spPr>
-                              <a:xfrm>
-                                <a:off x="0" y="0"/>
-                                <a:ext cx="1493949" cy="0"/>
-                              </a:xfrm>
-                              <a:prstGeom prst="line">
-                                <a:avLst/>
-                              </a:prstGeom>
-                              <a:ln w="38100">
-                                <a:solidFill>
-                                  <a:schemeClr val="tx2"/>
-                                </a:solidFill>
-                              </a:ln>
-                            </wps:spPr>
-                            <wps:style>
-                              <a:lnRef idx="1">
-                                <a:schemeClr val="accent1"/>
-                              </a:lnRef>
-                              <a:fillRef idx="0">
-                                <a:schemeClr val="accent1"/>
-                              </a:fillRef>
-                              <a:effectRef idx="0">
-                                <a:schemeClr val="accent1"/>
-                              </a:effectRef>
-                              <a:fontRef idx="minor">
-                                <a:schemeClr val="tx1"/>
-                              </a:fontRef>
-                            </wps:style>
-                            <wps:bodyPr/>
-                          </wps:wsp>
-                        </a:graphicData>
-                      </a:graphic>
-                    </wp:inline>
-                  </w:drawing>
-                </mc:Choice>
-                <mc:Fallback xmlns:oel="http://schemas.microsoft.com/office/2019/extlst" xmlns:w16sdtdh="http://schemas.microsoft.com/office/word/2020/wordml/sdtdatahash" xmlns:w16="http://schemas.microsoft.com/office/word/2018/wordml" xmlns:w16cex="http://schemas.microsoft.com/office/word/2018/wordml/cex">
-                  <w:pict>
-                    <v:line w14:anchorId="2EAC2734" id="Conector recto 6" o:spid="_x0000_s1026" alt="divisor de texto" style="visibility:visible;mso-wrap-style:square;mso-left-percent:-10001;mso-top-percent:-10001;mso-position-horizontal:absolute;mso-position-horizontal-relative:char;mso-position-vertical:absolute;mso-position-vertical-relative:line;mso-left-percent:-10001;mso-top-percent:-10001" from="0,0" to="117.65pt,0" o:gfxdata="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" strokecolor="#082a75 [3215]" strokeweight="3pt">
-                      <w10:anchorlock/>
-                    </v:line>
-                  </w:pict>
-                </mc:Fallback>
-              </mc:AlternateContent>
-            </w:r>
-          </w:p>
-          <w:p>
-            <w:pPr>
+            </w:r>
+            <w:r>
               <w:rPr>
                 <w:noProof/>
                 <w:sz w:val="10"/>
                 <w:szCs w:val="10"/>
-              </w:rPr>
-            </w:pPr>
+                <w:lang w:bidi="es-ES"/>
+              </w:rPr>
+              <w:pict>
+                <v:line id="Conector recto 6" o:spid="_x0000_s1028" alt="divisor de texto" style="visibility:visible;mso-position-horizontal-relative:char;mso-position-vertical-relative:line" from="0,0" to="117.65pt,0" o:gfxdata="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" strokecolor="#082a75 [3215]" strokeweight="3pt">
+                  <w10:wrap type="none"/>
+                  <w10:anchorlock/>
+                </v:line>
+              </w:pict>
+            </w:r>
           </w:p>
           <w:p>
             <w:pPr>
@@ -645,6 +376,15 @@
             <w:pPr>
               <w:rPr>
                 <w:noProof/>
+                <w:sz w:val="10"/>
+                <w:szCs w:val="10"/>
+              </w:rPr>
+            </w:pPr>
+          </w:p>
+          <w:p>
+            <w:pPr>
+              <w:rPr>
+                <w:noProof/>
               </w:rPr>
             </w:pPr>
             <w:r>
@@ -709,10 +449,10 @@
       <w:r>
         <w:rPr>
           <w:noProof/>
-          <w:lang w:bidi="es-ES"/>
+          <w:lang w:eastAsia="es-ES"/>
         </w:rPr>
         <w:drawing>
-          <wp:anchor distT="0" distB="0" distL="114300" distR="114300" simplePos="0" relativeHeight="251662336" behindDoc="1" locked="0" layoutInCell="1" allowOverlap="1" wp14:anchorId="2A300EE2" wp14:editId="5F3D499C">
+          <wp:anchor distT="0" distB="0" distL="114300" distR="114300" simplePos="0" relativeHeight="251662336" behindDoc="1" locked="0" layoutInCell="1" allowOverlap="1">
             <wp:simplePos x="0" y="0"/>
             <wp:positionH relativeFrom="column">
               <wp:posOffset>4563920</wp:posOffset>
@@ -764,7 +504,7 @@
                     <a:blip r:embed="rId8">
                       <a:extLst>
                         <a:ext uri="{28A0092B-C50C-407E-A947-70E740481C1C}">
-                          <a14:useLocalDpi xmlns:a14="http://schemas.microsoft.com/office/drawing/2010/main" val="0"/>
+                          <a14:useLocalDpi xmlns:a14="http://schemas.microsoft.com/office/drawing/2010/main" xmlns:wps="http://schemas.microsoft.com/office/word/2010/wordprocessingShape" xmlns:wpi="http://schemas.microsoft.com/office/word/2010/wordprocessingInk" xmlns:wpg="http://schemas.microsoft.com/office/word/2010/wordprocessingGroup" xmlns:w16se="http://schemas.microsoft.com/office/word/2015/wordml/symex" xmlns:w16cid="http://schemas.microsoft.com/office/word/2016/wordml/cid" xmlns:w15="http://schemas.microsoft.com/office/word/2012/wordml" xmlns:w14="http://schemas.microsoft.com/office/word/2010/wordml" xmlns:w="http://schemas.openxmlformats.org/wordprocessingml/2006/main" xmlns:w10="urn:schemas-microsoft-com:office:word" xmlns:wp14="http://schemas.microsoft.com/office/word/2010/wordprocessingDrawing" xmlns:v="urn:schemas-microsoft-com:vml" xmlns:o="urn:schemas-microsoft-com:office:office" xmlns:am3d="http://schemas.microsoft.com/office/drawing/2017/model3d" xmlns:aink="http://schemas.microsoft.com/office/drawing/2016/ink" xmlns:mc="http://schemas.openxmlformats.org/markup-compatibility/2006" xmlns:cx8="http://schemas.microsoft.com/office/drawing/2016/5/14/chartex" xmlns:cx7="http://schemas.microsoft.com/office/drawing/2016/5/13/chartex" xmlns:cx6="http://schemas.microsoft.com/office/drawing/2016/5/12/chartex" xmlns:cx5="http://schemas.microsoft.com/office/drawing/2016/5/11/chartex" xmlns:cx4="http://schemas.microsoft.com/office/drawing/2016/5/10/chartex" xmlns:cx3="http://schemas.microsoft.com/office/drawing/2016/5/9/chartex" xmlns:cx2="http://schemas.microsoft.com/office/drawing/2015/10/21/chartex" xmlns:cx1="http://schemas.microsoft.com/office/drawing/2015/9/8/chartex" xmlns:cx="http://schemas.microsoft.com/office/drawing/2014/chartex" xmlns:wpc="http://schemas.microsoft.com/office/word/2010/wordprocessingCanvas" xmlns="" val="0"/>
                         </a:ext>
                       </a:extLst>
                     </a:blip>
@@ -794,80 +534,11 @@
           <w:noProof/>
           <w:lang w:bidi="es-ES"/>
         </w:rPr>
-        <mc:AlternateContent>
-          <mc:Choice Requires="wps">
-            <w:drawing>
-              <wp:anchor distT="0" distB="0" distL="114300" distR="114300" simplePos="0" relativeHeight="251659264" behindDoc="1" locked="0" layoutInCell="1" allowOverlap="1" wp14:anchorId="4ACD330D" wp14:editId="658F2605">
-                <wp:simplePos x="0" y="0"/>
-                <wp:positionH relativeFrom="column">
-                  <wp:posOffset>-745490</wp:posOffset>
-                </wp:positionH>
-                <wp:positionV relativeFrom="page">
-                  <wp:posOffset>6667500</wp:posOffset>
-                </wp:positionV>
-                <wp:extent cx="7760970" cy="4019550"/>
-                <wp:effectExtent l="0" t="0" r="0" b="0"/>
-                <wp:wrapNone/>
-                <wp:docPr id="2" name="Rectángulo 2" descr="rectángulo de color"/>
-                <wp:cNvGraphicFramePr/>
-                <a:graphic xmlns:a="http://schemas.openxmlformats.org/drawingml/2006/main">
-                  <a:graphicData uri="http://schemas.microsoft.com/office/word/2010/wordprocessingShape">
-                    <wps:wsp>
-                      <wps:cNvSpPr/>
-                      <wps:spPr>
-                        <a:xfrm>
-                          <a:off x="0" y="0"/>
-                          <a:ext cx="7760970" cy="4019550"/>
-                        </a:xfrm>
-                        <a:prstGeom prst="rect">
-                          <a:avLst/>
-                        </a:prstGeom>
-                        <a:solidFill>
-                          <a:schemeClr val="accent3"/>
-                        </a:solidFill>
-                        <a:ln>
-                          <a:noFill/>
-                        </a:ln>
-                      </wps:spPr>
-                      <wps:style>
-                        <a:lnRef idx="2">
-                          <a:schemeClr val="accent1">
-                            <a:shade val="50000"/>
-                          </a:schemeClr>
-                        </a:lnRef>
-                        <a:fillRef idx="1">
-                          <a:schemeClr val="accent1"/>
-                        </a:fillRef>
-                        <a:effectRef idx="0">
-                          <a:schemeClr val="accent1"/>
-                        </a:effectRef>
-                        <a:fontRef idx="minor">
-                          <a:schemeClr val="lt1"/>
-                        </a:fontRef>
-                      </wps:style>
-                      <wps:bodyPr rot="0" spcFirstLastPara="0" vertOverflow="overflow" horzOverflow="overflow" vert="horz" wrap="square" lIns="91440" tIns="45720" rIns="91440" bIns="45720" numCol="1" spcCol="0" rtlCol="0" fromWordArt="0" anchor="ctr" anchorCtr="0" forceAA="0" compatLnSpc="1">
-                        <a:prstTxWarp prst="textNoShape">
-                          <a:avLst/>
-                        </a:prstTxWarp>
-                        <a:noAutofit/>
-                      </wps:bodyPr>
-                    </wps:wsp>
-                  </a:graphicData>
-                </a:graphic>
-                <wp14:sizeRelV relativeFrom="margin">
-                  <wp14:pctHeight>0</wp14:pctHeight>
-                </wp14:sizeRelV>
-              </wp:anchor>
-            </w:drawing>
-          </mc:Choice>
-          <mc:Fallback xmlns:w16sdtdh="http://schemas.microsoft.com/office/word/2020/wordml/sdtdatahash" xmlns:w16="http://schemas.microsoft.com/office/word/2018/wordml" xmlns:w16cex="http://schemas.microsoft.com/office/word/2018/wordml/cex">
-            <w:pict>
-              <v:rect w14:anchorId="65894E13" id="Rectángulo 2" o:spid="_x0000_s1026" alt="rectángulo de color" style="position:absolute;margin-left:-58.7pt;margin-top:525pt;width:611.1pt;height:316.5pt;z-index:-251657216;visibility:visible;mso-wrap-style:square;mso-height-percent:0;mso-wrap-distance-left:9pt;mso-wrap-distance-top:0;mso-wrap-distance-right:9pt;mso-wrap-distance-bottom:0;mso-position-horizontal:absolute;mso-position-horizontal-relative:text;mso-position-vertical:absolute;mso-position-vertical-relative:page;mso-height-percent:0;mso-height-relative:margin;v-text-anchor:middle" o:gfxdata="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" fillcolor="#34aba2 [3206]" stroked="f" strokeweight="2pt">
-                <w10:wrap anchory="page"/>
-              </v:rect>
-            </w:pict>
-          </mc:Fallback>
-        </mc:AlternateContent>
+        <w:pict>
+          <v:rect id="Rectángulo 2" o:spid="_x0000_s1027" alt="rectángulo de color" style="position:absolute;margin-left:-58.7pt;margin-top:525pt;width:611.1pt;height:316.5pt;z-index:-251657216;visibility:visible;mso-position-horizontal-relative:text;mso-position-vertical-relative:page;mso-height-relative:margin;v-text-anchor:middle" o:gfxdata="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" fillcolor="#34aba2 [3206]" stroked="f" strokeweight="2pt">
+            <w10:wrap anchory="page"/>
+          </v:rect>
+        </w:pict>
       </w:r>
       <w:r>
         <w:rPr>
@@ -2111,9 +1782,10 @@
       <w:r>
         <w:rPr>
           <w:noProof/>
+          <w:lang w:eastAsia="es-ES"/>
         </w:rPr>
         <w:drawing>
-          <wp:inline distT="0" distB="0" distL="0" distR="0" wp14:anchorId="7381F97E" wp14:editId="1F59A6F0">
+          <wp:inline distT="0" distB="0" distL="0" distR="0">
             <wp:extent cx="3609975" cy="3390900"/>
             <wp:effectExtent l="0" t="0" r="9525" b="0"/>
             <wp:docPr id="10" name="Imagen 10"/>
@@ -2133,7 +1805,7 @@
                     <a:blip r:embed="rId9">
                       <a:extLst>
                         <a:ext uri="{28A0092B-C50C-407E-A947-70E740481C1C}">
-                          <a14:useLocalDpi xmlns:a14="http://schemas.microsoft.com/office/drawing/2010/main" val="0"/>
+                          <a14:useLocalDpi xmlns:a14="http://schemas.microsoft.com/office/drawing/2010/main" xmlns:wps="http://schemas.microsoft.com/office/word/2010/wordprocessingShape" xmlns:wpi="http://schemas.microsoft.com/office/word/2010/wordprocessingInk" xmlns:wpg="http://schemas.microsoft.com/office/word/2010/wordprocessingGroup" xmlns:w16se="http://schemas.microsoft.com/office/word/2015/wordml/symex" xmlns:w16cid="http://schemas.microsoft.com/office/word/2016/wordml/cid" xmlns:w15="http://schemas.microsoft.com/office/word/2012/wordml" xmlns:w14="http://schemas.microsoft.com/office/word/2010/wordml" xmlns:w="http://schemas.openxmlformats.org/wordprocessingml/2006/main" xmlns:w10="urn:schemas-microsoft-com:office:word" xmlns:wp14="http://schemas.microsoft.com/office/word/2010/wordprocessingDrawing" xmlns:v="urn:schemas-microsoft-com:vml" xmlns:o="urn:schemas-microsoft-com:office:office" xmlns:am3d="http://schemas.microsoft.com/office/drawing/2017/model3d" xmlns:aink="http://schemas.microsoft.com/office/drawing/2016/ink" xmlns:mc="http://schemas.openxmlformats.org/markup-compatibility/2006" xmlns:cx8="http://schemas.microsoft.com/office/drawing/2016/5/14/chartex" xmlns:cx7="http://schemas.microsoft.com/office/drawing/2016/5/13/chartex" xmlns:cx6="http://schemas.microsoft.com/office/drawing/2016/5/12/chartex" xmlns:cx5="http://schemas.microsoft.com/office/drawing/2016/5/11/chartex" xmlns:cx4="http://schemas.microsoft.com/office/drawing/2016/5/10/chartex" xmlns:cx3="http://schemas.microsoft.com/office/drawing/2016/5/9/chartex" xmlns:cx2="http://schemas.microsoft.com/office/drawing/2015/10/21/chartex" xmlns:cx1="http://schemas.microsoft.com/office/drawing/2015/9/8/chartex" xmlns:cx="http://schemas.microsoft.com/office/drawing/2014/chartex" xmlns:wpc="http://schemas.microsoft.com/office/word/2010/wordprocessingCanvas" xmlns="" val="0"/>
                         </a:ext>
                       </a:extLst>
                     </a:blip>
@@ -2181,21 +1853,7 @@
         <w:rPr>
           <w:bCs/>
         </w:rPr>
-        <w:t xml:space="preserve">Producto </w:t>
-      </w:r>
-      <w:proofErr w:type="spellStart"/>
-      <w:r>
-        <w:rPr>
-          <w:bCs/>
-        </w:rPr>
-        <w:t>Owner</w:t>
-      </w:r>
-      <w:proofErr w:type="spellEnd"/>
-      <w:r>
-        <w:rPr>
-          <w:bCs/>
-        </w:rPr>
-        <w:t>:</w:t>
+        <w:t>Producto Owner:</w:t>
       </w:r>
       <w:r>
         <w:rPr>
@@ -2241,21 +1899,7 @@
         <w:rPr>
           <w:bCs/>
         </w:rPr>
-        <w:t xml:space="preserve">Scrum </w:t>
-      </w:r>
-      <w:proofErr w:type="spellStart"/>
-      <w:r>
-        <w:rPr>
-          <w:bCs/>
-        </w:rPr>
-        <w:t>Team</w:t>
-      </w:r>
-      <w:proofErr w:type="spellEnd"/>
-      <w:r>
-        <w:rPr>
-          <w:bCs/>
-        </w:rPr>
-        <w:t xml:space="preserve">: </w:t>
+        <w:t xml:space="preserve">Scrum Team: </w:t>
       </w:r>
       <w:r>
         <w:rPr>
@@ -2351,53 +1995,17 @@
           <w:b w:val="0"/>
         </w:rPr>
       </w:pPr>
-      <w:proofErr w:type="spellStart"/>
       <w:r>
         <w:rPr>
           <w:bCs/>
         </w:rPr>
-        <w:t>Tester</w:t>
-      </w:r>
-      <w:proofErr w:type="spellEnd"/>
-      <w:r>
-        <w:rPr>
-          <w:bCs/>
-        </w:rPr>
-        <w:t>:</w:t>
+        <w:t>Tester:</w:t>
       </w:r>
       <w:r>
         <w:rPr>
           <w:b w:val="0"/>
         </w:rPr>
-        <w:t xml:space="preserve"> </w:t>
-      </w:r>
-      <w:proofErr w:type="spellStart"/>
-      <w:r>
-        <w:rPr>
-          <w:b w:val="0"/>
-        </w:rPr>
-        <w:t>Nathalia</w:t>
-      </w:r>
-      <w:proofErr w:type="spellEnd"/>
-      <w:r>
-        <w:rPr>
-          <w:b w:val="0"/>
-        </w:rPr>
-        <w:t xml:space="preserve"> </w:t>
-      </w:r>
-      <w:proofErr w:type="spellStart"/>
-      <w:r>
-        <w:rPr>
-          <w:b w:val="0"/>
-        </w:rPr>
-        <w:t>Mejia</w:t>
-      </w:r>
-      <w:proofErr w:type="spellEnd"/>
-      <w:r>
-        <w:rPr>
-          <w:b w:val="0"/>
-        </w:rPr>
-        <w:t xml:space="preserve"> Buitrago.</w:t>
+        <w:t>NathaliaMejia Buitrago.</w:t>
       </w:r>
     </w:p>
     <w:p>
@@ -2433,53 +2041,17 @@
           <w:b w:val="0"/>
         </w:rPr>
       </w:pPr>
-      <w:proofErr w:type="spellStart"/>
       <w:r>
         <w:rPr>
           <w:bCs/>
         </w:rPr>
-        <w:t>Team</w:t>
-      </w:r>
-      <w:proofErr w:type="spellEnd"/>
-      <w:r>
-        <w:rPr>
-          <w:bCs/>
-        </w:rPr>
-        <w:t xml:space="preserve"> lead:</w:t>
+        <w:t>Team lead:</w:t>
       </w:r>
       <w:r>
         <w:rPr>
           <w:b w:val="0"/>
         </w:rPr>
-        <w:t xml:space="preserve"> </w:t>
-      </w:r>
-      <w:proofErr w:type="spellStart"/>
-      <w:r>
-        <w:rPr>
-          <w:b w:val="0"/>
-        </w:rPr>
-        <w:t>Nathalia</w:t>
-      </w:r>
-      <w:proofErr w:type="spellEnd"/>
-      <w:r>
-        <w:rPr>
-          <w:b w:val="0"/>
-        </w:rPr>
-        <w:t xml:space="preserve"> </w:t>
-      </w:r>
-      <w:proofErr w:type="spellStart"/>
-      <w:r>
-        <w:rPr>
-          <w:b w:val="0"/>
-        </w:rPr>
-        <w:t>Mejia</w:t>
-      </w:r>
-      <w:proofErr w:type="spellEnd"/>
-      <w:r>
-        <w:rPr>
-          <w:b w:val="0"/>
-        </w:rPr>
-        <w:t xml:space="preserve"> Buitrago.</w:t>
+        <w:t>NathaliaMejia Buitrago.</w:t>
       </w:r>
     </w:p>
     <w:p>
@@ -2496,55 +2068,13 @@
         <w:rPr>
           <w:bCs/>
         </w:rPr>
-        <w:t xml:space="preserve">Desarrolladores back </w:t>
-      </w:r>
-      <w:proofErr w:type="spellStart"/>
-      <w:r>
-        <w:rPr>
-          <w:bCs/>
-        </w:rPr>
-        <w:t>end</w:t>
-      </w:r>
-      <w:proofErr w:type="spellEnd"/>
-      <w:r>
-        <w:rPr>
-          <w:bCs/>
-        </w:rPr>
-        <w:t>:</w:t>
+        <w:t>Desarrolladores back end:</w:t>
       </w:r>
       <w:r>
         <w:rPr>
           <w:b w:val="0"/>
         </w:rPr>
-        <w:t xml:space="preserve"> </w:t>
-      </w:r>
-      <w:proofErr w:type="spellStart"/>
-      <w:r>
-        <w:rPr>
-          <w:b w:val="0"/>
-        </w:rPr>
-        <w:t>Nathalia</w:t>
-      </w:r>
-      <w:proofErr w:type="spellEnd"/>
-      <w:r>
-        <w:rPr>
-          <w:b w:val="0"/>
-        </w:rPr>
-        <w:t xml:space="preserve"> </w:t>
-      </w:r>
-      <w:proofErr w:type="spellStart"/>
-      <w:r>
-        <w:rPr>
-          <w:b w:val="0"/>
-        </w:rPr>
-        <w:t>Mejia</w:t>
-      </w:r>
-      <w:proofErr w:type="spellEnd"/>
-      <w:r>
-        <w:rPr>
-          <w:b w:val="0"/>
-        </w:rPr>
-        <w:t xml:space="preserve"> Buitrago - Isaura Alexandra Banguera Ruiz.</w:t>
+        <w:t>NathaliaMejia Buitrago - Isaura Alexandra Banguera Ruiz.</w:t>
       </w:r>
     </w:p>
     <w:p>
@@ -2570,63 +2100,13 @@
         <w:rPr>
           <w:bCs/>
         </w:rPr>
-        <w:t xml:space="preserve">Desarrolladores Front </w:t>
+        <w:t xml:space="preserve">Desarrolladores Front End: </w:t>
       </w:r>
-      <w:proofErr w:type="spellStart"/>
       <w:r>
         <w:rPr>
-          <w:bCs/>
-        </w:rPr>
-        <w:t>End</w:t>
-      </w:r>
-      <w:proofErr w:type="spellEnd"/>
-      <w:r>
-        <w:rPr>
-          <w:bCs/>
-        </w:rPr>
-        <w:t xml:space="preserve">: </w:t>
-      </w:r>
-      <w:proofErr w:type="spellStart"/>
-      <w:r>
-        <w:rPr>
           <w:b w:val="0"/>
         </w:rPr>
-        <w:t>Nathalia</w:t>
-      </w:r>
-      <w:proofErr w:type="spellEnd"/>
-      <w:r>
-        <w:rPr>
-          <w:b w:val="0"/>
-        </w:rPr>
-        <w:t xml:space="preserve"> </w:t>
-      </w:r>
-      <w:proofErr w:type="spellStart"/>
-      <w:r>
-        <w:rPr>
-          <w:b w:val="0"/>
-        </w:rPr>
-        <w:t>Mejia</w:t>
-      </w:r>
-      <w:proofErr w:type="spellEnd"/>
-      <w:r>
-        <w:rPr>
-          <w:b w:val="0"/>
-        </w:rPr>
-        <w:t xml:space="preserve"> </w:t>
-      </w:r>
-      <w:proofErr w:type="gramStart"/>
-      <w:r>
-        <w:rPr>
-          <w:b w:val="0"/>
-        </w:rPr>
-        <w:t>Buitrago  -</w:t>
-      </w:r>
-      <w:proofErr w:type="gramEnd"/>
-      <w:r>
-        <w:rPr>
-          <w:b w:val="0"/>
-        </w:rPr>
-        <w:t xml:space="preserve"> Isaura Alexandra Banguera Rui</w:t>
+        <w:t>NathaliaMejiaBuitrago  - Isaura Alexandra Banguera Rui</w:t>
       </w:r>
     </w:p>
     <w:p>
@@ -2640,9 +2120,9 @@
     </w:p>
     <w:tbl>
       <w:tblPr>
-        <w:tblStyle w:val="Tablanormal5"/>
+        <w:tblStyle w:val="PlainTable5"/>
         <w:tblW w:w="15735" w:type="dxa"/>
-        <w:tblLook w:val="04A0" w:firstRow="1" w:lastRow="0" w:firstColumn="1" w:lastColumn="0" w:noHBand="0" w:noVBand="1"/>
+        <w:tblLook w:val="04A0"/>
       </w:tblPr>
       <w:tblGrid>
         <w:gridCol w:w="714"/>
@@ -2653,11 +2133,11 @@
       </w:tblGrid>
       <w:tr>
         <w:trPr>
-          <w:cnfStyle w:val="100000000000" w:firstRow="1" w:lastRow="0" w:firstColumn="0" w:lastColumn="0" w:oddVBand="0" w:evenVBand="0" w:oddHBand="0" w:evenHBand="0" w:firstRowFirstColumn="0" w:firstRowLastColumn="0" w:lastRowFirstColumn="0" w:lastRowLastColumn="0"/>
+          <w:cnfStyle w:val="100000000000"/>
         </w:trPr>
         <w:tc>
           <w:tcPr>
-            <w:cnfStyle w:val="001000000100" w:firstRow="0" w:lastRow="0" w:firstColumn="1" w:lastColumn="0" w:oddVBand="0" w:evenVBand="0" w:oddHBand="0" w:evenHBand="0" w:firstRowFirstColumn="1" w:firstRowLastColumn="0" w:lastRowFirstColumn="0" w:lastRowLastColumn="0"/>
+            <w:cnfStyle w:val="001000000100"/>
             <w:tcW w:w="714" w:type="dxa"/>
           </w:tcPr>
           <w:p>
@@ -2676,7 +2156,7 @@
           <w:p>
             <w:pPr>
               <w:pStyle w:val="Contenido"/>
-              <w:cnfStyle w:val="100000000000" w:firstRow="1" w:lastRow="0" w:firstColumn="0" w:lastColumn="0" w:oddVBand="0" w:evenVBand="0" w:oddHBand="0" w:evenHBand="0" w:firstRowFirstColumn="0" w:firstRowLastColumn="0" w:lastRowFirstColumn="0" w:lastRowLastColumn="0"/>
+              <w:cnfStyle w:val="100000000000"/>
             </w:pPr>
             <w:r>
               <w:t>Como…</w:t>
@@ -2690,7 +2170,7 @@
           <w:p>
             <w:pPr>
               <w:pStyle w:val="Contenido"/>
-              <w:cnfStyle w:val="100000000000" w:firstRow="1" w:lastRow="0" w:firstColumn="0" w:lastColumn="0" w:oddVBand="0" w:evenVBand="0" w:oddHBand="0" w:evenHBand="0" w:firstRowFirstColumn="0" w:firstRowLastColumn="0" w:lastRowFirstColumn="0" w:lastRowLastColumn="0"/>
+              <w:cnfStyle w:val="100000000000"/>
             </w:pPr>
             <w:r>
               <w:t>Necesito…</w:t>
@@ -2704,7 +2184,7 @@
           <w:p>
             <w:pPr>
               <w:pStyle w:val="Contenido"/>
-              <w:cnfStyle w:val="100000000000" w:firstRow="1" w:lastRow="0" w:firstColumn="0" w:lastColumn="0" w:oddVBand="0" w:evenVBand="0" w:oddHBand="0" w:evenHBand="0" w:firstRowFirstColumn="0" w:firstRowLastColumn="0" w:lastRowFirstColumn="0" w:lastRowLastColumn="0"/>
+              <w:cnfStyle w:val="100000000000"/>
             </w:pPr>
             <w:r>
               <w:t>Para…</w:t>
@@ -2718,7 +2198,7 @@
           <w:p>
             <w:pPr>
               <w:pStyle w:val="Contenido"/>
-              <w:cnfStyle w:val="100000000000" w:firstRow="1" w:lastRow="0" w:firstColumn="0" w:lastColumn="0" w:oddVBand="0" w:evenVBand="0" w:oddHBand="0" w:evenHBand="0" w:firstRowFirstColumn="0" w:firstRowLastColumn="0" w:lastRowFirstColumn="0" w:lastRowLastColumn="0"/>
+              <w:cnfStyle w:val="100000000000"/>
             </w:pPr>
             <w:r>
               <w:t>Criterios de Aceptación</w:t>
@@ -2728,11 +2208,11 @@
       </w:tr>
       <w:tr>
         <w:trPr>
-          <w:cnfStyle w:val="000000100000" w:firstRow="0" w:lastRow="0" w:firstColumn="0" w:lastColumn="0" w:oddVBand="0" w:evenVBand="0" w:oddHBand="1" w:evenHBand="0" w:firstRowFirstColumn="0" w:firstRowLastColumn="0" w:lastRowFirstColumn="0" w:lastRowLastColumn="0"/>
+          <w:cnfStyle w:val="000000100000"/>
         </w:trPr>
         <w:tc>
           <w:tcPr>
-            <w:cnfStyle w:val="001000000000" w:firstRow="0" w:lastRow="0" w:firstColumn="1" w:lastColumn="0" w:oddVBand="0" w:evenVBand="0" w:oddHBand="0" w:evenHBand="0" w:firstRowFirstColumn="0" w:firstRowLastColumn="0" w:lastRowFirstColumn="0" w:lastRowLastColumn="0"/>
+            <w:cnfStyle w:val="001000000000"/>
             <w:tcW w:w="714" w:type="dxa"/>
           </w:tcPr>
           <w:p>
@@ -2751,7 +2231,7 @@
           <w:p>
             <w:pPr>
               <w:pStyle w:val="Contenido"/>
-              <w:cnfStyle w:val="000000100000" w:firstRow="0" w:lastRow="0" w:firstColumn="0" w:lastColumn="0" w:oddVBand="0" w:evenVBand="0" w:oddHBand="1" w:evenHBand="0" w:firstRowFirstColumn="0" w:firstRowLastColumn="0" w:lastRowFirstColumn="0" w:lastRowLastColumn="0"/>
+              <w:cnfStyle w:val="000000100000"/>
             </w:pPr>
             <w:r>
               <w:t>Administrador</w:t>
@@ -2765,7 +2245,7 @@
           <w:p>
             <w:pPr>
               <w:pStyle w:val="Contenido"/>
-              <w:cnfStyle w:val="000000100000" w:firstRow="0" w:lastRow="0" w:firstColumn="0" w:lastColumn="0" w:oddVBand="0" w:evenVBand="0" w:oddHBand="1" w:evenHBand="0" w:firstRowFirstColumn="0" w:firstRowLastColumn="0" w:lastRowFirstColumn="0" w:lastRowLastColumn="0"/>
+              <w:cnfStyle w:val="000000100000"/>
             </w:pPr>
             <w:r>
               <w:t>Gestionar usuarios y roles</w:t>
@@ -2779,7 +2259,7 @@
           <w:p>
             <w:pPr>
               <w:pStyle w:val="Contenido"/>
-              <w:cnfStyle w:val="000000100000" w:firstRow="0" w:lastRow="0" w:firstColumn="0" w:lastColumn="0" w:oddVBand="0" w:evenVBand="0" w:oddHBand="1" w:evenHBand="0" w:firstRowFirstColumn="0" w:firstRowLastColumn="0" w:lastRowFirstColumn="0" w:lastRowLastColumn="0"/>
+              <w:cnfStyle w:val="000000100000"/>
             </w:pPr>
             <w:r>
               <w:t>Garantizar seguridad y control de acceso al sistema.</w:t>
@@ -2797,7 +2277,7 @@
                 <w:ilvl w:val="0"/>
                 <w:numId w:val="14"/>
               </w:numPr>
-              <w:cnfStyle w:val="000000100000" w:firstRow="0" w:lastRow="0" w:firstColumn="0" w:lastColumn="0" w:oddVBand="0" w:evenVBand="0" w:oddHBand="1" w:evenHBand="0" w:firstRowFirstColumn="0" w:firstRowLastColumn="0" w:lastRowFirstColumn="0" w:lastRowLastColumn="0"/>
+              <w:cnfStyle w:val="000000100000"/>
             </w:pPr>
             <w:r>
               <w:t>Crear, editar y eliminar usuarios.</w:t>
@@ -2810,18 +2290,10 @@
                 <w:ilvl w:val="0"/>
                 <w:numId w:val="14"/>
               </w:numPr>
-              <w:cnfStyle w:val="000000100000" w:firstRow="0" w:lastRow="0" w:firstColumn="0" w:lastColumn="0" w:oddVBand="0" w:evenVBand="0" w:oddHBand="1" w:evenHBand="0" w:firstRowFirstColumn="0" w:firstRowLastColumn="0" w:lastRowFirstColumn="0" w:lastRowLastColumn="0"/>
-            </w:pPr>
-            <w:r>
-              <w:t>Asignar roles con permisos específicos (</w:t>
-            </w:r>
-            <w:proofErr w:type="spellStart"/>
-            <w:r>
-              <w:t>admin</w:t>
-            </w:r>
-            <w:proofErr w:type="spellEnd"/>
-            <w:r>
-              <w:t>, empleado, gerente).</w:t>
+              <w:cnfStyle w:val="000000100000"/>
+            </w:pPr>
+            <w:r>
+              <w:t>Asignar roles con permisos específicos (admin, empleado, gerente).</w:t>
             </w:r>
           </w:p>
           <w:p>
@@ -2831,7 +2303,7 @@
                 <w:ilvl w:val="0"/>
                 <w:numId w:val="14"/>
               </w:numPr>
-              <w:cnfStyle w:val="000000100000" w:firstRow="0" w:lastRow="0" w:firstColumn="0" w:lastColumn="0" w:oddVBand="0" w:evenVBand="0" w:oddHBand="1" w:evenHBand="0" w:firstRowFirstColumn="0" w:firstRowLastColumn="0" w:lastRowFirstColumn="0" w:lastRowLastColumn="0"/>
+              <w:cnfStyle w:val="000000100000"/>
             </w:pPr>
             <w:r>
               <w:t>Contraseñas encriptadas.</w:t>
@@ -2844,7 +2316,7 @@
                 <w:ilvl w:val="0"/>
                 <w:numId w:val="14"/>
               </w:numPr>
-              <w:cnfStyle w:val="000000100000" w:firstRow="0" w:lastRow="0" w:firstColumn="0" w:lastColumn="0" w:oddVBand="0" w:evenVBand="0" w:oddHBand="1" w:evenHBand="0" w:firstRowFirstColumn="0" w:firstRowLastColumn="0" w:lastRowFirstColumn="0" w:lastRowLastColumn="0"/>
+              <w:cnfStyle w:val="000000100000"/>
             </w:pPr>
             <w:r>
               <w:t>Restringir acceso según rol.</w:t>
@@ -2857,7 +2329,7 @@
                 <w:ilvl w:val="0"/>
                 <w:numId w:val="15"/>
               </w:numPr>
-              <w:cnfStyle w:val="000000100000" w:firstRow="0" w:lastRow="0" w:firstColumn="0" w:lastColumn="0" w:oddVBand="0" w:evenVBand="0" w:oddHBand="1" w:evenHBand="0" w:firstRowFirstColumn="0" w:firstRowLastColumn="0" w:lastRowFirstColumn="0" w:lastRowLastColumn="0"/>
+              <w:cnfStyle w:val="000000100000"/>
             </w:pPr>
             <w:r>
               <w:t>No permitir accesos sin autentificación.</w:t>
@@ -2868,7 +2340,7 @@
       <w:tr>
         <w:tc>
           <w:tcPr>
-            <w:cnfStyle w:val="001000000000" w:firstRow="0" w:lastRow="0" w:firstColumn="1" w:lastColumn="0" w:oddVBand="0" w:evenVBand="0" w:oddHBand="0" w:evenHBand="0" w:firstRowFirstColumn="0" w:firstRowLastColumn="0" w:lastRowFirstColumn="0" w:lastRowLastColumn="0"/>
+            <w:cnfStyle w:val="001000000000"/>
             <w:tcW w:w="714" w:type="dxa"/>
           </w:tcPr>
           <w:p>
@@ -2887,7 +2359,7 @@
           <w:p>
             <w:pPr>
               <w:pStyle w:val="Contenido"/>
-              <w:cnfStyle w:val="000000000000" w:firstRow="0" w:lastRow="0" w:firstColumn="0" w:lastColumn="0" w:oddVBand="0" w:evenVBand="0" w:oddHBand="0" w:evenHBand="0" w:firstRowFirstColumn="0" w:firstRowLastColumn="0" w:lastRowFirstColumn="0" w:lastRowLastColumn="0"/>
+              <w:cnfStyle w:val="000000000000"/>
             </w:pPr>
             <w:r>
               <w:t>Administrador</w:t>
@@ -2901,7 +2373,7 @@
           <w:p>
             <w:pPr>
               <w:pStyle w:val="Contenido"/>
-              <w:cnfStyle w:val="000000000000" w:firstRow="0" w:lastRow="0" w:firstColumn="0" w:lastColumn="0" w:oddVBand="0" w:evenVBand="0" w:oddHBand="0" w:evenHBand="0" w:firstRowFirstColumn="0" w:firstRowLastColumn="0" w:lastRowFirstColumn="0" w:lastRowLastColumn="0"/>
+              <w:cnfStyle w:val="000000000000"/>
             </w:pPr>
             <w:r>
               <w:t>Registrar proveedores</w:t>
@@ -2915,7 +2387,7 @@
           <w:p>
             <w:pPr>
               <w:pStyle w:val="Contenido"/>
-              <w:cnfStyle w:val="000000000000" w:firstRow="0" w:lastRow="0" w:firstColumn="0" w:lastColumn="0" w:oddVBand="0" w:evenVBand="0" w:oddHBand="0" w:evenHBand="0" w:firstRowFirstColumn="0" w:firstRowLastColumn="0" w:lastRowFirstColumn="0" w:lastRowLastColumn="0"/>
+              <w:cnfStyle w:val="000000000000"/>
             </w:pPr>
             <w:r>
               <w:t>Gestionar correctamente las compras de cacao</w:t>
@@ -2933,7 +2405,7 @@
                 <w:ilvl w:val="0"/>
                 <w:numId w:val="23"/>
               </w:numPr>
-              <w:cnfStyle w:val="000000000000" w:firstRow="0" w:lastRow="0" w:firstColumn="0" w:lastColumn="0" w:oddVBand="0" w:evenVBand="0" w:oddHBand="0" w:evenHBand="0" w:firstRowFirstColumn="0" w:firstRowLastColumn="0" w:lastRowFirstColumn="0" w:lastRowLastColumn="0"/>
+              <w:cnfStyle w:val="000000000000"/>
             </w:pPr>
             <w:r>
               <w:t>Registrar nombre, contacto y dirección     del proveedor.</w:t>
@@ -2946,7 +2418,7 @@
                 <w:ilvl w:val="0"/>
                 <w:numId w:val="23"/>
               </w:numPr>
-              <w:cnfStyle w:val="000000000000" w:firstRow="0" w:lastRow="0" w:firstColumn="0" w:lastColumn="0" w:oddVBand="0" w:evenVBand="0" w:oddHBand="0" w:evenHBand="0" w:firstRowFirstColumn="0" w:firstRowLastColumn="0" w:lastRowFirstColumn="0" w:lastRowLastColumn="0"/>
+              <w:cnfStyle w:val="000000000000"/>
             </w:pPr>
             <w:r>
               <w:t>Editar información de proveedores.</w:t>
@@ -2959,7 +2431,7 @@
                 <w:ilvl w:val="0"/>
                 <w:numId w:val="23"/>
               </w:numPr>
-              <w:cnfStyle w:val="000000000000" w:firstRow="0" w:lastRow="0" w:firstColumn="0" w:lastColumn="0" w:oddVBand="0" w:evenVBand="0" w:oddHBand="0" w:evenHBand="0" w:firstRowFirstColumn="0" w:firstRowLastColumn="0" w:lastRowFirstColumn="0" w:lastRowLastColumn="0"/>
+              <w:cnfStyle w:val="000000000000"/>
             </w:pPr>
             <w:r>
               <w:t>Eliminar proveedores.</w:t>
@@ -2972,7 +2444,7 @@
                 <w:ilvl w:val="0"/>
                 <w:numId w:val="23"/>
               </w:numPr>
-              <w:cnfStyle w:val="000000000000" w:firstRow="0" w:lastRow="0" w:firstColumn="0" w:lastColumn="0" w:oddVBand="0" w:evenVBand="0" w:oddHBand="0" w:evenHBand="0" w:firstRowFirstColumn="0" w:firstRowLastColumn="0" w:lastRowFirstColumn="0" w:lastRowLastColumn="0"/>
+              <w:cnfStyle w:val="000000000000"/>
             </w:pPr>
             <w:r>
               <w:t>Evitar registros duplicados.</w:t>
@@ -2985,7 +2457,7 @@
                 <w:ilvl w:val="0"/>
                 <w:numId w:val="16"/>
               </w:numPr>
-              <w:cnfStyle w:val="000000000000" w:firstRow="0" w:lastRow="0" w:firstColumn="0" w:lastColumn="0" w:oddVBand="0" w:evenVBand="0" w:oddHBand="0" w:evenHBand="0" w:firstRowFirstColumn="0" w:firstRowLastColumn="0" w:lastRowFirstColumn="0" w:lastRowLastColumn="0"/>
+              <w:cnfStyle w:val="000000000000"/>
             </w:pPr>
             <w:r>
               <w:t>Validar campos obligatorios.</w:t>
@@ -2995,11 +2467,11 @@
       </w:tr>
       <w:tr>
         <w:trPr>
-          <w:cnfStyle w:val="000000100000" w:firstRow="0" w:lastRow="0" w:firstColumn="0" w:lastColumn="0" w:oddVBand="0" w:evenVBand="0" w:oddHBand="1" w:evenHBand="0" w:firstRowFirstColumn="0" w:firstRowLastColumn="0" w:lastRowFirstColumn="0" w:lastRowLastColumn="0"/>
+          <w:cnfStyle w:val="000000100000"/>
         </w:trPr>
         <w:tc>
           <w:tcPr>
-            <w:cnfStyle w:val="001000000000" w:firstRow="0" w:lastRow="0" w:firstColumn="1" w:lastColumn="0" w:oddVBand="0" w:evenVBand="0" w:oddHBand="0" w:evenHBand="0" w:firstRowFirstColumn="0" w:firstRowLastColumn="0" w:lastRowFirstColumn="0" w:lastRowLastColumn="0"/>
+            <w:cnfStyle w:val="001000000000"/>
             <w:tcW w:w="714" w:type="dxa"/>
           </w:tcPr>
           <w:p>
@@ -3018,7 +2490,7 @@
           <w:p>
             <w:pPr>
               <w:pStyle w:val="Contenido"/>
-              <w:cnfStyle w:val="000000100000" w:firstRow="0" w:lastRow="0" w:firstColumn="0" w:lastColumn="0" w:oddVBand="0" w:evenVBand="0" w:oddHBand="1" w:evenHBand="0" w:firstRowFirstColumn="0" w:firstRowLastColumn="0" w:lastRowFirstColumn="0" w:lastRowLastColumn="0"/>
+              <w:cnfStyle w:val="000000100000"/>
             </w:pPr>
             <w:r>
               <w:t xml:space="preserve">Administrador </w:t>
@@ -3032,7 +2504,7 @@
           <w:p>
             <w:pPr>
               <w:pStyle w:val="Contenido"/>
-              <w:cnfStyle w:val="000000100000" w:firstRow="0" w:lastRow="0" w:firstColumn="0" w:lastColumn="0" w:oddVBand="0" w:evenVBand="0" w:oddHBand="1" w:evenHBand="0" w:firstRowFirstColumn="0" w:firstRowLastColumn="0" w:lastRowFirstColumn="0" w:lastRowLastColumn="0"/>
+              <w:cnfStyle w:val="000000100000"/>
             </w:pPr>
             <w:r>
               <w:t>Registrar clientes.</w:t>
@@ -3046,7 +2518,7 @@
           <w:p>
             <w:pPr>
               <w:pStyle w:val="Contenido"/>
-              <w:cnfStyle w:val="000000100000" w:firstRow="0" w:lastRow="0" w:firstColumn="0" w:lastColumn="0" w:oddVBand="0" w:evenVBand="0" w:oddHBand="1" w:evenHBand="0" w:firstRowFirstColumn="0" w:firstRowLastColumn="0" w:lastRowFirstColumn="0" w:lastRowLastColumn="0"/>
+              <w:cnfStyle w:val="000000100000"/>
             </w:pPr>
             <w:r>
               <w:t>Gestionar adecuadamente las ventas</w:t>
@@ -3064,7 +2536,7 @@
                 <w:ilvl w:val="0"/>
                 <w:numId w:val="23"/>
               </w:numPr>
-              <w:cnfStyle w:val="000000100000" w:firstRow="0" w:lastRow="0" w:firstColumn="0" w:lastColumn="0" w:oddVBand="0" w:evenVBand="0" w:oddHBand="1" w:evenHBand="0" w:firstRowFirstColumn="0" w:firstRowLastColumn="0" w:lastRowFirstColumn="0" w:lastRowLastColumn="0"/>
+              <w:cnfStyle w:val="000000100000"/>
             </w:pPr>
             <w:r>
               <w:t>Registrar nombre, contacto y dirección del cliente.</w:t>
@@ -3077,7 +2549,7 @@
                 <w:ilvl w:val="0"/>
                 <w:numId w:val="23"/>
               </w:numPr>
-              <w:cnfStyle w:val="000000100000" w:firstRow="0" w:lastRow="0" w:firstColumn="0" w:lastColumn="0" w:oddVBand="0" w:evenVBand="0" w:oddHBand="1" w:evenHBand="0" w:firstRowFirstColumn="0" w:firstRowLastColumn="0" w:lastRowFirstColumn="0" w:lastRowLastColumn="0"/>
+              <w:cnfStyle w:val="000000100000"/>
             </w:pPr>
             <w:r>
               <w:t>Editar información de clientes.</w:t>
@@ -3090,7 +2562,7 @@
                 <w:ilvl w:val="0"/>
                 <w:numId w:val="23"/>
               </w:numPr>
-              <w:cnfStyle w:val="000000100000" w:firstRow="0" w:lastRow="0" w:firstColumn="0" w:lastColumn="0" w:oddVBand="0" w:evenVBand="0" w:oddHBand="1" w:evenHBand="0" w:firstRowFirstColumn="0" w:firstRowLastColumn="0" w:lastRowFirstColumn="0" w:lastRowLastColumn="0"/>
+              <w:cnfStyle w:val="000000100000"/>
             </w:pPr>
             <w:r>
               <w:t>Eliminar clientes.</w:t>
@@ -3103,7 +2575,7 @@
                 <w:ilvl w:val="0"/>
                 <w:numId w:val="23"/>
               </w:numPr>
-              <w:cnfStyle w:val="000000100000" w:firstRow="0" w:lastRow="0" w:firstColumn="0" w:lastColumn="0" w:oddVBand="0" w:evenVBand="0" w:oddHBand="1" w:evenHBand="0" w:firstRowFirstColumn="0" w:firstRowLastColumn="0" w:lastRowFirstColumn="0" w:lastRowLastColumn="0"/>
+              <w:cnfStyle w:val="000000100000"/>
             </w:pPr>
             <w:r>
               <w:t>Evitar registros duplicados</w:t>
@@ -3116,7 +2588,7 @@
                 <w:ilvl w:val="0"/>
                 <w:numId w:val="18"/>
               </w:numPr>
-              <w:cnfStyle w:val="000000100000" w:firstRow="0" w:lastRow="0" w:firstColumn="0" w:lastColumn="0" w:oddVBand="0" w:evenVBand="0" w:oddHBand="1" w:evenHBand="0" w:firstRowFirstColumn="0" w:firstRowLastColumn="0" w:lastRowFirstColumn="0" w:lastRowLastColumn="0"/>
+              <w:cnfStyle w:val="000000100000"/>
             </w:pPr>
             <w:r>
               <w:t>Validar campos obligatorios.</w:t>
@@ -3127,7 +2599,7 @@
       <w:tr>
         <w:tc>
           <w:tcPr>
-            <w:cnfStyle w:val="001000000000" w:firstRow="0" w:lastRow="0" w:firstColumn="1" w:lastColumn="0" w:oddVBand="0" w:evenVBand="0" w:oddHBand="0" w:evenHBand="0" w:firstRowFirstColumn="0" w:firstRowLastColumn="0" w:lastRowFirstColumn="0" w:lastRowLastColumn="0"/>
+            <w:cnfStyle w:val="001000000000"/>
             <w:tcW w:w="714" w:type="dxa"/>
           </w:tcPr>
           <w:p>
@@ -3146,7 +2618,7 @@
           <w:p>
             <w:pPr>
               <w:pStyle w:val="Contenido"/>
-              <w:cnfStyle w:val="000000000000" w:firstRow="0" w:lastRow="0" w:firstColumn="0" w:lastColumn="0" w:oddVBand="0" w:evenVBand="0" w:oddHBand="0" w:evenHBand="0" w:firstRowFirstColumn="0" w:firstRowLastColumn="0" w:lastRowFirstColumn="0" w:lastRowLastColumn="0"/>
+              <w:cnfStyle w:val="000000000000"/>
             </w:pPr>
             <w:r>
               <w:t>Empleado administrativo</w:t>
@@ -3160,7 +2632,7 @@
           <w:p>
             <w:pPr>
               <w:pStyle w:val="Contenido"/>
-              <w:cnfStyle w:val="000000000000" w:firstRow="0" w:lastRow="0" w:firstColumn="0" w:lastColumn="0" w:oddVBand="0" w:evenVBand="0" w:oddHBand="0" w:evenHBand="0" w:firstRowFirstColumn="0" w:firstRowLastColumn="0" w:lastRowFirstColumn="0" w:lastRowLastColumn="0"/>
+              <w:cnfStyle w:val="000000000000"/>
             </w:pPr>
             <w:r>
               <w:t>Registrar compras de cacao</w:t>
@@ -3174,7 +2646,7 @@
           <w:p>
             <w:pPr>
               <w:pStyle w:val="Contenido"/>
-              <w:cnfStyle w:val="000000000000" w:firstRow="0" w:lastRow="0" w:firstColumn="0" w:lastColumn="0" w:oddVBand="0" w:evenVBand="0" w:oddHBand="0" w:evenHBand="0" w:firstRowFirstColumn="0" w:firstRowLastColumn="0" w:lastRowFirstColumn="0" w:lastRowLastColumn="0"/>
+              <w:cnfStyle w:val="000000000000"/>
             </w:pPr>
             <w:r>
               <w:t>Mantener actualizado el inventario</w:t>
@@ -3192,7 +2664,7 @@
                 <w:ilvl w:val="0"/>
                 <w:numId w:val="25"/>
               </w:numPr>
-              <w:cnfStyle w:val="000000000000" w:firstRow="0" w:lastRow="0" w:firstColumn="0" w:lastColumn="0" w:oddVBand="0" w:evenVBand="0" w:oddHBand="0" w:evenHBand="0" w:firstRowFirstColumn="0" w:firstRowLastColumn="0" w:lastRowFirstColumn="0" w:lastRowLastColumn="0"/>
+              <w:cnfStyle w:val="000000000000"/>
             </w:pPr>
             <w:r>
               <w:t>Generar código de compra.</w:t>
@@ -3205,7 +2677,7 @@
                 <w:ilvl w:val="0"/>
                 <w:numId w:val="25"/>
               </w:numPr>
-              <w:cnfStyle w:val="000000000000" w:firstRow="0" w:lastRow="0" w:firstColumn="0" w:lastColumn="0" w:oddVBand="0" w:evenVBand="0" w:oddHBand="0" w:evenHBand="0" w:firstRowFirstColumn="0" w:firstRowLastColumn="0" w:lastRowFirstColumn="0" w:lastRowLastColumn="0"/>
+              <w:cnfStyle w:val="000000000000"/>
             </w:pPr>
             <w:r>
               <w:t>Registrar proveedor, producto, cantidad y precio.</w:t>
@@ -3218,7 +2690,7 @@
                 <w:ilvl w:val="0"/>
                 <w:numId w:val="25"/>
               </w:numPr>
-              <w:cnfStyle w:val="000000000000" w:firstRow="0" w:lastRow="0" w:firstColumn="0" w:lastColumn="0" w:oddVBand="0" w:evenVBand="0" w:oddHBand="0" w:evenHBand="0" w:firstRowFirstColumn="0" w:firstRowLastColumn="0" w:lastRowFirstColumn="0" w:lastRowLastColumn="0"/>
+              <w:cnfStyle w:val="000000000000"/>
             </w:pPr>
             <w:r>
               <w:t>Validar datos</w:t>
@@ -3228,7 +2700,7 @@
             <w:pPr>
               <w:pStyle w:val="Contenido"/>
               <w:ind w:left="360"/>
-              <w:cnfStyle w:val="000000000000" w:firstRow="0" w:lastRow="0" w:firstColumn="0" w:lastColumn="0" w:oddVBand="0" w:evenVBand="0" w:oddHBand="0" w:evenHBand="0" w:firstRowFirstColumn="0" w:firstRowLastColumn="0" w:lastRowFirstColumn="0" w:lastRowLastColumn="0"/>
+              <w:cnfStyle w:val="000000000000"/>
             </w:pPr>
             <w:r>
               <w:lastRenderedPageBreak/>
@@ -3239,7 +2711,7 @@
             <w:pPr>
               <w:pStyle w:val="Contenido"/>
               <w:ind w:left="360"/>
-              <w:cnfStyle w:val="000000000000" w:firstRow="0" w:lastRow="0" w:firstColumn="0" w:lastColumn="0" w:oddVBand="0" w:evenVBand="0" w:oddHBand="0" w:evenHBand="0" w:firstRowFirstColumn="0" w:firstRowLastColumn="0" w:lastRowFirstColumn="0" w:lastRowLastColumn="0"/>
+              <w:cnfStyle w:val="000000000000"/>
             </w:pPr>
             <w:r>
               <w:t>• Guardar registro de compra</w:t>
@@ -3249,11 +2721,11 @@
       </w:tr>
       <w:tr>
         <w:trPr>
-          <w:cnfStyle w:val="000000100000" w:firstRow="0" w:lastRow="0" w:firstColumn="0" w:lastColumn="0" w:oddVBand="0" w:evenVBand="0" w:oddHBand="1" w:evenHBand="0" w:firstRowFirstColumn="0" w:firstRowLastColumn="0" w:lastRowFirstColumn="0" w:lastRowLastColumn="0"/>
+          <w:cnfStyle w:val="000000100000"/>
         </w:trPr>
         <w:tc>
           <w:tcPr>
-            <w:cnfStyle w:val="001000000000" w:firstRow="0" w:lastRow="0" w:firstColumn="1" w:lastColumn="0" w:oddVBand="0" w:evenVBand="0" w:oddHBand="0" w:evenHBand="0" w:firstRowFirstColumn="0" w:firstRowLastColumn="0" w:lastRowFirstColumn="0" w:lastRowLastColumn="0"/>
+            <w:cnfStyle w:val="001000000000"/>
             <w:tcW w:w="714" w:type="dxa"/>
           </w:tcPr>
           <w:p>
@@ -3273,7 +2745,7 @@
           <w:p>
             <w:pPr>
               <w:pStyle w:val="Contenido"/>
-              <w:cnfStyle w:val="000000100000" w:firstRow="0" w:lastRow="0" w:firstColumn="0" w:lastColumn="0" w:oddVBand="0" w:evenVBand="0" w:oddHBand="1" w:evenHBand="0" w:firstRowFirstColumn="0" w:firstRowLastColumn="0" w:lastRowFirstColumn="0" w:lastRowLastColumn="0"/>
+              <w:cnfStyle w:val="000000100000"/>
             </w:pPr>
             <w:r>
               <w:t>Empleado administrativo</w:t>
@@ -3287,7 +2759,7 @@
           <w:p>
             <w:pPr>
               <w:pStyle w:val="Contenido"/>
-              <w:cnfStyle w:val="000000100000" w:firstRow="0" w:lastRow="0" w:firstColumn="0" w:lastColumn="0" w:oddVBand="0" w:evenVBand="0" w:oddHBand="1" w:evenHBand="0" w:firstRowFirstColumn="0" w:firstRowLastColumn="0" w:lastRowFirstColumn="0" w:lastRowLastColumn="0"/>
+              <w:cnfStyle w:val="000000100000"/>
             </w:pPr>
             <w:r>
               <w:t>Registrar ventas de cacao</w:t>
@@ -3301,7 +2773,7 @@
           <w:p>
             <w:pPr>
               <w:pStyle w:val="Contenido"/>
-              <w:cnfStyle w:val="000000100000" w:firstRow="0" w:lastRow="0" w:firstColumn="0" w:lastColumn="0" w:oddVBand="0" w:evenVBand="0" w:oddHBand="1" w:evenHBand="0" w:firstRowFirstColumn="0" w:firstRowLastColumn="0" w:lastRowFirstColumn="0" w:lastRowLastColumn="0"/>
+              <w:cnfStyle w:val="000000100000"/>
             </w:pPr>
             <w:r>
               <w:t>Controlar ingresos y existencias</w:t>
@@ -3316,7 +2788,7 @@
             <w:pPr>
               <w:pStyle w:val="Contenido"/>
               <w:ind w:left="360"/>
-              <w:cnfStyle w:val="000000100000" w:firstRow="0" w:lastRow="0" w:firstColumn="0" w:lastColumn="0" w:oddVBand="0" w:evenVBand="0" w:oddHBand="1" w:evenHBand="0" w:firstRowFirstColumn="0" w:firstRowLastColumn="0" w:lastRowFirstColumn="0" w:lastRowLastColumn="0"/>
+              <w:cnfStyle w:val="000000100000"/>
             </w:pPr>
             <w:r>
               <w:t>• Validar stock disponible.</w:t>
@@ -3326,7 +2798,7 @@
             <w:pPr>
               <w:pStyle w:val="Contenido"/>
               <w:ind w:left="360"/>
-              <w:cnfStyle w:val="000000100000" w:firstRow="0" w:lastRow="0" w:firstColumn="0" w:lastColumn="0" w:oddVBand="0" w:evenVBand="0" w:oddHBand="1" w:evenHBand="0" w:firstRowFirstColumn="0" w:firstRowLastColumn="0" w:lastRowFirstColumn="0" w:lastRowLastColumn="0"/>
+              <w:cnfStyle w:val="000000100000"/>
             </w:pPr>
             <w:r>
               <w:t>• Registrar cliente, producto y cantidad.</w:t>
@@ -3336,7 +2808,7 @@
             <w:pPr>
               <w:pStyle w:val="Contenido"/>
               <w:ind w:left="360"/>
-              <w:cnfStyle w:val="000000100000" w:firstRow="0" w:lastRow="0" w:firstColumn="0" w:lastColumn="0" w:oddVBand="0" w:evenVBand="0" w:oddHBand="1" w:evenHBand="0" w:firstRowFirstColumn="0" w:firstRowLastColumn="0" w:lastRowFirstColumn="0" w:lastRowLastColumn="0"/>
+              <w:cnfStyle w:val="000000100000"/>
             </w:pPr>
             <w:r>
               <w:t>• Aplicar descuentos.</w:t>
@@ -3346,7 +2818,7 @@
             <w:pPr>
               <w:pStyle w:val="Contenido"/>
               <w:ind w:left="360"/>
-              <w:cnfStyle w:val="000000100000" w:firstRow="0" w:lastRow="0" w:firstColumn="0" w:lastColumn="0" w:oddVBand="0" w:evenVBand="0" w:oddHBand="1" w:evenHBand="0" w:firstRowFirstColumn="0" w:firstRowLastColumn="0" w:lastRowFirstColumn="0" w:lastRowLastColumn="0"/>
+              <w:cnfStyle w:val="000000100000"/>
             </w:pPr>
             <w:r>
               <w:t>• Actualizar inventario automáticamente.</w:t>
@@ -3357,7 +2829,7 @@
       <w:tr>
         <w:tc>
           <w:tcPr>
-            <w:cnfStyle w:val="001000000000" w:firstRow="0" w:lastRow="0" w:firstColumn="1" w:lastColumn="0" w:oddVBand="0" w:evenVBand="0" w:oddHBand="0" w:evenHBand="0" w:firstRowFirstColumn="0" w:firstRowLastColumn="0" w:lastRowFirstColumn="0" w:lastRowLastColumn="0"/>
+            <w:cnfStyle w:val="001000000000"/>
             <w:tcW w:w="714" w:type="dxa"/>
           </w:tcPr>
           <w:p>
@@ -3376,7 +2848,7 @@
           <w:p>
             <w:pPr>
               <w:pStyle w:val="Contenido"/>
-              <w:cnfStyle w:val="000000000000" w:firstRow="0" w:lastRow="0" w:firstColumn="0" w:lastColumn="0" w:oddVBand="0" w:evenVBand="0" w:oddHBand="0" w:evenHBand="0" w:firstRowFirstColumn="0" w:firstRowLastColumn="0" w:lastRowFirstColumn="0" w:lastRowLastColumn="0"/>
+              <w:cnfStyle w:val="000000000000"/>
             </w:pPr>
             <w:r>
               <w:t>sistema</w:t>
@@ -3390,7 +2862,7 @@
           <w:p>
             <w:pPr>
               <w:pStyle w:val="Contenido"/>
-              <w:cnfStyle w:val="000000000000" w:firstRow="0" w:lastRow="0" w:firstColumn="0" w:lastColumn="0" w:oddVBand="0" w:evenVBand="0" w:oddHBand="0" w:evenHBand="0" w:firstRowFirstColumn="0" w:firstRowLastColumn="0" w:lastRowFirstColumn="0" w:lastRowLastColumn="0"/>
+              <w:cnfStyle w:val="000000000000"/>
             </w:pPr>
             <w:r>
               <w:t>Actualizar automáticamente el inventario.</w:t>
@@ -3404,7 +2876,7 @@
           <w:p>
             <w:pPr>
               <w:pStyle w:val="Contenido"/>
-              <w:cnfStyle w:val="000000000000" w:firstRow="0" w:lastRow="0" w:firstColumn="0" w:lastColumn="0" w:oddVBand="0" w:evenVBand="0" w:oddHBand="0" w:evenHBand="0" w:firstRowFirstColumn="0" w:firstRowLastColumn="0" w:lastRowFirstColumn="0" w:lastRowLastColumn="0"/>
+              <w:cnfStyle w:val="000000000000"/>
             </w:pPr>
             <w:r>
               <w:t>Mantener la consistencia del stock.</w:t>
@@ -3422,7 +2894,7 @@
                 <w:ilvl w:val="0"/>
                 <w:numId w:val="26"/>
               </w:numPr>
-              <w:cnfStyle w:val="000000000000" w:firstRow="0" w:lastRow="0" w:firstColumn="0" w:lastColumn="0" w:oddVBand="0" w:evenVBand="0" w:oddHBand="0" w:evenHBand="0" w:firstRowFirstColumn="0" w:firstRowLastColumn="0" w:lastRowFirstColumn="0" w:lastRowLastColumn="0"/>
+              <w:cnfStyle w:val="000000000000"/>
             </w:pPr>
             <w:r>
               <w:t>Aumentar inventario al registrar compras.</w:t>
@@ -3435,7 +2907,7 @@
                 <w:ilvl w:val="0"/>
                 <w:numId w:val="26"/>
               </w:numPr>
-              <w:cnfStyle w:val="000000000000" w:firstRow="0" w:lastRow="0" w:firstColumn="0" w:lastColumn="0" w:oddVBand="0" w:evenVBand="0" w:oddHBand="0" w:evenHBand="0" w:firstRowFirstColumn="0" w:firstRowLastColumn="0" w:lastRowFirstColumn="0" w:lastRowLastColumn="0"/>
+              <w:cnfStyle w:val="000000000000"/>
             </w:pPr>
             <w:r>
               <w:t>Disminuir inventario al registrar ventas.</w:t>
@@ -3448,7 +2920,7 @@
                 <w:ilvl w:val="0"/>
                 <w:numId w:val="26"/>
               </w:numPr>
-              <w:cnfStyle w:val="000000000000" w:firstRow="0" w:lastRow="0" w:firstColumn="0" w:lastColumn="0" w:oddVBand="0" w:evenVBand="0" w:oddHBand="0" w:evenHBand="0" w:firstRowFirstColumn="0" w:firstRowLastColumn="0" w:lastRowFirstColumn="0" w:lastRowLastColumn="0"/>
+              <w:cnfStyle w:val="000000000000"/>
             </w:pPr>
             <w:r>
               <w:t xml:space="preserve">Mantener historial </w:t>
@@ -3458,7 +2930,7 @@
             <w:pPr>
               <w:pStyle w:val="Contenido"/>
               <w:ind w:left="360"/>
-              <w:cnfStyle w:val="000000000000" w:firstRow="0" w:lastRow="0" w:firstColumn="0" w:lastColumn="0" w:oddVBand="0" w:evenVBand="0" w:oddHBand="0" w:evenHBand="0" w:firstRowFirstColumn="0" w:firstRowLastColumn="0" w:lastRowFirstColumn="0" w:lastRowLastColumn="0"/>
+              <w:cnfStyle w:val="000000000000"/>
             </w:pPr>
             <w:r>
               <w:t>Mostrar stock disponible actualizado</w:t>
@@ -3468,12 +2940,12 @@
       </w:tr>
       <w:tr>
         <w:trPr>
-          <w:cnfStyle w:val="000000100000" w:firstRow="0" w:lastRow="0" w:firstColumn="0" w:lastColumn="0" w:oddVBand="0" w:evenVBand="0" w:oddHBand="1" w:evenHBand="0" w:firstRowFirstColumn="0" w:firstRowLastColumn="0" w:lastRowFirstColumn="0" w:lastRowLastColumn="0"/>
+          <w:cnfStyle w:val="000000100000"/>
           <w:trHeight w:val="1059"/>
         </w:trPr>
         <w:tc>
           <w:tcPr>
-            <w:cnfStyle w:val="001000000000" w:firstRow="0" w:lastRow="0" w:firstColumn="1" w:lastColumn="0" w:oddVBand="0" w:evenVBand="0" w:oddHBand="0" w:evenHBand="0" w:firstRowFirstColumn="0" w:firstRowLastColumn="0" w:lastRowFirstColumn="0" w:lastRowLastColumn="0"/>
+            <w:cnfStyle w:val="001000000000"/>
             <w:tcW w:w="714" w:type="dxa"/>
           </w:tcPr>
           <w:p>
@@ -3492,7 +2964,7 @@
           <w:p>
             <w:pPr>
               <w:pStyle w:val="Contenido"/>
-              <w:cnfStyle w:val="000000100000" w:firstRow="0" w:lastRow="0" w:firstColumn="0" w:lastColumn="0" w:oddVBand="0" w:evenVBand="0" w:oddHBand="1" w:evenHBand="0" w:firstRowFirstColumn="0" w:firstRowLastColumn="0" w:lastRowFirstColumn="0" w:lastRowLastColumn="0"/>
+              <w:cnfStyle w:val="000000100000"/>
             </w:pPr>
             <w:r>
               <w:t>Gerente</w:t>
@@ -3506,7 +2978,7 @@
           <w:p>
             <w:pPr>
               <w:pStyle w:val="Contenido"/>
-              <w:cnfStyle w:val="000000100000" w:firstRow="0" w:lastRow="0" w:firstColumn="0" w:lastColumn="0" w:oddVBand="0" w:evenVBand="0" w:oddHBand="1" w:evenHBand="0" w:firstRowFirstColumn="0" w:firstRowLastColumn="0" w:lastRowFirstColumn="0" w:lastRowLastColumn="0"/>
+              <w:cnfStyle w:val="000000100000"/>
             </w:pPr>
             <w:r>
               <w:t>Visualizar reportes del sistema</w:t>
@@ -3520,7 +2992,7 @@
           <w:p>
             <w:pPr>
               <w:pStyle w:val="Contenido"/>
-              <w:cnfStyle w:val="000000100000" w:firstRow="0" w:lastRow="0" w:firstColumn="0" w:lastColumn="0" w:oddVBand="0" w:evenVBand="0" w:oddHBand="1" w:evenHBand="0" w:firstRowFirstColumn="0" w:firstRowLastColumn="0" w:lastRowFirstColumn="0" w:lastRowLastColumn="0"/>
+              <w:cnfStyle w:val="000000100000"/>
             </w:pPr>
             <w:r>
               <w:t>Analizar la información de compras y ventas</w:t>
@@ -3538,7 +3010,7 @@
                 <w:ilvl w:val="0"/>
                 <w:numId w:val="28"/>
               </w:numPr>
-              <w:cnfStyle w:val="000000100000" w:firstRow="0" w:lastRow="0" w:firstColumn="0" w:lastColumn="0" w:oddVBand="0" w:evenVBand="0" w:oddHBand="1" w:evenHBand="0" w:firstRowFirstColumn="0" w:firstRowLastColumn="0" w:lastRowFirstColumn="0" w:lastRowLastColumn="0"/>
+              <w:cnfStyle w:val="000000100000"/>
             </w:pPr>
             <w:r>
               <w:t>Ver reportes de ventas, compras e inventario.</w:t>
@@ -3551,7 +3023,7 @@
                 <w:ilvl w:val="0"/>
                 <w:numId w:val="28"/>
               </w:numPr>
-              <w:cnfStyle w:val="000000100000" w:firstRow="0" w:lastRow="0" w:firstColumn="0" w:lastColumn="0" w:oddVBand="0" w:evenVBand="0" w:oddHBand="1" w:evenHBand="0" w:firstRowFirstColumn="0" w:firstRowLastColumn="0" w:lastRowFirstColumn="0" w:lastRowLastColumn="0"/>
+              <w:cnfStyle w:val="000000100000"/>
             </w:pPr>
             <w:r>
               <w:t>Filtrar por fechas.</w:t>
@@ -3564,7 +3036,7 @@
                 <w:ilvl w:val="0"/>
                 <w:numId w:val="28"/>
               </w:numPr>
-              <w:cnfStyle w:val="000000100000" w:firstRow="0" w:lastRow="0" w:firstColumn="0" w:lastColumn="0" w:oddVBand="0" w:evenVBand="0" w:oddHBand="1" w:evenHBand="0" w:firstRowFirstColumn="0" w:firstRowLastColumn="0" w:lastRowFirstColumn="0" w:lastRowLastColumn="0"/>
+              <w:cnfStyle w:val="000000100000"/>
             </w:pPr>
             <w:r>
               <w:t>Filtrar por cliente/proveedor.</w:t>
@@ -3591,21 +3063,16 @@
       <w:pPr>
         <w:pStyle w:val="Ttulo1"/>
       </w:pPr>
-      <w:proofErr w:type="spellStart"/>
       <w:r>
         <w:lastRenderedPageBreak/>
-        <w:t>Product</w:t>
-      </w:r>
-      <w:proofErr w:type="spellEnd"/>
-      <w:r>
-        <w:t xml:space="preserve"> Backlog</w:t>
+        <w:t>Product Backlog</w:t>
       </w:r>
     </w:p>
     <w:tbl>
       <w:tblPr>
-        <w:tblStyle w:val="Tablanormal5"/>
+        <w:tblStyle w:val="PlainTable5"/>
         <w:tblW w:w="15433" w:type="dxa"/>
-        <w:tblLook w:val="04A0" w:firstRow="1" w:lastRow="0" w:firstColumn="1" w:lastColumn="0" w:noHBand="0" w:noVBand="1"/>
+        <w:tblLook w:val="04A0"/>
       </w:tblPr>
       <w:tblGrid>
         <w:gridCol w:w="715"/>
@@ -3618,11 +3085,11 @@
       </w:tblGrid>
       <w:tr>
         <w:trPr>
-          <w:cnfStyle w:val="100000000000" w:firstRow="1" w:lastRow="0" w:firstColumn="0" w:lastColumn="0" w:oddVBand="0" w:evenVBand="0" w:oddHBand="0" w:evenHBand="0" w:firstRowFirstColumn="0" w:firstRowLastColumn="0" w:lastRowFirstColumn="0" w:lastRowLastColumn="0"/>
+          <w:cnfStyle w:val="100000000000"/>
         </w:trPr>
         <w:tc>
           <w:tcPr>
-            <w:cnfStyle w:val="001000000100" w:firstRow="0" w:lastRow="0" w:firstColumn="1" w:lastColumn="0" w:oddVBand="0" w:evenVBand="0" w:oddHBand="0" w:evenHBand="0" w:firstRowFirstColumn="1" w:firstRowLastColumn="0" w:lastRowFirstColumn="0" w:lastRowLastColumn="0"/>
+            <w:cnfStyle w:val="001000000100"/>
             <w:tcW w:w="715" w:type="dxa"/>
           </w:tcPr>
           <w:p>
@@ -3641,7 +3108,7 @@
           <w:p>
             <w:pPr>
               <w:pStyle w:val="Contenido"/>
-              <w:cnfStyle w:val="100000000000" w:firstRow="1" w:lastRow="0" w:firstColumn="0" w:lastColumn="0" w:oddVBand="0" w:evenVBand="0" w:oddHBand="0" w:evenHBand="0" w:firstRowFirstColumn="0" w:firstRowLastColumn="0" w:lastRowFirstColumn="0" w:lastRowLastColumn="0"/>
+              <w:cnfStyle w:val="100000000000"/>
             </w:pPr>
             <w:r>
               <w:t>Como un…</w:t>
@@ -3655,7 +3122,7 @@
           <w:p>
             <w:pPr>
               <w:pStyle w:val="Contenido"/>
-              <w:cnfStyle w:val="100000000000" w:firstRow="1" w:lastRow="0" w:firstColumn="0" w:lastColumn="0" w:oddVBand="0" w:evenVBand="0" w:oddHBand="0" w:evenHBand="0" w:firstRowFirstColumn="0" w:firstRowLastColumn="0" w:lastRowFirstColumn="0" w:lastRowLastColumn="0"/>
+              <w:cnfStyle w:val="100000000000"/>
             </w:pPr>
             <w:r>
               <w:t>Necesito…</w:t>
@@ -3669,7 +3136,7 @@
           <w:p>
             <w:pPr>
               <w:pStyle w:val="Contenido"/>
-              <w:cnfStyle w:val="100000000000" w:firstRow="1" w:lastRow="0" w:firstColumn="0" w:lastColumn="0" w:oddVBand="0" w:evenVBand="0" w:oddHBand="0" w:evenHBand="0" w:firstRowFirstColumn="0" w:firstRowLastColumn="0" w:lastRowFirstColumn="0" w:lastRowLastColumn="0"/>
+              <w:cnfStyle w:val="100000000000"/>
             </w:pPr>
             <w:r>
               <w:t>Para…</w:t>
@@ -3683,7 +3150,7 @@
           <w:p>
             <w:pPr>
               <w:pStyle w:val="Contenido"/>
-              <w:cnfStyle w:val="100000000000" w:firstRow="1" w:lastRow="0" w:firstColumn="0" w:lastColumn="0" w:oddVBand="0" w:evenVBand="0" w:oddHBand="0" w:evenHBand="0" w:firstRowFirstColumn="0" w:firstRowLastColumn="0" w:lastRowFirstColumn="0" w:lastRowLastColumn="0"/>
+              <w:cnfStyle w:val="100000000000"/>
             </w:pPr>
             <w:r>
               <w:t>Prioridad</w:t>
@@ -3697,7 +3164,7 @@
           <w:p>
             <w:pPr>
               <w:pStyle w:val="Contenido"/>
-              <w:cnfStyle w:val="100000000000" w:firstRow="1" w:lastRow="0" w:firstColumn="0" w:lastColumn="0" w:oddVBand="0" w:evenVBand="0" w:oddHBand="0" w:evenHBand="0" w:firstRowFirstColumn="0" w:firstRowLastColumn="0" w:lastRowFirstColumn="0" w:lastRowLastColumn="0"/>
+              <w:cnfStyle w:val="100000000000"/>
             </w:pPr>
             <w:r>
               <w:t>Sprint</w:t>
@@ -3711,7 +3178,7 @@
           <w:p>
             <w:pPr>
               <w:pStyle w:val="Contenido"/>
-              <w:cnfStyle w:val="100000000000" w:firstRow="1" w:lastRow="0" w:firstColumn="0" w:lastColumn="0" w:oddVBand="0" w:evenVBand="0" w:oddHBand="0" w:evenHBand="0" w:firstRowFirstColumn="0" w:firstRowLastColumn="0" w:lastRowFirstColumn="0" w:lastRowLastColumn="0"/>
+              <w:cnfStyle w:val="100000000000"/>
             </w:pPr>
             <w:r>
               <w:t>Estado</w:t>
@@ -3721,11 +3188,11 @@
       </w:tr>
       <w:tr>
         <w:trPr>
-          <w:cnfStyle w:val="000000100000" w:firstRow="0" w:lastRow="0" w:firstColumn="0" w:lastColumn="0" w:oddVBand="0" w:evenVBand="0" w:oddHBand="1" w:evenHBand="0" w:firstRowFirstColumn="0" w:firstRowLastColumn="0" w:lastRowFirstColumn="0" w:lastRowLastColumn="0"/>
+          <w:cnfStyle w:val="000000100000"/>
         </w:trPr>
         <w:tc>
           <w:tcPr>
-            <w:cnfStyle w:val="001000000000" w:firstRow="0" w:lastRow="0" w:firstColumn="1" w:lastColumn="0" w:oddVBand="0" w:evenVBand="0" w:oddHBand="0" w:evenHBand="0" w:firstRowFirstColumn="0" w:firstRowLastColumn="0" w:lastRowFirstColumn="0" w:lastRowLastColumn="0"/>
+            <w:cnfStyle w:val="001000000000"/>
             <w:tcW w:w="715" w:type="dxa"/>
           </w:tcPr>
           <w:p>
@@ -3745,7 +3212,7 @@
           <w:p>
             <w:pPr>
               <w:pStyle w:val="Contenido"/>
-              <w:cnfStyle w:val="000000100000" w:firstRow="0" w:lastRow="0" w:firstColumn="0" w:lastColumn="0" w:oddVBand="0" w:evenVBand="0" w:oddHBand="1" w:evenHBand="0" w:firstRowFirstColumn="0" w:firstRowLastColumn="0" w:lastRowFirstColumn="0" w:lastRowLastColumn="0"/>
+              <w:cnfStyle w:val="000000100000"/>
             </w:pPr>
             <w:r>
               <w:t>Administrador</w:t>
@@ -3759,7 +3226,7 @@
           <w:p>
             <w:pPr>
               <w:pStyle w:val="Contenido"/>
-              <w:cnfStyle w:val="000000100000" w:firstRow="0" w:lastRow="0" w:firstColumn="0" w:lastColumn="0" w:oddVBand="0" w:evenVBand="0" w:oddHBand="1" w:evenHBand="0" w:firstRowFirstColumn="0" w:firstRowLastColumn="0" w:lastRowFirstColumn="0" w:lastRowLastColumn="0"/>
+              <w:cnfStyle w:val="000000100000"/>
             </w:pPr>
             <w:r>
               <w:t>Gestionar usuarios y roles.</w:t>
@@ -3773,7 +3240,7 @@
           <w:p>
             <w:pPr>
               <w:pStyle w:val="Contenido"/>
-              <w:cnfStyle w:val="000000100000" w:firstRow="0" w:lastRow="0" w:firstColumn="0" w:lastColumn="0" w:oddVBand="0" w:evenVBand="0" w:oddHBand="1" w:evenHBand="0" w:firstRowFirstColumn="0" w:firstRowLastColumn="0" w:lastRowFirstColumn="0" w:lastRowLastColumn="0"/>
+              <w:cnfStyle w:val="000000100000"/>
             </w:pPr>
             <w:r>
               <w:t>Controlar el acceso y garantizar la seguridad del sistema.</w:t>
@@ -3787,7 +3254,7 @@
           <w:p>
             <w:pPr>
               <w:pStyle w:val="Contenido"/>
-              <w:cnfStyle w:val="000000100000" w:firstRow="0" w:lastRow="0" w:firstColumn="0" w:lastColumn="0" w:oddVBand="0" w:evenVBand="0" w:oddHBand="1" w:evenHBand="0" w:firstRowFirstColumn="0" w:firstRowLastColumn="0" w:lastRowFirstColumn="0" w:lastRowLastColumn="0"/>
+              <w:cnfStyle w:val="000000100000"/>
             </w:pPr>
             <w:r>
               <w:t>Alta.</w:t>
@@ -3801,7 +3268,7 @@
           <w:p>
             <w:pPr>
               <w:pStyle w:val="Contenido"/>
-              <w:cnfStyle w:val="000000100000" w:firstRow="0" w:lastRow="0" w:firstColumn="0" w:lastColumn="0" w:oddVBand="0" w:evenVBand="0" w:oddHBand="1" w:evenHBand="0" w:firstRowFirstColumn="0" w:firstRowLastColumn="0" w:lastRowFirstColumn="0" w:lastRowLastColumn="0"/>
+              <w:cnfStyle w:val="000000100000"/>
             </w:pPr>
             <w:r>
               <w:t>1</w:t>
@@ -3815,7 +3282,7 @@
           <w:p>
             <w:pPr>
               <w:pStyle w:val="Contenido"/>
-              <w:cnfStyle w:val="000000100000" w:firstRow="0" w:lastRow="0" w:firstColumn="0" w:lastColumn="0" w:oddVBand="0" w:evenVBand="0" w:oddHBand="1" w:evenHBand="0" w:firstRowFirstColumn="0" w:firstRowLastColumn="0" w:lastRowFirstColumn="0" w:lastRowLastColumn="0"/>
+              <w:cnfStyle w:val="000000100000"/>
             </w:pPr>
             <w:r>
               <w:t>Terminada</w:t>
@@ -3826,7 +3293,7 @@
       <w:tr>
         <w:tc>
           <w:tcPr>
-            <w:cnfStyle w:val="001000000000" w:firstRow="0" w:lastRow="0" w:firstColumn="1" w:lastColumn="0" w:oddVBand="0" w:evenVBand="0" w:oddHBand="0" w:evenHBand="0" w:firstRowFirstColumn="0" w:firstRowLastColumn="0" w:lastRowFirstColumn="0" w:lastRowLastColumn="0"/>
+            <w:cnfStyle w:val="001000000000"/>
             <w:tcW w:w="715" w:type="dxa"/>
           </w:tcPr>
           <w:p>
@@ -3845,7 +3312,7 @@
           <w:p>
             <w:pPr>
               <w:pStyle w:val="Contenido"/>
-              <w:cnfStyle w:val="000000000000" w:firstRow="0" w:lastRow="0" w:firstColumn="0" w:lastColumn="0" w:oddVBand="0" w:evenVBand="0" w:oddHBand="0" w:evenHBand="0" w:firstRowFirstColumn="0" w:firstRowLastColumn="0" w:lastRowFirstColumn="0" w:lastRowLastColumn="0"/>
+              <w:cnfStyle w:val="000000000000"/>
             </w:pPr>
             <w:r>
               <w:t>Administrador</w:t>
@@ -3859,7 +3326,7 @@
           <w:p>
             <w:pPr>
               <w:pStyle w:val="Contenido"/>
-              <w:cnfStyle w:val="000000000000" w:firstRow="0" w:lastRow="0" w:firstColumn="0" w:lastColumn="0" w:oddVBand="0" w:evenVBand="0" w:oddHBand="0" w:evenHBand="0" w:firstRowFirstColumn="0" w:firstRowLastColumn="0" w:lastRowFirstColumn="0" w:lastRowLastColumn="0"/>
+              <w:cnfStyle w:val="000000000000"/>
             </w:pPr>
             <w:r>
               <w:t>Registrar y gestionar proveedores.</w:t>
@@ -3873,7 +3340,7 @@
           <w:p>
             <w:pPr>
               <w:pStyle w:val="Contenido"/>
-              <w:cnfStyle w:val="000000000000" w:firstRow="0" w:lastRow="0" w:firstColumn="0" w:lastColumn="0" w:oddVBand="0" w:evenVBand="0" w:oddHBand="0" w:evenHBand="0" w:firstRowFirstColumn="0" w:firstRowLastColumn="0" w:lastRowFirstColumn="0" w:lastRowLastColumn="0"/>
+              <w:cnfStyle w:val="000000000000"/>
             </w:pPr>
             <w:r>
               <w:t>Administra correctamente las compras de cacao.</w:t>
@@ -3887,7 +3354,7 @@
           <w:p>
             <w:pPr>
               <w:pStyle w:val="Contenido"/>
-              <w:cnfStyle w:val="000000000000" w:firstRow="0" w:lastRow="0" w:firstColumn="0" w:lastColumn="0" w:oddVBand="0" w:evenVBand="0" w:oddHBand="0" w:evenHBand="0" w:firstRowFirstColumn="0" w:firstRowLastColumn="0" w:lastRowFirstColumn="0" w:lastRowLastColumn="0"/>
+              <w:cnfStyle w:val="000000000000"/>
             </w:pPr>
             <w:r>
               <w:t>Alta.</w:t>
@@ -3901,7 +3368,7 @@
           <w:p>
             <w:pPr>
               <w:pStyle w:val="Contenido"/>
-              <w:cnfStyle w:val="000000000000" w:firstRow="0" w:lastRow="0" w:firstColumn="0" w:lastColumn="0" w:oddVBand="0" w:evenVBand="0" w:oddHBand="0" w:evenHBand="0" w:firstRowFirstColumn="0" w:firstRowLastColumn="0" w:lastRowFirstColumn="0" w:lastRowLastColumn="0"/>
+              <w:cnfStyle w:val="000000000000"/>
             </w:pPr>
             <w:r>
               <w:t>1</w:t>
@@ -3915,7 +3382,7 @@
           <w:p>
             <w:pPr>
               <w:pStyle w:val="Contenido"/>
-              <w:cnfStyle w:val="000000000000" w:firstRow="0" w:lastRow="0" w:firstColumn="0" w:lastColumn="0" w:oddVBand="0" w:evenVBand="0" w:oddHBand="0" w:evenHBand="0" w:firstRowFirstColumn="0" w:firstRowLastColumn="0" w:lastRowFirstColumn="0" w:lastRowLastColumn="0"/>
+              <w:cnfStyle w:val="000000000000"/>
             </w:pPr>
             <w:r>
               <w:t>Terminada</w:t>
@@ -3925,11 +3392,11 @@
       </w:tr>
       <w:tr>
         <w:trPr>
-          <w:cnfStyle w:val="000000100000" w:firstRow="0" w:lastRow="0" w:firstColumn="0" w:lastColumn="0" w:oddVBand="0" w:evenVBand="0" w:oddHBand="1" w:evenHBand="0" w:firstRowFirstColumn="0" w:firstRowLastColumn="0" w:lastRowFirstColumn="0" w:lastRowLastColumn="0"/>
+          <w:cnfStyle w:val="000000100000"/>
         </w:trPr>
         <w:tc>
           <w:tcPr>
-            <w:cnfStyle w:val="001000000000" w:firstRow="0" w:lastRow="0" w:firstColumn="1" w:lastColumn="0" w:oddVBand="0" w:evenVBand="0" w:oddHBand="0" w:evenHBand="0" w:firstRowFirstColumn="0" w:firstRowLastColumn="0" w:lastRowFirstColumn="0" w:lastRowLastColumn="0"/>
+            <w:cnfStyle w:val="001000000000"/>
             <w:tcW w:w="715" w:type="dxa"/>
           </w:tcPr>
           <w:p>
@@ -3948,7 +3415,7 @@
           <w:p>
             <w:pPr>
               <w:pStyle w:val="Contenido"/>
-              <w:cnfStyle w:val="000000100000" w:firstRow="0" w:lastRow="0" w:firstColumn="0" w:lastColumn="0" w:oddVBand="0" w:evenVBand="0" w:oddHBand="1" w:evenHBand="0" w:firstRowFirstColumn="0" w:firstRowLastColumn="0" w:lastRowFirstColumn="0" w:lastRowLastColumn="0"/>
+              <w:cnfStyle w:val="000000100000"/>
             </w:pPr>
             <w:r>
               <w:t>administrador</w:t>
@@ -3962,7 +3429,7 @@
           <w:p>
             <w:pPr>
               <w:pStyle w:val="Contenido"/>
-              <w:cnfStyle w:val="000000100000" w:firstRow="0" w:lastRow="0" w:firstColumn="0" w:lastColumn="0" w:oddVBand="0" w:evenVBand="0" w:oddHBand="1" w:evenHBand="0" w:firstRowFirstColumn="0" w:firstRowLastColumn="0" w:lastRowFirstColumn="0" w:lastRowLastColumn="0"/>
+              <w:cnfStyle w:val="000000100000"/>
             </w:pPr>
             <w:r>
               <w:t>Registrar y gestionar clientes.</w:t>
@@ -3976,7 +3443,7 @@
           <w:p>
             <w:pPr>
               <w:pStyle w:val="Contenido"/>
-              <w:cnfStyle w:val="000000100000" w:firstRow="0" w:lastRow="0" w:firstColumn="0" w:lastColumn="0" w:oddVBand="0" w:evenVBand="0" w:oddHBand="1" w:evenHBand="0" w:firstRowFirstColumn="0" w:firstRowLastColumn="0" w:lastRowFirstColumn="0" w:lastRowLastColumn="0"/>
+              <w:cnfStyle w:val="000000100000"/>
             </w:pPr>
             <w:r>
               <w:t>Administra adecuadamente las ventas.</w:t>
@@ -3990,7 +3457,7 @@
           <w:p>
             <w:pPr>
               <w:pStyle w:val="Contenido"/>
-              <w:cnfStyle w:val="000000100000" w:firstRow="0" w:lastRow="0" w:firstColumn="0" w:lastColumn="0" w:oddVBand="0" w:evenVBand="0" w:oddHBand="1" w:evenHBand="0" w:firstRowFirstColumn="0" w:firstRowLastColumn="0" w:lastRowFirstColumn="0" w:lastRowLastColumn="0"/>
+              <w:cnfStyle w:val="000000100000"/>
             </w:pPr>
             <w:r>
               <w:t>Alta.</w:t>
@@ -4004,7 +3471,7 @@
           <w:p>
             <w:pPr>
               <w:pStyle w:val="Contenido"/>
-              <w:cnfStyle w:val="000000100000" w:firstRow="0" w:lastRow="0" w:firstColumn="0" w:lastColumn="0" w:oddVBand="0" w:evenVBand="0" w:oddHBand="1" w:evenHBand="0" w:firstRowFirstColumn="0" w:firstRowLastColumn="0" w:lastRowFirstColumn="0" w:lastRowLastColumn="0"/>
+              <w:cnfStyle w:val="000000100000"/>
             </w:pPr>
             <w:r>
               <w:t>1</w:t>
@@ -4018,7 +3485,7 @@
           <w:p>
             <w:pPr>
               <w:pStyle w:val="Contenido"/>
-              <w:cnfStyle w:val="000000100000" w:firstRow="0" w:lastRow="0" w:firstColumn="0" w:lastColumn="0" w:oddVBand="0" w:evenVBand="0" w:oddHBand="1" w:evenHBand="0" w:firstRowFirstColumn="0" w:firstRowLastColumn="0" w:lastRowFirstColumn="0" w:lastRowLastColumn="0"/>
+              <w:cnfStyle w:val="000000100000"/>
             </w:pPr>
             <w:r>
               <w:t>Terminada</w:t>
@@ -4029,7 +3496,7 @@
       <w:tr>
         <w:tc>
           <w:tcPr>
-            <w:cnfStyle w:val="001000000000" w:firstRow="0" w:lastRow="0" w:firstColumn="1" w:lastColumn="0" w:oddVBand="0" w:evenVBand="0" w:oddHBand="0" w:evenHBand="0" w:firstRowFirstColumn="0" w:firstRowLastColumn="0" w:lastRowFirstColumn="0" w:lastRowLastColumn="0"/>
+            <w:cnfStyle w:val="001000000000"/>
             <w:tcW w:w="715" w:type="dxa"/>
           </w:tcPr>
           <w:p>
@@ -4049,7 +3516,7 @@
           <w:p>
             <w:pPr>
               <w:pStyle w:val="Contenido"/>
-              <w:cnfStyle w:val="000000000000" w:firstRow="0" w:lastRow="0" w:firstColumn="0" w:lastColumn="0" w:oddVBand="0" w:evenVBand="0" w:oddHBand="0" w:evenHBand="0" w:firstRowFirstColumn="0" w:firstRowLastColumn="0" w:lastRowFirstColumn="0" w:lastRowLastColumn="0"/>
+              <w:cnfStyle w:val="000000000000"/>
             </w:pPr>
             <w:r>
               <w:t xml:space="preserve">Empleado </w:t>
@@ -4063,7 +3530,7 @@
           <w:p>
             <w:pPr>
               <w:pStyle w:val="Contenido"/>
-              <w:cnfStyle w:val="000000000000" w:firstRow="0" w:lastRow="0" w:firstColumn="0" w:lastColumn="0" w:oddVBand="0" w:evenVBand="0" w:oddHBand="0" w:evenHBand="0" w:firstRowFirstColumn="0" w:firstRowLastColumn="0" w:lastRowFirstColumn="0" w:lastRowLastColumn="0"/>
+              <w:cnfStyle w:val="000000000000"/>
             </w:pPr>
             <w:r>
               <w:t>Registrar compras de cacao.</w:t>
@@ -4077,7 +3544,7 @@
           <w:p>
             <w:pPr>
               <w:pStyle w:val="Contenido"/>
-              <w:cnfStyle w:val="000000000000" w:firstRow="0" w:lastRow="0" w:firstColumn="0" w:lastColumn="0" w:oddVBand="0" w:evenVBand="0" w:oddHBand="0" w:evenHBand="0" w:firstRowFirstColumn="0" w:firstRowLastColumn="0" w:lastRowFirstColumn="0" w:lastRowLastColumn="0"/>
+              <w:cnfStyle w:val="000000000000"/>
             </w:pPr>
             <w:r>
               <w:t>Mantener actualizado el inventario.</w:t>
@@ -4091,7 +3558,7 @@
           <w:p>
             <w:pPr>
               <w:pStyle w:val="Contenido"/>
-              <w:cnfStyle w:val="000000000000" w:firstRow="0" w:lastRow="0" w:firstColumn="0" w:lastColumn="0" w:oddVBand="0" w:evenVBand="0" w:oddHBand="0" w:evenHBand="0" w:firstRowFirstColumn="0" w:firstRowLastColumn="0" w:lastRowFirstColumn="0" w:lastRowLastColumn="0"/>
+              <w:cnfStyle w:val="000000000000"/>
             </w:pPr>
             <w:r>
               <w:t>Alta.</w:t>
@@ -4105,7 +3572,7 @@
           <w:p>
             <w:pPr>
               <w:pStyle w:val="Contenido"/>
-              <w:cnfStyle w:val="000000000000" w:firstRow="0" w:lastRow="0" w:firstColumn="0" w:lastColumn="0" w:oddVBand="0" w:evenVBand="0" w:oddHBand="0" w:evenHBand="0" w:firstRowFirstColumn="0" w:firstRowLastColumn="0" w:lastRowFirstColumn="0" w:lastRowLastColumn="0"/>
+              <w:cnfStyle w:val="000000000000"/>
             </w:pPr>
             <w:r>
               <w:t>2</w:t>
@@ -4119,7 +3586,7 @@
           <w:p>
             <w:pPr>
               <w:pStyle w:val="Contenido"/>
-              <w:cnfStyle w:val="000000000000" w:firstRow="0" w:lastRow="0" w:firstColumn="0" w:lastColumn="0" w:oddVBand="0" w:evenVBand="0" w:oddHBand="0" w:evenHBand="0" w:firstRowFirstColumn="0" w:firstRowLastColumn="0" w:lastRowFirstColumn="0" w:lastRowLastColumn="0"/>
+              <w:cnfStyle w:val="000000000000"/>
             </w:pPr>
             <w:r>
               <w:t>Para Ser Iniciada</w:t>
@@ -4129,11 +3596,11 @@
       </w:tr>
       <w:tr>
         <w:trPr>
-          <w:cnfStyle w:val="000000100000" w:firstRow="0" w:lastRow="0" w:firstColumn="0" w:lastColumn="0" w:oddVBand="0" w:evenVBand="0" w:oddHBand="1" w:evenHBand="0" w:firstRowFirstColumn="0" w:firstRowLastColumn="0" w:lastRowFirstColumn="0" w:lastRowLastColumn="0"/>
+          <w:cnfStyle w:val="000000100000"/>
         </w:trPr>
         <w:tc>
           <w:tcPr>
-            <w:cnfStyle w:val="001000000000" w:firstRow="0" w:lastRow="0" w:firstColumn="1" w:lastColumn="0" w:oddVBand="0" w:evenVBand="0" w:oddHBand="0" w:evenHBand="0" w:firstRowFirstColumn="0" w:firstRowLastColumn="0" w:lastRowFirstColumn="0" w:lastRowLastColumn="0"/>
+            <w:cnfStyle w:val="001000000000"/>
             <w:tcW w:w="715" w:type="dxa"/>
           </w:tcPr>
           <w:p>
@@ -4152,7 +3619,7 @@
           <w:p>
             <w:pPr>
               <w:pStyle w:val="Contenido"/>
-              <w:cnfStyle w:val="000000100000" w:firstRow="0" w:lastRow="0" w:firstColumn="0" w:lastColumn="0" w:oddVBand="0" w:evenVBand="0" w:oddHBand="1" w:evenHBand="0" w:firstRowFirstColumn="0" w:firstRowLastColumn="0" w:lastRowFirstColumn="0" w:lastRowLastColumn="0"/>
+              <w:cnfStyle w:val="000000100000"/>
             </w:pPr>
             <w:r>
               <w:t xml:space="preserve">Empleado </w:t>
@@ -4166,7 +3633,7 @@
           <w:p>
             <w:pPr>
               <w:pStyle w:val="Contenido"/>
-              <w:cnfStyle w:val="000000100000" w:firstRow="0" w:lastRow="0" w:firstColumn="0" w:lastColumn="0" w:oddVBand="0" w:evenVBand="0" w:oddHBand="1" w:evenHBand="0" w:firstRowFirstColumn="0" w:firstRowLastColumn="0" w:lastRowFirstColumn="0" w:lastRowLastColumn="0"/>
+              <w:cnfStyle w:val="000000100000"/>
             </w:pPr>
             <w:r>
               <w:t>Registrar ventas de cacao.</w:t>
@@ -4180,7 +3647,7 @@
           <w:p>
             <w:pPr>
               <w:pStyle w:val="Contenido"/>
-              <w:cnfStyle w:val="000000100000" w:firstRow="0" w:lastRow="0" w:firstColumn="0" w:lastColumn="0" w:oddVBand="0" w:evenVBand="0" w:oddHBand="1" w:evenHBand="0" w:firstRowFirstColumn="0" w:firstRowLastColumn="0" w:lastRowFirstColumn="0" w:lastRowLastColumn="0"/>
+              <w:cnfStyle w:val="000000100000"/>
             </w:pPr>
             <w:r>
               <w:t>Controlar ingresos y validar disponibilidad de stock</w:t>
@@ -4194,7 +3661,7 @@
           <w:p>
             <w:pPr>
               <w:pStyle w:val="Contenido"/>
-              <w:cnfStyle w:val="000000100000" w:firstRow="0" w:lastRow="0" w:firstColumn="0" w:lastColumn="0" w:oddVBand="0" w:evenVBand="0" w:oddHBand="1" w:evenHBand="0" w:firstRowFirstColumn="0" w:firstRowLastColumn="0" w:lastRowFirstColumn="0" w:lastRowLastColumn="0"/>
+              <w:cnfStyle w:val="000000100000"/>
             </w:pPr>
             <w:r>
               <w:t>Alta.</w:t>
@@ -4208,7 +3675,7 @@
           <w:p>
             <w:pPr>
               <w:pStyle w:val="Contenido"/>
-              <w:cnfStyle w:val="000000100000" w:firstRow="0" w:lastRow="0" w:firstColumn="0" w:lastColumn="0" w:oddVBand="0" w:evenVBand="0" w:oddHBand="1" w:evenHBand="0" w:firstRowFirstColumn="0" w:firstRowLastColumn="0" w:lastRowFirstColumn="0" w:lastRowLastColumn="0"/>
+              <w:cnfStyle w:val="000000100000"/>
             </w:pPr>
             <w:r>
               <w:t>2</w:t>
@@ -4222,7 +3689,7 @@
           <w:p>
             <w:pPr>
               <w:pStyle w:val="Contenido"/>
-              <w:cnfStyle w:val="000000100000" w:firstRow="0" w:lastRow="0" w:firstColumn="0" w:lastColumn="0" w:oddVBand="0" w:evenVBand="0" w:oddHBand="1" w:evenHBand="0" w:firstRowFirstColumn="0" w:firstRowLastColumn="0" w:lastRowFirstColumn="0" w:lastRowLastColumn="0"/>
+              <w:cnfStyle w:val="000000100000"/>
             </w:pPr>
             <w:r>
               <w:t>Para Ser Iniciada</w:t>
@@ -4233,7 +3700,7 @@
       <w:tr>
         <w:tc>
           <w:tcPr>
-            <w:cnfStyle w:val="001000000000" w:firstRow="0" w:lastRow="0" w:firstColumn="1" w:lastColumn="0" w:oddVBand="0" w:evenVBand="0" w:oddHBand="0" w:evenHBand="0" w:firstRowFirstColumn="0" w:firstRowLastColumn="0" w:lastRowFirstColumn="0" w:lastRowLastColumn="0"/>
+            <w:cnfStyle w:val="001000000000"/>
             <w:tcW w:w="715" w:type="dxa"/>
           </w:tcPr>
           <w:p>
@@ -4252,7 +3719,7 @@
           <w:p>
             <w:pPr>
               <w:pStyle w:val="Contenido"/>
-              <w:cnfStyle w:val="000000000000" w:firstRow="0" w:lastRow="0" w:firstColumn="0" w:lastColumn="0" w:oddVBand="0" w:evenVBand="0" w:oddHBand="0" w:evenHBand="0" w:firstRowFirstColumn="0" w:firstRowLastColumn="0" w:lastRowFirstColumn="0" w:lastRowLastColumn="0"/>
+              <w:cnfStyle w:val="000000000000"/>
             </w:pPr>
             <w:r>
               <w:t xml:space="preserve">Sistema </w:t>
@@ -4266,7 +3733,7 @@
           <w:p>
             <w:pPr>
               <w:pStyle w:val="Contenido"/>
-              <w:cnfStyle w:val="000000000000" w:firstRow="0" w:lastRow="0" w:firstColumn="0" w:lastColumn="0" w:oddVBand="0" w:evenVBand="0" w:oddHBand="0" w:evenHBand="0" w:firstRowFirstColumn="0" w:firstRowLastColumn="0" w:lastRowFirstColumn="0" w:lastRowLastColumn="0"/>
+              <w:cnfStyle w:val="000000000000"/>
             </w:pPr>
             <w:r>
               <w:t>Actualizar automáticamente el inventario.</w:t>
@@ -4280,7 +3747,7 @@
           <w:p>
             <w:pPr>
               <w:pStyle w:val="Contenido"/>
-              <w:cnfStyle w:val="000000000000" w:firstRow="0" w:lastRow="0" w:firstColumn="0" w:lastColumn="0" w:oddVBand="0" w:evenVBand="0" w:oddHBand="0" w:evenHBand="0" w:firstRowFirstColumn="0" w:firstRowLastColumn="0" w:lastRowFirstColumn="0" w:lastRowLastColumn="0"/>
+              <w:cnfStyle w:val="000000000000"/>
             </w:pPr>
             <w:r>
               <w:t>Mantener la consistencia y trazabilidad del stock</w:t>
@@ -4294,7 +3761,7 @@
           <w:p>
             <w:pPr>
               <w:pStyle w:val="Contenido"/>
-              <w:cnfStyle w:val="000000000000" w:firstRow="0" w:lastRow="0" w:firstColumn="0" w:lastColumn="0" w:oddVBand="0" w:evenVBand="0" w:oddHBand="0" w:evenHBand="0" w:firstRowFirstColumn="0" w:firstRowLastColumn="0" w:lastRowFirstColumn="0" w:lastRowLastColumn="0"/>
+              <w:cnfStyle w:val="000000000000"/>
             </w:pPr>
             <w:r>
               <w:t>Alta.</w:t>
@@ -4308,7 +3775,7 @@
           <w:p>
             <w:pPr>
               <w:pStyle w:val="Contenido"/>
-              <w:cnfStyle w:val="000000000000" w:firstRow="0" w:lastRow="0" w:firstColumn="0" w:lastColumn="0" w:oddVBand="0" w:evenVBand="0" w:oddHBand="0" w:evenHBand="0" w:firstRowFirstColumn="0" w:firstRowLastColumn="0" w:lastRowFirstColumn="0" w:lastRowLastColumn="0"/>
+              <w:cnfStyle w:val="000000000000"/>
             </w:pPr>
             <w:r>
               <w:t>2</w:t>
@@ -4322,7 +3789,7 @@
           <w:p>
             <w:pPr>
               <w:pStyle w:val="Contenido"/>
-              <w:cnfStyle w:val="000000000000" w:firstRow="0" w:lastRow="0" w:firstColumn="0" w:lastColumn="0" w:oddVBand="0" w:evenVBand="0" w:oddHBand="0" w:evenHBand="0" w:firstRowFirstColumn="0" w:firstRowLastColumn="0" w:lastRowFirstColumn="0" w:lastRowLastColumn="0"/>
+              <w:cnfStyle w:val="000000000000"/>
             </w:pPr>
             <w:r>
               <w:t>Para Ser Iniciada</w:t>
@@ -4333,11 +3800,11 @@
       <w:bookmarkEnd w:id="1"/>
       <w:tr>
         <w:trPr>
-          <w:cnfStyle w:val="000000100000" w:firstRow="0" w:lastRow="0" w:firstColumn="0" w:lastColumn="0" w:oddVBand="0" w:evenVBand="0" w:oddHBand="1" w:evenHBand="0" w:firstRowFirstColumn="0" w:firstRowLastColumn="0" w:lastRowFirstColumn="0" w:lastRowLastColumn="0"/>
+          <w:cnfStyle w:val="000000100000"/>
         </w:trPr>
         <w:tc>
           <w:tcPr>
-            <w:cnfStyle w:val="001000000000" w:firstRow="0" w:lastRow="0" w:firstColumn="1" w:lastColumn="0" w:oddVBand="0" w:evenVBand="0" w:oddHBand="0" w:evenHBand="0" w:firstRowFirstColumn="0" w:firstRowLastColumn="0" w:lastRowFirstColumn="0" w:lastRowLastColumn="0"/>
+            <w:cnfStyle w:val="001000000000"/>
             <w:tcW w:w="715" w:type="dxa"/>
           </w:tcPr>
           <w:p>
@@ -4356,7 +3823,7 @@
           <w:p>
             <w:pPr>
               <w:pStyle w:val="Contenido"/>
-              <w:cnfStyle w:val="000000100000" w:firstRow="0" w:lastRow="0" w:firstColumn="0" w:lastColumn="0" w:oddVBand="0" w:evenVBand="0" w:oddHBand="1" w:evenHBand="0" w:firstRowFirstColumn="0" w:firstRowLastColumn="0" w:lastRowFirstColumn="0" w:lastRowLastColumn="0"/>
+              <w:cnfStyle w:val="000000100000"/>
             </w:pPr>
             <w:r>
               <w:t>Gerente</w:t>
@@ -4370,7 +3837,7 @@
           <w:p>
             <w:pPr>
               <w:pStyle w:val="Contenido"/>
-              <w:cnfStyle w:val="000000100000" w:firstRow="0" w:lastRow="0" w:firstColumn="0" w:lastColumn="0" w:oddVBand="0" w:evenVBand="0" w:oddHBand="1" w:evenHBand="0" w:firstRowFirstColumn="0" w:firstRowLastColumn="0" w:lastRowFirstColumn="0" w:lastRowLastColumn="0"/>
+              <w:cnfStyle w:val="000000100000"/>
             </w:pPr>
             <w:r>
               <w:t>Visualizar reportes del sistema</w:t>
@@ -4384,7 +3851,7 @@
           <w:p>
             <w:pPr>
               <w:pStyle w:val="Contenido"/>
-              <w:cnfStyle w:val="000000100000" w:firstRow="0" w:lastRow="0" w:firstColumn="0" w:lastColumn="0" w:oddVBand="0" w:evenVBand="0" w:oddHBand="1" w:evenHBand="0" w:firstRowFirstColumn="0" w:firstRowLastColumn="0" w:lastRowFirstColumn="0" w:lastRowLastColumn="0"/>
+              <w:cnfStyle w:val="000000100000"/>
             </w:pPr>
             <w:r>
               <w:t>Analizar información para la toma de decisiones</w:t>
@@ -4398,7 +3865,7 @@
           <w:p>
             <w:pPr>
               <w:pStyle w:val="Contenido"/>
-              <w:cnfStyle w:val="000000100000" w:firstRow="0" w:lastRow="0" w:firstColumn="0" w:lastColumn="0" w:oddVBand="0" w:evenVBand="0" w:oddHBand="1" w:evenHBand="0" w:firstRowFirstColumn="0" w:firstRowLastColumn="0" w:lastRowFirstColumn="0" w:lastRowLastColumn="0"/>
+              <w:cnfStyle w:val="000000100000"/>
             </w:pPr>
             <w:r>
               <w:t>Alta.</w:t>
@@ -4412,7 +3879,7 @@
           <w:p>
             <w:pPr>
               <w:pStyle w:val="Contenido"/>
-              <w:cnfStyle w:val="000000100000" w:firstRow="0" w:lastRow="0" w:firstColumn="0" w:lastColumn="0" w:oddVBand="0" w:evenVBand="0" w:oddHBand="1" w:evenHBand="0" w:firstRowFirstColumn="0" w:firstRowLastColumn="0" w:lastRowFirstColumn="0" w:lastRowLastColumn="0"/>
+              <w:cnfStyle w:val="000000100000"/>
             </w:pPr>
             <w:r>
               <w:t>3</w:t>
@@ -4426,7 +3893,7 @@
           <w:p>
             <w:pPr>
               <w:pStyle w:val="Contenido"/>
-              <w:cnfStyle w:val="000000100000" w:firstRow="0" w:lastRow="0" w:firstColumn="0" w:lastColumn="0" w:oddVBand="0" w:evenVBand="0" w:oddHBand="1" w:evenHBand="0" w:firstRowFirstColumn="0" w:firstRowLastColumn="0" w:lastRowFirstColumn="0" w:lastRowLastColumn="0"/>
+              <w:cnfStyle w:val="000000100000"/>
             </w:pPr>
             <w:r>
               <w:t>Para Ser Iniciada</w:t>
@@ -4459,9 +3926,9 @@
     </w:p>
     <w:tbl>
       <w:tblPr>
-        <w:tblStyle w:val="Tabladelista1clara-nfasis4"/>
+        <w:tblStyle w:val="ListTable1LightAccent4"/>
         <w:tblW w:w="11871" w:type="dxa"/>
-        <w:tblLook w:val="04A0" w:firstRow="1" w:lastRow="0" w:firstColumn="1" w:lastColumn="0" w:noHBand="0" w:noVBand="1"/>
+        <w:tblLook w:val="04A0"/>
       </w:tblPr>
       <w:tblGrid>
         <w:gridCol w:w="3957"/>
@@ -4470,12 +3937,12 @@
       </w:tblGrid>
       <w:tr>
         <w:trPr>
-          <w:cnfStyle w:val="100000000000" w:firstRow="1" w:lastRow="0" w:firstColumn="0" w:lastColumn="0" w:oddVBand="0" w:evenVBand="0" w:oddHBand="0" w:evenHBand="0" w:firstRowFirstColumn="0" w:firstRowLastColumn="0" w:lastRowFirstColumn="0" w:lastRowLastColumn="0"/>
+          <w:cnfStyle w:val="100000000000"/>
           <w:trHeight w:val="342"/>
         </w:trPr>
         <w:tc>
           <w:tcPr>
-            <w:cnfStyle w:val="001000000000" w:firstRow="0" w:lastRow="0" w:firstColumn="1" w:lastColumn="0" w:oddVBand="0" w:evenVBand="0" w:oddHBand="0" w:evenHBand="0" w:firstRowFirstColumn="0" w:firstRowLastColumn="0" w:lastRowFirstColumn="0" w:lastRowLastColumn="0"/>
+            <w:cnfStyle w:val="001000000000"/>
             <w:tcW w:w="3957" w:type="dxa"/>
           </w:tcPr>
           <w:p>
@@ -4495,7 +3962,7 @@
           <w:p>
             <w:pPr>
               <w:pStyle w:val="Contenido"/>
-              <w:cnfStyle w:val="100000000000" w:firstRow="1" w:lastRow="0" w:firstColumn="0" w:lastColumn="0" w:oddVBand="0" w:evenVBand="0" w:oddHBand="0" w:evenHBand="0" w:firstRowFirstColumn="0" w:firstRowLastColumn="0" w:lastRowFirstColumn="0" w:lastRowLastColumn="0"/>
+              <w:cnfStyle w:val="100000000000"/>
             </w:pPr>
             <w:r>
               <w:t>Sprint 2</w:t>
@@ -4509,7 +3976,7 @@
           <w:p>
             <w:pPr>
               <w:pStyle w:val="Contenido"/>
-              <w:cnfStyle w:val="100000000000" w:firstRow="1" w:lastRow="0" w:firstColumn="0" w:lastColumn="0" w:oddVBand="0" w:evenVBand="0" w:oddHBand="0" w:evenHBand="0" w:firstRowFirstColumn="0" w:firstRowLastColumn="0" w:lastRowFirstColumn="0" w:lastRowLastColumn="0"/>
+              <w:cnfStyle w:val="100000000000"/>
             </w:pPr>
             <w:r>
               <w:t>Sprint 3</w:t>
@@ -4519,61 +3986,37 @@
       </w:tr>
       <w:tr>
         <w:trPr>
-          <w:cnfStyle w:val="000000100000" w:firstRow="0" w:lastRow="0" w:firstColumn="0" w:lastColumn="0" w:oddVBand="0" w:evenVBand="0" w:oddHBand="1" w:evenHBand="0" w:firstRowFirstColumn="0" w:firstRowLastColumn="0" w:lastRowFirstColumn="0" w:lastRowLastColumn="0"/>
+          <w:cnfStyle w:val="000000100000"/>
           <w:trHeight w:val="342"/>
         </w:trPr>
         <w:tc>
           <w:tcPr>
-            <w:cnfStyle w:val="001000000000" w:firstRow="0" w:lastRow="0" w:firstColumn="1" w:lastColumn="0" w:oddVBand="0" w:evenVBand="0" w:oddHBand="0" w:evenHBand="0" w:firstRowFirstColumn="0" w:firstRowLastColumn="0" w:lastRowFirstColumn="0" w:lastRowLastColumn="0"/>
+            <w:cnfStyle w:val="001000000000"/>
             <w:tcW w:w="3957" w:type="dxa"/>
           </w:tcPr>
           <w:p>
             <w:pPr>
               <w:pStyle w:val="Contenido"/>
-              <w:rPr>
-                <w:b w:val="0"/>
-              </w:rPr>
-            </w:pPr>
-            <w:r>
-              <w:rPr>
-                <w:b w:val="0"/>
-              </w:rPr>
+            </w:pPr>
+            <w:r>
               <w:t>2</w:t>
             </w:r>
             <w:r>
-              <w:rPr>
-                <w:b w:val="0"/>
-              </w:rPr>
               <w:t>5</w:t>
             </w:r>
             <w:r>
-              <w:rPr>
-                <w:b w:val="0"/>
-              </w:rPr>
               <w:t>/04/2026-</w:t>
             </w:r>
             <w:r>
-              <w:rPr>
-                <w:b w:val="0"/>
-              </w:rPr>
               <w:t>01</w:t>
             </w:r>
             <w:r>
-              <w:rPr>
-                <w:b w:val="0"/>
-              </w:rPr>
               <w:t>/0</w:t>
             </w:r>
             <w:r>
-              <w:rPr>
-                <w:b w:val="0"/>
-              </w:rPr>
               <w:t>5</w:t>
             </w:r>
             <w:r>
-              <w:rPr>
-                <w:b w:val="0"/>
-              </w:rPr>
               <w:t>/2026</w:t>
             </w:r>
           </w:p>
@@ -4585,7 +4028,7 @@
           <w:p>
             <w:pPr>
               <w:pStyle w:val="Contenido"/>
-              <w:cnfStyle w:val="000000100000" w:firstRow="0" w:lastRow="0" w:firstColumn="0" w:lastColumn="0" w:oddVBand="0" w:evenVBand="0" w:oddHBand="1" w:evenHBand="0" w:firstRowFirstColumn="0" w:firstRowLastColumn="0" w:lastRowFirstColumn="0" w:lastRowLastColumn="0"/>
+              <w:cnfStyle w:val="000000100000"/>
               <w:rPr>
                 <w:bCs/>
               </w:rPr>
@@ -4647,7 +4090,7 @@
           <w:p>
             <w:pPr>
               <w:pStyle w:val="Contenido"/>
-              <w:cnfStyle w:val="000000100000" w:firstRow="0" w:lastRow="0" w:firstColumn="0" w:lastColumn="0" w:oddVBand="0" w:evenVBand="0" w:oddHBand="1" w:evenHBand="0" w:firstRowFirstColumn="0" w:firstRowLastColumn="0" w:lastRowFirstColumn="0" w:lastRowLastColumn="0"/>
+              <w:cnfStyle w:val="000000100000"/>
               <w:rPr>
                 <w:bCs/>
               </w:rPr>
@@ -4741,9 +4184,9 @@
     </w:p>
     <w:tbl>
       <w:tblPr>
-        <w:tblStyle w:val="Tablanormal5"/>
+        <w:tblStyle w:val="PlainTable5"/>
         <w:tblW w:w="15433" w:type="dxa"/>
-        <w:tblLook w:val="04A0" w:firstRow="1" w:lastRow="0" w:firstColumn="1" w:lastColumn="0" w:noHBand="0" w:noVBand="1"/>
+        <w:tblLook w:val="04A0"/>
       </w:tblPr>
       <w:tblGrid>
         <w:gridCol w:w="714"/>
@@ -4756,11 +4199,11 @@
       </w:tblGrid>
       <w:tr>
         <w:trPr>
-          <w:cnfStyle w:val="100000000000" w:firstRow="1" w:lastRow="0" w:firstColumn="0" w:lastColumn="0" w:oddVBand="0" w:evenVBand="0" w:oddHBand="0" w:evenHBand="0" w:firstRowFirstColumn="0" w:firstRowLastColumn="0" w:lastRowFirstColumn="0" w:lastRowLastColumn="0"/>
+          <w:cnfStyle w:val="100000000000"/>
         </w:trPr>
         <w:tc>
           <w:tcPr>
-            <w:cnfStyle w:val="001000000100" w:firstRow="0" w:lastRow="0" w:firstColumn="1" w:lastColumn="0" w:oddVBand="0" w:evenVBand="0" w:oddHBand="0" w:evenHBand="0" w:firstRowFirstColumn="1" w:firstRowLastColumn="0" w:lastRowFirstColumn="0" w:lastRowLastColumn="0"/>
+            <w:cnfStyle w:val="001000000100"/>
             <w:tcW w:w="714" w:type="dxa"/>
           </w:tcPr>
           <w:p>
@@ -4779,7 +4222,7 @@
           <w:p>
             <w:pPr>
               <w:pStyle w:val="Contenido"/>
-              <w:cnfStyle w:val="100000000000" w:firstRow="1" w:lastRow="0" w:firstColumn="0" w:lastColumn="0" w:oddVBand="0" w:evenVBand="0" w:oddHBand="0" w:evenHBand="0" w:firstRowFirstColumn="0" w:firstRowLastColumn="0" w:lastRowFirstColumn="0" w:lastRowLastColumn="0"/>
+              <w:cnfStyle w:val="100000000000"/>
             </w:pPr>
             <w:r>
               <w:t>Como un…</w:t>
@@ -4793,7 +4236,7 @@
           <w:p>
             <w:pPr>
               <w:pStyle w:val="Contenido"/>
-              <w:cnfStyle w:val="100000000000" w:firstRow="1" w:lastRow="0" w:firstColumn="0" w:lastColumn="0" w:oddVBand="0" w:evenVBand="0" w:oddHBand="0" w:evenHBand="0" w:firstRowFirstColumn="0" w:firstRowLastColumn="0" w:lastRowFirstColumn="0" w:lastRowLastColumn="0"/>
+              <w:cnfStyle w:val="100000000000"/>
             </w:pPr>
             <w:r>
               <w:t>Necesito…</w:t>
@@ -4807,7 +4250,7 @@
           <w:p>
             <w:pPr>
               <w:pStyle w:val="Contenido"/>
-              <w:cnfStyle w:val="100000000000" w:firstRow="1" w:lastRow="0" w:firstColumn="0" w:lastColumn="0" w:oddVBand="0" w:evenVBand="0" w:oddHBand="0" w:evenHBand="0" w:firstRowFirstColumn="0" w:firstRowLastColumn="0" w:lastRowFirstColumn="0" w:lastRowLastColumn="0"/>
+              <w:cnfStyle w:val="100000000000"/>
             </w:pPr>
             <w:r>
               <w:t>Para…</w:t>
@@ -4821,7 +4264,7 @@
           <w:p>
             <w:pPr>
               <w:pStyle w:val="Contenido"/>
-              <w:cnfStyle w:val="100000000000" w:firstRow="1" w:lastRow="0" w:firstColumn="0" w:lastColumn="0" w:oddVBand="0" w:evenVBand="0" w:oddHBand="0" w:evenHBand="0" w:firstRowFirstColumn="0" w:firstRowLastColumn="0" w:lastRowFirstColumn="0" w:lastRowLastColumn="0"/>
+              <w:cnfStyle w:val="100000000000"/>
             </w:pPr>
             <w:r>
               <w:t>Prioridad</w:t>
@@ -4835,7 +4278,7 @@
           <w:p>
             <w:pPr>
               <w:pStyle w:val="Contenido"/>
-              <w:cnfStyle w:val="100000000000" w:firstRow="1" w:lastRow="0" w:firstColumn="0" w:lastColumn="0" w:oddVBand="0" w:evenVBand="0" w:oddHBand="0" w:evenHBand="0" w:firstRowFirstColumn="0" w:firstRowLastColumn="0" w:lastRowFirstColumn="0" w:lastRowLastColumn="0"/>
+              <w:cnfStyle w:val="100000000000"/>
             </w:pPr>
             <w:r>
               <w:t>Sprint</w:t>
@@ -4849,7 +4292,7 @@
           <w:p>
             <w:pPr>
               <w:pStyle w:val="Contenido"/>
-              <w:cnfStyle w:val="100000000000" w:firstRow="1" w:lastRow="0" w:firstColumn="0" w:lastColumn="0" w:oddVBand="0" w:evenVBand="0" w:oddHBand="0" w:evenHBand="0" w:firstRowFirstColumn="0" w:firstRowLastColumn="0" w:lastRowFirstColumn="0" w:lastRowLastColumn="0"/>
+              <w:cnfStyle w:val="100000000000"/>
             </w:pPr>
             <w:r>
               <w:t>Estado</w:t>
@@ -4859,11 +4302,11 @@
       </w:tr>
       <w:tr>
         <w:trPr>
-          <w:cnfStyle w:val="000000100000" w:firstRow="0" w:lastRow="0" w:firstColumn="0" w:lastColumn="0" w:oddVBand="0" w:evenVBand="0" w:oddHBand="1" w:evenHBand="0" w:firstRowFirstColumn="0" w:firstRowLastColumn="0" w:lastRowFirstColumn="0" w:lastRowLastColumn="0"/>
+          <w:cnfStyle w:val="000000100000"/>
         </w:trPr>
         <w:tc>
           <w:tcPr>
-            <w:cnfStyle w:val="001000000000" w:firstRow="0" w:lastRow="0" w:firstColumn="1" w:lastColumn="0" w:oddVBand="0" w:evenVBand="0" w:oddHBand="0" w:evenHBand="0" w:firstRowFirstColumn="0" w:firstRowLastColumn="0" w:lastRowFirstColumn="0" w:lastRowLastColumn="0"/>
+            <w:cnfStyle w:val="001000000000"/>
             <w:tcW w:w="714" w:type="dxa"/>
           </w:tcPr>
           <w:p>
@@ -4882,7 +4325,7 @@
           <w:p>
             <w:pPr>
               <w:pStyle w:val="Contenido"/>
-              <w:cnfStyle w:val="000000100000" w:firstRow="0" w:lastRow="0" w:firstColumn="0" w:lastColumn="0" w:oddVBand="0" w:evenVBand="0" w:oddHBand="1" w:evenHBand="0" w:firstRowFirstColumn="0" w:firstRowLastColumn="0" w:lastRowFirstColumn="0" w:lastRowLastColumn="0"/>
+              <w:cnfStyle w:val="000000100000"/>
             </w:pPr>
             <w:r>
               <w:t xml:space="preserve">Empleado </w:t>
@@ -4896,7 +4339,7 @@
           <w:p>
             <w:pPr>
               <w:pStyle w:val="Contenido"/>
-              <w:cnfStyle w:val="000000100000" w:firstRow="0" w:lastRow="0" w:firstColumn="0" w:lastColumn="0" w:oddVBand="0" w:evenVBand="0" w:oddHBand="1" w:evenHBand="0" w:firstRowFirstColumn="0" w:firstRowLastColumn="0" w:lastRowFirstColumn="0" w:lastRowLastColumn="0"/>
+              <w:cnfStyle w:val="000000100000"/>
             </w:pPr>
             <w:r>
               <w:t>Registrar compras de cacao.</w:t>
@@ -4910,7 +4353,7 @@
           <w:p>
             <w:pPr>
               <w:pStyle w:val="Contenido"/>
-              <w:cnfStyle w:val="000000100000" w:firstRow="0" w:lastRow="0" w:firstColumn="0" w:lastColumn="0" w:oddVBand="0" w:evenVBand="0" w:oddHBand="1" w:evenHBand="0" w:firstRowFirstColumn="0" w:firstRowLastColumn="0" w:lastRowFirstColumn="0" w:lastRowLastColumn="0"/>
+              <w:cnfStyle w:val="000000100000"/>
             </w:pPr>
             <w:r>
               <w:t>Mantener actualizado el inventario.</w:t>
@@ -4924,7 +4367,7 @@
           <w:p>
             <w:pPr>
               <w:pStyle w:val="Contenido"/>
-              <w:cnfStyle w:val="000000100000" w:firstRow="0" w:lastRow="0" w:firstColumn="0" w:lastColumn="0" w:oddVBand="0" w:evenVBand="0" w:oddHBand="1" w:evenHBand="0" w:firstRowFirstColumn="0" w:firstRowLastColumn="0" w:lastRowFirstColumn="0" w:lastRowLastColumn="0"/>
+              <w:cnfStyle w:val="000000100000"/>
             </w:pPr>
             <w:r>
               <w:t>Alta.</w:t>
@@ -4938,7 +4381,7 @@
           <w:p>
             <w:pPr>
               <w:pStyle w:val="Contenido"/>
-              <w:cnfStyle w:val="000000100000" w:firstRow="0" w:lastRow="0" w:firstColumn="0" w:lastColumn="0" w:oddVBand="0" w:evenVBand="0" w:oddHBand="1" w:evenHBand="0" w:firstRowFirstColumn="0" w:firstRowLastColumn="0" w:lastRowFirstColumn="0" w:lastRowLastColumn="0"/>
+              <w:cnfStyle w:val="000000100000"/>
             </w:pPr>
             <w:r>
               <w:t>2</w:t>
@@ -4952,7 +4395,7 @@
           <w:p>
             <w:pPr>
               <w:pStyle w:val="Contenido"/>
-              <w:cnfStyle w:val="000000100000" w:firstRow="0" w:lastRow="0" w:firstColumn="0" w:lastColumn="0" w:oddVBand="0" w:evenVBand="0" w:oddHBand="1" w:evenHBand="0" w:firstRowFirstColumn="0" w:firstRowLastColumn="0" w:lastRowFirstColumn="0" w:lastRowLastColumn="0"/>
+              <w:cnfStyle w:val="000000100000"/>
             </w:pPr>
             <w:r>
               <w:t>En desarrollo</w:t>
@@ -4963,7 +4406,7 @@
       <w:tr>
         <w:tc>
           <w:tcPr>
-            <w:cnfStyle w:val="001000000000" w:firstRow="0" w:lastRow="0" w:firstColumn="1" w:lastColumn="0" w:oddVBand="0" w:evenVBand="0" w:oddHBand="0" w:evenHBand="0" w:firstRowFirstColumn="0" w:firstRowLastColumn="0" w:lastRowFirstColumn="0" w:lastRowLastColumn="0"/>
+            <w:cnfStyle w:val="001000000000"/>
             <w:tcW w:w="714" w:type="dxa"/>
           </w:tcPr>
           <w:p>
@@ -4982,7 +4425,7 @@
           <w:p>
             <w:pPr>
               <w:pStyle w:val="Contenido"/>
-              <w:cnfStyle w:val="000000000000" w:firstRow="0" w:lastRow="0" w:firstColumn="0" w:lastColumn="0" w:oddVBand="0" w:evenVBand="0" w:oddHBand="0" w:evenHBand="0" w:firstRowFirstColumn="0" w:firstRowLastColumn="0" w:lastRowFirstColumn="0" w:lastRowLastColumn="0"/>
+              <w:cnfStyle w:val="000000000000"/>
             </w:pPr>
             <w:r>
               <w:t xml:space="preserve">Empleado </w:t>
@@ -4996,7 +4439,7 @@
           <w:p>
             <w:pPr>
               <w:pStyle w:val="Contenido"/>
-              <w:cnfStyle w:val="000000000000" w:firstRow="0" w:lastRow="0" w:firstColumn="0" w:lastColumn="0" w:oddVBand="0" w:evenVBand="0" w:oddHBand="0" w:evenHBand="0" w:firstRowFirstColumn="0" w:firstRowLastColumn="0" w:lastRowFirstColumn="0" w:lastRowLastColumn="0"/>
+              <w:cnfStyle w:val="000000000000"/>
             </w:pPr>
             <w:r>
               <w:t>Registrar ventas de cacao.</w:t>
@@ -5010,7 +4453,7 @@
           <w:p>
             <w:pPr>
               <w:pStyle w:val="Contenido"/>
-              <w:cnfStyle w:val="000000000000" w:firstRow="0" w:lastRow="0" w:firstColumn="0" w:lastColumn="0" w:oddVBand="0" w:evenVBand="0" w:oddHBand="0" w:evenHBand="0" w:firstRowFirstColumn="0" w:firstRowLastColumn="0" w:lastRowFirstColumn="0" w:lastRowLastColumn="0"/>
+              <w:cnfStyle w:val="000000000000"/>
             </w:pPr>
             <w:r>
               <w:t>Controlar ingresos y validar disponibilidad de stock</w:t>
@@ -5024,7 +4467,7 @@
           <w:p>
             <w:pPr>
               <w:pStyle w:val="Contenido"/>
-              <w:cnfStyle w:val="000000000000" w:firstRow="0" w:lastRow="0" w:firstColumn="0" w:lastColumn="0" w:oddVBand="0" w:evenVBand="0" w:oddHBand="0" w:evenHBand="0" w:firstRowFirstColumn="0" w:firstRowLastColumn="0" w:lastRowFirstColumn="0" w:lastRowLastColumn="0"/>
+              <w:cnfStyle w:val="000000000000"/>
             </w:pPr>
             <w:r>
               <w:t>Alta.</w:t>
@@ -5038,7 +4481,7 @@
           <w:p>
             <w:pPr>
               <w:pStyle w:val="Contenido"/>
-              <w:cnfStyle w:val="000000000000" w:firstRow="0" w:lastRow="0" w:firstColumn="0" w:lastColumn="0" w:oddVBand="0" w:evenVBand="0" w:oddHBand="0" w:evenHBand="0" w:firstRowFirstColumn="0" w:firstRowLastColumn="0" w:lastRowFirstColumn="0" w:lastRowLastColumn="0"/>
+              <w:cnfStyle w:val="000000000000"/>
             </w:pPr>
             <w:r>
               <w:t>2</w:t>
@@ -5052,7 +4495,7 @@
           <w:p>
             <w:pPr>
               <w:pStyle w:val="Contenido"/>
-              <w:cnfStyle w:val="000000000000" w:firstRow="0" w:lastRow="0" w:firstColumn="0" w:lastColumn="0" w:oddVBand="0" w:evenVBand="0" w:oddHBand="0" w:evenHBand="0" w:firstRowFirstColumn="0" w:firstRowLastColumn="0" w:lastRowFirstColumn="0" w:lastRowLastColumn="0"/>
+              <w:cnfStyle w:val="000000000000"/>
             </w:pPr>
             <w:r>
               <w:t>En desarrollo</w:t>
@@ -5062,11 +4505,11 @@
       </w:tr>
       <w:tr>
         <w:trPr>
-          <w:cnfStyle w:val="000000100000" w:firstRow="0" w:lastRow="0" w:firstColumn="0" w:lastColumn="0" w:oddVBand="0" w:evenVBand="0" w:oddHBand="1" w:evenHBand="0" w:firstRowFirstColumn="0" w:firstRowLastColumn="0" w:lastRowFirstColumn="0" w:lastRowLastColumn="0"/>
+          <w:cnfStyle w:val="000000100000"/>
         </w:trPr>
         <w:tc>
           <w:tcPr>
-            <w:cnfStyle w:val="001000000000" w:firstRow="0" w:lastRow="0" w:firstColumn="1" w:lastColumn="0" w:oddVBand="0" w:evenVBand="0" w:oddHBand="0" w:evenHBand="0" w:firstRowFirstColumn="0" w:firstRowLastColumn="0" w:lastRowFirstColumn="0" w:lastRowLastColumn="0"/>
+            <w:cnfStyle w:val="001000000000"/>
             <w:tcW w:w="714" w:type="dxa"/>
           </w:tcPr>
           <w:p>
@@ -5085,7 +4528,7 @@
           <w:p>
             <w:pPr>
               <w:pStyle w:val="Contenido"/>
-              <w:cnfStyle w:val="000000100000" w:firstRow="0" w:lastRow="0" w:firstColumn="0" w:lastColumn="0" w:oddVBand="0" w:evenVBand="0" w:oddHBand="1" w:evenHBand="0" w:firstRowFirstColumn="0" w:firstRowLastColumn="0" w:lastRowFirstColumn="0" w:lastRowLastColumn="0"/>
+              <w:cnfStyle w:val="000000100000"/>
             </w:pPr>
             <w:r>
               <w:t xml:space="preserve">Sistema </w:t>
@@ -5099,7 +4542,7 @@
           <w:p>
             <w:pPr>
               <w:pStyle w:val="Contenido"/>
-              <w:cnfStyle w:val="000000100000" w:firstRow="0" w:lastRow="0" w:firstColumn="0" w:lastColumn="0" w:oddVBand="0" w:evenVBand="0" w:oddHBand="1" w:evenHBand="0" w:firstRowFirstColumn="0" w:firstRowLastColumn="0" w:lastRowFirstColumn="0" w:lastRowLastColumn="0"/>
+              <w:cnfStyle w:val="000000100000"/>
             </w:pPr>
             <w:r>
               <w:t>Actualizar automáticamente el inventario.</w:t>
@@ -5113,7 +4556,7 @@
           <w:p>
             <w:pPr>
               <w:pStyle w:val="Contenido"/>
-              <w:cnfStyle w:val="000000100000" w:firstRow="0" w:lastRow="0" w:firstColumn="0" w:lastColumn="0" w:oddVBand="0" w:evenVBand="0" w:oddHBand="1" w:evenHBand="0" w:firstRowFirstColumn="0" w:firstRowLastColumn="0" w:lastRowFirstColumn="0" w:lastRowLastColumn="0"/>
+              <w:cnfStyle w:val="000000100000"/>
             </w:pPr>
             <w:r>
               <w:t>Mantener la consistencia y trazabilidad del stock</w:t>
@@ -5127,7 +4570,7 @@
           <w:p>
             <w:pPr>
               <w:pStyle w:val="Contenido"/>
-              <w:cnfStyle w:val="000000100000" w:firstRow="0" w:lastRow="0" w:firstColumn="0" w:lastColumn="0" w:oddVBand="0" w:evenVBand="0" w:oddHBand="1" w:evenHBand="0" w:firstRowFirstColumn="0" w:firstRowLastColumn="0" w:lastRowFirstColumn="0" w:lastRowLastColumn="0"/>
+              <w:cnfStyle w:val="000000100000"/>
             </w:pPr>
             <w:r>
               <w:t>Alta.</w:t>
@@ -5141,7 +4584,7 @@
           <w:p>
             <w:pPr>
               <w:pStyle w:val="Contenido"/>
-              <w:cnfStyle w:val="000000100000" w:firstRow="0" w:lastRow="0" w:firstColumn="0" w:lastColumn="0" w:oddVBand="0" w:evenVBand="0" w:oddHBand="1" w:evenHBand="0" w:firstRowFirstColumn="0" w:firstRowLastColumn="0" w:lastRowFirstColumn="0" w:lastRowLastColumn="0"/>
+              <w:cnfStyle w:val="000000100000"/>
             </w:pPr>
             <w:r>
               <w:t>2</w:t>
@@ -5155,7 +4598,7 @@
           <w:p>
             <w:pPr>
               <w:pStyle w:val="Contenido"/>
-              <w:cnfStyle w:val="000000100000" w:firstRow="0" w:lastRow="0" w:firstColumn="0" w:lastColumn="0" w:oddVBand="0" w:evenVBand="0" w:oddHBand="1" w:evenHBand="0" w:firstRowFirstColumn="0" w:firstRowLastColumn="0" w:lastRowFirstColumn="0" w:lastRowLastColumn="0"/>
+              <w:cnfStyle w:val="000000100000"/>
             </w:pPr>
             <w:r>
               <w:t>En desarrollo</w:t>
@@ -5214,15 +4657,15 @@
           <w:left w:w="70" w:type="dxa"/>
           <w:right w:w="70" w:type="dxa"/>
         </w:tblCellMar>
-        <w:tblLook w:val="04A0" w:firstRow="1" w:lastRow="0" w:firstColumn="1" w:lastColumn="0" w:noHBand="0" w:noVBand="1"/>
+        <w:tblLook w:val="04A0"/>
       </w:tblPr>
       <w:tblGrid>
-        <w:gridCol w:w="1670"/>
-        <w:gridCol w:w="1670"/>
-        <w:gridCol w:w="1671"/>
-        <w:gridCol w:w="1671"/>
-        <w:gridCol w:w="1671"/>
-        <w:gridCol w:w="1671"/>
+        <w:gridCol w:w="1695"/>
+        <w:gridCol w:w="1695"/>
+        <w:gridCol w:w="1696"/>
+        <w:gridCol w:w="1696"/>
+        <w:gridCol w:w="1696"/>
+        <w:gridCol w:w="1696"/>
       </w:tblGrid>
       <w:tr>
         <w:trPr>
@@ -5413,16 +4856,6 @@
                 <w:lang w:val="es-CO" w:eastAsia="es-CO"/>
               </w:rPr>
               <w:t>Alta</w:t>
-            </w:r>
-            <w:r>
-              <w:rPr>
-                <w:rFonts w:ascii="Calibri" w:eastAsia="Times New Roman" w:hAnsi="Calibri" w:cs="Calibri"/>
-                <w:b w:val="0"/>
-                <w:color w:val="000000"/>
-                <w:sz w:val="22"/>
-                <w:lang w:val="es-CO" w:eastAsia="es-CO"/>
-              </w:rPr>
-              <w:t xml:space="preserve"> </w:t>
             </w:r>
           </w:p>
         </w:tc>
@@ -6347,10 +5780,10 @@
                 <w:noProof/>
                 <w:color w:val="000000"/>
                 <w:sz w:val="22"/>
-                <w:lang w:val="es-CO" w:eastAsia="es-CO"/>
+                <w:lang w:eastAsia="es-ES"/>
               </w:rPr>
               <w:drawing>
-                <wp:inline distT="0" distB="0" distL="0" distR="0" wp14:anchorId="29F18991" wp14:editId="5C8E3B92">
+                <wp:inline distT="0" distB="0" distL="0" distR="0">
                   <wp:extent cx="6087325" cy="4258269"/>
                   <wp:effectExtent l="0" t="0" r="8890" b="9525"/>
                   <wp:docPr id="7" name="Imagen 7"/>
@@ -6368,7 +5801,7 @@
                           <a:blip r:embed="rId14">
                             <a:extLst>
                               <a:ext uri="{28A0092B-C50C-407E-A947-70E740481C1C}">
-                                <a14:useLocalDpi xmlns:a14="http://schemas.microsoft.com/office/drawing/2010/main" val="0"/>
+                                <a14:useLocalDpi xmlns:a14="http://schemas.microsoft.com/office/drawing/2010/main" xmlns:wps="http://schemas.microsoft.com/office/word/2010/wordprocessingShape" xmlns:wpi="http://schemas.microsoft.com/office/word/2010/wordprocessingInk" xmlns:wpg="http://schemas.microsoft.com/office/word/2010/wordprocessingGroup" xmlns:w16se="http://schemas.microsoft.com/office/word/2015/wordml/symex" xmlns:w16cid="http://schemas.microsoft.com/office/word/2016/wordml/cid" xmlns:w15="http://schemas.microsoft.com/office/word/2012/wordml" xmlns:w14="http://schemas.microsoft.com/office/word/2010/wordml" xmlns:w="http://schemas.openxmlformats.org/wordprocessingml/2006/main" xmlns:w10="urn:schemas-microsoft-com:office:word" xmlns:wp14="http://schemas.microsoft.com/office/word/2010/wordprocessingDrawing" xmlns:v="urn:schemas-microsoft-com:vml" xmlns:o="urn:schemas-microsoft-com:office:office" xmlns:am3d="http://schemas.microsoft.com/office/drawing/2017/model3d" xmlns:aink="http://schemas.microsoft.com/office/drawing/2016/ink" xmlns:mc="http://schemas.openxmlformats.org/markup-compatibility/2006" xmlns:cx8="http://schemas.microsoft.com/office/drawing/2016/5/14/chartex" xmlns:cx7="http://schemas.microsoft.com/office/drawing/2016/5/13/chartex" xmlns:cx6="http://schemas.microsoft.com/office/drawing/2016/5/12/chartex" xmlns:cx5="http://schemas.microsoft.com/office/drawing/2016/5/11/chartex" xmlns:cx4="http://schemas.microsoft.com/office/drawing/2016/5/10/chartex" xmlns:cx3="http://schemas.microsoft.com/office/drawing/2016/5/9/chartex" xmlns:cx2="http://schemas.microsoft.com/office/drawing/2015/10/21/chartex" xmlns:cx1="http://schemas.microsoft.com/office/drawing/2015/9/8/chartex" xmlns:cx="http://schemas.microsoft.com/office/drawing/2014/chartex" xmlns:wpc="http://schemas.microsoft.com/office/word/2010/wordprocessingCanvas" xmlns="" val="0"/>
                               </a:ext>
                             </a:extLst>
                           </a:blip>
@@ -6434,11 +5867,11 @@
                 <w:noProof/>
                 <w:color w:val="000000"/>
                 <w:sz w:val="22"/>
-                <w:lang w:val="es-CO" w:eastAsia="es-CO"/>
+                <w:lang w:eastAsia="es-ES"/>
               </w:rPr>
               <w:lastRenderedPageBreak/>
               <w:drawing>
-                <wp:inline distT="0" distB="0" distL="0" distR="0" wp14:anchorId="574EB8D0" wp14:editId="0CFA0566">
+                <wp:inline distT="0" distB="0" distL="0" distR="0">
                   <wp:extent cx="6371590" cy="4489450"/>
                   <wp:effectExtent l="0" t="0" r="0" b="6350"/>
                   <wp:docPr id="9" name="Imagen 9"/>
@@ -6456,7 +5889,7 @@
                           <a:blip r:embed="rId15">
                             <a:extLst>
                               <a:ext uri="{28A0092B-C50C-407E-A947-70E740481C1C}">
-                                <a14:useLocalDpi xmlns:a14="http://schemas.microsoft.com/office/drawing/2010/main" val="0"/>
+                                <a14:useLocalDpi xmlns:a14="http://schemas.microsoft.com/office/drawing/2010/main" xmlns:wps="http://schemas.microsoft.com/office/word/2010/wordprocessingShape" xmlns:wpi="http://schemas.microsoft.com/office/word/2010/wordprocessingInk" xmlns:wpg="http://schemas.microsoft.com/office/word/2010/wordprocessingGroup" xmlns:w16se="http://schemas.microsoft.com/office/word/2015/wordml/symex" xmlns:w16cid="http://schemas.microsoft.com/office/word/2016/wordml/cid" xmlns:w15="http://schemas.microsoft.com/office/word/2012/wordml" xmlns:w14="http://schemas.microsoft.com/office/word/2010/wordml" xmlns:w="http://schemas.openxmlformats.org/wordprocessingml/2006/main" xmlns:w10="urn:schemas-microsoft-com:office:word" xmlns:wp14="http://schemas.microsoft.com/office/word/2010/wordprocessingDrawing" xmlns:v="urn:schemas-microsoft-com:vml" xmlns:o="urn:schemas-microsoft-com:office:office" xmlns:am3d="http://schemas.microsoft.com/office/drawing/2017/model3d" xmlns:aink="http://schemas.microsoft.com/office/drawing/2016/ink" xmlns:mc="http://schemas.openxmlformats.org/markup-compatibility/2006" xmlns:cx8="http://schemas.microsoft.com/office/drawing/2016/5/14/chartex" xmlns:cx7="http://schemas.microsoft.com/office/drawing/2016/5/13/chartex" xmlns:cx6="http://schemas.microsoft.com/office/drawing/2016/5/12/chartex" xmlns:cx5="http://schemas.microsoft.com/office/drawing/2016/5/11/chartex" xmlns:cx4="http://schemas.microsoft.com/office/drawing/2016/5/10/chartex" xmlns:cx3="http://schemas.microsoft.com/office/drawing/2016/5/9/chartex" xmlns:cx2="http://schemas.microsoft.com/office/drawing/2015/10/21/chartex" xmlns:cx1="http://schemas.microsoft.com/office/drawing/2015/9/8/chartex" xmlns:cx="http://schemas.microsoft.com/office/drawing/2014/chartex" xmlns:wpc="http://schemas.microsoft.com/office/word/2010/wordprocessingCanvas" xmlns="" val="0"/>
                               </a:ext>
                             </a:extLst>
                           </a:blip>
@@ -6522,11 +5955,11 @@
                 <w:noProof/>
                 <w:color w:val="000000"/>
                 <w:sz w:val="22"/>
-                <w:lang w:val="es-CO" w:eastAsia="es-CO"/>
+                <w:lang w:eastAsia="es-ES"/>
               </w:rPr>
               <w:lastRenderedPageBreak/>
               <w:drawing>
-                <wp:inline distT="0" distB="0" distL="0" distR="0" wp14:anchorId="15793C4F" wp14:editId="5AF12A04">
+                <wp:inline distT="0" distB="0" distL="0" distR="0">
                   <wp:extent cx="6371590" cy="4493895"/>
                   <wp:effectExtent l="0" t="0" r="0" b="1905"/>
                   <wp:docPr id="11" name="Imagen 11"/>
@@ -6544,7 +5977,7 @@
                           <a:blip r:embed="rId16">
                             <a:extLst>
                               <a:ext uri="{28A0092B-C50C-407E-A947-70E740481C1C}">
-                                <a14:useLocalDpi xmlns:a14="http://schemas.microsoft.com/office/drawing/2010/main" val="0"/>
+                                <a14:useLocalDpi xmlns:a14="http://schemas.microsoft.com/office/drawing/2010/main" xmlns:wps="http://schemas.microsoft.com/office/word/2010/wordprocessingShape" xmlns:wpi="http://schemas.microsoft.com/office/word/2010/wordprocessingInk" xmlns:wpg="http://schemas.microsoft.com/office/word/2010/wordprocessingGroup" xmlns:w16se="http://schemas.microsoft.com/office/word/2015/wordml/symex" xmlns:w16cid="http://schemas.microsoft.com/office/word/2016/wordml/cid" xmlns:w15="http://schemas.microsoft.com/office/word/2012/wordml" xmlns:w14="http://schemas.microsoft.com/office/word/2010/wordml" xmlns:w="http://schemas.openxmlformats.org/wordprocessingml/2006/main" xmlns:w10="urn:schemas-microsoft-com:office:word" xmlns:wp14="http://schemas.microsoft.com/office/word/2010/wordprocessingDrawing" xmlns:v="urn:schemas-microsoft-com:vml" xmlns:o="urn:schemas-microsoft-com:office:office" xmlns:am3d="http://schemas.microsoft.com/office/drawing/2017/model3d" xmlns:aink="http://schemas.microsoft.com/office/drawing/2016/ink" xmlns:mc="http://schemas.openxmlformats.org/markup-compatibility/2006" xmlns:cx8="http://schemas.microsoft.com/office/drawing/2016/5/14/chartex" xmlns:cx7="http://schemas.microsoft.com/office/drawing/2016/5/13/chartex" xmlns:cx6="http://schemas.microsoft.com/office/drawing/2016/5/12/chartex" xmlns:cx5="http://schemas.microsoft.com/office/drawing/2016/5/11/chartex" xmlns:cx4="http://schemas.microsoft.com/office/drawing/2016/5/10/chartex" xmlns:cx3="http://schemas.microsoft.com/office/drawing/2016/5/9/chartex" xmlns:cx2="http://schemas.microsoft.com/office/drawing/2015/10/21/chartex" xmlns:cx1="http://schemas.microsoft.com/office/drawing/2015/9/8/chartex" xmlns:cx="http://schemas.microsoft.com/office/drawing/2014/chartex" xmlns:wpc="http://schemas.microsoft.com/office/word/2010/wordprocessingCanvas" xmlns="" val="0"/>
                               </a:ext>
                             </a:extLst>
                           </a:blip>
@@ -6615,15 +6048,15 @@
           <w:left w:w="70" w:type="dxa"/>
           <w:right w:w="70" w:type="dxa"/>
         </w:tblCellMar>
-        <w:tblLook w:val="04A0" w:firstRow="1" w:lastRow="0" w:firstColumn="1" w:lastColumn="0" w:noHBand="0" w:noVBand="1"/>
+        <w:tblLook w:val="04A0"/>
       </w:tblPr>
       <w:tblGrid>
-        <w:gridCol w:w="1670"/>
-        <w:gridCol w:w="1670"/>
-        <w:gridCol w:w="1671"/>
-        <w:gridCol w:w="1671"/>
-        <w:gridCol w:w="1671"/>
-        <w:gridCol w:w="1671"/>
+        <w:gridCol w:w="1695"/>
+        <w:gridCol w:w="1695"/>
+        <w:gridCol w:w="1696"/>
+        <w:gridCol w:w="1696"/>
+        <w:gridCol w:w="1696"/>
+        <w:gridCol w:w="1696"/>
       </w:tblGrid>
       <w:tr>
         <w:trPr>
@@ -6804,16 +6237,6 @@
                 <w:lang w:val="es-CO" w:eastAsia="es-CO"/>
               </w:rPr>
               <w:t> </w:t>
-            </w:r>
-            <w:r>
-              <w:rPr>
-                <w:rFonts w:ascii="Calibri" w:eastAsia="Times New Roman" w:hAnsi="Calibri" w:cs="Calibri"/>
-                <w:b w:val="0"/>
-                <w:color w:val="000000"/>
-                <w:sz w:val="22"/>
-                <w:lang w:val="es-CO" w:eastAsia="es-CO"/>
-              </w:rPr>
-              <w:t xml:space="preserve"> </w:t>
             </w:r>
             <w:r>
               <w:rPr>
@@ -7735,11 +7158,11 @@
                 <w:noProof/>
                 <w:color w:val="000000"/>
                 <w:sz w:val="22"/>
-                <w:lang w:val="es-CO" w:eastAsia="es-CO"/>
+                <w:lang w:eastAsia="es-ES"/>
               </w:rPr>
               <w:lastRenderedPageBreak/>
               <w:drawing>
-                <wp:inline distT="0" distB="0" distL="0" distR="0" wp14:anchorId="5876E419" wp14:editId="26AB8E22">
+                <wp:inline distT="0" distB="0" distL="0" distR="0">
                   <wp:extent cx="6371590" cy="4479290"/>
                   <wp:effectExtent l="0" t="0" r="0" b="0"/>
                   <wp:docPr id="12" name="Imagen 12"/>
@@ -7757,7 +7180,7 @@
                           <a:blip r:embed="rId17">
                             <a:extLst>
                               <a:ext uri="{28A0092B-C50C-407E-A947-70E740481C1C}">
-                                <a14:useLocalDpi xmlns:a14="http://schemas.microsoft.com/office/drawing/2010/main" val="0"/>
+                                <a14:useLocalDpi xmlns:a14="http://schemas.microsoft.com/office/drawing/2010/main" xmlns:wps="http://schemas.microsoft.com/office/word/2010/wordprocessingShape" xmlns:wpi="http://schemas.microsoft.com/office/word/2010/wordprocessingInk" xmlns:wpg="http://schemas.microsoft.com/office/word/2010/wordprocessingGroup" xmlns:w16se="http://schemas.microsoft.com/office/word/2015/wordml/symex" xmlns:w16cid="http://schemas.microsoft.com/office/word/2016/wordml/cid" xmlns:w15="http://schemas.microsoft.com/office/word/2012/wordml" xmlns:w14="http://schemas.microsoft.com/office/word/2010/wordml" xmlns:w="http://schemas.openxmlformats.org/wordprocessingml/2006/main" xmlns:w10="urn:schemas-microsoft-com:office:word" xmlns:wp14="http://schemas.microsoft.com/office/word/2010/wordprocessingDrawing" xmlns:v="urn:schemas-microsoft-com:vml" xmlns:o="urn:schemas-microsoft-com:office:office" xmlns:am3d="http://schemas.microsoft.com/office/drawing/2017/model3d" xmlns:aink="http://schemas.microsoft.com/office/drawing/2016/ink" xmlns:mc="http://schemas.openxmlformats.org/markup-compatibility/2006" xmlns:cx8="http://schemas.microsoft.com/office/drawing/2016/5/14/chartex" xmlns:cx7="http://schemas.microsoft.com/office/drawing/2016/5/13/chartex" xmlns:cx6="http://schemas.microsoft.com/office/drawing/2016/5/12/chartex" xmlns:cx5="http://schemas.microsoft.com/office/drawing/2016/5/11/chartex" xmlns:cx4="http://schemas.microsoft.com/office/drawing/2016/5/10/chartex" xmlns:cx3="http://schemas.microsoft.com/office/drawing/2016/5/9/chartex" xmlns:cx2="http://schemas.microsoft.com/office/drawing/2015/10/21/chartex" xmlns:cx1="http://schemas.microsoft.com/office/drawing/2015/9/8/chartex" xmlns:cx="http://schemas.microsoft.com/office/drawing/2014/chartex" xmlns:wpc="http://schemas.microsoft.com/office/word/2010/wordprocessingCanvas" xmlns="" val="0"/>
                               </a:ext>
                             </a:extLst>
                           </a:blip>
@@ -7823,11 +7246,11 @@
                 <w:noProof/>
                 <w:color w:val="000000"/>
                 <w:sz w:val="22"/>
-                <w:lang w:val="es-CO" w:eastAsia="es-CO"/>
+                <w:lang w:eastAsia="es-ES"/>
               </w:rPr>
               <w:lastRenderedPageBreak/>
               <w:drawing>
-                <wp:inline distT="0" distB="0" distL="0" distR="0" wp14:anchorId="17E685F8" wp14:editId="571F208D">
+                <wp:inline distT="0" distB="0" distL="0" distR="0">
                   <wp:extent cx="6371590" cy="4459605"/>
                   <wp:effectExtent l="0" t="0" r="0" b="0"/>
                   <wp:docPr id="13" name="Imagen 13"/>
@@ -7845,7 +7268,7 @@
                           <a:blip r:embed="rId18">
                             <a:extLst>
                               <a:ext uri="{28A0092B-C50C-407E-A947-70E740481C1C}">
-                                <a14:useLocalDpi xmlns:a14="http://schemas.microsoft.com/office/drawing/2010/main" val="0"/>
+                                <a14:useLocalDpi xmlns:a14="http://schemas.microsoft.com/office/drawing/2010/main" xmlns:wps="http://schemas.microsoft.com/office/word/2010/wordprocessingShape" xmlns:wpi="http://schemas.microsoft.com/office/word/2010/wordprocessingInk" xmlns:wpg="http://schemas.microsoft.com/office/word/2010/wordprocessingGroup" xmlns:w16se="http://schemas.microsoft.com/office/word/2015/wordml/symex" xmlns:w16cid="http://schemas.microsoft.com/office/word/2016/wordml/cid" xmlns:w15="http://schemas.microsoft.com/office/word/2012/wordml" xmlns:w14="http://schemas.microsoft.com/office/word/2010/wordml" xmlns:w="http://schemas.openxmlformats.org/wordprocessingml/2006/main" xmlns:w10="urn:schemas-microsoft-com:office:word" xmlns:wp14="http://schemas.microsoft.com/office/word/2010/wordprocessingDrawing" xmlns:v="urn:schemas-microsoft-com:vml" xmlns:o="urn:schemas-microsoft-com:office:office" xmlns:am3d="http://schemas.microsoft.com/office/drawing/2017/model3d" xmlns:aink="http://schemas.microsoft.com/office/drawing/2016/ink" xmlns:mc="http://schemas.openxmlformats.org/markup-compatibility/2006" xmlns:cx8="http://schemas.microsoft.com/office/drawing/2016/5/14/chartex" xmlns:cx7="http://schemas.microsoft.com/office/drawing/2016/5/13/chartex" xmlns:cx6="http://schemas.microsoft.com/office/drawing/2016/5/12/chartex" xmlns:cx5="http://schemas.microsoft.com/office/drawing/2016/5/11/chartex" xmlns:cx4="http://schemas.microsoft.com/office/drawing/2016/5/10/chartex" xmlns:cx3="http://schemas.microsoft.com/office/drawing/2016/5/9/chartex" xmlns:cx2="http://schemas.microsoft.com/office/drawing/2015/10/21/chartex" xmlns:cx1="http://schemas.microsoft.com/office/drawing/2015/9/8/chartex" xmlns:cx="http://schemas.microsoft.com/office/drawing/2014/chartex" xmlns:wpc="http://schemas.microsoft.com/office/word/2010/wordprocessingCanvas" xmlns="" val="0"/>
                               </a:ext>
                             </a:extLst>
                           </a:blip>
@@ -7911,11 +7334,11 @@
                 <w:noProof/>
                 <w:color w:val="000000"/>
                 <w:sz w:val="22"/>
-                <w:lang w:val="es-CO" w:eastAsia="es-CO"/>
+                <w:lang w:eastAsia="es-ES"/>
               </w:rPr>
               <w:lastRenderedPageBreak/>
               <w:drawing>
-                <wp:inline distT="0" distB="0" distL="0" distR="0" wp14:anchorId="3D24E10D" wp14:editId="089ED0F2">
+                <wp:inline distT="0" distB="0" distL="0" distR="0">
                   <wp:extent cx="6371590" cy="4902200"/>
                   <wp:effectExtent l="0" t="0" r="0" b="0"/>
                   <wp:docPr id="14" name="Imagen 14"/>
@@ -7933,7 +7356,7 @@
                           <a:blip r:embed="rId19">
                             <a:extLst>
                               <a:ext uri="{28A0092B-C50C-407E-A947-70E740481C1C}">
-                                <a14:useLocalDpi xmlns:a14="http://schemas.microsoft.com/office/drawing/2010/main" val="0"/>
+                                <a14:useLocalDpi xmlns:a14="http://schemas.microsoft.com/office/drawing/2010/main" xmlns:wps="http://schemas.microsoft.com/office/word/2010/wordprocessingShape" xmlns:wpi="http://schemas.microsoft.com/office/word/2010/wordprocessingInk" xmlns:wpg="http://schemas.microsoft.com/office/word/2010/wordprocessingGroup" xmlns:w16se="http://schemas.microsoft.com/office/word/2015/wordml/symex" xmlns:w16cid="http://schemas.microsoft.com/office/word/2016/wordml/cid" xmlns:w15="http://schemas.microsoft.com/office/word/2012/wordml" xmlns:w14="http://schemas.microsoft.com/office/word/2010/wordml" xmlns:w="http://schemas.openxmlformats.org/wordprocessingml/2006/main" xmlns:w10="urn:schemas-microsoft-com:office:word" xmlns:wp14="http://schemas.microsoft.com/office/word/2010/wordprocessingDrawing" xmlns:v="urn:schemas-microsoft-com:vml" xmlns:o="urn:schemas-microsoft-com:office:office" xmlns:am3d="http://schemas.microsoft.com/office/drawing/2017/model3d" xmlns:aink="http://schemas.microsoft.com/office/drawing/2016/ink" xmlns:mc="http://schemas.openxmlformats.org/markup-compatibility/2006" xmlns:cx8="http://schemas.microsoft.com/office/drawing/2016/5/14/chartex" xmlns:cx7="http://schemas.microsoft.com/office/drawing/2016/5/13/chartex" xmlns:cx6="http://schemas.microsoft.com/office/drawing/2016/5/12/chartex" xmlns:cx5="http://schemas.microsoft.com/office/drawing/2016/5/11/chartex" xmlns:cx4="http://schemas.microsoft.com/office/drawing/2016/5/10/chartex" xmlns:cx3="http://schemas.microsoft.com/office/drawing/2016/5/9/chartex" xmlns:cx2="http://schemas.microsoft.com/office/drawing/2015/10/21/chartex" xmlns:cx1="http://schemas.microsoft.com/office/drawing/2015/9/8/chartex" xmlns:cx="http://schemas.microsoft.com/office/drawing/2014/chartex" xmlns:wpc="http://schemas.microsoft.com/office/word/2010/wordprocessingCanvas" xmlns="" val="0"/>
                               </a:ext>
                             </a:extLst>
                           </a:blip>
@@ -8045,11 +7468,11 @@
                 <w:noProof/>
                 <w:color w:val="000000"/>
                 <w:sz w:val="22"/>
-                <w:lang w:val="es-CO" w:eastAsia="es-CO"/>
+                <w:lang w:eastAsia="es-ES"/>
               </w:rPr>
               <w:lastRenderedPageBreak/>
               <w:drawing>
-                <wp:inline distT="0" distB="0" distL="0" distR="0" wp14:anchorId="69B48357" wp14:editId="162FDD40">
+                <wp:inline distT="0" distB="0" distL="0" distR="0">
                   <wp:extent cx="6371590" cy="4488180"/>
                   <wp:effectExtent l="0" t="0" r="0" b="7620"/>
                   <wp:docPr id="15" name="Imagen 15"/>
@@ -8067,7 +7490,7 @@
                           <a:blip r:embed="rId20">
                             <a:extLst>
                               <a:ext uri="{28A0092B-C50C-407E-A947-70E740481C1C}">
-                                <a14:useLocalDpi xmlns:a14="http://schemas.microsoft.com/office/drawing/2010/main" val="0"/>
+                                <a14:useLocalDpi xmlns:a14="http://schemas.microsoft.com/office/drawing/2010/main" xmlns:wps="http://schemas.microsoft.com/office/word/2010/wordprocessingShape" xmlns:wpi="http://schemas.microsoft.com/office/word/2010/wordprocessingInk" xmlns:wpg="http://schemas.microsoft.com/office/word/2010/wordprocessingGroup" xmlns:w16se="http://schemas.microsoft.com/office/word/2015/wordml/symex" xmlns:w16cid="http://schemas.microsoft.com/office/word/2016/wordml/cid" xmlns:w15="http://schemas.microsoft.com/office/word/2012/wordml" xmlns:w14="http://schemas.microsoft.com/office/word/2010/wordml" xmlns:w="http://schemas.openxmlformats.org/wordprocessingml/2006/main" xmlns:w10="urn:schemas-microsoft-com:office:word" xmlns:wp14="http://schemas.microsoft.com/office/word/2010/wordprocessingDrawing" xmlns:v="urn:schemas-microsoft-com:vml" xmlns:o="urn:schemas-microsoft-com:office:office" xmlns:am3d="http://schemas.microsoft.com/office/drawing/2017/model3d" xmlns:aink="http://schemas.microsoft.com/office/drawing/2016/ink" xmlns:mc="http://schemas.openxmlformats.org/markup-compatibility/2006" xmlns:cx8="http://schemas.microsoft.com/office/drawing/2016/5/14/chartex" xmlns:cx7="http://schemas.microsoft.com/office/drawing/2016/5/13/chartex" xmlns:cx6="http://schemas.microsoft.com/office/drawing/2016/5/12/chartex" xmlns:cx5="http://schemas.microsoft.com/office/drawing/2016/5/11/chartex" xmlns:cx4="http://schemas.microsoft.com/office/drawing/2016/5/10/chartex" xmlns:cx3="http://schemas.microsoft.com/office/drawing/2016/5/9/chartex" xmlns:cx2="http://schemas.microsoft.com/office/drawing/2015/10/21/chartex" xmlns:cx1="http://schemas.microsoft.com/office/drawing/2015/9/8/chartex" xmlns:cx="http://schemas.microsoft.com/office/drawing/2014/chartex" xmlns:wpc="http://schemas.microsoft.com/office/word/2010/wordprocessingCanvas" xmlns="" val="0"/>
                               </a:ext>
                             </a:extLst>
                           </a:blip>
@@ -8143,11 +7566,11 @@
                 <w:noProof/>
                 <w:color w:val="000000"/>
                 <w:sz w:val="22"/>
-                <w:lang w:val="es-CO" w:eastAsia="es-CO"/>
+                <w:lang w:eastAsia="es-ES"/>
               </w:rPr>
               <w:lastRenderedPageBreak/>
               <w:drawing>
-                <wp:inline distT="0" distB="0" distL="0" distR="0" wp14:anchorId="6EC4BFF9" wp14:editId="5E649AF8">
+                <wp:inline distT="0" distB="0" distL="0" distR="0">
                   <wp:extent cx="6371590" cy="4486275"/>
                   <wp:effectExtent l="0" t="0" r="0" b="9525"/>
                   <wp:docPr id="16" name="Imagen 16"/>
@@ -8165,7 +7588,7 @@
                           <a:blip r:embed="rId21">
                             <a:extLst>
                               <a:ext uri="{28A0092B-C50C-407E-A947-70E740481C1C}">
-                                <a14:useLocalDpi xmlns:a14="http://schemas.microsoft.com/office/drawing/2010/main" val="0"/>
+                                <a14:useLocalDpi xmlns:a14="http://schemas.microsoft.com/office/drawing/2010/main" xmlns:wps="http://schemas.microsoft.com/office/word/2010/wordprocessingShape" xmlns:wpi="http://schemas.microsoft.com/office/word/2010/wordprocessingInk" xmlns:wpg="http://schemas.microsoft.com/office/word/2010/wordprocessingGroup" xmlns:w16se="http://schemas.microsoft.com/office/word/2015/wordml/symex" xmlns:w16cid="http://schemas.microsoft.com/office/word/2016/wordml/cid" xmlns:w15="http://schemas.microsoft.com/office/word/2012/wordml" xmlns:w14="http://schemas.microsoft.com/office/word/2010/wordml" xmlns:w="http://schemas.openxmlformats.org/wordprocessingml/2006/main" xmlns:w10="urn:schemas-microsoft-com:office:word" xmlns:wp14="http://schemas.microsoft.com/office/word/2010/wordprocessingDrawing" xmlns:v="urn:schemas-microsoft-com:vml" xmlns:o="urn:schemas-microsoft-com:office:office" xmlns:am3d="http://schemas.microsoft.com/office/drawing/2017/model3d" xmlns:aink="http://schemas.microsoft.com/office/drawing/2016/ink" xmlns:mc="http://schemas.openxmlformats.org/markup-compatibility/2006" xmlns:cx8="http://schemas.microsoft.com/office/drawing/2016/5/14/chartex" xmlns:cx7="http://schemas.microsoft.com/office/drawing/2016/5/13/chartex" xmlns:cx6="http://schemas.microsoft.com/office/drawing/2016/5/12/chartex" xmlns:cx5="http://schemas.microsoft.com/office/drawing/2016/5/11/chartex" xmlns:cx4="http://schemas.microsoft.com/office/drawing/2016/5/10/chartex" xmlns:cx3="http://schemas.microsoft.com/office/drawing/2016/5/9/chartex" xmlns:cx2="http://schemas.microsoft.com/office/drawing/2015/10/21/chartex" xmlns:cx1="http://schemas.microsoft.com/office/drawing/2015/9/8/chartex" xmlns:cx="http://schemas.microsoft.com/office/drawing/2014/chartex" xmlns:wpc="http://schemas.microsoft.com/office/word/2010/wordprocessingCanvas" xmlns="" val="0"/>
                               </a:ext>
                             </a:extLst>
                           </a:blip>
@@ -8255,11 +7678,11 @@
                 <w:noProof/>
                 <w:color w:val="000000"/>
                 <w:sz w:val="22"/>
-                <w:lang w:val="es-CO" w:eastAsia="es-CO"/>
+                <w:lang w:eastAsia="es-ES"/>
               </w:rPr>
               <w:lastRenderedPageBreak/>
               <w:drawing>
-                <wp:inline distT="0" distB="0" distL="0" distR="0" wp14:anchorId="3C0ACAA8" wp14:editId="458DF6B5">
+                <wp:inline distT="0" distB="0" distL="0" distR="0">
                   <wp:extent cx="6371590" cy="4920615"/>
                   <wp:effectExtent l="0" t="0" r="0" b="0"/>
                   <wp:docPr id="17" name="Imagen 17"/>
@@ -8277,7 +7700,7 @@
                           <a:blip r:embed="rId22">
                             <a:extLst>
                               <a:ext uri="{28A0092B-C50C-407E-A947-70E740481C1C}">
-                                <a14:useLocalDpi xmlns:a14="http://schemas.microsoft.com/office/drawing/2010/main" val="0"/>
+                                <a14:useLocalDpi xmlns:a14="http://schemas.microsoft.com/office/drawing/2010/main" xmlns:wps="http://schemas.microsoft.com/office/word/2010/wordprocessingShape" xmlns:wpi="http://schemas.microsoft.com/office/word/2010/wordprocessingInk" xmlns:wpg="http://schemas.microsoft.com/office/word/2010/wordprocessingGroup" xmlns:w16se="http://schemas.microsoft.com/office/word/2015/wordml/symex" xmlns:w16cid="http://schemas.microsoft.com/office/word/2016/wordml/cid" xmlns:w15="http://schemas.microsoft.com/office/word/2012/wordml" xmlns:w14="http://schemas.microsoft.com/office/word/2010/wordml" xmlns:w="http://schemas.openxmlformats.org/wordprocessingml/2006/main" xmlns:w10="urn:schemas-microsoft-com:office:word" xmlns:wp14="http://schemas.microsoft.com/office/word/2010/wordprocessingDrawing" xmlns:v="urn:schemas-microsoft-com:vml" xmlns:o="urn:schemas-microsoft-com:office:office" xmlns:am3d="http://schemas.microsoft.com/office/drawing/2017/model3d" xmlns:aink="http://schemas.microsoft.com/office/drawing/2016/ink" xmlns:mc="http://schemas.openxmlformats.org/markup-compatibility/2006" xmlns:cx8="http://schemas.microsoft.com/office/drawing/2016/5/14/chartex" xmlns:cx7="http://schemas.microsoft.com/office/drawing/2016/5/13/chartex" xmlns:cx6="http://schemas.microsoft.com/office/drawing/2016/5/12/chartex" xmlns:cx5="http://schemas.microsoft.com/office/drawing/2016/5/11/chartex" xmlns:cx4="http://schemas.microsoft.com/office/drawing/2016/5/10/chartex" xmlns:cx3="http://schemas.microsoft.com/office/drawing/2016/5/9/chartex" xmlns:cx2="http://schemas.microsoft.com/office/drawing/2015/10/21/chartex" xmlns:cx1="http://schemas.microsoft.com/office/drawing/2015/9/8/chartex" xmlns:cx="http://schemas.microsoft.com/office/drawing/2014/chartex" xmlns:wpc="http://schemas.microsoft.com/office/word/2010/wordprocessingCanvas" xmlns="" val="0"/>
                               </a:ext>
                             </a:extLst>
                           </a:blip>
@@ -8359,7 +7782,7 @@
           <w:left w:w="70" w:type="dxa"/>
           <w:right w:w="70" w:type="dxa"/>
         </w:tblCellMar>
-        <w:tblLook w:val="04A0" w:firstRow="1" w:lastRow="0" w:firstColumn="1" w:lastColumn="0" w:noHBand="0" w:noVBand="1"/>
+        <w:tblLook w:val="04A0"/>
       </w:tblPr>
       <w:tblGrid>
         <w:gridCol w:w="1200"/>
@@ -8547,16 +7970,6 @@
                 <w:sz w:val="22"/>
                 <w:lang w:val="es-CO" w:eastAsia="es-CO"/>
               </w:rPr>
-              <w:t xml:space="preserve"> </w:t>
-            </w:r>
-            <w:r>
-              <w:rPr>
-                <w:rFonts w:ascii="Calibri" w:eastAsia="Times New Roman" w:hAnsi="Calibri" w:cs="Calibri"/>
-                <w:b w:val="0"/>
-                <w:color w:val="000000"/>
-                <w:sz w:val="22"/>
-                <w:lang w:val="es-CO" w:eastAsia="es-CO"/>
-              </w:rPr>
               <w:t xml:space="preserve">Alta </w:t>
             </w:r>
           </w:p>
@@ -9449,7 +8862,51 @@
         <w:pStyle w:val="Ttulo2"/>
       </w:pPr>
       <w:r>
+        <w:lastRenderedPageBreak/>
         <w:t>Diagrama de clases</w:t>
+      </w:r>
+    </w:p>
+    <w:p>
+      <w:r>
+        <w:rPr>
+          <w:noProof/>
+          <w:lang w:eastAsia="es-ES"/>
+        </w:rPr>
+        <w:drawing>
+          <wp:inline distT="0" distB="0" distL="0" distR="0">
+            <wp:extent cx="6371590" cy="3910965"/>
+            <wp:effectExtent l="19050" t="0" r="0" b="0"/>
+            <wp:docPr id="2" name="1 Imagen" descr="diagrama clase sprint2.PNG"/>
+            <wp:cNvGraphicFramePr>
+              <a:graphicFrameLocks xmlns:a="http://schemas.openxmlformats.org/drawingml/2006/main" noChangeAspect="1"/>
+            </wp:cNvGraphicFramePr>
+            <a:graphic xmlns:a="http://schemas.openxmlformats.org/drawingml/2006/main">
+              <a:graphicData uri="http://schemas.openxmlformats.org/drawingml/2006/picture">
+                <pic:pic xmlns:pic="http://schemas.openxmlformats.org/drawingml/2006/picture">
+                  <pic:nvPicPr>
+                    <pic:cNvPr id="0" name="diagrama clase sprint2.PNG"/>
+                    <pic:cNvPicPr/>
+                  </pic:nvPicPr>
+                  <pic:blipFill>
+                    <a:blip r:embed="rId23"/>
+                    <a:stretch>
+                      <a:fillRect/>
+                    </a:stretch>
+                  </pic:blipFill>
+                  <pic:spPr>
+                    <a:xfrm>
+                      <a:off x="0" y="0"/>
+                      <a:ext cx="6371590" cy="3910965"/>
+                    </a:xfrm>
+                    <a:prstGeom prst="rect">
+                      <a:avLst/>
+                    </a:prstGeom>
+                  </pic:spPr>
+                </pic:pic>
+              </a:graphicData>
+            </a:graphic>
+          </wp:inline>
+        </w:drawing>
       </w:r>
     </w:p>
     <w:p/>
@@ -9461,14 +8918,163 @@
         <w:lastRenderedPageBreak/>
         <w:t>Diagrama de procesos</w:t>
       </w:r>
+      <w:r>
+        <w:t xml:space="preserve"> HU-4</w:t>
+      </w:r>
     </w:p>
     <w:p>
+      <w:r>
+        <w:rPr>
+          <w:noProof/>
+          <w:lang w:eastAsia="es-ES"/>
+        </w:rPr>
+        <w:drawing>
+          <wp:inline distT="0" distB="0" distL="0" distR="0">
+            <wp:extent cx="4648849" cy="4544060"/>
+            <wp:effectExtent l="19050" t="0" r="0" b="0"/>
+            <wp:docPr id="3" name="2 Imagen" descr="diagrama actividad hu-4.PNG"/>
+            <wp:cNvGraphicFramePr>
+              <a:graphicFrameLocks xmlns:a="http://schemas.openxmlformats.org/drawingml/2006/main" noChangeAspect="1"/>
+            </wp:cNvGraphicFramePr>
+            <a:graphic xmlns:a="http://schemas.openxmlformats.org/drawingml/2006/main">
+              <a:graphicData uri="http://schemas.openxmlformats.org/drawingml/2006/picture">
+                <pic:pic xmlns:pic="http://schemas.openxmlformats.org/drawingml/2006/picture">
+                  <pic:nvPicPr>
+                    <pic:cNvPr id="0" name="diagrama actividad hu-4.PNG"/>
+                    <pic:cNvPicPr/>
+                  </pic:nvPicPr>
+                  <pic:blipFill>
+                    <a:blip r:embed="rId24"/>
+                    <a:stretch>
+                      <a:fillRect/>
+                    </a:stretch>
+                  </pic:blipFill>
+                  <pic:spPr>
+                    <a:xfrm>
+                      <a:off x="0" y="0"/>
+                      <a:ext cx="4648849" cy="4544060"/>
+                    </a:xfrm>
+                    <a:prstGeom prst="rect">
+                      <a:avLst/>
+                    </a:prstGeom>
+                  </pic:spPr>
+                </pic:pic>
+              </a:graphicData>
+            </a:graphic>
+          </wp:inline>
+        </w:drawing>
+      </w:r>
+    </w:p>
+    <w:p>
+      <w:pPr>
+        <w:pStyle w:val="Ttulo2"/>
+      </w:pPr>
+      <w:r>
+        <w:lastRenderedPageBreak/>
+        <w:t>Diagrama de procesos HU-5</w:t>
+      </w:r>
+    </w:p>
+    <w:p>
+      <w:r>
+        <w:rPr>
+          <w:noProof/>
+          <w:lang w:eastAsia="es-ES"/>
+        </w:rPr>
+        <w:drawing>
+          <wp:inline distT="0" distB="0" distL="0" distR="0">
+            <wp:extent cx="3572374" cy="4525007"/>
+            <wp:effectExtent l="19050" t="0" r="9026" b="0"/>
+            <wp:docPr id="5" name="4 Imagen" descr="diagrama actividades hu-5.PNG"/>
+            <wp:cNvGraphicFramePr>
+              <a:graphicFrameLocks xmlns:a="http://schemas.openxmlformats.org/drawingml/2006/main" noChangeAspect="1"/>
+            </wp:cNvGraphicFramePr>
+            <a:graphic xmlns:a="http://schemas.openxmlformats.org/drawingml/2006/main">
+              <a:graphicData uri="http://schemas.openxmlformats.org/drawingml/2006/picture">
+                <pic:pic xmlns:pic="http://schemas.openxmlformats.org/drawingml/2006/picture">
+                  <pic:nvPicPr>
+                    <pic:cNvPr id="0" name="diagrama actividades hu-5.PNG"/>
+                    <pic:cNvPicPr/>
+                  </pic:nvPicPr>
+                  <pic:blipFill>
+                    <a:blip r:embed="rId25"/>
+                    <a:stretch>
+                      <a:fillRect/>
+                    </a:stretch>
+                  </pic:blipFill>
+                  <pic:spPr>
+                    <a:xfrm>
+                      <a:off x="0" y="0"/>
+                      <a:ext cx="3572374" cy="4525007"/>
+                    </a:xfrm>
+                    <a:prstGeom prst="rect">
+                      <a:avLst/>
+                    </a:prstGeom>
+                  </pic:spPr>
+                </pic:pic>
+              </a:graphicData>
+            </a:graphic>
+          </wp:inline>
+        </w:drawing>
+      </w:r>
+    </w:p>
+    <w:p>
+      <w:pPr>
+        <w:pStyle w:val="Ttulo2"/>
+      </w:pPr>
+      <w:r>
+        <w:lastRenderedPageBreak/>
+        <w:t>Diagrama de procesos HU-6</w:t>
+      </w:r>
+    </w:p>
+    <w:p>
+      <w:r>
+        <w:rPr>
+          <w:noProof/>
+          <w:lang w:eastAsia="es-ES"/>
+        </w:rPr>
+        <w:drawing>
+          <wp:inline distT="0" distB="0" distL="0" distR="0">
+            <wp:extent cx="3581900" cy="4420217"/>
+            <wp:effectExtent l="19050" t="0" r="0" b="0"/>
+            <wp:docPr id="6" name="5 Imagen" descr="diagrama de actividad hu-6.PNG"/>
+            <wp:cNvGraphicFramePr>
+              <a:graphicFrameLocks xmlns:a="http://schemas.openxmlformats.org/drawingml/2006/main" noChangeAspect="1"/>
+            </wp:cNvGraphicFramePr>
+            <a:graphic xmlns:a="http://schemas.openxmlformats.org/drawingml/2006/main">
+              <a:graphicData uri="http://schemas.openxmlformats.org/drawingml/2006/picture">
+                <pic:pic xmlns:pic="http://schemas.openxmlformats.org/drawingml/2006/picture">
+                  <pic:nvPicPr>
+                    <pic:cNvPr id="0" name="diagrama de actividad hu-6.PNG"/>
+                    <pic:cNvPicPr/>
+                  </pic:nvPicPr>
+                  <pic:blipFill>
+                    <a:blip r:embed="rId26"/>
+                    <a:stretch>
+                      <a:fillRect/>
+                    </a:stretch>
+                  </pic:blipFill>
+                  <pic:spPr>
+                    <a:xfrm>
+                      <a:off x="0" y="0"/>
+                      <a:ext cx="3581900" cy="4420217"/>
+                    </a:xfrm>
+                    <a:prstGeom prst="rect">
+                      <a:avLst/>
+                    </a:prstGeom>
+                  </pic:spPr>
+                </pic:pic>
+              </a:graphicData>
+            </a:graphic>
+          </wp:inline>
+        </w:drawing>
+      </w:r>
+    </w:p>
+    <w:p/>
+    <w:p/>
+    <w:p>
       <w:pPr>
         <w:pStyle w:val="Contenido"/>
       </w:pPr>
-      <w:r>
-        <w:t>Incluir los diagramas de procesos que describen las historias de usuario registradas</w:t>
-      </w:r>
     </w:p>
     <w:p>
       <w:pPr>
@@ -9486,9 +9092,6 @@
       <w:r>
         <w:t>Implementación de Historias de Usuario</w:t>
       </w:r>
-      <w:r>
-        <w:t xml:space="preserve"> </w:t>
-      </w:r>
     </w:p>
     <w:p>
       <w:pPr>
@@ -9505,13 +9108,8 @@
         <w:pStyle w:val="Ttulo2"/>
       </w:pPr>
       <w:r>
-        <w:t xml:space="preserve">Sprint </w:t>
+        <w:t>Sprint Review</w:t>
       </w:r>
-      <w:proofErr w:type="spellStart"/>
-      <w:r>
-        <w:t>Review</w:t>
-      </w:r>
-      <w:proofErr w:type="spellEnd"/>
     </w:p>
     <w:p>
       <w:pPr>
@@ -9657,21 +9255,16 @@
       <w:pPr>
         <w:pStyle w:val="Ttulo2"/>
       </w:pPr>
-      <w:proofErr w:type="spellStart"/>
       <w:r>
         <w:lastRenderedPageBreak/>
-        <w:t>Product</w:t>
-      </w:r>
-      <w:proofErr w:type="spellEnd"/>
-      <w:r>
-        <w:t xml:space="preserve"> Backlog Actualizado</w:t>
+        <w:t>Product Backlog Actualizado</w:t>
       </w:r>
     </w:p>
     <w:tbl>
       <w:tblPr>
-        <w:tblStyle w:val="Tablanormal5"/>
+        <w:tblStyle w:val="PlainTable5"/>
         <w:tblW w:w="15433" w:type="dxa"/>
-        <w:tblLook w:val="04A0" w:firstRow="1" w:lastRow="0" w:firstColumn="1" w:lastColumn="0" w:noHBand="0" w:noVBand="1"/>
+        <w:tblLook w:val="04A0"/>
       </w:tblPr>
       <w:tblGrid>
         <w:gridCol w:w="714"/>
@@ -9684,11 +9277,11 @@
       </w:tblGrid>
       <w:tr>
         <w:trPr>
-          <w:cnfStyle w:val="100000000000" w:firstRow="1" w:lastRow="0" w:firstColumn="0" w:lastColumn="0" w:oddVBand="0" w:evenVBand="0" w:oddHBand="0" w:evenHBand="0" w:firstRowFirstColumn="0" w:firstRowLastColumn="0" w:lastRowFirstColumn="0" w:lastRowLastColumn="0"/>
+          <w:cnfStyle w:val="100000000000"/>
         </w:trPr>
         <w:tc>
           <w:tcPr>
-            <w:cnfStyle w:val="001000000100" w:firstRow="0" w:lastRow="0" w:firstColumn="1" w:lastColumn="0" w:oddVBand="0" w:evenVBand="0" w:oddHBand="0" w:evenHBand="0" w:firstRowFirstColumn="1" w:firstRowLastColumn="0" w:lastRowFirstColumn="0" w:lastRowLastColumn="0"/>
+            <w:cnfStyle w:val="001000000100"/>
             <w:tcW w:w="606" w:type="dxa"/>
           </w:tcPr>
           <w:p>
@@ -9707,7 +9300,7 @@
           <w:p>
             <w:pPr>
               <w:pStyle w:val="Contenido"/>
-              <w:cnfStyle w:val="100000000000" w:firstRow="1" w:lastRow="0" w:firstColumn="0" w:lastColumn="0" w:oddVBand="0" w:evenVBand="0" w:oddHBand="0" w:evenHBand="0" w:firstRowFirstColumn="0" w:firstRowLastColumn="0" w:lastRowFirstColumn="0" w:lastRowLastColumn="0"/>
+              <w:cnfStyle w:val="100000000000"/>
             </w:pPr>
             <w:r>
               <w:t>Como un…</w:t>
@@ -9721,7 +9314,7 @@
           <w:p>
             <w:pPr>
               <w:pStyle w:val="Contenido"/>
-              <w:cnfStyle w:val="100000000000" w:firstRow="1" w:lastRow="0" w:firstColumn="0" w:lastColumn="0" w:oddVBand="0" w:evenVBand="0" w:oddHBand="0" w:evenHBand="0" w:firstRowFirstColumn="0" w:firstRowLastColumn="0" w:lastRowFirstColumn="0" w:lastRowLastColumn="0"/>
+              <w:cnfStyle w:val="100000000000"/>
             </w:pPr>
             <w:r>
               <w:t>Necesito…</w:t>
@@ -9735,7 +9328,7 @@
           <w:p>
             <w:pPr>
               <w:pStyle w:val="Contenido"/>
-              <w:cnfStyle w:val="100000000000" w:firstRow="1" w:lastRow="0" w:firstColumn="0" w:lastColumn="0" w:oddVBand="0" w:evenVBand="0" w:oddHBand="0" w:evenHBand="0" w:firstRowFirstColumn="0" w:firstRowLastColumn="0" w:lastRowFirstColumn="0" w:lastRowLastColumn="0"/>
+              <w:cnfStyle w:val="100000000000"/>
             </w:pPr>
             <w:r>
               <w:t>Para…</w:t>
@@ -9749,7 +9342,7 @@
           <w:p>
             <w:pPr>
               <w:pStyle w:val="Contenido"/>
-              <w:cnfStyle w:val="100000000000" w:firstRow="1" w:lastRow="0" w:firstColumn="0" w:lastColumn="0" w:oddVBand="0" w:evenVBand="0" w:oddHBand="0" w:evenHBand="0" w:firstRowFirstColumn="0" w:firstRowLastColumn="0" w:lastRowFirstColumn="0" w:lastRowLastColumn="0"/>
+              <w:cnfStyle w:val="100000000000"/>
             </w:pPr>
             <w:r>
               <w:t>Prioridad</w:t>
@@ -9763,7 +9356,7 @@
           <w:p>
             <w:pPr>
               <w:pStyle w:val="Contenido"/>
-              <w:cnfStyle w:val="100000000000" w:firstRow="1" w:lastRow="0" w:firstColumn="0" w:lastColumn="0" w:oddVBand="0" w:evenVBand="0" w:oddHBand="0" w:evenHBand="0" w:firstRowFirstColumn="0" w:firstRowLastColumn="0" w:lastRowFirstColumn="0" w:lastRowLastColumn="0"/>
+              <w:cnfStyle w:val="100000000000"/>
             </w:pPr>
             <w:r>
               <w:t>Sprint</w:t>
@@ -9777,7 +9370,7 @@
           <w:p>
             <w:pPr>
               <w:pStyle w:val="Contenido"/>
-              <w:cnfStyle w:val="100000000000" w:firstRow="1" w:lastRow="0" w:firstColumn="0" w:lastColumn="0" w:oddVBand="0" w:evenVBand="0" w:oddHBand="0" w:evenHBand="0" w:firstRowFirstColumn="0" w:firstRowLastColumn="0" w:lastRowFirstColumn="0" w:lastRowLastColumn="0"/>
+              <w:cnfStyle w:val="100000000000"/>
             </w:pPr>
             <w:r>
               <w:t>Estado</w:t>
@@ -9787,11 +9380,11 @@
       </w:tr>
       <w:tr>
         <w:trPr>
-          <w:cnfStyle w:val="000000100000" w:firstRow="0" w:lastRow="0" w:firstColumn="0" w:lastColumn="0" w:oddVBand="0" w:evenVBand="0" w:oddHBand="1" w:evenHBand="0" w:firstRowFirstColumn="0" w:firstRowLastColumn="0" w:lastRowFirstColumn="0" w:lastRowLastColumn="0"/>
+          <w:cnfStyle w:val="000000100000"/>
         </w:trPr>
         <w:tc>
           <w:tcPr>
-            <w:cnfStyle w:val="001000000000" w:firstRow="0" w:lastRow="0" w:firstColumn="1" w:lastColumn="0" w:oddVBand="0" w:evenVBand="0" w:oddHBand="0" w:evenHBand="0" w:firstRowFirstColumn="0" w:firstRowLastColumn="0" w:lastRowFirstColumn="0" w:lastRowLastColumn="0"/>
+            <w:cnfStyle w:val="001000000000"/>
             <w:tcW w:w="606" w:type="dxa"/>
           </w:tcPr>
           <w:p>
@@ -9810,7 +9403,7 @@
           <w:p>
             <w:pPr>
               <w:pStyle w:val="Contenido"/>
-              <w:cnfStyle w:val="000000100000" w:firstRow="0" w:lastRow="0" w:firstColumn="0" w:lastColumn="0" w:oddVBand="0" w:evenVBand="0" w:oddHBand="1" w:evenHBand="0" w:firstRowFirstColumn="0" w:firstRowLastColumn="0" w:lastRowFirstColumn="0" w:lastRowLastColumn="0"/>
+              <w:cnfStyle w:val="000000100000"/>
             </w:pPr>
             <w:r>
               <w:t>Administrador</w:t>
@@ -9824,7 +9417,7 @@
           <w:p>
             <w:pPr>
               <w:pStyle w:val="Contenido"/>
-              <w:cnfStyle w:val="000000100000" w:firstRow="0" w:lastRow="0" w:firstColumn="0" w:lastColumn="0" w:oddVBand="0" w:evenVBand="0" w:oddHBand="1" w:evenHBand="0" w:firstRowFirstColumn="0" w:firstRowLastColumn="0" w:lastRowFirstColumn="0" w:lastRowLastColumn="0"/>
+              <w:cnfStyle w:val="000000100000"/>
             </w:pPr>
             <w:r>
               <w:t>Gestionar usuarios y roles.</w:t>
@@ -9838,7 +9431,7 @@
           <w:p>
             <w:pPr>
               <w:pStyle w:val="Contenido"/>
-              <w:cnfStyle w:val="000000100000" w:firstRow="0" w:lastRow="0" w:firstColumn="0" w:lastColumn="0" w:oddVBand="0" w:evenVBand="0" w:oddHBand="1" w:evenHBand="0" w:firstRowFirstColumn="0" w:firstRowLastColumn="0" w:lastRowFirstColumn="0" w:lastRowLastColumn="0"/>
+              <w:cnfStyle w:val="000000100000"/>
             </w:pPr>
             <w:r>
               <w:t>Controlar el acceso y garantizar la seguridad del sistema.</w:t>
@@ -9852,7 +9445,7 @@
           <w:p>
             <w:pPr>
               <w:pStyle w:val="Contenido"/>
-              <w:cnfStyle w:val="000000100000" w:firstRow="0" w:lastRow="0" w:firstColumn="0" w:lastColumn="0" w:oddVBand="0" w:evenVBand="0" w:oddHBand="1" w:evenHBand="0" w:firstRowFirstColumn="0" w:firstRowLastColumn="0" w:lastRowFirstColumn="0" w:lastRowLastColumn="0"/>
+              <w:cnfStyle w:val="000000100000"/>
             </w:pPr>
             <w:r>
               <w:t>Alta.</w:t>
@@ -9866,7 +9459,7 @@
           <w:p>
             <w:pPr>
               <w:pStyle w:val="Contenido"/>
-              <w:cnfStyle w:val="000000100000" w:firstRow="0" w:lastRow="0" w:firstColumn="0" w:lastColumn="0" w:oddVBand="0" w:evenVBand="0" w:oddHBand="1" w:evenHBand="0" w:firstRowFirstColumn="0" w:firstRowLastColumn="0" w:lastRowFirstColumn="0" w:lastRowLastColumn="0"/>
+              <w:cnfStyle w:val="000000100000"/>
             </w:pPr>
             <w:r>
               <w:t>1</w:t>
@@ -9880,7 +9473,7 @@
           <w:p>
             <w:pPr>
               <w:pStyle w:val="Contenido"/>
-              <w:cnfStyle w:val="000000100000" w:firstRow="0" w:lastRow="0" w:firstColumn="0" w:lastColumn="0" w:oddVBand="0" w:evenVBand="0" w:oddHBand="1" w:evenHBand="0" w:firstRowFirstColumn="0" w:firstRowLastColumn="0" w:lastRowFirstColumn="0" w:lastRowLastColumn="0"/>
+              <w:cnfStyle w:val="000000100000"/>
             </w:pPr>
             <w:r>
               <w:t>Terminada</w:t>
@@ -9891,7 +9484,7 @@
       <w:tr>
         <w:tc>
           <w:tcPr>
-            <w:cnfStyle w:val="001000000000" w:firstRow="0" w:lastRow="0" w:firstColumn="1" w:lastColumn="0" w:oddVBand="0" w:evenVBand="0" w:oddHBand="0" w:evenHBand="0" w:firstRowFirstColumn="0" w:firstRowLastColumn="0" w:lastRowFirstColumn="0" w:lastRowLastColumn="0"/>
+            <w:cnfStyle w:val="001000000000"/>
             <w:tcW w:w="606" w:type="dxa"/>
           </w:tcPr>
           <w:p>
@@ -9910,7 +9503,7 @@
           <w:p>
             <w:pPr>
               <w:pStyle w:val="Contenido"/>
-              <w:cnfStyle w:val="000000000000" w:firstRow="0" w:lastRow="0" w:firstColumn="0" w:lastColumn="0" w:oddVBand="0" w:evenVBand="0" w:oddHBand="0" w:evenHBand="0" w:firstRowFirstColumn="0" w:firstRowLastColumn="0" w:lastRowFirstColumn="0" w:lastRowLastColumn="0"/>
+              <w:cnfStyle w:val="000000000000"/>
             </w:pPr>
             <w:r>
               <w:t>Administrador</w:t>
@@ -9924,7 +9517,7 @@
           <w:p>
             <w:pPr>
               <w:pStyle w:val="Contenido"/>
-              <w:cnfStyle w:val="000000000000" w:firstRow="0" w:lastRow="0" w:firstColumn="0" w:lastColumn="0" w:oddVBand="0" w:evenVBand="0" w:oddHBand="0" w:evenHBand="0" w:firstRowFirstColumn="0" w:firstRowLastColumn="0" w:lastRowFirstColumn="0" w:lastRowLastColumn="0"/>
+              <w:cnfStyle w:val="000000000000"/>
             </w:pPr>
             <w:r>
               <w:t>Registrar y gestionar proveedores.</w:t>
@@ -9938,7 +9531,7 @@
           <w:p>
             <w:pPr>
               <w:pStyle w:val="Contenido"/>
-              <w:cnfStyle w:val="000000000000" w:firstRow="0" w:lastRow="0" w:firstColumn="0" w:lastColumn="0" w:oddVBand="0" w:evenVBand="0" w:oddHBand="0" w:evenHBand="0" w:firstRowFirstColumn="0" w:firstRowLastColumn="0" w:lastRowFirstColumn="0" w:lastRowLastColumn="0"/>
+              <w:cnfStyle w:val="000000000000"/>
             </w:pPr>
             <w:r>
               <w:t>Administra correctamente las compras de cacao.</w:t>
@@ -9952,7 +9545,7 @@
           <w:p>
             <w:pPr>
               <w:pStyle w:val="Contenido"/>
-              <w:cnfStyle w:val="000000000000" w:firstRow="0" w:lastRow="0" w:firstColumn="0" w:lastColumn="0" w:oddVBand="0" w:evenVBand="0" w:oddHBand="0" w:evenHBand="0" w:firstRowFirstColumn="0" w:firstRowLastColumn="0" w:lastRowFirstColumn="0" w:lastRowLastColumn="0"/>
+              <w:cnfStyle w:val="000000000000"/>
             </w:pPr>
             <w:r>
               <w:t>Alta.</w:t>
@@ -9966,7 +9559,7 @@
           <w:p>
             <w:pPr>
               <w:pStyle w:val="Contenido"/>
-              <w:cnfStyle w:val="000000000000" w:firstRow="0" w:lastRow="0" w:firstColumn="0" w:lastColumn="0" w:oddVBand="0" w:evenVBand="0" w:oddHBand="0" w:evenHBand="0" w:firstRowFirstColumn="0" w:firstRowLastColumn="0" w:lastRowFirstColumn="0" w:lastRowLastColumn="0"/>
+              <w:cnfStyle w:val="000000000000"/>
             </w:pPr>
             <w:r>
               <w:t>1</w:t>
@@ -9980,7 +9573,7 @@
           <w:p>
             <w:pPr>
               <w:pStyle w:val="Contenido"/>
-              <w:cnfStyle w:val="000000000000" w:firstRow="0" w:lastRow="0" w:firstColumn="0" w:lastColumn="0" w:oddVBand="0" w:evenVBand="0" w:oddHBand="0" w:evenHBand="0" w:firstRowFirstColumn="0" w:firstRowLastColumn="0" w:lastRowFirstColumn="0" w:lastRowLastColumn="0"/>
+              <w:cnfStyle w:val="000000000000"/>
             </w:pPr>
             <w:r>
               <w:t>Terminada</w:t>
@@ -9990,11 +9583,11 @@
       </w:tr>
       <w:tr>
         <w:trPr>
-          <w:cnfStyle w:val="000000100000" w:firstRow="0" w:lastRow="0" w:firstColumn="0" w:lastColumn="0" w:oddVBand="0" w:evenVBand="0" w:oddHBand="1" w:evenHBand="0" w:firstRowFirstColumn="0" w:firstRowLastColumn="0" w:lastRowFirstColumn="0" w:lastRowLastColumn="0"/>
+          <w:cnfStyle w:val="000000100000"/>
         </w:trPr>
         <w:tc>
           <w:tcPr>
-            <w:cnfStyle w:val="001000000000" w:firstRow="0" w:lastRow="0" w:firstColumn="1" w:lastColumn="0" w:oddVBand="0" w:evenVBand="0" w:oddHBand="0" w:evenHBand="0" w:firstRowFirstColumn="0" w:firstRowLastColumn="0" w:lastRowFirstColumn="0" w:lastRowLastColumn="0"/>
+            <w:cnfStyle w:val="001000000000"/>
             <w:tcW w:w="606" w:type="dxa"/>
           </w:tcPr>
           <w:p>
@@ -10013,7 +9606,7 @@
           <w:p>
             <w:pPr>
               <w:pStyle w:val="Contenido"/>
-              <w:cnfStyle w:val="000000100000" w:firstRow="0" w:lastRow="0" w:firstColumn="0" w:lastColumn="0" w:oddVBand="0" w:evenVBand="0" w:oddHBand="1" w:evenHBand="0" w:firstRowFirstColumn="0" w:firstRowLastColumn="0" w:lastRowFirstColumn="0" w:lastRowLastColumn="0"/>
+              <w:cnfStyle w:val="000000100000"/>
             </w:pPr>
             <w:r>
               <w:t>administrador</w:t>
@@ -10027,7 +9620,7 @@
           <w:p>
             <w:pPr>
               <w:pStyle w:val="Contenido"/>
-              <w:cnfStyle w:val="000000100000" w:firstRow="0" w:lastRow="0" w:firstColumn="0" w:lastColumn="0" w:oddVBand="0" w:evenVBand="0" w:oddHBand="1" w:evenHBand="0" w:firstRowFirstColumn="0" w:firstRowLastColumn="0" w:lastRowFirstColumn="0" w:lastRowLastColumn="0"/>
+              <w:cnfStyle w:val="000000100000"/>
             </w:pPr>
             <w:r>
               <w:t>Registrar y gestionar clientes.</w:t>
@@ -10041,7 +9634,7 @@
           <w:p>
             <w:pPr>
               <w:pStyle w:val="Contenido"/>
-              <w:cnfStyle w:val="000000100000" w:firstRow="0" w:lastRow="0" w:firstColumn="0" w:lastColumn="0" w:oddVBand="0" w:evenVBand="0" w:oddHBand="1" w:evenHBand="0" w:firstRowFirstColumn="0" w:firstRowLastColumn="0" w:lastRowFirstColumn="0" w:lastRowLastColumn="0"/>
+              <w:cnfStyle w:val="000000100000"/>
             </w:pPr>
             <w:r>
               <w:t>Administra adecuadamente las ventas.</w:t>
@@ -10055,7 +9648,7 @@
           <w:p>
             <w:pPr>
               <w:pStyle w:val="Contenido"/>
-              <w:cnfStyle w:val="000000100000" w:firstRow="0" w:lastRow="0" w:firstColumn="0" w:lastColumn="0" w:oddVBand="0" w:evenVBand="0" w:oddHBand="1" w:evenHBand="0" w:firstRowFirstColumn="0" w:firstRowLastColumn="0" w:lastRowFirstColumn="0" w:lastRowLastColumn="0"/>
+              <w:cnfStyle w:val="000000100000"/>
             </w:pPr>
             <w:r>
               <w:t>Alta.</w:t>
@@ -10069,7 +9662,7 @@
           <w:p>
             <w:pPr>
               <w:pStyle w:val="Contenido"/>
-              <w:cnfStyle w:val="000000100000" w:firstRow="0" w:lastRow="0" w:firstColumn="0" w:lastColumn="0" w:oddVBand="0" w:evenVBand="0" w:oddHBand="1" w:evenHBand="0" w:firstRowFirstColumn="0" w:firstRowLastColumn="0" w:lastRowFirstColumn="0" w:lastRowLastColumn="0"/>
+              <w:cnfStyle w:val="000000100000"/>
             </w:pPr>
             <w:r>
               <w:t>1</w:t>
@@ -10083,7 +9676,7 @@
           <w:p>
             <w:pPr>
               <w:pStyle w:val="Contenido"/>
-              <w:cnfStyle w:val="000000100000" w:firstRow="0" w:lastRow="0" w:firstColumn="0" w:lastColumn="0" w:oddVBand="0" w:evenVBand="0" w:oddHBand="1" w:evenHBand="0" w:firstRowFirstColumn="0" w:firstRowLastColumn="0" w:lastRowFirstColumn="0" w:lastRowLastColumn="0"/>
+              <w:cnfStyle w:val="000000100000"/>
             </w:pPr>
             <w:r>
               <w:t>Terminada</w:t>
@@ -10094,7 +9687,7 @@
       <w:tr>
         <w:tc>
           <w:tcPr>
-            <w:cnfStyle w:val="001000000000" w:firstRow="0" w:lastRow="0" w:firstColumn="1" w:lastColumn="0" w:oddVBand="0" w:evenVBand="0" w:oddHBand="0" w:evenHBand="0" w:firstRowFirstColumn="0" w:firstRowLastColumn="0" w:lastRowFirstColumn="0" w:lastRowLastColumn="0"/>
+            <w:cnfStyle w:val="001000000000"/>
             <w:tcW w:w="606" w:type="dxa"/>
           </w:tcPr>
           <w:p>
@@ -10113,7 +9706,7 @@
           <w:p>
             <w:pPr>
               <w:pStyle w:val="Contenido"/>
-              <w:cnfStyle w:val="000000000000" w:firstRow="0" w:lastRow="0" w:firstColumn="0" w:lastColumn="0" w:oddVBand="0" w:evenVBand="0" w:oddHBand="0" w:evenHBand="0" w:firstRowFirstColumn="0" w:firstRowLastColumn="0" w:lastRowFirstColumn="0" w:lastRowLastColumn="0"/>
+              <w:cnfStyle w:val="000000000000"/>
             </w:pPr>
             <w:r>
               <w:t xml:space="preserve">Empleado </w:t>
@@ -10127,7 +9720,7 @@
           <w:p>
             <w:pPr>
               <w:pStyle w:val="Contenido"/>
-              <w:cnfStyle w:val="000000000000" w:firstRow="0" w:lastRow="0" w:firstColumn="0" w:lastColumn="0" w:oddVBand="0" w:evenVBand="0" w:oddHBand="0" w:evenHBand="0" w:firstRowFirstColumn="0" w:firstRowLastColumn="0" w:lastRowFirstColumn="0" w:lastRowLastColumn="0"/>
+              <w:cnfStyle w:val="000000000000"/>
             </w:pPr>
             <w:r>
               <w:t>Registrar compras de cacao.</w:t>
@@ -10141,7 +9734,7 @@
           <w:p>
             <w:pPr>
               <w:pStyle w:val="Contenido"/>
-              <w:cnfStyle w:val="000000000000" w:firstRow="0" w:lastRow="0" w:firstColumn="0" w:lastColumn="0" w:oddVBand="0" w:evenVBand="0" w:oddHBand="0" w:evenHBand="0" w:firstRowFirstColumn="0" w:firstRowLastColumn="0" w:lastRowFirstColumn="0" w:lastRowLastColumn="0"/>
+              <w:cnfStyle w:val="000000000000"/>
             </w:pPr>
             <w:r>
               <w:t>Mantener actualizado el inventario.</w:t>
@@ -10155,7 +9748,7 @@
           <w:p>
             <w:pPr>
               <w:pStyle w:val="Contenido"/>
-              <w:cnfStyle w:val="000000000000" w:firstRow="0" w:lastRow="0" w:firstColumn="0" w:lastColumn="0" w:oddVBand="0" w:evenVBand="0" w:oddHBand="0" w:evenHBand="0" w:firstRowFirstColumn="0" w:firstRowLastColumn="0" w:lastRowFirstColumn="0" w:lastRowLastColumn="0"/>
+              <w:cnfStyle w:val="000000000000"/>
             </w:pPr>
             <w:r>
               <w:t>Alta.</w:t>
@@ -10169,7 +9762,7 @@
           <w:p>
             <w:pPr>
               <w:pStyle w:val="Contenido"/>
-              <w:cnfStyle w:val="000000000000" w:firstRow="0" w:lastRow="0" w:firstColumn="0" w:lastColumn="0" w:oddVBand="0" w:evenVBand="0" w:oddHBand="0" w:evenHBand="0" w:firstRowFirstColumn="0" w:firstRowLastColumn="0" w:lastRowFirstColumn="0" w:lastRowLastColumn="0"/>
+              <w:cnfStyle w:val="000000000000"/>
             </w:pPr>
             <w:r>
               <w:t>2</w:t>
@@ -10183,7 +9776,7 @@
           <w:p>
             <w:pPr>
               <w:pStyle w:val="Contenido"/>
-              <w:cnfStyle w:val="000000000000" w:firstRow="0" w:lastRow="0" w:firstColumn="0" w:lastColumn="0" w:oddVBand="0" w:evenVBand="0" w:oddHBand="0" w:evenHBand="0" w:firstRowFirstColumn="0" w:firstRowLastColumn="0" w:lastRowFirstColumn="0" w:lastRowLastColumn="0"/>
+              <w:cnfStyle w:val="000000000000"/>
             </w:pPr>
             <w:r>
               <w:t>En desarrollo</w:t>
@@ -10193,11 +9786,11 @@
       </w:tr>
       <w:tr>
         <w:trPr>
-          <w:cnfStyle w:val="000000100000" w:firstRow="0" w:lastRow="0" w:firstColumn="0" w:lastColumn="0" w:oddVBand="0" w:evenVBand="0" w:oddHBand="1" w:evenHBand="0" w:firstRowFirstColumn="0" w:firstRowLastColumn="0" w:lastRowFirstColumn="0" w:lastRowLastColumn="0"/>
+          <w:cnfStyle w:val="000000100000"/>
         </w:trPr>
         <w:tc>
           <w:tcPr>
-            <w:cnfStyle w:val="001000000000" w:firstRow="0" w:lastRow="0" w:firstColumn="1" w:lastColumn="0" w:oddVBand="0" w:evenVBand="0" w:oddHBand="0" w:evenHBand="0" w:firstRowFirstColumn="0" w:firstRowLastColumn="0" w:lastRowFirstColumn="0" w:lastRowLastColumn="0"/>
+            <w:cnfStyle w:val="001000000000"/>
             <w:tcW w:w="606" w:type="dxa"/>
           </w:tcPr>
           <w:p>
@@ -10216,7 +9809,7 @@
           <w:p>
             <w:pPr>
               <w:pStyle w:val="Contenido"/>
-              <w:cnfStyle w:val="000000100000" w:firstRow="0" w:lastRow="0" w:firstColumn="0" w:lastColumn="0" w:oddVBand="0" w:evenVBand="0" w:oddHBand="1" w:evenHBand="0" w:firstRowFirstColumn="0" w:firstRowLastColumn="0" w:lastRowFirstColumn="0" w:lastRowLastColumn="0"/>
+              <w:cnfStyle w:val="000000100000"/>
             </w:pPr>
             <w:r>
               <w:t xml:space="preserve">Empleado </w:t>
@@ -10230,7 +9823,7 @@
           <w:p>
             <w:pPr>
               <w:pStyle w:val="Contenido"/>
-              <w:cnfStyle w:val="000000100000" w:firstRow="0" w:lastRow="0" w:firstColumn="0" w:lastColumn="0" w:oddVBand="0" w:evenVBand="0" w:oddHBand="1" w:evenHBand="0" w:firstRowFirstColumn="0" w:firstRowLastColumn="0" w:lastRowFirstColumn="0" w:lastRowLastColumn="0"/>
+              <w:cnfStyle w:val="000000100000"/>
             </w:pPr>
             <w:r>
               <w:t>Registrar ventas de cacao.</w:t>
@@ -10244,7 +9837,7 @@
           <w:p>
             <w:pPr>
               <w:pStyle w:val="Contenido"/>
-              <w:cnfStyle w:val="000000100000" w:firstRow="0" w:lastRow="0" w:firstColumn="0" w:lastColumn="0" w:oddVBand="0" w:evenVBand="0" w:oddHBand="1" w:evenHBand="0" w:firstRowFirstColumn="0" w:firstRowLastColumn="0" w:lastRowFirstColumn="0" w:lastRowLastColumn="0"/>
+              <w:cnfStyle w:val="000000100000"/>
             </w:pPr>
             <w:r>
               <w:t>Controlar ingresos y validar disponibilidad de stock</w:t>
@@ -10258,7 +9851,7 @@
           <w:p>
             <w:pPr>
               <w:pStyle w:val="Contenido"/>
-              <w:cnfStyle w:val="000000100000" w:firstRow="0" w:lastRow="0" w:firstColumn="0" w:lastColumn="0" w:oddVBand="0" w:evenVBand="0" w:oddHBand="1" w:evenHBand="0" w:firstRowFirstColumn="0" w:firstRowLastColumn="0" w:lastRowFirstColumn="0" w:lastRowLastColumn="0"/>
+              <w:cnfStyle w:val="000000100000"/>
             </w:pPr>
             <w:r>
               <w:t>Alta.</w:t>
@@ -10272,7 +9865,7 @@
           <w:p>
             <w:pPr>
               <w:pStyle w:val="Contenido"/>
-              <w:cnfStyle w:val="000000100000" w:firstRow="0" w:lastRow="0" w:firstColumn="0" w:lastColumn="0" w:oddVBand="0" w:evenVBand="0" w:oddHBand="1" w:evenHBand="0" w:firstRowFirstColumn="0" w:firstRowLastColumn="0" w:lastRowFirstColumn="0" w:lastRowLastColumn="0"/>
+              <w:cnfStyle w:val="000000100000"/>
             </w:pPr>
             <w:r>
               <w:t>2</w:t>
@@ -10286,7 +9879,7 @@
           <w:p>
             <w:pPr>
               <w:pStyle w:val="Contenido"/>
-              <w:cnfStyle w:val="000000100000" w:firstRow="0" w:lastRow="0" w:firstColumn="0" w:lastColumn="0" w:oddVBand="0" w:evenVBand="0" w:oddHBand="1" w:evenHBand="0" w:firstRowFirstColumn="0" w:firstRowLastColumn="0" w:lastRowFirstColumn="0" w:lastRowLastColumn="0"/>
+              <w:cnfStyle w:val="000000100000"/>
             </w:pPr>
             <w:r>
               <w:t>En desarrollo</w:t>
@@ -10297,7 +9890,7 @@
       <w:tr>
         <w:tc>
           <w:tcPr>
-            <w:cnfStyle w:val="001000000000" w:firstRow="0" w:lastRow="0" w:firstColumn="1" w:lastColumn="0" w:oddVBand="0" w:evenVBand="0" w:oddHBand="0" w:evenHBand="0" w:firstRowFirstColumn="0" w:firstRowLastColumn="0" w:lastRowFirstColumn="0" w:lastRowLastColumn="0"/>
+            <w:cnfStyle w:val="001000000000"/>
             <w:tcW w:w="606" w:type="dxa"/>
           </w:tcPr>
           <w:p>
@@ -10316,7 +9909,7 @@
           <w:p>
             <w:pPr>
               <w:pStyle w:val="Contenido"/>
-              <w:cnfStyle w:val="000000000000" w:firstRow="0" w:lastRow="0" w:firstColumn="0" w:lastColumn="0" w:oddVBand="0" w:evenVBand="0" w:oddHBand="0" w:evenHBand="0" w:firstRowFirstColumn="0" w:firstRowLastColumn="0" w:lastRowFirstColumn="0" w:lastRowLastColumn="0"/>
+              <w:cnfStyle w:val="000000000000"/>
             </w:pPr>
             <w:r>
               <w:t xml:space="preserve">Sistema </w:t>
@@ -10330,7 +9923,7 @@
           <w:p>
             <w:pPr>
               <w:pStyle w:val="Contenido"/>
-              <w:cnfStyle w:val="000000000000" w:firstRow="0" w:lastRow="0" w:firstColumn="0" w:lastColumn="0" w:oddVBand="0" w:evenVBand="0" w:oddHBand="0" w:evenHBand="0" w:firstRowFirstColumn="0" w:firstRowLastColumn="0" w:lastRowFirstColumn="0" w:lastRowLastColumn="0"/>
+              <w:cnfStyle w:val="000000000000"/>
             </w:pPr>
             <w:r>
               <w:t>Actualizar automáticamente el inventario.</w:t>
@@ -10344,7 +9937,7 @@
           <w:p>
             <w:pPr>
               <w:pStyle w:val="Contenido"/>
-              <w:cnfStyle w:val="000000000000" w:firstRow="0" w:lastRow="0" w:firstColumn="0" w:lastColumn="0" w:oddVBand="0" w:evenVBand="0" w:oddHBand="0" w:evenHBand="0" w:firstRowFirstColumn="0" w:firstRowLastColumn="0" w:lastRowFirstColumn="0" w:lastRowLastColumn="0"/>
+              <w:cnfStyle w:val="000000000000"/>
             </w:pPr>
             <w:r>
               <w:t>Mantener la consistencia y trazabilidad del stock</w:t>
@@ -10358,7 +9951,7 @@
           <w:p>
             <w:pPr>
               <w:pStyle w:val="Contenido"/>
-              <w:cnfStyle w:val="000000000000" w:firstRow="0" w:lastRow="0" w:firstColumn="0" w:lastColumn="0" w:oddVBand="0" w:evenVBand="0" w:oddHBand="0" w:evenHBand="0" w:firstRowFirstColumn="0" w:firstRowLastColumn="0" w:lastRowFirstColumn="0" w:lastRowLastColumn="0"/>
+              <w:cnfStyle w:val="000000000000"/>
             </w:pPr>
             <w:r>
               <w:t>Alta.</w:t>
@@ -10372,7 +9965,7 @@
           <w:p>
             <w:pPr>
               <w:pStyle w:val="Contenido"/>
-              <w:cnfStyle w:val="000000000000" w:firstRow="0" w:lastRow="0" w:firstColumn="0" w:lastColumn="0" w:oddVBand="0" w:evenVBand="0" w:oddHBand="0" w:evenHBand="0" w:firstRowFirstColumn="0" w:firstRowLastColumn="0" w:lastRowFirstColumn="0" w:lastRowLastColumn="0"/>
+              <w:cnfStyle w:val="000000000000"/>
             </w:pPr>
             <w:r>
               <w:t>2</w:t>
@@ -10386,7 +9979,7 @@
           <w:p>
             <w:pPr>
               <w:pStyle w:val="Contenido"/>
-              <w:cnfStyle w:val="000000000000" w:firstRow="0" w:lastRow="0" w:firstColumn="0" w:lastColumn="0" w:oddVBand="0" w:evenVBand="0" w:oddHBand="0" w:evenHBand="0" w:firstRowFirstColumn="0" w:firstRowLastColumn="0" w:lastRowFirstColumn="0" w:lastRowLastColumn="0"/>
+              <w:cnfStyle w:val="000000000000"/>
             </w:pPr>
             <w:r>
               <w:t>En desarrollo</w:t>
@@ -10396,11 +9989,11 @@
       </w:tr>
       <w:tr>
         <w:trPr>
-          <w:cnfStyle w:val="000000100000" w:firstRow="0" w:lastRow="0" w:firstColumn="0" w:lastColumn="0" w:oddVBand="0" w:evenVBand="0" w:oddHBand="1" w:evenHBand="0" w:firstRowFirstColumn="0" w:firstRowLastColumn="0" w:lastRowFirstColumn="0" w:lastRowLastColumn="0"/>
+          <w:cnfStyle w:val="000000100000"/>
         </w:trPr>
         <w:tc>
           <w:tcPr>
-            <w:cnfStyle w:val="001000000000" w:firstRow="0" w:lastRow="0" w:firstColumn="1" w:lastColumn="0" w:oddVBand="0" w:evenVBand="0" w:oddHBand="0" w:evenHBand="0" w:firstRowFirstColumn="0" w:firstRowLastColumn="0" w:lastRowFirstColumn="0" w:lastRowLastColumn="0"/>
+            <w:cnfStyle w:val="001000000000"/>
             <w:tcW w:w="606" w:type="dxa"/>
           </w:tcPr>
           <w:p>
@@ -10419,7 +10012,7 @@
           <w:p>
             <w:pPr>
               <w:pStyle w:val="Contenido"/>
-              <w:cnfStyle w:val="000000100000" w:firstRow="0" w:lastRow="0" w:firstColumn="0" w:lastColumn="0" w:oddVBand="0" w:evenVBand="0" w:oddHBand="1" w:evenHBand="0" w:firstRowFirstColumn="0" w:firstRowLastColumn="0" w:lastRowFirstColumn="0" w:lastRowLastColumn="0"/>
+              <w:cnfStyle w:val="000000100000"/>
             </w:pPr>
             <w:r>
               <w:t>Gerente</w:t>
@@ -10433,7 +10026,7 @@
           <w:p>
             <w:pPr>
               <w:pStyle w:val="Contenido"/>
-              <w:cnfStyle w:val="000000100000" w:firstRow="0" w:lastRow="0" w:firstColumn="0" w:lastColumn="0" w:oddVBand="0" w:evenVBand="0" w:oddHBand="1" w:evenHBand="0" w:firstRowFirstColumn="0" w:firstRowLastColumn="0" w:lastRowFirstColumn="0" w:lastRowLastColumn="0"/>
+              <w:cnfStyle w:val="000000100000"/>
             </w:pPr>
             <w:r>
               <w:t>Visualizar reportes del sistema</w:t>
@@ -10447,7 +10040,7 @@
           <w:p>
             <w:pPr>
               <w:pStyle w:val="Contenido"/>
-              <w:cnfStyle w:val="000000100000" w:firstRow="0" w:lastRow="0" w:firstColumn="0" w:lastColumn="0" w:oddVBand="0" w:evenVBand="0" w:oddHBand="1" w:evenHBand="0" w:firstRowFirstColumn="0" w:firstRowLastColumn="0" w:lastRowFirstColumn="0" w:lastRowLastColumn="0"/>
+              <w:cnfStyle w:val="000000100000"/>
             </w:pPr>
             <w:r>
               <w:t>Analizar información para la toma de decisiones</w:t>
@@ -10461,7 +10054,7 @@
           <w:p>
             <w:pPr>
               <w:pStyle w:val="Contenido"/>
-              <w:cnfStyle w:val="000000100000" w:firstRow="0" w:lastRow="0" w:firstColumn="0" w:lastColumn="0" w:oddVBand="0" w:evenVBand="0" w:oddHBand="1" w:evenHBand="0" w:firstRowFirstColumn="0" w:firstRowLastColumn="0" w:lastRowFirstColumn="0" w:lastRowLastColumn="0"/>
+              <w:cnfStyle w:val="000000100000"/>
             </w:pPr>
             <w:r>
               <w:t>Alta.</w:t>
@@ -10475,7 +10068,7 @@
           <w:p>
             <w:pPr>
               <w:pStyle w:val="Contenido"/>
-              <w:cnfStyle w:val="000000100000" w:firstRow="0" w:lastRow="0" w:firstColumn="0" w:lastColumn="0" w:oddVBand="0" w:evenVBand="0" w:oddHBand="1" w:evenHBand="0" w:firstRowFirstColumn="0" w:firstRowLastColumn="0" w:lastRowFirstColumn="0" w:lastRowLastColumn="0"/>
+              <w:cnfStyle w:val="000000100000"/>
             </w:pPr>
             <w:r>
               <w:t>3</w:t>
@@ -10489,7 +10082,7 @@
           <w:p>
             <w:pPr>
               <w:pStyle w:val="Contenido"/>
-              <w:cnfStyle w:val="000000100000" w:firstRow="0" w:lastRow="0" w:firstColumn="0" w:lastColumn="0" w:oddVBand="0" w:evenVBand="0" w:oddHBand="1" w:evenHBand="0" w:firstRowFirstColumn="0" w:firstRowLastColumn="0" w:lastRowFirstColumn="0" w:lastRowLastColumn="0"/>
+              <w:cnfStyle w:val="000000100000"/>
             </w:pPr>
             <w:r>
               <w:t>Para Ser Iniciada</w:t>
@@ -10534,8 +10127,8 @@
 </file>
 
 <file path=word/endnotes.xml><?xml version="1.0" encoding="utf-8"?>
-<w:endnotes xmlns:wpc="http://schemas.microsoft.com/office/word/2010/wordprocessingCanvas" xmlns:cx="http://schemas.microsoft.com/office/drawing/2014/chartex" xmlns:cx1="http://schemas.microsoft.com/office/drawing/2015/9/8/chartex" xmlns:cx2="http://schemas.microsoft.com/office/drawing/2015/10/21/chartex" xmlns:cx3="http://schemas.microsoft.com/office/drawing/2016/5/9/chartex" xmlns:cx4="http://schemas.microsoft.com/office/drawing/2016/5/10/chartex" xmlns:cx5="http://schemas.microsoft.com/office/drawing/2016/5/11/chartex" xmlns:cx6="http://schemas.microsoft.com/office/drawing/2016/5/12/chartex" xmlns:cx7="http://schemas.microsoft.com/office/drawing/2016/5/13/chartex" xmlns:cx8="http://schemas.microsoft.com/office/drawing/2016/5/14/chartex" xmlns:mc="http://schemas.openxmlformats.org/markup-compatibility/2006" xmlns:aink="http://schemas.microsoft.com/office/drawing/2016/ink" xmlns:am3d="http://schemas.microsoft.com/office/drawing/2017/model3d" xmlns:o="urn:schemas-microsoft-com:office:office" xmlns:r="http://schemas.openxmlformats.org/officeDocument/2006/relationships" xmlns:m="http://schemas.openxmlformats.org/officeDocument/2006/math" xmlns:v="urn:schemas-microsoft-com:vml" xmlns:wp14="http://schemas.microsoft.com/office/word/2010/wordprocessingDrawing" xmlns:wp="http://schemas.openxmlformats.org/drawingml/2006/wordprocessingDrawing" xmlns:w10="urn:schemas-microsoft-com:office:word" xmlns:w="http://schemas.openxmlformats.org/wordprocessingml/2006/main" xmlns:w14="http://schemas.microsoft.com/office/word/2010/wordml" xmlns:w15="http://schemas.microsoft.com/office/word/2012/wordml" xmlns:w16cid="http://schemas.microsoft.com/office/word/2016/wordml/cid" xmlns:w16se="http://schemas.microsoft.com/office/word/2015/wordml/symex" xmlns:wpg="http://schemas.microsoft.com/office/word/2010/wordprocessingGroup" xmlns:wpi="http://schemas.microsoft.com/office/word/2010/wordprocessingInk" xmlns:wne="http://schemas.microsoft.com/office/word/2006/wordml" xmlns:wps="http://schemas.microsoft.com/office/word/2010/wordprocessingShape" mc:Ignorable="w14 w15 w16se w16cid wp14">
-  <w:endnote w:type="separator" w:id="-1">
+<w:endnotes xmlns:ve="http://schemas.openxmlformats.org/markup-compatibility/2006" xmlns:o="urn:schemas-microsoft-com:office:office" xmlns:r="http://schemas.openxmlformats.org/officeDocument/2006/relationships" xmlns:m="http://schemas.openxmlformats.org/officeDocument/2006/math" xmlns:v="urn:schemas-microsoft-com:vml" xmlns:wp="http://schemas.openxmlformats.org/drawingml/2006/wordprocessingDrawing" xmlns:w10="urn:schemas-microsoft-com:office:word" xmlns:w="http://schemas.openxmlformats.org/wordprocessingml/2006/main" xmlns:wne="http://schemas.microsoft.com/office/word/2006/wordml">
+  <w:endnote w:type="separator" w:id="0">
     <w:p>
       <w:r>
         <w:separator/>
@@ -10543,7 +10136,7 @@
     </w:p>
     <w:p/>
   </w:endnote>
-  <w:endnote w:type="continuationSeparator" w:id="0">
+  <w:endnote w:type="continuationSeparator" w:id="1">
     <w:p>
       <w:r>
         <w:continuationSeparator/>
@@ -10555,7 +10148,7 @@
 </file>
 
 <file path=word/footer1.xml><?xml version="1.0" encoding="utf-8"?>
-<w:ftr xmlns:wpc="http://schemas.microsoft.com/office/word/2010/wordprocessingCanvas" xmlns:cx="http://schemas.microsoft.com/office/drawing/2014/chartex" xmlns:cx1="http://schemas.microsoft.com/office/drawing/2015/9/8/chartex" xmlns:cx2="http://schemas.microsoft.com/office/drawing/2015/10/21/chartex" xmlns:cx3="http://schemas.microsoft.com/office/drawing/2016/5/9/chartex" xmlns:cx4="http://schemas.microsoft.com/office/drawing/2016/5/10/chartex" xmlns:cx5="http://schemas.microsoft.com/office/drawing/2016/5/11/chartex" xmlns:cx6="http://schemas.microsoft.com/office/drawing/2016/5/12/chartex" xmlns:cx7="http://schemas.microsoft.com/office/drawing/2016/5/13/chartex" xmlns:cx8="http://schemas.microsoft.com/office/drawing/2016/5/14/chartex" xmlns:mc="http://schemas.openxmlformats.org/markup-compatibility/2006" xmlns:aink="http://schemas.microsoft.com/office/drawing/2016/ink" xmlns:am3d="http://schemas.microsoft.com/office/drawing/2017/model3d" xmlns:o="urn:schemas-microsoft-com:office:office" xmlns:r="http://schemas.openxmlformats.org/officeDocument/2006/relationships" xmlns:m="http://schemas.openxmlformats.org/officeDocument/2006/math" xmlns:v="urn:schemas-microsoft-com:vml" xmlns:wp14="http://schemas.microsoft.com/office/word/2010/wordprocessingDrawing" xmlns:wp="http://schemas.openxmlformats.org/drawingml/2006/wordprocessingDrawing" xmlns:w10="urn:schemas-microsoft-com:office:word" xmlns:w="http://schemas.openxmlformats.org/wordprocessingml/2006/main" xmlns:w14="http://schemas.microsoft.com/office/word/2010/wordml" xmlns:w15="http://schemas.microsoft.com/office/word/2012/wordml" xmlns:w16cid="http://schemas.microsoft.com/office/word/2016/wordml/cid" xmlns:w16se="http://schemas.microsoft.com/office/word/2015/wordml/symex" xmlns:wpg="http://schemas.microsoft.com/office/word/2010/wordprocessingGroup" xmlns:wpi="http://schemas.microsoft.com/office/word/2010/wordprocessingInk" xmlns:wne="http://schemas.microsoft.com/office/word/2006/wordml" xmlns:wps="http://schemas.microsoft.com/office/word/2010/wordprocessingShape" mc:Ignorable="w14 w15 w16se w16cid wp14">
+<w:ftr xmlns:ve="http://schemas.openxmlformats.org/markup-compatibility/2006" xmlns:o="urn:schemas-microsoft-com:office:office" xmlns:r="http://schemas.openxmlformats.org/officeDocument/2006/relationships" xmlns:m="http://schemas.openxmlformats.org/officeDocument/2006/math" xmlns:v="urn:schemas-microsoft-com:vml" xmlns:wp="http://schemas.openxmlformats.org/drawingml/2006/wordprocessingDrawing" xmlns:w10="urn:schemas-microsoft-com:office:word" xmlns:w="http://schemas.openxmlformats.org/wordprocessingml/2006/main" xmlns:wne="http://schemas.microsoft.com/office/word/2006/wordml">
   <w:sdt>
     <w:sdtPr>
       <w:rPr>
@@ -10602,7 +10195,7 @@
             <w:noProof/>
             <w:lang w:bidi="es-ES"/>
           </w:rPr>
-          <w:t>2</w:t>
+          <w:t>5</w:t>
         </w:r>
         <w:r>
           <w:rPr>
@@ -10626,7 +10219,7 @@
 </file>
 
 <file path=word/footer2.xml><?xml version="1.0" encoding="utf-8"?>
-<w:ftr xmlns:wpc="http://schemas.microsoft.com/office/word/2010/wordprocessingCanvas" xmlns:cx="http://schemas.microsoft.com/office/drawing/2014/chartex" xmlns:cx1="http://schemas.microsoft.com/office/drawing/2015/9/8/chartex" xmlns:cx2="http://schemas.microsoft.com/office/drawing/2015/10/21/chartex" xmlns:cx3="http://schemas.microsoft.com/office/drawing/2016/5/9/chartex" xmlns:cx4="http://schemas.microsoft.com/office/drawing/2016/5/10/chartex" xmlns:cx5="http://schemas.microsoft.com/office/drawing/2016/5/11/chartex" xmlns:cx6="http://schemas.microsoft.com/office/drawing/2016/5/12/chartex" xmlns:cx7="http://schemas.microsoft.com/office/drawing/2016/5/13/chartex" xmlns:cx8="http://schemas.microsoft.com/office/drawing/2016/5/14/chartex" xmlns:mc="http://schemas.openxmlformats.org/markup-compatibility/2006" xmlns:aink="http://schemas.microsoft.com/office/drawing/2016/ink" xmlns:am3d="http://schemas.microsoft.com/office/drawing/2017/model3d" xmlns:o="urn:schemas-microsoft-com:office:office" xmlns:r="http://schemas.openxmlformats.org/officeDocument/2006/relationships" xmlns:m="http://schemas.openxmlformats.org/officeDocument/2006/math" xmlns:v="urn:schemas-microsoft-com:vml" xmlns:wp14="http://schemas.microsoft.com/office/word/2010/wordprocessingDrawing" xmlns:wp="http://schemas.openxmlformats.org/drawingml/2006/wordprocessingDrawing" xmlns:w10="urn:schemas-microsoft-com:office:word" xmlns:w="http://schemas.openxmlformats.org/wordprocessingml/2006/main" xmlns:w14="http://schemas.microsoft.com/office/word/2010/wordml" xmlns:w15="http://schemas.microsoft.com/office/word/2012/wordml" xmlns:w16cid="http://schemas.microsoft.com/office/word/2016/wordml/cid" xmlns:w16se="http://schemas.microsoft.com/office/word/2015/wordml/symex" xmlns:wpg="http://schemas.microsoft.com/office/word/2010/wordprocessingGroup" xmlns:wpi="http://schemas.microsoft.com/office/word/2010/wordprocessingInk" xmlns:wne="http://schemas.microsoft.com/office/word/2006/wordml" xmlns:wps="http://schemas.microsoft.com/office/word/2010/wordprocessingShape" mc:Ignorable="w14 w15 w16se w16cid wp14">
+<w:ftr xmlns:ve="http://schemas.openxmlformats.org/markup-compatibility/2006" xmlns:o="urn:schemas-microsoft-com:office:office" xmlns:r="http://schemas.openxmlformats.org/officeDocument/2006/relationships" xmlns:m="http://schemas.openxmlformats.org/officeDocument/2006/math" xmlns:v="urn:schemas-microsoft-com:vml" xmlns:wp="http://schemas.openxmlformats.org/drawingml/2006/wordprocessingDrawing" xmlns:w10="urn:schemas-microsoft-com:office:word" xmlns:w="http://schemas.openxmlformats.org/wordprocessingml/2006/main" xmlns:wne="http://schemas.microsoft.com/office/word/2006/wordml">
   <w:sdt>
     <w:sdtPr>
       <w:rPr>
@@ -10673,7 +10266,7 @@
             <w:noProof/>
             <w:lang w:bidi="es-ES"/>
           </w:rPr>
-          <w:t>2</w:t>
+          <w:t>1</w:t>
         </w:r>
         <w:r>
           <w:rPr>
@@ -10697,8 +10290,8 @@
 </file>
 
 <file path=word/footnotes.xml><?xml version="1.0" encoding="utf-8"?>
-<w:footnotes xmlns:wpc="http://schemas.microsoft.com/office/word/2010/wordprocessingCanvas" xmlns:cx="http://schemas.microsoft.com/office/drawing/2014/chartex" xmlns:cx1="http://schemas.microsoft.com/office/drawing/2015/9/8/chartex" xmlns:cx2="http://schemas.microsoft.com/office/drawing/2015/10/21/chartex" xmlns:cx3="http://schemas.microsoft.com/office/drawing/2016/5/9/chartex" xmlns:cx4="http://schemas.microsoft.com/office/drawing/2016/5/10/chartex" xmlns:cx5="http://schemas.microsoft.com/office/drawing/2016/5/11/chartex" xmlns:cx6="http://schemas.microsoft.com/office/drawing/2016/5/12/chartex" xmlns:cx7="http://schemas.microsoft.com/office/drawing/2016/5/13/chartex" xmlns:cx8="http://schemas.microsoft.com/office/drawing/2016/5/14/chartex" xmlns:mc="http://schemas.openxmlformats.org/markup-compatibility/2006" xmlns:aink="http://schemas.microsoft.com/office/drawing/2016/ink" xmlns:am3d="http://schemas.microsoft.com/office/drawing/2017/model3d" xmlns:o="urn:schemas-microsoft-com:office:office" xmlns:r="http://schemas.openxmlformats.org/officeDocument/2006/relationships" xmlns:m="http://schemas.openxmlformats.org/officeDocument/2006/math" xmlns:v="urn:schemas-microsoft-com:vml" xmlns:wp14="http://schemas.microsoft.com/office/word/2010/wordprocessingDrawing" xmlns:wp="http://schemas.openxmlformats.org/drawingml/2006/wordprocessingDrawing" xmlns:w10="urn:schemas-microsoft-com:office:word" xmlns:w="http://schemas.openxmlformats.org/wordprocessingml/2006/main" xmlns:w14="http://schemas.microsoft.com/office/word/2010/wordml" xmlns:w15="http://schemas.microsoft.com/office/word/2012/wordml" xmlns:w16cid="http://schemas.microsoft.com/office/word/2016/wordml/cid" xmlns:w16se="http://schemas.microsoft.com/office/word/2015/wordml/symex" xmlns:wpg="http://schemas.microsoft.com/office/word/2010/wordprocessingGroup" xmlns:wpi="http://schemas.microsoft.com/office/word/2010/wordprocessingInk" xmlns:wne="http://schemas.microsoft.com/office/word/2006/wordml" xmlns:wps="http://schemas.microsoft.com/office/word/2010/wordprocessingShape" mc:Ignorable="w14 w15 w16se w16cid wp14">
-  <w:footnote w:type="separator" w:id="-1">
+<w:footnotes xmlns:ve="http://schemas.openxmlformats.org/markup-compatibility/2006" xmlns:o="urn:schemas-microsoft-com:office:office" xmlns:r="http://schemas.openxmlformats.org/officeDocument/2006/relationships" xmlns:m="http://schemas.openxmlformats.org/officeDocument/2006/math" xmlns:v="urn:schemas-microsoft-com:vml" xmlns:wp="http://schemas.openxmlformats.org/drawingml/2006/wordprocessingDrawing" xmlns:w10="urn:schemas-microsoft-com:office:word" xmlns:w="http://schemas.openxmlformats.org/wordprocessingml/2006/main" xmlns:wne="http://schemas.microsoft.com/office/word/2006/wordml">
+  <w:footnote w:type="separator" w:id="0">
     <w:p>
       <w:r>
         <w:separator/>
@@ -10706,7 +10299,7 @@
     </w:p>
     <w:p/>
   </w:footnote>
-  <w:footnote w:type="continuationSeparator" w:id="0">
+  <w:footnote w:type="continuationSeparator" w:id="1">
     <w:p>
       <w:r>
         <w:continuationSeparator/>
@@ -10718,7 +10311,7 @@
 </file>
 
 <file path=word/header1.xml><?xml version="1.0" encoding="utf-8"?>
-<w:hdr xmlns:wpc="http://schemas.microsoft.com/office/word/2010/wordprocessingCanvas" xmlns:cx="http://schemas.microsoft.com/office/drawing/2014/chartex" xmlns:cx1="http://schemas.microsoft.com/office/drawing/2015/9/8/chartex" xmlns:cx2="http://schemas.microsoft.com/office/drawing/2015/10/21/chartex" xmlns:cx3="http://schemas.microsoft.com/office/drawing/2016/5/9/chartex" xmlns:cx4="http://schemas.microsoft.com/office/drawing/2016/5/10/chartex" xmlns:cx5="http://schemas.microsoft.com/office/drawing/2016/5/11/chartex" xmlns:cx6="http://schemas.microsoft.com/office/drawing/2016/5/12/chartex" xmlns:cx7="http://schemas.microsoft.com/office/drawing/2016/5/13/chartex" xmlns:cx8="http://schemas.microsoft.com/office/drawing/2016/5/14/chartex" xmlns:mc="http://schemas.openxmlformats.org/markup-compatibility/2006" xmlns:aink="http://schemas.microsoft.com/office/drawing/2016/ink" xmlns:am3d="http://schemas.microsoft.com/office/drawing/2017/model3d" xmlns:o="urn:schemas-microsoft-com:office:office" xmlns:r="http://schemas.openxmlformats.org/officeDocument/2006/relationships" xmlns:m="http://schemas.openxmlformats.org/officeDocument/2006/math" xmlns:v="urn:schemas-microsoft-com:vml" xmlns:wp14="http://schemas.microsoft.com/office/word/2010/wordprocessingDrawing" xmlns:wp="http://schemas.openxmlformats.org/drawingml/2006/wordprocessingDrawing" xmlns:w10="urn:schemas-microsoft-com:office:word" xmlns:w="http://schemas.openxmlformats.org/wordprocessingml/2006/main" xmlns:w14="http://schemas.microsoft.com/office/word/2010/wordml" xmlns:w15="http://schemas.microsoft.com/office/word/2012/wordml" xmlns:w16cid="http://schemas.microsoft.com/office/word/2016/wordml/cid" xmlns:w16se="http://schemas.microsoft.com/office/word/2015/wordml/symex" xmlns:wpg="http://schemas.microsoft.com/office/word/2010/wordprocessingGroup" xmlns:wpi="http://schemas.microsoft.com/office/word/2010/wordprocessingInk" xmlns:wne="http://schemas.microsoft.com/office/word/2006/wordml" xmlns:wps="http://schemas.microsoft.com/office/word/2010/wordprocessingShape" mc:Ignorable="w14 w15 w16se w16cid wp14">
+<w:hdr xmlns:ve="http://schemas.openxmlformats.org/markup-compatibility/2006" xmlns:o="urn:schemas-microsoft-com:office:office" xmlns:r="http://schemas.openxmlformats.org/officeDocument/2006/relationships" xmlns:m="http://schemas.openxmlformats.org/officeDocument/2006/math" xmlns:v="urn:schemas-microsoft-com:vml" xmlns:wp="http://schemas.openxmlformats.org/drawingml/2006/wordprocessingDrawing" xmlns:w10="urn:schemas-microsoft-com:office:word" xmlns:w="http://schemas.openxmlformats.org/wordprocessingml/2006/main" xmlns:wne="http://schemas.microsoft.com/office/word/2006/wordml">
   <w:tbl>
     <w:tblPr>
       <w:tblW w:w="10035" w:type="dxa"/>
@@ -10730,7 +10323,7 @@
         <w:insideH w:val="single" w:sz="36" w:space="0" w:color="082A75" w:themeColor="text2"/>
         <w:insideV w:val="single" w:sz="36" w:space="0" w:color="082A75" w:themeColor="text2"/>
       </w:tblBorders>
-      <w:tblLook w:val="0000" w:firstRow="0" w:lastRow="0" w:firstColumn="0" w:lastColumn="0" w:noHBand="0" w:noVBand="0"/>
+      <w:tblLook w:val="0000"/>
     </w:tblPr>
     <w:tblGrid>
       <w:gridCol w:w="10035"/>
@@ -10772,7 +10365,7 @@
 </file>
 
 <file path=word/header2.xml><?xml version="1.0" encoding="utf-8"?>
-<w:hdr xmlns:wpc="http://schemas.microsoft.com/office/word/2010/wordprocessingCanvas" xmlns:cx="http://schemas.microsoft.com/office/drawing/2014/chartex" xmlns:cx1="http://schemas.microsoft.com/office/drawing/2015/9/8/chartex" xmlns:cx2="http://schemas.microsoft.com/office/drawing/2015/10/21/chartex" xmlns:cx3="http://schemas.microsoft.com/office/drawing/2016/5/9/chartex" xmlns:cx4="http://schemas.microsoft.com/office/drawing/2016/5/10/chartex" xmlns:cx5="http://schemas.microsoft.com/office/drawing/2016/5/11/chartex" xmlns:cx6="http://schemas.microsoft.com/office/drawing/2016/5/12/chartex" xmlns:cx7="http://schemas.microsoft.com/office/drawing/2016/5/13/chartex" xmlns:cx8="http://schemas.microsoft.com/office/drawing/2016/5/14/chartex" xmlns:mc="http://schemas.openxmlformats.org/markup-compatibility/2006" xmlns:aink="http://schemas.microsoft.com/office/drawing/2016/ink" xmlns:am3d="http://schemas.microsoft.com/office/drawing/2017/model3d" xmlns:o="urn:schemas-microsoft-com:office:office" xmlns:r="http://schemas.openxmlformats.org/officeDocument/2006/relationships" xmlns:m="http://schemas.openxmlformats.org/officeDocument/2006/math" xmlns:v="urn:schemas-microsoft-com:vml" xmlns:wp14="http://schemas.microsoft.com/office/word/2010/wordprocessingDrawing" xmlns:wp="http://schemas.openxmlformats.org/drawingml/2006/wordprocessingDrawing" xmlns:w10="urn:schemas-microsoft-com:office:word" xmlns:w="http://schemas.openxmlformats.org/wordprocessingml/2006/main" xmlns:w14="http://schemas.microsoft.com/office/word/2010/wordml" xmlns:w15="http://schemas.microsoft.com/office/word/2012/wordml" xmlns:w16cid="http://schemas.microsoft.com/office/word/2016/wordml/cid" xmlns:w16se="http://schemas.microsoft.com/office/word/2015/wordml/symex" xmlns:wpg="http://schemas.microsoft.com/office/word/2010/wordprocessingGroup" xmlns:wpi="http://schemas.microsoft.com/office/word/2010/wordprocessingInk" xmlns:wne="http://schemas.microsoft.com/office/word/2006/wordml" xmlns:wps="http://schemas.microsoft.com/office/word/2010/wordprocessingShape" mc:Ignorable="w14 w15 w16se w16cid wp14">
+<w:hdr xmlns:ve="http://schemas.openxmlformats.org/markup-compatibility/2006" xmlns:o="urn:schemas-microsoft-com:office:office" xmlns:r="http://schemas.openxmlformats.org/officeDocument/2006/relationships" xmlns:m="http://schemas.openxmlformats.org/officeDocument/2006/math" xmlns:v="urn:schemas-microsoft-com:vml" xmlns:wp="http://schemas.openxmlformats.org/drawingml/2006/wordprocessingDrawing" xmlns:w10="urn:schemas-microsoft-com:office:word" xmlns:w="http://schemas.openxmlformats.org/wordprocessingml/2006/main" xmlns:wne="http://schemas.microsoft.com/office/word/2006/wordml">
   <w:tbl>
     <w:tblPr>
       <w:tblW w:w="10035" w:type="dxa"/>
@@ -10784,7 +10377,7 @@
         <w:insideH w:val="single" w:sz="36" w:space="0" w:color="082A75" w:themeColor="text2"/>
         <w:insideV w:val="single" w:sz="36" w:space="0" w:color="082A75" w:themeColor="text2"/>
       </w:tblBorders>
-      <w:tblLook w:val="0000" w:firstRow="0" w:lastRow="0" w:firstColumn="0" w:lastColumn="0" w:noHBand="0" w:noVBand="0"/>
+      <w:tblLook w:val="0000"/>
     </w:tblPr>
     <w:tblGrid>
       <w:gridCol w:w="10035"/>
@@ -10826,8 +10419,8 @@
 </file>
 
 <file path=word/numbering.xml><?xml version="1.0" encoding="utf-8"?>
-<w:numbering xmlns:wpc="http://schemas.microsoft.com/office/word/2010/wordprocessingCanvas" xmlns:cx="http://schemas.microsoft.com/office/drawing/2014/chartex" xmlns:cx1="http://schemas.microsoft.com/office/drawing/2015/9/8/chartex" xmlns:cx2="http://schemas.microsoft.com/office/drawing/2015/10/21/chartex" xmlns:cx3="http://schemas.microsoft.com/office/drawing/2016/5/9/chartex" xmlns:cx4="http://schemas.microsoft.com/office/drawing/2016/5/10/chartex" xmlns:cx5="http://schemas.microsoft.com/office/drawing/2016/5/11/chartex" xmlns:cx6="http://schemas.microsoft.com/office/drawing/2016/5/12/chartex" xmlns:cx7="http://schemas.microsoft.com/office/drawing/2016/5/13/chartex" xmlns:cx8="http://schemas.microsoft.com/office/drawing/2016/5/14/chartex" xmlns:mc="http://schemas.openxmlformats.org/markup-compatibility/2006" xmlns:aink="http://schemas.microsoft.com/office/drawing/2016/ink" xmlns:am3d="http://schemas.microsoft.com/office/drawing/2017/model3d" xmlns:o="urn:schemas-microsoft-com:office:office" xmlns:r="http://schemas.openxmlformats.org/officeDocument/2006/relationships" xmlns:m="http://schemas.openxmlformats.org/officeDocument/2006/math" xmlns:v="urn:schemas-microsoft-com:vml" xmlns:wp14="http://schemas.microsoft.com/office/word/2010/wordprocessingDrawing" xmlns:wp="http://schemas.openxmlformats.org/drawingml/2006/wordprocessingDrawing" xmlns:w10="urn:schemas-microsoft-com:office:word" xmlns:w="http://schemas.openxmlformats.org/wordprocessingml/2006/main" xmlns:w14="http://schemas.microsoft.com/office/word/2010/wordml" xmlns:w15="http://schemas.microsoft.com/office/word/2012/wordml" xmlns:w16cid="http://schemas.microsoft.com/office/word/2016/wordml/cid" xmlns:w16se="http://schemas.microsoft.com/office/word/2015/wordml/symex" xmlns:wpg="http://schemas.microsoft.com/office/word/2010/wordprocessingGroup" xmlns:wpi="http://schemas.microsoft.com/office/word/2010/wordprocessingInk" xmlns:wne="http://schemas.microsoft.com/office/word/2006/wordml" xmlns:wps="http://schemas.microsoft.com/office/word/2010/wordprocessingShape" mc:Ignorable="w14 w15 w16se w16cid wp14">
-  <w:abstractNum w:abstractNumId="0" w15:restartNumberingAfterBreak="0">
+<w:numbering xmlns:ve="http://schemas.openxmlformats.org/markup-compatibility/2006" xmlns:o="urn:schemas-microsoft-com:office:office" xmlns:r="http://schemas.openxmlformats.org/officeDocument/2006/relationships" xmlns:m="http://schemas.openxmlformats.org/officeDocument/2006/math" xmlns:v="urn:schemas-microsoft-com:vml" xmlns:wp="http://schemas.openxmlformats.org/drawingml/2006/wordprocessingDrawing" xmlns:w10="urn:schemas-microsoft-com:office:word" xmlns:w="http://schemas.openxmlformats.org/wordprocessingml/2006/main" xmlns:wne="http://schemas.microsoft.com/office/word/2006/wordml">
+  <w:abstractNum w:abstractNumId="0">
     <w:nsid w:val="09152359"/>
     <w:multiLevelType w:val="hybridMultilevel"/>
     <w:tmpl w:val="B1467DC2"/>
@@ -10939,7 +10532,7 @@
       </w:rPr>
     </w:lvl>
   </w:abstractNum>
-  <w:abstractNum w:abstractNumId="1" w15:restartNumberingAfterBreak="0">
+  <w:abstractNum w:abstractNumId="1">
     <w:nsid w:val="0BC703ED"/>
     <w:multiLevelType w:val="hybridMultilevel"/>
     <w:tmpl w:val="BAA6FFF8"/>
@@ -11051,7 +10644,7 @@
       </w:rPr>
     </w:lvl>
   </w:abstractNum>
-  <w:abstractNum w:abstractNumId="2" w15:restartNumberingAfterBreak="0">
+  <w:abstractNum w:abstractNumId="2">
     <w:nsid w:val="0F0C7A47"/>
     <w:multiLevelType w:val="hybridMultilevel"/>
     <w:tmpl w:val="A8F08D8C"/>
@@ -11163,7 +10756,7 @@
       </w:rPr>
     </w:lvl>
   </w:abstractNum>
-  <w:abstractNum w:abstractNumId="3" w15:restartNumberingAfterBreak="0">
+  <w:abstractNum w:abstractNumId="3">
     <w:nsid w:val="0F2C2FBE"/>
     <w:multiLevelType w:val="hybridMultilevel"/>
     <w:tmpl w:val="8E2466E0"/>
@@ -11276,7 +10869,7 @@
       </w:rPr>
     </w:lvl>
   </w:abstractNum>
-  <w:abstractNum w:abstractNumId="4" w15:restartNumberingAfterBreak="0">
+  <w:abstractNum w:abstractNumId="4">
     <w:nsid w:val="14536137"/>
     <w:multiLevelType w:val="hybridMultilevel"/>
     <w:tmpl w:val="82C076EE"/>
@@ -11388,7 +10981,7 @@
       </w:rPr>
     </w:lvl>
   </w:abstractNum>
-  <w:abstractNum w:abstractNumId="5" w15:restartNumberingAfterBreak="0">
+  <w:abstractNum w:abstractNumId="5">
     <w:nsid w:val="20645EE5"/>
     <w:multiLevelType w:val="hybridMultilevel"/>
     <w:tmpl w:val="73F6465A"/>
@@ -11500,7 +11093,7 @@
       </w:rPr>
     </w:lvl>
   </w:abstractNum>
-  <w:abstractNum w:abstractNumId="6" w15:restartNumberingAfterBreak="0">
+  <w:abstractNum w:abstractNumId="6">
     <w:nsid w:val="30A9053F"/>
     <w:multiLevelType w:val="hybridMultilevel"/>
     <w:tmpl w:val="F21A982E"/>
@@ -11613,7 +11206,7 @@
       </w:rPr>
     </w:lvl>
   </w:abstractNum>
-  <w:abstractNum w:abstractNumId="7" w15:restartNumberingAfterBreak="0">
+  <w:abstractNum w:abstractNumId="7">
     <w:nsid w:val="34E02FE9"/>
     <w:multiLevelType w:val="hybridMultilevel"/>
     <w:tmpl w:val="9042D038"/>
@@ -11726,7 +11319,7 @@
       </w:rPr>
     </w:lvl>
   </w:abstractNum>
-  <w:abstractNum w:abstractNumId="8" w15:restartNumberingAfterBreak="0">
+  <w:abstractNum w:abstractNumId="8">
     <w:nsid w:val="34F278CF"/>
     <w:multiLevelType w:val="hybridMultilevel"/>
     <w:tmpl w:val="EC703D9C"/>
@@ -11839,7 +11432,7 @@
       </w:rPr>
     </w:lvl>
   </w:abstractNum>
-  <w:abstractNum w:abstractNumId="9" w15:restartNumberingAfterBreak="0">
+  <w:abstractNum w:abstractNumId="9">
     <w:nsid w:val="36482B59"/>
     <w:multiLevelType w:val="hybridMultilevel"/>
     <w:tmpl w:val="4B5437EC"/>
@@ -11952,7 +11545,7 @@
       </w:rPr>
     </w:lvl>
   </w:abstractNum>
-  <w:abstractNum w:abstractNumId="10" w15:restartNumberingAfterBreak="0">
+  <w:abstractNum w:abstractNumId="10">
     <w:nsid w:val="36755394"/>
     <w:multiLevelType w:val="hybridMultilevel"/>
     <w:tmpl w:val="726C3B14"/>
@@ -12065,7 +11658,7 @@
       </w:rPr>
     </w:lvl>
   </w:abstractNum>
-  <w:abstractNum w:abstractNumId="11" w15:restartNumberingAfterBreak="0">
+  <w:abstractNum w:abstractNumId="11">
     <w:nsid w:val="39577FDF"/>
     <w:multiLevelType w:val="hybridMultilevel"/>
     <w:tmpl w:val="D638AD24"/>
@@ -12178,7 +11771,7 @@
       </w:rPr>
     </w:lvl>
   </w:abstractNum>
-  <w:abstractNum w:abstractNumId="12" w15:restartNumberingAfterBreak="0">
+  <w:abstractNum w:abstractNumId="12">
     <w:nsid w:val="42212BEF"/>
     <w:multiLevelType w:val="hybridMultilevel"/>
     <w:tmpl w:val="613A8526"/>
@@ -12291,7 +11884,7 @@
       </w:rPr>
     </w:lvl>
   </w:abstractNum>
-  <w:abstractNum w:abstractNumId="13" w15:restartNumberingAfterBreak="0">
+  <w:abstractNum w:abstractNumId="13">
     <w:nsid w:val="46520865"/>
     <w:multiLevelType w:val="hybridMultilevel"/>
     <w:tmpl w:val="67301346"/>
@@ -12404,7 +11997,7 @@
       </w:rPr>
     </w:lvl>
   </w:abstractNum>
-  <w:abstractNum w:abstractNumId="14" w15:restartNumberingAfterBreak="0">
+  <w:abstractNum w:abstractNumId="14">
     <w:nsid w:val="479035C8"/>
     <w:multiLevelType w:val="hybridMultilevel"/>
     <w:tmpl w:val="09185B3E"/>
@@ -12516,7 +12109,7 @@
       </w:rPr>
     </w:lvl>
   </w:abstractNum>
-  <w:abstractNum w:abstractNumId="15" w15:restartNumberingAfterBreak="0">
+  <w:abstractNum w:abstractNumId="15">
     <w:nsid w:val="4831487B"/>
     <w:multiLevelType w:val="hybridMultilevel"/>
     <w:tmpl w:val="AB2A0212"/>
@@ -12629,7 +12222,7 @@
       </w:rPr>
     </w:lvl>
   </w:abstractNum>
-  <w:abstractNum w:abstractNumId="16" w15:restartNumberingAfterBreak="0">
+  <w:abstractNum w:abstractNumId="16">
     <w:nsid w:val="49034592"/>
     <w:multiLevelType w:val="hybridMultilevel"/>
     <w:tmpl w:val="6BF85FAC"/>
@@ -12742,7 +12335,7 @@
       </w:rPr>
     </w:lvl>
   </w:abstractNum>
-  <w:abstractNum w:abstractNumId="17" w15:restartNumberingAfterBreak="0">
+  <w:abstractNum w:abstractNumId="17">
     <w:nsid w:val="49C41A83"/>
     <w:multiLevelType w:val="hybridMultilevel"/>
     <w:tmpl w:val="911E8E38"/>
@@ -12855,7 +12448,7 @@
       </w:rPr>
     </w:lvl>
   </w:abstractNum>
-  <w:abstractNum w:abstractNumId="18" w15:restartNumberingAfterBreak="0">
+  <w:abstractNum w:abstractNumId="18">
     <w:nsid w:val="4D6C00C1"/>
     <w:multiLevelType w:val="multilevel"/>
     <w:tmpl w:val="224E4C08"/>
@@ -13004,7 +12597,7 @@
       </w:rPr>
     </w:lvl>
   </w:abstractNum>
-  <w:abstractNum w:abstractNumId="19" w15:restartNumberingAfterBreak="0">
+  <w:abstractNum w:abstractNumId="19">
     <w:nsid w:val="507F5E30"/>
     <w:multiLevelType w:val="hybridMultilevel"/>
     <w:tmpl w:val="4EA8DDE2"/>
@@ -13117,7 +12710,7 @@
       </w:rPr>
     </w:lvl>
   </w:abstractNum>
-  <w:abstractNum w:abstractNumId="20" w15:restartNumberingAfterBreak="0">
+  <w:abstractNum w:abstractNumId="20">
     <w:nsid w:val="51237879"/>
     <w:multiLevelType w:val="hybridMultilevel"/>
     <w:tmpl w:val="3B00F736"/>
@@ -13230,7 +12823,7 @@
       </w:rPr>
     </w:lvl>
   </w:abstractNum>
-  <w:abstractNum w:abstractNumId="21" w15:restartNumberingAfterBreak="0">
+  <w:abstractNum w:abstractNumId="21">
     <w:nsid w:val="514A477D"/>
     <w:multiLevelType w:val="multilevel"/>
     <w:tmpl w:val="6F50A922"/>
@@ -13347,7 +12940,7 @@
       </w:pPr>
     </w:lvl>
   </w:abstractNum>
-  <w:abstractNum w:abstractNumId="22" w15:restartNumberingAfterBreak="0">
+  <w:abstractNum w:abstractNumId="22">
     <w:nsid w:val="54B315DE"/>
     <w:multiLevelType w:val="hybridMultilevel"/>
     <w:tmpl w:val="490A5BE2"/>
@@ -13460,7 +13053,7 @@
       </w:rPr>
     </w:lvl>
   </w:abstractNum>
-  <w:abstractNum w:abstractNumId="23" w15:restartNumberingAfterBreak="0">
+  <w:abstractNum w:abstractNumId="23">
     <w:nsid w:val="5B3668F3"/>
     <w:multiLevelType w:val="multilevel"/>
     <w:tmpl w:val="1EEA5C90"/>
@@ -13609,7 +13202,7 @@
       </w:rPr>
     </w:lvl>
   </w:abstractNum>
-  <w:abstractNum w:abstractNumId="24" w15:restartNumberingAfterBreak="0">
+  <w:abstractNum w:abstractNumId="24">
     <w:nsid w:val="5E13566F"/>
     <w:multiLevelType w:val="hybridMultilevel"/>
     <w:tmpl w:val="390620CC"/>
@@ -13721,7 +13314,7 @@
       </w:rPr>
     </w:lvl>
   </w:abstractNum>
-  <w:abstractNum w:abstractNumId="25" w15:restartNumberingAfterBreak="0">
+  <w:abstractNum w:abstractNumId="25">
     <w:nsid w:val="5E790CCD"/>
     <w:multiLevelType w:val="hybridMultilevel"/>
     <w:tmpl w:val="AAC02FD8"/>
@@ -13834,7 +13427,7 @@
       </w:rPr>
     </w:lvl>
   </w:abstractNum>
-  <w:abstractNum w:abstractNumId="26" w15:restartNumberingAfterBreak="0">
+  <w:abstractNum w:abstractNumId="26">
     <w:nsid w:val="5E953526"/>
     <w:multiLevelType w:val="hybridMultilevel"/>
     <w:tmpl w:val="0994C07E"/>
@@ -13946,7 +13539,7 @@
       </w:rPr>
     </w:lvl>
   </w:abstractNum>
-  <w:abstractNum w:abstractNumId="27" w15:restartNumberingAfterBreak="0">
+  <w:abstractNum w:abstractNumId="27">
     <w:nsid w:val="5EDB2FC0"/>
     <w:multiLevelType w:val="hybridMultilevel"/>
     <w:tmpl w:val="44527ED6"/>
@@ -14059,7 +13652,7 @@
       </w:rPr>
     </w:lvl>
   </w:abstractNum>
-  <w:abstractNum w:abstractNumId="28" w15:restartNumberingAfterBreak="0">
+  <w:abstractNum w:abstractNumId="28">
     <w:nsid w:val="655C4B5E"/>
     <w:multiLevelType w:val="hybridMultilevel"/>
     <w:tmpl w:val="4C109874"/>
@@ -14172,7 +13765,7 @@
       </w:rPr>
     </w:lvl>
   </w:abstractNum>
-  <w:abstractNum w:abstractNumId="29" w15:restartNumberingAfterBreak="0">
+  <w:abstractNum w:abstractNumId="29">
     <w:nsid w:val="660475A0"/>
     <w:multiLevelType w:val="hybridMultilevel"/>
     <w:tmpl w:val="84D8E084"/>
@@ -14285,7 +13878,7 @@
       </w:rPr>
     </w:lvl>
   </w:abstractNum>
-  <w:abstractNum w:abstractNumId="30" w15:restartNumberingAfterBreak="0">
+  <w:abstractNum w:abstractNumId="30">
     <w:nsid w:val="66995AC7"/>
     <w:multiLevelType w:val="hybridMultilevel"/>
     <w:tmpl w:val="9AE60CFE"/>
@@ -14398,7 +13991,7 @@
       </w:rPr>
     </w:lvl>
   </w:abstractNum>
-  <w:abstractNum w:abstractNumId="31" w15:restartNumberingAfterBreak="0">
+  <w:abstractNum w:abstractNumId="31">
     <w:nsid w:val="6C9020D6"/>
     <w:multiLevelType w:val="hybridMultilevel"/>
     <w:tmpl w:val="BCB62236"/>
@@ -14510,7 +14103,7 @@
       </w:rPr>
     </w:lvl>
   </w:abstractNum>
-  <w:abstractNum w:abstractNumId="32" w15:restartNumberingAfterBreak="0">
+  <w:abstractNum w:abstractNumId="32">
     <w:nsid w:val="72310116"/>
     <w:multiLevelType w:val="hybridMultilevel"/>
     <w:tmpl w:val="A664D4B8"/>
@@ -14726,7 +14319,7 @@
 </file>
 
 <file path=word/styles.xml><?xml version="1.0" encoding="utf-8"?>
-<w:styles xmlns:mc="http://schemas.openxmlformats.org/markup-compatibility/2006" xmlns:r="http://schemas.openxmlformats.org/officeDocument/2006/relationships" xmlns:w="http://schemas.openxmlformats.org/wordprocessingml/2006/main" xmlns:w14="http://schemas.microsoft.com/office/word/2010/wordml" xmlns:w15="http://schemas.microsoft.com/office/word/2012/wordml" xmlns:w16cid="http://schemas.microsoft.com/office/word/2016/wordml/cid" xmlns:w16se="http://schemas.microsoft.com/office/word/2015/wordml/symex" mc:Ignorable="w14 w15 w16se w16cid">
+<w:styles xmlns:r="http://schemas.openxmlformats.org/officeDocument/2006/relationships" xmlns:w="http://schemas.openxmlformats.org/wordprocessingml/2006/main">
   <w:docDefaults>
     <w:rPrDefault>
       <w:rPr>
@@ -14742,382 +14335,132 @@
       </w:pPr>
     </w:pPrDefault>
   </w:docDefaults>
-  <w:latentStyles w:defLockedState="0" w:defUIPriority="99" w:defSemiHidden="0" w:defUnhideWhenUsed="0" w:defQFormat="0" w:count="375">
-    <w:lsdException w:name="Normal" w:uiPriority="0" w:qFormat="1"/>
-    <w:lsdException w:name="heading 1" w:uiPriority="7" w:qFormat="1"/>
-    <w:lsdException w:name="heading 2" w:uiPriority="4" w:qFormat="1"/>
-    <w:lsdException w:name="heading 3" w:semiHidden="1" w:uiPriority="5" w:unhideWhenUsed="1" w:qFormat="1"/>
-    <w:lsdException w:name="heading 4" w:semiHidden="1" w:uiPriority="1" w:unhideWhenUsed="1" w:qFormat="1"/>
-    <w:lsdException w:name="heading 5" w:semiHidden="1" w:uiPriority="1" w:unhideWhenUsed="1" w:qFormat="1"/>
-    <w:lsdException w:name="heading 6" w:semiHidden="1" w:uiPriority="1" w:unhideWhenUsed="1" w:qFormat="1"/>
-    <w:lsdException w:name="heading 7" w:semiHidden="1" w:uiPriority="1" w:unhideWhenUsed="1" w:qFormat="1"/>
-    <w:lsdException w:name="heading 8" w:semiHidden="1" w:uiPriority="1" w:unhideWhenUsed="1" w:qFormat="1"/>
-    <w:lsdException w:name="heading 9" w:semiHidden="1" w:uiPriority="1" w:unhideWhenUsed="1" w:qFormat="1"/>
-    <w:lsdException w:name="index 1" w:semiHidden="1" w:unhideWhenUsed="1"/>
-    <w:lsdException w:name="index 2" w:semiHidden="1" w:unhideWhenUsed="1"/>
-    <w:lsdException w:name="index 3" w:semiHidden="1" w:unhideWhenUsed="1"/>
-    <w:lsdException w:name="index 4" w:semiHidden="1" w:unhideWhenUsed="1"/>
-    <w:lsdException w:name="index 5" w:semiHidden="1" w:unhideWhenUsed="1"/>
-    <w:lsdException w:name="index 6" w:semiHidden="1" w:unhideWhenUsed="1"/>
-    <w:lsdException w:name="index 7" w:semiHidden="1" w:unhideWhenUsed="1"/>
-    <w:lsdException w:name="index 8" w:semiHidden="1" w:unhideWhenUsed="1"/>
-    <w:lsdException w:name="index 9" w:semiHidden="1" w:unhideWhenUsed="1"/>
-    <w:lsdException w:name="toc 1" w:semiHidden="1" w:unhideWhenUsed="1"/>
-    <w:lsdException w:name="toc 2" w:semiHidden="1" w:unhideWhenUsed="1"/>
-    <w:lsdException w:name="toc 3" w:semiHidden="1" w:unhideWhenUsed="1"/>
-    <w:lsdException w:name="toc 4" w:semiHidden="1" w:unhideWhenUsed="1"/>
-    <w:lsdException w:name="toc 5" w:semiHidden="1" w:unhideWhenUsed="1"/>
-    <w:lsdException w:name="toc 6" w:semiHidden="1" w:unhideWhenUsed="1"/>
-    <w:lsdException w:name="toc 7" w:semiHidden="1" w:unhideWhenUsed="1"/>
-    <w:lsdException w:name="toc 8" w:semiHidden="1" w:unhideWhenUsed="1"/>
-    <w:lsdException w:name="toc 9" w:semiHidden="1" w:unhideWhenUsed="1"/>
-    <w:lsdException w:name="Normal Indent" w:semiHidden="1" w:unhideWhenUsed="1"/>
-    <w:lsdException w:name="footnote text" w:semiHidden="1" w:unhideWhenUsed="1"/>
-    <w:lsdException w:name="annotation text" w:semiHidden="1" w:unhideWhenUsed="1"/>
-    <w:lsdException w:name="header" w:semiHidden="1" w:unhideWhenUsed="1"/>
-    <w:lsdException w:name="footer" w:semiHidden="1" w:unhideWhenUsed="1"/>
-    <w:lsdException w:name="index heading" w:semiHidden="1" w:unhideWhenUsed="1"/>
-    <w:lsdException w:name="caption" w:semiHidden="1" w:unhideWhenUsed="1"/>
-    <w:lsdException w:name="table of figures" w:semiHidden="1" w:unhideWhenUsed="1"/>
-    <w:lsdException w:name="envelope address" w:semiHidden="1" w:unhideWhenUsed="1"/>
-    <w:lsdException w:name="envelope return" w:semiHidden="1" w:unhideWhenUsed="1"/>
-    <w:lsdException w:name="footnote reference" w:semiHidden="1" w:unhideWhenUsed="1"/>
-    <w:lsdException w:name="annotation reference" w:semiHidden="1" w:unhideWhenUsed="1"/>
-    <w:lsdException w:name="line number" w:semiHidden="1" w:unhideWhenUsed="1"/>
-    <w:lsdException w:name="page number" w:semiHidden="1" w:unhideWhenUsed="1"/>
-    <w:lsdException w:name="endnote reference" w:semiHidden="1" w:unhideWhenUsed="1"/>
-    <w:lsdException w:name="endnote text" w:semiHidden="1" w:unhideWhenUsed="1"/>
-    <w:lsdException w:name="table of authorities" w:semiHidden="1" w:unhideWhenUsed="1"/>
-    <w:lsdException w:name="macro" w:semiHidden="1" w:unhideWhenUsed="1"/>
-    <w:lsdException w:name="toa heading" w:semiHidden="1" w:unhideWhenUsed="1"/>
-    <w:lsdException w:name="List" w:semiHidden="1" w:unhideWhenUsed="1"/>
-    <w:lsdException w:name="List Bullet" w:semiHidden="1" w:unhideWhenUsed="1"/>
-    <w:lsdException w:name="List Number" w:semiHidden="1" w:unhideWhenUsed="1"/>
-    <w:lsdException w:name="List 2" w:semiHidden="1" w:unhideWhenUsed="1"/>
-    <w:lsdException w:name="List 3" w:semiHidden="1" w:unhideWhenUsed="1"/>
-    <w:lsdException w:name="List 4" w:semiHidden="1" w:unhideWhenUsed="1"/>
-    <w:lsdException w:name="List 5" w:semiHidden="1" w:unhideWhenUsed="1"/>
-    <w:lsdException w:name="List Bullet 2" w:semiHidden="1" w:unhideWhenUsed="1"/>
-    <w:lsdException w:name="List Bullet 3" w:semiHidden="1" w:unhideWhenUsed="1"/>
-    <w:lsdException w:name="List Bullet 4" w:semiHidden="1" w:unhideWhenUsed="1"/>
-    <w:lsdException w:name="List Bullet 5" w:semiHidden="1" w:unhideWhenUsed="1"/>
-    <w:lsdException w:name="List Number 2" w:semiHidden="1" w:unhideWhenUsed="1"/>
-    <w:lsdException w:name="List Number 3" w:semiHidden="1" w:unhideWhenUsed="1"/>
-    <w:lsdException w:name="List Number 4" w:semiHidden="1" w:unhideWhenUsed="1"/>
-    <w:lsdException w:name="List Number 5" w:semiHidden="1" w:unhideWhenUsed="1"/>
-    <w:lsdException w:name="Title" w:uiPriority="1" w:qFormat="1"/>
-    <w:lsdException w:name="Closing" w:semiHidden="1" w:unhideWhenUsed="1"/>
-    <w:lsdException w:name="Signature" w:semiHidden="1" w:unhideWhenUsed="1"/>
-    <w:lsdException w:name="Default Paragraph Font" w:semiHidden="1" w:unhideWhenUsed="1"/>
-    <w:lsdException w:name="Body Text" w:semiHidden="1" w:unhideWhenUsed="1"/>
-    <w:lsdException w:name="Body Text Indent" w:semiHidden="1" w:unhideWhenUsed="1"/>
-    <w:lsdException w:name="List Continue" w:semiHidden="1" w:unhideWhenUsed="1"/>
-    <w:lsdException w:name="List Continue 2" w:semiHidden="1" w:unhideWhenUsed="1"/>
-    <w:lsdException w:name="List Continue 3" w:semiHidden="1" w:unhideWhenUsed="1"/>
-    <w:lsdException w:name="List Continue 4" w:semiHidden="1" w:unhideWhenUsed="1"/>
-    <w:lsdException w:name="List Continue 5" w:semiHidden="1" w:unhideWhenUsed="1"/>
-    <w:lsdException w:name="Message Header" w:semiHidden="1" w:unhideWhenUsed="1"/>
-    <w:lsdException w:name="Subtitle" w:uiPriority="5" w:qFormat="1"/>
-    <w:lsdException w:name="Salutation" w:semiHidden="1" w:unhideWhenUsed="1"/>
-    <w:lsdException w:name="Date" w:semiHidden="1" w:unhideWhenUsed="1"/>
-    <w:lsdException w:name="Body Text First Indent" w:semiHidden="1" w:unhideWhenUsed="1"/>
-    <w:lsdException w:name="Body Text First Indent 2" w:semiHidden="1" w:unhideWhenUsed="1"/>
-    <w:lsdException w:name="Note Heading" w:semiHidden="1" w:unhideWhenUsed="1"/>
-    <w:lsdException w:name="Body Text 2" w:semiHidden="1" w:unhideWhenUsed="1"/>
-    <w:lsdException w:name="Body Text 3" w:semiHidden="1" w:unhideWhenUsed="1"/>
-    <w:lsdException w:name="Body Text Indent 2" w:semiHidden="1" w:unhideWhenUsed="1"/>
-    <w:lsdException w:name="Body Text Indent 3" w:semiHidden="1" w:unhideWhenUsed="1"/>
-    <w:lsdException w:name="Block Text" w:semiHidden="1" w:uiPriority="3" w:unhideWhenUsed="1" w:qFormat="1"/>
-    <w:lsdException w:name="Hyperlink" w:semiHidden="1" w:unhideWhenUsed="1"/>
-    <w:lsdException w:name="FollowedHyperlink" w:semiHidden="1" w:unhideWhenUsed="1"/>
-    <w:lsdException w:name="Strong" w:semiHidden="1" w:uiPriority="2" w:unhideWhenUsed="1" w:qFormat="1"/>
-    <w:lsdException w:name="Emphasis" w:semiHidden="1" w:uiPriority="2" w:unhideWhenUsed="1" w:qFormat="1"/>
-    <w:lsdException w:name="Document Map" w:semiHidden="1" w:unhideWhenUsed="1"/>
-    <w:lsdException w:name="Plain Text" w:semiHidden="1" w:unhideWhenUsed="1"/>
-    <w:lsdException w:name="E-mail Signature" w:semiHidden="1" w:unhideWhenUsed="1"/>
-    <w:lsdException w:name="HTML Top of Form" w:semiHidden="1" w:unhideWhenUsed="1"/>
-    <w:lsdException w:name="HTML Bottom of Form" w:semiHidden="1" w:unhideWhenUsed="1"/>
-    <w:lsdException w:name="Normal (Web)" w:semiHidden="1" w:unhideWhenUsed="1"/>
-    <w:lsdException w:name="HTML Acronym" w:semiHidden="1" w:unhideWhenUsed="1"/>
-    <w:lsdException w:name="HTML Address" w:semiHidden="1" w:unhideWhenUsed="1"/>
-    <w:lsdException w:name="HTML Cite" w:semiHidden="1" w:unhideWhenUsed="1"/>
-    <w:lsdException w:name="HTML Code" w:semiHidden="1" w:unhideWhenUsed="1"/>
-    <w:lsdException w:name="HTML Definition" w:semiHidden="1" w:unhideWhenUsed="1"/>
-    <w:lsdException w:name="HTML Keyboard" w:semiHidden="1" w:unhideWhenUsed="1"/>
-    <w:lsdException w:name="HTML Preformatted" w:semiHidden="1" w:unhideWhenUsed="1"/>
-    <w:lsdException w:name="HTML Sample" w:semiHidden="1" w:unhideWhenUsed="1"/>
-    <w:lsdException w:name="HTML Typewriter" w:semiHidden="1" w:unhideWhenUsed="1"/>
-    <w:lsdException w:name="HTML Variable" w:semiHidden="1" w:unhideWhenUsed="1"/>
-    <w:lsdException w:name="Normal Table" w:semiHidden="1" w:unhideWhenUsed="1"/>
-    <w:lsdException w:name="annotation subject" w:semiHidden="1" w:unhideWhenUsed="1"/>
-    <w:lsdException w:name="No List" w:semiHidden="1" w:unhideWhenUsed="1"/>
-    <w:lsdException w:name="Outline List 1" w:semiHidden="1" w:unhideWhenUsed="1"/>
-    <w:lsdException w:name="Outline List 2" w:semiHidden="1" w:unhideWhenUsed="1"/>
-    <w:lsdException w:name="Outline List 3" w:semiHidden="1" w:unhideWhenUsed="1"/>
-    <w:lsdException w:name="Table Simple 1" w:semiHidden="1" w:unhideWhenUsed="1"/>
-    <w:lsdException w:name="Table Simple 2" w:semiHidden="1" w:unhideWhenUsed="1"/>
-    <w:lsdException w:name="Table Simple 3" w:semiHidden="1" w:unhideWhenUsed="1"/>
-    <w:lsdException w:name="Table Classic 1" w:semiHidden="1" w:unhideWhenUsed="1"/>
-    <w:lsdException w:name="Table Classic 2" w:semiHidden="1" w:unhideWhenUsed="1"/>
-    <w:lsdException w:name="Table Classic 3" w:semiHidden="1" w:unhideWhenUsed="1"/>
-    <w:lsdException w:name="Table Classic 4" w:semiHidden="1" w:unhideWhenUsed="1"/>
-    <w:lsdException w:name="Table Colorful 1" w:semiHidden="1" w:unhideWhenUsed="1"/>
-    <w:lsdException w:name="Table Colorful 2" w:semiHidden="1" w:unhideWhenUsed="1"/>
-    <w:lsdException w:name="Table Colorful 3" w:semiHidden="1" w:unhideWhenUsed="1"/>
-    <w:lsdException w:name="Table Columns 1" w:semiHidden="1" w:unhideWhenUsed="1"/>
-    <w:lsdException w:name="Table Columns 2" w:semiHidden="1" w:unhideWhenUsed="1"/>
-    <w:lsdException w:name="Table Columns 3" w:semiHidden="1" w:unhideWhenUsed="1"/>
-    <w:lsdException w:name="Table Columns 4" w:semiHidden="1" w:unhideWhenUsed="1"/>
-    <w:lsdException w:name="Table Columns 5" w:semiHidden="1" w:unhideWhenUsed="1"/>
-    <w:lsdException w:name="Table Grid 1" w:semiHidden="1" w:unhideWhenUsed="1"/>
-    <w:lsdException w:name="Table Grid 2" w:semiHidden="1" w:unhideWhenUsed="1"/>
-    <w:lsdException w:name="Table Grid 3" w:semiHidden="1" w:unhideWhenUsed="1"/>
-    <w:lsdException w:name="Table Grid 4" w:semiHidden="1" w:unhideWhenUsed="1"/>
-    <w:lsdException w:name="Table Grid 5" w:semiHidden="1" w:unhideWhenUsed="1"/>
-    <w:lsdException w:name="Table Grid 6" w:semiHidden="1" w:unhideWhenUsed="1"/>
-    <w:lsdException w:name="Table Grid 7" w:semiHidden="1" w:unhideWhenUsed="1"/>
-    <w:lsdException w:name="Table Grid 8" w:semiHidden="1" w:unhideWhenUsed="1"/>
-    <w:lsdException w:name="Table List 1" w:semiHidden="1" w:unhideWhenUsed="1"/>
-    <w:lsdException w:name="Table List 2" w:semiHidden="1" w:unhideWhenUsed="1"/>
-    <w:lsdException w:name="Table List 3" w:semiHidden="1" w:unhideWhenUsed="1"/>
-    <w:lsdException w:name="Table List 4" w:semiHidden="1" w:unhideWhenUsed="1"/>
-    <w:lsdException w:name="Table List 5" w:semiHidden="1" w:unhideWhenUsed="1"/>
-    <w:lsdException w:name="Table List 6" w:semiHidden="1" w:unhideWhenUsed="1"/>
-    <w:lsdException w:name="Table List 7" w:semiHidden="1" w:unhideWhenUsed="1"/>
-    <w:lsdException w:name="Table List 8" w:semiHidden="1" w:unhideWhenUsed="1"/>
-    <w:lsdException w:name="Table 3D effects 1" w:semiHidden="1" w:unhideWhenUsed="1"/>
-    <w:lsdException w:name="Table 3D effects 2" w:semiHidden="1" w:unhideWhenUsed="1"/>
-    <w:lsdException w:name="Table 3D effects 3" w:semiHidden="1" w:unhideWhenUsed="1"/>
-    <w:lsdException w:name="Table Contemporary" w:semiHidden="1" w:unhideWhenUsed="1"/>
-    <w:lsdException w:name="Table Elegant" w:semiHidden="1" w:unhideWhenUsed="1"/>
-    <w:lsdException w:name="Table Professional" w:semiHidden="1" w:unhideWhenUsed="1"/>
-    <w:lsdException w:name="Table Subtle 1" w:semiHidden="1" w:unhideWhenUsed="1"/>
-    <w:lsdException w:name="Table Subtle 2" w:semiHidden="1" w:unhideWhenUsed="1"/>
-    <w:lsdException w:name="Table Web 1" w:semiHidden="1" w:unhideWhenUsed="1"/>
-    <w:lsdException w:name="Table Web 2" w:semiHidden="1" w:unhideWhenUsed="1"/>
-    <w:lsdException w:name="Table Web 3" w:semiHidden="1" w:unhideWhenUsed="1"/>
-    <w:lsdException w:name="Balloon Text" w:semiHidden="1" w:unhideWhenUsed="1"/>
-    <w:lsdException w:name="Table Grid" w:uiPriority="1"/>
-    <w:lsdException w:name="Table Theme" w:semiHidden="1" w:unhideWhenUsed="1"/>
-    <w:lsdException w:name="Placeholder Text" w:semiHidden="1" w:unhideWhenUsed="1"/>
-    <w:lsdException w:name="No Spacing" w:semiHidden="1" w:unhideWhenUsed="1"/>
-    <w:lsdException w:name="Light Shading"/>
-    <w:lsdException w:name="Light List"/>
-    <w:lsdException w:name="Light Grid"/>
-    <w:lsdException w:name="Medium Shading 1"/>
-    <w:lsdException w:name="Medium Shading 2"/>
-    <w:lsdException w:name="Medium List 1"/>
-    <w:lsdException w:name="Medium List 2"/>
-    <w:lsdException w:name="Medium Grid 1"/>
-    <w:lsdException w:name="Medium Grid 2"/>
-    <w:lsdException w:name="Medium Grid 3"/>
-    <w:lsdException w:name="Dark List"/>
-    <w:lsdException w:name="Colorful Shading"/>
-    <w:lsdException w:name="Colorful List"/>
-    <w:lsdException w:name="Colorful Grid"/>
-    <w:lsdException w:name="Light Shading Accent 1"/>
-    <w:lsdException w:name="Light List Accent 1"/>
-    <w:lsdException w:name="Light Grid Accent 1"/>
-    <w:lsdException w:name="Medium Shading 1 Accent 1"/>
-    <w:lsdException w:name="Medium Shading 2 Accent 1"/>
-    <w:lsdException w:name="Medium List 1 Accent 1"/>
-    <w:lsdException w:name="Revision" w:semiHidden="1"/>
-    <w:lsdException w:name="List Paragraph" w:semiHidden="1" w:uiPriority="34" w:unhideWhenUsed="1" w:qFormat="1"/>
-    <w:lsdException w:name="Quote" w:semiHidden="1" w:uiPriority="29" w:unhideWhenUsed="1" w:qFormat="1"/>
-    <w:lsdException w:name="Intense Quote" w:semiHidden="1" w:uiPriority="30" w:unhideWhenUsed="1" w:qFormat="1"/>
-    <w:lsdException w:name="Medium List 2 Accent 1" w:uiPriority="66"/>
-    <w:lsdException w:name="Medium Grid 1 Accent 1" w:uiPriority="67"/>
-    <w:lsdException w:name="Medium Grid 2 Accent 1" w:uiPriority="68"/>
-    <w:lsdException w:name="Medium Grid 3 Accent 1" w:uiPriority="69"/>
-    <w:lsdException w:name="Dark List Accent 1" w:uiPriority="70"/>
-    <w:lsdException w:name="Colorful Shading Accent 1" w:uiPriority="71"/>
-    <w:lsdException w:name="Colorful List Accent 1" w:uiPriority="72"/>
-    <w:lsdException w:name="Colorful Grid Accent 1" w:uiPriority="73"/>
-    <w:lsdException w:name="Light Shading Accent 2" w:uiPriority="60"/>
-    <w:lsdException w:name="Light List Accent 2" w:uiPriority="61"/>
-    <w:lsdException w:name="Light Grid Accent 2" w:uiPriority="62"/>
-    <w:lsdException w:name="Medium Shading 1 Accent 2" w:uiPriority="63"/>
-    <w:lsdException w:name="Medium Shading 2 Accent 2" w:uiPriority="64"/>
-    <w:lsdException w:name="Medium List 1 Accent 2" w:uiPriority="65"/>
-    <w:lsdException w:name="Medium List 2 Accent 2" w:uiPriority="66"/>
-    <w:lsdException w:name="Medium Grid 1 Accent 2" w:uiPriority="67"/>
-    <w:lsdException w:name="Medium Grid 2 Accent 2" w:uiPriority="68"/>
-    <w:lsdException w:name="Medium Grid 3 Accent 2" w:uiPriority="69"/>
-    <w:lsdException w:name="Dark List Accent 2" w:uiPriority="70"/>
-    <w:lsdException w:name="Colorful Shading Accent 2" w:uiPriority="71"/>
-    <w:lsdException w:name="Colorful List Accent 2" w:uiPriority="72"/>
-    <w:lsdException w:name="Colorful Grid Accent 2" w:uiPriority="73"/>
-    <w:lsdException w:name="Light Shading Accent 3" w:uiPriority="60"/>
-    <w:lsdException w:name="Light List Accent 3" w:uiPriority="61"/>
-    <w:lsdException w:name="Light Grid Accent 3" w:uiPriority="62"/>
-    <w:lsdException w:name="Medium Shading 1 Accent 3" w:uiPriority="63"/>
-    <w:lsdException w:name="Medium Shading 2 Accent 3" w:uiPriority="64"/>
-    <w:lsdException w:name="Medium List 1 Accent 3" w:uiPriority="65"/>
-    <w:lsdException w:name="Medium List 2 Accent 3" w:uiPriority="66"/>
-    <w:lsdException w:name="Medium Grid 1 Accent 3" w:uiPriority="67"/>
-    <w:lsdException w:name="Medium Grid 2 Accent 3" w:uiPriority="68"/>
-    <w:lsdException w:name="Medium Grid 3 Accent 3" w:uiPriority="69"/>
-    <w:lsdException w:name="Dark List Accent 3" w:uiPriority="70"/>
-    <w:lsdException w:name="Colorful Shading Accent 3" w:uiPriority="71"/>
-    <w:lsdException w:name="Colorful List Accent 3" w:uiPriority="72"/>
-    <w:lsdException w:name="Colorful Grid Accent 3" w:uiPriority="73"/>
-    <w:lsdException w:name="Light Shading Accent 4" w:uiPriority="60"/>
-    <w:lsdException w:name="Light List Accent 4" w:uiPriority="61"/>
-    <w:lsdException w:name="Light Grid Accent 4" w:uiPriority="62"/>
-    <w:lsdException w:name="Medium Shading 1 Accent 4" w:uiPriority="63"/>
-    <w:lsdException w:name="Medium Shading 2 Accent 4" w:uiPriority="64"/>
-    <w:lsdException w:name="Medium List 1 Accent 4" w:uiPriority="65"/>
-    <w:lsdException w:name="Medium List 2 Accent 4" w:uiPriority="66"/>
-    <w:lsdException w:name="Medium Grid 1 Accent 4" w:uiPriority="67"/>
-    <w:lsdException w:name="Medium Grid 2 Accent 4" w:uiPriority="68"/>
-    <w:lsdException w:name="Medium Grid 3 Accent 4" w:uiPriority="69"/>
-    <w:lsdException w:name="Dark List Accent 4" w:uiPriority="70"/>
-    <w:lsdException w:name="Colorful Shading Accent 4" w:uiPriority="71"/>
-    <w:lsdException w:name="Colorful List Accent 4" w:uiPriority="72"/>
-    <w:lsdException w:name="Colorful Grid Accent 4" w:uiPriority="73"/>
-    <w:lsdException w:name="Light Shading Accent 5" w:uiPriority="60"/>
-    <w:lsdException w:name="Light List Accent 5" w:uiPriority="61"/>
-    <w:lsdException w:name="Light Grid Accent 5" w:uiPriority="62"/>
-    <w:lsdException w:name="Medium Shading 1 Accent 5" w:uiPriority="63"/>
-    <w:lsdException w:name="Medium Shading 2 Accent 5" w:uiPriority="64"/>
-    <w:lsdException w:name="Medium List 1 Accent 5" w:uiPriority="65"/>
-    <w:lsdException w:name="Medium List 2 Accent 5" w:uiPriority="66"/>
-    <w:lsdException w:name="Medium Grid 1 Accent 5" w:uiPriority="67"/>
-    <w:lsdException w:name="Medium Grid 2 Accent 5" w:uiPriority="68"/>
-    <w:lsdException w:name="Medium Grid 3 Accent 5" w:uiPriority="69"/>
-    <w:lsdException w:name="Dark List Accent 5" w:uiPriority="70"/>
-    <w:lsdException w:name="Colorful Shading Accent 5" w:uiPriority="71"/>
-    <w:lsdException w:name="Colorful List Accent 5" w:uiPriority="72"/>
-    <w:lsdException w:name="Colorful Grid Accent 5" w:uiPriority="73"/>
-    <w:lsdException w:name="Light Shading Accent 6" w:uiPriority="60"/>
-    <w:lsdException w:name="Light List Accent 6" w:uiPriority="61"/>
-    <w:lsdException w:name="Light Grid Accent 6" w:uiPriority="62"/>
-    <w:lsdException w:name="Medium Shading 1 Accent 6" w:uiPriority="63"/>
-    <w:lsdException w:name="Medium Shading 2 Accent 6" w:uiPriority="64"/>
-    <w:lsdException w:name="Medium List 1 Accent 6" w:uiPriority="65"/>
-    <w:lsdException w:name="Medium List 2 Accent 6" w:uiPriority="66"/>
-    <w:lsdException w:name="Medium Grid 1 Accent 6" w:uiPriority="67"/>
-    <w:lsdException w:name="Medium Grid 2 Accent 6" w:uiPriority="68"/>
-    <w:lsdException w:name="Medium Grid 3 Accent 6" w:uiPriority="69"/>
-    <w:lsdException w:name="Dark List Accent 6" w:uiPriority="70"/>
-    <w:lsdException w:name="Colorful Shading Accent 6" w:uiPriority="71"/>
-    <w:lsdException w:name="Colorful List Accent 6" w:uiPriority="72"/>
-    <w:lsdException w:name="Colorful Grid Accent 6" w:uiPriority="73"/>
-    <w:lsdException w:name="Subtle Emphasis" w:semiHidden="1" w:uiPriority="19" w:unhideWhenUsed="1" w:qFormat="1"/>
-    <w:lsdException w:name="Intense Emphasis" w:semiHidden="1" w:uiPriority="21" w:unhideWhenUsed="1" w:qFormat="1"/>
-    <w:lsdException w:name="Subtle Reference" w:semiHidden="1" w:uiPriority="31" w:unhideWhenUsed="1" w:qFormat="1"/>
-    <w:lsdException w:name="Intense Reference" w:semiHidden="1" w:uiPriority="32" w:unhideWhenUsed="1" w:qFormat="1"/>
-    <w:lsdException w:name="Book Title" w:semiHidden="1" w:uiPriority="33" w:unhideWhenUsed="1" w:qFormat="1"/>
-    <w:lsdException w:name="Bibliography" w:semiHidden="1" w:uiPriority="37" w:unhideWhenUsed="1"/>
-    <w:lsdException w:name="TOC Heading" w:semiHidden="1" w:uiPriority="39" w:unhideWhenUsed="1" w:qFormat="1"/>
-    <w:lsdException w:name="Plain Table 1" w:uiPriority="41"/>
-    <w:lsdException w:name="Plain Table 2" w:uiPriority="42"/>
-    <w:lsdException w:name="Plain Table 3" w:uiPriority="43"/>
-    <w:lsdException w:name="Plain Table 4" w:uiPriority="44"/>
-    <w:lsdException w:name="Plain Table 5" w:uiPriority="45"/>
-    <w:lsdException w:name="Grid Table Light" w:uiPriority="40"/>
-    <w:lsdException w:name="Grid Table 1 Light" w:uiPriority="46"/>
-    <w:lsdException w:name="Grid Table 2" w:uiPriority="47"/>
-    <w:lsdException w:name="Grid Table 3" w:uiPriority="48"/>
-    <w:lsdException w:name="Grid Table 4" w:uiPriority="49"/>
-    <w:lsdException w:name="Grid Table 5 Dark" w:uiPriority="50"/>
-    <w:lsdException w:name="Grid Table 6 Colorful" w:uiPriority="51"/>
-    <w:lsdException w:name="Grid Table 7 Colorful" w:uiPriority="52"/>
-    <w:lsdException w:name="Grid Table 1 Light Accent 1" w:uiPriority="46"/>
-    <w:lsdException w:name="Grid Table 2 Accent 1" w:uiPriority="47"/>
-    <w:lsdException w:name="Grid Table 3 Accent 1" w:uiPriority="48"/>
-    <w:lsdException w:name="Grid Table 4 Accent 1" w:uiPriority="49"/>
-    <w:lsdException w:name="Grid Table 5 Dark Accent 1" w:uiPriority="50"/>
-    <w:lsdException w:name="Grid Table 6 Colorful Accent 1" w:uiPriority="51"/>
-    <w:lsdException w:name="Grid Table 7 Colorful Accent 1" w:uiPriority="52"/>
-    <w:lsdException w:name="Grid Table 1 Light Accent 2" w:uiPriority="46"/>
-    <w:lsdException w:name="Grid Table 2 Accent 2" w:uiPriority="47"/>
-    <w:lsdException w:name="Grid Table 3 Accent 2" w:uiPriority="48"/>
-    <w:lsdException w:name="Grid Table 4 Accent 2" w:uiPriority="49"/>
-    <w:lsdException w:name="Grid Table 5 Dark Accent 2" w:uiPriority="50"/>
-    <w:lsdException w:name="Grid Table 6 Colorful Accent 2" w:uiPriority="51"/>
-    <w:lsdException w:name="Grid Table 7 Colorful Accent 2" w:uiPriority="52"/>
-    <w:lsdException w:name="Grid Table 1 Light Accent 3" w:uiPriority="46"/>
-    <w:lsdException w:name="Grid Table 2 Accent 3" w:uiPriority="47"/>
-    <w:lsdException w:name="Grid Table 3 Accent 3" w:uiPriority="48"/>
-    <w:lsdException w:name="Grid Table 4 Accent 3" w:uiPriority="49"/>
-    <w:lsdException w:name="Grid Table 5 Dark Accent 3" w:uiPriority="50"/>
-    <w:lsdException w:name="Grid Table 6 Colorful Accent 3" w:uiPriority="51"/>
-    <w:lsdException w:name="Grid Table 7 Colorful Accent 3" w:uiPriority="52"/>
-    <w:lsdException w:name="Grid Table 1 Light Accent 4" w:uiPriority="46"/>
-    <w:lsdException w:name="Grid Table 2 Accent 4" w:uiPriority="47"/>
-    <w:lsdException w:name="Grid Table 3 Accent 4" w:uiPriority="48"/>
-    <w:lsdException w:name="Grid Table 4 Accent 4" w:uiPriority="49"/>
-    <w:lsdException w:name="Grid Table 5 Dark Accent 4" w:uiPriority="50"/>
-    <w:lsdException w:name="Grid Table 6 Colorful Accent 4" w:uiPriority="51"/>
-    <w:lsdException w:name="Grid Table 7 Colorful Accent 4" w:uiPriority="52"/>
-    <w:lsdException w:name="Grid Table 1 Light Accent 5" w:uiPriority="46"/>
-    <w:lsdException w:name="Grid Table 2 Accent 5" w:uiPriority="47"/>
-    <w:lsdException w:name="Grid Table 3 Accent 5" w:uiPriority="48"/>
-    <w:lsdException w:name="Grid Table 4 Accent 5" w:uiPriority="49"/>
-    <w:lsdException w:name="Grid Table 5 Dark Accent 5" w:uiPriority="50"/>
-    <w:lsdException w:name="Grid Table 6 Colorful Accent 5" w:uiPriority="51"/>
-    <w:lsdException w:name="Grid Table 7 Colorful Accent 5" w:uiPriority="52"/>
-    <w:lsdException w:name="Grid Table 1 Light Accent 6" w:uiPriority="46"/>
-    <w:lsdException w:name="Grid Table 2 Accent 6" w:uiPriority="47"/>
-    <w:lsdException w:name="Grid Table 3 Accent 6" w:uiPriority="48"/>
-    <w:lsdException w:name="Grid Table 4 Accent 6" w:uiPriority="49"/>
-    <w:lsdException w:name="Grid Table 5 Dark Accent 6" w:uiPriority="50"/>
-    <w:lsdException w:name="Grid Table 6 Colorful Accent 6" w:uiPriority="51"/>
-    <w:lsdException w:name="Grid Table 7 Colorful Accent 6" w:uiPriority="52"/>
-    <w:lsdException w:name="List Table 1 Light" w:uiPriority="46"/>
-    <w:lsdException w:name="List Table 2" w:uiPriority="47"/>
-    <w:lsdException w:name="List Table 3" w:uiPriority="48"/>
-    <w:lsdException w:name="List Table 4" w:uiPriority="49"/>
-    <w:lsdException w:name="List Table 5 Dark" w:uiPriority="50"/>
-    <w:lsdException w:name="List Table 6 Colorful" w:uiPriority="51"/>
-    <w:lsdException w:name="List Table 7 Colorful" w:uiPriority="52"/>
-    <w:lsdException w:name="List Table 1 Light Accent 1" w:uiPriority="46"/>
-    <w:lsdException w:name="List Table 2 Accent 1" w:uiPriority="47"/>
-    <w:lsdException w:name="List Table 3 Accent 1" w:uiPriority="48"/>
-    <w:lsdException w:name="List Table 4 Accent 1" w:uiPriority="49"/>
-    <w:lsdException w:name="List Table 5 Dark Accent 1" w:uiPriority="50"/>
-    <w:lsdException w:name="List Table 6 Colorful Accent 1" w:uiPriority="51"/>
-    <w:lsdException w:name="List Table 7 Colorful Accent 1" w:uiPriority="52"/>
-    <w:lsdException w:name="List Table 1 Light Accent 2" w:uiPriority="46"/>
-    <w:lsdException w:name="List Table 2 Accent 2" w:uiPriority="47"/>
-    <w:lsdException w:name="List Table 3 Accent 2" w:uiPriority="48"/>
-    <w:lsdException w:name="List Table 4 Accent 2" w:uiPriority="49"/>
-    <w:lsdException w:name="List Table 5 Dark Accent 2" w:uiPriority="50"/>
-    <w:lsdException w:name="List Table 6 Colorful Accent 2" w:uiPriority="51"/>
-    <w:lsdException w:name="List Table 7 Colorful Accent 2" w:uiPriority="52"/>
-    <w:lsdException w:name="List Table 1 Light Accent 3" w:uiPriority="46"/>
-    <w:lsdException w:name="List Table 2 Accent 3" w:uiPriority="47"/>
-    <w:lsdException w:name="List Table 3 Accent 3" w:uiPriority="48"/>
-    <w:lsdException w:name="List Table 4 Accent 3" w:uiPriority="49"/>
-    <w:lsdException w:name="List Table 5 Dark Accent 3" w:uiPriority="50"/>
-    <w:lsdException w:name="List Table 6 Colorful Accent 3" w:uiPriority="51"/>
-    <w:lsdException w:name="List Table 7 Colorful Accent 3" w:uiPriority="52"/>
-    <w:lsdException w:name="List Table 1 Light Accent 4" w:uiPriority="46"/>
-    <w:lsdException w:name="List Table 2 Accent 4" w:uiPriority="47"/>
-    <w:lsdException w:name="List Table 3 Accent 4" w:uiPriority="48"/>
-    <w:lsdException w:name="List Table 4 Accent 4" w:uiPriority="49"/>
-    <w:lsdException w:name="List Table 5 Dark Accent 4" w:uiPriority="50"/>
-    <w:lsdException w:name="List Table 6 Colorful Accent 4" w:uiPriority="51"/>
-    <w:lsdException w:name="List Table 7 Colorful Accent 4" w:uiPriority="52"/>
-    <w:lsdException w:name="List Table 1 Light Accent 5" w:uiPriority="46"/>
-    <w:lsdException w:name="List Table 2 Accent 5" w:uiPriority="47"/>
-    <w:lsdException w:name="List Table 3 Accent 5" w:uiPriority="48"/>
-    <w:lsdException w:name="List Table 4 Accent 5" w:uiPriority="49"/>
-    <w:lsdException w:name="List Table 5 Dark Accent 5" w:uiPriority="50"/>
-    <w:lsdException w:name="List Table 6 Colorful Accent 5" w:uiPriority="51"/>
-    <w:lsdException w:name="List Table 7 Colorful Accent 5" w:uiPriority="52"/>
-    <w:lsdException w:name="List Table 1 Light Accent 6" w:uiPriority="46"/>
-    <w:lsdException w:name="List Table 2 Accent 6" w:uiPriority="47"/>
-    <w:lsdException w:name="List Table 3 Accent 6" w:uiPriority="48"/>
-    <w:lsdException w:name="List Table 4 Accent 6" w:uiPriority="49"/>
-    <w:lsdException w:name="List Table 5 Dark Accent 6" w:uiPriority="50"/>
-    <w:lsdException w:name="List Table 6 Colorful Accent 6" w:uiPriority="51"/>
-    <w:lsdException w:name="List Table 7 Colorful Accent 6" w:uiPriority="52"/>
-    <w:lsdException w:name="Mention" w:semiHidden="1" w:unhideWhenUsed="1"/>
-    <w:lsdException w:name="Smart Hyperlink" w:semiHidden="1" w:unhideWhenUsed="1"/>
-    <w:lsdException w:name="Hashtag" w:semiHidden="1" w:unhideWhenUsed="1"/>
-    <w:lsdException w:name="Unresolved Mention" w:semiHidden="1" w:unhideWhenUsed="1"/>
+  <w:latentStyles w:defLockedState="0" w:defUIPriority="99" w:defSemiHidden="1" w:defUnhideWhenUsed="1" w:defQFormat="0" w:count="267">
+    <w:lsdException w:name="Normal" w:semiHidden="0" w:uiPriority="0" w:unhideWhenUsed="0" w:qFormat="1"/>
+    <w:lsdException w:name="heading 1" w:semiHidden="0" w:uiPriority="7" w:unhideWhenUsed="0" w:qFormat="1"/>
+    <w:lsdException w:name="heading 2" w:semiHidden="0" w:uiPriority="4" w:unhideWhenUsed="0" w:qFormat="1"/>
+    <w:lsdException w:name="heading 3" w:uiPriority="5" w:qFormat="1"/>
+    <w:lsdException w:name="heading 4" w:uiPriority="1" w:qFormat="1"/>
+    <w:lsdException w:name="heading 5" w:uiPriority="1" w:qFormat="1"/>
+    <w:lsdException w:name="heading 6" w:uiPriority="1" w:qFormat="1"/>
+    <w:lsdException w:name="heading 7" w:uiPriority="1" w:qFormat="1"/>
+    <w:lsdException w:name="heading 8" w:uiPriority="1" w:qFormat="1"/>
+    <w:lsdException w:name="heading 9" w:uiPriority="1" w:qFormat="1"/>
+    <w:lsdException w:name="Title" w:semiHidden="0" w:uiPriority="1" w:unhideWhenUsed="0" w:qFormat="1"/>
+    <w:lsdException w:name="Subtitle" w:semiHidden="0" w:uiPriority="5" w:unhideWhenUsed="0" w:qFormat="1"/>
+    <w:lsdException w:name="Block Text" w:uiPriority="3" w:qFormat="1"/>
+    <w:lsdException w:name="Strong" w:uiPriority="2" w:qFormat="1"/>
+    <w:lsdException w:name="Emphasis" w:uiPriority="2" w:qFormat="1"/>
+    <w:lsdException w:name="Table Grid" w:semiHidden="0" w:uiPriority="1" w:unhideWhenUsed="0"/>
+    <w:lsdException w:name="Light Shading" w:semiHidden="0" w:unhideWhenUsed="0"/>
+    <w:lsdException w:name="Light List" w:semiHidden="0" w:unhideWhenUsed="0"/>
+    <w:lsdException w:name="Light Grid" w:semiHidden="0" w:unhideWhenUsed="0"/>
+    <w:lsdException w:name="Medium Shading 1" w:semiHidden="0" w:unhideWhenUsed="0"/>
+    <w:lsdException w:name="Medium Shading 2" w:semiHidden="0" w:unhideWhenUsed="0"/>
+    <w:lsdException w:name="Medium List 1" w:semiHidden="0" w:unhideWhenUsed="0"/>
+    <w:lsdException w:name="Medium List 2" w:semiHidden="0" w:unhideWhenUsed="0"/>
+    <w:lsdException w:name="Medium Grid 1" w:semiHidden="0" w:unhideWhenUsed="0"/>
+    <w:lsdException w:name="Medium Grid 2" w:semiHidden="0" w:unhideWhenUsed="0"/>
+    <w:lsdException w:name="Medium Grid 3" w:semiHidden="0" w:unhideWhenUsed="0"/>
+    <w:lsdException w:name="Dark List" w:semiHidden="0" w:unhideWhenUsed="0"/>
+    <w:lsdException w:name="Colorful Shading" w:semiHidden="0" w:unhideWhenUsed="0"/>
+    <w:lsdException w:name="Colorful List" w:semiHidden="0" w:unhideWhenUsed="0"/>
+    <w:lsdException w:name="Colorful Grid" w:semiHidden="0" w:unhideWhenUsed="0"/>
+    <w:lsdException w:name="Light Shading Accent 1" w:semiHidden="0" w:unhideWhenUsed="0"/>
+    <w:lsdException w:name="Light List Accent 1" w:semiHidden="0" w:unhideWhenUsed="0"/>
+    <w:lsdException w:name="Light Grid Accent 1" w:semiHidden="0" w:unhideWhenUsed="0"/>
+    <w:lsdException w:name="Medium Shading 1 Accent 1" w:semiHidden="0" w:unhideWhenUsed="0"/>
+    <w:lsdException w:name="Medium Shading 2 Accent 1" w:semiHidden="0" w:unhideWhenUsed="0"/>
+    <w:lsdException w:name="Medium List 1 Accent 1" w:semiHidden="0" w:unhideWhenUsed="0"/>
+    <w:lsdException w:name="Revision" w:unhideWhenUsed="0"/>
+    <w:lsdException w:name="List Paragraph" w:uiPriority="34" w:qFormat="1"/>
+    <w:lsdException w:name="Quote" w:uiPriority="29" w:qFormat="1"/>
+    <w:lsdException w:name="Intense Quote" w:uiPriority="30" w:qFormat="1"/>
+    <w:lsdException w:name="Medium List 2 Accent 1" w:semiHidden="0" w:uiPriority="66" w:unhideWhenUsed="0"/>
+    <w:lsdException w:name="Medium Grid 1 Accent 1" w:semiHidden="0" w:uiPriority="67" w:unhideWhenUsed="0"/>
+    <w:lsdException w:name="Medium Grid 2 Accent 1" w:semiHidden="0" w:uiPriority="68" w:unhideWhenUsed="0"/>
+    <w:lsdException w:name="Medium Grid 3 Accent 1" w:semiHidden="0" w:uiPriority="69" w:unhideWhenUsed="0"/>
+    <w:lsdException w:name="Dark List Accent 1" w:semiHidden="0" w:uiPriority="70" w:unhideWhenUsed="0"/>
+    <w:lsdException w:name="Colorful Shading Accent 1" w:semiHidden="0" w:uiPriority="71" w:unhideWhenUsed="0"/>
+    <w:lsdException w:name="Colorful List Accent 1" w:semiHidden="0" w:uiPriority="72" w:unhideWhenUsed="0"/>
+    <w:lsdException w:name="Colorful Grid Accent 1" w:semiHidden="0" w:uiPriority="73" w:unhideWhenUsed="0"/>
+    <w:lsdException w:name="Light Shading Accent 2" w:semiHidden="0" w:uiPriority="60" w:unhideWhenUsed="0"/>
+    <w:lsdException w:name="Light List Accent 2" w:semiHidden="0" w:uiPriority="61" w:unhideWhenUsed="0"/>
+    <w:lsdException w:name="Light Grid Accent 2" w:semiHidden="0" w:uiPriority="62" w:unhideWhenUsed="0"/>
+    <w:lsdException w:name="Medium Shading 1 Accent 2" w:semiHidden="0" w:uiPriority="63" w:unhideWhenUsed="0"/>
+    <w:lsdException w:name="Medium Shading 2 Accent 2" w:semiHidden="0" w:uiPriority="64" w:unhideWhenUsed="0"/>
+    <w:lsdException w:name="Medium List 1 Accent 2" w:semiHidden="0" w:uiPriority="65" w:unhideWhenUsed="0"/>
+    <w:lsdException w:name="Medium List 2 Accent 2" w:semiHidden="0" w:uiPriority="66" w:unhideWhenUsed="0"/>
+    <w:lsdException w:name="Medium Grid 1 Accent 2" w:semiHidden="0" w:uiPriority="67" w:unhideWhenUsed="0"/>
+    <w:lsdException w:name="Medium Grid 2 Accent 2" w:semiHidden="0" w:uiPriority="68" w:unhideWhenUsed="0"/>
+    <w:lsdException w:name="Medium Grid 3 Accent 2" w:semiHidden="0" w:uiPriority="69" w:unhideWhenUsed="0"/>
+    <w:lsdException w:name="Dark List Accent 2" w:semiHidden="0" w:uiPriority="70" w:unhideWhenUsed="0"/>
+    <w:lsdException w:name="Colorful Shading Accent 2" w:semiHidden="0" w:uiPriority="71" w:unhideWhenUsed="0"/>
+    <w:lsdException w:name="Colorful List Accent 2" w:semiHidden="0" w:uiPriority="72" w:unhideWhenUsed="0"/>
+    <w:lsdException w:name="Colorful Grid Accent 2" w:semiHidden="0" w:uiPriority="73" w:unhideWhenUsed="0"/>
+    <w:lsdException w:name="Light Shading Accent 3" w:semiHidden="0" w:uiPriority="60" w:unhideWhenUsed="0"/>
+    <w:lsdException w:name="Light List Accent 3" w:semiHidden="0" w:uiPriority="61" w:unhideWhenUsed="0"/>
+    <w:lsdException w:name="Light Grid Accent 3" w:semiHidden="0" w:uiPriority="62" w:unhideWhenUsed="0"/>
+    <w:lsdException w:name="Medium Shading 1 Accent 3" w:semiHidden="0" w:uiPriority="63" w:unhideWhenUsed="0"/>
+    <w:lsdException w:name="Medium Shading 2 Accent 3" w:semiHidden="0" w:uiPriority="64" w:unhideWhenUsed="0"/>
+    <w:lsdException w:name="Medium List 1 Accent 3" w:semiHidden="0" w:uiPriority="65" w:unhideWhenUsed="0"/>
+    <w:lsdException w:name="Medium List 2 Accent 3" w:semiHidden="0" w:uiPriority="66" w:unhideWhenUsed="0"/>
+    <w:lsdException w:name="Medium Grid 1 Accent 3" w:semiHidden="0" w:uiPriority="67" w:unhideWhenUsed="0"/>
+    <w:lsdException w:name="Medium Grid 2 Accent 3" w:semiHidden="0" w:uiPriority="68" w:unhideWhenUsed="0"/>
+    <w:lsdException w:name="Medium Grid 3 Accent 3" w:semiHidden="0" w:uiPriority="69" w:unhideWhenUsed="0"/>
+    <w:lsdException w:name="Dark List Accent 3" w:semiHidden="0" w:uiPriority="70" w:unhideWhenUsed="0"/>
+    <w:lsdException w:name="Colorful Shading Accent 3" w:semiHidden="0" w:uiPriority="71" w:unhideWhenUsed="0"/>
+    <w:lsdException w:name="Colorful List Accent 3" w:semiHidden="0" w:uiPriority="72" w:unhideWhenUsed="0"/>
+    <w:lsdException w:name="Colorful Grid Accent 3" w:semiHidden="0" w:uiPriority="73" w:unhideWhenUsed="0"/>
+    <w:lsdException w:name="Light Shading Accent 4" w:semiHidden="0" w:uiPriority="60" w:unhideWhenUsed="0"/>
+    <w:lsdException w:name="Light List Accent 4" w:semiHidden="0" w:uiPriority="61" w:unhideWhenUsed="0"/>
+    <w:lsdException w:name="Light Grid Accent 4" w:semiHidden="0" w:uiPriority="62" w:unhideWhenUsed="0"/>
+    <w:lsdException w:name="Medium Shading 1 Accent 4" w:semiHidden="0" w:uiPriority="63" w:unhideWhenUsed="0"/>
+    <w:lsdException w:name="Medium Shading 2 Accent 4" w:semiHidden="0" w:uiPriority="64" w:unhideWhenUsed="0"/>
+    <w:lsdException w:name="Medium List 1 Accent 4" w:semiHidden="0" w:uiPriority="65" w:unhideWhenUsed="0"/>
+    <w:lsdException w:name="Medium List 2 Accent 4" w:semiHidden="0" w:uiPriority="66" w:unhideWhenUsed="0"/>
+    <w:lsdException w:name="Medium Grid 1 Accent 4" w:semiHidden="0" w:uiPriority="67" w:unhideWhenUsed="0"/>
+    <w:lsdException w:name="Medium Grid 2 Accent 4" w:semiHidden="0" w:uiPriority="68" w:unhideWhenUsed="0"/>
+    <w:lsdException w:name="Medium Grid 3 Accent 4" w:semiHidden="0" w:uiPriority="69" w:unhideWhenUsed="0"/>
+    <w:lsdException w:name="Dark List Accent 4" w:semiHidden="0" w:uiPriority="70" w:unhideWhenUsed="0"/>
+    <w:lsdException w:name="Colorful Shading Accent 4" w:semiHidden="0" w:uiPriority="71" w:unhideWhenUsed="0"/>
+    <w:lsdException w:name="Colorful List Accent 4" w:semiHidden="0" w:uiPriority="72" w:unhideWhenUsed="0"/>
+    <w:lsdException w:name="Colorful Grid Accent 4" w:semiHidden="0" w:uiPriority="73" w:unhideWhenUsed="0"/>
+    <w:lsdException w:name="Light Shading Accent 5" w:semiHidden="0" w:uiPriority="60" w:unhideWhenUsed="0"/>
+    <w:lsdException w:name="Light List Accent 5" w:semiHidden="0" w:uiPriority="61" w:unhideWhenUsed="0"/>
+    <w:lsdException w:name="Light Grid Accent 5" w:semiHidden="0" w:uiPriority="62" w:unhideWhenUsed="0"/>
+    <w:lsdException w:name="Medium Shading 1 Accent 5" w:semiHidden="0" w:uiPriority="63" w:unhideWhenUsed="0"/>
+    <w:lsdException w:name="Medium Shading 2 Accent 5" w:semiHidden="0" w:uiPriority="64" w:unhideWhenUsed="0"/>
+    <w:lsdException w:name="Medium List 1 Accent 5" w:semiHidden="0" w:uiPriority="65" w:unhideWhenUsed="0"/>
+    <w:lsdException w:name="Medium List 2 Accent 5" w:semiHidden="0" w:uiPriority="66" w:unhideWhenUsed="0"/>
+    <w:lsdException w:name="Medium Grid 1 Accent 5" w:semiHidden="0" w:uiPriority="67" w:unhideWhenUsed="0"/>
+    <w:lsdException w:name="Medium Grid 2 Accent 5" w:semiHidden="0" w:uiPriority="68" w:unhideWhenUsed="0"/>
+    <w:lsdException w:name="Medium Grid 3 Accent 5" w:semiHidden="0" w:uiPriority="69" w:unhideWhenUsed="0"/>
+    <w:lsdException w:name="Dark List Accent 5" w:semiHidden="0" w:uiPriority="70" w:unhideWhenUsed="0"/>
+    <w:lsdException w:name="Colorful Shading Accent 5" w:semiHidden="0" w:uiPriority="71" w:unhideWhenUsed="0"/>
+    <w:lsdException w:name="Colorful List Accent 5" w:semiHidden="0" w:uiPriority="72" w:unhideWhenUsed="0"/>
+    <w:lsdException w:name="Colorful Grid Accent 5" w:semiHidden="0" w:uiPriority="73" w:unhideWhenUsed="0"/>
+    <w:lsdException w:name="Light Shading Accent 6" w:semiHidden="0" w:uiPriority="60" w:unhideWhenUsed="0"/>
+    <w:lsdException w:name="Light List Accent 6" w:semiHidden="0" w:uiPriority="61" w:unhideWhenUsed="0"/>
+    <w:lsdException w:name="Light Grid Accent 6" w:semiHidden="0" w:uiPriority="62" w:unhideWhenUsed="0"/>
+    <w:lsdException w:name="Medium Shading 1 Accent 6" w:semiHidden="0" w:uiPriority="63" w:unhideWhenUsed="0"/>
+    <w:lsdException w:name="Medium Shading 2 Accent 6" w:semiHidden="0" w:uiPriority="64" w:unhideWhenUsed="0"/>
+    <w:lsdException w:name="Medium List 1 Accent 6" w:semiHidden="0" w:uiPriority="65" w:unhideWhenUsed="0"/>
+    <w:lsdException w:name="Medium List 2 Accent 6" w:semiHidden="0" w:uiPriority="66" w:unhideWhenUsed="0"/>
+    <w:lsdException w:name="Medium Grid 1 Accent 6" w:semiHidden="0" w:uiPriority="67" w:unhideWhenUsed="0"/>
+    <w:lsdException w:name="Medium Grid 2 Accent 6" w:semiHidden="0" w:uiPriority="68" w:unhideWhenUsed="0"/>
+    <w:lsdException w:name="Medium Grid 3 Accent 6" w:semiHidden="0" w:uiPriority="69" w:unhideWhenUsed="0"/>
+    <w:lsdException w:name="Dark List Accent 6" w:semiHidden="0" w:uiPriority="70" w:unhideWhenUsed="0"/>
+    <w:lsdException w:name="Colorful Shading Accent 6" w:semiHidden="0" w:uiPriority="71" w:unhideWhenUsed="0"/>
+    <w:lsdException w:name="Colorful List Accent 6" w:semiHidden="0" w:uiPriority="72" w:unhideWhenUsed="0"/>
+    <w:lsdException w:name="Colorful Grid Accent 6" w:semiHidden="0" w:uiPriority="73" w:unhideWhenUsed="0"/>
+    <w:lsdException w:name="Subtle Emphasis" w:uiPriority="19" w:qFormat="1"/>
+    <w:lsdException w:name="Intense Emphasis" w:uiPriority="21" w:qFormat="1"/>
+    <w:lsdException w:name="Subtle Reference" w:uiPriority="31" w:qFormat="1"/>
+    <w:lsdException w:name="Intense Reference" w:uiPriority="32" w:qFormat="1"/>
+    <w:lsdException w:name="Book Title" w:uiPriority="33" w:qFormat="1"/>
+    <w:lsdException w:name="Bibliography" w:uiPriority="37"/>
+    <w:lsdException w:name="TOC Heading" w:uiPriority="39" w:qFormat="1"/>
   </w:latentStyles>
   <w:style w:type="paragraph" w:default="1" w:styleId="Normal">
     <w:name w:val="Normal"/>
@@ -15207,6 +14550,7 @@
     <w:uiPriority w:val="99"/>
     <w:semiHidden/>
     <w:unhideWhenUsed/>
+    <w:qFormat/>
     <w:tblPr>
       <w:tblInd w:w="0" w:type="dxa"/>
       <w:tblCellMar>
@@ -15230,6 +14574,7 @@
     <w:uiPriority w:val="99"/>
     <w:semiHidden/>
     <w:unhideWhenUsed/>
+    <w:rsid w:val="00600C44"/>
     <w:rPr>
       <w:rFonts w:ascii="Tahoma" w:hAnsi="Tahoma" w:cs="Tahoma"/>
       <w:sz w:val="16"/>
@@ -15242,6 +14587,7 @@
     <w:link w:val="Textodeglobo"/>
     <w:uiPriority w:val="99"/>
     <w:semiHidden/>
+    <w:rsid w:val="00600C44"/>
     <w:rPr>
       <w:rFonts w:ascii="Tahoma" w:hAnsi="Tahoma" w:cs="Tahoma"/>
       <w:sz w:val="16"/>
@@ -15394,6 +14740,7 @@
       <w:spacing w:after="0" w:line="240" w:lineRule="auto"/>
     </w:pPr>
     <w:tblPr>
+      <w:tblInd w:w="0" w:type="dxa"/>
       <w:tblBorders>
         <w:top w:val="single" w:sz="4" w:space="0" w:color="auto"/>
         <w:left w:val="single" w:sz="4" w:space="0" w:color="auto"/>
@@ -15402,6 +14749,12 @@
         <w:insideH w:val="single" w:sz="4" w:space="0" w:color="auto"/>
         <w:insideV w:val="single" w:sz="4" w:space="0" w:color="auto"/>
       </w:tblBorders>
+      <w:tblCellMar>
+        <w:top w:w="0" w:type="dxa"/>
+        <w:left w:w="108" w:type="dxa"/>
+        <w:bottom w:w="0" w:type="dxa"/>
+        <w:right w:w="108" w:type="dxa"/>
+      </w:tblCellMar>
     </w:tblPr>
   </w:style>
   <w:style w:type="character" w:styleId="Textodelmarcadordeposicin">
@@ -15456,7 +14809,7 @@
       <w:szCs w:val="22"/>
     </w:rPr>
   </w:style>
-  <w:style w:type="table" w:styleId="Tablanormal5">
+  <w:style w:type="table" w:customStyle="1" w:styleId="PlainTable5">
     <w:name w:val="Plain Table 5"/>
     <w:basedOn w:val="Tablanormal"/>
     <w:uiPriority w:val="45"/>
@@ -15467,6 +14820,13 @@
     <w:tblPr>
       <w:tblStyleRowBandSize w:val="1"/>
       <w:tblStyleColBandSize w:val="1"/>
+      <w:tblInd w:w="0" w:type="dxa"/>
+      <w:tblCellMar>
+        <w:top w:w="0" w:type="dxa"/>
+        <w:left w:w="108" w:type="dxa"/>
+        <w:bottom w:w="0" w:type="dxa"/>
+        <w:right w:w="108" w:type="dxa"/>
+      </w:tblCellMar>
     </w:tblPr>
     <w:tblStylePr w:type="firstRow">
       <w:rPr>
@@ -15587,7 +14947,7 @@
       <w:u w:val="single"/>
     </w:rPr>
   </w:style>
-  <w:style w:type="character" w:styleId="Mencinsinresolver">
+  <w:style w:type="character" w:customStyle="1" w:styleId="UnresolvedMention">
     <w:name w:val="Unresolved Mention"/>
     <w:basedOn w:val="Fuentedeprrafopredeter"/>
     <w:uiPriority w:val="99"/>
@@ -15599,7 +14959,7 @@
       <w:shd w:val="clear" w:color="auto" w:fill="E1DFDD"/>
     </w:rPr>
   </w:style>
-  <w:style w:type="table" w:styleId="Tabladelista1clara-nfasis4">
+  <w:style w:type="table" w:customStyle="1" w:styleId="ListTable1LightAccent4">
     <w:name w:val="List Table 1 Light Accent 4"/>
     <w:basedOn w:val="Tablanormal"/>
     <w:uiPriority w:val="46"/>
@@ -15610,6 +14970,13 @@
     <w:tblPr>
       <w:tblStyleRowBandSize w:val="1"/>
       <w:tblStyleColBandSize w:val="1"/>
+      <w:tblInd w:w="0" w:type="dxa"/>
+      <w:tblCellMar>
+        <w:top w:w="0" w:type="dxa"/>
+        <w:left w:w="108" w:type="dxa"/>
+        <w:bottom w:w="0" w:type="dxa"/>
+        <w:right w:w="108" w:type="dxa"/>
+      </w:tblCellMar>
     </w:tblPr>
     <w:tblStylePr w:type="firstRow">
       <w:rPr>
@@ -15688,7 +15055,7 @@
 </file>
 
 <file path=word/glossary/document.xml><?xml version="1.0" encoding="utf-8"?>
-<w:glossaryDocument xmlns:wpc="http://schemas.microsoft.com/office/word/2010/wordprocessingCanvas" xmlns:cx="http://schemas.microsoft.com/office/drawing/2014/chartex" xmlns:cx1="http://schemas.microsoft.com/office/drawing/2015/9/8/chartex" xmlns:cx2="http://schemas.microsoft.com/office/drawing/2015/10/21/chartex" xmlns:cx3="http://schemas.microsoft.com/office/drawing/2016/5/9/chartex" xmlns:cx4="http://schemas.microsoft.com/office/drawing/2016/5/10/chartex" xmlns:cx5="http://schemas.microsoft.com/office/drawing/2016/5/11/chartex" xmlns:cx6="http://schemas.microsoft.com/office/drawing/2016/5/12/chartex" xmlns:cx7="http://schemas.microsoft.com/office/drawing/2016/5/13/chartex" xmlns:cx8="http://schemas.microsoft.com/office/drawing/2016/5/14/chartex" xmlns:mc="http://schemas.openxmlformats.org/markup-compatibility/2006" xmlns:aink="http://schemas.microsoft.com/office/drawing/2016/ink" xmlns:am3d="http://schemas.microsoft.com/office/drawing/2017/model3d" xmlns:o="urn:schemas-microsoft-com:office:office" xmlns:r="http://schemas.openxmlformats.org/officeDocument/2006/relationships" xmlns:m="http://schemas.openxmlformats.org/officeDocument/2006/math" xmlns:v="urn:schemas-microsoft-com:vml" xmlns:wp14="http://schemas.microsoft.com/office/word/2010/wordprocessingDrawing" xmlns:wp="http://schemas.openxmlformats.org/drawingml/2006/wordprocessingDrawing" xmlns:w10="urn:schemas-microsoft-com:office:word" xmlns:w="http://schemas.openxmlformats.org/wordprocessingml/2006/main" xmlns:w14="http://schemas.microsoft.com/office/word/2010/wordml" xmlns:w15="http://schemas.microsoft.com/office/word/2012/wordml" xmlns:w16cid="http://schemas.microsoft.com/office/word/2016/wordml/cid" xmlns:w16se="http://schemas.microsoft.com/office/word/2015/wordml/symex" xmlns:wpg="http://schemas.microsoft.com/office/word/2010/wordprocessingGroup" xmlns:wpi="http://schemas.microsoft.com/office/word/2010/wordprocessingInk" xmlns:wne="http://schemas.microsoft.com/office/word/2006/wordml" xmlns:wps="http://schemas.microsoft.com/office/word/2010/wordprocessingShape" mc:Ignorable="w14 w15 w16se w16cid wp14">
+<w:glossaryDocument xmlns:ve="http://schemas.openxmlformats.org/markup-compatibility/2006" xmlns:o="urn:schemas-microsoft-com:office:office" xmlns:r="http://schemas.openxmlformats.org/officeDocument/2006/relationships" xmlns:m="http://schemas.openxmlformats.org/officeDocument/2006/math" xmlns:v="urn:schemas-microsoft-com:vml" xmlns:wp="http://schemas.openxmlformats.org/drawingml/2006/wordprocessingDrawing" xmlns:w10="urn:schemas-microsoft-com:office:word" xmlns:w="http://schemas.openxmlformats.org/wordprocessingml/2006/main" xmlns:wne="http://schemas.microsoft.com/office/word/2006/wordml">
   <w:docParts>
     <w:docPart>
       <w:docPartPr>
@@ -15756,13 +15123,13 @@
 </file>
 
 <file path=word/glossary/fontTable.xml><?xml version="1.0" encoding="utf-8"?>
-<w:fonts xmlns:mc="http://schemas.openxmlformats.org/markup-compatibility/2006" xmlns:r="http://schemas.openxmlformats.org/officeDocument/2006/relationships" xmlns:w="http://schemas.openxmlformats.org/wordprocessingml/2006/main" xmlns:w14="http://schemas.microsoft.com/office/word/2010/wordml" xmlns:w15="http://schemas.microsoft.com/office/word/2012/wordml" xmlns:w16cid="http://schemas.microsoft.com/office/word/2016/wordml/cid" xmlns:w16se="http://schemas.microsoft.com/office/word/2015/wordml/symex" mc:Ignorable="w14 w15 w16se w16cid">
+<w:fonts xmlns:r="http://schemas.openxmlformats.org/officeDocument/2006/relationships" xmlns:w="http://schemas.openxmlformats.org/wordprocessingml/2006/main">
   <w:font w:name="Calibri">
     <w:panose1 w:val="020F0502020204030204"/>
     <w:charset w:val="00"/>
     <w:family w:val="swiss"/>
     <w:pitch w:val="variable"/>
-    <w:sig w:usb0="E4002EFF" w:usb1="C200247B" w:usb2="00000009" w:usb3="00000000" w:csb0="000001FF" w:csb1="00000000"/>
+    <w:sig w:usb0="E4002EFF" w:usb1="C000247B" w:usb2="00000009" w:usb3="00000000" w:csb0="000001FF" w:csb1="00000000"/>
   </w:font>
   <w:font w:name="MS Mincho">
     <w:altName w:val="ＭＳ 明朝"/>
@@ -15770,7 +15137,7 @@
     <w:charset w:val="80"/>
     <w:family w:val="modern"/>
     <w:pitch w:val="fixed"/>
-    <w:sig w:usb0="E00002FF" w:usb1="6AC7FDFB" w:usb2="08000012" w:usb3="00000000" w:csb0="0002009F" w:csb1="00000000"/>
+    <w:sig w:usb0="A00002BF" w:usb1="68C7FCFB" w:usb2="00000010" w:usb3="00000000" w:csb0="0002009F" w:csb1="00000000"/>
   </w:font>
   <w:font w:name="Courier New">
     <w:panose1 w:val="02070309020205020404"/>
@@ -15819,33 +15186,28 @@
     <w:panose1 w:val="020B0604030504040204"/>
     <w:charset w:val="00"/>
     <w:family w:val="swiss"/>
+    <w:notTrueType/>
     <w:pitch w:val="variable"/>
-    <w:sig w:usb0="E1002EFF" w:usb1="C000605B" w:usb2="00000029" w:usb3="00000000" w:csb0="000101FF" w:csb1="00000000"/>
+    <w:sig w:usb0="00000003" w:usb1="00000000" w:usb2="00000000" w:usb3="00000000" w:csb0="00000001" w:csb1="00000000"/>
   </w:font>
-  <w:font w:name="Calibri Light">
-    <w:panose1 w:val="020F0302020204030204"/>
+  <w:font w:name="Cambria">
+    <w:panose1 w:val="02040503050406030204"/>
     <w:charset w:val="00"/>
-    <w:family w:val="swiss"/>
+    <w:family w:val="roman"/>
     <w:pitch w:val="variable"/>
-    <w:sig w:usb0="E4002EFF" w:usb1="C200247B" w:usb2="00000009" w:usb3="00000000" w:csb0="000001FF" w:csb1="00000000"/>
+    <w:sig w:usb0="E00006FF" w:usb1="420024FF" w:usb2="02000000" w:usb3="00000000" w:csb0="0000019F" w:csb1="00000000"/>
   </w:font>
 </w:fonts>
 </file>
 
 <file path=word/glossary/settings.xml><?xml version="1.0" encoding="utf-8"?>
-<w:settings xmlns:mc="http://schemas.openxmlformats.org/markup-compatibility/2006" xmlns:o="urn:schemas-microsoft-com:office:office" xmlns:r="http://schemas.openxmlformats.org/officeDocument/2006/relationships" xmlns:m="http://schemas.openxmlformats.org/officeDocument/2006/math" xmlns:v="urn:schemas-microsoft-com:vml" xmlns:w10="urn:schemas-microsoft-com:office:word" xmlns:w="http://schemas.openxmlformats.org/wordprocessingml/2006/main" xmlns:w14="http://schemas.microsoft.com/office/word/2010/wordml" xmlns:w15="http://schemas.microsoft.com/office/word/2012/wordml" xmlns:w16cid="http://schemas.microsoft.com/office/word/2016/wordml/cid" xmlns:w16se="http://schemas.microsoft.com/office/word/2015/wordml/symex" xmlns:sl="http://schemas.openxmlformats.org/schemaLibrary/2006/main" mc:Ignorable="w14 w15 w16se w16cid">
+<w:settings xmlns:o="urn:schemas-microsoft-com:office:office" xmlns:r="http://schemas.openxmlformats.org/officeDocument/2006/relationships" xmlns:m="http://schemas.openxmlformats.org/officeDocument/2006/math" xmlns:v="urn:schemas-microsoft-com:vml" xmlns:w10="urn:schemas-microsoft-com:office:word" xmlns:w="http://schemas.openxmlformats.org/wordprocessingml/2006/main" xmlns:sl="http://schemas.openxmlformats.org/schemaLibrary/2006/main">
   <w:view w:val="normal"/>
   <w:defaultTabStop w:val="708"/>
   <w:hyphenationZone w:val="425"/>
   <w:characterSpacingControl w:val="doNotCompress"/>
   <w:compat>
     <w:useFELayout/>
-    <w:compatSetting w:name="compatibilityMode" w:uri="http://schemas.microsoft.com/office/word" w:val="15"/>
-    <w:compatSetting w:name="overrideTableStyleFontSizeAndJustification" w:uri="http://schemas.microsoft.com/office/word" w:val="1"/>
-    <w:compatSetting w:name="enableOpenTypeFeatures" w:uri="http://schemas.microsoft.com/office/word" w:val="1"/>
-    <w:compatSetting w:name="doNotFlipMirrorIndents" w:uri="http://schemas.microsoft.com/office/word" w:val="1"/>
-    <w:compatSetting w:name="differentiateMultirowTableHeaders" w:uri="http://schemas.microsoft.com/office/word" w:val="1"/>
-    <w:compatSetting w:name="useWord2013TrackBottomHyphenation" w:uri="http://schemas.microsoft.com/office/word" w:val="0"/>
   </w:compat>
   <w:rsids>
     <w:rsidRoot w:val="009B0278"/>
@@ -15855,6 +15217,7 @@
     <w:rsid w:val="004C570A"/>
     <w:rsid w:val="005C2097"/>
     <w:rsid w:val="006A1884"/>
+    <w:rsid w:val="008504D9"/>
     <w:rsid w:val="009B0278"/>
     <w:rsid w:val="00AC587D"/>
     <w:rsid w:val="00B01728"/>
@@ -15866,7 +15229,7 @@
     <m:mathFont m:val="Cambria Math"/>
     <m:brkBin m:val="before"/>
     <m:brkBinSub m:val="--"/>
-    <m:smallFrac m:val="0"/>
+    <m:smallFrac/>
     <m:dispDef/>
     <m:lMargin m:val="0"/>
     <m:rMargin m:val="0"/>
@@ -15875,16 +15238,15 @@
     <m:intLim m:val="subSup"/>
     <m:naryLim m:val="undOvr"/>
   </m:mathPr>
-  <w:themeFontLang w:val="es-CO"/>
+  <w:themeFontLang w:val="es-ES"/>
   <w:clrSchemeMapping w:bg1="light1" w:t1="dark1" w:bg2="light2" w:t2="dark2" w:accent1="accent1" w:accent2="accent2" w:accent3="accent3" w:accent4="accent4" w:accent5="accent5" w:accent6="accent6" w:hyperlink="hyperlink" w:followedHyperlink="followedHyperlink"/>
   <w:decimalSymbol w:val="."/>
-  <w:listSeparator w:val=","/>
-  <w15:chartTrackingRefBased/>
+  <w:listSeparator w:val=";"/>
 </w:settings>
 </file>
 
 <file path=word/glossary/styles.xml><?xml version="1.0" encoding="utf-8"?>
-<w:styles xmlns:mc="http://schemas.openxmlformats.org/markup-compatibility/2006" xmlns:r="http://schemas.openxmlformats.org/officeDocument/2006/relationships" xmlns:w="http://schemas.openxmlformats.org/wordprocessingml/2006/main" xmlns:w14="http://schemas.microsoft.com/office/word/2010/wordml" xmlns:w15="http://schemas.microsoft.com/office/word/2012/wordml" xmlns:w16cid="http://schemas.microsoft.com/office/word/2016/wordml/cid" xmlns:w16se="http://schemas.microsoft.com/office/word/2015/wordml/symex" mc:Ignorable="w14 w15 w16se w16cid">
+<w:styles xmlns:r="http://schemas.openxmlformats.org/officeDocument/2006/relationships" xmlns:w="http://schemas.openxmlformats.org/wordprocessingml/2006/main">
   <w:docDefaults>
     <w:rPrDefault>
       <w:rPr>
@@ -15893,7 +15255,6 @@
         <w:sz w:val="22"/>
         <w:szCs w:val="22"/>
         <w:lang w:val="es-CO" w:eastAsia="es-CO" w:bidi="ar-SA"/>
-        <w14:ligatures w14:val="standardContextual"/>
       </w:rPr>
     </w:rPrDefault>
     <w:pPrDefault>
@@ -15902,386 +15263,149 @@
       </w:pPr>
     </w:pPrDefault>
   </w:docDefaults>
-  <w:latentStyles w:defLockedState="0" w:defUIPriority="99" w:defSemiHidden="0" w:defUnhideWhenUsed="0" w:defQFormat="0" w:count="375">
-    <w:lsdException w:name="Normal" w:uiPriority="0" w:qFormat="1"/>
-    <w:lsdException w:name="heading 1" w:uiPriority="9" w:qFormat="1"/>
-    <w:lsdException w:name="heading 2" w:semiHidden="1" w:uiPriority="9" w:unhideWhenUsed="1" w:qFormat="1"/>
-    <w:lsdException w:name="heading 3" w:semiHidden="1" w:uiPriority="9" w:unhideWhenUsed="1" w:qFormat="1"/>
-    <w:lsdException w:name="heading 4" w:semiHidden="1" w:uiPriority="9" w:unhideWhenUsed="1" w:qFormat="1"/>
-    <w:lsdException w:name="heading 5" w:semiHidden="1" w:uiPriority="9" w:unhideWhenUsed="1" w:qFormat="1"/>
-    <w:lsdException w:name="heading 6" w:semiHidden="1" w:uiPriority="9" w:unhideWhenUsed="1" w:qFormat="1"/>
-    <w:lsdException w:name="heading 7" w:semiHidden="1" w:uiPriority="9" w:unhideWhenUsed="1" w:qFormat="1"/>
-    <w:lsdException w:name="heading 8" w:semiHidden="1" w:uiPriority="9" w:unhideWhenUsed="1" w:qFormat="1"/>
-    <w:lsdException w:name="heading 9" w:semiHidden="1" w:uiPriority="9" w:unhideWhenUsed="1" w:qFormat="1"/>
-    <w:lsdException w:name="index 1" w:semiHidden="1" w:unhideWhenUsed="1"/>
-    <w:lsdException w:name="index 2" w:semiHidden="1" w:unhideWhenUsed="1"/>
-    <w:lsdException w:name="index 3" w:semiHidden="1" w:unhideWhenUsed="1"/>
-    <w:lsdException w:name="index 4" w:semiHidden="1" w:unhideWhenUsed="1"/>
-    <w:lsdException w:name="index 5" w:semiHidden="1" w:unhideWhenUsed="1"/>
-    <w:lsdException w:name="index 6" w:semiHidden="1" w:unhideWhenUsed="1"/>
-    <w:lsdException w:name="index 7" w:semiHidden="1" w:unhideWhenUsed="1"/>
-    <w:lsdException w:name="index 8" w:semiHidden="1" w:unhideWhenUsed="1"/>
-    <w:lsdException w:name="index 9" w:semiHidden="1" w:unhideWhenUsed="1"/>
-    <w:lsdException w:name="toc 1" w:semiHidden="1" w:uiPriority="39" w:unhideWhenUsed="1"/>
-    <w:lsdException w:name="toc 2" w:semiHidden="1" w:uiPriority="39" w:unhideWhenUsed="1"/>
-    <w:lsdException w:name="toc 3" w:semiHidden="1" w:uiPriority="39" w:unhideWhenUsed="1"/>
-    <w:lsdException w:name="toc 4" w:semiHidden="1" w:uiPriority="39" w:unhideWhenUsed="1"/>
-    <w:lsdException w:name="toc 5" w:semiHidden="1" w:uiPriority="39" w:unhideWhenUsed="1"/>
-    <w:lsdException w:name="toc 6" w:semiHidden="1" w:uiPriority="39" w:unhideWhenUsed="1"/>
-    <w:lsdException w:name="toc 7" w:semiHidden="1" w:uiPriority="39" w:unhideWhenUsed="1"/>
-    <w:lsdException w:name="toc 8" w:semiHidden="1" w:uiPriority="39" w:unhideWhenUsed="1"/>
-    <w:lsdException w:name="toc 9" w:semiHidden="1" w:uiPriority="39" w:unhideWhenUsed="1"/>
-    <w:lsdException w:name="Normal Indent" w:semiHidden="1" w:unhideWhenUsed="1"/>
-    <w:lsdException w:name="footnote text" w:semiHidden="1" w:unhideWhenUsed="1"/>
-    <w:lsdException w:name="annotation text" w:semiHidden="1" w:unhideWhenUsed="1"/>
-    <w:lsdException w:name="header" w:semiHidden="1" w:unhideWhenUsed="1"/>
-    <w:lsdException w:name="footer" w:semiHidden="1" w:unhideWhenUsed="1"/>
-    <w:lsdException w:name="index heading" w:semiHidden="1" w:unhideWhenUsed="1"/>
-    <w:lsdException w:name="caption" w:semiHidden="1" w:uiPriority="35" w:unhideWhenUsed="1" w:qFormat="1"/>
-    <w:lsdException w:name="table of figures" w:semiHidden="1" w:unhideWhenUsed="1"/>
-    <w:lsdException w:name="envelope address" w:semiHidden="1" w:unhideWhenUsed="1"/>
-    <w:lsdException w:name="envelope return" w:semiHidden="1" w:unhideWhenUsed="1"/>
-    <w:lsdException w:name="footnote reference" w:semiHidden="1" w:unhideWhenUsed="1"/>
-    <w:lsdException w:name="annotation reference" w:semiHidden="1" w:unhideWhenUsed="1"/>
-    <w:lsdException w:name="line number" w:semiHidden="1" w:unhideWhenUsed="1"/>
-    <w:lsdException w:name="page number" w:semiHidden="1" w:unhideWhenUsed="1"/>
-    <w:lsdException w:name="endnote reference" w:semiHidden="1" w:unhideWhenUsed="1"/>
-    <w:lsdException w:name="endnote text" w:semiHidden="1" w:unhideWhenUsed="1"/>
-    <w:lsdException w:name="table of authorities" w:semiHidden="1" w:unhideWhenUsed="1"/>
-    <w:lsdException w:name="macro" w:semiHidden="1" w:unhideWhenUsed="1"/>
-    <w:lsdException w:name="toa heading" w:semiHidden="1" w:unhideWhenUsed="1"/>
-    <w:lsdException w:name="List" w:semiHidden="1" w:unhideWhenUsed="1"/>
-    <w:lsdException w:name="List Bullet" w:semiHidden="1" w:unhideWhenUsed="1"/>
-    <w:lsdException w:name="List Number" w:semiHidden="1" w:unhideWhenUsed="1"/>
-    <w:lsdException w:name="List 2" w:semiHidden="1" w:unhideWhenUsed="1"/>
-    <w:lsdException w:name="List 3" w:semiHidden="1" w:unhideWhenUsed="1"/>
-    <w:lsdException w:name="List 4" w:semiHidden="1" w:unhideWhenUsed="1"/>
-    <w:lsdException w:name="List 5" w:semiHidden="1" w:unhideWhenUsed="1"/>
-    <w:lsdException w:name="List Bullet 2" w:semiHidden="1" w:unhideWhenUsed="1"/>
-    <w:lsdException w:name="List Bullet 3" w:semiHidden="1" w:unhideWhenUsed="1"/>
-    <w:lsdException w:name="List Bullet 4" w:semiHidden="1" w:unhideWhenUsed="1"/>
-    <w:lsdException w:name="List Bullet 5" w:semiHidden="1" w:unhideWhenUsed="1"/>
-    <w:lsdException w:name="List Number 2" w:semiHidden="1" w:unhideWhenUsed="1"/>
-    <w:lsdException w:name="List Number 3" w:semiHidden="1" w:unhideWhenUsed="1"/>
-    <w:lsdException w:name="List Number 4" w:semiHidden="1" w:unhideWhenUsed="1"/>
-    <w:lsdException w:name="List Number 5" w:semiHidden="1" w:unhideWhenUsed="1"/>
-    <w:lsdException w:name="Title" w:uiPriority="10" w:qFormat="1"/>
-    <w:lsdException w:name="Closing" w:semiHidden="1" w:unhideWhenUsed="1"/>
-    <w:lsdException w:name="Signature" w:semiHidden="1" w:unhideWhenUsed="1"/>
-    <w:lsdException w:name="Default Paragraph Font" w:semiHidden="1" w:uiPriority="1" w:unhideWhenUsed="1"/>
-    <w:lsdException w:name="Body Text" w:semiHidden="1" w:unhideWhenUsed="1"/>
-    <w:lsdException w:name="Body Text Indent" w:semiHidden="1" w:unhideWhenUsed="1"/>
-    <w:lsdException w:name="List Continue" w:semiHidden="1" w:unhideWhenUsed="1"/>
-    <w:lsdException w:name="List Continue 2" w:semiHidden="1" w:unhideWhenUsed="1"/>
-    <w:lsdException w:name="List Continue 3" w:semiHidden="1" w:unhideWhenUsed="1"/>
-    <w:lsdException w:name="List Continue 4" w:semiHidden="1" w:unhideWhenUsed="1"/>
-    <w:lsdException w:name="List Continue 5" w:semiHidden="1" w:unhideWhenUsed="1"/>
-    <w:lsdException w:name="Message Header" w:semiHidden="1" w:unhideWhenUsed="1"/>
-    <w:lsdException w:name="Subtitle" w:uiPriority="2" w:qFormat="1"/>
-    <w:lsdException w:name="Salutation" w:semiHidden="1" w:unhideWhenUsed="1"/>
-    <w:lsdException w:name="Date" w:semiHidden="1" w:unhideWhenUsed="1"/>
-    <w:lsdException w:name="Body Text First Indent" w:semiHidden="1" w:unhideWhenUsed="1"/>
-    <w:lsdException w:name="Body Text First Indent 2" w:semiHidden="1" w:unhideWhenUsed="1"/>
-    <w:lsdException w:name="Note Heading" w:semiHidden="1" w:unhideWhenUsed="1"/>
-    <w:lsdException w:name="Body Text 2" w:semiHidden="1" w:unhideWhenUsed="1"/>
-    <w:lsdException w:name="Body Text 3" w:semiHidden="1" w:unhideWhenUsed="1"/>
-    <w:lsdException w:name="Body Text Indent 2" w:semiHidden="1" w:unhideWhenUsed="1"/>
-    <w:lsdException w:name="Body Text Indent 3" w:semiHidden="1" w:unhideWhenUsed="1"/>
-    <w:lsdException w:name="Block Text" w:semiHidden="1" w:unhideWhenUsed="1"/>
-    <w:lsdException w:name="Hyperlink" w:semiHidden="1" w:unhideWhenUsed="1"/>
-    <w:lsdException w:name="FollowedHyperlink" w:semiHidden="1" w:unhideWhenUsed="1"/>
-    <w:lsdException w:name="Strong" w:uiPriority="22" w:qFormat="1"/>
-    <w:lsdException w:name="Emphasis" w:uiPriority="20" w:qFormat="1"/>
-    <w:lsdException w:name="Document Map" w:semiHidden="1" w:unhideWhenUsed="1"/>
-    <w:lsdException w:name="Plain Text" w:semiHidden="1" w:unhideWhenUsed="1"/>
-    <w:lsdException w:name="E-mail Signature" w:semiHidden="1" w:unhideWhenUsed="1"/>
-    <w:lsdException w:name="HTML Top of Form" w:semiHidden="1" w:unhideWhenUsed="1"/>
-    <w:lsdException w:name="HTML Bottom of Form" w:semiHidden="1" w:unhideWhenUsed="1"/>
-    <w:lsdException w:name="Normal (Web)" w:semiHidden="1" w:unhideWhenUsed="1"/>
-    <w:lsdException w:name="HTML Acronym" w:semiHidden="1" w:unhideWhenUsed="1"/>
-    <w:lsdException w:name="HTML Address" w:semiHidden="1" w:unhideWhenUsed="1"/>
-    <w:lsdException w:name="HTML Cite" w:semiHidden="1" w:unhideWhenUsed="1"/>
-    <w:lsdException w:name="HTML Code" w:semiHidden="1" w:unhideWhenUsed="1"/>
-    <w:lsdException w:name="HTML Definition" w:semiHidden="1" w:unhideWhenUsed="1"/>
-    <w:lsdException w:name="HTML Keyboard" w:semiHidden="1" w:unhideWhenUsed="1"/>
-    <w:lsdException w:name="HTML Preformatted" w:semiHidden="1" w:unhideWhenUsed="1"/>
-    <w:lsdException w:name="HTML Sample" w:semiHidden="1" w:unhideWhenUsed="1"/>
-    <w:lsdException w:name="HTML Typewriter" w:semiHidden="1" w:unhideWhenUsed="1"/>
-    <w:lsdException w:name="HTML Variable" w:semiHidden="1" w:unhideWhenUsed="1"/>
-    <w:lsdException w:name="Normal Table" w:semiHidden="1" w:unhideWhenUsed="1"/>
-    <w:lsdException w:name="annotation subject" w:semiHidden="1" w:unhideWhenUsed="1"/>
-    <w:lsdException w:name="No List" w:semiHidden="1" w:unhideWhenUsed="1"/>
-    <w:lsdException w:name="Outline List 1" w:semiHidden="1" w:unhideWhenUsed="1"/>
-    <w:lsdException w:name="Outline List 2" w:semiHidden="1" w:unhideWhenUsed="1"/>
-    <w:lsdException w:name="Outline List 3" w:semiHidden="1" w:unhideWhenUsed="1"/>
-    <w:lsdException w:name="Table Simple 1" w:semiHidden="1" w:unhideWhenUsed="1"/>
-    <w:lsdException w:name="Table Simple 2" w:semiHidden="1" w:unhideWhenUsed="1"/>
-    <w:lsdException w:name="Table Simple 3" w:semiHidden="1" w:unhideWhenUsed="1"/>
-    <w:lsdException w:name="Table Classic 1" w:semiHidden="1" w:unhideWhenUsed="1"/>
-    <w:lsdException w:name="Table Classic 2" w:semiHidden="1" w:unhideWhenUsed="1"/>
-    <w:lsdException w:name="Table Classic 3" w:semiHidden="1" w:unhideWhenUsed="1"/>
-    <w:lsdException w:name="Table Classic 4" w:semiHidden="1" w:unhideWhenUsed="1"/>
-    <w:lsdException w:name="Table Colorful 1" w:semiHidden="1" w:unhideWhenUsed="1"/>
-    <w:lsdException w:name="Table Colorful 2" w:semiHidden="1" w:unhideWhenUsed="1"/>
-    <w:lsdException w:name="Table Colorful 3" w:semiHidden="1" w:unhideWhenUsed="1"/>
-    <w:lsdException w:name="Table Columns 1" w:semiHidden="1" w:unhideWhenUsed="1"/>
-    <w:lsdException w:name="Table Columns 2" w:semiHidden="1" w:unhideWhenUsed="1"/>
-    <w:lsdException w:name="Table Columns 3" w:semiHidden="1" w:unhideWhenUsed="1"/>
-    <w:lsdException w:name="Table Columns 4" w:semiHidden="1" w:unhideWhenUsed="1"/>
-    <w:lsdException w:name="Table Columns 5" w:semiHidden="1" w:unhideWhenUsed="1"/>
-    <w:lsdException w:name="Table Grid 1" w:semiHidden="1" w:unhideWhenUsed="1"/>
-    <w:lsdException w:name="Table Grid 2" w:semiHidden="1" w:unhideWhenUsed="1"/>
-    <w:lsdException w:name="Table Grid 3" w:semiHidden="1" w:unhideWhenUsed="1"/>
-    <w:lsdException w:name="Table Grid 4" w:semiHidden="1" w:unhideWhenUsed="1"/>
-    <w:lsdException w:name="Table Grid 5" w:semiHidden="1" w:unhideWhenUsed="1"/>
-    <w:lsdException w:name="Table Grid 6" w:semiHidden="1" w:unhideWhenUsed="1"/>
-    <w:lsdException w:name="Table Grid 7" w:semiHidden="1" w:unhideWhenUsed="1"/>
-    <w:lsdException w:name="Table Grid 8" w:semiHidden="1" w:unhideWhenUsed="1"/>
-    <w:lsdException w:name="Table List 1" w:semiHidden="1" w:unhideWhenUsed="1"/>
-    <w:lsdException w:name="Table List 2" w:semiHidden="1" w:unhideWhenUsed="1"/>
-    <w:lsdException w:name="Table List 3" w:semiHidden="1" w:unhideWhenUsed="1"/>
-    <w:lsdException w:name="Table List 4" w:semiHidden="1" w:unhideWhenUsed="1"/>
-    <w:lsdException w:name="Table List 5" w:semiHidden="1" w:unhideWhenUsed="1"/>
-    <w:lsdException w:name="Table List 6" w:semiHidden="1" w:unhideWhenUsed="1"/>
-    <w:lsdException w:name="Table List 7" w:semiHidden="1" w:unhideWhenUsed="1"/>
-    <w:lsdException w:name="Table List 8" w:semiHidden="1" w:unhideWhenUsed="1"/>
-    <w:lsdException w:name="Table 3D effects 1" w:semiHidden="1" w:unhideWhenUsed="1"/>
-    <w:lsdException w:name="Table 3D effects 2" w:semiHidden="1" w:unhideWhenUsed="1"/>
-    <w:lsdException w:name="Table 3D effects 3" w:semiHidden="1" w:unhideWhenUsed="1"/>
-    <w:lsdException w:name="Table Contemporary" w:semiHidden="1" w:unhideWhenUsed="1"/>
-    <w:lsdException w:name="Table Elegant" w:semiHidden="1" w:unhideWhenUsed="1"/>
-    <w:lsdException w:name="Table Professional" w:semiHidden="1" w:unhideWhenUsed="1"/>
-    <w:lsdException w:name="Table Subtle 1" w:semiHidden="1" w:unhideWhenUsed="1"/>
-    <w:lsdException w:name="Table Subtle 2" w:semiHidden="1" w:unhideWhenUsed="1"/>
-    <w:lsdException w:name="Table Web 1" w:semiHidden="1" w:unhideWhenUsed="1"/>
-    <w:lsdException w:name="Table Web 2" w:semiHidden="1" w:unhideWhenUsed="1"/>
-    <w:lsdException w:name="Table Web 3" w:semiHidden="1" w:unhideWhenUsed="1"/>
-    <w:lsdException w:name="Balloon Text" w:semiHidden="1" w:unhideWhenUsed="1"/>
-    <w:lsdException w:name="Table Grid" w:uiPriority="39"/>
-    <w:lsdException w:name="Table Theme" w:semiHidden="1" w:unhideWhenUsed="1"/>
-    <w:lsdException w:name="Placeholder Text" w:semiHidden="1"/>
-    <w:lsdException w:name="No Spacing" w:uiPriority="1" w:qFormat="1"/>
-    <w:lsdException w:name="Light Shading" w:uiPriority="60"/>
-    <w:lsdException w:name="Light List" w:uiPriority="61"/>
-    <w:lsdException w:name="Light Grid" w:uiPriority="62"/>
-    <w:lsdException w:name="Medium Shading 1" w:uiPriority="63"/>
-    <w:lsdException w:name="Medium Shading 2" w:uiPriority="64"/>
-    <w:lsdException w:name="Medium List 1" w:uiPriority="65"/>
-    <w:lsdException w:name="Medium List 2" w:uiPriority="66"/>
-    <w:lsdException w:name="Medium Grid 1" w:uiPriority="67"/>
-    <w:lsdException w:name="Medium Grid 2" w:uiPriority="68"/>
-    <w:lsdException w:name="Medium Grid 3" w:uiPriority="69"/>
-    <w:lsdException w:name="Dark List" w:uiPriority="70"/>
-    <w:lsdException w:name="Colorful Shading" w:uiPriority="71"/>
-    <w:lsdException w:name="Colorful List" w:uiPriority="72"/>
-    <w:lsdException w:name="Colorful Grid" w:uiPriority="73"/>
-    <w:lsdException w:name="Light Shading Accent 1" w:uiPriority="60"/>
-    <w:lsdException w:name="Light List Accent 1" w:uiPriority="61"/>
-    <w:lsdException w:name="Light Grid Accent 1" w:uiPriority="62"/>
-    <w:lsdException w:name="Medium Shading 1 Accent 1" w:uiPriority="63"/>
-    <w:lsdException w:name="Medium Shading 2 Accent 1" w:uiPriority="64"/>
-    <w:lsdException w:name="Medium List 1 Accent 1" w:uiPriority="65"/>
-    <w:lsdException w:name="Revision" w:semiHidden="1"/>
-    <w:lsdException w:name="List Paragraph" w:uiPriority="34" w:qFormat="1"/>
-    <w:lsdException w:name="Quote" w:uiPriority="29" w:qFormat="1"/>
-    <w:lsdException w:name="Intense Quote" w:uiPriority="30" w:qFormat="1"/>
-    <w:lsdException w:name="Medium List 2 Accent 1" w:uiPriority="66"/>
-    <w:lsdException w:name="Medium Grid 1 Accent 1" w:uiPriority="67"/>
-    <w:lsdException w:name="Medium Grid 2 Accent 1" w:uiPriority="68"/>
-    <w:lsdException w:name="Medium Grid 3 Accent 1" w:uiPriority="69"/>
-    <w:lsdException w:name="Dark List Accent 1" w:uiPriority="70"/>
-    <w:lsdException w:name="Colorful Shading Accent 1" w:uiPriority="71"/>
-    <w:lsdException w:name="Colorful List Accent 1" w:uiPriority="72"/>
-    <w:lsdException w:name="Colorful Grid Accent 1" w:uiPriority="73"/>
-    <w:lsdException w:name="Light Shading Accent 2" w:uiPriority="60"/>
-    <w:lsdException w:name="Light List Accent 2" w:uiPriority="61"/>
-    <w:lsdException w:name="Light Grid Accent 2" w:uiPriority="62"/>
-    <w:lsdException w:name="Medium Shading 1 Accent 2" w:uiPriority="63"/>
-    <w:lsdException w:name="Medium Shading 2 Accent 2" w:uiPriority="64"/>
-    <w:lsdException w:name="Medium List 1 Accent 2" w:uiPriority="65"/>
-    <w:lsdException w:name="Medium List 2 Accent 2" w:uiPriority="66"/>
-    <w:lsdException w:name="Medium Grid 1 Accent 2" w:uiPriority="67"/>
-    <w:lsdException w:name="Medium Grid 2 Accent 2" w:uiPriority="68"/>
-    <w:lsdException w:name="Medium Grid 3 Accent 2" w:uiPriority="69"/>
-    <w:lsdException w:name="Dark List Accent 2" w:uiPriority="70"/>
-    <w:lsdException w:name="Colorful Shading Accent 2" w:uiPriority="71"/>
-    <w:lsdException w:name="Colorful List Accent 2" w:uiPriority="72"/>
-    <w:lsdException w:name="Colorful Grid Accent 2" w:uiPriority="73"/>
-    <w:lsdException w:name="Light Shading Accent 3" w:uiPriority="60"/>
-    <w:lsdException w:name="Light List Accent 3" w:uiPriority="61"/>
-    <w:lsdException w:name="Light Grid Accent 3" w:uiPriority="62"/>
-    <w:lsdException w:name="Medium Shading 1 Accent 3" w:uiPriority="63"/>
-    <w:lsdException w:name="Medium Shading 2 Accent 3" w:uiPriority="64"/>
-    <w:lsdException w:name="Medium List 1 Accent 3" w:uiPriority="65"/>
-    <w:lsdException w:name="Medium List 2 Accent 3" w:uiPriority="66"/>
-    <w:lsdException w:name="Medium Grid 1 Accent 3" w:uiPriority="67"/>
-    <w:lsdException w:name="Medium Grid 2 Accent 3" w:uiPriority="68"/>
-    <w:lsdException w:name="Medium Grid 3 Accent 3" w:uiPriority="69"/>
-    <w:lsdException w:name="Dark List Accent 3" w:uiPriority="70"/>
-    <w:lsdException w:name="Colorful Shading Accent 3" w:uiPriority="71"/>
-    <w:lsdException w:name="Colorful List Accent 3" w:uiPriority="72"/>
-    <w:lsdException w:name="Colorful Grid Accent 3" w:uiPriority="73"/>
-    <w:lsdException w:name="Light Shading Accent 4" w:uiPriority="60"/>
-    <w:lsdException w:name="Light List Accent 4" w:uiPriority="61"/>
-    <w:lsdException w:name="Light Grid Accent 4" w:uiPriority="62"/>
-    <w:lsdException w:name="Medium Shading 1 Accent 4" w:uiPriority="63"/>
-    <w:lsdException w:name="Medium Shading 2 Accent 4" w:uiPriority="64"/>
-    <w:lsdException w:name="Medium List 1 Accent 4" w:uiPriority="65"/>
-    <w:lsdException w:name="Medium List 2 Accent 4" w:uiPriority="66"/>
-    <w:lsdException w:name="Medium Grid 1 Accent 4" w:uiPriority="67"/>
-    <w:lsdException w:name="Medium Grid 2 Accent 4" w:uiPriority="68"/>
-    <w:lsdException w:name="Medium Grid 3 Accent 4" w:uiPriority="69"/>
-    <w:lsdException w:name="Dark List Accent 4" w:uiPriority="70"/>
-    <w:lsdException w:name="Colorful Shading Accent 4" w:uiPriority="71"/>
-    <w:lsdException w:name="Colorful List Accent 4" w:uiPriority="72"/>
-    <w:lsdException w:name="Colorful Grid Accent 4" w:uiPriority="73"/>
-    <w:lsdException w:name="Light Shading Accent 5" w:uiPriority="60"/>
-    <w:lsdException w:name="Light List Accent 5" w:uiPriority="61"/>
-    <w:lsdException w:name="Light Grid Accent 5" w:uiPriority="62"/>
-    <w:lsdException w:name="Medium Shading 1 Accent 5" w:uiPriority="63"/>
-    <w:lsdException w:name="Medium Shading 2 Accent 5" w:uiPriority="64"/>
-    <w:lsdException w:name="Medium List 1 Accent 5" w:uiPriority="65"/>
-    <w:lsdException w:name="Medium List 2 Accent 5" w:uiPriority="66"/>
-    <w:lsdException w:name="Medium Grid 1 Accent 5" w:uiPriority="67"/>
-    <w:lsdException w:name="Medium Grid 2 Accent 5" w:uiPriority="68"/>
-    <w:lsdException w:name="Medium Grid 3 Accent 5" w:uiPriority="69"/>
-    <w:lsdException w:name="Dark List Accent 5" w:uiPriority="70"/>
-    <w:lsdException w:name="Colorful Shading Accent 5" w:uiPriority="71"/>
-    <w:lsdException w:name="Colorful List Accent 5" w:uiPriority="72"/>
-    <w:lsdException w:name="Colorful Grid Accent 5" w:uiPriority="73"/>
-    <w:lsdException w:name="Light Shading Accent 6" w:uiPriority="60"/>
-    <w:lsdException w:name="Light List Accent 6" w:uiPriority="61"/>
-    <w:lsdException w:name="Light Grid Accent 6" w:uiPriority="62"/>
-    <w:lsdException w:name="Medium Shading 1 Accent 6" w:uiPriority="63"/>
-    <w:lsdException w:name="Medium Shading 2 Accent 6" w:uiPriority="64"/>
-    <w:lsdException w:name="Medium List 1 Accent 6" w:uiPriority="65"/>
-    <w:lsdException w:name="Medium List 2 Accent 6" w:uiPriority="66"/>
-    <w:lsdException w:name="Medium Grid 1 Accent 6" w:uiPriority="67"/>
-    <w:lsdException w:name="Medium Grid 2 Accent 6" w:uiPriority="68"/>
-    <w:lsdException w:name="Medium Grid 3 Accent 6" w:uiPriority="69"/>
-    <w:lsdException w:name="Dark List Accent 6" w:uiPriority="70"/>
-    <w:lsdException w:name="Colorful Shading Accent 6" w:uiPriority="71"/>
-    <w:lsdException w:name="Colorful List Accent 6" w:uiPriority="72"/>
-    <w:lsdException w:name="Colorful Grid Accent 6" w:uiPriority="73"/>
-    <w:lsdException w:name="Subtle Emphasis" w:uiPriority="19" w:qFormat="1"/>
-    <w:lsdException w:name="Intense Emphasis" w:uiPriority="21" w:qFormat="1"/>
-    <w:lsdException w:name="Subtle Reference" w:uiPriority="31" w:qFormat="1"/>
-    <w:lsdException w:name="Intense Reference" w:uiPriority="32" w:qFormat="1"/>
-    <w:lsdException w:name="Book Title" w:uiPriority="33" w:qFormat="1"/>
-    <w:lsdException w:name="Bibliography" w:semiHidden="1" w:uiPriority="37" w:unhideWhenUsed="1"/>
-    <w:lsdException w:name="TOC Heading" w:semiHidden="1" w:uiPriority="39" w:unhideWhenUsed="1" w:qFormat="1"/>
-    <w:lsdException w:name="Plain Table 1" w:uiPriority="41"/>
-    <w:lsdException w:name="Plain Table 2" w:uiPriority="42"/>
-    <w:lsdException w:name="Plain Table 3" w:uiPriority="43"/>
-    <w:lsdException w:name="Plain Table 4" w:uiPriority="44"/>
-    <w:lsdException w:name="Plain Table 5" w:uiPriority="45"/>
-    <w:lsdException w:name="Grid Table Light" w:uiPriority="40"/>
-    <w:lsdException w:name="Grid Table 1 Light" w:uiPriority="46"/>
-    <w:lsdException w:name="Grid Table 2" w:uiPriority="47"/>
-    <w:lsdException w:name="Grid Table 3" w:uiPriority="48"/>
-    <w:lsdException w:name="Grid Table 4" w:uiPriority="49"/>
-    <w:lsdException w:name="Grid Table 5 Dark" w:uiPriority="50"/>
-    <w:lsdException w:name="Grid Table 6 Colorful" w:uiPriority="51"/>
-    <w:lsdException w:name="Grid Table 7 Colorful" w:uiPriority="52"/>
-    <w:lsdException w:name="Grid Table 1 Light Accent 1" w:uiPriority="46"/>
-    <w:lsdException w:name="Grid Table 2 Accent 1" w:uiPriority="47"/>
-    <w:lsdException w:name="Grid Table 3 Accent 1" w:uiPriority="48"/>
-    <w:lsdException w:name="Grid Table 4 Accent 1" w:uiPriority="49"/>
-    <w:lsdException w:name="Grid Table 5 Dark Accent 1" w:uiPriority="50"/>
-    <w:lsdException w:name="Grid Table 6 Colorful Accent 1" w:uiPriority="51"/>
-    <w:lsdException w:name="Grid Table 7 Colorful Accent 1" w:uiPriority="52"/>
-    <w:lsdException w:name="Grid Table 1 Light Accent 2" w:uiPriority="46"/>
-    <w:lsdException w:name="Grid Table 2 Accent 2" w:uiPriority="47"/>
-    <w:lsdException w:name="Grid Table 3 Accent 2" w:uiPriority="48"/>
-    <w:lsdException w:name="Grid Table 4 Accent 2" w:uiPriority="49"/>
-    <w:lsdException w:name="Grid Table 5 Dark Accent 2" w:uiPriority="50"/>
-    <w:lsdException w:name="Grid Table 6 Colorful Accent 2" w:uiPriority="51"/>
-    <w:lsdException w:name="Grid Table 7 Colorful Accent 2" w:uiPriority="52"/>
-    <w:lsdException w:name="Grid Table 1 Light Accent 3" w:uiPriority="46"/>
-    <w:lsdException w:name="Grid Table 2 Accent 3" w:uiPriority="47"/>
-    <w:lsdException w:name="Grid Table 3 Accent 3" w:uiPriority="48"/>
-    <w:lsdException w:name="Grid Table 4 Accent 3" w:uiPriority="49"/>
-    <w:lsdException w:name="Grid Table 5 Dark Accent 3" w:uiPriority="50"/>
-    <w:lsdException w:name="Grid Table 6 Colorful Accent 3" w:uiPriority="51"/>
-    <w:lsdException w:name="Grid Table 7 Colorful Accent 3" w:uiPriority="52"/>
-    <w:lsdException w:name="Grid Table 1 Light Accent 4" w:uiPriority="46"/>
-    <w:lsdException w:name="Grid Table 2 Accent 4" w:uiPriority="47"/>
-    <w:lsdException w:name="Grid Table 3 Accent 4" w:uiPriority="48"/>
-    <w:lsdException w:name="Grid Table 4 Accent 4" w:uiPriority="49"/>
-    <w:lsdException w:name="Grid Table 5 Dark Accent 4" w:uiPriority="50"/>
-    <w:lsdException w:name="Grid Table 6 Colorful Accent 4" w:uiPriority="51"/>
-    <w:lsdException w:name="Grid Table 7 Colorful Accent 4" w:uiPriority="52"/>
-    <w:lsdException w:name="Grid Table 1 Light Accent 5" w:uiPriority="46"/>
-    <w:lsdException w:name="Grid Table 2 Accent 5" w:uiPriority="47"/>
-    <w:lsdException w:name="Grid Table 3 Accent 5" w:uiPriority="48"/>
-    <w:lsdException w:name="Grid Table 4 Accent 5" w:uiPriority="49"/>
-    <w:lsdException w:name="Grid Table 5 Dark Accent 5" w:uiPriority="50"/>
-    <w:lsdException w:name="Grid Table 6 Colorful Accent 5" w:uiPriority="51"/>
-    <w:lsdException w:name="Grid Table 7 Colorful Accent 5" w:uiPriority="52"/>
-    <w:lsdException w:name="Grid Table 1 Light Accent 6" w:uiPriority="46"/>
-    <w:lsdException w:name="Grid Table 2 Accent 6" w:uiPriority="47"/>
-    <w:lsdException w:name="Grid Table 3 Accent 6" w:uiPriority="48"/>
-    <w:lsdException w:name="Grid Table 4 Accent 6" w:uiPriority="49"/>
-    <w:lsdException w:name="Grid Table 5 Dark Accent 6" w:uiPriority="50"/>
-    <w:lsdException w:name="Grid Table 6 Colorful Accent 6" w:uiPriority="51"/>
-    <w:lsdException w:name="Grid Table 7 Colorful Accent 6" w:uiPriority="52"/>
-    <w:lsdException w:name="List Table 1 Light" w:uiPriority="46"/>
-    <w:lsdException w:name="List Table 2" w:uiPriority="47"/>
-    <w:lsdException w:name="List Table 3" w:uiPriority="48"/>
-    <w:lsdException w:name="List Table 4" w:uiPriority="49"/>
-    <w:lsdException w:name="List Table 5 Dark" w:uiPriority="50"/>
-    <w:lsdException w:name="List Table 6 Colorful" w:uiPriority="51"/>
-    <w:lsdException w:name="List Table 7 Colorful" w:uiPriority="52"/>
-    <w:lsdException w:name="List Table 1 Light Accent 1" w:uiPriority="46"/>
-    <w:lsdException w:name="List Table 2 Accent 1" w:uiPriority="47"/>
-    <w:lsdException w:name="List Table 3 Accent 1" w:uiPriority="48"/>
-    <w:lsdException w:name="List Table 4 Accent 1" w:uiPriority="49"/>
-    <w:lsdException w:name="List Table 5 Dark Accent 1" w:uiPriority="50"/>
-    <w:lsdException w:name="List Table 6 Colorful Accent 1" w:uiPriority="51"/>
-    <w:lsdException w:name="List Table 7 Colorful Accent 1" w:uiPriority="52"/>
-    <w:lsdException w:name="List Table 1 Light Accent 2" w:uiPriority="46"/>
-    <w:lsdException w:name="List Table 2 Accent 2" w:uiPriority="47"/>
-    <w:lsdException w:name="List Table 3 Accent 2" w:uiPriority="48"/>
-    <w:lsdException w:name="List Table 4 Accent 2" w:uiPriority="49"/>
-    <w:lsdException w:name="List Table 5 Dark Accent 2" w:uiPriority="50"/>
-    <w:lsdException w:name="List Table 6 Colorful Accent 2" w:uiPriority="51"/>
-    <w:lsdException w:name="List Table 7 Colorful Accent 2" w:uiPriority="52"/>
-    <w:lsdException w:name="List Table 1 Light Accent 3" w:uiPriority="46"/>
-    <w:lsdException w:name="List Table 2 Accent 3" w:uiPriority="47"/>
-    <w:lsdException w:name="List Table 3 Accent 3" w:uiPriority="48"/>
-    <w:lsdException w:name="List Table 4 Accent 3" w:uiPriority="49"/>
-    <w:lsdException w:name="List Table 5 Dark Accent 3" w:uiPriority="50"/>
-    <w:lsdException w:name="List Table 6 Colorful Accent 3" w:uiPriority="51"/>
-    <w:lsdException w:name="List Table 7 Colorful Accent 3" w:uiPriority="52"/>
-    <w:lsdException w:name="List Table 1 Light Accent 4" w:uiPriority="46"/>
-    <w:lsdException w:name="List Table 2 Accent 4" w:uiPriority="47"/>
-    <w:lsdException w:name="List Table 3 Accent 4" w:uiPriority="48"/>
-    <w:lsdException w:name="List Table 4 Accent 4" w:uiPriority="49"/>
-    <w:lsdException w:name="List Table 5 Dark Accent 4" w:uiPriority="50"/>
-    <w:lsdException w:name="List Table 6 Colorful Accent 4" w:uiPriority="51"/>
-    <w:lsdException w:name="List Table 7 Colorful Accent 4" w:uiPriority="52"/>
-    <w:lsdException w:name="List Table 1 Light Accent 5" w:uiPriority="46"/>
-    <w:lsdException w:name="List Table 2 Accent 5" w:uiPriority="47"/>
-    <w:lsdException w:name="List Table 3 Accent 5" w:uiPriority="48"/>
-    <w:lsdException w:name="List Table 4 Accent 5" w:uiPriority="49"/>
-    <w:lsdException w:name="List Table 5 Dark Accent 5" w:uiPriority="50"/>
-    <w:lsdException w:name="List Table 6 Colorful Accent 5" w:uiPriority="51"/>
-    <w:lsdException w:name="List Table 7 Colorful Accent 5" w:uiPriority="52"/>
-    <w:lsdException w:name="List Table 1 Light Accent 6" w:uiPriority="46"/>
-    <w:lsdException w:name="List Table 2 Accent 6" w:uiPriority="47"/>
-    <w:lsdException w:name="List Table 3 Accent 6" w:uiPriority="48"/>
-    <w:lsdException w:name="List Table 4 Accent 6" w:uiPriority="49"/>
-    <w:lsdException w:name="List Table 5 Dark Accent 6" w:uiPriority="50"/>
-    <w:lsdException w:name="List Table 6 Colorful Accent 6" w:uiPriority="51"/>
-    <w:lsdException w:name="List Table 7 Colorful Accent 6" w:uiPriority="52"/>
-    <w:lsdException w:name="Mention" w:semiHidden="1" w:unhideWhenUsed="1"/>
-    <w:lsdException w:name="Smart Hyperlink" w:semiHidden="1" w:unhideWhenUsed="1"/>
-    <w:lsdException w:name="Hashtag" w:semiHidden="1" w:unhideWhenUsed="1"/>
-    <w:lsdException w:name="Unresolved Mention" w:semiHidden="1" w:unhideWhenUsed="1"/>
+  <w:latentStyles w:defLockedState="0" w:defUIPriority="99" w:defSemiHidden="1" w:defUnhideWhenUsed="1" w:defQFormat="0" w:count="267">
+    <w:lsdException w:name="Normal" w:semiHidden="0" w:uiPriority="0" w:unhideWhenUsed="0" w:qFormat="1"/>
+    <w:lsdException w:name="heading 1" w:semiHidden="0" w:uiPriority="9" w:unhideWhenUsed="0" w:qFormat="1"/>
+    <w:lsdException w:name="heading 2" w:uiPriority="9" w:qFormat="1"/>
+    <w:lsdException w:name="heading 3" w:uiPriority="9" w:qFormat="1"/>
+    <w:lsdException w:name="heading 4" w:uiPriority="9" w:qFormat="1"/>
+    <w:lsdException w:name="heading 5" w:uiPriority="9" w:qFormat="1"/>
+    <w:lsdException w:name="heading 6" w:uiPriority="9" w:qFormat="1"/>
+    <w:lsdException w:name="heading 7" w:uiPriority="9" w:qFormat="1"/>
+    <w:lsdException w:name="heading 8" w:uiPriority="9" w:qFormat="1"/>
+    <w:lsdException w:name="heading 9" w:uiPriority="9" w:qFormat="1"/>
+    <w:lsdException w:name="toc 1" w:uiPriority="39"/>
+    <w:lsdException w:name="toc 2" w:uiPriority="39"/>
+    <w:lsdException w:name="toc 3" w:uiPriority="39"/>
+    <w:lsdException w:name="toc 4" w:uiPriority="39"/>
+    <w:lsdException w:name="toc 5" w:uiPriority="39"/>
+    <w:lsdException w:name="toc 6" w:uiPriority="39"/>
+    <w:lsdException w:name="toc 7" w:uiPriority="39"/>
+    <w:lsdException w:name="toc 8" w:uiPriority="39"/>
+    <w:lsdException w:name="toc 9" w:uiPriority="39"/>
+    <w:lsdException w:name="caption" w:uiPriority="35" w:qFormat="1"/>
+    <w:lsdException w:name="Title" w:semiHidden="0" w:uiPriority="10" w:unhideWhenUsed="0" w:qFormat="1"/>
+    <w:lsdException w:name="Default Paragraph Font" w:uiPriority="1"/>
+    <w:lsdException w:name="Subtitle" w:semiHidden="0" w:uiPriority="2" w:unhideWhenUsed="0" w:qFormat="1"/>
+    <w:lsdException w:name="Strong" w:semiHidden="0" w:uiPriority="22" w:unhideWhenUsed="0" w:qFormat="1"/>
+    <w:lsdException w:name="Emphasis" w:semiHidden="0" w:uiPriority="20" w:unhideWhenUsed="0" w:qFormat="1"/>
+    <w:lsdException w:name="Table Grid" w:semiHidden="0" w:uiPriority="39" w:unhideWhenUsed="0"/>
+    <w:lsdException w:name="Placeholder Text" w:unhideWhenUsed="0"/>
+    <w:lsdException w:name="No Spacing" w:semiHidden="0" w:uiPriority="1" w:unhideWhenUsed="0" w:qFormat="1"/>
+    <w:lsdException w:name="Light Shading" w:semiHidden="0" w:uiPriority="60" w:unhideWhenUsed="0"/>
+    <w:lsdException w:name="Light List" w:semiHidden="0" w:uiPriority="61" w:unhideWhenUsed="0"/>
+    <w:lsdException w:name="Light Grid" w:semiHidden="0" w:uiPriority="62" w:unhideWhenUsed="0"/>
+    <w:lsdException w:name="Medium Shading 1" w:semiHidden="0" w:uiPriority="63" w:unhideWhenUsed="0"/>
+    <w:lsdException w:name="Medium Shading 2" w:semiHidden="0" w:uiPriority="64" w:unhideWhenUsed="0"/>
+    <w:lsdException w:name="Medium List 1" w:semiHidden="0" w:uiPriority="65" w:unhideWhenUsed="0"/>
+    <w:lsdException w:name="Medium List 2" w:semiHidden="0" w:uiPriority="66" w:unhideWhenUsed="0"/>
+    <w:lsdException w:name="Medium Grid 1" w:semiHidden="0" w:uiPriority="67" w:unhideWhenUsed="0"/>
+    <w:lsdException w:name="Medium Grid 2" w:semiHidden="0" w:uiPriority="68" w:unhideWhenUsed="0"/>
+    <w:lsdException w:name="Medium Grid 3" w:semiHidden="0" w:uiPriority="69" w:unhideWhenUsed="0"/>
+    <w:lsdException w:name="Dark List" w:semiHidden="0" w:uiPriority="70" w:unhideWhenUsed="0"/>
+    <w:lsdException w:name="Colorful Shading" w:semiHidden="0" w:uiPriority="71" w:unhideWhenUsed="0"/>
+    <w:lsdException w:name="Colorful List" w:semiHidden="0" w:uiPriority="72" w:unhideWhenUsed="0"/>
+    <w:lsdException w:name="Colorful Grid" w:semiHidden="0" w:uiPriority="73" w:unhideWhenUsed="0"/>
+    <w:lsdException w:name="Light Shading Accent 1" w:semiHidden="0" w:uiPriority="60" w:unhideWhenUsed="0"/>
+    <w:lsdException w:name="Light List Accent 1" w:semiHidden="0" w:uiPriority="61" w:unhideWhenUsed="0"/>
+    <w:lsdException w:name="Light Grid Accent 1" w:semiHidden="0" w:uiPriority="62" w:unhideWhenUsed="0"/>
+    <w:lsdException w:name="Medium Shading 1 Accent 1" w:semiHidden="0" w:uiPriority="63" w:unhideWhenUsed="0"/>
+    <w:lsdException w:name="Medium Shading 2 Accent 1" w:semiHidden="0" w:uiPriority="64" w:unhideWhenUsed="0"/>
+    <w:lsdException w:name="Medium List 1 Accent 1" w:semiHidden="0" w:uiPriority="65" w:unhideWhenUsed="0"/>
+    <w:lsdException w:name="Revision" w:unhideWhenUsed="0"/>
+    <w:lsdException w:name="List Paragraph" w:semiHidden="0" w:uiPriority="34" w:unhideWhenUsed="0" w:qFormat="1"/>
+    <w:lsdException w:name="Quote" w:semiHidden="0" w:uiPriority="29" w:unhideWhenUsed="0" w:qFormat="1"/>
+    <w:lsdException w:name="Intense Quote" w:semiHidden="0" w:uiPriority="30" w:unhideWhenUsed="0" w:qFormat="1"/>
+    <w:lsdException w:name="Medium List 2 Accent 1" w:semiHidden="0" w:uiPriority="66" w:unhideWhenUsed="0"/>
+    <w:lsdException w:name="Medium Grid 1 Accent 1" w:semiHidden="0" w:uiPriority="67" w:unhideWhenUsed="0"/>
+    <w:lsdException w:name="Medium Grid 2 Accent 1" w:semiHidden="0" w:uiPriority="68" w:unhideWhenUsed="0"/>
+    <w:lsdException w:name="Medium Grid 3 Accent 1" w:semiHidden="0" w:uiPriority="69" w:unhideWhenUsed="0"/>
+    <w:lsdException w:name="Dark List Accent 1" w:semiHidden="0" w:uiPriority="70" w:unhideWhenUsed="0"/>
+    <w:lsdException w:name="Colorful Shading Accent 1" w:semiHidden="0" w:uiPriority="71" w:unhideWhenUsed="0"/>
+    <w:lsdException w:name="Colorful List Accent 1" w:semiHidden="0" w:uiPriority="72" w:unhideWhenUsed="0"/>
+    <w:lsdException w:name="Colorful Grid Accent 1" w:semiHidden="0" w:uiPriority="73" w:unhideWhenUsed="0"/>
+    <w:lsdException w:name="Light Shading Accent 2" w:semiHidden="0" w:uiPriority="60" w:unhideWhenUsed="0"/>
+    <w:lsdException w:name="Light List Accent 2" w:semiHidden="0" w:uiPriority="61" w:unhideWhenUsed="0"/>
+    <w:lsdException w:name="Light Grid Accent 2" w:semiHidden="0" w:uiPriority="62" w:unhideWhenUsed="0"/>
+    <w:lsdException w:name="Medium Shading 1 Accent 2" w:semiHidden="0" w:uiPriority="63" w:unhideWhenUsed="0"/>
+    <w:lsdException w:name="Medium Shading 2 Accent 2" w:semiHidden="0" w:uiPriority="64" w:unhideWhenUsed="0"/>
+    <w:lsdException w:name="Medium List 1 Accent 2" w:semiHidden="0" w:uiPriority="65" w:unhideWhenUsed="0"/>
+    <w:lsdException w:name="Medium List 2 Accent 2" w:semiHidden="0" w:uiPriority="66" w:unhideWhenUsed="0"/>
+    <w:lsdException w:name="Medium Grid 1 Accent 2" w:semiHidden="0" w:uiPriority="67" w:unhideWhenUsed="0"/>
+    <w:lsdException w:name="Medium Grid 2 Accent 2" w:semiHidden="0" w:uiPriority="68" w:unhideWhenUsed="0"/>
+    <w:lsdException w:name="Medium Grid 3 Accent 2" w:semiHidden="0" w:uiPriority="69" w:unhideWhenUsed="0"/>
+    <w:lsdException w:name="Dark List Accent 2" w:semiHidden="0" w:uiPriority="70" w:unhideWhenUsed="0"/>
+    <w:lsdException w:name="Colorful Shading Accent 2" w:semiHidden="0" w:uiPriority="71" w:unhideWhenUsed="0"/>
+    <w:lsdException w:name="Colorful List Accent 2" w:semiHidden="0" w:uiPriority="72" w:unhideWhenUsed="0"/>
+    <w:lsdException w:name="Colorful Grid Accent 2" w:semiHidden="0" w:uiPriority="73" w:unhideWhenUsed="0"/>
+    <w:lsdException w:name="Light Shading Accent 3" w:semiHidden="0" w:uiPriority="60" w:unhideWhenUsed="0"/>
+    <w:lsdException w:name="Light List Accent 3" w:semiHidden="0" w:uiPriority="61" w:unhideWhenUsed="0"/>
+    <w:lsdException w:name="Light Grid Accent 3" w:semiHidden="0" w:uiPriority="62" w:unhideWhenUsed="0"/>
+    <w:lsdException w:name="Medium Shading 1 Accent 3" w:semiHidden="0" w:uiPriority="63" w:unhideWhenUsed="0"/>
+    <w:lsdException w:name="Medium Shading 2 Accent 3" w:semiHidden="0" w:uiPriority="64" w:unhideWhenUsed="0"/>
+    <w:lsdException w:name="Medium List 1 Accent 3" w:semiHidden="0" w:uiPriority="65" w:unhideWhenUsed="0"/>
+    <w:lsdException w:name="Medium List 2 Accent 3" w:semiHidden="0" w:uiPriority="66" w:unhideWhenUsed="0"/>
+    <w:lsdException w:name="Medium Grid 1 Accent 3" w:semiHidden="0" w:uiPriority="67" w:unhideWhenUsed="0"/>
+    <w:lsdException w:name="Medium Grid 2 Accent 3" w:semiHidden="0" w:uiPriority="68" w:unhideWhenUsed="0"/>
+    <w:lsdException w:name="Medium Grid 3 Accent 3" w:semiHidden="0" w:uiPriority="69" w:unhideWhenUsed="0"/>
+    <w:lsdException w:name="Dark List Accent 3" w:semiHidden="0" w:uiPriority="70" w:unhideWhenUsed="0"/>
+    <w:lsdException w:name="Colorful Shading Accent 3" w:semiHidden="0" w:uiPriority="71" w:unhideWhenUsed="0"/>
+    <w:lsdException w:name="Colorful List Accent 3" w:semiHidden="0" w:uiPriority="72" w:unhideWhenUsed="0"/>
+    <w:lsdException w:name="Colorful Grid Accent 3" w:semiHidden="0" w:uiPriority="73" w:unhideWhenUsed="0"/>
+    <w:lsdException w:name="Light Shading Accent 4" w:semiHidden="0" w:uiPriority="60" w:unhideWhenUsed="0"/>
+    <w:lsdException w:name="Light List Accent 4" w:semiHidden="0" w:uiPriority="61" w:unhideWhenUsed="0"/>
+    <w:lsdException w:name="Light Grid Accent 4" w:semiHidden="0" w:uiPriority="62" w:unhideWhenUsed="0"/>
+    <w:lsdException w:name="Medium Shading 1 Accent 4" w:semiHidden="0" w:uiPriority="63" w:unhideWhenUsed="0"/>
+    <w:lsdException w:name="Medium Shading 2 Accent 4" w:semiHidden="0" w:uiPriority="64" w:unhideWhenUsed="0"/>
+    <w:lsdException w:name="Medium List 1 Accent 4" w:semiHidden="0" w:uiPriority="65" w:unhideWhenUsed="0"/>
+    <w:lsdException w:name="Medium List 2 Accent 4" w:semiHidden="0" w:uiPriority="66" w:unhideWhenUsed="0"/>
+    <w:lsdException w:name="Medium Grid 1 Accent 4" w:semiHidden="0" w:uiPriority="67" w:unhideWhenUsed="0"/>
+    <w:lsdException w:name="Medium Grid 2 Accent 4" w:semiHidden="0" w:uiPriority="68" w:unhideWhenUsed="0"/>
+    <w:lsdException w:name="Medium Grid 3 Accent 4" w:semiHidden="0" w:uiPriority="69" w:unhideWhenUsed="0"/>
+    <w:lsdException w:name="Dark List Accent 4" w:semiHidden="0" w:uiPriority="70" w:unhideWhenUsed="0"/>
+    <w:lsdException w:name="Colorful Shading Accent 4" w:semiHidden="0" w:uiPriority="71" w:unhideWhenUsed="0"/>
+    <w:lsdException w:name="Colorful List Accent 4" w:semiHidden="0" w:uiPriority="72" w:unhideWhenUsed="0"/>
+    <w:lsdException w:name="Colorful Grid Accent 4" w:semiHidden="0" w:uiPriority="73" w:unhideWhenUsed="0"/>
+    <w:lsdException w:name="Light Shading Accent 5" w:semiHidden="0" w:uiPriority="60" w:unhideWhenUsed="0"/>
+    <w:lsdException w:name="Light List Accent 5" w:semiHidden="0" w:uiPriority="61" w:unhideWhenUsed="0"/>
+    <w:lsdException w:name="Light Grid Accent 5" w:semiHidden="0" w:uiPriority="62" w:unhideWhenUsed="0"/>
+    <w:lsdException w:name="Medium Shading 1 Accent 5" w:semiHidden="0" w:uiPriority="63" w:unhideWhenUsed="0"/>
+    <w:lsdException w:name="Medium Shading 2 Accent 5" w:semiHidden="0" w:uiPriority="64" w:unhideWhenUsed="0"/>
+    <w:lsdException w:name="Medium List 1 Accent 5" w:semiHidden="0" w:uiPriority="65" w:unhideWhenUsed="0"/>
+    <w:lsdException w:name="Medium List 2 Accent 5" w:semiHidden="0" w:uiPriority="66" w:unhideWhenUsed="0"/>
+    <w:lsdException w:name="Medium Grid 1 Accent 5" w:semiHidden="0" w:uiPriority="67" w:unhideWhenUsed="0"/>
+    <w:lsdException w:name="Medium Grid 2 Accent 5" w:semiHidden="0" w:uiPriority="68" w:unhideWhenUsed="0"/>
+    <w:lsdException w:name="Medium Grid 3 Accent 5" w:semiHidden="0" w:uiPriority="69" w:unhideWhenUsed="0"/>
+    <w:lsdException w:name="Dark List Accent 5" w:semiHidden="0" w:uiPriority="70" w:unhideWhenUsed="0"/>
+    <w:lsdException w:name="Colorful Shading Accent 5" w:semiHidden="0" w:uiPriority="71" w:unhideWhenUsed="0"/>
+    <w:lsdException w:name="Colorful List Accent 5" w:semiHidden="0" w:uiPriority="72" w:unhideWhenUsed="0"/>
+    <w:lsdException w:name="Colorful Grid Accent 5" w:semiHidden="0" w:uiPriority="73" w:unhideWhenUsed="0"/>
+    <w:lsdException w:name="Light Shading Accent 6" w:semiHidden="0" w:uiPriority="60" w:unhideWhenUsed="0"/>
+    <w:lsdException w:name="Light List Accent 6" w:semiHidden="0" w:uiPriority="61" w:unhideWhenUsed="0"/>
+    <w:lsdException w:name="Light Grid Accent 6" w:semiHidden="0" w:uiPriority="62" w:unhideWhenUsed="0"/>
+    <w:lsdException w:name="Medium Shading 1 Accent 6" w:semiHidden="0" w:uiPriority="63" w:unhideWhenUsed="0"/>
+    <w:lsdException w:name="Medium Shading 2 Accent 6" w:semiHidden="0" w:uiPriority="64" w:unhideWhenUsed="0"/>
+    <w:lsdException w:name="Medium List 1 Accent 6" w:semiHidden="0" w:uiPriority="65" w:unhideWhenUsed="0"/>
+    <w:lsdException w:name="Medium List 2 Accent 6" w:semiHidden="0" w:uiPriority="66" w:unhideWhenUsed="0"/>
+    <w:lsdException w:name="Medium Grid 1 Accent 6" w:semiHidden="0" w:uiPriority="67" w:unhideWhenUsed="0"/>
+    <w:lsdException w:name="Medium Grid 2 Accent 6" w:semiHidden="0" w:uiPriority="68" w:unhideWhenUsed="0"/>
+    <w:lsdException w:name="Medium Grid 3 Accent 6" w:semiHidden="0" w:uiPriority="69" w:unhideWhenUsed="0"/>
+    <w:lsdException w:name="Dark List Accent 6" w:semiHidden="0" w:uiPriority="70" w:unhideWhenUsed="0"/>
+    <w:lsdException w:name="Colorful Shading Accent 6" w:semiHidden="0" w:uiPriority="71" w:unhideWhenUsed="0"/>
+    <w:lsdException w:name="Colorful List Accent 6" w:semiHidden="0" w:uiPriority="72" w:unhideWhenUsed="0"/>
+    <w:lsdException w:name="Colorful Grid Accent 6" w:semiHidden="0" w:uiPriority="73" w:unhideWhenUsed="0"/>
+    <w:lsdException w:name="Subtle Emphasis" w:semiHidden="0" w:uiPriority="19" w:unhideWhenUsed="0" w:qFormat="1"/>
+    <w:lsdException w:name="Intense Emphasis" w:semiHidden="0" w:uiPriority="21" w:unhideWhenUsed="0" w:qFormat="1"/>
+    <w:lsdException w:name="Subtle Reference" w:semiHidden="0" w:uiPriority="31" w:unhideWhenUsed="0" w:qFormat="1"/>
+    <w:lsdException w:name="Intense Reference" w:semiHidden="0" w:uiPriority="32" w:unhideWhenUsed="0" w:qFormat="1"/>
+    <w:lsdException w:name="Book Title" w:semiHidden="0" w:uiPriority="33" w:unhideWhenUsed="0" w:qFormat="1"/>
+    <w:lsdException w:name="Bibliography" w:uiPriority="37"/>
+    <w:lsdException w:name="TOC Heading" w:uiPriority="39" w:qFormat="1"/>
   </w:latentStyles>
   <w:style w:type="paragraph" w:default="1" w:styleId="Normal">
     <w:name w:val="Normal"/>
     <w:qFormat/>
+    <w:rsid w:val="008504D9"/>
   </w:style>
   <w:style w:type="character" w:default="1" w:styleId="Fuentedeprrafopredeter">
     <w:name w:val="Default Paragraph Font"/>
@@ -16294,6 +15418,7 @@
     <w:uiPriority w:val="99"/>
     <w:semiHidden/>
     <w:unhideWhenUsed/>
+    <w:qFormat/>
     <w:tblPr>
       <w:tblInd w:w="0" w:type="dxa"/>
       <w:tblCellMar>
@@ -16316,18 +15441,18 @@
     <w:link w:val="SubttuloCar"/>
     <w:uiPriority w:val="2"/>
     <w:qFormat/>
+    <w:rsid w:val="008504D9"/>
     <w:pPr>
       <w:framePr w:hSpace="180" w:wrap="around" w:vAnchor="text" w:hAnchor="margin" w:y="1167"/>
       <w:spacing w:after="0" w:line="276" w:lineRule="auto"/>
     </w:pPr>
     <w:rPr>
       <w:caps/>
-      <w:color w:val="44546A" w:themeColor="text2"/>
+      <w:color w:val="1F497D" w:themeColor="text2"/>
       <w:spacing w:val="20"/>
       <w:kern w:val="0"/>
       <w:sz w:val="32"/>
       <w:lang w:val="es-ES" w:eastAsia="en-US"/>
-      <w14:ligatures w14:val="none"/>
     </w:rPr>
   </w:style>
   <w:style w:type="character" w:customStyle="1" w:styleId="SubttuloCar">
@@ -16335,24 +15460,25 @@
     <w:basedOn w:val="Fuentedeprrafopredeter"/>
     <w:link w:val="Subttulo"/>
     <w:uiPriority w:val="2"/>
+    <w:rsid w:val="008504D9"/>
     <w:rPr>
       <w:caps/>
-      <w:color w:val="44546A" w:themeColor="text2"/>
+      <w:color w:val="1F497D" w:themeColor="text2"/>
       <w:spacing w:val="20"/>
       <w:kern w:val="0"/>
       <w:sz w:val="32"/>
       <w:lang w:val="es-ES" w:eastAsia="en-US"/>
-      <w14:ligatures w14:val="none"/>
     </w:rPr>
   </w:style>
   <w:style w:type="paragraph" w:customStyle="1" w:styleId="A9B4550B676949FF846EEBBAF789DB52">
     <w:name w:val="A9B4550B676949FF846EEBBAF789DB52"/>
+    <w:rsid w:val="008504D9"/>
   </w:style>
 </w:styles>
 </file>
 
 <file path=word/glossary/webSettings.xml><?xml version="1.0" encoding="utf-8"?>
-<w:webSettings xmlns:mc="http://schemas.openxmlformats.org/markup-compatibility/2006" xmlns:r="http://schemas.openxmlformats.org/officeDocument/2006/relationships" xmlns:w="http://schemas.openxmlformats.org/wordprocessingml/2006/main" xmlns:w14="http://schemas.microsoft.com/office/word/2010/wordml" xmlns:w15="http://schemas.microsoft.com/office/word/2012/wordml" xmlns:w16cid="http://schemas.microsoft.com/office/word/2016/wordml/cid" xmlns:w16se="http://schemas.microsoft.com/office/word/2015/wordml/symex" mc:Ignorable="w14 w15 w16se w16cid">
+<w:webSettings xmlns:r="http://schemas.openxmlformats.org/officeDocument/2006/relationships" xmlns:w="http://schemas.openxmlformats.org/wordprocessingml/2006/main">
   <w:optimizeForBrowser/>
   <w:allowPNG/>
 </w:webSettings>

--- a/docs/sprint 2/sprint 2.docx
+++ b/docs/sprint 2/sprint 2.docx
@@ -1,6 +1,6 @@
 
 <file path=word/document.xml><?xml version="1.0" encoding="utf-8"?>
-<w:document xmlns:ve="http://schemas.openxmlformats.org/markup-compatibility/2006" xmlns:o="urn:schemas-microsoft-com:office:office" xmlns:r="http://schemas.openxmlformats.org/officeDocument/2006/relationships" xmlns:m="http://schemas.openxmlformats.org/officeDocument/2006/math" xmlns:v="urn:schemas-microsoft-com:vml" xmlns:wp="http://schemas.openxmlformats.org/drawingml/2006/wordprocessingDrawing" xmlns:w10="urn:schemas-microsoft-com:office:word" xmlns:w="http://schemas.openxmlformats.org/wordprocessingml/2006/main" xmlns:wne="http://schemas.microsoft.com/office/word/2006/wordml">
+<w:document xmlns:wpc="http://schemas.microsoft.com/office/word/2010/wordprocessingCanvas" xmlns:cx="http://schemas.microsoft.com/office/drawing/2014/chartex" xmlns:cx1="http://schemas.microsoft.com/office/drawing/2015/9/8/chartex" xmlns:cx2="http://schemas.microsoft.com/office/drawing/2015/10/21/chartex" xmlns:cx3="http://schemas.microsoft.com/office/drawing/2016/5/9/chartex" xmlns:cx4="http://schemas.microsoft.com/office/drawing/2016/5/10/chartex" xmlns:cx5="http://schemas.microsoft.com/office/drawing/2016/5/11/chartex" xmlns:cx6="http://schemas.microsoft.com/office/drawing/2016/5/12/chartex" xmlns:cx7="http://schemas.microsoft.com/office/drawing/2016/5/13/chartex" xmlns:cx8="http://schemas.microsoft.com/office/drawing/2016/5/14/chartex" xmlns:mc="http://schemas.openxmlformats.org/markup-compatibility/2006" xmlns:aink="http://schemas.microsoft.com/office/drawing/2016/ink" xmlns:am3d="http://schemas.microsoft.com/office/drawing/2017/model3d" xmlns:o="urn:schemas-microsoft-com:office:office" xmlns:r="http://schemas.openxmlformats.org/officeDocument/2006/relationships" xmlns:m="http://schemas.openxmlformats.org/officeDocument/2006/math" xmlns:v="urn:schemas-microsoft-com:vml" xmlns:wp14="http://schemas.microsoft.com/office/word/2010/wordprocessingDrawing" xmlns:wp="http://schemas.openxmlformats.org/drawingml/2006/wordprocessingDrawing" xmlns:w10="urn:schemas-microsoft-com:office:word" xmlns:w="http://schemas.openxmlformats.org/wordprocessingml/2006/main" xmlns:w14="http://schemas.microsoft.com/office/word/2010/wordml" xmlns:w15="http://schemas.microsoft.com/office/word/2012/wordml" xmlns:w16cex="http://schemas.microsoft.com/office/word/2018/wordml/cex" xmlns:w16cid="http://schemas.microsoft.com/office/word/2016/wordml/cid" xmlns:w16="http://schemas.microsoft.com/office/word/2018/wordml" xmlns:w16sdtdh="http://schemas.microsoft.com/office/word/2020/wordml/sdtdatahash" xmlns:w16se="http://schemas.microsoft.com/office/word/2015/wordml/symex" xmlns:wpg="http://schemas.microsoft.com/office/word/2010/wordprocessingGroup" xmlns:wpi="http://schemas.microsoft.com/office/word/2010/wordprocessingInk" xmlns:wne="http://schemas.microsoft.com/office/word/2006/wordml" xmlns:wps="http://schemas.microsoft.com/office/word/2010/wordprocessingShape" mc:Ignorable="w14 w15 w16se w16cid w16 w16cex w16sdtdh wp14">
   <w:body>
     <w:p>
       <w:pPr>
@@ -8,33 +8,22 @@
           <w:noProof/>
         </w:rPr>
       </w:pPr>
-      <w:r>
-        <w:rPr>
-          <w:noProof/>
-          <w:lang w:bidi="es-ES"/>
-        </w:rPr>
-        <w:pict>
-          <v:rect id="Rectángulo 3" o:spid="_x0000_s1026" alt="rectángulo blanco para texto en portada" style="position:absolute;margin-left:-15.95pt;margin-top:73.85pt;width:310.15pt;height:681.65pt;z-index:-251656192;visibility:visible;mso-position-vertical-relative:page;mso-width-relative:margin;mso-height-relative:margin;v-text-anchor:middle" o:gfxdata="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" fillcolor="white [3212]" stroked="f" strokeweight="2pt">
-            <w10:wrap anchory="page"/>
-          </v:rect>
-        </w:pict>
-      </w:r>
       <w:r>
         <w:rPr>
           <w:noProof/>
           <w:lang w:eastAsia="es-ES"/>
         </w:rPr>
         <w:drawing>
-          <wp:anchor distT="0" distB="0" distL="114300" distR="114300" simplePos="0" relativeHeight="251658240" behindDoc="1" locked="0" layoutInCell="1" allowOverlap="1">
+          <wp:anchor distT="0" distB="0" distL="114300" distR="114300" simplePos="0" relativeHeight="251657216" behindDoc="1" locked="0" layoutInCell="1" allowOverlap="1" wp14:anchorId="6243B23B" wp14:editId="6A01B239">
             <wp:simplePos x="0" y="0"/>
             <wp:positionH relativeFrom="column">
-              <wp:posOffset>-746975</wp:posOffset>
+              <wp:posOffset>-6252210</wp:posOffset>
             </wp:positionH>
             <wp:positionV relativeFrom="page">
-              <wp:posOffset>-12700</wp:posOffset>
+              <wp:posOffset>-1657350</wp:posOffset>
             </wp:positionV>
-            <wp:extent cx="7760970" cy="6684010"/>
-            <wp:effectExtent l="0" t="0" r="0" b="2540"/>
+            <wp:extent cx="13266420" cy="8331835"/>
+            <wp:effectExtent l="0" t="0" r="0" b="0"/>
             <wp:wrapNone/>
             <wp:docPr id="1" name="Imagen 1" descr="vista de la calle con edificios, establecimientos y cantantes de calle"/>
             <wp:cNvGraphicFramePr>
@@ -51,7 +40,7 @@
                     <a:blip r:embed="rId7" cstate="print">
                       <a:extLst>
                         <a:ext uri="{28A0092B-C50C-407E-A947-70E740481C1C}">
-                          <a14:useLocalDpi xmlns:a14="http://schemas.microsoft.com/office/drawing/2010/main" xmlns:wps="http://schemas.microsoft.com/office/word/2010/wordprocessingShape" xmlns:wpi="http://schemas.microsoft.com/office/word/2010/wordprocessingInk" xmlns:wpg="http://schemas.microsoft.com/office/word/2010/wordprocessingGroup" xmlns:w16se="http://schemas.microsoft.com/office/word/2015/wordml/symex" xmlns:w16cid="http://schemas.microsoft.com/office/word/2016/wordml/cid" xmlns:w15="http://schemas.microsoft.com/office/word/2012/wordml" xmlns:w14="http://schemas.microsoft.com/office/word/2010/wordml" xmlns:w="http://schemas.openxmlformats.org/wordprocessingml/2006/main" xmlns:w10="urn:schemas-microsoft-com:office:word" xmlns:wp14="http://schemas.microsoft.com/office/word/2010/wordprocessingDrawing" xmlns:v="urn:schemas-microsoft-com:vml" xmlns:o="urn:schemas-microsoft-com:office:office" xmlns:am3d="http://schemas.microsoft.com/office/drawing/2017/model3d" xmlns:aink="http://schemas.microsoft.com/office/drawing/2016/ink" xmlns:mc="http://schemas.openxmlformats.org/markup-compatibility/2006" xmlns:cx8="http://schemas.microsoft.com/office/drawing/2016/5/14/chartex" xmlns:cx7="http://schemas.microsoft.com/office/drawing/2016/5/13/chartex" xmlns:cx6="http://schemas.microsoft.com/office/drawing/2016/5/12/chartex" xmlns:cx5="http://schemas.microsoft.com/office/drawing/2016/5/11/chartex" xmlns:cx4="http://schemas.microsoft.com/office/drawing/2016/5/10/chartex" xmlns:cx3="http://schemas.microsoft.com/office/drawing/2016/5/9/chartex" xmlns:cx2="http://schemas.microsoft.com/office/drawing/2015/10/21/chartex" xmlns:cx1="http://schemas.microsoft.com/office/drawing/2015/9/8/chartex" xmlns:cx="http://schemas.microsoft.com/office/drawing/2014/chartex" xmlns:wpc="http://schemas.microsoft.com/office/word/2010/wordprocessingCanvas" xmlns="" val="0"/>
+                          <a14:useLocalDpi xmlns:a14="http://schemas.microsoft.com/office/drawing/2010/main" val="0"/>
                         </a:ext>
                       </a:extLst>
                     </a:blip>
@@ -62,7 +51,7 @@
                   <pic:spPr>
                     <a:xfrm>
                       <a:off x="0" y="0"/>
-                      <a:ext cx="7760970" cy="6684010"/>
+                      <a:ext cx="13266420" cy="8331835"/>
                     </a:xfrm>
                     <a:prstGeom prst="rect">
                       <a:avLst/>
@@ -71,8 +60,25 @@
                 </pic:pic>
               </a:graphicData>
             </a:graphic>
+            <wp14:sizeRelH relativeFrom="margin">
+              <wp14:pctWidth>0</wp14:pctWidth>
+            </wp14:sizeRelH>
+            <wp14:sizeRelV relativeFrom="margin">
+              <wp14:pctHeight>0</wp14:pctHeight>
+            </wp14:sizeRelV>
           </wp:anchor>
         </w:drawing>
+      </w:r>
+      <w:r>
+        <w:rPr>
+          <w:noProof/>
+          <w:lang w:bidi="es-ES"/>
+        </w:rPr>
+        <w:pict w14:anchorId="0DFDF243">
+          <v:rect id="Rectángulo 3" o:spid="_x0000_s1026" alt="rectángulo blanco para texto en portada" style="position:absolute;margin-left:-299.5pt;margin-top:47.6pt;width:310.15pt;height:695.9pt;z-index:-251656192;visibility:visible;mso-position-horizontal-relative:text;mso-position-vertical-relative:page;mso-width-relative:margin;mso-height-relative:margin;v-text-anchor:middle" o:gfxdata="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" fillcolor="white [3212]" stroked="f" strokeweight="2pt">
+            <w10:wrap anchory="page"/>
+          </v:rect>
+        </w:pict>
       </w:r>
     </w:p>
     <w:tbl>
@@ -91,7 +97,7 @@
           <w:left w:w="0" w:type="dxa"/>
           <w:right w:w="0" w:type="dxa"/>
         </w:tblCellMar>
-        <w:tblLook w:val="0000"/>
+        <w:tblLook w:val="0000" w:firstRow="0" w:lastRow="0" w:firstColumn="0" w:lastColumn="0" w:noHBand="0" w:noVBand="0"/>
       </w:tblPr>
       <w:tblGrid>
         <w:gridCol w:w="5580"/>
@@ -127,13 +133,13 @@
                 <w:noProof/>
                 <w:lang w:bidi="es-ES"/>
               </w:rPr>
-              <w:pict>
+              <w:pict w14:anchorId="044D56DF">
                 <v:shapetype id="_x0000_t202" coordsize="21600,21600" o:spt="202" path="m,l,21600r21600,l21600,xe">
                   <v:stroke joinstyle="miter"/>
                   <v:path gradientshapeok="t" o:connecttype="rect"/>
                 </v:shapetype>
-                <v:shape id="Cuadro de texto 8" o:spid="_x0000_s1030" type="#_x0000_t202" style="width:277.85pt;height:136.5pt;visibility:visible;mso-position-horizontal-relative:char;mso-position-vertical-relative:line" o:gfxdata="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" filled="f" stroked="f" strokeweight=".5pt">
-                  <v:textbox>
+                <v:shape id="Cuadro de texto 8" o:spid="_x0000_s1030" type="#_x0000_t202" style="width:277.85pt;height:136.5pt;visibility:visible;mso-left-percent:-10001;mso-top-percent:-10001;mso-position-horizontal:absolute;mso-position-horizontal-relative:char;mso-position-vertical:absolute;mso-position-vertical-relative:line;mso-left-percent:-10001;mso-top-percent:-10001" filled="f" stroked="f" strokeweight=".5pt">
+                  <v:textbox style="mso-next-textbox:#Cuadro de texto 8">
                     <w:txbxContent>
                       <w:p>
                         <w:pPr>
@@ -157,6 +163,32 @@
                           </w:rPr>
                           <w:t>Sistema de almacenamiento de información de compra y venta de cacao para la empresa Chocolate Tumaco</w:t>
                         </w:r>
+                      </w:p>
+                      <w:p>
+                        <w:pPr>
+                          <w:spacing w:line="240" w:lineRule="auto"/>
+                          <w:jc w:val="center"/>
+                          <w:rPr>
+                            <w:rFonts w:asciiTheme="majorHAnsi" w:eastAsiaTheme="majorEastAsia" w:hAnsiTheme="majorHAnsi" w:cstheme="majorBidi"/>
+                            <w:bCs/>
+                            <w:sz w:val="32"/>
+                            <w:szCs w:val="32"/>
+                            <w:lang w:val="es-CO" w:bidi="es-ES"/>
+                          </w:rPr>
+                        </w:pPr>
+                      </w:p>
+                      <w:p>
+                        <w:pPr>
+                          <w:spacing w:line="240" w:lineRule="auto"/>
+                          <w:jc w:val="center"/>
+                          <w:rPr>
+                            <w:rFonts w:asciiTheme="majorHAnsi" w:eastAsiaTheme="majorEastAsia" w:hAnsiTheme="majorHAnsi" w:cstheme="majorBidi"/>
+                            <w:bCs/>
+                            <w:sz w:val="32"/>
+                            <w:szCs w:val="32"/>
+                            <w:lang w:val="es-CO" w:bidi="es-ES"/>
+                          </w:rPr>
+                        </w:pPr>
                       </w:p>
                       <w:p>
                         <w:pPr>
@@ -220,8 +252,8 @@
                 <w:noProof/>
                 <w:lang w:bidi="es-ES"/>
               </w:rPr>
-              <w:pict>
-                <v:line id="Conector recto 5" o:spid="_x0000_s1029" alt="divisor de texto" style="visibility:visible;mso-position-horizontal-relative:char;mso-position-vertical-relative:line" from="0,0" to="109.5pt,0" o:gfxdata="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" strokecolor="#082a75 [3215]" strokeweight="3pt">
+              <w:pict w14:anchorId="75D0217C">
+                <v:line id="Conector recto 5" o:spid="_x0000_s1029" alt="divisor de texto" style="visibility:visible;mso-left-percent:-10001;mso-top-percent:-10001;mso-position-horizontal:absolute;mso-position-horizontal-relative:char;mso-position-vertical:absolute;mso-position-vertical-relative:line;mso-left-percent:-10001;mso-top-percent:-10001" from="0,0" to="109.5pt,0" strokecolor="#082a75 [3215]" strokeweight="3pt">
                   <w10:wrap type="none"/>
                   <w10:anchorlock/>
                 </v:line>
@@ -277,6 +309,7 @@
                 <w:docPart w:val="A9B4550B676949FF846EEBBAF789DB52"/>
               </w:placeholder>
             </w:sdtPr>
+            <w:sdtEndPr/>
             <w:sdtContent>
               <w:p>
                 <w:pPr>
@@ -355,8 +388,8 @@
                 <w:szCs w:val="10"/>
                 <w:lang w:bidi="es-ES"/>
               </w:rPr>
-              <w:pict>
-                <v:line id="Conector recto 6" o:spid="_x0000_s1028" alt="divisor de texto" style="visibility:visible;mso-position-horizontal-relative:char;mso-position-vertical-relative:line" from="0,0" to="117.65pt,0" o:gfxdata="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" strokecolor="#082a75 [3215]" strokeweight="3pt">
+              <w:pict w14:anchorId="6D4954DC">
+                <v:line id="Conector recto 6" o:spid="_x0000_s1028" alt="divisor de texto" style="visibility:visible;mso-left-percent:-10001;mso-top-percent:-10001;mso-position-horizontal:absolute;mso-position-horizontal-relative:char;mso-position-vertical:absolute;mso-position-vertical-relative:line;mso-left-percent:-10001;mso-top-percent:-10001" from="0,0" to="117.65pt,0" strokecolor="#082a75 [3215]" strokeweight="3pt">
                   <w10:wrap type="none"/>
                   <w10:anchorlock/>
                 </v:line>
@@ -452,13 +485,13 @@
           <w:lang w:eastAsia="es-ES"/>
         </w:rPr>
         <w:drawing>
-          <wp:anchor distT="0" distB="0" distL="114300" distR="114300" simplePos="0" relativeHeight="251662336" behindDoc="1" locked="0" layoutInCell="1" allowOverlap="1">
+          <wp:anchor distT="0" distB="0" distL="114300" distR="114300" simplePos="0" relativeHeight="251661312" behindDoc="1" locked="0" layoutInCell="1" allowOverlap="1" wp14:anchorId="31496CC4" wp14:editId="63E8D02D">
             <wp:simplePos x="0" y="0"/>
             <wp:positionH relativeFrom="column">
-              <wp:posOffset>4563920</wp:posOffset>
+              <wp:posOffset>965200</wp:posOffset>
             </wp:positionH>
             <wp:positionV relativeFrom="paragraph">
-              <wp:posOffset>6723205</wp:posOffset>
+              <wp:posOffset>6456045</wp:posOffset>
             </wp:positionV>
             <wp:extent cx="1572895" cy="1572895"/>
             <wp:effectExtent l="0" t="0" r="8255" b="8255"/>
@@ -504,7 +537,7 @@
                     <a:blip r:embed="rId8">
                       <a:extLst>
                         <a:ext uri="{28A0092B-C50C-407E-A947-70E740481C1C}">
-                          <a14:useLocalDpi xmlns:a14="http://schemas.microsoft.com/office/drawing/2010/main" xmlns:wps="http://schemas.microsoft.com/office/word/2010/wordprocessingShape" xmlns:wpi="http://schemas.microsoft.com/office/word/2010/wordprocessingInk" xmlns:wpg="http://schemas.microsoft.com/office/word/2010/wordprocessingGroup" xmlns:w16se="http://schemas.microsoft.com/office/word/2015/wordml/symex" xmlns:w16cid="http://schemas.microsoft.com/office/word/2016/wordml/cid" xmlns:w15="http://schemas.microsoft.com/office/word/2012/wordml" xmlns:w14="http://schemas.microsoft.com/office/word/2010/wordml" xmlns:w="http://schemas.openxmlformats.org/wordprocessingml/2006/main" xmlns:w10="urn:schemas-microsoft-com:office:word" xmlns:wp14="http://schemas.microsoft.com/office/word/2010/wordprocessingDrawing" xmlns:v="urn:schemas-microsoft-com:vml" xmlns:o="urn:schemas-microsoft-com:office:office" xmlns:am3d="http://schemas.microsoft.com/office/drawing/2017/model3d" xmlns:aink="http://schemas.microsoft.com/office/drawing/2016/ink" xmlns:mc="http://schemas.openxmlformats.org/markup-compatibility/2006" xmlns:cx8="http://schemas.microsoft.com/office/drawing/2016/5/14/chartex" xmlns:cx7="http://schemas.microsoft.com/office/drawing/2016/5/13/chartex" xmlns:cx6="http://schemas.microsoft.com/office/drawing/2016/5/12/chartex" xmlns:cx5="http://schemas.microsoft.com/office/drawing/2016/5/11/chartex" xmlns:cx4="http://schemas.microsoft.com/office/drawing/2016/5/10/chartex" xmlns:cx3="http://schemas.microsoft.com/office/drawing/2016/5/9/chartex" xmlns:cx2="http://schemas.microsoft.com/office/drawing/2015/10/21/chartex" xmlns:cx1="http://schemas.microsoft.com/office/drawing/2015/9/8/chartex" xmlns:cx="http://schemas.microsoft.com/office/drawing/2014/chartex" xmlns:wpc="http://schemas.microsoft.com/office/word/2010/wordprocessingCanvas" xmlns="" val="0"/>
+                          <a14:useLocalDpi xmlns:a14="http://schemas.microsoft.com/office/drawing/2010/main" val="0"/>
                         </a:ext>
                       </a:extLst>
                     </a:blip>
@@ -534,8 +567,8 @@
           <w:noProof/>
           <w:lang w:bidi="es-ES"/>
         </w:rPr>
-        <w:pict>
-          <v:rect id="Rectángulo 2" o:spid="_x0000_s1027" alt="rectángulo de color" style="position:absolute;margin-left:-58.7pt;margin-top:525pt;width:611.1pt;height:316.5pt;z-index:-251657216;visibility:visible;mso-position-horizontal-relative:text;mso-position-vertical-relative:page;mso-height-relative:margin;v-text-anchor:middle" o:gfxdata="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" fillcolor="#34aba2 [3206]" stroked="f" strokeweight="2pt">
+        <w:pict w14:anchorId="36AD9628">
+          <v:rect id="Rectángulo 2" o:spid="_x0000_s1027" alt="rectángulo de color" style="position:absolute;margin-left:-335.45pt;margin-top:525pt;width:887.85pt;height:316.5pt;z-index:-251657216;visibility:visible;mso-position-horizontal-relative:text;mso-position-vertical-relative:page;mso-height-relative:margin;v-text-anchor:middle" o:gfxdata="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" fillcolor="#34aba2 [3206]" stroked="f" strokeweight="2pt">
             <w10:wrap anchory="page"/>
           </v:rect>
         </w:pict>
@@ -1785,7 +1818,7 @@
           <w:lang w:eastAsia="es-ES"/>
         </w:rPr>
         <w:drawing>
-          <wp:inline distT="0" distB="0" distL="0" distR="0">
+          <wp:inline distT="0" distB="0" distL="0" distR="0" wp14:anchorId="3C664271" wp14:editId="3A0FAE96">
             <wp:extent cx="3609975" cy="3390900"/>
             <wp:effectExtent l="0" t="0" r="9525" b="0"/>
             <wp:docPr id="10" name="Imagen 10"/>
@@ -1805,7 +1838,7 @@
                     <a:blip r:embed="rId9">
                       <a:extLst>
                         <a:ext uri="{28A0092B-C50C-407E-A947-70E740481C1C}">
-                          <a14:useLocalDpi xmlns:a14="http://schemas.microsoft.com/office/drawing/2010/main" xmlns:wps="http://schemas.microsoft.com/office/word/2010/wordprocessingShape" xmlns:wpi="http://schemas.microsoft.com/office/word/2010/wordprocessingInk" xmlns:wpg="http://schemas.microsoft.com/office/word/2010/wordprocessingGroup" xmlns:w16se="http://schemas.microsoft.com/office/word/2015/wordml/symex" xmlns:w16cid="http://schemas.microsoft.com/office/word/2016/wordml/cid" xmlns:w15="http://schemas.microsoft.com/office/word/2012/wordml" xmlns:w14="http://schemas.microsoft.com/office/word/2010/wordml" xmlns:w="http://schemas.openxmlformats.org/wordprocessingml/2006/main" xmlns:w10="urn:schemas-microsoft-com:office:word" xmlns:wp14="http://schemas.microsoft.com/office/word/2010/wordprocessingDrawing" xmlns:v="urn:schemas-microsoft-com:vml" xmlns:o="urn:schemas-microsoft-com:office:office" xmlns:am3d="http://schemas.microsoft.com/office/drawing/2017/model3d" xmlns:aink="http://schemas.microsoft.com/office/drawing/2016/ink" xmlns:mc="http://schemas.openxmlformats.org/markup-compatibility/2006" xmlns:cx8="http://schemas.microsoft.com/office/drawing/2016/5/14/chartex" xmlns:cx7="http://schemas.microsoft.com/office/drawing/2016/5/13/chartex" xmlns:cx6="http://schemas.microsoft.com/office/drawing/2016/5/12/chartex" xmlns:cx5="http://schemas.microsoft.com/office/drawing/2016/5/11/chartex" xmlns:cx4="http://schemas.microsoft.com/office/drawing/2016/5/10/chartex" xmlns:cx3="http://schemas.microsoft.com/office/drawing/2016/5/9/chartex" xmlns:cx2="http://schemas.microsoft.com/office/drawing/2015/10/21/chartex" xmlns:cx1="http://schemas.microsoft.com/office/drawing/2015/9/8/chartex" xmlns:cx="http://schemas.microsoft.com/office/drawing/2014/chartex" xmlns:wpc="http://schemas.microsoft.com/office/word/2010/wordprocessingCanvas" xmlns="" val="0"/>
+                          <a14:useLocalDpi xmlns:a14="http://schemas.microsoft.com/office/drawing/2010/main" val="0"/>
                         </a:ext>
                       </a:extLst>
                     </a:blip>
@@ -1853,7 +1886,21 @@
         <w:rPr>
           <w:bCs/>
         </w:rPr>
-        <w:t>Producto Owner:</w:t>
+        <w:t xml:space="preserve">Producto </w:t>
+      </w:r>
+      <w:proofErr w:type="spellStart"/>
+      <w:r>
+        <w:rPr>
+          <w:bCs/>
+        </w:rPr>
+        <w:t>Owner</w:t>
+      </w:r>
+      <w:proofErr w:type="spellEnd"/>
+      <w:r>
+        <w:rPr>
+          <w:bCs/>
+        </w:rPr>
+        <w:t>:</w:t>
       </w:r>
       <w:r>
         <w:rPr>
@@ -1899,7 +1946,21 @@
         <w:rPr>
           <w:bCs/>
         </w:rPr>
-        <w:t xml:space="preserve">Scrum Team: </w:t>
+        <w:t xml:space="preserve">Scrum </w:t>
+      </w:r>
+      <w:proofErr w:type="spellStart"/>
+      <w:r>
+        <w:rPr>
+          <w:bCs/>
+        </w:rPr>
+        <w:t>Team</w:t>
+      </w:r>
+      <w:proofErr w:type="spellEnd"/>
+      <w:r>
+        <w:rPr>
+          <w:bCs/>
+        </w:rPr>
+        <w:t xml:space="preserve">: </w:t>
       </w:r>
       <w:r>
         <w:rPr>
@@ -1995,6 +2056,7 @@
           <w:b w:val="0"/>
         </w:rPr>
       </w:pPr>
+      <w:proofErr w:type="spellStart"/>
       <w:r>
         <w:rPr>
           <w:bCs/>
@@ -2005,7 +2067,14 @@
         <w:rPr>
           <w:b w:val="0"/>
         </w:rPr>
-        <w:t>NathaliaMejia Buitrago.</w:t>
+        <w:t>NathaliaMejia</w:t>
+      </w:r>
+      <w:proofErr w:type="spellEnd"/>
+      <w:r>
+        <w:rPr>
+          <w:b w:val="0"/>
+        </w:rPr>
+        <w:t xml:space="preserve"> Buitrago.</w:t>
       </w:r>
     </w:p>
     <w:p>
@@ -2041,17 +2110,39 @@
           <w:b w:val="0"/>
         </w:rPr>
       </w:pPr>
+      <w:proofErr w:type="spellStart"/>
       <w:r>
         <w:rPr>
           <w:bCs/>
         </w:rPr>
-        <w:t>Team lead:</w:t>
-      </w:r>
-      <w:r>
-        <w:rPr>
-          <w:b w:val="0"/>
-        </w:rPr>
-        <w:t>NathaliaMejia Buitrago.</w:t>
+        <w:t>Team</w:t>
+      </w:r>
+      <w:proofErr w:type="spellEnd"/>
+      <w:r>
+        <w:rPr>
+          <w:bCs/>
+        </w:rPr>
+        <w:t xml:space="preserve"> </w:t>
+      </w:r>
+      <w:proofErr w:type="spellStart"/>
+      <w:r>
+        <w:rPr>
+          <w:bCs/>
+        </w:rPr>
+        <w:t>lead:</w:t>
+      </w:r>
+      <w:r>
+        <w:rPr>
+          <w:b w:val="0"/>
+        </w:rPr>
+        <w:t>NathaliaMejia</w:t>
+      </w:r>
+      <w:proofErr w:type="spellEnd"/>
+      <w:r>
+        <w:rPr>
+          <w:b w:val="0"/>
+        </w:rPr>
+        <w:t xml:space="preserve"> Buitrago.</w:t>
       </w:r>
     </w:p>
     <w:p>
@@ -2068,13 +2159,27 @@
         <w:rPr>
           <w:bCs/>
         </w:rPr>
-        <w:t>Desarrolladores back end:</w:t>
-      </w:r>
-      <w:r>
-        <w:rPr>
-          <w:b w:val="0"/>
-        </w:rPr>
-        <w:t>NathaliaMejia Buitrago - Isaura Alexandra Banguera Ruiz.</w:t>
+        <w:t xml:space="preserve">Desarrolladores back </w:t>
+      </w:r>
+      <w:proofErr w:type="spellStart"/>
+      <w:r>
+        <w:rPr>
+          <w:bCs/>
+        </w:rPr>
+        <w:t>end:</w:t>
+      </w:r>
+      <w:r>
+        <w:rPr>
+          <w:b w:val="0"/>
+        </w:rPr>
+        <w:t>NathaliaMejia</w:t>
+      </w:r>
+      <w:proofErr w:type="spellEnd"/>
+      <w:r>
+        <w:rPr>
+          <w:b w:val="0"/>
+        </w:rPr>
+        <w:t xml:space="preserve"> Buitrago - Isaura Alexandra Banguera Ruiz.</w:t>
       </w:r>
     </w:p>
     <w:p>
@@ -2100,13 +2205,43 @@
         <w:rPr>
           <w:bCs/>
         </w:rPr>
-        <w:t xml:space="preserve">Desarrolladores Front End: </w:t>
-      </w:r>
-      <w:r>
-        <w:rPr>
-          <w:b w:val="0"/>
-        </w:rPr>
-        <w:t>NathaliaMejiaBuitrago  - Isaura Alexandra Banguera Rui</w:t>
+        <w:t xml:space="preserve">Desarrolladores Front </w:t>
+      </w:r>
+      <w:proofErr w:type="spellStart"/>
+      <w:r>
+        <w:rPr>
+          <w:bCs/>
+        </w:rPr>
+        <w:t>End</w:t>
+      </w:r>
+      <w:proofErr w:type="spellEnd"/>
+      <w:r>
+        <w:rPr>
+          <w:bCs/>
+        </w:rPr>
+        <w:t xml:space="preserve">: </w:t>
+      </w:r>
+      <w:proofErr w:type="spellStart"/>
+      <w:proofErr w:type="gramStart"/>
+      <w:r>
+        <w:rPr>
+          <w:b w:val="0"/>
+        </w:rPr>
+        <w:t>NathaliaMejiaBuitrago</w:t>
+      </w:r>
+      <w:proofErr w:type="spellEnd"/>
+      <w:r>
+        <w:rPr>
+          <w:b w:val="0"/>
+        </w:rPr>
+        <w:t xml:space="preserve">  -</w:t>
+      </w:r>
+      <w:proofErr w:type="gramEnd"/>
+      <w:r>
+        <w:rPr>
+          <w:b w:val="0"/>
+        </w:rPr>
+        <w:t xml:space="preserve"> Isaura Alexandra Banguera Rui</w:t>
       </w:r>
     </w:p>
     <w:p>
@@ -2120,9 +2255,9 @@
     </w:p>
     <w:tbl>
       <w:tblPr>
-        <w:tblStyle w:val="PlainTable5"/>
+        <w:tblStyle w:val="Tablanormal51"/>
         <w:tblW w:w="15735" w:type="dxa"/>
-        <w:tblLook w:val="04A0"/>
+        <w:tblLook w:val="04A0" w:firstRow="1" w:lastRow="0" w:firstColumn="1" w:lastColumn="0" w:noHBand="0" w:noVBand="1"/>
       </w:tblPr>
       <w:tblGrid>
         <w:gridCol w:w="714"/>
@@ -2133,11 +2268,11 @@
       </w:tblGrid>
       <w:tr>
         <w:trPr>
-          <w:cnfStyle w:val="100000000000"/>
+          <w:cnfStyle w:val="100000000000" w:firstRow="1" w:lastRow="0" w:firstColumn="0" w:lastColumn="0" w:oddVBand="0" w:evenVBand="0" w:oddHBand="0" w:evenHBand="0" w:firstRowFirstColumn="0" w:firstRowLastColumn="0" w:lastRowFirstColumn="0" w:lastRowLastColumn="0"/>
         </w:trPr>
         <w:tc>
           <w:tcPr>
-            <w:cnfStyle w:val="001000000100"/>
+            <w:cnfStyle w:val="001000000100" w:firstRow="0" w:lastRow="0" w:firstColumn="1" w:lastColumn="0" w:oddVBand="0" w:evenVBand="0" w:oddHBand="0" w:evenHBand="0" w:firstRowFirstColumn="1" w:firstRowLastColumn="0" w:lastRowFirstColumn="0" w:lastRowLastColumn="0"/>
             <w:tcW w:w="714" w:type="dxa"/>
           </w:tcPr>
           <w:p>
@@ -2156,7 +2291,7 @@
           <w:p>
             <w:pPr>
               <w:pStyle w:val="Contenido"/>
-              <w:cnfStyle w:val="100000000000"/>
+              <w:cnfStyle w:val="100000000000" w:firstRow="1" w:lastRow="0" w:firstColumn="0" w:lastColumn="0" w:oddVBand="0" w:evenVBand="0" w:oddHBand="0" w:evenHBand="0" w:firstRowFirstColumn="0" w:firstRowLastColumn="0" w:lastRowFirstColumn="0" w:lastRowLastColumn="0"/>
             </w:pPr>
             <w:r>
               <w:t>Como…</w:t>
@@ -2170,7 +2305,7 @@
           <w:p>
             <w:pPr>
               <w:pStyle w:val="Contenido"/>
-              <w:cnfStyle w:val="100000000000"/>
+              <w:cnfStyle w:val="100000000000" w:firstRow="1" w:lastRow="0" w:firstColumn="0" w:lastColumn="0" w:oddVBand="0" w:evenVBand="0" w:oddHBand="0" w:evenHBand="0" w:firstRowFirstColumn="0" w:firstRowLastColumn="0" w:lastRowFirstColumn="0" w:lastRowLastColumn="0"/>
             </w:pPr>
             <w:r>
               <w:t>Necesito…</w:t>
@@ -2184,7 +2319,7 @@
           <w:p>
             <w:pPr>
               <w:pStyle w:val="Contenido"/>
-              <w:cnfStyle w:val="100000000000"/>
+              <w:cnfStyle w:val="100000000000" w:firstRow="1" w:lastRow="0" w:firstColumn="0" w:lastColumn="0" w:oddVBand="0" w:evenVBand="0" w:oddHBand="0" w:evenHBand="0" w:firstRowFirstColumn="0" w:firstRowLastColumn="0" w:lastRowFirstColumn="0" w:lastRowLastColumn="0"/>
             </w:pPr>
             <w:r>
               <w:t>Para…</w:t>
@@ -2198,7 +2333,7 @@
           <w:p>
             <w:pPr>
               <w:pStyle w:val="Contenido"/>
-              <w:cnfStyle w:val="100000000000"/>
+              <w:cnfStyle w:val="100000000000" w:firstRow="1" w:lastRow="0" w:firstColumn="0" w:lastColumn="0" w:oddVBand="0" w:evenVBand="0" w:oddHBand="0" w:evenHBand="0" w:firstRowFirstColumn="0" w:firstRowLastColumn="0" w:lastRowFirstColumn="0" w:lastRowLastColumn="0"/>
             </w:pPr>
             <w:r>
               <w:t>Criterios de Aceptación</w:t>
@@ -2208,11 +2343,11 @@
       </w:tr>
       <w:tr>
         <w:trPr>
-          <w:cnfStyle w:val="000000100000"/>
+          <w:cnfStyle w:val="000000100000" w:firstRow="0" w:lastRow="0" w:firstColumn="0" w:lastColumn="0" w:oddVBand="0" w:evenVBand="0" w:oddHBand="1" w:evenHBand="0" w:firstRowFirstColumn="0" w:firstRowLastColumn="0" w:lastRowFirstColumn="0" w:lastRowLastColumn="0"/>
         </w:trPr>
         <w:tc>
           <w:tcPr>
-            <w:cnfStyle w:val="001000000000"/>
+            <w:cnfStyle w:val="001000000000" w:firstRow="0" w:lastRow="0" w:firstColumn="1" w:lastColumn="0" w:oddVBand="0" w:evenVBand="0" w:oddHBand="0" w:evenHBand="0" w:firstRowFirstColumn="0" w:firstRowLastColumn="0" w:lastRowFirstColumn="0" w:lastRowLastColumn="0"/>
             <w:tcW w:w="714" w:type="dxa"/>
           </w:tcPr>
           <w:p>
@@ -2231,7 +2366,7 @@
           <w:p>
             <w:pPr>
               <w:pStyle w:val="Contenido"/>
-              <w:cnfStyle w:val="000000100000"/>
+              <w:cnfStyle w:val="000000100000" w:firstRow="0" w:lastRow="0" w:firstColumn="0" w:lastColumn="0" w:oddVBand="0" w:evenVBand="0" w:oddHBand="1" w:evenHBand="0" w:firstRowFirstColumn="0" w:firstRowLastColumn="0" w:lastRowFirstColumn="0" w:lastRowLastColumn="0"/>
             </w:pPr>
             <w:r>
               <w:t>Administrador</w:t>
@@ -2245,7 +2380,7 @@
           <w:p>
             <w:pPr>
               <w:pStyle w:val="Contenido"/>
-              <w:cnfStyle w:val="000000100000"/>
+              <w:cnfStyle w:val="000000100000" w:firstRow="0" w:lastRow="0" w:firstColumn="0" w:lastColumn="0" w:oddVBand="0" w:evenVBand="0" w:oddHBand="1" w:evenHBand="0" w:firstRowFirstColumn="0" w:firstRowLastColumn="0" w:lastRowFirstColumn="0" w:lastRowLastColumn="0"/>
             </w:pPr>
             <w:r>
               <w:t>Gestionar usuarios y roles</w:t>
@@ -2259,7 +2394,7 @@
           <w:p>
             <w:pPr>
               <w:pStyle w:val="Contenido"/>
-              <w:cnfStyle w:val="000000100000"/>
+              <w:cnfStyle w:val="000000100000" w:firstRow="0" w:lastRow="0" w:firstColumn="0" w:lastColumn="0" w:oddVBand="0" w:evenVBand="0" w:oddHBand="1" w:evenHBand="0" w:firstRowFirstColumn="0" w:firstRowLastColumn="0" w:lastRowFirstColumn="0" w:lastRowLastColumn="0"/>
             </w:pPr>
             <w:r>
               <w:t>Garantizar seguridad y control de acceso al sistema.</w:t>
@@ -2277,7 +2412,7 @@
                 <w:ilvl w:val="0"/>
                 <w:numId w:val="14"/>
               </w:numPr>
-              <w:cnfStyle w:val="000000100000"/>
+              <w:cnfStyle w:val="000000100000" w:firstRow="0" w:lastRow="0" w:firstColumn="0" w:lastColumn="0" w:oddVBand="0" w:evenVBand="0" w:oddHBand="1" w:evenHBand="0" w:firstRowFirstColumn="0" w:firstRowLastColumn="0" w:lastRowFirstColumn="0" w:lastRowLastColumn="0"/>
             </w:pPr>
             <w:r>
               <w:t>Crear, editar y eliminar usuarios.</w:t>
@@ -2290,10 +2425,18 @@
                 <w:ilvl w:val="0"/>
                 <w:numId w:val="14"/>
               </w:numPr>
-              <w:cnfStyle w:val="000000100000"/>
-            </w:pPr>
-            <w:r>
-              <w:t>Asignar roles con permisos específicos (admin, empleado, gerente).</w:t>
+              <w:cnfStyle w:val="000000100000" w:firstRow="0" w:lastRow="0" w:firstColumn="0" w:lastColumn="0" w:oddVBand="0" w:evenVBand="0" w:oddHBand="1" w:evenHBand="0" w:firstRowFirstColumn="0" w:firstRowLastColumn="0" w:lastRowFirstColumn="0" w:lastRowLastColumn="0"/>
+            </w:pPr>
+            <w:r>
+              <w:t>Asignar roles con permisos específicos (</w:t>
+            </w:r>
+            <w:proofErr w:type="spellStart"/>
+            <w:r>
+              <w:t>admin</w:t>
+            </w:r>
+            <w:proofErr w:type="spellEnd"/>
+            <w:r>
+              <w:t>, empleado, gerente).</w:t>
             </w:r>
           </w:p>
           <w:p>
@@ -2303,7 +2446,7 @@
                 <w:ilvl w:val="0"/>
                 <w:numId w:val="14"/>
               </w:numPr>
-              <w:cnfStyle w:val="000000100000"/>
+              <w:cnfStyle w:val="000000100000" w:firstRow="0" w:lastRow="0" w:firstColumn="0" w:lastColumn="0" w:oddVBand="0" w:evenVBand="0" w:oddHBand="1" w:evenHBand="0" w:firstRowFirstColumn="0" w:firstRowLastColumn="0" w:lastRowFirstColumn="0" w:lastRowLastColumn="0"/>
             </w:pPr>
             <w:r>
               <w:t>Contraseñas encriptadas.</w:t>
@@ -2316,7 +2459,7 @@
                 <w:ilvl w:val="0"/>
                 <w:numId w:val="14"/>
               </w:numPr>
-              <w:cnfStyle w:val="000000100000"/>
+              <w:cnfStyle w:val="000000100000" w:firstRow="0" w:lastRow="0" w:firstColumn="0" w:lastColumn="0" w:oddVBand="0" w:evenVBand="0" w:oddHBand="1" w:evenHBand="0" w:firstRowFirstColumn="0" w:firstRowLastColumn="0" w:lastRowFirstColumn="0" w:lastRowLastColumn="0"/>
             </w:pPr>
             <w:r>
               <w:t>Restringir acceso según rol.</w:t>
@@ -2329,7 +2472,7 @@
                 <w:ilvl w:val="0"/>
                 <w:numId w:val="15"/>
               </w:numPr>
-              <w:cnfStyle w:val="000000100000"/>
+              <w:cnfStyle w:val="000000100000" w:firstRow="0" w:lastRow="0" w:firstColumn="0" w:lastColumn="0" w:oddVBand="0" w:evenVBand="0" w:oddHBand="1" w:evenHBand="0" w:firstRowFirstColumn="0" w:firstRowLastColumn="0" w:lastRowFirstColumn="0" w:lastRowLastColumn="0"/>
             </w:pPr>
             <w:r>
               <w:t>No permitir accesos sin autentificación.</w:t>
@@ -2340,7 +2483,7 @@
       <w:tr>
         <w:tc>
           <w:tcPr>
-            <w:cnfStyle w:val="001000000000"/>
+            <w:cnfStyle w:val="001000000000" w:firstRow="0" w:lastRow="0" w:firstColumn="1" w:lastColumn="0" w:oddVBand="0" w:evenVBand="0" w:oddHBand="0" w:evenHBand="0" w:firstRowFirstColumn="0" w:firstRowLastColumn="0" w:lastRowFirstColumn="0" w:lastRowLastColumn="0"/>
             <w:tcW w:w="714" w:type="dxa"/>
           </w:tcPr>
           <w:p>
@@ -2359,7 +2502,7 @@
           <w:p>
             <w:pPr>
               <w:pStyle w:val="Contenido"/>
-              <w:cnfStyle w:val="000000000000"/>
+              <w:cnfStyle w:val="000000000000" w:firstRow="0" w:lastRow="0" w:firstColumn="0" w:lastColumn="0" w:oddVBand="0" w:evenVBand="0" w:oddHBand="0" w:evenHBand="0" w:firstRowFirstColumn="0" w:firstRowLastColumn="0" w:lastRowFirstColumn="0" w:lastRowLastColumn="0"/>
             </w:pPr>
             <w:r>
               <w:t>Administrador</w:t>
@@ -2373,7 +2516,7 @@
           <w:p>
             <w:pPr>
               <w:pStyle w:val="Contenido"/>
-              <w:cnfStyle w:val="000000000000"/>
+              <w:cnfStyle w:val="000000000000" w:firstRow="0" w:lastRow="0" w:firstColumn="0" w:lastColumn="0" w:oddVBand="0" w:evenVBand="0" w:oddHBand="0" w:evenHBand="0" w:firstRowFirstColumn="0" w:firstRowLastColumn="0" w:lastRowFirstColumn="0" w:lastRowLastColumn="0"/>
             </w:pPr>
             <w:r>
               <w:t>Registrar proveedores</w:t>
@@ -2387,7 +2530,7 @@
           <w:p>
             <w:pPr>
               <w:pStyle w:val="Contenido"/>
-              <w:cnfStyle w:val="000000000000"/>
+              <w:cnfStyle w:val="000000000000" w:firstRow="0" w:lastRow="0" w:firstColumn="0" w:lastColumn="0" w:oddVBand="0" w:evenVBand="0" w:oddHBand="0" w:evenHBand="0" w:firstRowFirstColumn="0" w:firstRowLastColumn="0" w:lastRowFirstColumn="0" w:lastRowLastColumn="0"/>
             </w:pPr>
             <w:r>
               <w:t>Gestionar correctamente las compras de cacao</w:t>
@@ -2405,7 +2548,7 @@
                 <w:ilvl w:val="0"/>
                 <w:numId w:val="23"/>
               </w:numPr>
-              <w:cnfStyle w:val="000000000000"/>
+              <w:cnfStyle w:val="000000000000" w:firstRow="0" w:lastRow="0" w:firstColumn="0" w:lastColumn="0" w:oddVBand="0" w:evenVBand="0" w:oddHBand="0" w:evenHBand="0" w:firstRowFirstColumn="0" w:firstRowLastColumn="0" w:lastRowFirstColumn="0" w:lastRowLastColumn="0"/>
             </w:pPr>
             <w:r>
               <w:t>Registrar nombre, contacto y dirección     del proveedor.</w:t>
@@ -2418,7 +2561,7 @@
                 <w:ilvl w:val="0"/>
                 <w:numId w:val="23"/>
               </w:numPr>
-              <w:cnfStyle w:val="000000000000"/>
+              <w:cnfStyle w:val="000000000000" w:firstRow="0" w:lastRow="0" w:firstColumn="0" w:lastColumn="0" w:oddVBand="0" w:evenVBand="0" w:oddHBand="0" w:evenHBand="0" w:firstRowFirstColumn="0" w:firstRowLastColumn="0" w:lastRowFirstColumn="0" w:lastRowLastColumn="0"/>
             </w:pPr>
             <w:r>
               <w:t>Editar información de proveedores.</w:t>
@@ -2431,7 +2574,7 @@
                 <w:ilvl w:val="0"/>
                 <w:numId w:val="23"/>
               </w:numPr>
-              <w:cnfStyle w:val="000000000000"/>
+              <w:cnfStyle w:val="000000000000" w:firstRow="0" w:lastRow="0" w:firstColumn="0" w:lastColumn="0" w:oddVBand="0" w:evenVBand="0" w:oddHBand="0" w:evenHBand="0" w:firstRowFirstColumn="0" w:firstRowLastColumn="0" w:lastRowFirstColumn="0" w:lastRowLastColumn="0"/>
             </w:pPr>
             <w:r>
               <w:t>Eliminar proveedores.</w:t>
@@ -2444,7 +2587,7 @@
                 <w:ilvl w:val="0"/>
                 <w:numId w:val="23"/>
               </w:numPr>
-              <w:cnfStyle w:val="000000000000"/>
+              <w:cnfStyle w:val="000000000000" w:firstRow="0" w:lastRow="0" w:firstColumn="0" w:lastColumn="0" w:oddVBand="0" w:evenVBand="0" w:oddHBand="0" w:evenHBand="0" w:firstRowFirstColumn="0" w:firstRowLastColumn="0" w:lastRowFirstColumn="0" w:lastRowLastColumn="0"/>
             </w:pPr>
             <w:r>
               <w:t>Evitar registros duplicados.</w:t>
@@ -2457,7 +2600,7 @@
                 <w:ilvl w:val="0"/>
                 <w:numId w:val="16"/>
               </w:numPr>
-              <w:cnfStyle w:val="000000000000"/>
+              <w:cnfStyle w:val="000000000000" w:firstRow="0" w:lastRow="0" w:firstColumn="0" w:lastColumn="0" w:oddVBand="0" w:evenVBand="0" w:oddHBand="0" w:evenHBand="0" w:firstRowFirstColumn="0" w:firstRowLastColumn="0" w:lastRowFirstColumn="0" w:lastRowLastColumn="0"/>
             </w:pPr>
             <w:r>
               <w:t>Validar campos obligatorios.</w:t>
@@ -2467,11 +2610,11 @@
       </w:tr>
       <w:tr>
         <w:trPr>
-          <w:cnfStyle w:val="000000100000"/>
+          <w:cnfStyle w:val="000000100000" w:firstRow="0" w:lastRow="0" w:firstColumn="0" w:lastColumn="0" w:oddVBand="0" w:evenVBand="0" w:oddHBand="1" w:evenHBand="0" w:firstRowFirstColumn="0" w:firstRowLastColumn="0" w:lastRowFirstColumn="0" w:lastRowLastColumn="0"/>
         </w:trPr>
         <w:tc>
           <w:tcPr>
-            <w:cnfStyle w:val="001000000000"/>
+            <w:cnfStyle w:val="001000000000" w:firstRow="0" w:lastRow="0" w:firstColumn="1" w:lastColumn="0" w:oddVBand="0" w:evenVBand="0" w:oddHBand="0" w:evenHBand="0" w:firstRowFirstColumn="0" w:firstRowLastColumn="0" w:lastRowFirstColumn="0" w:lastRowLastColumn="0"/>
             <w:tcW w:w="714" w:type="dxa"/>
           </w:tcPr>
           <w:p>
@@ -2490,7 +2633,7 @@
           <w:p>
             <w:pPr>
               <w:pStyle w:val="Contenido"/>
-              <w:cnfStyle w:val="000000100000"/>
+              <w:cnfStyle w:val="000000100000" w:firstRow="0" w:lastRow="0" w:firstColumn="0" w:lastColumn="0" w:oddVBand="0" w:evenVBand="0" w:oddHBand="1" w:evenHBand="0" w:firstRowFirstColumn="0" w:firstRowLastColumn="0" w:lastRowFirstColumn="0" w:lastRowLastColumn="0"/>
             </w:pPr>
             <w:r>
               <w:t xml:space="preserve">Administrador </w:t>
@@ -2504,7 +2647,7 @@
           <w:p>
             <w:pPr>
               <w:pStyle w:val="Contenido"/>
-              <w:cnfStyle w:val="000000100000"/>
+              <w:cnfStyle w:val="000000100000" w:firstRow="0" w:lastRow="0" w:firstColumn="0" w:lastColumn="0" w:oddVBand="0" w:evenVBand="0" w:oddHBand="1" w:evenHBand="0" w:firstRowFirstColumn="0" w:firstRowLastColumn="0" w:lastRowFirstColumn="0" w:lastRowLastColumn="0"/>
             </w:pPr>
             <w:r>
               <w:t>Registrar clientes.</w:t>
@@ -2518,7 +2661,7 @@
           <w:p>
             <w:pPr>
               <w:pStyle w:val="Contenido"/>
-              <w:cnfStyle w:val="000000100000"/>
+              <w:cnfStyle w:val="000000100000" w:firstRow="0" w:lastRow="0" w:firstColumn="0" w:lastColumn="0" w:oddVBand="0" w:evenVBand="0" w:oddHBand="1" w:evenHBand="0" w:firstRowFirstColumn="0" w:firstRowLastColumn="0" w:lastRowFirstColumn="0" w:lastRowLastColumn="0"/>
             </w:pPr>
             <w:r>
               <w:t>Gestionar adecuadamente las ventas</w:t>
@@ -2536,7 +2679,7 @@
                 <w:ilvl w:val="0"/>
                 <w:numId w:val="23"/>
               </w:numPr>
-              <w:cnfStyle w:val="000000100000"/>
+              <w:cnfStyle w:val="000000100000" w:firstRow="0" w:lastRow="0" w:firstColumn="0" w:lastColumn="0" w:oddVBand="0" w:evenVBand="0" w:oddHBand="1" w:evenHBand="0" w:firstRowFirstColumn="0" w:firstRowLastColumn="0" w:lastRowFirstColumn="0" w:lastRowLastColumn="0"/>
             </w:pPr>
             <w:r>
               <w:t>Registrar nombre, contacto y dirección del cliente.</w:t>
@@ -2549,7 +2692,7 @@
                 <w:ilvl w:val="0"/>
                 <w:numId w:val="23"/>
               </w:numPr>
-              <w:cnfStyle w:val="000000100000"/>
+              <w:cnfStyle w:val="000000100000" w:firstRow="0" w:lastRow="0" w:firstColumn="0" w:lastColumn="0" w:oddVBand="0" w:evenVBand="0" w:oddHBand="1" w:evenHBand="0" w:firstRowFirstColumn="0" w:firstRowLastColumn="0" w:lastRowFirstColumn="0" w:lastRowLastColumn="0"/>
             </w:pPr>
             <w:r>
               <w:t>Editar información de clientes.</w:t>
@@ -2562,7 +2705,7 @@
                 <w:ilvl w:val="0"/>
                 <w:numId w:val="23"/>
               </w:numPr>
-              <w:cnfStyle w:val="000000100000"/>
+              <w:cnfStyle w:val="000000100000" w:firstRow="0" w:lastRow="0" w:firstColumn="0" w:lastColumn="0" w:oddVBand="0" w:evenVBand="0" w:oddHBand="1" w:evenHBand="0" w:firstRowFirstColumn="0" w:firstRowLastColumn="0" w:lastRowFirstColumn="0" w:lastRowLastColumn="0"/>
             </w:pPr>
             <w:r>
               <w:t>Eliminar clientes.</w:t>
@@ -2575,7 +2718,7 @@
                 <w:ilvl w:val="0"/>
                 <w:numId w:val="23"/>
               </w:numPr>
-              <w:cnfStyle w:val="000000100000"/>
+              <w:cnfStyle w:val="000000100000" w:firstRow="0" w:lastRow="0" w:firstColumn="0" w:lastColumn="0" w:oddVBand="0" w:evenVBand="0" w:oddHBand="1" w:evenHBand="0" w:firstRowFirstColumn="0" w:firstRowLastColumn="0" w:lastRowFirstColumn="0" w:lastRowLastColumn="0"/>
             </w:pPr>
             <w:r>
               <w:t>Evitar registros duplicados</w:t>
@@ -2588,7 +2731,7 @@
                 <w:ilvl w:val="0"/>
                 <w:numId w:val="18"/>
               </w:numPr>
-              <w:cnfStyle w:val="000000100000"/>
+              <w:cnfStyle w:val="000000100000" w:firstRow="0" w:lastRow="0" w:firstColumn="0" w:lastColumn="0" w:oddVBand="0" w:evenVBand="0" w:oddHBand="1" w:evenHBand="0" w:firstRowFirstColumn="0" w:firstRowLastColumn="0" w:lastRowFirstColumn="0" w:lastRowLastColumn="0"/>
             </w:pPr>
             <w:r>
               <w:t>Validar campos obligatorios.</w:t>
@@ -2599,7 +2742,7 @@
       <w:tr>
         <w:tc>
           <w:tcPr>
-            <w:cnfStyle w:val="001000000000"/>
+            <w:cnfStyle w:val="001000000000" w:firstRow="0" w:lastRow="0" w:firstColumn="1" w:lastColumn="0" w:oddVBand="0" w:evenVBand="0" w:oddHBand="0" w:evenHBand="0" w:firstRowFirstColumn="0" w:firstRowLastColumn="0" w:lastRowFirstColumn="0" w:lastRowLastColumn="0"/>
             <w:tcW w:w="714" w:type="dxa"/>
           </w:tcPr>
           <w:p>
@@ -2618,7 +2761,7 @@
           <w:p>
             <w:pPr>
               <w:pStyle w:val="Contenido"/>
-              <w:cnfStyle w:val="000000000000"/>
+              <w:cnfStyle w:val="000000000000" w:firstRow="0" w:lastRow="0" w:firstColumn="0" w:lastColumn="0" w:oddVBand="0" w:evenVBand="0" w:oddHBand="0" w:evenHBand="0" w:firstRowFirstColumn="0" w:firstRowLastColumn="0" w:lastRowFirstColumn="0" w:lastRowLastColumn="0"/>
             </w:pPr>
             <w:r>
               <w:t>Empleado administrativo</w:t>
@@ -2632,7 +2775,7 @@
           <w:p>
             <w:pPr>
               <w:pStyle w:val="Contenido"/>
-              <w:cnfStyle w:val="000000000000"/>
+              <w:cnfStyle w:val="000000000000" w:firstRow="0" w:lastRow="0" w:firstColumn="0" w:lastColumn="0" w:oddVBand="0" w:evenVBand="0" w:oddHBand="0" w:evenHBand="0" w:firstRowFirstColumn="0" w:firstRowLastColumn="0" w:lastRowFirstColumn="0" w:lastRowLastColumn="0"/>
             </w:pPr>
             <w:r>
               <w:t>Registrar compras de cacao</w:t>
@@ -2646,7 +2789,7 @@
           <w:p>
             <w:pPr>
               <w:pStyle w:val="Contenido"/>
-              <w:cnfStyle w:val="000000000000"/>
+              <w:cnfStyle w:val="000000000000" w:firstRow="0" w:lastRow="0" w:firstColumn="0" w:lastColumn="0" w:oddVBand="0" w:evenVBand="0" w:oddHBand="0" w:evenHBand="0" w:firstRowFirstColumn="0" w:firstRowLastColumn="0" w:lastRowFirstColumn="0" w:lastRowLastColumn="0"/>
             </w:pPr>
             <w:r>
               <w:t>Mantener actualizado el inventario</w:t>
@@ -2664,7 +2807,7 @@
                 <w:ilvl w:val="0"/>
                 <w:numId w:val="25"/>
               </w:numPr>
-              <w:cnfStyle w:val="000000000000"/>
+              <w:cnfStyle w:val="000000000000" w:firstRow="0" w:lastRow="0" w:firstColumn="0" w:lastColumn="0" w:oddVBand="0" w:evenVBand="0" w:oddHBand="0" w:evenHBand="0" w:firstRowFirstColumn="0" w:firstRowLastColumn="0" w:lastRowFirstColumn="0" w:lastRowLastColumn="0"/>
             </w:pPr>
             <w:r>
               <w:t>Generar código de compra.</w:t>
@@ -2677,7 +2820,7 @@
                 <w:ilvl w:val="0"/>
                 <w:numId w:val="25"/>
               </w:numPr>
-              <w:cnfStyle w:val="000000000000"/>
+              <w:cnfStyle w:val="000000000000" w:firstRow="0" w:lastRow="0" w:firstColumn="0" w:lastColumn="0" w:oddVBand="0" w:evenVBand="0" w:oddHBand="0" w:evenHBand="0" w:firstRowFirstColumn="0" w:firstRowLastColumn="0" w:lastRowFirstColumn="0" w:lastRowLastColumn="0"/>
             </w:pPr>
             <w:r>
               <w:t>Registrar proveedor, producto, cantidad y precio.</w:t>
@@ -2690,7 +2833,7 @@
                 <w:ilvl w:val="0"/>
                 <w:numId w:val="25"/>
               </w:numPr>
-              <w:cnfStyle w:val="000000000000"/>
+              <w:cnfStyle w:val="000000000000" w:firstRow="0" w:lastRow="0" w:firstColumn="0" w:lastColumn="0" w:oddVBand="0" w:evenVBand="0" w:oddHBand="0" w:evenHBand="0" w:firstRowFirstColumn="0" w:firstRowLastColumn="0" w:lastRowFirstColumn="0" w:lastRowLastColumn="0"/>
             </w:pPr>
             <w:r>
               <w:t>Validar datos</w:t>
@@ -2700,7 +2843,7 @@
             <w:pPr>
               <w:pStyle w:val="Contenido"/>
               <w:ind w:left="360"/>
-              <w:cnfStyle w:val="000000000000"/>
+              <w:cnfStyle w:val="000000000000" w:firstRow="0" w:lastRow="0" w:firstColumn="0" w:lastColumn="0" w:oddVBand="0" w:evenVBand="0" w:oddHBand="0" w:evenHBand="0" w:firstRowFirstColumn="0" w:firstRowLastColumn="0" w:lastRowFirstColumn="0" w:lastRowLastColumn="0"/>
             </w:pPr>
             <w:r>
               <w:lastRenderedPageBreak/>
@@ -2711,7 +2854,7 @@
             <w:pPr>
               <w:pStyle w:val="Contenido"/>
               <w:ind w:left="360"/>
-              <w:cnfStyle w:val="000000000000"/>
+              <w:cnfStyle w:val="000000000000" w:firstRow="0" w:lastRow="0" w:firstColumn="0" w:lastColumn="0" w:oddVBand="0" w:evenVBand="0" w:oddHBand="0" w:evenHBand="0" w:firstRowFirstColumn="0" w:firstRowLastColumn="0" w:lastRowFirstColumn="0" w:lastRowLastColumn="0"/>
             </w:pPr>
             <w:r>
               <w:t>• Guardar registro de compra</w:t>
@@ -2721,11 +2864,11 @@
       </w:tr>
       <w:tr>
         <w:trPr>
-          <w:cnfStyle w:val="000000100000"/>
+          <w:cnfStyle w:val="000000100000" w:firstRow="0" w:lastRow="0" w:firstColumn="0" w:lastColumn="0" w:oddVBand="0" w:evenVBand="0" w:oddHBand="1" w:evenHBand="0" w:firstRowFirstColumn="0" w:firstRowLastColumn="0" w:lastRowFirstColumn="0" w:lastRowLastColumn="0"/>
         </w:trPr>
         <w:tc>
           <w:tcPr>
-            <w:cnfStyle w:val="001000000000"/>
+            <w:cnfStyle w:val="001000000000" w:firstRow="0" w:lastRow="0" w:firstColumn="1" w:lastColumn="0" w:oddVBand="0" w:evenVBand="0" w:oddHBand="0" w:evenHBand="0" w:firstRowFirstColumn="0" w:firstRowLastColumn="0" w:lastRowFirstColumn="0" w:lastRowLastColumn="0"/>
             <w:tcW w:w="714" w:type="dxa"/>
           </w:tcPr>
           <w:p>
@@ -2745,7 +2888,7 @@
           <w:p>
             <w:pPr>
               <w:pStyle w:val="Contenido"/>
-              <w:cnfStyle w:val="000000100000"/>
+              <w:cnfStyle w:val="000000100000" w:firstRow="0" w:lastRow="0" w:firstColumn="0" w:lastColumn="0" w:oddVBand="0" w:evenVBand="0" w:oddHBand="1" w:evenHBand="0" w:firstRowFirstColumn="0" w:firstRowLastColumn="0" w:lastRowFirstColumn="0" w:lastRowLastColumn="0"/>
             </w:pPr>
             <w:r>
               <w:t>Empleado administrativo</w:t>
@@ -2759,7 +2902,7 @@
           <w:p>
             <w:pPr>
               <w:pStyle w:val="Contenido"/>
-              <w:cnfStyle w:val="000000100000"/>
+              <w:cnfStyle w:val="000000100000" w:firstRow="0" w:lastRow="0" w:firstColumn="0" w:lastColumn="0" w:oddVBand="0" w:evenVBand="0" w:oddHBand="1" w:evenHBand="0" w:firstRowFirstColumn="0" w:firstRowLastColumn="0" w:lastRowFirstColumn="0" w:lastRowLastColumn="0"/>
             </w:pPr>
             <w:r>
               <w:t>Registrar ventas de cacao</w:t>
@@ -2773,7 +2916,7 @@
           <w:p>
             <w:pPr>
               <w:pStyle w:val="Contenido"/>
-              <w:cnfStyle w:val="000000100000"/>
+              <w:cnfStyle w:val="000000100000" w:firstRow="0" w:lastRow="0" w:firstColumn="0" w:lastColumn="0" w:oddVBand="0" w:evenVBand="0" w:oddHBand="1" w:evenHBand="0" w:firstRowFirstColumn="0" w:firstRowLastColumn="0" w:lastRowFirstColumn="0" w:lastRowLastColumn="0"/>
             </w:pPr>
             <w:r>
               <w:t>Controlar ingresos y existencias</w:t>
@@ -2788,7 +2931,7 @@
             <w:pPr>
               <w:pStyle w:val="Contenido"/>
               <w:ind w:left="360"/>
-              <w:cnfStyle w:val="000000100000"/>
+              <w:cnfStyle w:val="000000100000" w:firstRow="0" w:lastRow="0" w:firstColumn="0" w:lastColumn="0" w:oddVBand="0" w:evenVBand="0" w:oddHBand="1" w:evenHBand="0" w:firstRowFirstColumn="0" w:firstRowLastColumn="0" w:lastRowFirstColumn="0" w:lastRowLastColumn="0"/>
             </w:pPr>
             <w:r>
               <w:t>• Validar stock disponible.</w:t>
@@ -2798,7 +2941,7 @@
             <w:pPr>
               <w:pStyle w:val="Contenido"/>
               <w:ind w:left="360"/>
-              <w:cnfStyle w:val="000000100000"/>
+              <w:cnfStyle w:val="000000100000" w:firstRow="0" w:lastRow="0" w:firstColumn="0" w:lastColumn="0" w:oddVBand="0" w:evenVBand="0" w:oddHBand="1" w:evenHBand="0" w:firstRowFirstColumn="0" w:firstRowLastColumn="0" w:lastRowFirstColumn="0" w:lastRowLastColumn="0"/>
             </w:pPr>
             <w:r>
               <w:t>• Registrar cliente, producto y cantidad.</w:t>
@@ -2808,7 +2951,7 @@
             <w:pPr>
               <w:pStyle w:val="Contenido"/>
               <w:ind w:left="360"/>
-              <w:cnfStyle w:val="000000100000"/>
+              <w:cnfStyle w:val="000000100000" w:firstRow="0" w:lastRow="0" w:firstColumn="0" w:lastColumn="0" w:oddVBand="0" w:evenVBand="0" w:oddHBand="1" w:evenHBand="0" w:firstRowFirstColumn="0" w:firstRowLastColumn="0" w:lastRowFirstColumn="0" w:lastRowLastColumn="0"/>
             </w:pPr>
             <w:r>
               <w:t>• Aplicar descuentos.</w:t>
@@ -2818,7 +2961,7 @@
             <w:pPr>
               <w:pStyle w:val="Contenido"/>
               <w:ind w:left="360"/>
-              <w:cnfStyle w:val="000000100000"/>
+              <w:cnfStyle w:val="000000100000" w:firstRow="0" w:lastRow="0" w:firstColumn="0" w:lastColumn="0" w:oddVBand="0" w:evenVBand="0" w:oddHBand="1" w:evenHBand="0" w:firstRowFirstColumn="0" w:firstRowLastColumn="0" w:lastRowFirstColumn="0" w:lastRowLastColumn="0"/>
             </w:pPr>
             <w:r>
               <w:t>• Actualizar inventario automáticamente.</w:t>
@@ -2829,7 +2972,7 @@
       <w:tr>
         <w:tc>
           <w:tcPr>
-            <w:cnfStyle w:val="001000000000"/>
+            <w:cnfStyle w:val="001000000000" w:firstRow="0" w:lastRow="0" w:firstColumn="1" w:lastColumn="0" w:oddVBand="0" w:evenVBand="0" w:oddHBand="0" w:evenHBand="0" w:firstRowFirstColumn="0" w:firstRowLastColumn="0" w:lastRowFirstColumn="0" w:lastRowLastColumn="0"/>
             <w:tcW w:w="714" w:type="dxa"/>
           </w:tcPr>
           <w:p>
@@ -2848,7 +2991,7 @@
           <w:p>
             <w:pPr>
               <w:pStyle w:val="Contenido"/>
-              <w:cnfStyle w:val="000000000000"/>
+              <w:cnfStyle w:val="000000000000" w:firstRow="0" w:lastRow="0" w:firstColumn="0" w:lastColumn="0" w:oddVBand="0" w:evenVBand="0" w:oddHBand="0" w:evenHBand="0" w:firstRowFirstColumn="0" w:firstRowLastColumn="0" w:lastRowFirstColumn="0" w:lastRowLastColumn="0"/>
             </w:pPr>
             <w:r>
               <w:t>sistema</w:t>
@@ -2862,7 +3005,7 @@
           <w:p>
             <w:pPr>
               <w:pStyle w:val="Contenido"/>
-              <w:cnfStyle w:val="000000000000"/>
+              <w:cnfStyle w:val="000000000000" w:firstRow="0" w:lastRow="0" w:firstColumn="0" w:lastColumn="0" w:oddVBand="0" w:evenVBand="0" w:oddHBand="0" w:evenHBand="0" w:firstRowFirstColumn="0" w:firstRowLastColumn="0" w:lastRowFirstColumn="0" w:lastRowLastColumn="0"/>
             </w:pPr>
             <w:r>
               <w:t>Actualizar automáticamente el inventario.</w:t>
@@ -2876,7 +3019,7 @@
           <w:p>
             <w:pPr>
               <w:pStyle w:val="Contenido"/>
-              <w:cnfStyle w:val="000000000000"/>
+              <w:cnfStyle w:val="000000000000" w:firstRow="0" w:lastRow="0" w:firstColumn="0" w:lastColumn="0" w:oddVBand="0" w:evenVBand="0" w:oddHBand="0" w:evenHBand="0" w:firstRowFirstColumn="0" w:firstRowLastColumn="0" w:lastRowFirstColumn="0" w:lastRowLastColumn="0"/>
             </w:pPr>
             <w:r>
               <w:t>Mantener la consistencia del stock.</w:t>
@@ -2894,7 +3037,7 @@
                 <w:ilvl w:val="0"/>
                 <w:numId w:val="26"/>
               </w:numPr>
-              <w:cnfStyle w:val="000000000000"/>
+              <w:cnfStyle w:val="000000000000" w:firstRow="0" w:lastRow="0" w:firstColumn="0" w:lastColumn="0" w:oddVBand="0" w:evenVBand="0" w:oddHBand="0" w:evenHBand="0" w:firstRowFirstColumn="0" w:firstRowLastColumn="0" w:lastRowFirstColumn="0" w:lastRowLastColumn="0"/>
             </w:pPr>
             <w:r>
               <w:t>Aumentar inventario al registrar compras.</w:t>
@@ -2907,7 +3050,7 @@
                 <w:ilvl w:val="0"/>
                 <w:numId w:val="26"/>
               </w:numPr>
-              <w:cnfStyle w:val="000000000000"/>
+              <w:cnfStyle w:val="000000000000" w:firstRow="0" w:lastRow="0" w:firstColumn="0" w:lastColumn="0" w:oddVBand="0" w:evenVBand="0" w:oddHBand="0" w:evenHBand="0" w:firstRowFirstColumn="0" w:firstRowLastColumn="0" w:lastRowFirstColumn="0" w:lastRowLastColumn="0"/>
             </w:pPr>
             <w:r>
               <w:t>Disminuir inventario al registrar ventas.</w:t>
@@ -2920,7 +3063,7 @@
                 <w:ilvl w:val="0"/>
                 <w:numId w:val="26"/>
               </w:numPr>
-              <w:cnfStyle w:val="000000000000"/>
+              <w:cnfStyle w:val="000000000000" w:firstRow="0" w:lastRow="0" w:firstColumn="0" w:lastColumn="0" w:oddVBand="0" w:evenVBand="0" w:oddHBand="0" w:evenHBand="0" w:firstRowFirstColumn="0" w:firstRowLastColumn="0" w:lastRowFirstColumn="0" w:lastRowLastColumn="0"/>
             </w:pPr>
             <w:r>
               <w:t xml:space="preserve">Mantener historial </w:t>
@@ -2930,7 +3073,7 @@
             <w:pPr>
               <w:pStyle w:val="Contenido"/>
               <w:ind w:left="360"/>
-              <w:cnfStyle w:val="000000000000"/>
+              <w:cnfStyle w:val="000000000000" w:firstRow="0" w:lastRow="0" w:firstColumn="0" w:lastColumn="0" w:oddVBand="0" w:evenVBand="0" w:oddHBand="0" w:evenHBand="0" w:firstRowFirstColumn="0" w:firstRowLastColumn="0" w:lastRowFirstColumn="0" w:lastRowLastColumn="0"/>
             </w:pPr>
             <w:r>
               <w:t>Mostrar stock disponible actualizado</w:t>
@@ -2940,12 +3083,12 @@
       </w:tr>
       <w:tr>
         <w:trPr>
-          <w:cnfStyle w:val="000000100000"/>
+          <w:cnfStyle w:val="000000100000" w:firstRow="0" w:lastRow="0" w:firstColumn="0" w:lastColumn="0" w:oddVBand="0" w:evenVBand="0" w:oddHBand="1" w:evenHBand="0" w:firstRowFirstColumn="0" w:firstRowLastColumn="0" w:lastRowFirstColumn="0" w:lastRowLastColumn="0"/>
           <w:trHeight w:val="1059"/>
         </w:trPr>
         <w:tc>
           <w:tcPr>
-            <w:cnfStyle w:val="001000000000"/>
+            <w:cnfStyle w:val="001000000000" w:firstRow="0" w:lastRow="0" w:firstColumn="1" w:lastColumn="0" w:oddVBand="0" w:evenVBand="0" w:oddHBand="0" w:evenHBand="0" w:firstRowFirstColumn="0" w:firstRowLastColumn="0" w:lastRowFirstColumn="0" w:lastRowLastColumn="0"/>
             <w:tcW w:w="714" w:type="dxa"/>
           </w:tcPr>
           <w:p>
@@ -2964,7 +3107,7 @@
           <w:p>
             <w:pPr>
               <w:pStyle w:val="Contenido"/>
-              <w:cnfStyle w:val="000000100000"/>
+              <w:cnfStyle w:val="000000100000" w:firstRow="0" w:lastRow="0" w:firstColumn="0" w:lastColumn="0" w:oddVBand="0" w:evenVBand="0" w:oddHBand="1" w:evenHBand="0" w:firstRowFirstColumn="0" w:firstRowLastColumn="0" w:lastRowFirstColumn="0" w:lastRowLastColumn="0"/>
             </w:pPr>
             <w:r>
               <w:t>Gerente</w:t>
@@ -2978,7 +3121,7 @@
           <w:p>
             <w:pPr>
               <w:pStyle w:val="Contenido"/>
-              <w:cnfStyle w:val="000000100000"/>
+              <w:cnfStyle w:val="000000100000" w:firstRow="0" w:lastRow="0" w:firstColumn="0" w:lastColumn="0" w:oddVBand="0" w:evenVBand="0" w:oddHBand="1" w:evenHBand="0" w:firstRowFirstColumn="0" w:firstRowLastColumn="0" w:lastRowFirstColumn="0" w:lastRowLastColumn="0"/>
             </w:pPr>
             <w:r>
               <w:t>Visualizar reportes del sistema</w:t>
@@ -2992,7 +3135,7 @@
           <w:p>
             <w:pPr>
               <w:pStyle w:val="Contenido"/>
-              <w:cnfStyle w:val="000000100000"/>
+              <w:cnfStyle w:val="000000100000" w:firstRow="0" w:lastRow="0" w:firstColumn="0" w:lastColumn="0" w:oddVBand="0" w:evenVBand="0" w:oddHBand="1" w:evenHBand="0" w:firstRowFirstColumn="0" w:firstRowLastColumn="0" w:lastRowFirstColumn="0" w:lastRowLastColumn="0"/>
             </w:pPr>
             <w:r>
               <w:t>Analizar la información de compras y ventas</w:t>
@@ -3010,7 +3153,7 @@
                 <w:ilvl w:val="0"/>
                 <w:numId w:val="28"/>
               </w:numPr>
-              <w:cnfStyle w:val="000000100000"/>
+              <w:cnfStyle w:val="000000100000" w:firstRow="0" w:lastRow="0" w:firstColumn="0" w:lastColumn="0" w:oddVBand="0" w:evenVBand="0" w:oddHBand="1" w:evenHBand="0" w:firstRowFirstColumn="0" w:firstRowLastColumn="0" w:lastRowFirstColumn="0" w:lastRowLastColumn="0"/>
             </w:pPr>
             <w:r>
               <w:t>Ver reportes de ventas, compras e inventario.</w:t>
@@ -3023,7 +3166,7 @@
                 <w:ilvl w:val="0"/>
                 <w:numId w:val="28"/>
               </w:numPr>
-              <w:cnfStyle w:val="000000100000"/>
+              <w:cnfStyle w:val="000000100000" w:firstRow="0" w:lastRow="0" w:firstColumn="0" w:lastColumn="0" w:oddVBand="0" w:evenVBand="0" w:oddHBand="1" w:evenHBand="0" w:firstRowFirstColumn="0" w:firstRowLastColumn="0" w:lastRowFirstColumn="0" w:lastRowLastColumn="0"/>
             </w:pPr>
             <w:r>
               <w:t>Filtrar por fechas.</w:t>
@@ -3036,7 +3179,7 @@
                 <w:ilvl w:val="0"/>
                 <w:numId w:val="28"/>
               </w:numPr>
-              <w:cnfStyle w:val="000000100000"/>
+              <w:cnfStyle w:val="000000100000" w:firstRow="0" w:lastRow="0" w:firstColumn="0" w:lastColumn="0" w:oddVBand="0" w:evenVBand="0" w:oddHBand="1" w:evenHBand="0" w:firstRowFirstColumn="0" w:firstRowLastColumn="0" w:lastRowFirstColumn="0" w:lastRowLastColumn="0"/>
             </w:pPr>
             <w:r>
               <w:t>Filtrar por cliente/proveedor.</w:t>
@@ -3063,16 +3206,21 @@
       <w:pPr>
         <w:pStyle w:val="Ttulo1"/>
       </w:pPr>
+      <w:proofErr w:type="spellStart"/>
       <w:r>
         <w:lastRenderedPageBreak/>
-        <w:t>Product Backlog</w:t>
+        <w:t>Product</w:t>
+      </w:r>
+      <w:proofErr w:type="spellEnd"/>
+      <w:r>
+        <w:t xml:space="preserve"> Backlog</w:t>
       </w:r>
     </w:p>
     <w:tbl>
       <w:tblPr>
-        <w:tblStyle w:val="PlainTable5"/>
+        <w:tblStyle w:val="Tablanormal51"/>
         <w:tblW w:w="15433" w:type="dxa"/>
-        <w:tblLook w:val="04A0"/>
+        <w:tblLook w:val="04A0" w:firstRow="1" w:lastRow="0" w:firstColumn="1" w:lastColumn="0" w:noHBand="0" w:noVBand="1"/>
       </w:tblPr>
       <w:tblGrid>
         <w:gridCol w:w="715"/>
@@ -3085,11 +3233,11 @@
       </w:tblGrid>
       <w:tr>
         <w:trPr>
-          <w:cnfStyle w:val="100000000000"/>
+          <w:cnfStyle w:val="100000000000" w:firstRow="1" w:lastRow="0" w:firstColumn="0" w:lastColumn="0" w:oddVBand="0" w:evenVBand="0" w:oddHBand="0" w:evenHBand="0" w:firstRowFirstColumn="0" w:firstRowLastColumn="0" w:lastRowFirstColumn="0" w:lastRowLastColumn="0"/>
         </w:trPr>
         <w:tc>
           <w:tcPr>
-            <w:cnfStyle w:val="001000000100"/>
+            <w:cnfStyle w:val="001000000100" w:firstRow="0" w:lastRow="0" w:firstColumn="1" w:lastColumn="0" w:oddVBand="0" w:evenVBand="0" w:oddHBand="0" w:evenHBand="0" w:firstRowFirstColumn="1" w:firstRowLastColumn="0" w:lastRowFirstColumn="0" w:lastRowLastColumn="0"/>
             <w:tcW w:w="715" w:type="dxa"/>
           </w:tcPr>
           <w:p>
@@ -3108,7 +3256,7 @@
           <w:p>
             <w:pPr>
               <w:pStyle w:val="Contenido"/>
-              <w:cnfStyle w:val="100000000000"/>
+              <w:cnfStyle w:val="100000000000" w:firstRow="1" w:lastRow="0" w:firstColumn="0" w:lastColumn="0" w:oddVBand="0" w:evenVBand="0" w:oddHBand="0" w:evenHBand="0" w:firstRowFirstColumn="0" w:firstRowLastColumn="0" w:lastRowFirstColumn="0" w:lastRowLastColumn="0"/>
             </w:pPr>
             <w:r>
               <w:t>Como un…</w:t>
@@ -3122,7 +3270,7 @@
           <w:p>
             <w:pPr>
               <w:pStyle w:val="Contenido"/>
-              <w:cnfStyle w:val="100000000000"/>
+              <w:cnfStyle w:val="100000000000" w:firstRow="1" w:lastRow="0" w:firstColumn="0" w:lastColumn="0" w:oddVBand="0" w:evenVBand="0" w:oddHBand="0" w:evenHBand="0" w:firstRowFirstColumn="0" w:firstRowLastColumn="0" w:lastRowFirstColumn="0" w:lastRowLastColumn="0"/>
             </w:pPr>
             <w:r>
               <w:t>Necesito…</w:t>
@@ -3136,7 +3284,7 @@
           <w:p>
             <w:pPr>
               <w:pStyle w:val="Contenido"/>
-              <w:cnfStyle w:val="100000000000"/>
+              <w:cnfStyle w:val="100000000000" w:firstRow="1" w:lastRow="0" w:firstColumn="0" w:lastColumn="0" w:oddVBand="0" w:evenVBand="0" w:oddHBand="0" w:evenHBand="0" w:firstRowFirstColumn="0" w:firstRowLastColumn="0" w:lastRowFirstColumn="0" w:lastRowLastColumn="0"/>
             </w:pPr>
             <w:r>
               <w:t>Para…</w:t>
@@ -3150,7 +3298,7 @@
           <w:p>
             <w:pPr>
               <w:pStyle w:val="Contenido"/>
-              <w:cnfStyle w:val="100000000000"/>
+              <w:cnfStyle w:val="100000000000" w:firstRow="1" w:lastRow="0" w:firstColumn="0" w:lastColumn="0" w:oddVBand="0" w:evenVBand="0" w:oddHBand="0" w:evenHBand="0" w:firstRowFirstColumn="0" w:firstRowLastColumn="0" w:lastRowFirstColumn="0" w:lastRowLastColumn="0"/>
             </w:pPr>
             <w:r>
               <w:t>Prioridad</w:t>
@@ -3164,7 +3312,7 @@
           <w:p>
             <w:pPr>
               <w:pStyle w:val="Contenido"/>
-              <w:cnfStyle w:val="100000000000"/>
+              <w:cnfStyle w:val="100000000000" w:firstRow="1" w:lastRow="0" w:firstColumn="0" w:lastColumn="0" w:oddVBand="0" w:evenVBand="0" w:oddHBand="0" w:evenHBand="0" w:firstRowFirstColumn="0" w:firstRowLastColumn="0" w:lastRowFirstColumn="0" w:lastRowLastColumn="0"/>
             </w:pPr>
             <w:r>
               <w:t>Sprint</w:t>
@@ -3178,7 +3326,7 @@
           <w:p>
             <w:pPr>
               <w:pStyle w:val="Contenido"/>
-              <w:cnfStyle w:val="100000000000"/>
+              <w:cnfStyle w:val="100000000000" w:firstRow="1" w:lastRow="0" w:firstColumn="0" w:lastColumn="0" w:oddVBand="0" w:evenVBand="0" w:oddHBand="0" w:evenHBand="0" w:firstRowFirstColumn="0" w:firstRowLastColumn="0" w:lastRowFirstColumn="0" w:lastRowLastColumn="0"/>
             </w:pPr>
             <w:r>
               <w:t>Estado</w:t>
@@ -3188,11 +3336,11 @@
       </w:tr>
       <w:tr>
         <w:trPr>
-          <w:cnfStyle w:val="000000100000"/>
+          <w:cnfStyle w:val="000000100000" w:firstRow="0" w:lastRow="0" w:firstColumn="0" w:lastColumn="0" w:oddVBand="0" w:evenVBand="0" w:oddHBand="1" w:evenHBand="0" w:firstRowFirstColumn="0" w:firstRowLastColumn="0" w:lastRowFirstColumn="0" w:lastRowLastColumn="0"/>
         </w:trPr>
         <w:tc>
           <w:tcPr>
-            <w:cnfStyle w:val="001000000000"/>
+            <w:cnfStyle w:val="001000000000" w:firstRow="0" w:lastRow="0" w:firstColumn="1" w:lastColumn="0" w:oddVBand="0" w:evenVBand="0" w:oddHBand="0" w:evenHBand="0" w:firstRowFirstColumn="0" w:firstRowLastColumn="0" w:lastRowFirstColumn="0" w:lastRowLastColumn="0"/>
             <w:tcW w:w="715" w:type="dxa"/>
           </w:tcPr>
           <w:p>
@@ -3212,7 +3360,7 @@
           <w:p>
             <w:pPr>
               <w:pStyle w:val="Contenido"/>
-              <w:cnfStyle w:val="000000100000"/>
+              <w:cnfStyle w:val="000000100000" w:firstRow="0" w:lastRow="0" w:firstColumn="0" w:lastColumn="0" w:oddVBand="0" w:evenVBand="0" w:oddHBand="1" w:evenHBand="0" w:firstRowFirstColumn="0" w:firstRowLastColumn="0" w:lastRowFirstColumn="0" w:lastRowLastColumn="0"/>
             </w:pPr>
             <w:r>
               <w:t>Administrador</w:t>
@@ -3226,7 +3374,7 @@
           <w:p>
             <w:pPr>
               <w:pStyle w:val="Contenido"/>
-              <w:cnfStyle w:val="000000100000"/>
+              <w:cnfStyle w:val="000000100000" w:firstRow="0" w:lastRow="0" w:firstColumn="0" w:lastColumn="0" w:oddVBand="0" w:evenVBand="0" w:oddHBand="1" w:evenHBand="0" w:firstRowFirstColumn="0" w:firstRowLastColumn="0" w:lastRowFirstColumn="0" w:lastRowLastColumn="0"/>
             </w:pPr>
             <w:r>
               <w:t>Gestionar usuarios y roles.</w:t>
@@ -3240,7 +3388,7 @@
           <w:p>
             <w:pPr>
               <w:pStyle w:val="Contenido"/>
-              <w:cnfStyle w:val="000000100000"/>
+              <w:cnfStyle w:val="000000100000" w:firstRow="0" w:lastRow="0" w:firstColumn="0" w:lastColumn="0" w:oddVBand="0" w:evenVBand="0" w:oddHBand="1" w:evenHBand="0" w:firstRowFirstColumn="0" w:firstRowLastColumn="0" w:lastRowFirstColumn="0" w:lastRowLastColumn="0"/>
             </w:pPr>
             <w:r>
               <w:t>Controlar el acceso y garantizar la seguridad del sistema.</w:t>
@@ -3254,7 +3402,7 @@
           <w:p>
             <w:pPr>
               <w:pStyle w:val="Contenido"/>
-              <w:cnfStyle w:val="000000100000"/>
+              <w:cnfStyle w:val="000000100000" w:firstRow="0" w:lastRow="0" w:firstColumn="0" w:lastColumn="0" w:oddVBand="0" w:evenVBand="0" w:oddHBand="1" w:evenHBand="0" w:firstRowFirstColumn="0" w:firstRowLastColumn="0" w:lastRowFirstColumn="0" w:lastRowLastColumn="0"/>
             </w:pPr>
             <w:r>
               <w:t>Alta.</w:t>
@@ -3268,7 +3416,7 @@
           <w:p>
             <w:pPr>
               <w:pStyle w:val="Contenido"/>
-              <w:cnfStyle w:val="000000100000"/>
+              <w:cnfStyle w:val="000000100000" w:firstRow="0" w:lastRow="0" w:firstColumn="0" w:lastColumn="0" w:oddVBand="0" w:evenVBand="0" w:oddHBand="1" w:evenHBand="0" w:firstRowFirstColumn="0" w:firstRowLastColumn="0" w:lastRowFirstColumn="0" w:lastRowLastColumn="0"/>
             </w:pPr>
             <w:r>
               <w:t>1</w:t>
@@ -3282,7 +3430,7 @@
           <w:p>
             <w:pPr>
               <w:pStyle w:val="Contenido"/>
-              <w:cnfStyle w:val="000000100000"/>
+              <w:cnfStyle w:val="000000100000" w:firstRow="0" w:lastRow="0" w:firstColumn="0" w:lastColumn="0" w:oddVBand="0" w:evenVBand="0" w:oddHBand="1" w:evenHBand="0" w:firstRowFirstColumn="0" w:firstRowLastColumn="0" w:lastRowFirstColumn="0" w:lastRowLastColumn="0"/>
             </w:pPr>
             <w:r>
               <w:t>Terminada</w:t>
@@ -3293,7 +3441,7 @@
       <w:tr>
         <w:tc>
           <w:tcPr>
-            <w:cnfStyle w:val="001000000000"/>
+            <w:cnfStyle w:val="001000000000" w:firstRow="0" w:lastRow="0" w:firstColumn="1" w:lastColumn="0" w:oddVBand="0" w:evenVBand="0" w:oddHBand="0" w:evenHBand="0" w:firstRowFirstColumn="0" w:firstRowLastColumn="0" w:lastRowFirstColumn="0" w:lastRowLastColumn="0"/>
             <w:tcW w:w="715" w:type="dxa"/>
           </w:tcPr>
           <w:p>
@@ -3312,7 +3460,7 @@
           <w:p>
             <w:pPr>
               <w:pStyle w:val="Contenido"/>
-              <w:cnfStyle w:val="000000000000"/>
+              <w:cnfStyle w:val="000000000000" w:firstRow="0" w:lastRow="0" w:firstColumn="0" w:lastColumn="0" w:oddVBand="0" w:evenVBand="0" w:oddHBand="0" w:evenHBand="0" w:firstRowFirstColumn="0" w:firstRowLastColumn="0" w:lastRowFirstColumn="0" w:lastRowLastColumn="0"/>
             </w:pPr>
             <w:r>
               <w:t>Administrador</w:t>
@@ -3326,7 +3474,7 @@
           <w:p>
             <w:pPr>
               <w:pStyle w:val="Contenido"/>
-              <w:cnfStyle w:val="000000000000"/>
+              <w:cnfStyle w:val="000000000000" w:firstRow="0" w:lastRow="0" w:firstColumn="0" w:lastColumn="0" w:oddVBand="0" w:evenVBand="0" w:oddHBand="0" w:evenHBand="0" w:firstRowFirstColumn="0" w:firstRowLastColumn="0" w:lastRowFirstColumn="0" w:lastRowLastColumn="0"/>
             </w:pPr>
             <w:r>
               <w:t>Registrar y gestionar proveedores.</w:t>
@@ -3340,7 +3488,7 @@
           <w:p>
             <w:pPr>
               <w:pStyle w:val="Contenido"/>
-              <w:cnfStyle w:val="000000000000"/>
+              <w:cnfStyle w:val="000000000000" w:firstRow="0" w:lastRow="0" w:firstColumn="0" w:lastColumn="0" w:oddVBand="0" w:evenVBand="0" w:oddHBand="0" w:evenHBand="0" w:firstRowFirstColumn="0" w:firstRowLastColumn="0" w:lastRowFirstColumn="0" w:lastRowLastColumn="0"/>
             </w:pPr>
             <w:r>
               <w:t>Administra correctamente las compras de cacao.</w:t>
@@ -3354,7 +3502,7 @@
           <w:p>
             <w:pPr>
               <w:pStyle w:val="Contenido"/>
-              <w:cnfStyle w:val="000000000000"/>
+              <w:cnfStyle w:val="000000000000" w:firstRow="0" w:lastRow="0" w:firstColumn="0" w:lastColumn="0" w:oddVBand="0" w:evenVBand="0" w:oddHBand="0" w:evenHBand="0" w:firstRowFirstColumn="0" w:firstRowLastColumn="0" w:lastRowFirstColumn="0" w:lastRowLastColumn="0"/>
             </w:pPr>
             <w:r>
               <w:t>Alta.</w:t>
@@ -3368,7 +3516,7 @@
           <w:p>
             <w:pPr>
               <w:pStyle w:val="Contenido"/>
-              <w:cnfStyle w:val="000000000000"/>
+              <w:cnfStyle w:val="000000000000" w:firstRow="0" w:lastRow="0" w:firstColumn="0" w:lastColumn="0" w:oddVBand="0" w:evenVBand="0" w:oddHBand="0" w:evenHBand="0" w:firstRowFirstColumn="0" w:firstRowLastColumn="0" w:lastRowFirstColumn="0" w:lastRowLastColumn="0"/>
             </w:pPr>
             <w:r>
               <w:t>1</w:t>
@@ -3382,7 +3530,7 @@
           <w:p>
             <w:pPr>
               <w:pStyle w:val="Contenido"/>
-              <w:cnfStyle w:val="000000000000"/>
+              <w:cnfStyle w:val="000000000000" w:firstRow="0" w:lastRow="0" w:firstColumn="0" w:lastColumn="0" w:oddVBand="0" w:evenVBand="0" w:oddHBand="0" w:evenHBand="0" w:firstRowFirstColumn="0" w:firstRowLastColumn="0" w:lastRowFirstColumn="0" w:lastRowLastColumn="0"/>
             </w:pPr>
             <w:r>
               <w:t>Terminada</w:t>
@@ -3392,11 +3540,11 @@
       </w:tr>
       <w:tr>
         <w:trPr>
-          <w:cnfStyle w:val="000000100000"/>
+          <w:cnfStyle w:val="000000100000" w:firstRow="0" w:lastRow="0" w:firstColumn="0" w:lastColumn="0" w:oddVBand="0" w:evenVBand="0" w:oddHBand="1" w:evenHBand="0" w:firstRowFirstColumn="0" w:firstRowLastColumn="0" w:lastRowFirstColumn="0" w:lastRowLastColumn="0"/>
         </w:trPr>
         <w:tc>
           <w:tcPr>
-            <w:cnfStyle w:val="001000000000"/>
+            <w:cnfStyle w:val="001000000000" w:firstRow="0" w:lastRow="0" w:firstColumn="1" w:lastColumn="0" w:oddVBand="0" w:evenVBand="0" w:oddHBand="0" w:evenHBand="0" w:firstRowFirstColumn="0" w:firstRowLastColumn="0" w:lastRowFirstColumn="0" w:lastRowLastColumn="0"/>
             <w:tcW w:w="715" w:type="dxa"/>
           </w:tcPr>
           <w:p>
@@ -3415,7 +3563,7 @@
           <w:p>
             <w:pPr>
               <w:pStyle w:val="Contenido"/>
-              <w:cnfStyle w:val="000000100000"/>
+              <w:cnfStyle w:val="000000100000" w:firstRow="0" w:lastRow="0" w:firstColumn="0" w:lastColumn="0" w:oddVBand="0" w:evenVBand="0" w:oddHBand="1" w:evenHBand="0" w:firstRowFirstColumn="0" w:firstRowLastColumn="0" w:lastRowFirstColumn="0" w:lastRowLastColumn="0"/>
             </w:pPr>
             <w:r>
               <w:t>administrador</w:t>
@@ -3429,7 +3577,7 @@
           <w:p>
             <w:pPr>
               <w:pStyle w:val="Contenido"/>
-              <w:cnfStyle w:val="000000100000"/>
+              <w:cnfStyle w:val="000000100000" w:firstRow="0" w:lastRow="0" w:firstColumn="0" w:lastColumn="0" w:oddVBand="0" w:evenVBand="0" w:oddHBand="1" w:evenHBand="0" w:firstRowFirstColumn="0" w:firstRowLastColumn="0" w:lastRowFirstColumn="0" w:lastRowLastColumn="0"/>
             </w:pPr>
             <w:r>
               <w:t>Registrar y gestionar clientes.</w:t>
@@ -3443,7 +3591,7 @@
           <w:p>
             <w:pPr>
               <w:pStyle w:val="Contenido"/>
-              <w:cnfStyle w:val="000000100000"/>
+              <w:cnfStyle w:val="000000100000" w:firstRow="0" w:lastRow="0" w:firstColumn="0" w:lastColumn="0" w:oddVBand="0" w:evenVBand="0" w:oddHBand="1" w:evenHBand="0" w:firstRowFirstColumn="0" w:firstRowLastColumn="0" w:lastRowFirstColumn="0" w:lastRowLastColumn="0"/>
             </w:pPr>
             <w:r>
               <w:t>Administra adecuadamente las ventas.</w:t>
@@ -3457,7 +3605,7 @@
           <w:p>
             <w:pPr>
               <w:pStyle w:val="Contenido"/>
-              <w:cnfStyle w:val="000000100000"/>
+              <w:cnfStyle w:val="000000100000" w:firstRow="0" w:lastRow="0" w:firstColumn="0" w:lastColumn="0" w:oddVBand="0" w:evenVBand="0" w:oddHBand="1" w:evenHBand="0" w:firstRowFirstColumn="0" w:firstRowLastColumn="0" w:lastRowFirstColumn="0" w:lastRowLastColumn="0"/>
             </w:pPr>
             <w:r>
               <w:t>Alta.</w:t>
@@ -3471,7 +3619,7 @@
           <w:p>
             <w:pPr>
               <w:pStyle w:val="Contenido"/>
-              <w:cnfStyle w:val="000000100000"/>
+              <w:cnfStyle w:val="000000100000" w:firstRow="0" w:lastRow="0" w:firstColumn="0" w:lastColumn="0" w:oddVBand="0" w:evenVBand="0" w:oddHBand="1" w:evenHBand="0" w:firstRowFirstColumn="0" w:firstRowLastColumn="0" w:lastRowFirstColumn="0" w:lastRowLastColumn="0"/>
             </w:pPr>
             <w:r>
               <w:t>1</w:t>
@@ -3485,7 +3633,7 @@
           <w:p>
             <w:pPr>
               <w:pStyle w:val="Contenido"/>
-              <w:cnfStyle w:val="000000100000"/>
+              <w:cnfStyle w:val="000000100000" w:firstRow="0" w:lastRow="0" w:firstColumn="0" w:lastColumn="0" w:oddVBand="0" w:evenVBand="0" w:oddHBand="1" w:evenHBand="0" w:firstRowFirstColumn="0" w:firstRowLastColumn="0" w:lastRowFirstColumn="0" w:lastRowLastColumn="0"/>
             </w:pPr>
             <w:r>
               <w:t>Terminada</w:t>
@@ -3496,7 +3644,7 @@
       <w:tr>
         <w:tc>
           <w:tcPr>
-            <w:cnfStyle w:val="001000000000"/>
+            <w:cnfStyle w:val="001000000000" w:firstRow="0" w:lastRow="0" w:firstColumn="1" w:lastColumn="0" w:oddVBand="0" w:evenVBand="0" w:oddHBand="0" w:evenHBand="0" w:firstRowFirstColumn="0" w:firstRowLastColumn="0" w:lastRowFirstColumn="0" w:lastRowLastColumn="0"/>
             <w:tcW w:w="715" w:type="dxa"/>
           </w:tcPr>
           <w:p>
@@ -3516,7 +3664,7 @@
           <w:p>
             <w:pPr>
               <w:pStyle w:val="Contenido"/>
-              <w:cnfStyle w:val="000000000000"/>
+              <w:cnfStyle w:val="000000000000" w:firstRow="0" w:lastRow="0" w:firstColumn="0" w:lastColumn="0" w:oddVBand="0" w:evenVBand="0" w:oddHBand="0" w:evenHBand="0" w:firstRowFirstColumn="0" w:firstRowLastColumn="0" w:lastRowFirstColumn="0" w:lastRowLastColumn="0"/>
             </w:pPr>
             <w:r>
               <w:t xml:space="preserve">Empleado </w:t>
@@ -3530,7 +3678,7 @@
           <w:p>
             <w:pPr>
               <w:pStyle w:val="Contenido"/>
-              <w:cnfStyle w:val="000000000000"/>
+              <w:cnfStyle w:val="000000000000" w:firstRow="0" w:lastRow="0" w:firstColumn="0" w:lastColumn="0" w:oddVBand="0" w:evenVBand="0" w:oddHBand="0" w:evenHBand="0" w:firstRowFirstColumn="0" w:firstRowLastColumn="0" w:lastRowFirstColumn="0" w:lastRowLastColumn="0"/>
             </w:pPr>
             <w:r>
               <w:t>Registrar compras de cacao.</w:t>
@@ -3544,7 +3692,7 @@
           <w:p>
             <w:pPr>
               <w:pStyle w:val="Contenido"/>
-              <w:cnfStyle w:val="000000000000"/>
+              <w:cnfStyle w:val="000000000000" w:firstRow="0" w:lastRow="0" w:firstColumn="0" w:lastColumn="0" w:oddVBand="0" w:evenVBand="0" w:oddHBand="0" w:evenHBand="0" w:firstRowFirstColumn="0" w:firstRowLastColumn="0" w:lastRowFirstColumn="0" w:lastRowLastColumn="0"/>
             </w:pPr>
             <w:r>
               <w:t>Mantener actualizado el inventario.</w:t>
@@ -3558,7 +3706,7 @@
           <w:p>
             <w:pPr>
               <w:pStyle w:val="Contenido"/>
-              <w:cnfStyle w:val="000000000000"/>
+              <w:cnfStyle w:val="000000000000" w:firstRow="0" w:lastRow="0" w:firstColumn="0" w:lastColumn="0" w:oddVBand="0" w:evenVBand="0" w:oddHBand="0" w:evenHBand="0" w:firstRowFirstColumn="0" w:firstRowLastColumn="0" w:lastRowFirstColumn="0" w:lastRowLastColumn="0"/>
             </w:pPr>
             <w:r>
               <w:t>Alta.</w:t>
@@ -3572,7 +3720,7 @@
           <w:p>
             <w:pPr>
               <w:pStyle w:val="Contenido"/>
-              <w:cnfStyle w:val="000000000000"/>
+              <w:cnfStyle w:val="000000000000" w:firstRow="0" w:lastRow="0" w:firstColumn="0" w:lastColumn="0" w:oddVBand="0" w:evenVBand="0" w:oddHBand="0" w:evenHBand="0" w:firstRowFirstColumn="0" w:firstRowLastColumn="0" w:lastRowFirstColumn="0" w:lastRowLastColumn="0"/>
             </w:pPr>
             <w:r>
               <w:t>2</w:t>
@@ -3586,21 +3734,21 @@
           <w:p>
             <w:pPr>
               <w:pStyle w:val="Contenido"/>
-              <w:cnfStyle w:val="000000000000"/>
-            </w:pPr>
-            <w:r>
-              <w:t>Para Ser Iniciada</w:t>
+              <w:cnfStyle w:val="000000000000" w:firstRow="0" w:lastRow="0" w:firstColumn="0" w:lastColumn="0" w:oddVBand="0" w:evenVBand="0" w:oddHBand="0" w:evenHBand="0" w:firstRowFirstColumn="0" w:firstRowLastColumn="0" w:lastRowFirstColumn="0" w:lastRowLastColumn="0"/>
+            </w:pPr>
+            <w:r>
+              <w:t>Terminada</w:t>
             </w:r>
           </w:p>
         </w:tc>
       </w:tr>
       <w:tr>
         <w:trPr>
-          <w:cnfStyle w:val="000000100000"/>
+          <w:cnfStyle w:val="000000100000" w:firstRow="0" w:lastRow="0" w:firstColumn="0" w:lastColumn="0" w:oddVBand="0" w:evenVBand="0" w:oddHBand="1" w:evenHBand="0" w:firstRowFirstColumn="0" w:firstRowLastColumn="0" w:lastRowFirstColumn="0" w:lastRowLastColumn="0"/>
         </w:trPr>
         <w:tc>
           <w:tcPr>
-            <w:cnfStyle w:val="001000000000"/>
+            <w:cnfStyle w:val="001000000000" w:firstRow="0" w:lastRow="0" w:firstColumn="1" w:lastColumn="0" w:oddVBand="0" w:evenVBand="0" w:oddHBand="0" w:evenHBand="0" w:firstRowFirstColumn="0" w:firstRowLastColumn="0" w:lastRowFirstColumn="0" w:lastRowLastColumn="0"/>
             <w:tcW w:w="715" w:type="dxa"/>
           </w:tcPr>
           <w:p>
@@ -3619,7 +3767,7 @@
           <w:p>
             <w:pPr>
               <w:pStyle w:val="Contenido"/>
-              <w:cnfStyle w:val="000000100000"/>
+              <w:cnfStyle w:val="000000100000" w:firstRow="0" w:lastRow="0" w:firstColumn="0" w:lastColumn="0" w:oddVBand="0" w:evenVBand="0" w:oddHBand="1" w:evenHBand="0" w:firstRowFirstColumn="0" w:firstRowLastColumn="0" w:lastRowFirstColumn="0" w:lastRowLastColumn="0"/>
             </w:pPr>
             <w:r>
               <w:t xml:space="preserve">Empleado </w:t>
@@ -3633,7 +3781,7 @@
           <w:p>
             <w:pPr>
               <w:pStyle w:val="Contenido"/>
-              <w:cnfStyle w:val="000000100000"/>
+              <w:cnfStyle w:val="000000100000" w:firstRow="0" w:lastRow="0" w:firstColumn="0" w:lastColumn="0" w:oddVBand="0" w:evenVBand="0" w:oddHBand="1" w:evenHBand="0" w:firstRowFirstColumn="0" w:firstRowLastColumn="0" w:lastRowFirstColumn="0" w:lastRowLastColumn="0"/>
             </w:pPr>
             <w:r>
               <w:t>Registrar ventas de cacao.</w:t>
@@ -3647,7 +3795,7 @@
           <w:p>
             <w:pPr>
               <w:pStyle w:val="Contenido"/>
-              <w:cnfStyle w:val="000000100000"/>
+              <w:cnfStyle w:val="000000100000" w:firstRow="0" w:lastRow="0" w:firstColumn="0" w:lastColumn="0" w:oddVBand="0" w:evenVBand="0" w:oddHBand="1" w:evenHBand="0" w:firstRowFirstColumn="0" w:firstRowLastColumn="0" w:lastRowFirstColumn="0" w:lastRowLastColumn="0"/>
             </w:pPr>
             <w:r>
               <w:t>Controlar ingresos y validar disponibilidad de stock</w:t>
@@ -3661,7 +3809,7 @@
           <w:p>
             <w:pPr>
               <w:pStyle w:val="Contenido"/>
-              <w:cnfStyle w:val="000000100000"/>
+              <w:cnfStyle w:val="000000100000" w:firstRow="0" w:lastRow="0" w:firstColumn="0" w:lastColumn="0" w:oddVBand="0" w:evenVBand="0" w:oddHBand="1" w:evenHBand="0" w:firstRowFirstColumn="0" w:firstRowLastColumn="0" w:lastRowFirstColumn="0" w:lastRowLastColumn="0"/>
             </w:pPr>
             <w:r>
               <w:t>Alta.</w:t>
@@ -3675,7 +3823,7 @@
           <w:p>
             <w:pPr>
               <w:pStyle w:val="Contenido"/>
-              <w:cnfStyle w:val="000000100000"/>
+              <w:cnfStyle w:val="000000100000" w:firstRow="0" w:lastRow="0" w:firstColumn="0" w:lastColumn="0" w:oddVBand="0" w:evenVBand="0" w:oddHBand="1" w:evenHBand="0" w:firstRowFirstColumn="0" w:firstRowLastColumn="0" w:lastRowFirstColumn="0" w:lastRowLastColumn="0"/>
             </w:pPr>
             <w:r>
               <w:t>2</w:t>
@@ -3689,10 +3837,10 @@
           <w:p>
             <w:pPr>
               <w:pStyle w:val="Contenido"/>
-              <w:cnfStyle w:val="000000100000"/>
-            </w:pPr>
-            <w:r>
-              <w:t>Para Ser Iniciada</w:t>
+              <w:cnfStyle w:val="000000100000" w:firstRow="0" w:lastRow="0" w:firstColumn="0" w:lastColumn="0" w:oddVBand="0" w:evenVBand="0" w:oddHBand="1" w:evenHBand="0" w:firstRowFirstColumn="0" w:firstRowLastColumn="0" w:lastRowFirstColumn="0" w:lastRowLastColumn="0"/>
+            </w:pPr>
+            <w:r>
+              <w:t>Terminada</w:t>
             </w:r>
           </w:p>
         </w:tc>
@@ -3700,7 +3848,7 @@
       <w:tr>
         <w:tc>
           <w:tcPr>
-            <w:cnfStyle w:val="001000000000"/>
+            <w:cnfStyle w:val="001000000000" w:firstRow="0" w:lastRow="0" w:firstColumn="1" w:lastColumn="0" w:oddVBand="0" w:evenVBand="0" w:oddHBand="0" w:evenHBand="0" w:firstRowFirstColumn="0" w:firstRowLastColumn="0" w:lastRowFirstColumn="0" w:lastRowLastColumn="0"/>
             <w:tcW w:w="715" w:type="dxa"/>
           </w:tcPr>
           <w:p>
@@ -3719,7 +3867,7 @@
           <w:p>
             <w:pPr>
               <w:pStyle w:val="Contenido"/>
-              <w:cnfStyle w:val="000000000000"/>
+              <w:cnfStyle w:val="000000000000" w:firstRow="0" w:lastRow="0" w:firstColumn="0" w:lastColumn="0" w:oddVBand="0" w:evenVBand="0" w:oddHBand="0" w:evenHBand="0" w:firstRowFirstColumn="0" w:firstRowLastColumn="0" w:lastRowFirstColumn="0" w:lastRowLastColumn="0"/>
             </w:pPr>
             <w:r>
               <w:t xml:space="preserve">Sistema </w:t>
@@ -3733,7 +3881,7 @@
           <w:p>
             <w:pPr>
               <w:pStyle w:val="Contenido"/>
-              <w:cnfStyle w:val="000000000000"/>
+              <w:cnfStyle w:val="000000000000" w:firstRow="0" w:lastRow="0" w:firstColumn="0" w:lastColumn="0" w:oddVBand="0" w:evenVBand="0" w:oddHBand="0" w:evenHBand="0" w:firstRowFirstColumn="0" w:firstRowLastColumn="0" w:lastRowFirstColumn="0" w:lastRowLastColumn="0"/>
             </w:pPr>
             <w:r>
               <w:t>Actualizar automáticamente el inventario.</w:t>
@@ -3747,7 +3895,7 @@
           <w:p>
             <w:pPr>
               <w:pStyle w:val="Contenido"/>
-              <w:cnfStyle w:val="000000000000"/>
+              <w:cnfStyle w:val="000000000000" w:firstRow="0" w:lastRow="0" w:firstColumn="0" w:lastColumn="0" w:oddVBand="0" w:evenVBand="0" w:oddHBand="0" w:evenHBand="0" w:firstRowFirstColumn="0" w:firstRowLastColumn="0" w:lastRowFirstColumn="0" w:lastRowLastColumn="0"/>
             </w:pPr>
             <w:r>
               <w:t>Mantener la consistencia y trazabilidad del stock</w:t>
@@ -3761,7 +3909,7 @@
           <w:p>
             <w:pPr>
               <w:pStyle w:val="Contenido"/>
-              <w:cnfStyle w:val="000000000000"/>
+              <w:cnfStyle w:val="000000000000" w:firstRow="0" w:lastRow="0" w:firstColumn="0" w:lastColumn="0" w:oddVBand="0" w:evenVBand="0" w:oddHBand="0" w:evenHBand="0" w:firstRowFirstColumn="0" w:firstRowLastColumn="0" w:lastRowFirstColumn="0" w:lastRowLastColumn="0"/>
             </w:pPr>
             <w:r>
               <w:t>Alta.</w:t>
@@ -3775,7 +3923,7 @@
           <w:p>
             <w:pPr>
               <w:pStyle w:val="Contenido"/>
-              <w:cnfStyle w:val="000000000000"/>
+              <w:cnfStyle w:val="000000000000" w:firstRow="0" w:lastRow="0" w:firstColumn="0" w:lastColumn="0" w:oddVBand="0" w:evenVBand="0" w:oddHBand="0" w:evenHBand="0" w:firstRowFirstColumn="0" w:firstRowLastColumn="0" w:lastRowFirstColumn="0" w:lastRowLastColumn="0"/>
             </w:pPr>
             <w:r>
               <w:t>2</w:t>
@@ -3789,10 +3937,10 @@
           <w:p>
             <w:pPr>
               <w:pStyle w:val="Contenido"/>
-              <w:cnfStyle w:val="000000000000"/>
-            </w:pPr>
-            <w:r>
-              <w:t>Para Ser Iniciada</w:t>
+              <w:cnfStyle w:val="000000000000" w:firstRow="0" w:lastRow="0" w:firstColumn="0" w:lastColumn="0" w:oddVBand="0" w:evenVBand="0" w:oddHBand="0" w:evenHBand="0" w:firstRowFirstColumn="0" w:firstRowLastColumn="0" w:lastRowFirstColumn="0" w:lastRowLastColumn="0"/>
+            </w:pPr>
+            <w:r>
+              <w:t>Terminada</w:t>
             </w:r>
           </w:p>
         </w:tc>
@@ -3800,11 +3948,11 @@
       <w:bookmarkEnd w:id="1"/>
       <w:tr>
         <w:trPr>
-          <w:cnfStyle w:val="000000100000"/>
+          <w:cnfStyle w:val="000000100000" w:firstRow="0" w:lastRow="0" w:firstColumn="0" w:lastColumn="0" w:oddVBand="0" w:evenVBand="0" w:oddHBand="1" w:evenHBand="0" w:firstRowFirstColumn="0" w:firstRowLastColumn="0" w:lastRowFirstColumn="0" w:lastRowLastColumn="0"/>
         </w:trPr>
         <w:tc>
           <w:tcPr>
-            <w:cnfStyle w:val="001000000000"/>
+            <w:cnfStyle w:val="001000000000" w:firstRow="0" w:lastRow="0" w:firstColumn="1" w:lastColumn="0" w:oddVBand="0" w:evenVBand="0" w:oddHBand="0" w:evenHBand="0" w:firstRowFirstColumn="0" w:firstRowLastColumn="0" w:lastRowFirstColumn="0" w:lastRowLastColumn="0"/>
             <w:tcW w:w="715" w:type="dxa"/>
           </w:tcPr>
           <w:p>
@@ -3823,7 +3971,7 @@
           <w:p>
             <w:pPr>
               <w:pStyle w:val="Contenido"/>
-              <w:cnfStyle w:val="000000100000"/>
+              <w:cnfStyle w:val="000000100000" w:firstRow="0" w:lastRow="0" w:firstColumn="0" w:lastColumn="0" w:oddVBand="0" w:evenVBand="0" w:oddHBand="1" w:evenHBand="0" w:firstRowFirstColumn="0" w:firstRowLastColumn="0" w:lastRowFirstColumn="0" w:lastRowLastColumn="0"/>
             </w:pPr>
             <w:r>
               <w:t>Gerente</w:t>
@@ -3837,7 +3985,7 @@
           <w:p>
             <w:pPr>
               <w:pStyle w:val="Contenido"/>
-              <w:cnfStyle w:val="000000100000"/>
+              <w:cnfStyle w:val="000000100000" w:firstRow="0" w:lastRow="0" w:firstColumn="0" w:lastColumn="0" w:oddVBand="0" w:evenVBand="0" w:oddHBand="1" w:evenHBand="0" w:firstRowFirstColumn="0" w:firstRowLastColumn="0" w:lastRowFirstColumn="0" w:lastRowLastColumn="0"/>
             </w:pPr>
             <w:r>
               <w:t>Visualizar reportes del sistema</w:t>
@@ -3851,7 +3999,7 @@
           <w:p>
             <w:pPr>
               <w:pStyle w:val="Contenido"/>
-              <w:cnfStyle w:val="000000100000"/>
+              <w:cnfStyle w:val="000000100000" w:firstRow="0" w:lastRow="0" w:firstColumn="0" w:lastColumn="0" w:oddVBand="0" w:evenVBand="0" w:oddHBand="1" w:evenHBand="0" w:firstRowFirstColumn="0" w:firstRowLastColumn="0" w:lastRowFirstColumn="0" w:lastRowLastColumn="0"/>
             </w:pPr>
             <w:r>
               <w:t>Analizar información para la toma de decisiones</w:t>
@@ -3865,7 +4013,7 @@
           <w:p>
             <w:pPr>
               <w:pStyle w:val="Contenido"/>
-              <w:cnfStyle w:val="000000100000"/>
+              <w:cnfStyle w:val="000000100000" w:firstRow="0" w:lastRow="0" w:firstColumn="0" w:lastColumn="0" w:oddVBand="0" w:evenVBand="0" w:oddHBand="1" w:evenHBand="0" w:firstRowFirstColumn="0" w:firstRowLastColumn="0" w:lastRowFirstColumn="0" w:lastRowLastColumn="0"/>
             </w:pPr>
             <w:r>
               <w:t>Alta.</w:t>
@@ -3879,7 +4027,7 @@
           <w:p>
             <w:pPr>
               <w:pStyle w:val="Contenido"/>
-              <w:cnfStyle w:val="000000100000"/>
+              <w:cnfStyle w:val="000000100000" w:firstRow="0" w:lastRow="0" w:firstColumn="0" w:lastColumn="0" w:oddVBand="0" w:evenVBand="0" w:oddHBand="1" w:evenHBand="0" w:firstRowFirstColumn="0" w:firstRowLastColumn="0" w:lastRowFirstColumn="0" w:lastRowLastColumn="0"/>
             </w:pPr>
             <w:r>
               <w:t>3</w:t>
@@ -3893,7 +4041,7 @@
           <w:p>
             <w:pPr>
               <w:pStyle w:val="Contenido"/>
-              <w:cnfStyle w:val="000000100000"/>
+              <w:cnfStyle w:val="000000100000" w:firstRow="0" w:lastRow="0" w:firstColumn="0" w:lastColumn="0" w:oddVBand="0" w:evenVBand="0" w:oddHBand="1" w:evenHBand="0" w:firstRowFirstColumn="0" w:firstRowLastColumn="0" w:lastRowFirstColumn="0" w:lastRowLastColumn="0"/>
             </w:pPr>
             <w:r>
               <w:t>Para Ser Iniciada</w:t>
@@ -3926,9 +4074,9 @@
     </w:p>
     <w:tbl>
       <w:tblPr>
-        <w:tblStyle w:val="ListTable1LightAccent4"/>
+        <w:tblStyle w:val="Tabladelista1clara-nfasis41"/>
         <w:tblW w:w="11871" w:type="dxa"/>
-        <w:tblLook w:val="04A0"/>
+        <w:tblLook w:val="04A0" w:firstRow="1" w:lastRow="0" w:firstColumn="1" w:lastColumn="0" w:noHBand="0" w:noVBand="1"/>
       </w:tblPr>
       <w:tblGrid>
         <w:gridCol w:w="3957"/>
@@ -3937,12 +4085,12 @@
       </w:tblGrid>
       <w:tr>
         <w:trPr>
-          <w:cnfStyle w:val="100000000000"/>
+          <w:cnfStyle w:val="100000000000" w:firstRow="1" w:lastRow="0" w:firstColumn="0" w:lastColumn="0" w:oddVBand="0" w:evenVBand="0" w:oddHBand="0" w:evenHBand="0" w:firstRowFirstColumn="0" w:firstRowLastColumn="0" w:lastRowFirstColumn="0" w:lastRowLastColumn="0"/>
           <w:trHeight w:val="342"/>
         </w:trPr>
         <w:tc>
           <w:tcPr>
-            <w:cnfStyle w:val="001000000000"/>
+            <w:cnfStyle w:val="001000000000" w:firstRow="0" w:lastRow="0" w:firstColumn="1" w:lastColumn="0" w:oddVBand="0" w:evenVBand="0" w:oddHBand="0" w:evenHBand="0" w:firstRowFirstColumn="0" w:firstRowLastColumn="0" w:lastRowFirstColumn="0" w:lastRowLastColumn="0"/>
             <w:tcW w:w="3957" w:type="dxa"/>
           </w:tcPr>
           <w:p>
@@ -3962,7 +4110,7 @@
           <w:p>
             <w:pPr>
               <w:pStyle w:val="Contenido"/>
-              <w:cnfStyle w:val="100000000000"/>
+              <w:cnfStyle w:val="100000000000" w:firstRow="1" w:lastRow="0" w:firstColumn="0" w:lastColumn="0" w:oddVBand="0" w:evenVBand="0" w:oddHBand="0" w:evenHBand="0" w:firstRowFirstColumn="0" w:firstRowLastColumn="0" w:lastRowFirstColumn="0" w:lastRowLastColumn="0"/>
             </w:pPr>
             <w:r>
               <w:t>Sprint 2</w:t>
@@ -3976,7 +4124,7 @@
           <w:p>
             <w:pPr>
               <w:pStyle w:val="Contenido"/>
-              <w:cnfStyle w:val="100000000000"/>
+              <w:cnfStyle w:val="100000000000" w:firstRow="1" w:lastRow="0" w:firstColumn="0" w:lastColumn="0" w:oddVBand="0" w:evenVBand="0" w:oddHBand="0" w:evenHBand="0" w:firstRowFirstColumn="0" w:firstRowLastColumn="0" w:lastRowFirstColumn="0" w:lastRowLastColumn="0"/>
             </w:pPr>
             <w:r>
               <w:t>Sprint 3</w:t>
@@ -3986,12 +4134,12 @@
       </w:tr>
       <w:tr>
         <w:trPr>
-          <w:cnfStyle w:val="000000100000"/>
+          <w:cnfStyle w:val="000000100000" w:firstRow="0" w:lastRow="0" w:firstColumn="0" w:lastColumn="0" w:oddVBand="0" w:evenVBand="0" w:oddHBand="1" w:evenHBand="0" w:firstRowFirstColumn="0" w:firstRowLastColumn="0" w:lastRowFirstColumn="0" w:lastRowLastColumn="0"/>
           <w:trHeight w:val="342"/>
         </w:trPr>
         <w:tc>
           <w:tcPr>
-            <w:cnfStyle w:val="001000000000"/>
+            <w:cnfStyle w:val="001000000000" w:firstRow="0" w:lastRow="0" w:firstColumn="1" w:lastColumn="0" w:oddVBand="0" w:evenVBand="0" w:oddHBand="0" w:evenHBand="0" w:firstRowFirstColumn="0" w:firstRowLastColumn="0" w:lastRowFirstColumn="0" w:lastRowLastColumn="0"/>
             <w:tcW w:w="3957" w:type="dxa"/>
           </w:tcPr>
           <w:p>
@@ -4028,7 +4176,7 @@
           <w:p>
             <w:pPr>
               <w:pStyle w:val="Contenido"/>
-              <w:cnfStyle w:val="000000100000"/>
+              <w:cnfStyle w:val="000000100000" w:firstRow="0" w:lastRow="0" w:firstColumn="0" w:lastColumn="0" w:oddVBand="0" w:evenVBand="0" w:oddHBand="1" w:evenHBand="0" w:firstRowFirstColumn="0" w:firstRowLastColumn="0" w:lastRowFirstColumn="0" w:lastRowLastColumn="0"/>
               <w:rPr>
                 <w:bCs/>
               </w:rPr>
@@ -4090,7 +4238,7 @@
           <w:p>
             <w:pPr>
               <w:pStyle w:val="Contenido"/>
-              <w:cnfStyle w:val="000000100000"/>
+              <w:cnfStyle w:val="000000100000" w:firstRow="0" w:lastRow="0" w:firstColumn="0" w:lastColumn="0" w:oddVBand="0" w:evenVBand="0" w:oddHBand="1" w:evenHBand="0" w:firstRowFirstColumn="0" w:firstRowLastColumn="0" w:lastRowFirstColumn="0" w:lastRowLastColumn="0"/>
               <w:rPr>
                 <w:bCs/>
               </w:rPr>
@@ -4184,9 +4332,9 @@
     </w:p>
     <w:tbl>
       <w:tblPr>
-        <w:tblStyle w:val="PlainTable5"/>
+        <w:tblStyle w:val="Tablanormal51"/>
         <w:tblW w:w="15433" w:type="dxa"/>
-        <w:tblLook w:val="04A0"/>
+        <w:tblLook w:val="04A0" w:firstRow="1" w:lastRow="0" w:firstColumn="1" w:lastColumn="0" w:noHBand="0" w:noVBand="1"/>
       </w:tblPr>
       <w:tblGrid>
         <w:gridCol w:w="714"/>
@@ -4199,11 +4347,11 @@
       </w:tblGrid>
       <w:tr>
         <w:trPr>
-          <w:cnfStyle w:val="100000000000"/>
+          <w:cnfStyle w:val="100000000000" w:firstRow="1" w:lastRow="0" w:firstColumn="0" w:lastColumn="0" w:oddVBand="0" w:evenVBand="0" w:oddHBand="0" w:evenHBand="0" w:firstRowFirstColumn="0" w:firstRowLastColumn="0" w:lastRowFirstColumn="0" w:lastRowLastColumn="0"/>
         </w:trPr>
         <w:tc>
           <w:tcPr>
-            <w:cnfStyle w:val="001000000100"/>
+            <w:cnfStyle w:val="001000000100" w:firstRow="0" w:lastRow="0" w:firstColumn="1" w:lastColumn="0" w:oddVBand="0" w:evenVBand="0" w:oddHBand="0" w:evenHBand="0" w:firstRowFirstColumn="1" w:firstRowLastColumn="0" w:lastRowFirstColumn="0" w:lastRowLastColumn="0"/>
             <w:tcW w:w="714" w:type="dxa"/>
           </w:tcPr>
           <w:p>
@@ -4222,7 +4370,7 @@
           <w:p>
             <w:pPr>
               <w:pStyle w:val="Contenido"/>
-              <w:cnfStyle w:val="100000000000"/>
+              <w:cnfStyle w:val="100000000000" w:firstRow="1" w:lastRow="0" w:firstColumn="0" w:lastColumn="0" w:oddVBand="0" w:evenVBand="0" w:oddHBand="0" w:evenHBand="0" w:firstRowFirstColumn="0" w:firstRowLastColumn="0" w:lastRowFirstColumn="0" w:lastRowLastColumn="0"/>
             </w:pPr>
             <w:r>
               <w:t>Como un…</w:t>
@@ -4236,7 +4384,7 @@
           <w:p>
             <w:pPr>
               <w:pStyle w:val="Contenido"/>
-              <w:cnfStyle w:val="100000000000"/>
+              <w:cnfStyle w:val="100000000000" w:firstRow="1" w:lastRow="0" w:firstColumn="0" w:lastColumn="0" w:oddVBand="0" w:evenVBand="0" w:oddHBand="0" w:evenHBand="0" w:firstRowFirstColumn="0" w:firstRowLastColumn="0" w:lastRowFirstColumn="0" w:lastRowLastColumn="0"/>
             </w:pPr>
             <w:r>
               <w:t>Necesito…</w:t>
@@ -4250,7 +4398,7 @@
           <w:p>
             <w:pPr>
               <w:pStyle w:val="Contenido"/>
-              <w:cnfStyle w:val="100000000000"/>
+              <w:cnfStyle w:val="100000000000" w:firstRow="1" w:lastRow="0" w:firstColumn="0" w:lastColumn="0" w:oddVBand="0" w:evenVBand="0" w:oddHBand="0" w:evenHBand="0" w:firstRowFirstColumn="0" w:firstRowLastColumn="0" w:lastRowFirstColumn="0" w:lastRowLastColumn="0"/>
             </w:pPr>
             <w:r>
               <w:t>Para…</w:t>
@@ -4264,7 +4412,7 @@
           <w:p>
             <w:pPr>
               <w:pStyle w:val="Contenido"/>
-              <w:cnfStyle w:val="100000000000"/>
+              <w:cnfStyle w:val="100000000000" w:firstRow="1" w:lastRow="0" w:firstColumn="0" w:lastColumn="0" w:oddVBand="0" w:evenVBand="0" w:oddHBand="0" w:evenHBand="0" w:firstRowFirstColumn="0" w:firstRowLastColumn="0" w:lastRowFirstColumn="0" w:lastRowLastColumn="0"/>
             </w:pPr>
             <w:r>
               <w:t>Prioridad</w:t>
@@ -4278,7 +4426,7 @@
           <w:p>
             <w:pPr>
               <w:pStyle w:val="Contenido"/>
-              <w:cnfStyle w:val="100000000000"/>
+              <w:cnfStyle w:val="100000000000" w:firstRow="1" w:lastRow="0" w:firstColumn="0" w:lastColumn="0" w:oddVBand="0" w:evenVBand="0" w:oddHBand="0" w:evenHBand="0" w:firstRowFirstColumn="0" w:firstRowLastColumn="0" w:lastRowFirstColumn="0" w:lastRowLastColumn="0"/>
             </w:pPr>
             <w:r>
               <w:t>Sprint</w:t>
@@ -4292,7 +4440,7 @@
           <w:p>
             <w:pPr>
               <w:pStyle w:val="Contenido"/>
-              <w:cnfStyle w:val="100000000000"/>
+              <w:cnfStyle w:val="100000000000" w:firstRow="1" w:lastRow="0" w:firstColumn="0" w:lastColumn="0" w:oddVBand="0" w:evenVBand="0" w:oddHBand="0" w:evenHBand="0" w:firstRowFirstColumn="0" w:firstRowLastColumn="0" w:lastRowFirstColumn="0" w:lastRowLastColumn="0"/>
             </w:pPr>
             <w:r>
               <w:t>Estado</w:t>
@@ -4302,11 +4450,11 @@
       </w:tr>
       <w:tr>
         <w:trPr>
-          <w:cnfStyle w:val="000000100000"/>
+          <w:cnfStyle w:val="000000100000" w:firstRow="0" w:lastRow="0" w:firstColumn="0" w:lastColumn="0" w:oddVBand="0" w:evenVBand="0" w:oddHBand="1" w:evenHBand="0" w:firstRowFirstColumn="0" w:firstRowLastColumn="0" w:lastRowFirstColumn="0" w:lastRowLastColumn="0"/>
         </w:trPr>
         <w:tc>
           <w:tcPr>
-            <w:cnfStyle w:val="001000000000"/>
+            <w:cnfStyle w:val="001000000000" w:firstRow="0" w:lastRow="0" w:firstColumn="1" w:lastColumn="0" w:oddVBand="0" w:evenVBand="0" w:oddHBand="0" w:evenHBand="0" w:firstRowFirstColumn="0" w:firstRowLastColumn="0" w:lastRowFirstColumn="0" w:lastRowLastColumn="0"/>
             <w:tcW w:w="714" w:type="dxa"/>
           </w:tcPr>
           <w:p>
@@ -4325,7 +4473,7 @@
           <w:p>
             <w:pPr>
               <w:pStyle w:val="Contenido"/>
-              <w:cnfStyle w:val="000000100000"/>
+              <w:cnfStyle w:val="000000100000" w:firstRow="0" w:lastRow="0" w:firstColumn="0" w:lastColumn="0" w:oddVBand="0" w:evenVBand="0" w:oddHBand="1" w:evenHBand="0" w:firstRowFirstColumn="0" w:firstRowLastColumn="0" w:lastRowFirstColumn="0" w:lastRowLastColumn="0"/>
             </w:pPr>
             <w:r>
               <w:t xml:space="preserve">Empleado </w:t>
@@ -4339,7 +4487,7 @@
           <w:p>
             <w:pPr>
               <w:pStyle w:val="Contenido"/>
-              <w:cnfStyle w:val="000000100000"/>
+              <w:cnfStyle w:val="000000100000" w:firstRow="0" w:lastRow="0" w:firstColumn="0" w:lastColumn="0" w:oddVBand="0" w:evenVBand="0" w:oddHBand="1" w:evenHBand="0" w:firstRowFirstColumn="0" w:firstRowLastColumn="0" w:lastRowFirstColumn="0" w:lastRowLastColumn="0"/>
             </w:pPr>
             <w:r>
               <w:t>Registrar compras de cacao.</w:t>
@@ -4353,7 +4501,7 @@
           <w:p>
             <w:pPr>
               <w:pStyle w:val="Contenido"/>
-              <w:cnfStyle w:val="000000100000"/>
+              <w:cnfStyle w:val="000000100000" w:firstRow="0" w:lastRow="0" w:firstColumn="0" w:lastColumn="0" w:oddVBand="0" w:evenVBand="0" w:oddHBand="1" w:evenHBand="0" w:firstRowFirstColumn="0" w:firstRowLastColumn="0" w:lastRowFirstColumn="0" w:lastRowLastColumn="0"/>
             </w:pPr>
             <w:r>
               <w:t>Mantener actualizado el inventario.</w:t>
@@ -4367,7 +4515,7 @@
           <w:p>
             <w:pPr>
               <w:pStyle w:val="Contenido"/>
-              <w:cnfStyle w:val="000000100000"/>
+              <w:cnfStyle w:val="000000100000" w:firstRow="0" w:lastRow="0" w:firstColumn="0" w:lastColumn="0" w:oddVBand="0" w:evenVBand="0" w:oddHBand="1" w:evenHBand="0" w:firstRowFirstColumn="0" w:firstRowLastColumn="0" w:lastRowFirstColumn="0" w:lastRowLastColumn="0"/>
             </w:pPr>
             <w:r>
               <w:t>Alta.</w:t>
@@ -4381,7 +4529,7 @@
           <w:p>
             <w:pPr>
               <w:pStyle w:val="Contenido"/>
-              <w:cnfStyle w:val="000000100000"/>
+              <w:cnfStyle w:val="000000100000" w:firstRow="0" w:lastRow="0" w:firstColumn="0" w:lastColumn="0" w:oddVBand="0" w:evenVBand="0" w:oddHBand="1" w:evenHBand="0" w:firstRowFirstColumn="0" w:firstRowLastColumn="0" w:lastRowFirstColumn="0" w:lastRowLastColumn="0"/>
             </w:pPr>
             <w:r>
               <w:t>2</w:t>
@@ -4395,7 +4543,7 @@
           <w:p>
             <w:pPr>
               <w:pStyle w:val="Contenido"/>
-              <w:cnfStyle w:val="000000100000"/>
+              <w:cnfStyle w:val="000000100000" w:firstRow="0" w:lastRow="0" w:firstColumn="0" w:lastColumn="0" w:oddVBand="0" w:evenVBand="0" w:oddHBand="1" w:evenHBand="0" w:firstRowFirstColumn="0" w:firstRowLastColumn="0" w:lastRowFirstColumn="0" w:lastRowLastColumn="0"/>
             </w:pPr>
             <w:r>
               <w:t>En desarrollo</w:t>
@@ -4406,7 +4554,7 @@
       <w:tr>
         <w:tc>
           <w:tcPr>
-            <w:cnfStyle w:val="001000000000"/>
+            <w:cnfStyle w:val="001000000000" w:firstRow="0" w:lastRow="0" w:firstColumn="1" w:lastColumn="0" w:oddVBand="0" w:evenVBand="0" w:oddHBand="0" w:evenHBand="0" w:firstRowFirstColumn="0" w:firstRowLastColumn="0" w:lastRowFirstColumn="0" w:lastRowLastColumn="0"/>
             <w:tcW w:w="714" w:type="dxa"/>
           </w:tcPr>
           <w:p>
@@ -4425,7 +4573,7 @@
           <w:p>
             <w:pPr>
               <w:pStyle w:val="Contenido"/>
-              <w:cnfStyle w:val="000000000000"/>
+              <w:cnfStyle w:val="000000000000" w:firstRow="0" w:lastRow="0" w:firstColumn="0" w:lastColumn="0" w:oddVBand="0" w:evenVBand="0" w:oddHBand="0" w:evenHBand="0" w:firstRowFirstColumn="0" w:firstRowLastColumn="0" w:lastRowFirstColumn="0" w:lastRowLastColumn="0"/>
             </w:pPr>
             <w:r>
               <w:t xml:space="preserve">Empleado </w:t>
@@ -4439,7 +4587,7 @@
           <w:p>
             <w:pPr>
               <w:pStyle w:val="Contenido"/>
-              <w:cnfStyle w:val="000000000000"/>
+              <w:cnfStyle w:val="000000000000" w:firstRow="0" w:lastRow="0" w:firstColumn="0" w:lastColumn="0" w:oddVBand="0" w:evenVBand="0" w:oddHBand="0" w:evenHBand="0" w:firstRowFirstColumn="0" w:firstRowLastColumn="0" w:lastRowFirstColumn="0" w:lastRowLastColumn="0"/>
             </w:pPr>
             <w:r>
               <w:t>Registrar ventas de cacao.</w:t>
@@ -4453,7 +4601,7 @@
           <w:p>
             <w:pPr>
               <w:pStyle w:val="Contenido"/>
-              <w:cnfStyle w:val="000000000000"/>
+              <w:cnfStyle w:val="000000000000" w:firstRow="0" w:lastRow="0" w:firstColumn="0" w:lastColumn="0" w:oddVBand="0" w:evenVBand="0" w:oddHBand="0" w:evenHBand="0" w:firstRowFirstColumn="0" w:firstRowLastColumn="0" w:lastRowFirstColumn="0" w:lastRowLastColumn="0"/>
             </w:pPr>
             <w:r>
               <w:t>Controlar ingresos y validar disponibilidad de stock</w:t>
@@ -4467,7 +4615,7 @@
           <w:p>
             <w:pPr>
               <w:pStyle w:val="Contenido"/>
-              <w:cnfStyle w:val="000000000000"/>
+              <w:cnfStyle w:val="000000000000" w:firstRow="0" w:lastRow="0" w:firstColumn="0" w:lastColumn="0" w:oddVBand="0" w:evenVBand="0" w:oddHBand="0" w:evenHBand="0" w:firstRowFirstColumn="0" w:firstRowLastColumn="0" w:lastRowFirstColumn="0" w:lastRowLastColumn="0"/>
             </w:pPr>
             <w:r>
               <w:t>Alta.</w:t>
@@ -4481,7 +4629,7 @@
           <w:p>
             <w:pPr>
               <w:pStyle w:val="Contenido"/>
-              <w:cnfStyle w:val="000000000000"/>
+              <w:cnfStyle w:val="000000000000" w:firstRow="0" w:lastRow="0" w:firstColumn="0" w:lastColumn="0" w:oddVBand="0" w:evenVBand="0" w:oddHBand="0" w:evenHBand="0" w:firstRowFirstColumn="0" w:firstRowLastColumn="0" w:lastRowFirstColumn="0" w:lastRowLastColumn="0"/>
             </w:pPr>
             <w:r>
               <w:t>2</w:t>
@@ -4495,7 +4643,7 @@
           <w:p>
             <w:pPr>
               <w:pStyle w:val="Contenido"/>
-              <w:cnfStyle w:val="000000000000"/>
+              <w:cnfStyle w:val="000000000000" w:firstRow="0" w:lastRow="0" w:firstColumn="0" w:lastColumn="0" w:oddVBand="0" w:evenVBand="0" w:oddHBand="0" w:evenHBand="0" w:firstRowFirstColumn="0" w:firstRowLastColumn="0" w:lastRowFirstColumn="0" w:lastRowLastColumn="0"/>
             </w:pPr>
             <w:r>
               <w:t>En desarrollo</w:t>
@@ -4505,11 +4653,11 @@
       </w:tr>
       <w:tr>
         <w:trPr>
-          <w:cnfStyle w:val="000000100000"/>
+          <w:cnfStyle w:val="000000100000" w:firstRow="0" w:lastRow="0" w:firstColumn="0" w:lastColumn="0" w:oddVBand="0" w:evenVBand="0" w:oddHBand="1" w:evenHBand="0" w:firstRowFirstColumn="0" w:firstRowLastColumn="0" w:lastRowFirstColumn="0" w:lastRowLastColumn="0"/>
         </w:trPr>
         <w:tc>
           <w:tcPr>
-            <w:cnfStyle w:val="001000000000"/>
+            <w:cnfStyle w:val="001000000000" w:firstRow="0" w:lastRow="0" w:firstColumn="1" w:lastColumn="0" w:oddVBand="0" w:evenVBand="0" w:oddHBand="0" w:evenHBand="0" w:firstRowFirstColumn="0" w:firstRowLastColumn="0" w:lastRowFirstColumn="0" w:lastRowLastColumn="0"/>
             <w:tcW w:w="714" w:type="dxa"/>
           </w:tcPr>
           <w:p>
@@ -4528,7 +4676,7 @@
           <w:p>
             <w:pPr>
               <w:pStyle w:val="Contenido"/>
-              <w:cnfStyle w:val="000000100000"/>
+              <w:cnfStyle w:val="000000100000" w:firstRow="0" w:lastRow="0" w:firstColumn="0" w:lastColumn="0" w:oddVBand="0" w:evenVBand="0" w:oddHBand="1" w:evenHBand="0" w:firstRowFirstColumn="0" w:firstRowLastColumn="0" w:lastRowFirstColumn="0" w:lastRowLastColumn="0"/>
             </w:pPr>
             <w:r>
               <w:t xml:space="preserve">Sistema </w:t>
@@ -4542,7 +4690,7 @@
           <w:p>
             <w:pPr>
               <w:pStyle w:val="Contenido"/>
-              <w:cnfStyle w:val="000000100000"/>
+              <w:cnfStyle w:val="000000100000" w:firstRow="0" w:lastRow="0" w:firstColumn="0" w:lastColumn="0" w:oddVBand="0" w:evenVBand="0" w:oddHBand="1" w:evenHBand="0" w:firstRowFirstColumn="0" w:firstRowLastColumn="0" w:lastRowFirstColumn="0" w:lastRowLastColumn="0"/>
             </w:pPr>
             <w:r>
               <w:t>Actualizar automáticamente el inventario.</w:t>
@@ -4556,7 +4704,7 @@
           <w:p>
             <w:pPr>
               <w:pStyle w:val="Contenido"/>
-              <w:cnfStyle w:val="000000100000"/>
+              <w:cnfStyle w:val="000000100000" w:firstRow="0" w:lastRow="0" w:firstColumn="0" w:lastColumn="0" w:oddVBand="0" w:evenVBand="0" w:oddHBand="1" w:evenHBand="0" w:firstRowFirstColumn="0" w:firstRowLastColumn="0" w:lastRowFirstColumn="0" w:lastRowLastColumn="0"/>
             </w:pPr>
             <w:r>
               <w:t>Mantener la consistencia y trazabilidad del stock</w:t>
@@ -4570,7 +4718,7 @@
           <w:p>
             <w:pPr>
               <w:pStyle w:val="Contenido"/>
-              <w:cnfStyle w:val="000000100000"/>
+              <w:cnfStyle w:val="000000100000" w:firstRow="0" w:lastRow="0" w:firstColumn="0" w:lastColumn="0" w:oddVBand="0" w:evenVBand="0" w:oddHBand="1" w:evenHBand="0" w:firstRowFirstColumn="0" w:firstRowLastColumn="0" w:lastRowFirstColumn="0" w:lastRowLastColumn="0"/>
             </w:pPr>
             <w:r>
               <w:t>Alta.</w:t>
@@ -4584,7 +4732,7 @@
           <w:p>
             <w:pPr>
               <w:pStyle w:val="Contenido"/>
-              <w:cnfStyle w:val="000000100000"/>
+              <w:cnfStyle w:val="000000100000" w:firstRow="0" w:lastRow="0" w:firstColumn="0" w:lastColumn="0" w:oddVBand="0" w:evenVBand="0" w:oddHBand="1" w:evenHBand="0" w:firstRowFirstColumn="0" w:firstRowLastColumn="0" w:lastRowFirstColumn="0" w:lastRowLastColumn="0"/>
             </w:pPr>
             <w:r>
               <w:t>2</w:t>
@@ -4598,7 +4746,7 @@
           <w:p>
             <w:pPr>
               <w:pStyle w:val="Contenido"/>
-              <w:cnfStyle w:val="000000100000"/>
+              <w:cnfStyle w:val="000000100000" w:firstRow="0" w:lastRow="0" w:firstColumn="0" w:lastColumn="0" w:oddVBand="0" w:evenVBand="0" w:oddHBand="1" w:evenHBand="0" w:firstRowFirstColumn="0" w:firstRowLastColumn="0" w:lastRowFirstColumn="0" w:lastRowLastColumn="0"/>
             </w:pPr>
             <w:r>
               <w:t>En desarrollo</w:t>
@@ -4657,7 +4805,7 @@
           <w:left w:w="70" w:type="dxa"/>
           <w:right w:w="70" w:type="dxa"/>
         </w:tblCellMar>
-        <w:tblLook w:val="04A0"/>
+        <w:tblLook w:val="04A0" w:firstRow="1" w:lastRow="0" w:firstColumn="1" w:lastColumn="0" w:noHBand="0" w:noVBand="1"/>
       </w:tblPr>
       <w:tblGrid>
         <w:gridCol w:w="1695"/>
@@ -5337,6 +5485,16 @@
               </w:rPr>
               <w:t> </w:t>
             </w:r>
+            <w:r>
+              <w:rPr>
+                <w:rFonts w:ascii="Calibri" w:eastAsia="Times New Roman" w:hAnsi="Calibri" w:cs="Calibri"/>
+                <w:b w:val="0"/>
+                <w:color w:val="000000"/>
+                <w:sz w:val="22"/>
+                <w:lang w:val="es-CO" w:eastAsia="es-CO"/>
+              </w:rPr>
+              <w:t>Controlar ingresos y validar stock</w:t>
+            </w:r>
           </w:p>
         </w:tc>
       </w:tr>
@@ -5783,7 +5941,7 @@
                 <w:lang w:eastAsia="es-ES"/>
               </w:rPr>
               <w:drawing>
-                <wp:inline distT="0" distB="0" distL="0" distR="0">
+                <wp:inline distT="0" distB="0" distL="0" distR="0" wp14:anchorId="06A9798D" wp14:editId="2EA8CD85">
                   <wp:extent cx="6087325" cy="4258269"/>
                   <wp:effectExtent l="0" t="0" r="8890" b="9525"/>
                   <wp:docPr id="7" name="Imagen 7"/>
@@ -5801,7 +5959,7 @@
                           <a:blip r:embed="rId14">
                             <a:extLst>
                               <a:ext uri="{28A0092B-C50C-407E-A947-70E740481C1C}">
-                                <a14:useLocalDpi xmlns:a14="http://schemas.microsoft.com/office/drawing/2010/main" xmlns:wps="http://schemas.microsoft.com/office/word/2010/wordprocessingShape" xmlns:wpi="http://schemas.microsoft.com/office/word/2010/wordprocessingInk" xmlns:wpg="http://schemas.microsoft.com/office/word/2010/wordprocessingGroup" xmlns:w16se="http://schemas.microsoft.com/office/word/2015/wordml/symex" xmlns:w16cid="http://schemas.microsoft.com/office/word/2016/wordml/cid" xmlns:w15="http://schemas.microsoft.com/office/word/2012/wordml" xmlns:w14="http://schemas.microsoft.com/office/word/2010/wordml" xmlns:w="http://schemas.openxmlformats.org/wordprocessingml/2006/main" xmlns:w10="urn:schemas-microsoft-com:office:word" xmlns:wp14="http://schemas.microsoft.com/office/word/2010/wordprocessingDrawing" xmlns:v="urn:schemas-microsoft-com:vml" xmlns:o="urn:schemas-microsoft-com:office:office" xmlns:am3d="http://schemas.microsoft.com/office/drawing/2017/model3d" xmlns:aink="http://schemas.microsoft.com/office/drawing/2016/ink" xmlns:mc="http://schemas.openxmlformats.org/markup-compatibility/2006" xmlns:cx8="http://schemas.microsoft.com/office/drawing/2016/5/14/chartex" xmlns:cx7="http://schemas.microsoft.com/office/drawing/2016/5/13/chartex" xmlns:cx6="http://schemas.microsoft.com/office/drawing/2016/5/12/chartex" xmlns:cx5="http://schemas.microsoft.com/office/drawing/2016/5/11/chartex" xmlns:cx4="http://schemas.microsoft.com/office/drawing/2016/5/10/chartex" xmlns:cx3="http://schemas.microsoft.com/office/drawing/2016/5/9/chartex" xmlns:cx2="http://schemas.microsoft.com/office/drawing/2015/10/21/chartex" xmlns:cx1="http://schemas.microsoft.com/office/drawing/2015/9/8/chartex" xmlns:cx="http://schemas.microsoft.com/office/drawing/2014/chartex" xmlns:wpc="http://schemas.microsoft.com/office/word/2010/wordprocessingCanvas" xmlns="" val="0"/>
+                                <a14:useLocalDpi xmlns:a14="http://schemas.microsoft.com/office/drawing/2010/main" val="0"/>
                               </a:ext>
                             </a:extLst>
                           </a:blip>
@@ -5871,7 +6029,7 @@
               </w:rPr>
               <w:lastRenderedPageBreak/>
               <w:drawing>
-                <wp:inline distT="0" distB="0" distL="0" distR="0">
+                <wp:inline distT="0" distB="0" distL="0" distR="0" wp14:anchorId="1CE1431B" wp14:editId="08D829D8">
                   <wp:extent cx="6371590" cy="4489450"/>
                   <wp:effectExtent l="0" t="0" r="0" b="6350"/>
                   <wp:docPr id="9" name="Imagen 9"/>
@@ -5889,7 +6047,7 @@
                           <a:blip r:embed="rId15">
                             <a:extLst>
                               <a:ext uri="{28A0092B-C50C-407E-A947-70E740481C1C}">
-                                <a14:useLocalDpi xmlns:a14="http://schemas.microsoft.com/office/drawing/2010/main" xmlns:wps="http://schemas.microsoft.com/office/word/2010/wordprocessingShape" xmlns:wpi="http://schemas.microsoft.com/office/word/2010/wordprocessingInk" xmlns:wpg="http://schemas.microsoft.com/office/word/2010/wordprocessingGroup" xmlns:w16se="http://schemas.microsoft.com/office/word/2015/wordml/symex" xmlns:w16cid="http://schemas.microsoft.com/office/word/2016/wordml/cid" xmlns:w15="http://schemas.microsoft.com/office/word/2012/wordml" xmlns:w14="http://schemas.microsoft.com/office/word/2010/wordml" xmlns:w="http://schemas.openxmlformats.org/wordprocessingml/2006/main" xmlns:w10="urn:schemas-microsoft-com:office:word" xmlns:wp14="http://schemas.microsoft.com/office/word/2010/wordprocessingDrawing" xmlns:v="urn:schemas-microsoft-com:vml" xmlns:o="urn:schemas-microsoft-com:office:office" xmlns:am3d="http://schemas.microsoft.com/office/drawing/2017/model3d" xmlns:aink="http://schemas.microsoft.com/office/drawing/2016/ink" xmlns:mc="http://schemas.openxmlformats.org/markup-compatibility/2006" xmlns:cx8="http://schemas.microsoft.com/office/drawing/2016/5/14/chartex" xmlns:cx7="http://schemas.microsoft.com/office/drawing/2016/5/13/chartex" xmlns:cx6="http://schemas.microsoft.com/office/drawing/2016/5/12/chartex" xmlns:cx5="http://schemas.microsoft.com/office/drawing/2016/5/11/chartex" xmlns:cx4="http://schemas.microsoft.com/office/drawing/2016/5/10/chartex" xmlns:cx3="http://schemas.microsoft.com/office/drawing/2016/5/9/chartex" xmlns:cx2="http://schemas.microsoft.com/office/drawing/2015/10/21/chartex" xmlns:cx1="http://schemas.microsoft.com/office/drawing/2015/9/8/chartex" xmlns:cx="http://schemas.microsoft.com/office/drawing/2014/chartex" xmlns:wpc="http://schemas.microsoft.com/office/word/2010/wordprocessingCanvas" xmlns="" val="0"/>
+                                <a14:useLocalDpi xmlns:a14="http://schemas.microsoft.com/office/drawing/2010/main" val="0"/>
                               </a:ext>
                             </a:extLst>
                           </a:blip>
@@ -5959,7 +6117,7 @@
               </w:rPr>
               <w:lastRenderedPageBreak/>
               <w:drawing>
-                <wp:inline distT="0" distB="0" distL="0" distR="0">
+                <wp:inline distT="0" distB="0" distL="0" distR="0" wp14:anchorId="67C9FE6F" wp14:editId="4B32E6A7">
                   <wp:extent cx="6371590" cy="4493895"/>
                   <wp:effectExtent l="0" t="0" r="0" b="1905"/>
                   <wp:docPr id="11" name="Imagen 11"/>
@@ -5977,7 +6135,7 @@
                           <a:blip r:embed="rId16">
                             <a:extLst>
                               <a:ext uri="{28A0092B-C50C-407E-A947-70E740481C1C}">
-                                <a14:useLocalDpi xmlns:a14="http://schemas.microsoft.com/office/drawing/2010/main" xmlns:wps="http://schemas.microsoft.com/office/word/2010/wordprocessingShape" xmlns:wpi="http://schemas.microsoft.com/office/word/2010/wordprocessingInk" xmlns:wpg="http://schemas.microsoft.com/office/word/2010/wordprocessingGroup" xmlns:w16se="http://schemas.microsoft.com/office/word/2015/wordml/symex" xmlns:w16cid="http://schemas.microsoft.com/office/word/2016/wordml/cid" xmlns:w15="http://schemas.microsoft.com/office/word/2012/wordml" xmlns:w14="http://schemas.microsoft.com/office/word/2010/wordml" xmlns:w="http://schemas.openxmlformats.org/wordprocessingml/2006/main" xmlns:w10="urn:schemas-microsoft-com:office:word" xmlns:wp14="http://schemas.microsoft.com/office/word/2010/wordprocessingDrawing" xmlns:v="urn:schemas-microsoft-com:vml" xmlns:o="urn:schemas-microsoft-com:office:office" xmlns:am3d="http://schemas.microsoft.com/office/drawing/2017/model3d" xmlns:aink="http://schemas.microsoft.com/office/drawing/2016/ink" xmlns:mc="http://schemas.openxmlformats.org/markup-compatibility/2006" xmlns:cx8="http://schemas.microsoft.com/office/drawing/2016/5/14/chartex" xmlns:cx7="http://schemas.microsoft.com/office/drawing/2016/5/13/chartex" xmlns:cx6="http://schemas.microsoft.com/office/drawing/2016/5/12/chartex" xmlns:cx5="http://schemas.microsoft.com/office/drawing/2016/5/11/chartex" xmlns:cx4="http://schemas.microsoft.com/office/drawing/2016/5/10/chartex" xmlns:cx3="http://schemas.microsoft.com/office/drawing/2016/5/9/chartex" xmlns:cx2="http://schemas.microsoft.com/office/drawing/2015/10/21/chartex" xmlns:cx1="http://schemas.microsoft.com/office/drawing/2015/9/8/chartex" xmlns:cx="http://schemas.microsoft.com/office/drawing/2014/chartex" xmlns:wpc="http://schemas.microsoft.com/office/word/2010/wordprocessingCanvas" xmlns="" val="0"/>
+                                <a14:useLocalDpi xmlns:a14="http://schemas.microsoft.com/office/drawing/2010/main" val="0"/>
                               </a:ext>
                             </a:extLst>
                           </a:blip>
@@ -6048,7 +6206,7 @@
           <w:left w:w="70" w:type="dxa"/>
           <w:right w:w="70" w:type="dxa"/>
         </w:tblCellMar>
-        <w:tblLook w:val="04A0"/>
+        <w:tblLook w:val="04A0" w:firstRow="1" w:lastRow="0" w:firstColumn="1" w:lastColumn="0" w:noHBand="0" w:noVBand="1"/>
       </w:tblPr>
       <w:tblGrid>
         <w:gridCol w:w="1695"/>
@@ -7162,7 +7320,7 @@
               </w:rPr>
               <w:lastRenderedPageBreak/>
               <w:drawing>
-                <wp:inline distT="0" distB="0" distL="0" distR="0">
+                <wp:inline distT="0" distB="0" distL="0" distR="0" wp14:anchorId="7AC777F2" wp14:editId="5151729A">
                   <wp:extent cx="6371590" cy="4479290"/>
                   <wp:effectExtent l="0" t="0" r="0" b="0"/>
                   <wp:docPr id="12" name="Imagen 12"/>
@@ -7180,7 +7338,7 @@
                           <a:blip r:embed="rId17">
                             <a:extLst>
                               <a:ext uri="{28A0092B-C50C-407E-A947-70E740481C1C}">
-                                <a14:useLocalDpi xmlns:a14="http://schemas.microsoft.com/office/drawing/2010/main" xmlns:wps="http://schemas.microsoft.com/office/word/2010/wordprocessingShape" xmlns:wpi="http://schemas.microsoft.com/office/word/2010/wordprocessingInk" xmlns:wpg="http://schemas.microsoft.com/office/word/2010/wordprocessingGroup" xmlns:w16se="http://schemas.microsoft.com/office/word/2015/wordml/symex" xmlns:w16cid="http://schemas.microsoft.com/office/word/2016/wordml/cid" xmlns:w15="http://schemas.microsoft.com/office/word/2012/wordml" xmlns:w14="http://schemas.microsoft.com/office/word/2010/wordml" xmlns:w="http://schemas.openxmlformats.org/wordprocessingml/2006/main" xmlns:w10="urn:schemas-microsoft-com:office:word" xmlns:wp14="http://schemas.microsoft.com/office/word/2010/wordprocessingDrawing" xmlns:v="urn:schemas-microsoft-com:vml" xmlns:o="urn:schemas-microsoft-com:office:office" xmlns:am3d="http://schemas.microsoft.com/office/drawing/2017/model3d" xmlns:aink="http://schemas.microsoft.com/office/drawing/2016/ink" xmlns:mc="http://schemas.openxmlformats.org/markup-compatibility/2006" xmlns:cx8="http://schemas.microsoft.com/office/drawing/2016/5/14/chartex" xmlns:cx7="http://schemas.microsoft.com/office/drawing/2016/5/13/chartex" xmlns:cx6="http://schemas.microsoft.com/office/drawing/2016/5/12/chartex" xmlns:cx5="http://schemas.microsoft.com/office/drawing/2016/5/11/chartex" xmlns:cx4="http://schemas.microsoft.com/office/drawing/2016/5/10/chartex" xmlns:cx3="http://schemas.microsoft.com/office/drawing/2016/5/9/chartex" xmlns:cx2="http://schemas.microsoft.com/office/drawing/2015/10/21/chartex" xmlns:cx1="http://schemas.microsoft.com/office/drawing/2015/9/8/chartex" xmlns:cx="http://schemas.microsoft.com/office/drawing/2014/chartex" xmlns:wpc="http://schemas.microsoft.com/office/word/2010/wordprocessingCanvas" xmlns="" val="0"/>
+                                <a14:useLocalDpi xmlns:a14="http://schemas.microsoft.com/office/drawing/2010/main" val="0"/>
                               </a:ext>
                             </a:extLst>
                           </a:blip>
@@ -7250,7 +7408,7 @@
               </w:rPr>
               <w:lastRenderedPageBreak/>
               <w:drawing>
-                <wp:inline distT="0" distB="0" distL="0" distR="0">
+                <wp:inline distT="0" distB="0" distL="0" distR="0" wp14:anchorId="3CA6692B" wp14:editId="571D6DB0">
                   <wp:extent cx="6371590" cy="4459605"/>
                   <wp:effectExtent l="0" t="0" r="0" b="0"/>
                   <wp:docPr id="13" name="Imagen 13"/>
@@ -7268,7 +7426,7 @@
                           <a:blip r:embed="rId18">
                             <a:extLst>
                               <a:ext uri="{28A0092B-C50C-407E-A947-70E740481C1C}">
-                                <a14:useLocalDpi xmlns:a14="http://schemas.microsoft.com/office/drawing/2010/main" xmlns:wps="http://schemas.microsoft.com/office/word/2010/wordprocessingShape" xmlns:wpi="http://schemas.microsoft.com/office/word/2010/wordprocessingInk" xmlns:wpg="http://schemas.microsoft.com/office/word/2010/wordprocessingGroup" xmlns:w16se="http://schemas.microsoft.com/office/word/2015/wordml/symex" xmlns:w16cid="http://schemas.microsoft.com/office/word/2016/wordml/cid" xmlns:w15="http://schemas.microsoft.com/office/word/2012/wordml" xmlns:w14="http://schemas.microsoft.com/office/word/2010/wordml" xmlns:w="http://schemas.openxmlformats.org/wordprocessingml/2006/main" xmlns:w10="urn:schemas-microsoft-com:office:word" xmlns:wp14="http://schemas.microsoft.com/office/word/2010/wordprocessingDrawing" xmlns:v="urn:schemas-microsoft-com:vml" xmlns:o="urn:schemas-microsoft-com:office:office" xmlns:am3d="http://schemas.microsoft.com/office/drawing/2017/model3d" xmlns:aink="http://schemas.microsoft.com/office/drawing/2016/ink" xmlns:mc="http://schemas.openxmlformats.org/markup-compatibility/2006" xmlns:cx8="http://schemas.microsoft.com/office/drawing/2016/5/14/chartex" xmlns:cx7="http://schemas.microsoft.com/office/drawing/2016/5/13/chartex" xmlns:cx6="http://schemas.microsoft.com/office/drawing/2016/5/12/chartex" xmlns:cx5="http://schemas.microsoft.com/office/drawing/2016/5/11/chartex" xmlns:cx4="http://schemas.microsoft.com/office/drawing/2016/5/10/chartex" xmlns:cx3="http://schemas.microsoft.com/office/drawing/2016/5/9/chartex" xmlns:cx2="http://schemas.microsoft.com/office/drawing/2015/10/21/chartex" xmlns:cx1="http://schemas.microsoft.com/office/drawing/2015/9/8/chartex" xmlns:cx="http://schemas.microsoft.com/office/drawing/2014/chartex" xmlns:wpc="http://schemas.microsoft.com/office/word/2010/wordprocessingCanvas" xmlns="" val="0"/>
+                                <a14:useLocalDpi xmlns:a14="http://schemas.microsoft.com/office/drawing/2010/main" val="0"/>
                               </a:ext>
                             </a:extLst>
                           </a:blip>
@@ -7338,7 +7496,7 @@
               </w:rPr>
               <w:lastRenderedPageBreak/>
               <w:drawing>
-                <wp:inline distT="0" distB="0" distL="0" distR="0">
+                <wp:inline distT="0" distB="0" distL="0" distR="0" wp14:anchorId="1F05D554" wp14:editId="3DD5A991">
                   <wp:extent cx="6371590" cy="4902200"/>
                   <wp:effectExtent l="0" t="0" r="0" b="0"/>
                   <wp:docPr id="14" name="Imagen 14"/>
@@ -7356,7 +7514,7 @@
                           <a:blip r:embed="rId19">
                             <a:extLst>
                               <a:ext uri="{28A0092B-C50C-407E-A947-70E740481C1C}">
-                                <a14:useLocalDpi xmlns:a14="http://schemas.microsoft.com/office/drawing/2010/main" xmlns:wps="http://schemas.microsoft.com/office/word/2010/wordprocessingShape" xmlns:wpi="http://schemas.microsoft.com/office/word/2010/wordprocessingInk" xmlns:wpg="http://schemas.microsoft.com/office/word/2010/wordprocessingGroup" xmlns:w16se="http://schemas.microsoft.com/office/word/2015/wordml/symex" xmlns:w16cid="http://schemas.microsoft.com/office/word/2016/wordml/cid" xmlns:w15="http://schemas.microsoft.com/office/word/2012/wordml" xmlns:w14="http://schemas.microsoft.com/office/word/2010/wordml" xmlns:w="http://schemas.openxmlformats.org/wordprocessingml/2006/main" xmlns:w10="urn:schemas-microsoft-com:office:word" xmlns:wp14="http://schemas.microsoft.com/office/word/2010/wordprocessingDrawing" xmlns:v="urn:schemas-microsoft-com:vml" xmlns:o="urn:schemas-microsoft-com:office:office" xmlns:am3d="http://schemas.microsoft.com/office/drawing/2017/model3d" xmlns:aink="http://schemas.microsoft.com/office/drawing/2016/ink" xmlns:mc="http://schemas.openxmlformats.org/markup-compatibility/2006" xmlns:cx8="http://schemas.microsoft.com/office/drawing/2016/5/14/chartex" xmlns:cx7="http://schemas.microsoft.com/office/drawing/2016/5/13/chartex" xmlns:cx6="http://schemas.microsoft.com/office/drawing/2016/5/12/chartex" xmlns:cx5="http://schemas.microsoft.com/office/drawing/2016/5/11/chartex" xmlns:cx4="http://schemas.microsoft.com/office/drawing/2016/5/10/chartex" xmlns:cx3="http://schemas.microsoft.com/office/drawing/2016/5/9/chartex" xmlns:cx2="http://schemas.microsoft.com/office/drawing/2015/10/21/chartex" xmlns:cx1="http://schemas.microsoft.com/office/drawing/2015/9/8/chartex" xmlns:cx="http://schemas.microsoft.com/office/drawing/2014/chartex" xmlns:wpc="http://schemas.microsoft.com/office/word/2010/wordprocessingCanvas" xmlns="" val="0"/>
+                                <a14:useLocalDpi xmlns:a14="http://schemas.microsoft.com/office/drawing/2010/main" val="0"/>
                               </a:ext>
                             </a:extLst>
                           </a:blip>
@@ -7472,7 +7630,7 @@
               </w:rPr>
               <w:lastRenderedPageBreak/>
               <w:drawing>
-                <wp:inline distT="0" distB="0" distL="0" distR="0">
+                <wp:inline distT="0" distB="0" distL="0" distR="0" wp14:anchorId="48D70667" wp14:editId="7C1D7861">
                   <wp:extent cx="6371590" cy="4488180"/>
                   <wp:effectExtent l="0" t="0" r="0" b="7620"/>
                   <wp:docPr id="15" name="Imagen 15"/>
@@ -7490,7 +7648,7 @@
                           <a:blip r:embed="rId20">
                             <a:extLst>
                               <a:ext uri="{28A0092B-C50C-407E-A947-70E740481C1C}">
-                                <a14:useLocalDpi xmlns:a14="http://schemas.microsoft.com/office/drawing/2010/main" xmlns:wps="http://schemas.microsoft.com/office/word/2010/wordprocessingShape" xmlns:wpi="http://schemas.microsoft.com/office/word/2010/wordprocessingInk" xmlns:wpg="http://schemas.microsoft.com/office/word/2010/wordprocessingGroup" xmlns:w16se="http://schemas.microsoft.com/office/word/2015/wordml/symex" xmlns:w16cid="http://schemas.microsoft.com/office/word/2016/wordml/cid" xmlns:w15="http://schemas.microsoft.com/office/word/2012/wordml" xmlns:w14="http://schemas.microsoft.com/office/word/2010/wordml" xmlns:w="http://schemas.openxmlformats.org/wordprocessingml/2006/main" xmlns:w10="urn:schemas-microsoft-com:office:word" xmlns:wp14="http://schemas.microsoft.com/office/word/2010/wordprocessingDrawing" xmlns:v="urn:schemas-microsoft-com:vml" xmlns:o="urn:schemas-microsoft-com:office:office" xmlns:am3d="http://schemas.microsoft.com/office/drawing/2017/model3d" xmlns:aink="http://schemas.microsoft.com/office/drawing/2016/ink" xmlns:mc="http://schemas.openxmlformats.org/markup-compatibility/2006" xmlns:cx8="http://schemas.microsoft.com/office/drawing/2016/5/14/chartex" xmlns:cx7="http://schemas.microsoft.com/office/drawing/2016/5/13/chartex" xmlns:cx6="http://schemas.microsoft.com/office/drawing/2016/5/12/chartex" xmlns:cx5="http://schemas.microsoft.com/office/drawing/2016/5/11/chartex" xmlns:cx4="http://schemas.microsoft.com/office/drawing/2016/5/10/chartex" xmlns:cx3="http://schemas.microsoft.com/office/drawing/2016/5/9/chartex" xmlns:cx2="http://schemas.microsoft.com/office/drawing/2015/10/21/chartex" xmlns:cx1="http://schemas.microsoft.com/office/drawing/2015/9/8/chartex" xmlns:cx="http://schemas.microsoft.com/office/drawing/2014/chartex" xmlns:wpc="http://schemas.microsoft.com/office/word/2010/wordprocessingCanvas" xmlns="" val="0"/>
+                                <a14:useLocalDpi xmlns:a14="http://schemas.microsoft.com/office/drawing/2010/main" val="0"/>
                               </a:ext>
                             </a:extLst>
                           </a:blip>
@@ -7570,7 +7728,7 @@
               </w:rPr>
               <w:lastRenderedPageBreak/>
               <w:drawing>
-                <wp:inline distT="0" distB="0" distL="0" distR="0">
+                <wp:inline distT="0" distB="0" distL="0" distR="0" wp14:anchorId="11A00EB6" wp14:editId="44611E21">
                   <wp:extent cx="6371590" cy="4486275"/>
                   <wp:effectExtent l="0" t="0" r="0" b="9525"/>
                   <wp:docPr id="16" name="Imagen 16"/>
@@ -7588,7 +7746,7 @@
                           <a:blip r:embed="rId21">
                             <a:extLst>
                               <a:ext uri="{28A0092B-C50C-407E-A947-70E740481C1C}">
-                                <a14:useLocalDpi xmlns:a14="http://schemas.microsoft.com/office/drawing/2010/main" xmlns:wps="http://schemas.microsoft.com/office/word/2010/wordprocessingShape" xmlns:wpi="http://schemas.microsoft.com/office/word/2010/wordprocessingInk" xmlns:wpg="http://schemas.microsoft.com/office/word/2010/wordprocessingGroup" xmlns:w16se="http://schemas.microsoft.com/office/word/2015/wordml/symex" xmlns:w16cid="http://schemas.microsoft.com/office/word/2016/wordml/cid" xmlns:w15="http://schemas.microsoft.com/office/word/2012/wordml" xmlns:w14="http://schemas.microsoft.com/office/word/2010/wordml" xmlns:w="http://schemas.openxmlformats.org/wordprocessingml/2006/main" xmlns:w10="urn:schemas-microsoft-com:office:word" xmlns:wp14="http://schemas.microsoft.com/office/word/2010/wordprocessingDrawing" xmlns:v="urn:schemas-microsoft-com:vml" xmlns:o="urn:schemas-microsoft-com:office:office" xmlns:am3d="http://schemas.microsoft.com/office/drawing/2017/model3d" xmlns:aink="http://schemas.microsoft.com/office/drawing/2016/ink" xmlns:mc="http://schemas.openxmlformats.org/markup-compatibility/2006" xmlns:cx8="http://schemas.microsoft.com/office/drawing/2016/5/14/chartex" xmlns:cx7="http://schemas.microsoft.com/office/drawing/2016/5/13/chartex" xmlns:cx6="http://schemas.microsoft.com/office/drawing/2016/5/12/chartex" xmlns:cx5="http://schemas.microsoft.com/office/drawing/2016/5/11/chartex" xmlns:cx4="http://schemas.microsoft.com/office/drawing/2016/5/10/chartex" xmlns:cx3="http://schemas.microsoft.com/office/drawing/2016/5/9/chartex" xmlns:cx2="http://schemas.microsoft.com/office/drawing/2015/10/21/chartex" xmlns:cx1="http://schemas.microsoft.com/office/drawing/2015/9/8/chartex" xmlns:cx="http://schemas.microsoft.com/office/drawing/2014/chartex" xmlns:wpc="http://schemas.microsoft.com/office/word/2010/wordprocessingCanvas" xmlns="" val="0"/>
+                                <a14:useLocalDpi xmlns:a14="http://schemas.microsoft.com/office/drawing/2010/main" val="0"/>
                               </a:ext>
                             </a:extLst>
                           </a:blip>
@@ -7670,7 +7828,6 @@
                 <w:lang w:val="es-CO" w:eastAsia="es-CO"/>
               </w:rPr>
             </w:pPr>
-            <w:bookmarkStart w:id="3" w:name="_GoBack"/>
             <w:r>
               <w:rPr>
                 <w:rFonts w:ascii="Calibri" w:eastAsia="Times New Roman" w:hAnsi="Calibri" w:cs="Calibri"/>
@@ -7682,7 +7839,7 @@
               </w:rPr>
               <w:lastRenderedPageBreak/>
               <w:drawing>
-                <wp:inline distT="0" distB="0" distL="0" distR="0">
+                <wp:inline distT="0" distB="0" distL="0" distR="0" wp14:anchorId="5CCDB2CD" wp14:editId="5A514201">
                   <wp:extent cx="6371590" cy="4920615"/>
                   <wp:effectExtent l="0" t="0" r="0" b="0"/>
                   <wp:docPr id="17" name="Imagen 17"/>
@@ -7700,7 +7857,7 @@
                           <a:blip r:embed="rId22">
                             <a:extLst>
                               <a:ext uri="{28A0092B-C50C-407E-A947-70E740481C1C}">
-                                <a14:useLocalDpi xmlns:a14="http://schemas.microsoft.com/office/drawing/2010/main" xmlns:wps="http://schemas.microsoft.com/office/word/2010/wordprocessingShape" xmlns:wpi="http://schemas.microsoft.com/office/word/2010/wordprocessingInk" xmlns:wpg="http://schemas.microsoft.com/office/word/2010/wordprocessingGroup" xmlns:w16se="http://schemas.microsoft.com/office/word/2015/wordml/symex" xmlns:w16cid="http://schemas.microsoft.com/office/word/2016/wordml/cid" xmlns:w15="http://schemas.microsoft.com/office/word/2012/wordml" xmlns:w14="http://schemas.microsoft.com/office/word/2010/wordml" xmlns:w="http://schemas.openxmlformats.org/wordprocessingml/2006/main" xmlns:w10="urn:schemas-microsoft-com:office:word" xmlns:wp14="http://schemas.microsoft.com/office/word/2010/wordprocessingDrawing" xmlns:v="urn:schemas-microsoft-com:vml" xmlns:o="urn:schemas-microsoft-com:office:office" xmlns:am3d="http://schemas.microsoft.com/office/drawing/2017/model3d" xmlns:aink="http://schemas.microsoft.com/office/drawing/2016/ink" xmlns:mc="http://schemas.openxmlformats.org/markup-compatibility/2006" xmlns:cx8="http://schemas.microsoft.com/office/drawing/2016/5/14/chartex" xmlns:cx7="http://schemas.microsoft.com/office/drawing/2016/5/13/chartex" xmlns:cx6="http://schemas.microsoft.com/office/drawing/2016/5/12/chartex" xmlns:cx5="http://schemas.microsoft.com/office/drawing/2016/5/11/chartex" xmlns:cx4="http://schemas.microsoft.com/office/drawing/2016/5/10/chartex" xmlns:cx3="http://schemas.microsoft.com/office/drawing/2016/5/9/chartex" xmlns:cx2="http://schemas.microsoft.com/office/drawing/2015/10/21/chartex" xmlns:cx1="http://schemas.microsoft.com/office/drawing/2015/9/8/chartex" xmlns:cx="http://schemas.microsoft.com/office/drawing/2014/chartex" xmlns:wpc="http://schemas.microsoft.com/office/word/2010/wordprocessingCanvas" xmlns="" val="0"/>
+                                <a14:useLocalDpi xmlns:a14="http://schemas.microsoft.com/office/drawing/2010/main" val="0"/>
                               </a:ext>
                             </a:extLst>
                           </a:blip>
@@ -7723,7 +7880,6 @@
                 </wp:inline>
               </w:drawing>
             </w:r>
-            <w:bookmarkEnd w:id="3"/>
           </w:p>
           <w:p>
             <w:pPr>
@@ -7782,7 +7938,7 @@
           <w:left w:w="70" w:type="dxa"/>
           <w:right w:w="70" w:type="dxa"/>
         </w:tblCellMar>
-        <w:tblLook w:val="04A0"/>
+        <w:tblLook w:val="04A0" w:firstRow="1" w:lastRow="0" w:firstColumn="1" w:lastColumn="0" w:noHBand="0" w:noVBand="1"/>
       </w:tblPr>
       <w:tblGrid>
         <w:gridCol w:w="1200"/>
@@ -8873,7 +9029,7 @@
           <w:lang w:eastAsia="es-ES"/>
         </w:rPr>
         <w:drawing>
-          <wp:inline distT="0" distB="0" distL="0" distR="0">
+          <wp:inline distT="0" distB="0" distL="0" distR="0" wp14:anchorId="7A5E10E7" wp14:editId="05BB6761">
             <wp:extent cx="6371590" cy="3910965"/>
             <wp:effectExtent l="19050" t="0" r="0" b="0"/>
             <wp:docPr id="2" name="1 Imagen" descr="diagrama clase sprint2.PNG"/>
@@ -8929,7 +9085,7 @@
           <w:lang w:eastAsia="es-ES"/>
         </w:rPr>
         <w:drawing>
-          <wp:inline distT="0" distB="0" distL="0" distR="0">
+          <wp:inline distT="0" distB="0" distL="0" distR="0" wp14:anchorId="0179B8A7" wp14:editId="35AD8BED">
             <wp:extent cx="4648849" cy="4544060"/>
             <wp:effectExtent l="19050" t="0" r="0" b="0"/>
             <wp:docPr id="3" name="2 Imagen" descr="diagrama actividad hu-4.PNG"/>
@@ -8981,7 +9137,7 @@
           <w:lang w:eastAsia="es-ES"/>
         </w:rPr>
         <w:drawing>
-          <wp:inline distT="0" distB="0" distL="0" distR="0">
+          <wp:inline distT="0" distB="0" distL="0" distR="0" wp14:anchorId="5DDDD1D9" wp14:editId="21C85377">
             <wp:extent cx="3572374" cy="4525007"/>
             <wp:effectExtent l="19050" t="0" r="9026" b="0"/>
             <wp:docPr id="5" name="4 Imagen" descr="diagrama actividades hu-5.PNG"/>
@@ -9033,7 +9189,7 @@
           <w:lang w:eastAsia="es-ES"/>
         </w:rPr>
         <w:drawing>
-          <wp:inline distT="0" distB="0" distL="0" distR="0">
+          <wp:inline distT="0" distB="0" distL="0" distR="0" wp14:anchorId="1D36C9B5" wp14:editId="59E4F78C">
             <wp:extent cx="3581900" cy="4420217"/>
             <wp:effectExtent l="19050" t="0" r="0" b="0"/>
             <wp:docPr id="6" name="5 Imagen" descr="diagrama de actividad hu-6.PNG"/>
@@ -9096,11 +9252,637 @@
     <w:p>
       <w:pPr>
         <w:pStyle w:val="Contenido"/>
-      </w:pPr>
+        <w:rPr>
+          <w:b/>
+          <w:bCs/>
+          <w:lang w:val="es-CO"/>
+        </w:rPr>
+      </w:pPr>
+      <w:r>
+        <w:rPr>
+          <w:b/>
+          <w:bCs/>
+          <w:lang w:val="es-CO"/>
+        </w:rPr>
+        <w:t>Incremento del Sprint 2</w:t>
+      </w:r>
     </w:p>
     <w:p>
       <w:pPr>
         <w:pStyle w:val="Contenido"/>
+        <w:rPr>
+          <w:lang w:val="es-CO"/>
+        </w:rPr>
+      </w:pPr>
+      <w:r>
+        <w:rPr>
+          <w:lang w:val="es-CO"/>
+        </w:rPr>
+        <w:t>Durante el Sprint 2 se implementaron las siguientes historias de usuario:</w:t>
+      </w:r>
+    </w:p>
+    <w:p>
+      <w:pPr>
+        <w:pStyle w:val="Contenido"/>
+        <w:numPr>
+          <w:ilvl w:val="0"/>
+          <w:numId w:val="34"/>
+        </w:numPr>
+        <w:rPr>
+          <w:lang w:val="es-CO"/>
+        </w:rPr>
+      </w:pPr>
+      <w:r>
+        <w:rPr>
+          <w:b/>
+          <w:bCs/>
+          <w:lang w:val="es-CO"/>
+        </w:rPr>
+        <w:t>HU-04: Registro de compras de cacao</w:t>
+      </w:r>
+      <w:r>
+        <w:rPr>
+          <w:lang w:val="es-CO"/>
+        </w:rPr>
+        <w:t xml:space="preserve"> </w:t>
+      </w:r>
+    </w:p>
+    <w:p>
+      <w:pPr>
+        <w:pStyle w:val="Contenido"/>
+        <w:numPr>
+          <w:ilvl w:val="0"/>
+          <w:numId w:val="34"/>
+        </w:numPr>
+        <w:rPr>
+          <w:lang w:val="es-CO"/>
+        </w:rPr>
+      </w:pPr>
+      <w:r>
+        <w:rPr>
+          <w:b/>
+          <w:bCs/>
+          <w:lang w:val="es-CO"/>
+        </w:rPr>
+        <w:t>HU-05: Registro de ventas de cacao</w:t>
+      </w:r>
+      <w:r>
+        <w:rPr>
+          <w:lang w:val="es-CO"/>
+        </w:rPr>
+        <w:t xml:space="preserve"> </w:t>
+      </w:r>
+    </w:p>
+    <w:p>
+      <w:pPr>
+        <w:pStyle w:val="Contenido"/>
+        <w:numPr>
+          <w:ilvl w:val="0"/>
+          <w:numId w:val="34"/>
+        </w:numPr>
+        <w:rPr>
+          <w:lang w:val="es-CO"/>
+        </w:rPr>
+      </w:pPr>
+      <w:r>
+        <w:rPr>
+          <w:b/>
+          <w:bCs/>
+          <w:lang w:val="es-CO"/>
+        </w:rPr>
+        <w:t>HU-06: Actualización automática del inventario</w:t>
+      </w:r>
+      <w:r>
+        <w:rPr>
+          <w:lang w:val="es-CO"/>
+        </w:rPr>
+        <w:t xml:space="preserve"> </w:t>
+      </w:r>
+    </w:p>
+    <w:p>
+      <w:pPr>
+        <w:pStyle w:val="Contenido"/>
+        <w:rPr>
+          <w:lang w:val="es-CO"/>
+        </w:rPr>
+      </w:pPr>
+      <w:r>
+        <w:rPr>
+          <w:lang w:val="es-CO"/>
+        </w:rPr>
+        <w:t>Estas funcionalidades permiten:</w:t>
+      </w:r>
+    </w:p>
+    <w:p>
+      <w:pPr>
+        <w:pStyle w:val="Contenido"/>
+        <w:numPr>
+          <w:ilvl w:val="0"/>
+          <w:numId w:val="35"/>
+        </w:numPr>
+        <w:rPr>
+          <w:lang w:val="es-CO"/>
+        </w:rPr>
+      </w:pPr>
+      <w:r>
+        <w:rPr>
+          <w:lang w:val="es-CO"/>
+        </w:rPr>
+        <w:t xml:space="preserve">Registrar compras de cacao asociadas a proveedores. </w:t>
+      </w:r>
+    </w:p>
+    <w:p>
+      <w:pPr>
+        <w:pStyle w:val="Contenido"/>
+        <w:numPr>
+          <w:ilvl w:val="0"/>
+          <w:numId w:val="35"/>
+        </w:numPr>
+        <w:rPr>
+          <w:lang w:val="es-CO"/>
+        </w:rPr>
+      </w:pPr>
+      <w:r>
+        <w:rPr>
+          <w:lang w:val="es-CO"/>
+        </w:rPr>
+        <w:t xml:space="preserve">Registrar ventas de cacao asociadas a clientes. </w:t>
+      </w:r>
+    </w:p>
+    <w:p>
+      <w:pPr>
+        <w:pStyle w:val="Contenido"/>
+        <w:numPr>
+          <w:ilvl w:val="0"/>
+          <w:numId w:val="35"/>
+        </w:numPr>
+        <w:rPr>
+          <w:lang w:val="es-CO"/>
+        </w:rPr>
+      </w:pPr>
+      <w:r>
+        <w:rPr>
+          <w:lang w:val="es-CO"/>
+        </w:rPr>
+        <w:t xml:space="preserve">Validar la disponibilidad de stock antes de realizar ventas. </w:t>
+      </w:r>
+    </w:p>
+    <w:p>
+      <w:pPr>
+        <w:pStyle w:val="Contenido"/>
+        <w:numPr>
+          <w:ilvl w:val="0"/>
+          <w:numId w:val="35"/>
+        </w:numPr>
+        <w:rPr>
+          <w:lang w:val="es-CO"/>
+        </w:rPr>
+      </w:pPr>
+      <w:r>
+        <w:rPr>
+          <w:lang w:val="es-CO"/>
+        </w:rPr>
+        <w:t xml:space="preserve">Actualizar automáticamente el inventario en cada operación. </w:t>
+      </w:r>
+    </w:p>
+    <w:p>
+      <w:pPr>
+        <w:pStyle w:val="Contenido"/>
+        <w:numPr>
+          <w:ilvl w:val="0"/>
+          <w:numId w:val="35"/>
+        </w:numPr>
+        <w:rPr>
+          <w:lang w:val="es-CO"/>
+        </w:rPr>
+      </w:pPr>
+      <w:r>
+        <w:rPr>
+          <w:lang w:val="es-CO"/>
+        </w:rPr>
+        <w:lastRenderedPageBreak/>
+        <w:t xml:space="preserve">Mantener la consistencia del stock en tiempo real. </w:t>
+      </w:r>
+    </w:p>
+    <w:p>
+      <w:pPr>
+        <w:pStyle w:val="Contenido"/>
+        <w:numPr>
+          <w:ilvl w:val="0"/>
+          <w:numId w:val="35"/>
+        </w:numPr>
+        <w:rPr>
+          <w:lang w:val="es-CO"/>
+        </w:rPr>
+      </w:pPr>
+      <w:r>
+        <w:rPr>
+          <w:lang w:val="es-CO"/>
+        </w:rPr>
+        <w:t>Registrar movimientos de inventario (entradas y salidas).</w:t>
+      </w:r>
+    </w:p>
+    <w:p>
+      <w:pPr>
+        <w:pStyle w:val="Contenido"/>
+      </w:pPr>
+    </w:p>
+    <w:p>
+      <w:pPr>
+        <w:pStyle w:val="Contenido"/>
+        <w:ind w:left="360"/>
+        <w:rPr>
+          <w:lang w:val="es-CO"/>
+        </w:rPr>
+      </w:pPr>
+      <w:r>
+        <w:rPr>
+          <w:b/>
+          <w:bCs/>
+          <w:lang w:val="es-CO"/>
+        </w:rPr>
+        <w:t>HU-04: Registro de compras de cacao</w:t>
+      </w:r>
+      <w:r>
+        <w:rPr>
+          <w:lang w:val="es-CO"/>
+        </w:rPr>
+        <w:t xml:space="preserve"> </w:t>
+      </w:r>
+    </w:p>
+    <w:p>
+      <w:pPr>
+        <w:pStyle w:val="Contenido"/>
+        <w:ind w:left="360"/>
+        <w:rPr>
+          <w:lang w:val="es-CO"/>
+        </w:rPr>
+      </w:pPr>
+      <w:r>
+        <w:rPr>
+          <w:noProof/>
+          <w:lang w:val="es-CO"/>
+        </w:rPr>
+        <w:drawing>
+          <wp:inline distT="0" distB="0" distL="0" distR="0" wp14:anchorId="493D8991" wp14:editId="608C0CF6">
+            <wp:extent cx="6076950" cy="3150870"/>
+            <wp:effectExtent l="0" t="0" r="0" b="0"/>
+            <wp:docPr id="8" name="Imagen 8"/>
+            <wp:cNvGraphicFramePr>
+              <a:graphicFrameLocks xmlns:a="http://schemas.openxmlformats.org/drawingml/2006/main" noChangeAspect="1"/>
+            </wp:cNvGraphicFramePr>
+            <a:graphic xmlns:a="http://schemas.openxmlformats.org/drawingml/2006/main">
+              <a:graphicData uri="http://schemas.openxmlformats.org/drawingml/2006/picture">
+                <pic:pic xmlns:pic="http://schemas.openxmlformats.org/drawingml/2006/picture">
+                  <pic:nvPicPr>
+                    <pic:cNvPr id="1" name=""/>
+                    <pic:cNvPicPr/>
+                  </pic:nvPicPr>
+                  <pic:blipFill>
+                    <a:blip r:embed="rId27"/>
+                    <a:stretch>
+                      <a:fillRect/>
+                    </a:stretch>
+                  </pic:blipFill>
+                  <pic:spPr>
+                    <a:xfrm>
+                      <a:off x="0" y="0"/>
+                      <a:ext cx="6076950" cy="3150870"/>
+                    </a:xfrm>
+                    <a:prstGeom prst="rect">
+                      <a:avLst/>
+                    </a:prstGeom>
+                  </pic:spPr>
+                </pic:pic>
+              </a:graphicData>
+            </a:graphic>
+          </wp:inline>
+        </w:drawing>
+      </w:r>
+    </w:p>
+    <w:p>
+      <w:pPr>
+        <w:pStyle w:val="Contenido"/>
+        <w:ind w:left="360"/>
+        <w:rPr>
+          <w:lang w:val="es-CO"/>
+        </w:rPr>
+      </w:pPr>
+    </w:p>
+    <w:p>
+      <w:pPr>
+        <w:pStyle w:val="Contenido"/>
+        <w:ind w:left="360"/>
+        <w:rPr>
+          <w:lang w:val="es-CO"/>
+        </w:rPr>
+      </w:pPr>
+      <w:r>
+        <w:rPr>
+          <w:b/>
+          <w:bCs/>
+          <w:lang w:val="es-CO"/>
+        </w:rPr>
+        <w:t>HU-05: Registro de ventas de cacao</w:t>
+      </w:r>
+      <w:r>
+        <w:rPr>
+          <w:lang w:val="es-CO"/>
+        </w:rPr>
+        <w:t xml:space="preserve"> </w:t>
+      </w:r>
+    </w:p>
+    <w:p>
+      <w:pPr>
+        <w:pStyle w:val="Contenido"/>
+        <w:ind w:left="360"/>
+        <w:rPr>
+          <w:lang w:val="es-CO"/>
+        </w:rPr>
+      </w:pPr>
+      <w:r>
+        <w:rPr>
+          <w:noProof/>
+          <w:lang w:val="es-CO"/>
+        </w:rPr>
+        <w:drawing>
+          <wp:inline distT="0" distB="0" distL="0" distR="0" wp14:anchorId="5E09C7AA" wp14:editId="500EB356">
+            <wp:extent cx="6076950" cy="3039745"/>
+            <wp:effectExtent l="0" t="0" r="0" b="0"/>
+            <wp:docPr id="18" name="Imagen 18"/>
+            <wp:cNvGraphicFramePr>
+              <a:graphicFrameLocks xmlns:a="http://schemas.openxmlformats.org/drawingml/2006/main" noChangeAspect="1"/>
+            </wp:cNvGraphicFramePr>
+            <a:graphic xmlns:a="http://schemas.openxmlformats.org/drawingml/2006/main">
+              <a:graphicData uri="http://schemas.openxmlformats.org/drawingml/2006/picture">
+                <pic:pic xmlns:pic="http://schemas.openxmlformats.org/drawingml/2006/picture">
+                  <pic:nvPicPr>
+                    <pic:cNvPr id="1" name=""/>
+                    <pic:cNvPicPr/>
+                  </pic:nvPicPr>
+                  <pic:blipFill>
+                    <a:blip r:embed="rId28"/>
+                    <a:stretch>
+                      <a:fillRect/>
+                    </a:stretch>
+                  </pic:blipFill>
+                  <pic:spPr>
+                    <a:xfrm>
+                      <a:off x="0" y="0"/>
+                      <a:ext cx="6076950" cy="3039745"/>
+                    </a:xfrm>
+                    <a:prstGeom prst="rect">
+                      <a:avLst/>
+                    </a:prstGeom>
+                  </pic:spPr>
+                </pic:pic>
+              </a:graphicData>
+            </a:graphic>
+          </wp:inline>
+        </w:drawing>
+      </w:r>
+    </w:p>
+    <w:p>
+      <w:pPr>
+        <w:pStyle w:val="Contenido"/>
+        <w:ind w:left="360"/>
+        <w:rPr>
+          <w:lang w:val="es-CO"/>
+        </w:rPr>
+      </w:pPr>
+      <w:r>
+        <w:rPr>
+          <w:noProof/>
+          <w:lang w:val="es-CO"/>
+        </w:rPr>
+        <w:lastRenderedPageBreak/>
+        <w:drawing>
+          <wp:inline distT="0" distB="0" distL="0" distR="0" wp14:anchorId="1394411F" wp14:editId="1A0C2A50">
+            <wp:extent cx="6172200" cy="2968625"/>
+            <wp:effectExtent l="0" t="0" r="0" b="0"/>
+            <wp:docPr id="19" name="Imagen 19"/>
+            <wp:cNvGraphicFramePr>
+              <a:graphicFrameLocks xmlns:a="http://schemas.openxmlformats.org/drawingml/2006/main" noChangeAspect="1"/>
+            </wp:cNvGraphicFramePr>
+            <a:graphic xmlns:a="http://schemas.openxmlformats.org/drawingml/2006/main">
+              <a:graphicData uri="http://schemas.openxmlformats.org/drawingml/2006/picture">
+                <pic:pic xmlns:pic="http://schemas.openxmlformats.org/drawingml/2006/picture">
+                  <pic:nvPicPr>
+                    <pic:cNvPr id="1" name=""/>
+                    <pic:cNvPicPr/>
+                  </pic:nvPicPr>
+                  <pic:blipFill>
+                    <a:blip r:embed="rId29"/>
+                    <a:stretch>
+                      <a:fillRect/>
+                    </a:stretch>
+                  </pic:blipFill>
+                  <pic:spPr>
+                    <a:xfrm>
+                      <a:off x="0" y="0"/>
+                      <a:ext cx="6172200" cy="2968625"/>
+                    </a:xfrm>
+                    <a:prstGeom prst="rect">
+                      <a:avLst/>
+                    </a:prstGeom>
+                  </pic:spPr>
+                </pic:pic>
+              </a:graphicData>
+            </a:graphic>
+          </wp:inline>
+        </w:drawing>
+      </w:r>
+    </w:p>
+    <w:p>
+      <w:pPr>
+        <w:pStyle w:val="Contenido"/>
+        <w:ind w:left="360"/>
+        <w:rPr>
+          <w:lang w:val="es-CO"/>
+        </w:rPr>
+      </w:pPr>
+      <w:r>
+        <w:rPr>
+          <w:noProof/>
+          <w:lang w:val="es-CO"/>
+        </w:rPr>
+        <w:drawing>
+          <wp:inline distT="0" distB="0" distL="0" distR="0" wp14:anchorId="1FE47215" wp14:editId="3922AC34">
+            <wp:extent cx="6181725" cy="3174365"/>
+            <wp:effectExtent l="0" t="0" r="0" b="0"/>
+            <wp:docPr id="20" name="Imagen 20"/>
+            <wp:cNvGraphicFramePr>
+              <a:graphicFrameLocks xmlns:a="http://schemas.openxmlformats.org/drawingml/2006/main" noChangeAspect="1"/>
+            </wp:cNvGraphicFramePr>
+            <a:graphic xmlns:a="http://schemas.openxmlformats.org/drawingml/2006/main">
+              <a:graphicData uri="http://schemas.openxmlformats.org/drawingml/2006/picture">
+                <pic:pic xmlns:pic="http://schemas.openxmlformats.org/drawingml/2006/picture">
+                  <pic:nvPicPr>
+                    <pic:cNvPr id="1" name=""/>
+                    <pic:cNvPicPr/>
+                  </pic:nvPicPr>
+                  <pic:blipFill>
+                    <a:blip r:embed="rId30"/>
+                    <a:stretch>
+                      <a:fillRect/>
+                    </a:stretch>
+                  </pic:blipFill>
+                  <pic:spPr>
+                    <a:xfrm>
+                      <a:off x="0" y="0"/>
+                      <a:ext cx="6181725" cy="3174365"/>
+                    </a:xfrm>
+                    <a:prstGeom prst="rect">
+                      <a:avLst/>
+                    </a:prstGeom>
+                  </pic:spPr>
+                </pic:pic>
+              </a:graphicData>
+            </a:graphic>
+          </wp:inline>
+        </w:drawing>
+      </w:r>
+    </w:p>
+    <w:p>
+      <w:pPr>
+        <w:pStyle w:val="Contenido"/>
+        <w:ind w:left="360"/>
+        <w:rPr>
+          <w:lang w:val="es-CO"/>
+        </w:rPr>
+      </w:pPr>
+      <w:r>
+        <w:rPr>
+          <w:noProof/>
+          <w:lang w:val="es-CO"/>
+        </w:rPr>
+        <w:lastRenderedPageBreak/>
+        <w:drawing>
+          <wp:inline distT="0" distB="0" distL="0" distR="0" wp14:anchorId="385DB8D2" wp14:editId="7E882A20">
+            <wp:extent cx="3467584" cy="5572903"/>
+            <wp:effectExtent l="0" t="0" r="0" b="8890"/>
+            <wp:docPr id="21" name="Imagen 21"/>
+            <wp:cNvGraphicFramePr>
+              <a:graphicFrameLocks xmlns:a="http://schemas.openxmlformats.org/drawingml/2006/main" noChangeAspect="1"/>
+            </wp:cNvGraphicFramePr>
+            <a:graphic xmlns:a="http://schemas.openxmlformats.org/drawingml/2006/main">
+              <a:graphicData uri="http://schemas.openxmlformats.org/drawingml/2006/picture">
+                <pic:pic xmlns:pic="http://schemas.openxmlformats.org/drawingml/2006/picture">
+                  <pic:nvPicPr>
+                    <pic:cNvPr id="1" name=""/>
+                    <pic:cNvPicPr/>
+                  </pic:nvPicPr>
+                  <pic:blipFill>
+                    <a:blip r:embed="rId31"/>
+                    <a:stretch>
+                      <a:fillRect/>
+                    </a:stretch>
+                  </pic:blipFill>
+                  <pic:spPr>
+                    <a:xfrm>
+                      <a:off x="0" y="0"/>
+                      <a:ext cx="3467584" cy="5572903"/>
+                    </a:xfrm>
+                    <a:prstGeom prst="rect">
+                      <a:avLst/>
+                    </a:prstGeom>
+                  </pic:spPr>
+                </pic:pic>
+              </a:graphicData>
+            </a:graphic>
+          </wp:inline>
+        </w:drawing>
+      </w:r>
+    </w:p>
+    <w:p>
+      <w:pPr>
+        <w:pStyle w:val="Contenido"/>
+        <w:ind w:left="360"/>
+        <w:rPr>
+          <w:lang w:val="es-CO"/>
+        </w:rPr>
+      </w:pPr>
+    </w:p>
+    <w:p>
+      <w:pPr>
+        <w:pStyle w:val="Contenido"/>
+        <w:ind w:left="360"/>
+        <w:rPr>
+          <w:b/>
+          <w:bCs/>
+          <w:lang w:val="es-CO"/>
+        </w:rPr>
+      </w:pPr>
+      <w:r>
+        <w:rPr>
+          <w:b/>
+          <w:bCs/>
+          <w:lang w:val="es-CO"/>
+        </w:rPr>
+        <w:t xml:space="preserve">HU-6: </w:t>
+      </w:r>
+      <w:r>
+        <w:rPr>
+          <w:b/>
+          <w:bCs/>
+          <w:lang w:val="es-CO"/>
+        </w:rPr>
+        <w:t>Actualización automática del inventario</w:t>
+      </w:r>
+    </w:p>
+    <w:p>
+      <w:pPr>
+        <w:pStyle w:val="Contenido"/>
+        <w:ind w:left="360"/>
+        <w:rPr>
+          <w:lang w:val="es-CO"/>
+        </w:rPr>
+      </w:pPr>
+      <w:r>
+        <w:rPr>
+          <w:noProof/>
+          <w:lang w:val="es-CO"/>
+        </w:rPr>
+        <w:drawing>
+          <wp:inline distT="0" distB="0" distL="0" distR="0" wp14:anchorId="468279C7" wp14:editId="65CB7CA9">
+            <wp:extent cx="6134100" cy="2959735"/>
+            <wp:effectExtent l="0" t="0" r="0" b="0"/>
+            <wp:docPr id="22" name="Imagen 22"/>
+            <wp:cNvGraphicFramePr>
+              <a:graphicFrameLocks xmlns:a="http://schemas.openxmlformats.org/drawingml/2006/main" noChangeAspect="1"/>
+            </wp:cNvGraphicFramePr>
+            <a:graphic xmlns:a="http://schemas.openxmlformats.org/drawingml/2006/main">
+              <a:graphicData uri="http://schemas.openxmlformats.org/drawingml/2006/picture">
+                <pic:pic xmlns:pic="http://schemas.openxmlformats.org/drawingml/2006/picture">
+                  <pic:nvPicPr>
+                    <pic:cNvPr id="1" name=""/>
+                    <pic:cNvPicPr/>
+                  </pic:nvPicPr>
+                  <pic:blipFill>
+                    <a:blip r:embed="rId32"/>
+                    <a:stretch>
+                      <a:fillRect/>
+                    </a:stretch>
+                  </pic:blipFill>
+                  <pic:spPr>
+                    <a:xfrm>
+                      <a:off x="0" y="0"/>
+                      <a:ext cx="6134100" cy="2959735"/>
+                    </a:xfrm>
+                    <a:prstGeom prst="rect">
+                      <a:avLst/>
+                    </a:prstGeom>
+                  </pic:spPr>
+                </pic:pic>
+              </a:graphicData>
+            </a:graphic>
+          </wp:inline>
+        </w:drawing>
+      </w:r>
+    </w:p>
+    <w:p>
+      <w:pPr>
+        <w:pStyle w:val="Contenido"/>
       </w:pPr>
     </w:p>
     <w:p>
@@ -9108,8 +9890,13 @@
         <w:pStyle w:val="Ttulo2"/>
       </w:pPr>
       <w:r>
-        <w:t>Sprint Review</w:t>
-      </w:r>
+        <w:t xml:space="preserve">Sprint </w:t>
+      </w:r>
+      <w:proofErr w:type="spellStart"/>
+      <w:r>
+        <w:t>Review</w:t>
+      </w:r>
+      <w:proofErr w:type="spellEnd"/>
     </w:p>
     <w:p>
       <w:pPr>
@@ -9121,6 +9908,173 @@
     </w:p>
     <w:p>
       <w:pPr>
+        <w:pStyle w:val="Prrafodelista"/>
+        <w:numPr>
+          <w:ilvl w:val="0"/>
+          <w:numId w:val="16"/>
+        </w:numPr>
+        <w:rPr>
+          <w:b w:val="0"/>
+          <w:bCs/>
+        </w:rPr>
+      </w:pPr>
+      <w:r>
+        <w:rPr>
+          <w:b w:val="0"/>
+          <w:bCs/>
+        </w:rPr>
+        <w:t>El sistema aún no cuenta con un módulo completo de inventario visual, solo se maneja de forma lógica.</w:t>
+      </w:r>
+    </w:p>
+    <w:p>
+      <w:pPr>
+        <w:pStyle w:val="Prrafodelista"/>
+        <w:numPr>
+          <w:ilvl w:val="0"/>
+          <w:numId w:val="16"/>
+        </w:numPr>
+        <w:rPr>
+          <w:b w:val="0"/>
+          <w:bCs/>
+        </w:rPr>
+      </w:pPr>
+      <w:r>
+        <w:rPr>
+          <w:b w:val="0"/>
+          <w:bCs/>
+        </w:rPr>
+        <w:t>Falta mejorar la experiencia de usuario (UX) en formularios de compras y ventas.</w:t>
+      </w:r>
+    </w:p>
+    <w:p>
+      <w:pPr>
+        <w:pStyle w:val="Prrafodelista"/>
+        <w:numPr>
+          <w:ilvl w:val="0"/>
+          <w:numId w:val="16"/>
+        </w:numPr>
+        <w:rPr>
+          <w:b w:val="0"/>
+          <w:bCs/>
+        </w:rPr>
+      </w:pPr>
+      <w:r>
+        <w:rPr>
+          <w:b w:val="0"/>
+          <w:bCs/>
+        </w:rPr>
+        <w:t>No se implementaron reportes detallados (historial completo de movimientos).</w:t>
+      </w:r>
+    </w:p>
+    <w:p>
+      <w:pPr>
+        <w:pStyle w:val="Prrafodelista"/>
+        <w:numPr>
+          <w:ilvl w:val="0"/>
+          <w:numId w:val="16"/>
+        </w:numPr>
+        <w:rPr>
+          <w:b w:val="0"/>
+          <w:bCs/>
+        </w:rPr>
+      </w:pPr>
+      <w:r>
+        <w:rPr>
+          <w:b w:val="0"/>
+          <w:bCs/>
+        </w:rPr>
+        <w:t>La gestión de errores puede mejorar (mensajes más claros y amigables).</w:t>
+      </w:r>
+    </w:p>
+    <w:p>
+      <w:pPr>
+        <w:pStyle w:val="Prrafodelista"/>
+        <w:numPr>
+          <w:ilvl w:val="0"/>
+          <w:numId w:val="16"/>
+        </w:numPr>
+        <w:rPr>
+          <w:b w:val="0"/>
+          <w:bCs/>
+        </w:rPr>
+      </w:pPr>
+      <w:r>
+        <w:rPr>
+          <w:b w:val="0"/>
+          <w:bCs/>
+        </w:rPr>
+        <w:t>No se implementaron pruebas automatizadas.</w:t>
+      </w:r>
+    </w:p>
+    <w:p>
+      <w:pPr>
+        <w:pStyle w:val="Prrafodelista"/>
+        <w:numPr>
+          <w:ilvl w:val="0"/>
+          <w:numId w:val="16"/>
+        </w:numPr>
+        <w:rPr>
+          <w:b w:val="0"/>
+          <w:bCs/>
+        </w:rPr>
+      </w:pPr>
+      <w:r>
+        <w:rPr>
+          <w:b w:val="0"/>
+          <w:bCs/>
+        </w:rPr>
+        <w:t xml:space="preserve">Algunas validaciones aún dependen demasiado del </w:t>
+      </w:r>
+      <w:proofErr w:type="spellStart"/>
+      <w:r>
+        <w:rPr>
+          <w:b w:val="0"/>
+          <w:bCs/>
+        </w:rPr>
+        <w:t>backend</w:t>
+      </w:r>
+      <w:proofErr w:type="spellEnd"/>
+      <w:r>
+        <w:rPr>
+          <w:b w:val="0"/>
+          <w:bCs/>
+        </w:rPr>
+        <w:t xml:space="preserve"> y podrían reforzarse en </w:t>
+      </w:r>
+      <w:proofErr w:type="spellStart"/>
+      <w:r>
+        <w:rPr>
+          <w:b w:val="0"/>
+          <w:bCs/>
+        </w:rPr>
+        <w:t>frontend</w:t>
+      </w:r>
+      <w:proofErr w:type="spellEnd"/>
+      <w:r>
+        <w:rPr>
+          <w:b w:val="0"/>
+          <w:bCs/>
+        </w:rPr>
+        <w:t>.</w:t>
+      </w:r>
+    </w:p>
+    <w:p>
+      <w:pPr>
+        <w:rPr>
+          <w:b w:val="0"/>
+          <w:bCs/>
+        </w:rPr>
+      </w:pPr>
+      <w:r>
+        <w:rPr>
+          <w:b w:val="0"/>
+          <w:bCs/>
+        </w:rPr>
+        <w:t>No hay paginación ni filtros avanzados en listados.</w:t>
+      </w:r>
+    </w:p>
+    <w:p>
+      <w:pPr>
         <w:pStyle w:val="Ttulo3"/>
       </w:pPr>
       <w:r>
@@ -9129,6 +10083,178 @@
     </w:p>
     <w:p>
       <w:pPr>
+        <w:pStyle w:val="Prrafodelista"/>
+        <w:numPr>
+          <w:ilvl w:val="0"/>
+          <w:numId w:val="16"/>
+        </w:numPr>
+        <w:rPr>
+          <w:b w:val="0"/>
+          <w:bCs/>
+        </w:rPr>
+      </w:pPr>
+      <w:r>
+        <w:rPr>
+          <w:b w:val="0"/>
+          <w:bCs/>
+        </w:rPr>
+        <w:t>Se logró implementar correctamente las historias de usuario HU-04, HU-05 y HU-06, cumpliendo con los objetivos planteados para el sprint.</w:t>
+      </w:r>
+    </w:p>
+    <w:p>
+      <w:pPr>
+        <w:pStyle w:val="Prrafodelista"/>
+        <w:numPr>
+          <w:ilvl w:val="0"/>
+          <w:numId w:val="16"/>
+        </w:numPr>
+        <w:rPr>
+          <w:b w:val="0"/>
+          <w:bCs/>
+        </w:rPr>
+      </w:pPr>
+      <w:r>
+        <w:rPr>
+          <w:b w:val="0"/>
+          <w:bCs/>
+        </w:rPr>
+        <w:t>El sistema ahora permite la gestión básica de compras y ventas, integrándose con el inventario.</w:t>
+      </w:r>
+    </w:p>
+    <w:p>
+      <w:pPr>
+        <w:pStyle w:val="Prrafodelista"/>
+        <w:numPr>
+          <w:ilvl w:val="0"/>
+          <w:numId w:val="16"/>
+        </w:numPr>
+        <w:rPr>
+          <w:b w:val="0"/>
+          <w:bCs/>
+        </w:rPr>
+      </w:pPr>
+      <w:r>
+        <w:rPr>
+          <w:b w:val="0"/>
+          <w:bCs/>
+        </w:rPr>
+        <w:t>Se implementó la actualización automática del stock, lo que mejora la consistencia de la información.</w:t>
+      </w:r>
+    </w:p>
+    <w:p>
+      <w:pPr>
+        <w:pStyle w:val="Prrafodelista"/>
+        <w:numPr>
+          <w:ilvl w:val="0"/>
+          <w:numId w:val="16"/>
+        </w:numPr>
+        <w:rPr>
+          <w:b w:val="0"/>
+          <w:bCs/>
+        </w:rPr>
+      </w:pPr>
+      <w:r>
+        <w:rPr>
+          <w:b w:val="0"/>
+          <w:bCs/>
+        </w:rPr>
+        <w:t>Se mantuvo una estructura organizada basada en el patrón MVC (Modelo - Vista - Controlador).</w:t>
+      </w:r>
+    </w:p>
+    <w:p>
+      <w:pPr>
+        <w:pStyle w:val="Prrafodelista"/>
+        <w:numPr>
+          <w:ilvl w:val="0"/>
+          <w:numId w:val="16"/>
+        </w:numPr>
+        <w:rPr>
+          <w:b w:val="0"/>
+          <w:bCs/>
+        </w:rPr>
+      </w:pPr>
+      <w:r>
+        <w:rPr>
+          <w:b w:val="0"/>
+          <w:bCs/>
+        </w:rPr>
+        <w:t>Se reutilizó la lógica ya desarrollada en el Sprint 1 (usuarios, clientes y proveedores), lo que facilitó el desarrollo.</w:t>
+      </w:r>
+    </w:p>
+    <w:p>
+      <w:pPr>
+        <w:pStyle w:val="Prrafodelista"/>
+        <w:numPr>
+          <w:ilvl w:val="0"/>
+          <w:numId w:val="16"/>
+        </w:numPr>
+        <w:rPr>
+          <w:b w:val="0"/>
+          <w:bCs/>
+        </w:rPr>
+      </w:pPr>
+      <w:r>
+        <w:rPr>
+          <w:b w:val="0"/>
+          <w:bCs/>
+        </w:rPr>
+        <w:t xml:space="preserve">Se incluyeron validaciones tanto en </w:t>
+      </w:r>
+      <w:proofErr w:type="spellStart"/>
+      <w:r>
+        <w:rPr>
+          <w:b w:val="0"/>
+          <w:bCs/>
+        </w:rPr>
+        <w:t>frontend</w:t>
+      </w:r>
+      <w:proofErr w:type="spellEnd"/>
+      <w:r>
+        <w:rPr>
+          <w:b w:val="0"/>
+          <w:bCs/>
+        </w:rPr>
+        <w:t xml:space="preserve"> (formularios) como en </w:t>
+      </w:r>
+      <w:proofErr w:type="spellStart"/>
+      <w:r>
+        <w:rPr>
+          <w:b w:val="0"/>
+          <w:bCs/>
+        </w:rPr>
+        <w:t>backend</w:t>
+      </w:r>
+      <w:proofErr w:type="spellEnd"/>
+      <w:r>
+        <w:rPr>
+          <w:b w:val="0"/>
+          <w:bCs/>
+        </w:rPr>
+        <w:t xml:space="preserve"> (PHP), mejorando la integridad de los datos.</w:t>
+      </w:r>
+    </w:p>
+    <w:p>
+      <w:pPr>
+        <w:pStyle w:val="Prrafodelista"/>
+        <w:numPr>
+          <w:ilvl w:val="0"/>
+          <w:numId w:val="16"/>
+        </w:numPr>
+        <w:rPr>
+          <w:b w:val="0"/>
+          <w:bCs/>
+        </w:rPr>
+      </w:pPr>
+      <w:r>
+        <w:rPr>
+          <w:b w:val="0"/>
+          <w:bCs/>
+        </w:rPr>
+        <w:t>Se fortaleció el manejo de sesiones y control de acceso por roles.</w:t>
+      </w:r>
+    </w:p>
+    <w:p>
+      <w:pPr>
         <w:pStyle w:val="Ttulo3"/>
       </w:pPr>
       <w:r>
@@ -9137,10 +10263,148 @@
     </w:p>
     <w:p>
       <w:pPr>
-        <w:rPr>
-          <w:b w:val="0"/>
-        </w:rPr>
-      </w:pPr>
+        <w:pStyle w:val="Prrafodelista"/>
+        <w:numPr>
+          <w:ilvl w:val="0"/>
+          <w:numId w:val="36"/>
+        </w:numPr>
+        <w:rPr>
+          <w:b w:val="0"/>
+        </w:rPr>
+      </w:pPr>
+      <w:r>
+        <w:rPr>
+          <w:b w:val="0"/>
+        </w:rPr>
+        <w:t>Implementar un módulo visual de inventario (tabla con stock actualizado por producto).</w:t>
+      </w:r>
+    </w:p>
+    <w:p>
+      <w:pPr>
+        <w:pStyle w:val="Prrafodelista"/>
+        <w:numPr>
+          <w:ilvl w:val="0"/>
+          <w:numId w:val="36"/>
+        </w:numPr>
+        <w:rPr>
+          <w:b w:val="0"/>
+        </w:rPr>
+      </w:pPr>
+      <w:r>
+        <w:rPr>
+          <w:b w:val="0"/>
+        </w:rPr>
+        <w:t>Agregar historial de movimientos (entradas y salidas) con filtros por fecha.</w:t>
+      </w:r>
+    </w:p>
+    <w:p>
+      <w:pPr>
+        <w:pStyle w:val="Prrafodelista"/>
+        <w:numPr>
+          <w:ilvl w:val="0"/>
+          <w:numId w:val="36"/>
+        </w:numPr>
+        <w:rPr>
+          <w:b w:val="0"/>
+        </w:rPr>
+      </w:pPr>
+      <w:r>
+        <w:rPr>
+          <w:b w:val="0"/>
+        </w:rPr>
+        <w:t>Mejorar la interfaz gráfica usando más componentes de Bootstrap o diseño personalizado.</w:t>
+      </w:r>
+    </w:p>
+    <w:p>
+      <w:pPr>
+        <w:pStyle w:val="Prrafodelista"/>
+        <w:numPr>
+          <w:ilvl w:val="0"/>
+          <w:numId w:val="36"/>
+        </w:numPr>
+        <w:rPr>
+          <w:b w:val="0"/>
+        </w:rPr>
+      </w:pPr>
+      <w:r>
+        <w:rPr>
+          <w:b w:val="0"/>
+        </w:rPr>
+        <w:t>Implementar validaciones en tiempo real con JavaScript.</w:t>
+      </w:r>
+    </w:p>
+    <w:p>
+      <w:pPr>
+        <w:pStyle w:val="Prrafodelista"/>
+        <w:numPr>
+          <w:ilvl w:val="0"/>
+          <w:numId w:val="36"/>
+        </w:numPr>
+        <w:rPr>
+          <w:b w:val="0"/>
+        </w:rPr>
+      </w:pPr>
+      <w:r>
+        <w:rPr>
+          <w:b w:val="0"/>
+        </w:rPr>
+        <w:t>Crear reportes descargables (PDF o Excel) de compras, ventas e inventario.</w:t>
+      </w:r>
+    </w:p>
+    <w:p>
+      <w:pPr>
+        <w:pStyle w:val="Prrafodelista"/>
+        <w:numPr>
+          <w:ilvl w:val="0"/>
+          <w:numId w:val="36"/>
+        </w:numPr>
+        <w:rPr>
+          <w:b w:val="0"/>
+        </w:rPr>
+      </w:pPr>
+      <w:r>
+        <w:rPr>
+          <w:b w:val="0"/>
+        </w:rPr>
+        <w:t>Incorporar pruebas unitarias y funcionales.</w:t>
+      </w:r>
+    </w:p>
+    <w:p>
+      <w:pPr>
+        <w:pStyle w:val="Prrafodelista"/>
+        <w:numPr>
+          <w:ilvl w:val="0"/>
+          <w:numId w:val="36"/>
+        </w:numPr>
+        <w:rPr>
+          <w:b w:val="0"/>
+        </w:rPr>
+      </w:pPr>
+      <w:r>
+        <w:rPr>
+          <w:b w:val="0"/>
+        </w:rPr>
+        <w:lastRenderedPageBreak/>
+        <w:t>Optimizar consultas a la base de datos para mejorar el rendimiento.</w:t>
+      </w:r>
+    </w:p>
+    <w:p>
+      <w:pPr>
+        <w:pStyle w:val="Prrafodelista"/>
+        <w:numPr>
+          <w:ilvl w:val="0"/>
+          <w:numId w:val="36"/>
+        </w:numPr>
+        <w:rPr>
+          <w:b w:val="0"/>
+        </w:rPr>
+      </w:pPr>
+      <w:r>
+        <w:rPr>
+          <w:b w:val="0"/>
+        </w:rPr>
+        <w:t>Mejorar la seguridad (protección CSRF en todos los formularios, sanitización avanzada).</w:t>
+      </w:r>
     </w:p>
     <w:p>
       <w:pPr>
@@ -9255,16 +10519,21 @@
       <w:pPr>
         <w:pStyle w:val="Ttulo2"/>
       </w:pPr>
+      <w:proofErr w:type="spellStart"/>
       <w:r>
         <w:lastRenderedPageBreak/>
-        <w:t>Product Backlog Actualizado</w:t>
+        <w:t>Product</w:t>
+      </w:r>
+      <w:proofErr w:type="spellEnd"/>
+      <w:r>
+        <w:t xml:space="preserve"> Backlog Actualizado</w:t>
       </w:r>
     </w:p>
     <w:tbl>
       <w:tblPr>
-        <w:tblStyle w:val="PlainTable5"/>
+        <w:tblStyle w:val="Tablanormal51"/>
         <w:tblW w:w="15433" w:type="dxa"/>
-        <w:tblLook w:val="04A0"/>
+        <w:tblLook w:val="04A0" w:firstRow="1" w:lastRow="0" w:firstColumn="1" w:lastColumn="0" w:noHBand="0" w:noVBand="1"/>
       </w:tblPr>
       <w:tblGrid>
         <w:gridCol w:w="714"/>
@@ -9277,11 +10546,11 @@
       </w:tblGrid>
       <w:tr>
         <w:trPr>
-          <w:cnfStyle w:val="100000000000"/>
+          <w:cnfStyle w:val="100000000000" w:firstRow="1" w:lastRow="0" w:firstColumn="0" w:lastColumn="0" w:oddVBand="0" w:evenVBand="0" w:oddHBand="0" w:evenHBand="0" w:firstRowFirstColumn="0" w:firstRowLastColumn="0" w:lastRowFirstColumn="0" w:lastRowLastColumn="0"/>
         </w:trPr>
         <w:tc>
           <w:tcPr>
-            <w:cnfStyle w:val="001000000100"/>
+            <w:cnfStyle w:val="001000000100" w:firstRow="0" w:lastRow="0" w:firstColumn="1" w:lastColumn="0" w:oddVBand="0" w:evenVBand="0" w:oddHBand="0" w:evenHBand="0" w:firstRowFirstColumn="1" w:firstRowLastColumn="0" w:lastRowFirstColumn="0" w:lastRowLastColumn="0"/>
             <w:tcW w:w="606" w:type="dxa"/>
           </w:tcPr>
           <w:p>
@@ -9300,7 +10569,7 @@
           <w:p>
             <w:pPr>
               <w:pStyle w:val="Contenido"/>
-              <w:cnfStyle w:val="100000000000"/>
+              <w:cnfStyle w:val="100000000000" w:firstRow="1" w:lastRow="0" w:firstColumn="0" w:lastColumn="0" w:oddVBand="0" w:evenVBand="0" w:oddHBand="0" w:evenHBand="0" w:firstRowFirstColumn="0" w:firstRowLastColumn="0" w:lastRowFirstColumn="0" w:lastRowLastColumn="0"/>
             </w:pPr>
             <w:r>
               <w:t>Como un…</w:t>
@@ -9314,7 +10583,7 @@
           <w:p>
             <w:pPr>
               <w:pStyle w:val="Contenido"/>
-              <w:cnfStyle w:val="100000000000"/>
+              <w:cnfStyle w:val="100000000000" w:firstRow="1" w:lastRow="0" w:firstColumn="0" w:lastColumn="0" w:oddVBand="0" w:evenVBand="0" w:oddHBand="0" w:evenHBand="0" w:firstRowFirstColumn="0" w:firstRowLastColumn="0" w:lastRowFirstColumn="0" w:lastRowLastColumn="0"/>
             </w:pPr>
             <w:r>
               <w:t>Necesito…</w:t>
@@ -9328,7 +10597,7 @@
           <w:p>
             <w:pPr>
               <w:pStyle w:val="Contenido"/>
-              <w:cnfStyle w:val="100000000000"/>
+              <w:cnfStyle w:val="100000000000" w:firstRow="1" w:lastRow="0" w:firstColumn="0" w:lastColumn="0" w:oddVBand="0" w:evenVBand="0" w:oddHBand="0" w:evenHBand="0" w:firstRowFirstColumn="0" w:firstRowLastColumn="0" w:lastRowFirstColumn="0" w:lastRowLastColumn="0"/>
             </w:pPr>
             <w:r>
               <w:t>Para…</w:t>
@@ -9342,7 +10611,7 @@
           <w:p>
             <w:pPr>
               <w:pStyle w:val="Contenido"/>
-              <w:cnfStyle w:val="100000000000"/>
+              <w:cnfStyle w:val="100000000000" w:firstRow="1" w:lastRow="0" w:firstColumn="0" w:lastColumn="0" w:oddVBand="0" w:evenVBand="0" w:oddHBand="0" w:evenHBand="0" w:firstRowFirstColumn="0" w:firstRowLastColumn="0" w:lastRowFirstColumn="0" w:lastRowLastColumn="0"/>
             </w:pPr>
             <w:r>
               <w:t>Prioridad</w:t>
@@ -9356,7 +10625,7 @@
           <w:p>
             <w:pPr>
               <w:pStyle w:val="Contenido"/>
-              <w:cnfStyle w:val="100000000000"/>
+              <w:cnfStyle w:val="100000000000" w:firstRow="1" w:lastRow="0" w:firstColumn="0" w:lastColumn="0" w:oddVBand="0" w:evenVBand="0" w:oddHBand="0" w:evenHBand="0" w:firstRowFirstColumn="0" w:firstRowLastColumn="0" w:lastRowFirstColumn="0" w:lastRowLastColumn="0"/>
             </w:pPr>
             <w:r>
               <w:t>Sprint</w:t>
@@ -9370,7 +10639,7 @@
           <w:p>
             <w:pPr>
               <w:pStyle w:val="Contenido"/>
-              <w:cnfStyle w:val="100000000000"/>
+              <w:cnfStyle w:val="100000000000" w:firstRow="1" w:lastRow="0" w:firstColumn="0" w:lastColumn="0" w:oddVBand="0" w:evenVBand="0" w:oddHBand="0" w:evenHBand="0" w:firstRowFirstColumn="0" w:firstRowLastColumn="0" w:lastRowFirstColumn="0" w:lastRowLastColumn="0"/>
             </w:pPr>
             <w:r>
               <w:t>Estado</w:t>
@@ -9380,11 +10649,11 @@
       </w:tr>
       <w:tr>
         <w:trPr>
-          <w:cnfStyle w:val="000000100000"/>
+          <w:cnfStyle w:val="000000100000" w:firstRow="0" w:lastRow="0" w:firstColumn="0" w:lastColumn="0" w:oddVBand="0" w:evenVBand="0" w:oddHBand="1" w:evenHBand="0" w:firstRowFirstColumn="0" w:firstRowLastColumn="0" w:lastRowFirstColumn="0" w:lastRowLastColumn="0"/>
         </w:trPr>
         <w:tc>
           <w:tcPr>
-            <w:cnfStyle w:val="001000000000"/>
+            <w:cnfStyle w:val="001000000000" w:firstRow="0" w:lastRow="0" w:firstColumn="1" w:lastColumn="0" w:oddVBand="0" w:evenVBand="0" w:oddHBand="0" w:evenHBand="0" w:firstRowFirstColumn="0" w:firstRowLastColumn="0" w:lastRowFirstColumn="0" w:lastRowLastColumn="0"/>
             <w:tcW w:w="606" w:type="dxa"/>
           </w:tcPr>
           <w:p>
@@ -9403,7 +10672,7 @@
           <w:p>
             <w:pPr>
               <w:pStyle w:val="Contenido"/>
-              <w:cnfStyle w:val="000000100000"/>
+              <w:cnfStyle w:val="000000100000" w:firstRow="0" w:lastRow="0" w:firstColumn="0" w:lastColumn="0" w:oddVBand="0" w:evenVBand="0" w:oddHBand="1" w:evenHBand="0" w:firstRowFirstColumn="0" w:firstRowLastColumn="0" w:lastRowFirstColumn="0" w:lastRowLastColumn="0"/>
             </w:pPr>
             <w:r>
               <w:t>Administrador</w:t>
@@ -9417,7 +10686,7 @@
           <w:p>
             <w:pPr>
               <w:pStyle w:val="Contenido"/>
-              <w:cnfStyle w:val="000000100000"/>
+              <w:cnfStyle w:val="000000100000" w:firstRow="0" w:lastRow="0" w:firstColumn="0" w:lastColumn="0" w:oddVBand="0" w:evenVBand="0" w:oddHBand="1" w:evenHBand="0" w:firstRowFirstColumn="0" w:firstRowLastColumn="0" w:lastRowFirstColumn="0" w:lastRowLastColumn="0"/>
             </w:pPr>
             <w:r>
               <w:t>Gestionar usuarios y roles.</w:t>
@@ -9431,7 +10700,7 @@
           <w:p>
             <w:pPr>
               <w:pStyle w:val="Contenido"/>
-              <w:cnfStyle w:val="000000100000"/>
+              <w:cnfStyle w:val="000000100000" w:firstRow="0" w:lastRow="0" w:firstColumn="0" w:lastColumn="0" w:oddVBand="0" w:evenVBand="0" w:oddHBand="1" w:evenHBand="0" w:firstRowFirstColumn="0" w:firstRowLastColumn="0" w:lastRowFirstColumn="0" w:lastRowLastColumn="0"/>
             </w:pPr>
             <w:r>
               <w:t>Controlar el acceso y garantizar la seguridad del sistema.</w:t>
@@ -9445,7 +10714,7 @@
           <w:p>
             <w:pPr>
               <w:pStyle w:val="Contenido"/>
-              <w:cnfStyle w:val="000000100000"/>
+              <w:cnfStyle w:val="000000100000" w:firstRow="0" w:lastRow="0" w:firstColumn="0" w:lastColumn="0" w:oddVBand="0" w:evenVBand="0" w:oddHBand="1" w:evenHBand="0" w:firstRowFirstColumn="0" w:firstRowLastColumn="0" w:lastRowFirstColumn="0" w:lastRowLastColumn="0"/>
             </w:pPr>
             <w:r>
               <w:t>Alta.</w:t>
@@ -9459,7 +10728,7 @@
           <w:p>
             <w:pPr>
               <w:pStyle w:val="Contenido"/>
-              <w:cnfStyle w:val="000000100000"/>
+              <w:cnfStyle w:val="000000100000" w:firstRow="0" w:lastRow="0" w:firstColumn="0" w:lastColumn="0" w:oddVBand="0" w:evenVBand="0" w:oddHBand="1" w:evenHBand="0" w:firstRowFirstColumn="0" w:firstRowLastColumn="0" w:lastRowFirstColumn="0" w:lastRowLastColumn="0"/>
             </w:pPr>
             <w:r>
               <w:t>1</w:t>
@@ -9473,7 +10742,7 @@
           <w:p>
             <w:pPr>
               <w:pStyle w:val="Contenido"/>
-              <w:cnfStyle w:val="000000100000"/>
+              <w:cnfStyle w:val="000000100000" w:firstRow="0" w:lastRow="0" w:firstColumn="0" w:lastColumn="0" w:oddVBand="0" w:evenVBand="0" w:oddHBand="1" w:evenHBand="0" w:firstRowFirstColumn="0" w:firstRowLastColumn="0" w:lastRowFirstColumn="0" w:lastRowLastColumn="0"/>
             </w:pPr>
             <w:r>
               <w:t>Terminada</w:t>
@@ -9484,7 +10753,7 @@
       <w:tr>
         <w:tc>
           <w:tcPr>
-            <w:cnfStyle w:val="001000000000"/>
+            <w:cnfStyle w:val="001000000000" w:firstRow="0" w:lastRow="0" w:firstColumn="1" w:lastColumn="0" w:oddVBand="0" w:evenVBand="0" w:oddHBand="0" w:evenHBand="0" w:firstRowFirstColumn="0" w:firstRowLastColumn="0" w:lastRowFirstColumn="0" w:lastRowLastColumn="0"/>
             <w:tcW w:w="606" w:type="dxa"/>
           </w:tcPr>
           <w:p>
@@ -9503,7 +10772,7 @@
           <w:p>
             <w:pPr>
               <w:pStyle w:val="Contenido"/>
-              <w:cnfStyle w:val="000000000000"/>
+              <w:cnfStyle w:val="000000000000" w:firstRow="0" w:lastRow="0" w:firstColumn="0" w:lastColumn="0" w:oddVBand="0" w:evenVBand="0" w:oddHBand="0" w:evenHBand="0" w:firstRowFirstColumn="0" w:firstRowLastColumn="0" w:lastRowFirstColumn="0" w:lastRowLastColumn="0"/>
             </w:pPr>
             <w:r>
               <w:t>Administrador</w:t>
@@ -9517,7 +10786,7 @@
           <w:p>
             <w:pPr>
               <w:pStyle w:val="Contenido"/>
-              <w:cnfStyle w:val="000000000000"/>
+              <w:cnfStyle w:val="000000000000" w:firstRow="0" w:lastRow="0" w:firstColumn="0" w:lastColumn="0" w:oddVBand="0" w:evenVBand="0" w:oddHBand="0" w:evenHBand="0" w:firstRowFirstColumn="0" w:firstRowLastColumn="0" w:lastRowFirstColumn="0" w:lastRowLastColumn="0"/>
             </w:pPr>
             <w:r>
               <w:t>Registrar y gestionar proveedores.</w:t>
@@ -9531,7 +10800,7 @@
           <w:p>
             <w:pPr>
               <w:pStyle w:val="Contenido"/>
-              <w:cnfStyle w:val="000000000000"/>
+              <w:cnfStyle w:val="000000000000" w:firstRow="0" w:lastRow="0" w:firstColumn="0" w:lastColumn="0" w:oddVBand="0" w:evenVBand="0" w:oddHBand="0" w:evenHBand="0" w:firstRowFirstColumn="0" w:firstRowLastColumn="0" w:lastRowFirstColumn="0" w:lastRowLastColumn="0"/>
             </w:pPr>
             <w:r>
               <w:t>Administra correctamente las compras de cacao.</w:t>
@@ -9545,7 +10814,7 @@
           <w:p>
             <w:pPr>
               <w:pStyle w:val="Contenido"/>
-              <w:cnfStyle w:val="000000000000"/>
+              <w:cnfStyle w:val="000000000000" w:firstRow="0" w:lastRow="0" w:firstColumn="0" w:lastColumn="0" w:oddVBand="0" w:evenVBand="0" w:oddHBand="0" w:evenHBand="0" w:firstRowFirstColumn="0" w:firstRowLastColumn="0" w:lastRowFirstColumn="0" w:lastRowLastColumn="0"/>
             </w:pPr>
             <w:r>
               <w:t>Alta.</w:t>
@@ -9559,7 +10828,7 @@
           <w:p>
             <w:pPr>
               <w:pStyle w:val="Contenido"/>
-              <w:cnfStyle w:val="000000000000"/>
+              <w:cnfStyle w:val="000000000000" w:firstRow="0" w:lastRow="0" w:firstColumn="0" w:lastColumn="0" w:oddVBand="0" w:evenVBand="0" w:oddHBand="0" w:evenHBand="0" w:firstRowFirstColumn="0" w:firstRowLastColumn="0" w:lastRowFirstColumn="0" w:lastRowLastColumn="0"/>
             </w:pPr>
             <w:r>
               <w:t>1</w:t>
@@ -9573,7 +10842,7 @@
           <w:p>
             <w:pPr>
               <w:pStyle w:val="Contenido"/>
-              <w:cnfStyle w:val="000000000000"/>
+              <w:cnfStyle w:val="000000000000" w:firstRow="0" w:lastRow="0" w:firstColumn="0" w:lastColumn="0" w:oddVBand="0" w:evenVBand="0" w:oddHBand="0" w:evenHBand="0" w:firstRowFirstColumn="0" w:firstRowLastColumn="0" w:lastRowFirstColumn="0" w:lastRowLastColumn="0"/>
             </w:pPr>
             <w:r>
               <w:t>Terminada</w:t>
@@ -9583,11 +10852,11 @@
       </w:tr>
       <w:tr>
         <w:trPr>
-          <w:cnfStyle w:val="000000100000"/>
+          <w:cnfStyle w:val="000000100000" w:firstRow="0" w:lastRow="0" w:firstColumn="0" w:lastColumn="0" w:oddVBand="0" w:evenVBand="0" w:oddHBand="1" w:evenHBand="0" w:firstRowFirstColumn="0" w:firstRowLastColumn="0" w:lastRowFirstColumn="0" w:lastRowLastColumn="0"/>
         </w:trPr>
         <w:tc>
           <w:tcPr>
-            <w:cnfStyle w:val="001000000000"/>
+            <w:cnfStyle w:val="001000000000" w:firstRow="0" w:lastRow="0" w:firstColumn="1" w:lastColumn="0" w:oddVBand="0" w:evenVBand="0" w:oddHBand="0" w:evenHBand="0" w:firstRowFirstColumn="0" w:firstRowLastColumn="0" w:lastRowFirstColumn="0" w:lastRowLastColumn="0"/>
             <w:tcW w:w="606" w:type="dxa"/>
           </w:tcPr>
           <w:p>
@@ -9606,7 +10875,7 @@
           <w:p>
             <w:pPr>
               <w:pStyle w:val="Contenido"/>
-              <w:cnfStyle w:val="000000100000"/>
+              <w:cnfStyle w:val="000000100000" w:firstRow="0" w:lastRow="0" w:firstColumn="0" w:lastColumn="0" w:oddVBand="0" w:evenVBand="0" w:oddHBand="1" w:evenHBand="0" w:firstRowFirstColumn="0" w:firstRowLastColumn="0" w:lastRowFirstColumn="0" w:lastRowLastColumn="0"/>
             </w:pPr>
             <w:r>
               <w:t>administrador</w:t>
@@ -9620,7 +10889,7 @@
           <w:p>
             <w:pPr>
               <w:pStyle w:val="Contenido"/>
-              <w:cnfStyle w:val="000000100000"/>
+              <w:cnfStyle w:val="000000100000" w:firstRow="0" w:lastRow="0" w:firstColumn="0" w:lastColumn="0" w:oddVBand="0" w:evenVBand="0" w:oddHBand="1" w:evenHBand="0" w:firstRowFirstColumn="0" w:firstRowLastColumn="0" w:lastRowFirstColumn="0" w:lastRowLastColumn="0"/>
             </w:pPr>
             <w:r>
               <w:t>Registrar y gestionar clientes.</w:t>
@@ -9634,7 +10903,7 @@
           <w:p>
             <w:pPr>
               <w:pStyle w:val="Contenido"/>
-              <w:cnfStyle w:val="000000100000"/>
+              <w:cnfStyle w:val="000000100000" w:firstRow="0" w:lastRow="0" w:firstColumn="0" w:lastColumn="0" w:oddVBand="0" w:evenVBand="0" w:oddHBand="1" w:evenHBand="0" w:firstRowFirstColumn="0" w:firstRowLastColumn="0" w:lastRowFirstColumn="0" w:lastRowLastColumn="0"/>
             </w:pPr>
             <w:r>
               <w:t>Administra adecuadamente las ventas.</w:t>
@@ -9648,7 +10917,7 @@
           <w:p>
             <w:pPr>
               <w:pStyle w:val="Contenido"/>
-              <w:cnfStyle w:val="000000100000"/>
+              <w:cnfStyle w:val="000000100000" w:firstRow="0" w:lastRow="0" w:firstColumn="0" w:lastColumn="0" w:oddVBand="0" w:evenVBand="0" w:oddHBand="1" w:evenHBand="0" w:firstRowFirstColumn="0" w:firstRowLastColumn="0" w:lastRowFirstColumn="0" w:lastRowLastColumn="0"/>
             </w:pPr>
             <w:r>
               <w:t>Alta.</w:t>
@@ -9662,7 +10931,7 @@
           <w:p>
             <w:pPr>
               <w:pStyle w:val="Contenido"/>
-              <w:cnfStyle w:val="000000100000"/>
+              <w:cnfStyle w:val="000000100000" w:firstRow="0" w:lastRow="0" w:firstColumn="0" w:lastColumn="0" w:oddVBand="0" w:evenVBand="0" w:oddHBand="1" w:evenHBand="0" w:firstRowFirstColumn="0" w:firstRowLastColumn="0" w:lastRowFirstColumn="0" w:lastRowLastColumn="0"/>
             </w:pPr>
             <w:r>
               <w:t>1</w:t>
@@ -9676,7 +10945,7 @@
           <w:p>
             <w:pPr>
               <w:pStyle w:val="Contenido"/>
-              <w:cnfStyle w:val="000000100000"/>
+              <w:cnfStyle w:val="000000100000" w:firstRow="0" w:lastRow="0" w:firstColumn="0" w:lastColumn="0" w:oddVBand="0" w:evenVBand="0" w:oddHBand="1" w:evenHBand="0" w:firstRowFirstColumn="0" w:firstRowLastColumn="0" w:lastRowFirstColumn="0" w:lastRowLastColumn="0"/>
             </w:pPr>
             <w:r>
               <w:t>Terminada</w:t>
@@ -9687,7 +10956,7 @@
       <w:tr>
         <w:tc>
           <w:tcPr>
-            <w:cnfStyle w:val="001000000000"/>
+            <w:cnfStyle w:val="001000000000" w:firstRow="0" w:lastRow="0" w:firstColumn="1" w:lastColumn="0" w:oddVBand="0" w:evenVBand="0" w:oddHBand="0" w:evenHBand="0" w:firstRowFirstColumn="0" w:firstRowLastColumn="0" w:lastRowFirstColumn="0" w:lastRowLastColumn="0"/>
             <w:tcW w:w="606" w:type="dxa"/>
           </w:tcPr>
           <w:p>
@@ -9706,7 +10975,7 @@
           <w:p>
             <w:pPr>
               <w:pStyle w:val="Contenido"/>
-              <w:cnfStyle w:val="000000000000"/>
+              <w:cnfStyle w:val="000000000000" w:firstRow="0" w:lastRow="0" w:firstColumn="0" w:lastColumn="0" w:oddVBand="0" w:evenVBand="0" w:oddHBand="0" w:evenHBand="0" w:firstRowFirstColumn="0" w:firstRowLastColumn="0" w:lastRowFirstColumn="0" w:lastRowLastColumn="0"/>
             </w:pPr>
             <w:r>
               <w:t xml:space="preserve">Empleado </w:t>
@@ -9720,7 +10989,7 @@
           <w:p>
             <w:pPr>
               <w:pStyle w:val="Contenido"/>
-              <w:cnfStyle w:val="000000000000"/>
+              <w:cnfStyle w:val="000000000000" w:firstRow="0" w:lastRow="0" w:firstColumn="0" w:lastColumn="0" w:oddVBand="0" w:evenVBand="0" w:oddHBand="0" w:evenHBand="0" w:firstRowFirstColumn="0" w:firstRowLastColumn="0" w:lastRowFirstColumn="0" w:lastRowLastColumn="0"/>
             </w:pPr>
             <w:r>
               <w:t>Registrar compras de cacao.</w:t>
@@ -9734,7 +11003,7 @@
           <w:p>
             <w:pPr>
               <w:pStyle w:val="Contenido"/>
-              <w:cnfStyle w:val="000000000000"/>
+              <w:cnfStyle w:val="000000000000" w:firstRow="0" w:lastRow="0" w:firstColumn="0" w:lastColumn="0" w:oddVBand="0" w:evenVBand="0" w:oddHBand="0" w:evenHBand="0" w:firstRowFirstColumn="0" w:firstRowLastColumn="0" w:lastRowFirstColumn="0" w:lastRowLastColumn="0"/>
             </w:pPr>
             <w:r>
               <w:t>Mantener actualizado el inventario.</w:t>
@@ -9748,7 +11017,7 @@
           <w:p>
             <w:pPr>
               <w:pStyle w:val="Contenido"/>
-              <w:cnfStyle w:val="000000000000"/>
+              <w:cnfStyle w:val="000000000000" w:firstRow="0" w:lastRow="0" w:firstColumn="0" w:lastColumn="0" w:oddVBand="0" w:evenVBand="0" w:oddHBand="0" w:evenHBand="0" w:firstRowFirstColumn="0" w:firstRowLastColumn="0" w:lastRowFirstColumn="0" w:lastRowLastColumn="0"/>
             </w:pPr>
             <w:r>
               <w:t>Alta.</w:t>
@@ -9762,7 +11031,7 @@
           <w:p>
             <w:pPr>
               <w:pStyle w:val="Contenido"/>
-              <w:cnfStyle w:val="000000000000"/>
+              <w:cnfStyle w:val="000000000000" w:firstRow="0" w:lastRow="0" w:firstColumn="0" w:lastColumn="0" w:oddVBand="0" w:evenVBand="0" w:oddHBand="0" w:evenHBand="0" w:firstRowFirstColumn="0" w:firstRowLastColumn="0" w:lastRowFirstColumn="0" w:lastRowLastColumn="0"/>
             </w:pPr>
             <w:r>
               <w:t>2</w:t>
@@ -9776,7 +11045,7 @@
           <w:p>
             <w:pPr>
               <w:pStyle w:val="Contenido"/>
-              <w:cnfStyle w:val="000000000000"/>
+              <w:cnfStyle w:val="000000000000" w:firstRow="0" w:lastRow="0" w:firstColumn="0" w:lastColumn="0" w:oddVBand="0" w:evenVBand="0" w:oddHBand="0" w:evenHBand="0" w:firstRowFirstColumn="0" w:firstRowLastColumn="0" w:lastRowFirstColumn="0" w:lastRowLastColumn="0"/>
             </w:pPr>
             <w:r>
               <w:t>En desarrollo</w:t>
@@ -9786,11 +11055,11 @@
       </w:tr>
       <w:tr>
         <w:trPr>
-          <w:cnfStyle w:val="000000100000"/>
+          <w:cnfStyle w:val="000000100000" w:firstRow="0" w:lastRow="0" w:firstColumn="0" w:lastColumn="0" w:oddVBand="0" w:evenVBand="0" w:oddHBand="1" w:evenHBand="0" w:firstRowFirstColumn="0" w:firstRowLastColumn="0" w:lastRowFirstColumn="0" w:lastRowLastColumn="0"/>
         </w:trPr>
         <w:tc>
           <w:tcPr>
-            <w:cnfStyle w:val="001000000000"/>
+            <w:cnfStyle w:val="001000000000" w:firstRow="0" w:lastRow="0" w:firstColumn="1" w:lastColumn="0" w:oddVBand="0" w:evenVBand="0" w:oddHBand="0" w:evenHBand="0" w:firstRowFirstColumn="0" w:firstRowLastColumn="0" w:lastRowFirstColumn="0" w:lastRowLastColumn="0"/>
             <w:tcW w:w="606" w:type="dxa"/>
           </w:tcPr>
           <w:p>
@@ -9809,7 +11078,7 @@
           <w:p>
             <w:pPr>
               <w:pStyle w:val="Contenido"/>
-              <w:cnfStyle w:val="000000100000"/>
+              <w:cnfStyle w:val="000000100000" w:firstRow="0" w:lastRow="0" w:firstColumn="0" w:lastColumn="0" w:oddVBand="0" w:evenVBand="0" w:oddHBand="1" w:evenHBand="0" w:firstRowFirstColumn="0" w:firstRowLastColumn="0" w:lastRowFirstColumn="0" w:lastRowLastColumn="0"/>
             </w:pPr>
             <w:r>
               <w:t xml:space="preserve">Empleado </w:t>
@@ -9823,7 +11092,7 @@
           <w:p>
             <w:pPr>
               <w:pStyle w:val="Contenido"/>
-              <w:cnfStyle w:val="000000100000"/>
+              <w:cnfStyle w:val="000000100000" w:firstRow="0" w:lastRow="0" w:firstColumn="0" w:lastColumn="0" w:oddVBand="0" w:evenVBand="0" w:oddHBand="1" w:evenHBand="0" w:firstRowFirstColumn="0" w:firstRowLastColumn="0" w:lastRowFirstColumn="0" w:lastRowLastColumn="0"/>
             </w:pPr>
             <w:r>
               <w:t>Registrar ventas de cacao.</w:t>
@@ -9837,7 +11106,7 @@
           <w:p>
             <w:pPr>
               <w:pStyle w:val="Contenido"/>
-              <w:cnfStyle w:val="000000100000"/>
+              <w:cnfStyle w:val="000000100000" w:firstRow="0" w:lastRow="0" w:firstColumn="0" w:lastColumn="0" w:oddVBand="0" w:evenVBand="0" w:oddHBand="1" w:evenHBand="0" w:firstRowFirstColumn="0" w:firstRowLastColumn="0" w:lastRowFirstColumn="0" w:lastRowLastColumn="0"/>
             </w:pPr>
             <w:r>
               <w:t>Controlar ingresos y validar disponibilidad de stock</w:t>
@@ -9851,7 +11120,7 @@
           <w:p>
             <w:pPr>
               <w:pStyle w:val="Contenido"/>
-              <w:cnfStyle w:val="000000100000"/>
+              <w:cnfStyle w:val="000000100000" w:firstRow="0" w:lastRow="0" w:firstColumn="0" w:lastColumn="0" w:oddVBand="0" w:evenVBand="0" w:oddHBand="1" w:evenHBand="0" w:firstRowFirstColumn="0" w:firstRowLastColumn="0" w:lastRowFirstColumn="0" w:lastRowLastColumn="0"/>
             </w:pPr>
             <w:r>
               <w:t>Alta.</w:t>
@@ -9865,7 +11134,7 @@
           <w:p>
             <w:pPr>
               <w:pStyle w:val="Contenido"/>
-              <w:cnfStyle w:val="000000100000"/>
+              <w:cnfStyle w:val="000000100000" w:firstRow="0" w:lastRow="0" w:firstColumn="0" w:lastColumn="0" w:oddVBand="0" w:evenVBand="0" w:oddHBand="1" w:evenHBand="0" w:firstRowFirstColumn="0" w:firstRowLastColumn="0" w:lastRowFirstColumn="0" w:lastRowLastColumn="0"/>
             </w:pPr>
             <w:r>
               <w:t>2</w:t>
@@ -9879,7 +11148,7 @@
           <w:p>
             <w:pPr>
               <w:pStyle w:val="Contenido"/>
-              <w:cnfStyle w:val="000000100000"/>
+              <w:cnfStyle w:val="000000100000" w:firstRow="0" w:lastRow="0" w:firstColumn="0" w:lastColumn="0" w:oddVBand="0" w:evenVBand="0" w:oddHBand="1" w:evenHBand="0" w:firstRowFirstColumn="0" w:firstRowLastColumn="0" w:lastRowFirstColumn="0" w:lastRowLastColumn="0"/>
             </w:pPr>
             <w:r>
               <w:t>En desarrollo</w:t>
@@ -9890,7 +11159,7 @@
       <w:tr>
         <w:tc>
           <w:tcPr>
-            <w:cnfStyle w:val="001000000000"/>
+            <w:cnfStyle w:val="001000000000" w:firstRow="0" w:lastRow="0" w:firstColumn="1" w:lastColumn="0" w:oddVBand="0" w:evenVBand="0" w:oddHBand="0" w:evenHBand="0" w:firstRowFirstColumn="0" w:firstRowLastColumn="0" w:lastRowFirstColumn="0" w:lastRowLastColumn="0"/>
             <w:tcW w:w="606" w:type="dxa"/>
           </w:tcPr>
           <w:p>
@@ -9909,7 +11178,7 @@
           <w:p>
             <w:pPr>
               <w:pStyle w:val="Contenido"/>
-              <w:cnfStyle w:val="000000000000"/>
+              <w:cnfStyle w:val="000000000000" w:firstRow="0" w:lastRow="0" w:firstColumn="0" w:lastColumn="0" w:oddVBand="0" w:evenVBand="0" w:oddHBand="0" w:evenHBand="0" w:firstRowFirstColumn="0" w:firstRowLastColumn="0" w:lastRowFirstColumn="0" w:lastRowLastColumn="0"/>
             </w:pPr>
             <w:r>
               <w:t xml:space="preserve">Sistema </w:t>
@@ -9923,7 +11192,7 @@
           <w:p>
             <w:pPr>
               <w:pStyle w:val="Contenido"/>
-              <w:cnfStyle w:val="000000000000"/>
+              <w:cnfStyle w:val="000000000000" w:firstRow="0" w:lastRow="0" w:firstColumn="0" w:lastColumn="0" w:oddVBand="0" w:evenVBand="0" w:oddHBand="0" w:evenHBand="0" w:firstRowFirstColumn="0" w:firstRowLastColumn="0" w:lastRowFirstColumn="0" w:lastRowLastColumn="0"/>
             </w:pPr>
             <w:r>
               <w:t>Actualizar automáticamente el inventario.</w:t>
@@ -9937,7 +11206,7 @@
           <w:p>
             <w:pPr>
               <w:pStyle w:val="Contenido"/>
-              <w:cnfStyle w:val="000000000000"/>
+              <w:cnfStyle w:val="000000000000" w:firstRow="0" w:lastRow="0" w:firstColumn="0" w:lastColumn="0" w:oddVBand="0" w:evenVBand="0" w:oddHBand="0" w:evenHBand="0" w:firstRowFirstColumn="0" w:firstRowLastColumn="0" w:lastRowFirstColumn="0" w:lastRowLastColumn="0"/>
             </w:pPr>
             <w:r>
               <w:t>Mantener la consistencia y trazabilidad del stock</w:t>
@@ -9951,7 +11220,7 @@
           <w:p>
             <w:pPr>
               <w:pStyle w:val="Contenido"/>
-              <w:cnfStyle w:val="000000000000"/>
+              <w:cnfStyle w:val="000000000000" w:firstRow="0" w:lastRow="0" w:firstColumn="0" w:lastColumn="0" w:oddVBand="0" w:evenVBand="0" w:oddHBand="0" w:evenHBand="0" w:firstRowFirstColumn="0" w:firstRowLastColumn="0" w:lastRowFirstColumn="0" w:lastRowLastColumn="0"/>
             </w:pPr>
             <w:r>
               <w:t>Alta.</w:t>
@@ -9965,7 +11234,7 @@
           <w:p>
             <w:pPr>
               <w:pStyle w:val="Contenido"/>
-              <w:cnfStyle w:val="000000000000"/>
+              <w:cnfStyle w:val="000000000000" w:firstRow="0" w:lastRow="0" w:firstColumn="0" w:lastColumn="0" w:oddVBand="0" w:evenVBand="0" w:oddHBand="0" w:evenHBand="0" w:firstRowFirstColumn="0" w:firstRowLastColumn="0" w:lastRowFirstColumn="0" w:lastRowLastColumn="0"/>
             </w:pPr>
             <w:r>
               <w:t>2</w:t>
@@ -9979,7 +11248,7 @@
           <w:p>
             <w:pPr>
               <w:pStyle w:val="Contenido"/>
-              <w:cnfStyle w:val="000000000000"/>
+              <w:cnfStyle w:val="000000000000" w:firstRow="0" w:lastRow="0" w:firstColumn="0" w:lastColumn="0" w:oddVBand="0" w:evenVBand="0" w:oddHBand="0" w:evenHBand="0" w:firstRowFirstColumn="0" w:firstRowLastColumn="0" w:lastRowFirstColumn="0" w:lastRowLastColumn="0"/>
             </w:pPr>
             <w:r>
               <w:t>En desarrollo</w:t>
@@ -9989,11 +11258,11 @@
       </w:tr>
       <w:tr>
         <w:trPr>
-          <w:cnfStyle w:val="000000100000"/>
+          <w:cnfStyle w:val="000000100000" w:firstRow="0" w:lastRow="0" w:firstColumn="0" w:lastColumn="0" w:oddVBand="0" w:evenVBand="0" w:oddHBand="1" w:evenHBand="0" w:firstRowFirstColumn="0" w:firstRowLastColumn="0" w:lastRowFirstColumn="0" w:lastRowLastColumn="0"/>
         </w:trPr>
         <w:tc>
           <w:tcPr>
-            <w:cnfStyle w:val="001000000000"/>
+            <w:cnfStyle w:val="001000000000" w:firstRow="0" w:lastRow="0" w:firstColumn="1" w:lastColumn="0" w:oddVBand="0" w:evenVBand="0" w:oddHBand="0" w:evenHBand="0" w:firstRowFirstColumn="0" w:firstRowLastColumn="0" w:lastRowFirstColumn="0" w:lastRowLastColumn="0"/>
             <w:tcW w:w="606" w:type="dxa"/>
           </w:tcPr>
           <w:p>
@@ -10012,7 +11281,7 @@
           <w:p>
             <w:pPr>
               <w:pStyle w:val="Contenido"/>
-              <w:cnfStyle w:val="000000100000"/>
+              <w:cnfStyle w:val="000000100000" w:firstRow="0" w:lastRow="0" w:firstColumn="0" w:lastColumn="0" w:oddVBand="0" w:evenVBand="0" w:oddHBand="1" w:evenHBand="0" w:firstRowFirstColumn="0" w:firstRowLastColumn="0" w:lastRowFirstColumn="0" w:lastRowLastColumn="0"/>
             </w:pPr>
             <w:r>
               <w:t>Gerente</w:t>
@@ -10026,7 +11295,7 @@
           <w:p>
             <w:pPr>
               <w:pStyle w:val="Contenido"/>
-              <w:cnfStyle w:val="000000100000"/>
+              <w:cnfStyle w:val="000000100000" w:firstRow="0" w:lastRow="0" w:firstColumn="0" w:lastColumn="0" w:oddVBand="0" w:evenVBand="0" w:oddHBand="1" w:evenHBand="0" w:firstRowFirstColumn="0" w:firstRowLastColumn="0" w:lastRowFirstColumn="0" w:lastRowLastColumn="0"/>
             </w:pPr>
             <w:r>
               <w:t>Visualizar reportes del sistema</w:t>
@@ -10040,7 +11309,7 @@
           <w:p>
             <w:pPr>
               <w:pStyle w:val="Contenido"/>
-              <w:cnfStyle w:val="000000100000"/>
+              <w:cnfStyle w:val="000000100000" w:firstRow="0" w:lastRow="0" w:firstColumn="0" w:lastColumn="0" w:oddVBand="0" w:evenVBand="0" w:oddHBand="1" w:evenHBand="0" w:firstRowFirstColumn="0" w:firstRowLastColumn="0" w:lastRowFirstColumn="0" w:lastRowLastColumn="0"/>
             </w:pPr>
             <w:r>
               <w:t>Analizar información para la toma de decisiones</w:t>
@@ -10054,7 +11323,7 @@
           <w:p>
             <w:pPr>
               <w:pStyle w:val="Contenido"/>
-              <w:cnfStyle w:val="000000100000"/>
+              <w:cnfStyle w:val="000000100000" w:firstRow="0" w:lastRow="0" w:firstColumn="0" w:lastColumn="0" w:oddVBand="0" w:evenVBand="0" w:oddHBand="1" w:evenHBand="0" w:firstRowFirstColumn="0" w:firstRowLastColumn="0" w:lastRowFirstColumn="0" w:lastRowLastColumn="0"/>
             </w:pPr>
             <w:r>
               <w:t>Alta.</w:t>
@@ -10068,7 +11337,7 @@
           <w:p>
             <w:pPr>
               <w:pStyle w:val="Contenido"/>
-              <w:cnfStyle w:val="000000100000"/>
+              <w:cnfStyle w:val="000000100000" w:firstRow="0" w:lastRow="0" w:firstColumn="0" w:lastColumn="0" w:oddVBand="0" w:evenVBand="0" w:oddHBand="1" w:evenHBand="0" w:firstRowFirstColumn="0" w:firstRowLastColumn="0" w:lastRowFirstColumn="0" w:lastRowLastColumn="0"/>
             </w:pPr>
             <w:r>
               <w:t>3</w:t>
@@ -10082,7 +11351,7 @@
           <w:p>
             <w:pPr>
               <w:pStyle w:val="Contenido"/>
-              <w:cnfStyle w:val="000000100000"/>
+              <w:cnfStyle w:val="000000100000" w:firstRow="0" w:lastRow="0" w:firstColumn="0" w:lastColumn="0" w:oddVBand="0" w:evenVBand="0" w:oddHBand="1" w:evenHBand="0" w:firstRowFirstColumn="0" w:firstRowLastColumn="0" w:lastRowFirstColumn="0" w:lastRowLastColumn="0"/>
             </w:pPr>
             <w:r>
               <w:t>Para Ser Iniciada</w:t>
@@ -10106,13 +11375,68 @@
     <w:p>
       <w:pPr>
         <w:pStyle w:val="Ttulo1"/>
-        <w:rPr>
-          <w:noProof/>
-        </w:rPr>
       </w:pPr>
       <w:r>
         <w:lastRenderedPageBreak/>
         <w:t>Referencias</w:t>
+      </w:r>
+    </w:p>
+    <w:p>
+      <w:pPr>
+        <w:pStyle w:val="Ttulo1"/>
+      </w:pPr>
+      <w:r>
+        <w:rPr>
+          <w:noProof/>
+        </w:rPr>
+        <w:drawing>
+          <wp:inline distT="0" distB="0" distL="0" distR="0" wp14:anchorId="7BA559EE" wp14:editId="1177F314">
+            <wp:extent cx="5614035" cy="1510030"/>
+            <wp:effectExtent l="0" t="0" r="5715" b="0"/>
+            <wp:docPr id="23" name="Imagen 23"/>
+            <wp:cNvGraphicFramePr>
+              <a:graphicFrameLocks xmlns:a="http://schemas.openxmlformats.org/drawingml/2006/main" noChangeAspect="1"/>
+            </wp:cNvGraphicFramePr>
+            <a:graphic xmlns:a="http://schemas.openxmlformats.org/drawingml/2006/main">
+              <a:graphicData uri="http://schemas.openxmlformats.org/drawingml/2006/picture">
+                <pic:pic xmlns:pic="http://schemas.openxmlformats.org/drawingml/2006/picture">
+                  <pic:nvPicPr>
+                    <pic:cNvPr id="0" name="Picture 1"/>
+                    <pic:cNvPicPr>
+                      <a:picLocks noChangeAspect="1" noChangeArrowheads="1"/>
+                    </pic:cNvPicPr>
+                  </pic:nvPicPr>
+                  <pic:blipFill>
+                    <a:blip r:embed="rId33">
+                      <a:extLst>
+                        <a:ext uri="{28A0092B-C50C-407E-A947-70E740481C1C}">
+                          <a14:useLocalDpi xmlns:a14="http://schemas.microsoft.com/office/drawing/2010/main" val="0"/>
+                        </a:ext>
+                      </a:extLst>
+                    </a:blip>
+                    <a:srcRect/>
+                    <a:stretch>
+                      <a:fillRect/>
+                    </a:stretch>
+                  </pic:blipFill>
+                  <pic:spPr bwMode="auto">
+                    <a:xfrm>
+                      <a:off x="0" y="0"/>
+                      <a:ext cx="5614035" cy="1510030"/>
+                    </a:xfrm>
+                    <a:prstGeom prst="rect">
+                      <a:avLst/>
+                    </a:prstGeom>
+                    <a:noFill/>
+                    <a:ln>
+                      <a:noFill/>
+                    </a:ln>
+                  </pic:spPr>
+                </pic:pic>
+              </a:graphicData>
+            </a:graphic>
+          </wp:inline>
+        </w:drawing>
       </w:r>
     </w:p>
     <w:sectPr>
@@ -10127,8 +11451,8 @@
 </file>
 
 <file path=word/endnotes.xml><?xml version="1.0" encoding="utf-8"?>
-<w:endnotes xmlns:ve="http://schemas.openxmlformats.org/markup-compatibility/2006" xmlns:o="urn:schemas-microsoft-com:office:office" xmlns:r="http://schemas.openxmlformats.org/officeDocument/2006/relationships" xmlns:m="http://schemas.openxmlformats.org/officeDocument/2006/math" xmlns:v="urn:schemas-microsoft-com:vml" xmlns:wp="http://schemas.openxmlformats.org/drawingml/2006/wordprocessingDrawing" xmlns:w10="urn:schemas-microsoft-com:office:word" xmlns:w="http://schemas.openxmlformats.org/wordprocessingml/2006/main" xmlns:wne="http://schemas.microsoft.com/office/word/2006/wordml">
-  <w:endnote w:type="separator" w:id="0">
+<w:endnotes xmlns:wpc="http://schemas.microsoft.com/office/word/2010/wordprocessingCanvas" xmlns:cx="http://schemas.microsoft.com/office/drawing/2014/chartex" xmlns:cx1="http://schemas.microsoft.com/office/drawing/2015/9/8/chartex" xmlns:cx2="http://schemas.microsoft.com/office/drawing/2015/10/21/chartex" xmlns:cx3="http://schemas.microsoft.com/office/drawing/2016/5/9/chartex" xmlns:cx4="http://schemas.microsoft.com/office/drawing/2016/5/10/chartex" xmlns:cx5="http://schemas.microsoft.com/office/drawing/2016/5/11/chartex" xmlns:cx6="http://schemas.microsoft.com/office/drawing/2016/5/12/chartex" xmlns:cx7="http://schemas.microsoft.com/office/drawing/2016/5/13/chartex" xmlns:cx8="http://schemas.microsoft.com/office/drawing/2016/5/14/chartex" xmlns:mc="http://schemas.openxmlformats.org/markup-compatibility/2006" xmlns:aink="http://schemas.microsoft.com/office/drawing/2016/ink" xmlns:am3d="http://schemas.microsoft.com/office/drawing/2017/model3d" xmlns:o="urn:schemas-microsoft-com:office:office" xmlns:r="http://schemas.openxmlformats.org/officeDocument/2006/relationships" xmlns:m="http://schemas.openxmlformats.org/officeDocument/2006/math" xmlns:v="urn:schemas-microsoft-com:vml" xmlns:wp14="http://schemas.microsoft.com/office/word/2010/wordprocessingDrawing" xmlns:wp="http://schemas.openxmlformats.org/drawingml/2006/wordprocessingDrawing" xmlns:w10="urn:schemas-microsoft-com:office:word" xmlns:w="http://schemas.openxmlformats.org/wordprocessingml/2006/main" xmlns:w14="http://schemas.microsoft.com/office/word/2010/wordml" xmlns:w15="http://schemas.microsoft.com/office/word/2012/wordml" xmlns:w16cex="http://schemas.microsoft.com/office/word/2018/wordml/cex" xmlns:w16cid="http://schemas.microsoft.com/office/word/2016/wordml/cid" xmlns:w16="http://schemas.microsoft.com/office/word/2018/wordml" xmlns:w16sdtdh="http://schemas.microsoft.com/office/word/2020/wordml/sdtdatahash" xmlns:w16se="http://schemas.microsoft.com/office/word/2015/wordml/symex" xmlns:wpg="http://schemas.microsoft.com/office/word/2010/wordprocessingGroup" xmlns:wpi="http://schemas.microsoft.com/office/word/2010/wordprocessingInk" xmlns:wne="http://schemas.microsoft.com/office/word/2006/wordml" xmlns:wps="http://schemas.microsoft.com/office/word/2010/wordprocessingShape" mc:Ignorable="w14 w15 w16se w16cid w16 w16cex w16sdtdh wp14">
+  <w:endnote w:type="separator" w:id="-1">
     <w:p>
       <w:r>
         <w:separator/>
@@ -10136,7 +11460,7 @@
     </w:p>
     <w:p/>
   </w:endnote>
-  <w:endnote w:type="continuationSeparator" w:id="1">
+  <w:endnote w:type="continuationSeparator" w:id="0">
     <w:p>
       <w:r>
         <w:continuationSeparator/>
@@ -10148,7 +11472,7 @@
 </file>
 
 <file path=word/footer1.xml><?xml version="1.0" encoding="utf-8"?>
-<w:ftr xmlns:ve="http://schemas.openxmlformats.org/markup-compatibility/2006" xmlns:o="urn:schemas-microsoft-com:office:office" xmlns:r="http://schemas.openxmlformats.org/officeDocument/2006/relationships" xmlns:m="http://schemas.openxmlformats.org/officeDocument/2006/math" xmlns:v="urn:schemas-microsoft-com:vml" xmlns:wp="http://schemas.openxmlformats.org/drawingml/2006/wordprocessingDrawing" xmlns:w10="urn:schemas-microsoft-com:office:word" xmlns:w="http://schemas.openxmlformats.org/wordprocessingml/2006/main" xmlns:wne="http://schemas.microsoft.com/office/word/2006/wordml">
+<w:ftr xmlns:wpc="http://schemas.microsoft.com/office/word/2010/wordprocessingCanvas" xmlns:cx="http://schemas.microsoft.com/office/drawing/2014/chartex" xmlns:cx1="http://schemas.microsoft.com/office/drawing/2015/9/8/chartex" xmlns:cx2="http://schemas.microsoft.com/office/drawing/2015/10/21/chartex" xmlns:cx3="http://schemas.microsoft.com/office/drawing/2016/5/9/chartex" xmlns:cx4="http://schemas.microsoft.com/office/drawing/2016/5/10/chartex" xmlns:cx5="http://schemas.microsoft.com/office/drawing/2016/5/11/chartex" xmlns:cx6="http://schemas.microsoft.com/office/drawing/2016/5/12/chartex" xmlns:cx7="http://schemas.microsoft.com/office/drawing/2016/5/13/chartex" xmlns:cx8="http://schemas.microsoft.com/office/drawing/2016/5/14/chartex" xmlns:mc="http://schemas.openxmlformats.org/markup-compatibility/2006" xmlns:aink="http://schemas.microsoft.com/office/drawing/2016/ink" xmlns:am3d="http://schemas.microsoft.com/office/drawing/2017/model3d" xmlns:o="urn:schemas-microsoft-com:office:office" xmlns:r="http://schemas.openxmlformats.org/officeDocument/2006/relationships" xmlns:m="http://schemas.openxmlformats.org/officeDocument/2006/math" xmlns:v="urn:schemas-microsoft-com:vml" xmlns:wp14="http://schemas.microsoft.com/office/word/2010/wordprocessingDrawing" xmlns:wp="http://schemas.openxmlformats.org/drawingml/2006/wordprocessingDrawing" xmlns:w10="urn:schemas-microsoft-com:office:word" xmlns:w="http://schemas.openxmlformats.org/wordprocessingml/2006/main" xmlns:w14="http://schemas.microsoft.com/office/word/2010/wordml" xmlns:w15="http://schemas.microsoft.com/office/word/2012/wordml" xmlns:w16cex="http://schemas.microsoft.com/office/word/2018/wordml/cex" xmlns:w16cid="http://schemas.microsoft.com/office/word/2016/wordml/cid" xmlns:w16="http://schemas.microsoft.com/office/word/2018/wordml" xmlns:w16sdtdh="http://schemas.microsoft.com/office/word/2020/wordml/sdtdatahash" xmlns:w16se="http://schemas.microsoft.com/office/word/2015/wordml/symex" xmlns:wpg="http://schemas.microsoft.com/office/word/2010/wordprocessingGroup" xmlns:wpi="http://schemas.microsoft.com/office/word/2010/wordprocessingInk" xmlns:wne="http://schemas.microsoft.com/office/word/2006/wordml" xmlns:wps="http://schemas.microsoft.com/office/word/2010/wordprocessingShape" mc:Ignorable="w14 w15 w16se w16cid w16 w16cex w16sdtdh wp14">
   <w:sdt>
     <w:sdtPr>
       <w:rPr>
@@ -10160,6 +11484,7 @@
         <w:docPartUnique/>
       </w:docPartObj>
     </w:sdtPr>
+    <w:sdtEndPr/>
     <w:sdtContent>
       <w:p>
         <w:pPr>
@@ -10219,7 +11544,7 @@
 </file>
 
 <file path=word/footer2.xml><?xml version="1.0" encoding="utf-8"?>
-<w:ftr xmlns:ve="http://schemas.openxmlformats.org/markup-compatibility/2006" xmlns:o="urn:schemas-microsoft-com:office:office" xmlns:r="http://schemas.openxmlformats.org/officeDocument/2006/relationships" xmlns:m="http://schemas.openxmlformats.org/officeDocument/2006/math" xmlns:v="urn:schemas-microsoft-com:vml" xmlns:wp="http://schemas.openxmlformats.org/drawingml/2006/wordprocessingDrawing" xmlns:w10="urn:schemas-microsoft-com:office:word" xmlns:w="http://schemas.openxmlformats.org/wordprocessingml/2006/main" xmlns:wne="http://schemas.microsoft.com/office/word/2006/wordml">
+<w:ftr xmlns:wpc="http://schemas.microsoft.com/office/word/2010/wordprocessingCanvas" xmlns:cx="http://schemas.microsoft.com/office/drawing/2014/chartex" xmlns:cx1="http://schemas.microsoft.com/office/drawing/2015/9/8/chartex" xmlns:cx2="http://schemas.microsoft.com/office/drawing/2015/10/21/chartex" xmlns:cx3="http://schemas.microsoft.com/office/drawing/2016/5/9/chartex" xmlns:cx4="http://schemas.microsoft.com/office/drawing/2016/5/10/chartex" xmlns:cx5="http://schemas.microsoft.com/office/drawing/2016/5/11/chartex" xmlns:cx6="http://schemas.microsoft.com/office/drawing/2016/5/12/chartex" xmlns:cx7="http://schemas.microsoft.com/office/drawing/2016/5/13/chartex" xmlns:cx8="http://schemas.microsoft.com/office/drawing/2016/5/14/chartex" xmlns:mc="http://schemas.openxmlformats.org/markup-compatibility/2006" xmlns:aink="http://schemas.microsoft.com/office/drawing/2016/ink" xmlns:am3d="http://schemas.microsoft.com/office/drawing/2017/model3d" xmlns:o="urn:schemas-microsoft-com:office:office" xmlns:r="http://schemas.openxmlformats.org/officeDocument/2006/relationships" xmlns:m="http://schemas.openxmlformats.org/officeDocument/2006/math" xmlns:v="urn:schemas-microsoft-com:vml" xmlns:wp14="http://schemas.microsoft.com/office/word/2010/wordprocessingDrawing" xmlns:wp="http://schemas.openxmlformats.org/drawingml/2006/wordprocessingDrawing" xmlns:w10="urn:schemas-microsoft-com:office:word" xmlns:w="http://schemas.openxmlformats.org/wordprocessingml/2006/main" xmlns:w14="http://schemas.microsoft.com/office/word/2010/wordml" xmlns:w15="http://schemas.microsoft.com/office/word/2012/wordml" xmlns:w16cex="http://schemas.microsoft.com/office/word/2018/wordml/cex" xmlns:w16cid="http://schemas.microsoft.com/office/word/2016/wordml/cid" xmlns:w16="http://schemas.microsoft.com/office/word/2018/wordml" xmlns:w16sdtdh="http://schemas.microsoft.com/office/word/2020/wordml/sdtdatahash" xmlns:w16se="http://schemas.microsoft.com/office/word/2015/wordml/symex" xmlns:wpg="http://schemas.microsoft.com/office/word/2010/wordprocessingGroup" xmlns:wpi="http://schemas.microsoft.com/office/word/2010/wordprocessingInk" xmlns:wne="http://schemas.microsoft.com/office/word/2006/wordml" xmlns:wps="http://schemas.microsoft.com/office/word/2010/wordprocessingShape" mc:Ignorable="w14 w15 w16se w16cid w16 w16cex w16sdtdh wp14">
   <w:sdt>
     <w:sdtPr>
       <w:rPr>
@@ -10231,6 +11556,7 @@
         <w:docPartUnique/>
       </w:docPartObj>
     </w:sdtPr>
+    <w:sdtEndPr/>
     <w:sdtContent>
       <w:p>
         <w:pPr>
@@ -10290,8 +11616,8 @@
 </file>
 
 <file path=word/footnotes.xml><?xml version="1.0" encoding="utf-8"?>
-<w:footnotes xmlns:ve="http://schemas.openxmlformats.org/markup-compatibility/2006" xmlns:o="urn:schemas-microsoft-com:office:office" xmlns:r="http://schemas.openxmlformats.org/officeDocument/2006/relationships" xmlns:m="http://schemas.openxmlformats.org/officeDocument/2006/math" xmlns:v="urn:schemas-microsoft-com:vml" xmlns:wp="http://schemas.openxmlformats.org/drawingml/2006/wordprocessingDrawing" xmlns:w10="urn:schemas-microsoft-com:office:word" xmlns:w="http://schemas.openxmlformats.org/wordprocessingml/2006/main" xmlns:wne="http://schemas.microsoft.com/office/word/2006/wordml">
-  <w:footnote w:type="separator" w:id="0">
+<w:footnotes xmlns:wpc="http://schemas.microsoft.com/office/word/2010/wordprocessingCanvas" xmlns:cx="http://schemas.microsoft.com/office/drawing/2014/chartex" xmlns:cx1="http://schemas.microsoft.com/office/drawing/2015/9/8/chartex" xmlns:cx2="http://schemas.microsoft.com/office/drawing/2015/10/21/chartex" xmlns:cx3="http://schemas.microsoft.com/office/drawing/2016/5/9/chartex" xmlns:cx4="http://schemas.microsoft.com/office/drawing/2016/5/10/chartex" xmlns:cx5="http://schemas.microsoft.com/office/drawing/2016/5/11/chartex" xmlns:cx6="http://schemas.microsoft.com/office/drawing/2016/5/12/chartex" xmlns:cx7="http://schemas.microsoft.com/office/drawing/2016/5/13/chartex" xmlns:cx8="http://schemas.microsoft.com/office/drawing/2016/5/14/chartex" xmlns:mc="http://schemas.openxmlformats.org/markup-compatibility/2006" xmlns:aink="http://schemas.microsoft.com/office/drawing/2016/ink" xmlns:am3d="http://schemas.microsoft.com/office/drawing/2017/model3d" xmlns:o="urn:schemas-microsoft-com:office:office" xmlns:r="http://schemas.openxmlformats.org/officeDocument/2006/relationships" xmlns:m="http://schemas.openxmlformats.org/officeDocument/2006/math" xmlns:v="urn:schemas-microsoft-com:vml" xmlns:wp14="http://schemas.microsoft.com/office/word/2010/wordprocessingDrawing" xmlns:wp="http://schemas.openxmlformats.org/drawingml/2006/wordprocessingDrawing" xmlns:w10="urn:schemas-microsoft-com:office:word" xmlns:w="http://schemas.openxmlformats.org/wordprocessingml/2006/main" xmlns:w14="http://schemas.microsoft.com/office/word/2010/wordml" xmlns:w15="http://schemas.microsoft.com/office/word/2012/wordml" xmlns:w16cex="http://schemas.microsoft.com/office/word/2018/wordml/cex" xmlns:w16cid="http://schemas.microsoft.com/office/word/2016/wordml/cid" xmlns:w16="http://schemas.microsoft.com/office/word/2018/wordml" xmlns:w16sdtdh="http://schemas.microsoft.com/office/word/2020/wordml/sdtdatahash" xmlns:w16se="http://schemas.microsoft.com/office/word/2015/wordml/symex" xmlns:wpg="http://schemas.microsoft.com/office/word/2010/wordprocessingGroup" xmlns:wpi="http://schemas.microsoft.com/office/word/2010/wordprocessingInk" xmlns:wne="http://schemas.microsoft.com/office/word/2006/wordml" xmlns:wps="http://schemas.microsoft.com/office/word/2010/wordprocessingShape" mc:Ignorable="w14 w15 w16se w16cid w16 w16cex w16sdtdh wp14">
+  <w:footnote w:type="separator" w:id="-1">
     <w:p>
       <w:r>
         <w:separator/>
@@ -10299,7 +11625,7 @@
     </w:p>
     <w:p/>
   </w:footnote>
-  <w:footnote w:type="continuationSeparator" w:id="1">
+  <w:footnote w:type="continuationSeparator" w:id="0">
     <w:p>
       <w:r>
         <w:continuationSeparator/>
@@ -10311,7 +11637,7 @@
 </file>
 
 <file path=word/header1.xml><?xml version="1.0" encoding="utf-8"?>
-<w:hdr xmlns:ve="http://schemas.openxmlformats.org/markup-compatibility/2006" xmlns:o="urn:schemas-microsoft-com:office:office" xmlns:r="http://schemas.openxmlformats.org/officeDocument/2006/relationships" xmlns:m="http://schemas.openxmlformats.org/officeDocument/2006/math" xmlns:v="urn:schemas-microsoft-com:vml" xmlns:wp="http://schemas.openxmlformats.org/drawingml/2006/wordprocessingDrawing" xmlns:w10="urn:schemas-microsoft-com:office:word" xmlns:w="http://schemas.openxmlformats.org/wordprocessingml/2006/main" xmlns:wne="http://schemas.microsoft.com/office/word/2006/wordml">
+<w:hdr xmlns:wpc="http://schemas.microsoft.com/office/word/2010/wordprocessingCanvas" xmlns:cx="http://schemas.microsoft.com/office/drawing/2014/chartex" xmlns:cx1="http://schemas.microsoft.com/office/drawing/2015/9/8/chartex" xmlns:cx2="http://schemas.microsoft.com/office/drawing/2015/10/21/chartex" xmlns:cx3="http://schemas.microsoft.com/office/drawing/2016/5/9/chartex" xmlns:cx4="http://schemas.microsoft.com/office/drawing/2016/5/10/chartex" xmlns:cx5="http://schemas.microsoft.com/office/drawing/2016/5/11/chartex" xmlns:cx6="http://schemas.microsoft.com/office/drawing/2016/5/12/chartex" xmlns:cx7="http://schemas.microsoft.com/office/drawing/2016/5/13/chartex" xmlns:cx8="http://schemas.microsoft.com/office/drawing/2016/5/14/chartex" xmlns:mc="http://schemas.openxmlformats.org/markup-compatibility/2006" xmlns:aink="http://schemas.microsoft.com/office/drawing/2016/ink" xmlns:am3d="http://schemas.microsoft.com/office/drawing/2017/model3d" xmlns:o="urn:schemas-microsoft-com:office:office" xmlns:r="http://schemas.openxmlformats.org/officeDocument/2006/relationships" xmlns:m="http://schemas.openxmlformats.org/officeDocument/2006/math" xmlns:v="urn:schemas-microsoft-com:vml" xmlns:wp14="http://schemas.microsoft.com/office/word/2010/wordprocessingDrawing" xmlns:wp="http://schemas.openxmlformats.org/drawingml/2006/wordprocessingDrawing" xmlns:w10="urn:schemas-microsoft-com:office:word" xmlns:w="http://schemas.openxmlformats.org/wordprocessingml/2006/main" xmlns:w14="http://schemas.microsoft.com/office/word/2010/wordml" xmlns:w15="http://schemas.microsoft.com/office/word/2012/wordml" xmlns:w16cex="http://schemas.microsoft.com/office/word/2018/wordml/cex" xmlns:w16cid="http://schemas.microsoft.com/office/word/2016/wordml/cid" xmlns:w16="http://schemas.microsoft.com/office/word/2018/wordml" xmlns:w16sdtdh="http://schemas.microsoft.com/office/word/2020/wordml/sdtdatahash" xmlns:w16se="http://schemas.microsoft.com/office/word/2015/wordml/symex" xmlns:wpg="http://schemas.microsoft.com/office/word/2010/wordprocessingGroup" xmlns:wpi="http://schemas.microsoft.com/office/word/2010/wordprocessingInk" xmlns:wne="http://schemas.microsoft.com/office/word/2006/wordml" xmlns:wps="http://schemas.microsoft.com/office/word/2010/wordprocessingShape" mc:Ignorable="w14 w15 w16se w16cid w16 w16cex w16sdtdh wp14">
   <w:tbl>
     <w:tblPr>
       <w:tblW w:w="10035" w:type="dxa"/>
@@ -10323,7 +11649,7 @@
         <w:insideH w:val="single" w:sz="36" w:space="0" w:color="082A75" w:themeColor="text2"/>
         <w:insideV w:val="single" w:sz="36" w:space="0" w:color="082A75" w:themeColor="text2"/>
       </w:tblBorders>
-      <w:tblLook w:val="0000"/>
+      <w:tblLook w:val="0000" w:firstRow="0" w:lastRow="0" w:firstColumn="0" w:lastColumn="0" w:noHBand="0" w:noVBand="0"/>
     </w:tblPr>
     <w:tblGrid>
       <w:gridCol w:w="10035"/>
@@ -10365,7 +11691,7 @@
 </file>
 
 <file path=word/header2.xml><?xml version="1.0" encoding="utf-8"?>
-<w:hdr xmlns:ve="http://schemas.openxmlformats.org/markup-compatibility/2006" xmlns:o="urn:schemas-microsoft-com:office:office" xmlns:r="http://schemas.openxmlformats.org/officeDocument/2006/relationships" xmlns:m="http://schemas.openxmlformats.org/officeDocument/2006/math" xmlns:v="urn:schemas-microsoft-com:vml" xmlns:wp="http://schemas.openxmlformats.org/drawingml/2006/wordprocessingDrawing" xmlns:w10="urn:schemas-microsoft-com:office:word" xmlns:w="http://schemas.openxmlformats.org/wordprocessingml/2006/main" xmlns:wne="http://schemas.microsoft.com/office/word/2006/wordml">
+<w:hdr xmlns:wpc="http://schemas.microsoft.com/office/word/2010/wordprocessingCanvas" xmlns:cx="http://schemas.microsoft.com/office/drawing/2014/chartex" xmlns:cx1="http://schemas.microsoft.com/office/drawing/2015/9/8/chartex" xmlns:cx2="http://schemas.microsoft.com/office/drawing/2015/10/21/chartex" xmlns:cx3="http://schemas.microsoft.com/office/drawing/2016/5/9/chartex" xmlns:cx4="http://schemas.microsoft.com/office/drawing/2016/5/10/chartex" xmlns:cx5="http://schemas.microsoft.com/office/drawing/2016/5/11/chartex" xmlns:cx6="http://schemas.microsoft.com/office/drawing/2016/5/12/chartex" xmlns:cx7="http://schemas.microsoft.com/office/drawing/2016/5/13/chartex" xmlns:cx8="http://schemas.microsoft.com/office/drawing/2016/5/14/chartex" xmlns:mc="http://schemas.openxmlformats.org/markup-compatibility/2006" xmlns:aink="http://schemas.microsoft.com/office/drawing/2016/ink" xmlns:am3d="http://schemas.microsoft.com/office/drawing/2017/model3d" xmlns:o="urn:schemas-microsoft-com:office:office" xmlns:r="http://schemas.openxmlformats.org/officeDocument/2006/relationships" xmlns:m="http://schemas.openxmlformats.org/officeDocument/2006/math" xmlns:v="urn:schemas-microsoft-com:vml" xmlns:wp14="http://schemas.microsoft.com/office/word/2010/wordprocessingDrawing" xmlns:wp="http://schemas.openxmlformats.org/drawingml/2006/wordprocessingDrawing" xmlns:w10="urn:schemas-microsoft-com:office:word" xmlns:w="http://schemas.openxmlformats.org/wordprocessingml/2006/main" xmlns:w14="http://schemas.microsoft.com/office/word/2010/wordml" xmlns:w15="http://schemas.microsoft.com/office/word/2012/wordml" xmlns:w16cex="http://schemas.microsoft.com/office/word/2018/wordml/cex" xmlns:w16cid="http://schemas.microsoft.com/office/word/2016/wordml/cid" xmlns:w16="http://schemas.microsoft.com/office/word/2018/wordml" xmlns:w16sdtdh="http://schemas.microsoft.com/office/word/2020/wordml/sdtdatahash" xmlns:w16se="http://schemas.microsoft.com/office/word/2015/wordml/symex" xmlns:wpg="http://schemas.microsoft.com/office/word/2010/wordprocessingGroup" xmlns:wpi="http://schemas.microsoft.com/office/word/2010/wordprocessingInk" xmlns:wne="http://schemas.microsoft.com/office/word/2006/wordml" xmlns:wps="http://schemas.microsoft.com/office/word/2010/wordprocessingShape" mc:Ignorable="w14 w15 w16se w16cid w16 w16cex w16sdtdh wp14">
   <w:tbl>
     <w:tblPr>
       <w:tblW w:w="10035" w:type="dxa"/>
@@ -10377,7 +11703,7 @@
         <w:insideH w:val="single" w:sz="36" w:space="0" w:color="082A75" w:themeColor="text2"/>
         <w:insideV w:val="single" w:sz="36" w:space="0" w:color="082A75" w:themeColor="text2"/>
       </w:tblBorders>
-      <w:tblLook w:val="0000"/>
+      <w:tblLook w:val="0000" w:firstRow="0" w:lastRow="0" w:firstColumn="0" w:lastColumn="0" w:noHBand="0" w:noVBand="0"/>
     </w:tblPr>
     <w:tblGrid>
       <w:gridCol w:w="10035"/>
@@ -10419,8 +11745,8 @@
 </file>
 
 <file path=word/numbering.xml><?xml version="1.0" encoding="utf-8"?>
-<w:numbering xmlns:ve="http://schemas.openxmlformats.org/markup-compatibility/2006" xmlns:o="urn:schemas-microsoft-com:office:office" xmlns:r="http://schemas.openxmlformats.org/officeDocument/2006/relationships" xmlns:m="http://schemas.openxmlformats.org/officeDocument/2006/math" xmlns:v="urn:schemas-microsoft-com:vml" xmlns:wp="http://schemas.openxmlformats.org/drawingml/2006/wordprocessingDrawing" xmlns:w10="urn:schemas-microsoft-com:office:word" xmlns:w="http://schemas.openxmlformats.org/wordprocessingml/2006/main" xmlns:wne="http://schemas.microsoft.com/office/word/2006/wordml">
-  <w:abstractNum w:abstractNumId="0">
+<w:numbering xmlns:wpc="http://schemas.microsoft.com/office/word/2010/wordprocessingCanvas" xmlns:cx="http://schemas.microsoft.com/office/drawing/2014/chartex" xmlns:cx1="http://schemas.microsoft.com/office/drawing/2015/9/8/chartex" xmlns:cx2="http://schemas.microsoft.com/office/drawing/2015/10/21/chartex" xmlns:cx3="http://schemas.microsoft.com/office/drawing/2016/5/9/chartex" xmlns:cx4="http://schemas.microsoft.com/office/drawing/2016/5/10/chartex" xmlns:cx5="http://schemas.microsoft.com/office/drawing/2016/5/11/chartex" xmlns:cx6="http://schemas.microsoft.com/office/drawing/2016/5/12/chartex" xmlns:cx7="http://schemas.microsoft.com/office/drawing/2016/5/13/chartex" xmlns:cx8="http://schemas.microsoft.com/office/drawing/2016/5/14/chartex" xmlns:mc="http://schemas.openxmlformats.org/markup-compatibility/2006" xmlns:aink="http://schemas.microsoft.com/office/drawing/2016/ink" xmlns:am3d="http://schemas.microsoft.com/office/drawing/2017/model3d" xmlns:o="urn:schemas-microsoft-com:office:office" xmlns:r="http://schemas.openxmlformats.org/officeDocument/2006/relationships" xmlns:m="http://schemas.openxmlformats.org/officeDocument/2006/math" xmlns:v="urn:schemas-microsoft-com:vml" xmlns:wp14="http://schemas.microsoft.com/office/word/2010/wordprocessingDrawing" xmlns:wp="http://schemas.openxmlformats.org/drawingml/2006/wordprocessingDrawing" xmlns:w10="urn:schemas-microsoft-com:office:word" xmlns:w="http://schemas.openxmlformats.org/wordprocessingml/2006/main" xmlns:w14="http://schemas.microsoft.com/office/word/2010/wordml" xmlns:w15="http://schemas.microsoft.com/office/word/2012/wordml" xmlns:w16cex="http://schemas.microsoft.com/office/word/2018/wordml/cex" xmlns:w16cid="http://schemas.microsoft.com/office/word/2016/wordml/cid" xmlns:w16="http://schemas.microsoft.com/office/word/2018/wordml" xmlns:w16sdtdh="http://schemas.microsoft.com/office/word/2020/wordml/sdtdatahash" xmlns:w16se="http://schemas.microsoft.com/office/word/2015/wordml/symex" xmlns:wpg="http://schemas.microsoft.com/office/word/2010/wordprocessingGroup" xmlns:wpi="http://schemas.microsoft.com/office/word/2010/wordprocessingInk" xmlns:wne="http://schemas.microsoft.com/office/word/2006/wordml" xmlns:wps="http://schemas.microsoft.com/office/word/2010/wordprocessingShape" mc:Ignorable="w14 w15 w16se w16cid w16 w16cex w16sdtdh wp14">
+  <w:abstractNum w:abstractNumId="0" w15:restartNumberingAfterBreak="0">
     <w:nsid w:val="09152359"/>
     <w:multiLevelType w:val="hybridMultilevel"/>
     <w:tmpl w:val="B1467DC2"/>
@@ -10532,7 +11858,7 @@
       </w:rPr>
     </w:lvl>
   </w:abstractNum>
-  <w:abstractNum w:abstractNumId="1">
+  <w:abstractNum w:abstractNumId="1" w15:restartNumberingAfterBreak="0">
     <w:nsid w:val="0BC703ED"/>
     <w:multiLevelType w:val="hybridMultilevel"/>
     <w:tmpl w:val="BAA6FFF8"/>
@@ -10644,7 +11970,7 @@
       </w:rPr>
     </w:lvl>
   </w:abstractNum>
-  <w:abstractNum w:abstractNumId="2">
+  <w:abstractNum w:abstractNumId="2" w15:restartNumberingAfterBreak="0">
     <w:nsid w:val="0F0C7A47"/>
     <w:multiLevelType w:val="hybridMultilevel"/>
     <w:tmpl w:val="A8F08D8C"/>
@@ -10756,7 +12082,7 @@
       </w:rPr>
     </w:lvl>
   </w:abstractNum>
-  <w:abstractNum w:abstractNumId="3">
+  <w:abstractNum w:abstractNumId="3" w15:restartNumberingAfterBreak="0">
     <w:nsid w:val="0F2C2FBE"/>
     <w:multiLevelType w:val="hybridMultilevel"/>
     <w:tmpl w:val="8E2466E0"/>
@@ -10869,7 +12195,7 @@
       </w:rPr>
     </w:lvl>
   </w:abstractNum>
-  <w:abstractNum w:abstractNumId="4">
+  <w:abstractNum w:abstractNumId="4" w15:restartNumberingAfterBreak="0">
     <w:nsid w:val="14536137"/>
     <w:multiLevelType w:val="hybridMultilevel"/>
     <w:tmpl w:val="82C076EE"/>
@@ -10981,7 +12307,7 @@
       </w:rPr>
     </w:lvl>
   </w:abstractNum>
-  <w:abstractNum w:abstractNumId="5">
+  <w:abstractNum w:abstractNumId="5" w15:restartNumberingAfterBreak="0">
     <w:nsid w:val="20645EE5"/>
     <w:multiLevelType w:val="hybridMultilevel"/>
     <w:tmpl w:val="73F6465A"/>
@@ -11093,7 +12419,120 @@
       </w:rPr>
     </w:lvl>
   </w:abstractNum>
-  <w:abstractNum w:abstractNumId="6">
+  <w:abstractNum w:abstractNumId="6" w15:restartNumberingAfterBreak="0">
+    <w:nsid w:val="2EE95C39"/>
+    <w:multiLevelType w:val="hybridMultilevel"/>
+    <w:tmpl w:val="671E6184"/>
+    <w:lvl w:ilvl="0" w:tplc="240A0001">
+      <w:start w:val="1"/>
+      <w:numFmt w:val="bullet"/>
+      <w:lvlText w:val=""/>
+      <w:lvlJc w:val="left"/>
+      <w:pPr>
+        <w:ind w:left="720" w:hanging="360"/>
+      </w:pPr>
+      <w:rPr>
+        <w:rFonts w:ascii="Symbol" w:hAnsi="Symbol" w:hint="default"/>
+      </w:rPr>
+    </w:lvl>
+    <w:lvl w:ilvl="1" w:tplc="240A0003" w:tentative="1">
+      <w:start w:val="1"/>
+      <w:numFmt w:val="bullet"/>
+      <w:lvlText w:val="o"/>
+      <w:lvlJc w:val="left"/>
+      <w:pPr>
+        <w:ind w:left="1440" w:hanging="360"/>
+      </w:pPr>
+      <w:rPr>
+        <w:rFonts w:ascii="Courier New" w:hAnsi="Courier New" w:cs="Courier New" w:hint="default"/>
+      </w:rPr>
+    </w:lvl>
+    <w:lvl w:ilvl="2" w:tplc="240A0005" w:tentative="1">
+      <w:start w:val="1"/>
+      <w:numFmt w:val="bullet"/>
+      <w:lvlText w:val=""/>
+      <w:lvlJc w:val="left"/>
+      <w:pPr>
+        <w:ind w:left="2160" w:hanging="360"/>
+      </w:pPr>
+      <w:rPr>
+        <w:rFonts w:ascii="Wingdings" w:hAnsi="Wingdings" w:hint="default"/>
+      </w:rPr>
+    </w:lvl>
+    <w:lvl w:ilvl="3" w:tplc="240A0001" w:tentative="1">
+      <w:start w:val="1"/>
+      <w:numFmt w:val="bullet"/>
+      <w:lvlText w:val=""/>
+      <w:lvlJc w:val="left"/>
+      <w:pPr>
+        <w:ind w:left="2880" w:hanging="360"/>
+      </w:pPr>
+      <w:rPr>
+        <w:rFonts w:ascii="Symbol" w:hAnsi="Symbol" w:hint="default"/>
+      </w:rPr>
+    </w:lvl>
+    <w:lvl w:ilvl="4" w:tplc="240A0003" w:tentative="1">
+      <w:start w:val="1"/>
+      <w:numFmt w:val="bullet"/>
+      <w:lvlText w:val="o"/>
+      <w:lvlJc w:val="left"/>
+      <w:pPr>
+        <w:ind w:left="3600" w:hanging="360"/>
+      </w:pPr>
+      <w:rPr>
+        <w:rFonts w:ascii="Courier New" w:hAnsi="Courier New" w:cs="Courier New" w:hint="default"/>
+      </w:rPr>
+    </w:lvl>
+    <w:lvl w:ilvl="5" w:tplc="240A0005" w:tentative="1">
+      <w:start w:val="1"/>
+      <w:numFmt w:val="bullet"/>
+      <w:lvlText w:val=""/>
+      <w:lvlJc w:val="left"/>
+      <w:pPr>
+        <w:ind w:left="4320" w:hanging="360"/>
+      </w:pPr>
+      <w:rPr>
+        <w:rFonts w:ascii="Wingdings" w:hAnsi="Wingdings" w:hint="default"/>
+      </w:rPr>
+    </w:lvl>
+    <w:lvl w:ilvl="6" w:tplc="240A0001" w:tentative="1">
+      <w:start w:val="1"/>
+      <w:numFmt w:val="bullet"/>
+      <w:lvlText w:val=""/>
+      <w:lvlJc w:val="left"/>
+      <w:pPr>
+        <w:ind w:left="5040" w:hanging="360"/>
+      </w:pPr>
+      <w:rPr>
+        <w:rFonts w:ascii="Symbol" w:hAnsi="Symbol" w:hint="default"/>
+      </w:rPr>
+    </w:lvl>
+    <w:lvl w:ilvl="7" w:tplc="240A0003" w:tentative="1">
+      <w:start w:val="1"/>
+      <w:numFmt w:val="bullet"/>
+      <w:lvlText w:val="o"/>
+      <w:lvlJc w:val="left"/>
+      <w:pPr>
+        <w:ind w:left="5760" w:hanging="360"/>
+      </w:pPr>
+      <w:rPr>
+        <w:rFonts w:ascii="Courier New" w:hAnsi="Courier New" w:cs="Courier New" w:hint="default"/>
+      </w:rPr>
+    </w:lvl>
+    <w:lvl w:ilvl="8" w:tplc="240A0005" w:tentative="1">
+      <w:start w:val="1"/>
+      <w:numFmt w:val="bullet"/>
+      <w:lvlText w:val=""/>
+      <w:lvlJc w:val="left"/>
+      <w:pPr>
+        <w:ind w:left="6480" w:hanging="360"/>
+      </w:pPr>
+      <w:rPr>
+        <w:rFonts w:ascii="Wingdings" w:hAnsi="Wingdings" w:hint="default"/>
+      </w:rPr>
+    </w:lvl>
+  </w:abstractNum>
+  <w:abstractNum w:abstractNumId="7" w15:restartNumberingAfterBreak="0">
     <w:nsid w:val="30A9053F"/>
     <w:multiLevelType w:val="hybridMultilevel"/>
     <w:tmpl w:val="F21A982E"/>
@@ -11206,7 +12645,7 @@
       </w:rPr>
     </w:lvl>
   </w:abstractNum>
-  <w:abstractNum w:abstractNumId="7">
+  <w:abstractNum w:abstractNumId="8" w15:restartNumberingAfterBreak="0">
     <w:nsid w:val="34E02FE9"/>
     <w:multiLevelType w:val="hybridMultilevel"/>
     <w:tmpl w:val="9042D038"/>
@@ -11319,7 +12758,7 @@
       </w:rPr>
     </w:lvl>
   </w:abstractNum>
-  <w:abstractNum w:abstractNumId="8">
+  <w:abstractNum w:abstractNumId="9" w15:restartNumberingAfterBreak="0">
     <w:nsid w:val="34F278CF"/>
     <w:multiLevelType w:val="hybridMultilevel"/>
     <w:tmpl w:val="EC703D9C"/>
@@ -11432,7 +12871,7 @@
       </w:rPr>
     </w:lvl>
   </w:abstractNum>
-  <w:abstractNum w:abstractNumId="9">
+  <w:abstractNum w:abstractNumId="10" w15:restartNumberingAfterBreak="0">
     <w:nsid w:val="36482B59"/>
     <w:multiLevelType w:val="hybridMultilevel"/>
     <w:tmpl w:val="4B5437EC"/>
@@ -11545,7 +12984,7 @@
       </w:rPr>
     </w:lvl>
   </w:abstractNum>
-  <w:abstractNum w:abstractNumId="10">
+  <w:abstractNum w:abstractNumId="11" w15:restartNumberingAfterBreak="0">
     <w:nsid w:val="36755394"/>
     <w:multiLevelType w:val="hybridMultilevel"/>
     <w:tmpl w:val="726C3B14"/>
@@ -11658,10 +13097,10 @@
       </w:rPr>
     </w:lvl>
   </w:abstractNum>
-  <w:abstractNum w:abstractNumId="11">
+  <w:abstractNum w:abstractNumId="12" w15:restartNumberingAfterBreak="0">
     <w:nsid w:val="39577FDF"/>
     <w:multiLevelType w:val="hybridMultilevel"/>
-    <w:tmpl w:val="D638AD24"/>
+    <w:tmpl w:val="7592C7E0"/>
     <w:lvl w:ilvl="0" w:tplc="240A0001">
       <w:start w:val="1"/>
       <w:numFmt w:val="bullet"/>
@@ -11771,7 +13210,7 @@
       </w:rPr>
     </w:lvl>
   </w:abstractNum>
-  <w:abstractNum w:abstractNumId="12">
+  <w:abstractNum w:abstractNumId="13" w15:restartNumberingAfterBreak="0">
     <w:nsid w:val="42212BEF"/>
     <w:multiLevelType w:val="hybridMultilevel"/>
     <w:tmpl w:val="613A8526"/>
@@ -11884,7 +13323,7 @@
       </w:rPr>
     </w:lvl>
   </w:abstractNum>
-  <w:abstractNum w:abstractNumId="13">
+  <w:abstractNum w:abstractNumId="14" w15:restartNumberingAfterBreak="0">
     <w:nsid w:val="46520865"/>
     <w:multiLevelType w:val="hybridMultilevel"/>
     <w:tmpl w:val="67301346"/>
@@ -11997,7 +13436,7 @@
       </w:rPr>
     </w:lvl>
   </w:abstractNum>
-  <w:abstractNum w:abstractNumId="14">
+  <w:abstractNum w:abstractNumId="15" w15:restartNumberingAfterBreak="0">
     <w:nsid w:val="479035C8"/>
     <w:multiLevelType w:val="hybridMultilevel"/>
     <w:tmpl w:val="09185B3E"/>
@@ -12109,7 +13548,7 @@
       </w:rPr>
     </w:lvl>
   </w:abstractNum>
-  <w:abstractNum w:abstractNumId="15">
+  <w:abstractNum w:abstractNumId="16" w15:restartNumberingAfterBreak="0">
     <w:nsid w:val="4831487B"/>
     <w:multiLevelType w:val="hybridMultilevel"/>
     <w:tmpl w:val="AB2A0212"/>
@@ -12222,7 +13661,7 @@
       </w:rPr>
     </w:lvl>
   </w:abstractNum>
-  <w:abstractNum w:abstractNumId="16">
+  <w:abstractNum w:abstractNumId="17" w15:restartNumberingAfterBreak="0">
     <w:nsid w:val="49034592"/>
     <w:multiLevelType w:val="hybridMultilevel"/>
     <w:tmpl w:val="6BF85FAC"/>
@@ -12335,7 +13774,7 @@
       </w:rPr>
     </w:lvl>
   </w:abstractNum>
-  <w:abstractNum w:abstractNumId="17">
+  <w:abstractNum w:abstractNumId="18" w15:restartNumberingAfterBreak="0">
     <w:nsid w:val="49C41A83"/>
     <w:multiLevelType w:val="hybridMultilevel"/>
     <w:tmpl w:val="911E8E38"/>
@@ -12448,7 +13887,7 @@
       </w:rPr>
     </w:lvl>
   </w:abstractNum>
-  <w:abstractNum w:abstractNumId="18">
+  <w:abstractNum w:abstractNumId="19" w15:restartNumberingAfterBreak="0">
     <w:nsid w:val="4D6C00C1"/>
     <w:multiLevelType w:val="multilevel"/>
     <w:tmpl w:val="224E4C08"/>
@@ -12597,7 +14036,7 @@
       </w:rPr>
     </w:lvl>
   </w:abstractNum>
-  <w:abstractNum w:abstractNumId="19">
+  <w:abstractNum w:abstractNumId="20" w15:restartNumberingAfterBreak="0">
     <w:nsid w:val="507F5E30"/>
     <w:multiLevelType w:val="hybridMultilevel"/>
     <w:tmpl w:val="4EA8DDE2"/>
@@ -12710,7 +14149,7 @@
       </w:rPr>
     </w:lvl>
   </w:abstractNum>
-  <w:abstractNum w:abstractNumId="20">
+  <w:abstractNum w:abstractNumId="21" w15:restartNumberingAfterBreak="0">
     <w:nsid w:val="51237879"/>
     <w:multiLevelType w:val="hybridMultilevel"/>
     <w:tmpl w:val="3B00F736"/>
@@ -12823,7 +14262,7 @@
       </w:rPr>
     </w:lvl>
   </w:abstractNum>
-  <w:abstractNum w:abstractNumId="21">
+  <w:abstractNum w:abstractNumId="22" w15:restartNumberingAfterBreak="0">
     <w:nsid w:val="514A477D"/>
     <w:multiLevelType w:val="multilevel"/>
     <w:tmpl w:val="6F50A922"/>
@@ -12940,7 +14379,7 @@
       </w:pPr>
     </w:lvl>
   </w:abstractNum>
-  <w:abstractNum w:abstractNumId="22">
+  <w:abstractNum w:abstractNumId="23" w15:restartNumberingAfterBreak="0">
     <w:nsid w:val="54B315DE"/>
     <w:multiLevelType w:val="hybridMultilevel"/>
     <w:tmpl w:val="490A5BE2"/>
@@ -13053,7 +14492,7 @@
       </w:rPr>
     </w:lvl>
   </w:abstractNum>
-  <w:abstractNum w:abstractNumId="23">
+  <w:abstractNum w:abstractNumId="24" w15:restartNumberingAfterBreak="0">
     <w:nsid w:val="5B3668F3"/>
     <w:multiLevelType w:val="multilevel"/>
     <w:tmpl w:val="1EEA5C90"/>
@@ -13202,7 +14641,7 @@
       </w:rPr>
     </w:lvl>
   </w:abstractNum>
-  <w:abstractNum w:abstractNumId="24">
+  <w:abstractNum w:abstractNumId="25" w15:restartNumberingAfterBreak="0">
     <w:nsid w:val="5E13566F"/>
     <w:multiLevelType w:val="hybridMultilevel"/>
     <w:tmpl w:val="390620CC"/>
@@ -13314,7 +14753,7 @@
       </w:rPr>
     </w:lvl>
   </w:abstractNum>
-  <w:abstractNum w:abstractNumId="25">
+  <w:abstractNum w:abstractNumId="26" w15:restartNumberingAfterBreak="0">
     <w:nsid w:val="5E790CCD"/>
     <w:multiLevelType w:val="hybridMultilevel"/>
     <w:tmpl w:val="AAC02FD8"/>
@@ -13427,7 +14866,7 @@
       </w:rPr>
     </w:lvl>
   </w:abstractNum>
-  <w:abstractNum w:abstractNumId="26">
+  <w:abstractNum w:abstractNumId="27" w15:restartNumberingAfterBreak="0">
     <w:nsid w:val="5E953526"/>
     <w:multiLevelType w:val="hybridMultilevel"/>
     <w:tmpl w:val="0994C07E"/>
@@ -13539,7 +14978,7 @@
       </w:rPr>
     </w:lvl>
   </w:abstractNum>
-  <w:abstractNum w:abstractNumId="27">
+  <w:abstractNum w:abstractNumId="28" w15:restartNumberingAfterBreak="0">
     <w:nsid w:val="5EDB2FC0"/>
     <w:multiLevelType w:val="hybridMultilevel"/>
     <w:tmpl w:val="44527ED6"/>
@@ -13652,7 +15091,156 @@
       </w:rPr>
     </w:lvl>
   </w:abstractNum>
-  <w:abstractNum w:abstractNumId="28">
+  <w:abstractNum w:abstractNumId="29" w15:restartNumberingAfterBreak="0">
+    <w:nsid w:val="60783071"/>
+    <w:multiLevelType w:val="multilevel"/>
+    <w:tmpl w:val="1C706E60"/>
+    <w:lvl w:ilvl="0">
+      <w:start w:val="1"/>
+      <w:numFmt w:val="bullet"/>
+      <w:lvlText w:val=""/>
+      <w:lvlJc w:val="left"/>
+      <w:pPr>
+        <w:tabs>
+          <w:tab w:val="num" w:pos="720"/>
+        </w:tabs>
+        <w:ind w:left="720" w:hanging="360"/>
+      </w:pPr>
+      <w:rPr>
+        <w:rFonts w:ascii="Symbol" w:hAnsi="Symbol" w:hint="default"/>
+        <w:sz w:val="20"/>
+      </w:rPr>
+    </w:lvl>
+    <w:lvl w:ilvl="1" w:tentative="1">
+      <w:start w:val="1"/>
+      <w:numFmt w:val="bullet"/>
+      <w:lvlText w:val="o"/>
+      <w:lvlJc w:val="left"/>
+      <w:pPr>
+        <w:tabs>
+          <w:tab w:val="num" w:pos="1440"/>
+        </w:tabs>
+        <w:ind w:left="1440" w:hanging="360"/>
+      </w:pPr>
+      <w:rPr>
+        <w:rFonts w:ascii="Courier New" w:hAnsi="Courier New" w:hint="default"/>
+        <w:sz w:val="20"/>
+      </w:rPr>
+    </w:lvl>
+    <w:lvl w:ilvl="2" w:tentative="1">
+      <w:start w:val="1"/>
+      <w:numFmt w:val="bullet"/>
+      <w:lvlText w:val=""/>
+      <w:lvlJc w:val="left"/>
+      <w:pPr>
+        <w:tabs>
+          <w:tab w:val="num" w:pos="2160"/>
+        </w:tabs>
+        <w:ind w:left="2160" w:hanging="360"/>
+      </w:pPr>
+      <w:rPr>
+        <w:rFonts w:ascii="Wingdings" w:hAnsi="Wingdings" w:hint="default"/>
+        <w:sz w:val="20"/>
+      </w:rPr>
+    </w:lvl>
+    <w:lvl w:ilvl="3" w:tentative="1">
+      <w:start w:val="1"/>
+      <w:numFmt w:val="bullet"/>
+      <w:lvlText w:val=""/>
+      <w:lvlJc w:val="left"/>
+      <w:pPr>
+        <w:tabs>
+          <w:tab w:val="num" w:pos="2880"/>
+        </w:tabs>
+        <w:ind w:left="2880" w:hanging="360"/>
+      </w:pPr>
+      <w:rPr>
+        <w:rFonts w:ascii="Wingdings" w:hAnsi="Wingdings" w:hint="default"/>
+        <w:sz w:val="20"/>
+      </w:rPr>
+    </w:lvl>
+    <w:lvl w:ilvl="4" w:tentative="1">
+      <w:start w:val="1"/>
+      <w:numFmt w:val="bullet"/>
+      <w:lvlText w:val=""/>
+      <w:lvlJc w:val="left"/>
+      <w:pPr>
+        <w:tabs>
+          <w:tab w:val="num" w:pos="3600"/>
+        </w:tabs>
+        <w:ind w:left="3600" w:hanging="360"/>
+      </w:pPr>
+      <w:rPr>
+        <w:rFonts w:ascii="Wingdings" w:hAnsi="Wingdings" w:hint="default"/>
+        <w:sz w:val="20"/>
+      </w:rPr>
+    </w:lvl>
+    <w:lvl w:ilvl="5" w:tentative="1">
+      <w:start w:val="1"/>
+      <w:numFmt w:val="bullet"/>
+      <w:lvlText w:val=""/>
+      <w:lvlJc w:val="left"/>
+      <w:pPr>
+        <w:tabs>
+          <w:tab w:val="num" w:pos="4320"/>
+        </w:tabs>
+        <w:ind w:left="4320" w:hanging="360"/>
+      </w:pPr>
+      <w:rPr>
+        <w:rFonts w:ascii="Wingdings" w:hAnsi="Wingdings" w:hint="default"/>
+        <w:sz w:val="20"/>
+      </w:rPr>
+    </w:lvl>
+    <w:lvl w:ilvl="6" w:tentative="1">
+      <w:start w:val="1"/>
+      <w:numFmt w:val="bullet"/>
+      <w:lvlText w:val=""/>
+      <w:lvlJc w:val="left"/>
+      <w:pPr>
+        <w:tabs>
+          <w:tab w:val="num" w:pos="5040"/>
+        </w:tabs>
+        <w:ind w:left="5040" w:hanging="360"/>
+      </w:pPr>
+      <w:rPr>
+        <w:rFonts w:ascii="Wingdings" w:hAnsi="Wingdings" w:hint="default"/>
+        <w:sz w:val="20"/>
+      </w:rPr>
+    </w:lvl>
+    <w:lvl w:ilvl="7" w:tentative="1">
+      <w:start w:val="1"/>
+      <w:numFmt w:val="bullet"/>
+      <w:lvlText w:val=""/>
+      <w:lvlJc w:val="left"/>
+      <w:pPr>
+        <w:tabs>
+          <w:tab w:val="num" w:pos="5760"/>
+        </w:tabs>
+        <w:ind w:left="5760" w:hanging="360"/>
+      </w:pPr>
+      <w:rPr>
+        <w:rFonts w:ascii="Wingdings" w:hAnsi="Wingdings" w:hint="default"/>
+        <w:sz w:val="20"/>
+      </w:rPr>
+    </w:lvl>
+    <w:lvl w:ilvl="8" w:tentative="1">
+      <w:start w:val="1"/>
+      <w:numFmt w:val="bullet"/>
+      <w:lvlText w:val=""/>
+      <w:lvlJc w:val="left"/>
+      <w:pPr>
+        <w:tabs>
+          <w:tab w:val="num" w:pos="6480"/>
+        </w:tabs>
+        <w:ind w:left="6480" w:hanging="360"/>
+      </w:pPr>
+      <w:rPr>
+        <w:rFonts w:ascii="Wingdings" w:hAnsi="Wingdings" w:hint="default"/>
+        <w:sz w:val="20"/>
+      </w:rPr>
+    </w:lvl>
+  </w:abstractNum>
+  <w:abstractNum w:abstractNumId="30" w15:restartNumberingAfterBreak="0">
     <w:nsid w:val="655C4B5E"/>
     <w:multiLevelType w:val="hybridMultilevel"/>
     <w:tmpl w:val="4C109874"/>
@@ -13765,7 +15353,7 @@
       </w:rPr>
     </w:lvl>
   </w:abstractNum>
-  <w:abstractNum w:abstractNumId="29">
+  <w:abstractNum w:abstractNumId="31" w15:restartNumberingAfterBreak="0">
     <w:nsid w:val="660475A0"/>
     <w:multiLevelType w:val="hybridMultilevel"/>
     <w:tmpl w:val="84D8E084"/>
@@ -13878,7 +15466,7 @@
       </w:rPr>
     </w:lvl>
   </w:abstractNum>
-  <w:abstractNum w:abstractNumId="30">
+  <w:abstractNum w:abstractNumId="32" w15:restartNumberingAfterBreak="0">
     <w:nsid w:val="66995AC7"/>
     <w:multiLevelType w:val="hybridMultilevel"/>
     <w:tmpl w:val="9AE60CFE"/>
@@ -13991,7 +15579,156 @@
       </w:rPr>
     </w:lvl>
   </w:abstractNum>
-  <w:abstractNum w:abstractNumId="31">
+  <w:abstractNum w:abstractNumId="33" w15:restartNumberingAfterBreak="0">
+    <w:nsid w:val="67C41815"/>
+    <w:multiLevelType w:val="multilevel"/>
+    <w:tmpl w:val="2EDC36BE"/>
+    <w:lvl w:ilvl="0">
+      <w:start w:val="1"/>
+      <w:numFmt w:val="bullet"/>
+      <w:lvlText w:val=""/>
+      <w:lvlJc w:val="left"/>
+      <w:pPr>
+        <w:tabs>
+          <w:tab w:val="num" w:pos="720"/>
+        </w:tabs>
+        <w:ind w:left="720" w:hanging="360"/>
+      </w:pPr>
+      <w:rPr>
+        <w:rFonts w:ascii="Symbol" w:hAnsi="Symbol" w:hint="default"/>
+        <w:sz w:val="20"/>
+      </w:rPr>
+    </w:lvl>
+    <w:lvl w:ilvl="1" w:tentative="1">
+      <w:start w:val="1"/>
+      <w:numFmt w:val="bullet"/>
+      <w:lvlText w:val="o"/>
+      <w:lvlJc w:val="left"/>
+      <w:pPr>
+        <w:tabs>
+          <w:tab w:val="num" w:pos="1440"/>
+        </w:tabs>
+        <w:ind w:left="1440" w:hanging="360"/>
+      </w:pPr>
+      <w:rPr>
+        <w:rFonts w:ascii="Courier New" w:hAnsi="Courier New" w:hint="default"/>
+        <w:sz w:val="20"/>
+      </w:rPr>
+    </w:lvl>
+    <w:lvl w:ilvl="2" w:tentative="1">
+      <w:start w:val="1"/>
+      <w:numFmt w:val="bullet"/>
+      <w:lvlText w:val=""/>
+      <w:lvlJc w:val="left"/>
+      <w:pPr>
+        <w:tabs>
+          <w:tab w:val="num" w:pos="2160"/>
+        </w:tabs>
+        <w:ind w:left="2160" w:hanging="360"/>
+      </w:pPr>
+      <w:rPr>
+        <w:rFonts w:ascii="Wingdings" w:hAnsi="Wingdings" w:hint="default"/>
+        <w:sz w:val="20"/>
+      </w:rPr>
+    </w:lvl>
+    <w:lvl w:ilvl="3" w:tentative="1">
+      <w:start w:val="1"/>
+      <w:numFmt w:val="bullet"/>
+      <w:lvlText w:val=""/>
+      <w:lvlJc w:val="left"/>
+      <w:pPr>
+        <w:tabs>
+          <w:tab w:val="num" w:pos="2880"/>
+        </w:tabs>
+        <w:ind w:left="2880" w:hanging="360"/>
+      </w:pPr>
+      <w:rPr>
+        <w:rFonts w:ascii="Wingdings" w:hAnsi="Wingdings" w:hint="default"/>
+        <w:sz w:val="20"/>
+      </w:rPr>
+    </w:lvl>
+    <w:lvl w:ilvl="4" w:tentative="1">
+      <w:start w:val="1"/>
+      <w:numFmt w:val="bullet"/>
+      <w:lvlText w:val=""/>
+      <w:lvlJc w:val="left"/>
+      <w:pPr>
+        <w:tabs>
+          <w:tab w:val="num" w:pos="3600"/>
+        </w:tabs>
+        <w:ind w:left="3600" w:hanging="360"/>
+      </w:pPr>
+      <w:rPr>
+        <w:rFonts w:ascii="Wingdings" w:hAnsi="Wingdings" w:hint="default"/>
+        <w:sz w:val="20"/>
+      </w:rPr>
+    </w:lvl>
+    <w:lvl w:ilvl="5" w:tentative="1">
+      <w:start w:val="1"/>
+      <w:numFmt w:val="bullet"/>
+      <w:lvlText w:val=""/>
+      <w:lvlJc w:val="left"/>
+      <w:pPr>
+        <w:tabs>
+          <w:tab w:val="num" w:pos="4320"/>
+        </w:tabs>
+        <w:ind w:left="4320" w:hanging="360"/>
+      </w:pPr>
+      <w:rPr>
+        <w:rFonts w:ascii="Wingdings" w:hAnsi="Wingdings" w:hint="default"/>
+        <w:sz w:val="20"/>
+      </w:rPr>
+    </w:lvl>
+    <w:lvl w:ilvl="6" w:tentative="1">
+      <w:start w:val="1"/>
+      <w:numFmt w:val="bullet"/>
+      <w:lvlText w:val=""/>
+      <w:lvlJc w:val="left"/>
+      <w:pPr>
+        <w:tabs>
+          <w:tab w:val="num" w:pos="5040"/>
+        </w:tabs>
+        <w:ind w:left="5040" w:hanging="360"/>
+      </w:pPr>
+      <w:rPr>
+        <w:rFonts w:ascii="Wingdings" w:hAnsi="Wingdings" w:hint="default"/>
+        <w:sz w:val="20"/>
+      </w:rPr>
+    </w:lvl>
+    <w:lvl w:ilvl="7" w:tentative="1">
+      <w:start w:val="1"/>
+      <w:numFmt w:val="bullet"/>
+      <w:lvlText w:val=""/>
+      <w:lvlJc w:val="left"/>
+      <w:pPr>
+        <w:tabs>
+          <w:tab w:val="num" w:pos="5760"/>
+        </w:tabs>
+        <w:ind w:left="5760" w:hanging="360"/>
+      </w:pPr>
+      <w:rPr>
+        <w:rFonts w:ascii="Wingdings" w:hAnsi="Wingdings" w:hint="default"/>
+        <w:sz w:val="20"/>
+      </w:rPr>
+    </w:lvl>
+    <w:lvl w:ilvl="8" w:tentative="1">
+      <w:start w:val="1"/>
+      <w:numFmt w:val="bullet"/>
+      <w:lvlText w:val=""/>
+      <w:lvlJc w:val="left"/>
+      <w:pPr>
+        <w:tabs>
+          <w:tab w:val="num" w:pos="6480"/>
+        </w:tabs>
+        <w:ind w:left="6480" w:hanging="360"/>
+      </w:pPr>
+      <w:rPr>
+        <w:rFonts w:ascii="Wingdings" w:hAnsi="Wingdings" w:hint="default"/>
+        <w:sz w:val="20"/>
+      </w:rPr>
+    </w:lvl>
+  </w:abstractNum>
+  <w:abstractNum w:abstractNumId="34" w15:restartNumberingAfterBreak="0">
     <w:nsid w:val="6C9020D6"/>
     <w:multiLevelType w:val="hybridMultilevel"/>
     <w:tmpl w:val="BCB62236"/>
@@ -14103,7 +15840,7 @@
       </w:rPr>
     </w:lvl>
   </w:abstractNum>
-  <w:abstractNum w:abstractNumId="32">
+  <w:abstractNum w:abstractNumId="35" w15:restartNumberingAfterBreak="0">
     <w:nsid w:val="72310116"/>
     <w:multiLevelType w:val="hybridMultilevel"/>
     <w:tmpl w:val="A664D4B8"/>
@@ -14216,77 +15953,190 @@
       </w:rPr>
     </w:lvl>
   </w:abstractNum>
+  <w:abstractNum w:abstractNumId="36" w15:restartNumberingAfterBreak="0">
+    <w:nsid w:val="79D23CB0"/>
+    <w:multiLevelType w:val="hybridMultilevel"/>
+    <w:tmpl w:val="E424EACE"/>
+    <w:lvl w:ilvl="0" w:tplc="240A0001">
+      <w:start w:val="1"/>
+      <w:numFmt w:val="bullet"/>
+      <w:lvlText w:val=""/>
+      <w:lvlJc w:val="left"/>
+      <w:pPr>
+        <w:ind w:left="720" w:hanging="360"/>
+      </w:pPr>
+      <w:rPr>
+        <w:rFonts w:ascii="Symbol" w:hAnsi="Symbol" w:hint="default"/>
+      </w:rPr>
+    </w:lvl>
+    <w:lvl w:ilvl="1" w:tplc="240A0003" w:tentative="1">
+      <w:start w:val="1"/>
+      <w:numFmt w:val="bullet"/>
+      <w:lvlText w:val="o"/>
+      <w:lvlJc w:val="left"/>
+      <w:pPr>
+        <w:ind w:left="1440" w:hanging="360"/>
+      </w:pPr>
+      <w:rPr>
+        <w:rFonts w:ascii="Courier New" w:hAnsi="Courier New" w:cs="Courier New" w:hint="default"/>
+      </w:rPr>
+    </w:lvl>
+    <w:lvl w:ilvl="2" w:tplc="240A0005" w:tentative="1">
+      <w:start w:val="1"/>
+      <w:numFmt w:val="bullet"/>
+      <w:lvlText w:val=""/>
+      <w:lvlJc w:val="left"/>
+      <w:pPr>
+        <w:ind w:left="2160" w:hanging="360"/>
+      </w:pPr>
+      <w:rPr>
+        <w:rFonts w:ascii="Wingdings" w:hAnsi="Wingdings" w:hint="default"/>
+      </w:rPr>
+    </w:lvl>
+    <w:lvl w:ilvl="3" w:tplc="240A0001" w:tentative="1">
+      <w:start w:val="1"/>
+      <w:numFmt w:val="bullet"/>
+      <w:lvlText w:val=""/>
+      <w:lvlJc w:val="left"/>
+      <w:pPr>
+        <w:ind w:left="2880" w:hanging="360"/>
+      </w:pPr>
+      <w:rPr>
+        <w:rFonts w:ascii="Symbol" w:hAnsi="Symbol" w:hint="default"/>
+      </w:rPr>
+    </w:lvl>
+    <w:lvl w:ilvl="4" w:tplc="240A0003" w:tentative="1">
+      <w:start w:val="1"/>
+      <w:numFmt w:val="bullet"/>
+      <w:lvlText w:val="o"/>
+      <w:lvlJc w:val="left"/>
+      <w:pPr>
+        <w:ind w:left="3600" w:hanging="360"/>
+      </w:pPr>
+      <w:rPr>
+        <w:rFonts w:ascii="Courier New" w:hAnsi="Courier New" w:cs="Courier New" w:hint="default"/>
+      </w:rPr>
+    </w:lvl>
+    <w:lvl w:ilvl="5" w:tplc="240A0005" w:tentative="1">
+      <w:start w:val="1"/>
+      <w:numFmt w:val="bullet"/>
+      <w:lvlText w:val=""/>
+      <w:lvlJc w:val="left"/>
+      <w:pPr>
+        <w:ind w:left="4320" w:hanging="360"/>
+      </w:pPr>
+      <w:rPr>
+        <w:rFonts w:ascii="Wingdings" w:hAnsi="Wingdings" w:hint="default"/>
+      </w:rPr>
+    </w:lvl>
+    <w:lvl w:ilvl="6" w:tplc="240A0001" w:tentative="1">
+      <w:start w:val="1"/>
+      <w:numFmt w:val="bullet"/>
+      <w:lvlText w:val=""/>
+      <w:lvlJc w:val="left"/>
+      <w:pPr>
+        <w:ind w:left="5040" w:hanging="360"/>
+      </w:pPr>
+      <w:rPr>
+        <w:rFonts w:ascii="Symbol" w:hAnsi="Symbol" w:hint="default"/>
+      </w:rPr>
+    </w:lvl>
+    <w:lvl w:ilvl="7" w:tplc="240A0003" w:tentative="1">
+      <w:start w:val="1"/>
+      <w:numFmt w:val="bullet"/>
+      <w:lvlText w:val="o"/>
+      <w:lvlJc w:val="left"/>
+      <w:pPr>
+        <w:ind w:left="5760" w:hanging="360"/>
+      </w:pPr>
+      <w:rPr>
+        <w:rFonts w:ascii="Courier New" w:hAnsi="Courier New" w:cs="Courier New" w:hint="default"/>
+      </w:rPr>
+    </w:lvl>
+    <w:lvl w:ilvl="8" w:tplc="240A0005" w:tentative="1">
+      <w:start w:val="1"/>
+      <w:numFmt w:val="bullet"/>
+      <w:lvlText w:val=""/>
+      <w:lvlJc w:val="left"/>
+      <w:pPr>
+        <w:ind w:left="6480" w:hanging="360"/>
+      </w:pPr>
+      <w:rPr>
+        <w:rFonts w:ascii="Wingdings" w:hAnsi="Wingdings" w:hint="default"/>
+      </w:rPr>
+    </w:lvl>
+  </w:abstractNum>
   <w:num w:numId="1">
+    <w:abstractNumId w:val="21"/>
+  </w:num>
+  <w:num w:numId="2">
+    <w:abstractNumId w:val="13"/>
+  </w:num>
+  <w:num w:numId="3">
     <w:abstractNumId w:val="20"/>
   </w:num>
-  <w:num w:numId="2">
+  <w:num w:numId="4">
+    <w:abstractNumId w:val="9"/>
+  </w:num>
+  <w:num w:numId="5">
+    <w:abstractNumId w:val="11"/>
+  </w:num>
+  <w:num w:numId="6">
+    <w:abstractNumId w:val="18"/>
+  </w:num>
+  <w:num w:numId="7">
+    <w:abstractNumId w:val="23"/>
+  </w:num>
+  <w:num w:numId="8">
+    <w:abstractNumId w:val="16"/>
+  </w:num>
+  <w:num w:numId="9">
+    <w:abstractNumId w:val="10"/>
+  </w:num>
+  <w:num w:numId="10">
+    <w:abstractNumId w:val="32"/>
+  </w:num>
+  <w:num w:numId="11">
+    <w:abstractNumId w:val="35"/>
+  </w:num>
+  <w:num w:numId="12">
+    <w:abstractNumId w:val="17"/>
+  </w:num>
+  <w:num w:numId="13">
+    <w:abstractNumId w:val="14"/>
+  </w:num>
+  <w:num w:numId="14">
+    <w:abstractNumId w:val="8"/>
+  </w:num>
+  <w:num w:numId="15">
+    <w:abstractNumId w:val="28"/>
+  </w:num>
+  <w:num w:numId="16">
     <w:abstractNumId w:val="12"/>
   </w:num>
-  <w:num w:numId="3">
-    <w:abstractNumId w:val="19"/>
-  </w:num>
-  <w:num w:numId="4">
-    <w:abstractNumId w:val="8"/>
-  </w:num>
-  <w:num w:numId="5">
-    <w:abstractNumId w:val="10"/>
-  </w:num>
-  <w:num w:numId="6">
-    <w:abstractNumId w:val="17"/>
-  </w:num>
-  <w:num w:numId="7">
-    <w:abstractNumId w:val="22"/>
-  </w:num>
-  <w:num w:numId="8">
+  <w:num w:numId="17">
     <w:abstractNumId w:val="15"/>
-  </w:num>
-  <w:num w:numId="9">
-    <w:abstractNumId w:val="9"/>
-  </w:num>
-  <w:num w:numId="10">
-    <w:abstractNumId w:val="30"/>
-  </w:num>
-  <w:num w:numId="11">
-    <w:abstractNumId w:val="32"/>
-  </w:num>
-  <w:num w:numId="12">
-    <w:abstractNumId w:val="16"/>
-  </w:num>
-  <w:num w:numId="13">
-    <w:abstractNumId w:val="13"/>
-  </w:num>
-  <w:num w:numId="14">
-    <w:abstractNumId w:val="7"/>
-  </w:num>
-  <w:num w:numId="15">
-    <w:abstractNumId w:val="27"/>
-  </w:num>
-  <w:num w:numId="16">
-    <w:abstractNumId w:val="11"/>
-  </w:num>
-  <w:num w:numId="17">
-    <w:abstractNumId w:val="14"/>
   </w:num>
   <w:num w:numId="18">
     <w:abstractNumId w:val="1"/>
   </w:num>
   <w:num w:numId="19">
-    <w:abstractNumId w:val="29"/>
+    <w:abstractNumId w:val="31"/>
   </w:num>
   <w:num w:numId="20">
-    <w:abstractNumId w:val="28"/>
+    <w:abstractNumId w:val="30"/>
   </w:num>
   <w:num w:numId="21">
-    <w:abstractNumId w:val="6"/>
+    <w:abstractNumId w:val="7"/>
   </w:num>
   <w:num w:numId="22">
     <w:abstractNumId w:val="3"/>
   </w:num>
   <w:num w:numId="23">
-    <w:abstractNumId w:val="26"/>
+    <w:abstractNumId w:val="27"/>
   </w:num>
   <w:num w:numId="24">
-    <w:abstractNumId w:val="25"/>
+    <w:abstractNumId w:val="26"/>
   </w:num>
   <w:num w:numId="25">
     <w:abstractNumId w:val="2"/>
@@ -14298,28 +16148,40 @@
     <w:abstractNumId w:val="0"/>
   </w:num>
   <w:num w:numId="28">
-    <w:abstractNumId w:val="31"/>
+    <w:abstractNumId w:val="34"/>
   </w:num>
   <w:num w:numId="29">
-    <w:abstractNumId w:val="18"/>
+    <w:abstractNumId w:val="19"/>
   </w:num>
   <w:num w:numId="30">
-    <w:abstractNumId w:val="21"/>
+    <w:abstractNumId w:val="22"/>
   </w:num>
   <w:num w:numId="31">
-    <w:abstractNumId w:val="23"/>
+    <w:abstractNumId w:val="24"/>
   </w:num>
   <w:num w:numId="32">
     <w:abstractNumId w:val="4"/>
   </w:num>
   <w:num w:numId="33">
-    <w:abstractNumId w:val="24"/>
+    <w:abstractNumId w:val="25"/>
+  </w:num>
+  <w:num w:numId="34">
+    <w:abstractNumId w:val="29"/>
+  </w:num>
+  <w:num w:numId="35">
+    <w:abstractNumId w:val="33"/>
+  </w:num>
+  <w:num w:numId="36">
+    <w:abstractNumId w:val="36"/>
+  </w:num>
+  <w:num w:numId="37">
+    <w:abstractNumId w:val="6"/>
   </w:num>
 </w:numbering>
 </file>
 
 <file path=word/styles.xml><?xml version="1.0" encoding="utf-8"?>
-<w:styles xmlns:r="http://schemas.openxmlformats.org/officeDocument/2006/relationships" xmlns:w="http://schemas.openxmlformats.org/wordprocessingml/2006/main">
+<w:styles xmlns:mc="http://schemas.openxmlformats.org/markup-compatibility/2006" xmlns:r="http://schemas.openxmlformats.org/officeDocument/2006/relationships" xmlns:w="http://schemas.openxmlformats.org/wordprocessingml/2006/main" xmlns:w14="http://schemas.microsoft.com/office/word/2010/wordml" xmlns:w15="http://schemas.microsoft.com/office/word/2012/wordml" xmlns:w16cex="http://schemas.microsoft.com/office/word/2018/wordml/cex" xmlns:w16cid="http://schemas.microsoft.com/office/word/2016/wordml/cid" xmlns:w16="http://schemas.microsoft.com/office/word/2018/wordml" xmlns:w16sdtdh="http://schemas.microsoft.com/office/word/2020/wordml/sdtdatahash" xmlns:w16se="http://schemas.microsoft.com/office/word/2015/wordml/symex" mc:Ignorable="w14 w15 w16se w16cid w16 w16cex w16sdtdh">
   <w:docDefaults>
     <w:rPrDefault>
       <w:rPr>
@@ -14335,132 +16197,383 @@
       </w:pPr>
     </w:pPrDefault>
   </w:docDefaults>
-  <w:latentStyles w:defLockedState="0" w:defUIPriority="99" w:defSemiHidden="1" w:defUnhideWhenUsed="1" w:defQFormat="0" w:count="267">
-    <w:lsdException w:name="Normal" w:semiHidden="0" w:uiPriority="0" w:unhideWhenUsed="0" w:qFormat="1"/>
-    <w:lsdException w:name="heading 1" w:semiHidden="0" w:uiPriority="7" w:unhideWhenUsed="0" w:qFormat="1"/>
-    <w:lsdException w:name="heading 2" w:semiHidden="0" w:uiPriority="4" w:unhideWhenUsed="0" w:qFormat="1"/>
-    <w:lsdException w:name="heading 3" w:uiPriority="5" w:qFormat="1"/>
-    <w:lsdException w:name="heading 4" w:uiPriority="1" w:qFormat="1"/>
-    <w:lsdException w:name="heading 5" w:uiPriority="1" w:qFormat="1"/>
-    <w:lsdException w:name="heading 6" w:uiPriority="1" w:qFormat="1"/>
-    <w:lsdException w:name="heading 7" w:uiPriority="1" w:qFormat="1"/>
-    <w:lsdException w:name="heading 8" w:uiPriority="1" w:qFormat="1"/>
-    <w:lsdException w:name="heading 9" w:uiPriority="1" w:qFormat="1"/>
-    <w:lsdException w:name="Title" w:semiHidden="0" w:uiPriority="1" w:unhideWhenUsed="0" w:qFormat="1"/>
-    <w:lsdException w:name="Subtitle" w:semiHidden="0" w:uiPriority="5" w:unhideWhenUsed="0" w:qFormat="1"/>
-    <w:lsdException w:name="Block Text" w:uiPriority="3" w:qFormat="1"/>
+  <w:latentStyles w:defLockedState="0" w:defUIPriority="99" w:defSemiHidden="0" w:defUnhideWhenUsed="0" w:defQFormat="0" w:count="376">
+    <w:lsdException w:name="Normal" w:uiPriority="0" w:qFormat="1"/>
+    <w:lsdException w:name="heading 1" w:uiPriority="7" w:qFormat="1"/>
+    <w:lsdException w:name="heading 2" w:uiPriority="4" w:qFormat="1"/>
+    <w:lsdException w:name="heading 3" w:semiHidden="1" w:uiPriority="5" w:unhideWhenUsed="1" w:qFormat="1"/>
+    <w:lsdException w:name="heading 4" w:semiHidden="1" w:uiPriority="1" w:unhideWhenUsed="1" w:qFormat="1"/>
+    <w:lsdException w:name="heading 5" w:semiHidden="1" w:uiPriority="1" w:unhideWhenUsed="1" w:qFormat="1"/>
+    <w:lsdException w:name="heading 6" w:semiHidden="1" w:uiPriority="1" w:unhideWhenUsed="1" w:qFormat="1"/>
+    <w:lsdException w:name="heading 7" w:semiHidden="1" w:uiPriority="1" w:unhideWhenUsed="1" w:qFormat="1"/>
+    <w:lsdException w:name="heading 8" w:semiHidden="1" w:uiPriority="1" w:unhideWhenUsed="1" w:qFormat="1"/>
+    <w:lsdException w:name="heading 9" w:semiHidden="1" w:uiPriority="1" w:unhideWhenUsed="1" w:qFormat="1"/>
+    <w:lsdException w:name="index 1" w:semiHidden="1" w:unhideWhenUsed="1"/>
+    <w:lsdException w:name="index 2" w:semiHidden="1" w:unhideWhenUsed="1"/>
+    <w:lsdException w:name="index 3" w:semiHidden="1" w:unhideWhenUsed="1"/>
+    <w:lsdException w:name="index 4" w:semiHidden="1" w:unhideWhenUsed="1"/>
+    <w:lsdException w:name="index 5" w:semiHidden="1" w:unhideWhenUsed="1"/>
+    <w:lsdException w:name="index 6" w:semiHidden="1" w:unhideWhenUsed="1"/>
+    <w:lsdException w:name="index 7" w:semiHidden="1" w:unhideWhenUsed="1"/>
+    <w:lsdException w:name="index 8" w:semiHidden="1" w:unhideWhenUsed="1"/>
+    <w:lsdException w:name="index 9" w:semiHidden="1" w:unhideWhenUsed="1"/>
+    <w:lsdException w:name="toc 1" w:semiHidden="1" w:unhideWhenUsed="1"/>
+    <w:lsdException w:name="toc 2" w:semiHidden="1" w:unhideWhenUsed="1"/>
+    <w:lsdException w:name="toc 3" w:semiHidden="1" w:unhideWhenUsed="1"/>
+    <w:lsdException w:name="toc 4" w:semiHidden="1" w:unhideWhenUsed="1"/>
+    <w:lsdException w:name="toc 5" w:semiHidden="1" w:unhideWhenUsed="1"/>
+    <w:lsdException w:name="toc 6" w:semiHidden="1" w:unhideWhenUsed="1"/>
+    <w:lsdException w:name="toc 7" w:semiHidden="1" w:unhideWhenUsed="1"/>
+    <w:lsdException w:name="toc 8" w:semiHidden="1" w:unhideWhenUsed="1"/>
+    <w:lsdException w:name="toc 9" w:semiHidden="1" w:unhideWhenUsed="1"/>
+    <w:lsdException w:name="Normal Indent" w:semiHidden="1" w:unhideWhenUsed="1"/>
+    <w:lsdException w:name="footnote text" w:semiHidden="1" w:unhideWhenUsed="1"/>
+    <w:lsdException w:name="annotation text" w:semiHidden="1" w:unhideWhenUsed="1"/>
+    <w:lsdException w:name="header" w:semiHidden="1" w:unhideWhenUsed="1"/>
+    <w:lsdException w:name="footer" w:semiHidden="1" w:unhideWhenUsed="1"/>
+    <w:lsdException w:name="index heading" w:semiHidden="1" w:unhideWhenUsed="1"/>
+    <w:lsdException w:name="caption" w:semiHidden="1" w:unhideWhenUsed="1"/>
+    <w:lsdException w:name="table of figures" w:semiHidden="1" w:unhideWhenUsed="1"/>
+    <w:lsdException w:name="envelope address" w:semiHidden="1" w:unhideWhenUsed="1"/>
+    <w:lsdException w:name="envelope return" w:semiHidden="1" w:unhideWhenUsed="1"/>
+    <w:lsdException w:name="footnote reference" w:semiHidden="1" w:unhideWhenUsed="1"/>
+    <w:lsdException w:name="annotation reference" w:semiHidden="1" w:unhideWhenUsed="1"/>
+    <w:lsdException w:name="line number" w:semiHidden="1" w:unhideWhenUsed="1"/>
+    <w:lsdException w:name="page number" w:semiHidden="1" w:unhideWhenUsed="1"/>
+    <w:lsdException w:name="endnote reference" w:semiHidden="1" w:unhideWhenUsed="1"/>
+    <w:lsdException w:name="endnote text" w:semiHidden="1" w:unhideWhenUsed="1"/>
+    <w:lsdException w:name="table of authorities" w:semiHidden="1" w:unhideWhenUsed="1"/>
+    <w:lsdException w:name="macro" w:semiHidden="1" w:unhideWhenUsed="1"/>
+    <w:lsdException w:name="toa heading" w:semiHidden="1" w:unhideWhenUsed="1"/>
+    <w:lsdException w:name="List" w:semiHidden="1" w:unhideWhenUsed="1"/>
+    <w:lsdException w:name="List Bullet" w:semiHidden="1" w:unhideWhenUsed="1"/>
+    <w:lsdException w:name="List Number" w:semiHidden="1" w:unhideWhenUsed="1"/>
+    <w:lsdException w:name="List 2" w:semiHidden="1" w:unhideWhenUsed="1"/>
+    <w:lsdException w:name="List 3" w:semiHidden="1" w:unhideWhenUsed="1"/>
+    <w:lsdException w:name="List 4" w:semiHidden="1" w:unhideWhenUsed="1"/>
+    <w:lsdException w:name="List 5" w:semiHidden="1" w:unhideWhenUsed="1"/>
+    <w:lsdException w:name="List Bullet 2" w:semiHidden="1" w:unhideWhenUsed="1"/>
+    <w:lsdException w:name="List Bullet 3" w:semiHidden="1" w:unhideWhenUsed="1"/>
+    <w:lsdException w:name="List Bullet 4" w:semiHidden="1" w:unhideWhenUsed="1"/>
+    <w:lsdException w:name="List Bullet 5" w:semiHidden="1" w:unhideWhenUsed="1"/>
+    <w:lsdException w:name="List Number 2" w:semiHidden="1" w:unhideWhenUsed="1"/>
+    <w:lsdException w:name="List Number 3" w:semiHidden="1" w:unhideWhenUsed="1"/>
+    <w:lsdException w:name="List Number 4" w:semiHidden="1" w:unhideWhenUsed="1"/>
+    <w:lsdException w:name="List Number 5" w:semiHidden="1" w:unhideWhenUsed="1"/>
+    <w:lsdException w:name="Title" w:uiPriority="1" w:qFormat="1"/>
+    <w:lsdException w:name="Closing" w:semiHidden="1" w:unhideWhenUsed="1"/>
+    <w:lsdException w:name="Signature" w:semiHidden="1" w:unhideWhenUsed="1"/>
+    <w:lsdException w:name="Default Paragraph Font" w:semiHidden="1" w:unhideWhenUsed="1"/>
+    <w:lsdException w:name="Body Text" w:semiHidden="1" w:unhideWhenUsed="1"/>
+    <w:lsdException w:name="Body Text Indent" w:semiHidden="1" w:unhideWhenUsed="1"/>
+    <w:lsdException w:name="List Continue" w:semiHidden="1" w:unhideWhenUsed="1"/>
+    <w:lsdException w:name="List Continue 2" w:semiHidden="1" w:unhideWhenUsed="1"/>
+    <w:lsdException w:name="List Continue 3" w:semiHidden="1" w:unhideWhenUsed="1"/>
+    <w:lsdException w:name="List Continue 4" w:semiHidden="1" w:unhideWhenUsed="1"/>
+    <w:lsdException w:name="List Continue 5" w:semiHidden="1" w:unhideWhenUsed="1"/>
+    <w:lsdException w:name="Message Header" w:semiHidden="1" w:unhideWhenUsed="1"/>
+    <w:lsdException w:name="Subtitle" w:uiPriority="5" w:qFormat="1"/>
+    <w:lsdException w:name="Salutation" w:semiHidden="1" w:unhideWhenUsed="1"/>
+    <w:lsdException w:name="Date" w:semiHidden="1" w:unhideWhenUsed="1"/>
+    <w:lsdException w:name="Body Text First Indent" w:semiHidden="1" w:unhideWhenUsed="1"/>
+    <w:lsdException w:name="Body Text First Indent 2" w:semiHidden="1" w:unhideWhenUsed="1"/>
+    <w:lsdException w:name="Note Heading" w:semiHidden="1" w:unhideWhenUsed="1"/>
+    <w:lsdException w:name="Body Text 2" w:semiHidden="1" w:unhideWhenUsed="1"/>
+    <w:lsdException w:name="Body Text 3" w:semiHidden="1" w:unhideWhenUsed="1"/>
+    <w:lsdException w:name="Body Text Indent 2" w:semiHidden="1" w:unhideWhenUsed="1"/>
+    <w:lsdException w:name="Body Text Indent 3" w:semiHidden="1" w:unhideWhenUsed="1"/>
+    <w:lsdException w:name="Block Text" w:semiHidden="1" w:uiPriority="3" w:unhideWhenUsed="1" w:qFormat="1"/>
+    <w:lsdException w:name="Hyperlink" w:semiHidden="1" w:unhideWhenUsed="1"/>
+    <w:lsdException w:name="FollowedHyperlink" w:semiHidden="1" w:unhideWhenUsed="1"/>
     <w:lsdException w:name="Strong" w:uiPriority="2" w:qFormat="1"/>
     <w:lsdException w:name="Emphasis" w:uiPriority="2" w:qFormat="1"/>
-    <w:lsdException w:name="Table Grid" w:semiHidden="0" w:uiPriority="1" w:unhideWhenUsed="0"/>
-    <w:lsdException w:name="Light Shading" w:semiHidden="0" w:unhideWhenUsed="0"/>
-    <w:lsdException w:name="Light List" w:semiHidden="0" w:unhideWhenUsed="0"/>
-    <w:lsdException w:name="Light Grid" w:semiHidden="0" w:unhideWhenUsed="0"/>
-    <w:lsdException w:name="Medium Shading 1" w:semiHidden="0" w:unhideWhenUsed="0"/>
-    <w:lsdException w:name="Medium Shading 2" w:semiHidden="0" w:unhideWhenUsed="0"/>
-    <w:lsdException w:name="Medium List 1" w:semiHidden="0" w:unhideWhenUsed="0"/>
-    <w:lsdException w:name="Medium List 2" w:semiHidden="0" w:unhideWhenUsed="0"/>
-    <w:lsdException w:name="Medium Grid 1" w:semiHidden="0" w:unhideWhenUsed="0"/>
-    <w:lsdException w:name="Medium Grid 2" w:semiHidden="0" w:unhideWhenUsed="0"/>
-    <w:lsdException w:name="Medium Grid 3" w:semiHidden="0" w:unhideWhenUsed="0"/>
-    <w:lsdException w:name="Dark List" w:semiHidden="0" w:unhideWhenUsed="0"/>
-    <w:lsdException w:name="Colorful Shading" w:semiHidden="0" w:unhideWhenUsed="0"/>
-    <w:lsdException w:name="Colorful List" w:semiHidden="0" w:unhideWhenUsed="0"/>
-    <w:lsdException w:name="Colorful Grid" w:semiHidden="0" w:unhideWhenUsed="0"/>
-    <w:lsdException w:name="Light Shading Accent 1" w:semiHidden="0" w:unhideWhenUsed="0"/>
-    <w:lsdException w:name="Light List Accent 1" w:semiHidden="0" w:unhideWhenUsed="0"/>
-    <w:lsdException w:name="Light Grid Accent 1" w:semiHidden="0" w:unhideWhenUsed="0"/>
-    <w:lsdException w:name="Medium Shading 1 Accent 1" w:semiHidden="0" w:unhideWhenUsed="0"/>
-    <w:lsdException w:name="Medium Shading 2 Accent 1" w:semiHidden="0" w:unhideWhenUsed="0"/>
-    <w:lsdException w:name="Medium List 1 Accent 1" w:semiHidden="0" w:unhideWhenUsed="0"/>
-    <w:lsdException w:name="Revision" w:unhideWhenUsed="0"/>
+    <w:lsdException w:name="Document Map" w:semiHidden="1" w:unhideWhenUsed="1"/>
+    <w:lsdException w:name="Plain Text" w:semiHidden="1" w:unhideWhenUsed="1"/>
+    <w:lsdException w:name="E-mail Signature" w:semiHidden="1" w:unhideWhenUsed="1"/>
+    <w:lsdException w:name="HTML Top of Form" w:semiHidden="1" w:unhideWhenUsed="1"/>
+    <w:lsdException w:name="HTML Bottom of Form" w:semiHidden="1" w:unhideWhenUsed="1"/>
+    <w:lsdException w:name="Normal (Web)" w:semiHidden="1" w:unhideWhenUsed="1"/>
+    <w:lsdException w:name="HTML Acronym" w:semiHidden="1" w:unhideWhenUsed="1"/>
+    <w:lsdException w:name="HTML Address" w:semiHidden="1" w:unhideWhenUsed="1"/>
+    <w:lsdException w:name="HTML Cite" w:semiHidden="1" w:unhideWhenUsed="1"/>
+    <w:lsdException w:name="HTML Code" w:semiHidden="1" w:unhideWhenUsed="1"/>
+    <w:lsdException w:name="HTML Definition" w:semiHidden="1" w:unhideWhenUsed="1"/>
+    <w:lsdException w:name="HTML Keyboard" w:semiHidden="1" w:unhideWhenUsed="1"/>
+    <w:lsdException w:name="HTML Preformatted" w:semiHidden="1" w:unhideWhenUsed="1"/>
+    <w:lsdException w:name="HTML Sample" w:semiHidden="1" w:unhideWhenUsed="1"/>
+    <w:lsdException w:name="HTML Typewriter" w:semiHidden="1" w:unhideWhenUsed="1"/>
+    <w:lsdException w:name="HTML Variable" w:semiHidden="1" w:unhideWhenUsed="1"/>
+    <w:lsdException w:name="Normal Table" w:semiHidden="1" w:unhideWhenUsed="1"/>
+    <w:lsdException w:name="annotation subject" w:semiHidden="1" w:unhideWhenUsed="1"/>
+    <w:lsdException w:name="No List" w:semiHidden="1" w:unhideWhenUsed="1"/>
+    <w:lsdException w:name="Outline List 1" w:semiHidden="1" w:unhideWhenUsed="1"/>
+    <w:lsdException w:name="Outline List 2" w:semiHidden="1" w:unhideWhenUsed="1"/>
+    <w:lsdException w:name="Outline List 3" w:semiHidden="1" w:unhideWhenUsed="1"/>
+    <w:lsdException w:name="Table Simple 1" w:semiHidden="1" w:unhideWhenUsed="1"/>
+    <w:lsdException w:name="Table Simple 2" w:semiHidden="1" w:unhideWhenUsed="1"/>
+    <w:lsdException w:name="Table Simple 3" w:semiHidden="1" w:unhideWhenUsed="1"/>
+    <w:lsdException w:name="Table Classic 1" w:semiHidden="1" w:unhideWhenUsed="1"/>
+    <w:lsdException w:name="Table Classic 2" w:semiHidden="1" w:unhideWhenUsed="1"/>
+    <w:lsdException w:name="Table Classic 3" w:semiHidden="1" w:unhideWhenUsed="1"/>
+    <w:lsdException w:name="Table Classic 4" w:semiHidden="1" w:unhideWhenUsed="1"/>
+    <w:lsdException w:name="Table Colorful 1" w:semiHidden="1" w:unhideWhenUsed="1"/>
+    <w:lsdException w:name="Table Colorful 2" w:semiHidden="1" w:unhideWhenUsed="1"/>
+    <w:lsdException w:name="Table Colorful 3" w:semiHidden="1" w:unhideWhenUsed="1"/>
+    <w:lsdException w:name="Table Columns 1" w:semiHidden="1" w:unhideWhenUsed="1"/>
+    <w:lsdException w:name="Table Columns 2" w:semiHidden="1" w:unhideWhenUsed="1"/>
+    <w:lsdException w:name="Table Columns 3" w:semiHidden="1" w:unhideWhenUsed="1"/>
+    <w:lsdException w:name="Table Columns 4" w:semiHidden="1" w:unhideWhenUsed="1"/>
+    <w:lsdException w:name="Table Columns 5" w:semiHidden="1" w:unhideWhenUsed="1"/>
+    <w:lsdException w:name="Table Grid 1" w:semiHidden="1" w:unhideWhenUsed="1"/>
+    <w:lsdException w:name="Table Grid 2" w:semiHidden="1" w:unhideWhenUsed="1"/>
+    <w:lsdException w:name="Table Grid 3" w:semiHidden="1" w:unhideWhenUsed="1"/>
+    <w:lsdException w:name="Table Grid 4" w:semiHidden="1" w:unhideWhenUsed="1"/>
+    <w:lsdException w:name="Table Grid 5" w:semiHidden="1" w:unhideWhenUsed="1"/>
+    <w:lsdException w:name="Table Grid 6" w:semiHidden="1" w:unhideWhenUsed="1"/>
+    <w:lsdException w:name="Table Grid 7" w:semiHidden="1" w:unhideWhenUsed="1"/>
+    <w:lsdException w:name="Table Grid 8" w:semiHidden="1" w:unhideWhenUsed="1"/>
+    <w:lsdException w:name="Table List 1" w:semiHidden="1" w:unhideWhenUsed="1"/>
+    <w:lsdException w:name="Table List 2" w:semiHidden="1" w:unhideWhenUsed="1"/>
+    <w:lsdException w:name="Table List 3" w:semiHidden="1" w:unhideWhenUsed="1"/>
+    <w:lsdException w:name="Table List 4" w:semiHidden="1" w:unhideWhenUsed="1"/>
+    <w:lsdException w:name="Table List 5" w:semiHidden="1" w:unhideWhenUsed="1"/>
+    <w:lsdException w:name="Table List 6" w:semiHidden="1" w:unhideWhenUsed="1"/>
+    <w:lsdException w:name="Table List 7" w:semiHidden="1" w:unhideWhenUsed="1"/>
+    <w:lsdException w:name="Table List 8" w:semiHidden="1" w:unhideWhenUsed="1"/>
+    <w:lsdException w:name="Table 3D effects 1" w:semiHidden="1" w:unhideWhenUsed="1"/>
+    <w:lsdException w:name="Table 3D effects 2" w:semiHidden="1" w:unhideWhenUsed="1"/>
+    <w:lsdException w:name="Table 3D effects 3" w:semiHidden="1" w:unhideWhenUsed="1"/>
+    <w:lsdException w:name="Table Contemporary" w:semiHidden="1" w:unhideWhenUsed="1"/>
+    <w:lsdException w:name="Table Elegant" w:semiHidden="1" w:unhideWhenUsed="1"/>
+    <w:lsdException w:name="Table Professional" w:semiHidden="1" w:unhideWhenUsed="1"/>
+    <w:lsdException w:name="Table Subtle 1" w:semiHidden="1" w:unhideWhenUsed="1"/>
+    <w:lsdException w:name="Table Subtle 2" w:semiHidden="1" w:unhideWhenUsed="1"/>
+    <w:lsdException w:name="Table Web 1" w:semiHidden="1" w:unhideWhenUsed="1"/>
+    <w:lsdException w:name="Table Web 2" w:semiHidden="1" w:unhideWhenUsed="1"/>
+    <w:lsdException w:name="Table Web 3" w:semiHidden="1" w:unhideWhenUsed="1"/>
+    <w:lsdException w:name="Balloon Text" w:semiHidden="1" w:unhideWhenUsed="1"/>
+    <w:lsdException w:name="Table Grid" w:uiPriority="1"/>
+    <w:lsdException w:name="Table Theme" w:semiHidden="1" w:unhideWhenUsed="1"/>
+    <w:lsdException w:name="Placeholder Text" w:semiHidden="1" w:unhideWhenUsed="1"/>
+    <w:lsdException w:name="No Spacing" w:semiHidden="1" w:unhideWhenUsed="1"/>
+    <w:lsdException w:name="Light Shading"/>
+    <w:lsdException w:name="Light List"/>
+    <w:lsdException w:name="Light Grid"/>
+    <w:lsdException w:name="Medium Shading 1"/>
+    <w:lsdException w:name="Medium Shading 2"/>
+    <w:lsdException w:name="Medium List 1"/>
+    <w:lsdException w:name="Medium List 2"/>
+    <w:lsdException w:name="Medium Grid 1"/>
+    <w:lsdException w:name="Medium Grid 2"/>
+    <w:lsdException w:name="Medium Grid 3"/>
+    <w:lsdException w:name="Dark List"/>
+    <w:lsdException w:name="Colorful Shading"/>
+    <w:lsdException w:name="Colorful List"/>
+    <w:lsdException w:name="Colorful Grid"/>
+    <w:lsdException w:name="Light Shading Accent 1"/>
+    <w:lsdException w:name="Light List Accent 1"/>
+    <w:lsdException w:name="Light Grid Accent 1"/>
+    <w:lsdException w:name="Medium Shading 1 Accent 1"/>
+    <w:lsdException w:name="Medium Shading 2 Accent 1"/>
+    <w:lsdException w:name="Medium List 1 Accent 1"/>
+    <w:lsdException w:name="Revision" w:semiHidden="1"/>
     <w:lsdException w:name="List Paragraph" w:uiPriority="34" w:qFormat="1"/>
     <w:lsdException w:name="Quote" w:uiPriority="29" w:qFormat="1"/>
     <w:lsdException w:name="Intense Quote" w:uiPriority="30" w:qFormat="1"/>
-    <w:lsdException w:name="Medium List 2 Accent 1" w:semiHidden="0" w:uiPriority="66" w:unhideWhenUsed="0"/>
-    <w:lsdException w:name="Medium Grid 1 Accent 1" w:semiHidden="0" w:uiPriority="67" w:unhideWhenUsed="0"/>
-    <w:lsdException w:name="Medium Grid 2 Accent 1" w:semiHidden="0" w:uiPriority="68" w:unhideWhenUsed="0"/>
-    <w:lsdException w:name="Medium Grid 3 Accent 1" w:semiHidden="0" w:uiPriority="69" w:unhideWhenUsed="0"/>
-    <w:lsdException w:name="Dark List Accent 1" w:semiHidden="0" w:uiPriority="70" w:unhideWhenUsed="0"/>
-    <w:lsdException w:name="Colorful Shading Accent 1" w:semiHidden="0" w:uiPriority="71" w:unhideWhenUsed="0"/>
-    <w:lsdException w:name="Colorful List Accent 1" w:semiHidden="0" w:uiPriority="72" w:unhideWhenUsed="0"/>
-    <w:lsdException w:name="Colorful Grid Accent 1" w:semiHidden="0" w:uiPriority="73" w:unhideWhenUsed="0"/>
-    <w:lsdException w:name="Light Shading Accent 2" w:semiHidden="0" w:uiPriority="60" w:unhideWhenUsed="0"/>
-    <w:lsdException w:name="Light List Accent 2" w:semiHidden="0" w:uiPriority="61" w:unhideWhenUsed="0"/>
-    <w:lsdException w:name="Light Grid Accent 2" w:semiHidden="0" w:uiPriority="62" w:unhideWhenUsed="0"/>
-    <w:lsdException w:name="Medium Shading 1 Accent 2" w:semiHidden="0" w:uiPriority="63" w:unhideWhenUsed="0"/>
-    <w:lsdException w:name="Medium Shading 2 Accent 2" w:semiHidden="0" w:uiPriority="64" w:unhideWhenUsed="0"/>
-    <w:lsdException w:name="Medium List 1 Accent 2" w:semiHidden="0" w:uiPriority="65" w:unhideWhenUsed="0"/>
-    <w:lsdException w:name="Medium List 2 Accent 2" w:semiHidden="0" w:uiPriority="66" w:unhideWhenUsed="0"/>
-    <w:lsdException w:name="Medium Grid 1 Accent 2" w:semiHidden="0" w:uiPriority="67" w:unhideWhenUsed="0"/>
-    <w:lsdException w:name="Medium Grid 2 Accent 2" w:semiHidden="0" w:uiPriority="68" w:unhideWhenUsed="0"/>
-    <w:lsdException w:name="Medium Grid 3 Accent 2" w:semiHidden="0" w:uiPriority="69" w:unhideWhenUsed="0"/>
-    <w:lsdException w:name="Dark List Accent 2" w:semiHidden="0" w:uiPriority="70" w:unhideWhenUsed="0"/>
-    <w:lsdException w:name="Colorful Shading Accent 2" w:semiHidden="0" w:uiPriority="71" w:unhideWhenUsed="0"/>
-    <w:lsdException w:name="Colorful List Accent 2" w:semiHidden="0" w:uiPriority="72" w:unhideWhenUsed="0"/>
-    <w:lsdException w:name="Colorful Grid Accent 2" w:semiHidden="0" w:uiPriority="73" w:unhideWhenUsed="0"/>
-    <w:lsdException w:name="Light Shading Accent 3" w:semiHidden="0" w:uiPriority="60" w:unhideWhenUsed="0"/>
-    <w:lsdException w:name="Light List Accent 3" w:semiHidden="0" w:uiPriority="61" w:unhideWhenUsed="0"/>
-    <w:lsdException w:name="Light Grid Accent 3" w:semiHidden="0" w:uiPriority="62" w:unhideWhenUsed="0"/>
-    <w:lsdException w:name="Medium Shading 1 Accent 3" w:semiHidden="0" w:uiPriority="63" w:unhideWhenUsed="0"/>
-    <w:lsdException w:name="Medium Shading 2 Accent 3" w:semiHidden="0" w:uiPriority="64" w:unhideWhenUsed="0"/>
-    <w:lsdException w:name="Medium List 1 Accent 3" w:semiHidden="0" w:uiPriority="65" w:unhideWhenUsed="0"/>
-    <w:lsdException w:name="Medium List 2 Accent 3" w:semiHidden="0" w:uiPriority="66" w:unhideWhenUsed="0"/>
-    <w:lsdException w:name="Medium Grid 1 Accent 3" w:semiHidden="0" w:uiPriority="67" w:unhideWhenUsed="0"/>
-    <w:lsdException w:name="Medium Grid 2 Accent 3" w:semiHidden="0" w:uiPriority="68" w:unhideWhenUsed="0"/>
-    <w:lsdException w:name="Medium Grid 3 Accent 3" w:semiHidden="0" w:uiPriority="69" w:unhideWhenUsed="0"/>
-    <w:lsdException w:name="Dark List Accent 3" w:semiHidden="0" w:uiPriority="70" w:unhideWhenUsed="0"/>
-    <w:lsdException w:name="Colorful Shading Accent 3" w:semiHidden="0" w:uiPriority="71" w:unhideWhenUsed="0"/>
-    <w:lsdException w:name="Colorful List Accent 3" w:semiHidden="0" w:uiPriority="72" w:unhideWhenUsed="0"/>
-    <w:lsdException w:name="Colorful Grid Accent 3" w:semiHidden="0" w:uiPriority="73" w:unhideWhenUsed="0"/>
-    <w:lsdException w:name="Light Shading Accent 4" w:semiHidden="0" w:uiPriority="60" w:unhideWhenUsed="0"/>
-    <w:lsdException w:name="Light List Accent 4" w:semiHidden="0" w:uiPriority="61" w:unhideWhenUsed="0"/>
-    <w:lsdException w:name="Light Grid Accent 4" w:semiHidden="0" w:uiPriority="62" w:unhideWhenUsed="0"/>
-    <w:lsdException w:name="Medium Shading 1 Accent 4" w:semiHidden="0" w:uiPriority="63" w:unhideWhenUsed="0"/>
-    <w:lsdException w:name="Medium Shading 2 Accent 4" w:semiHidden="0" w:uiPriority="64" w:unhideWhenUsed="0"/>
-    <w:lsdException w:name="Medium List 1 Accent 4" w:semiHidden="0" w:uiPriority="65" w:unhideWhenUsed="0"/>
-    <w:lsdException w:name="Medium List 2 Accent 4" w:semiHidden="0" w:uiPriority="66" w:unhideWhenUsed="0"/>
-    <w:lsdException w:name="Medium Grid 1 Accent 4" w:semiHidden="0" w:uiPriority="67" w:unhideWhenUsed="0"/>
-    <w:lsdException w:name="Medium Grid 2 Accent 4" w:semiHidden="0" w:uiPriority="68" w:unhideWhenUsed="0"/>
-    <w:lsdException w:name="Medium Grid 3 Accent 4" w:semiHidden="0" w:uiPriority="69" w:unhideWhenUsed="0"/>
-    <w:lsdException w:name="Dark List Accent 4" w:semiHidden="0" w:uiPriority="70" w:unhideWhenUsed="0"/>
-    <w:lsdException w:name="Colorful Shading Accent 4" w:semiHidden="0" w:uiPriority="71" w:unhideWhenUsed="0"/>
-    <w:lsdException w:name="Colorful List Accent 4" w:semiHidden="0" w:uiPriority="72" w:unhideWhenUsed="0"/>
-    <w:lsdException w:name="Colorful Grid Accent 4" w:semiHidden="0" w:uiPriority="73" w:unhideWhenUsed="0"/>
-    <w:lsdException w:name="Light Shading Accent 5" w:semiHidden="0" w:uiPriority="60" w:unhideWhenUsed="0"/>
-    <w:lsdException w:name="Light List Accent 5" w:semiHidden="0" w:uiPriority="61" w:unhideWhenUsed="0"/>
-    <w:lsdException w:name="Light Grid Accent 5" w:semiHidden="0" w:uiPriority="62" w:unhideWhenUsed="0"/>
-    <w:lsdException w:name="Medium Shading 1 Accent 5" w:semiHidden="0" w:uiPriority="63" w:unhideWhenUsed="0"/>
-    <w:lsdException w:name="Medium Shading 2 Accent 5" w:semiHidden="0" w:uiPriority="64" w:unhideWhenUsed="0"/>
-    <w:lsdException w:name="Medium List 1 Accent 5" w:semiHidden="0" w:uiPriority="65" w:unhideWhenUsed="0"/>
-    <w:lsdException w:name="Medium List 2 Accent 5" w:semiHidden="0" w:uiPriority="66" w:unhideWhenUsed="0"/>
-    <w:lsdException w:name="Medium Grid 1 Accent 5" w:semiHidden="0" w:uiPriority="67" w:unhideWhenUsed="0"/>
-    <w:lsdException w:name="Medium Grid 2 Accent 5" w:semiHidden="0" w:uiPriority="68" w:unhideWhenUsed="0"/>
-    <w:lsdException w:name="Medium Grid 3 Accent 5" w:semiHidden="0" w:uiPriority="69" w:unhideWhenUsed="0"/>
-    <w:lsdException w:name="Dark List Accent 5" w:semiHidden="0" w:uiPriority="70" w:unhideWhenUsed="0"/>
-    <w:lsdException w:name="Colorful Shading Accent 5" w:semiHidden="0" w:uiPriority="71" w:unhideWhenUsed="0"/>
-    <w:lsdException w:name="Colorful List Accent 5" w:semiHidden="0" w:uiPriority="72" w:unhideWhenUsed="0"/>
-    <w:lsdException w:name="Colorful Grid Accent 5" w:semiHidden="0" w:uiPriority="73" w:unhideWhenUsed="0"/>
-    <w:lsdException w:name="Light Shading Accent 6" w:semiHidden="0" w:uiPriority="60" w:unhideWhenUsed="0"/>
-    <w:lsdException w:name="Light List Accent 6" w:semiHidden="0" w:uiPriority="61" w:unhideWhenUsed="0"/>
-    <w:lsdException w:name="Light Grid Accent 6" w:semiHidden="0" w:uiPriority="62" w:unhideWhenUsed="0"/>
-    <w:lsdException w:name="Medium Shading 1 Accent 6" w:semiHidden="0" w:uiPriority="63" w:unhideWhenUsed="0"/>
-    <w:lsdException w:name="Medium Shading 2 Accent 6" w:semiHidden="0" w:uiPriority="64" w:unhideWhenUsed="0"/>
-    <w:lsdException w:name="Medium List 1 Accent 6" w:semiHidden="0" w:uiPriority="65" w:unhideWhenUsed="0"/>
-    <w:lsdException w:name="Medium List 2 Accent 6" w:semiHidden="0" w:uiPriority="66" w:unhideWhenUsed="0"/>
-    <w:lsdException w:name="Medium Grid 1 Accent 6" w:semiHidden="0" w:uiPriority="67" w:unhideWhenUsed="0"/>
-    <w:lsdException w:name="Medium Grid 2 Accent 6" w:semiHidden="0" w:uiPriority="68" w:unhideWhenUsed="0"/>
-    <w:lsdException w:name="Medium Grid 3 Accent 6" w:semiHidden="0" w:uiPriority="69" w:unhideWhenUsed="0"/>
-    <w:lsdException w:name="Dark List Accent 6" w:semiHidden="0" w:uiPriority="70" w:unhideWhenUsed="0"/>
-    <w:lsdException w:name="Colorful Shading Accent 6" w:semiHidden="0" w:uiPriority="71" w:unhideWhenUsed="0"/>
-    <w:lsdException w:name="Colorful List Accent 6" w:semiHidden="0" w:uiPriority="72" w:unhideWhenUsed="0"/>
-    <w:lsdException w:name="Colorful Grid Accent 6" w:semiHidden="0" w:uiPriority="73" w:unhideWhenUsed="0"/>
+    <w:lsdException w:name="Medium List 2 Accent 1" w:uiPriority="66"/>
+    <w:lsdException w:name="Medium Grid 1 Accent 1" w:uiPriority="67"/>
+    <w:lsdException w:name="Medium Grid 2 Accent 1" w:uiPriority="68"/>
+    <w:lsdException w:name="Medium Grid 3 Accent 1" w:uiPriority="69"/>
+    <w:lsdException w:name="Dark List Accent 1" w:uiPriority="70"/>
+    <w:lsdException w:name="Colorful Shading Accent 1" w:uiPriority="71"/>
+    <w:lsdException w:name="Colorful List Accent 1" w:uiPriority="72"/>
+    <w:lsdException w:name="Colorful Grid Accent 1" w:uiPriority="73"/>
+    <w:lsdException w:name="Light Shading Accent 2" w:uiPriority="60"/>
+    <w:lsdException w:name="Light List Accent 2" w:uiPriority="61"/>
+    <w:lsdException w:name="Light Grid Accent 2" w:uiPriority="62"/>
+    <w:lsdException w:name="Medium Shading 1 Accent 2" w:uiPriority="63"/>
+    <w:lsdException w:name="Medium Shading 2 Accent 2" w:uiPriority="64"/>
+    <w:lsdException w:name="Medium List 1 Accent 2" w:uiPriority="65"/>
+    <w:lsdException w:name="Medium List 2 Accent 2" w:uiPriority="66"/>
+    <w:lsdException w:name="Medium Grid 1 Accent 2" w:uiPriority="67"/>
+    <w:lsdException w:name="Medium Grid 2 Accent 2" w:uiPriority="68"/>
+    <w:lsdException w:name="Medium Grid 3 Accent 2" w:uiPriority="69"/>
+    <w:lsdException w:name="Dark List Accent 2" w:uiPriority="70"/>
+    <w:lsdException w:name="Colorful Shading Accent 2" w:uiPriority="71"/>
+    <w:lsdException w:name="Colorful List Accent 2" w:uiPriority="72"/>
+    <w:lsdException w:name="Colorful Grid Accent 2" w:uiPriority="73"/>
+    <w:lsdException w:name="Light Shading Accent 3" w:uiPriority="60"/>
+    <w:lsdException w:name="Light List Accent 3" w:uiPriority="61"/>
+    <w:lsdException w:name="Light Grid Accent 3" w:uiPriority="62"/>
+    <w:lsdException w:name="Medium Shading 1 Accent 3" w:uiPriority="63"/>
+    <w:lsdException w:name="Medium Shading 2 Accent 3" w:uiPriority="64"/>
+    <w:lsdException w:name="Medium List 1 Accent 3" w:uiPriority="65"/>
+    <w:lsdException w:name="Medium List 2 Accent 3" w:uiPriority="66"/>
+    <w:lsdException w:name="Medium Grid 1 Accent 3" w:uiPriority="67"/>
+    <w:lsdException w:name="Medium Grid 2 Accent 3" w:uiPriority="68"/>
+    <w:lsdException w:name="Medium Grid 3 Accent 3" w:uiPriority="69"/>
+    <w:lsdException w:name="Dark List Accent 3" w:uiPriority="70"/>
+    <w:lsdException w:name="Colorful Shading Accent 3" w:uiPriority="71"/>
+    <w:lsdException w:name="Colorful List Accent 3" w:uiPriority="72"/>
+    <w:lsdException w:name="Colorful Grid Accent 3" w:uiPriority="73"/>
+    <w:lsdException w:name="Light Shading Accent 4" w:uiPriority="60"/>
+    <w:lsdException w:name="Light List Accent 4" w:uiPriority="61"/>
+    <w:lsdException w:name="Light Grid Accent 4" w:uiPriority="62"/>
+    <w:lsdException w:name="Medium Shading 1 Accent 4" w:uiPriority="63"/>
+    <w:lsdException w:name="Medium Shading 2 Accent 4" w:uiPriority="64"/>
+    <w:lsdException w:name="Medium List 1 Accent 4" w:uiPriority="65"/>
+    <w:lsdException w:name="Medium List 2 Accent 4" w:uiPriority="66"/>
+    <w:lsdException w:name="Medium Grid 1 Accent 4" w:uiPriority="67"/>
+    <w:lsdException w:name="Medium Grid 2 Accent 4" w:uiPriority="68"/>
+    <w:lsdException w:name="Medium Grid 3 Accent 4" w:uiPriority="69"/>
+    <w:lsdException w:name="Dark List Accent 4" w:uiPriority="70"/>
+    <w:lsdException w:name="Colorful Shading Accent 4" w:uiPriority="71"/>
+    <w:lsdException w:name="Colorful List Accent 4" w:uiPriority="72"/>
+    <w:lsdException w:name="Colorful Grid Accent 4" w:uiPriority="73"/>
+    <w:lsdException w:name="Light Shading Accent 5" w:uiPriority="60"/>
+    <w:lsdException w:name="Light List Accent 5" w:uiPriority="61"/>
+    <w:lsdException w:name="Light Grid Accent 5" w:uiPriority="62"/>
+    <w:lsdException w:name="Medium Shading 1 Accent 5" w:uiPriority="63"/>
+    <w:lsdException w:name="Medium Shading 2 Accent 5" w:uiPriority="64"/>
+    <w:lsdException w:name="Medium List 1 Accent 5" w:uiPriority="65"/>
+    <w:lsdException w:name="Medium List 2 Accent 5" w:uiPriority="66"/>
+    <w:lsdException w:name="Medium Grid 1 Accent 5" w:uiPriority="67"/>
+    <w:lsdException w:name="Medium Grid 2 Accent 5" w:uiPriority="68"/>
+    <w:lsdException w:name="Medium Grid 3 Accent 5" w:uiPriority="69"/>
+    <w:lsdException w:name="Dark List Accent 5" w:uiPriority="70"/>
+    <w:lsdException w:name="Colorful Shading Accent 5" w:uiPriority="71"/>
+    <w:lsdException w:name="Colorful List Accent 5" w:uiPriority="72"/>
+    <w:lsdException w:name="Colorful Grid Accent 5" w:uiPriority="73"/>
+    <w:lsdException w:name="Light Shading Accent 6" w:uiPriority="60"/>
+    <w:lsdException w:name="Light List Accent 6" w:uiPriority="61"/>
+    <w:lsdException w:name="Light Grid Accent 6" w:uiPriority="62"/>
+    <w:lsdException w:name="Medium Shading 1 Accent 6" w:uiPriority="63"/>
+    <w:lsdException w:name="Medium Shading 2 Accent 6" w:uiPriority="64"/>
+    <w:lsdException w:name="Medium List 1 Accent 6" w:uiPriority="65"/>
+    <w:lsdException w:name="Medium List 2 Accent 6" w:uiPriority="66"/>
+    <w:lsdException w:name="Medium Grid 1 Accent 6" w:uiPriority="67"/>
+    <w:lsdException w:name="Medium Grid 2 Accent 6" w:uiPriority="68"/>
+    <w:lsdException w:name="Medium Grid 3 Accent 6" w:uiPriority="69"/>
+    <w:lsdException w:name="Dark List Accent 6" w:uiPriority="70"/>
+    <w:lsdException w:name="Colorful Shading Accent 6" w:uiPriority="71"/>
+    <w:lsdException w:name="Colorful List Accent 6" w:uiPriority="72"/>
+    <w:lsdException w:name="Colorful Grid Accent 6" w:uiPriority="73"/>
     <w:lsdException w:name="Subtle Emphasis" w:uiPriority="19" w:qFormat="1"/>
     <w:lsdException w:name="Intense Emphasis" w:uiPriority="21" w:qFormat="1"/>
-    <w:lsdException w:name="Subtle Reference" w:uiPriority="31" w:qFormat="1"/>
-    <w:lsdException w:name="Intense Reference" w:uiPriority="32" w:qFormat="1"/>
-    <w:lsdException w:name="Book Title" w:uiPriority="33" w:qFormat="1"/>
-    <w:lsdException w:name="Bibliography" w:uiPriority="37"/>
-    <w:lsdException w:name="TOC Heading" w:uiPriority="39" w:qFormat="1"/>
+    <w:lsdException w:name="Subtle Reference" w:semiHidden="1" w:uiPriority="31" w:unhideWhenUsed="1" w:qFormat="1"/>
+    <w:lsdException w:name="Intense Reference" w:semiHidden="1" w:uiPriority="32" w:unhideWhenUsed="1" w:qFormat="1"/>
+    <w:lsdException w:name="Book Title" w:semiHidden="1" w:uiPriority="33" w:unhideWhenUsed="1" w:qFormat="1"/>
+    <w:lsdException w:name="Bibliography" w:semiHidden="1" w:uiPriority="37" w:unhideWhenUsed="1"/>
+    <w:lsdException w:name="TOC Heading" w:semiHidden="1" w:uiPriority="39" w:unhideWhenUsed="1" w:qFormat="1"/>
+    <w:lsdException w:name="Plain Table 1" w:uiPriority="41"/>
+    <w:lsdException w:name="Plain Table 2" w:uiPriority="42"/>
+    <w:lsdException w:name="Plain Table 3" w:uiPriority="43"/>
+    <w:lsdException w:name="Plain Table 4" w:uiPriority="44"/>
+    <w:lsdException w:name="Plain Table 5" w:uiPriority="45"/>
+    <w:lsdException w:name="Grid Table Light" w:uiPriority="40"/>
+    <w:lsdException w:name="Grid Table 1 Light" w:uiPriority="46"/>
+    <w:lsdException w:name="Grid Table 2" w:uiPriority="47"/>
+    <w:lsdException w:name="Grid Table 3" w:uiPriority="48"/>
+    <w:lsdException w:name="Grid Table 4" w:uiPriority="49"/>
+    <w:lsdException w:name="Grid Table 5 Dark" w:uiPriority="50"/>
+    <w:lsdException w:name="Grid Table 6 Colorful" w:uiPriority="51"/>
+    <w:lsdException w:name="Grid Table 7 Colorful" w:uiPriority="52"/>
+    <w:lsdException w:name="Grid Table 1 Light Accent 1" w:uiPriority="46"/>
+    <w:lsdException w:name="Grid Table 2 Accent 1" w:uiPriority="47"/>
+    <w:lsdException w:name="Grid Table 3 Accent 1" w:uiPriority="48"/>
+    <w:lsdException w:name="Grid Table 4 Accent 1" w:uiPriority="49"/>
+    <w:lsdException w:name="Grid Table 5 Dark Accent 1" w:uiPriority="50"/>
+    <w:lsdException w:name="Grid Table 6 Colorful Accent 1" w:uiPriority="51"/>
+    <w:lsdException w:name="Grid Table 7 Colorful Accent 1" w:uiPriority="52"/>
+    <w:lsdException w:name="Grid Table 1 Light Accent 2" w:uiPriority="46"/>
+    <w:lsdException w:name="Grid Table 2 Accent 2" w:uiPriority="47"/>
+    <w:lsdException w:name="Grid Table 3 Accent 2" w:uiPriority="48"/>
+    <w:lsdException w:name="Grid Table 4 Accent 2" w:uiPriority="49"/>
+    <w:lsdException w:name="Grid Table 5 Dark Accent 2" w:uiPriority="50"/>
+    <w:lsdException w:name="Grid Table 6 Colorful Accent 2" w:uiPriority="51"/>
+    <w:lsdException w:name="Grid Table 7 Colorful Accent 2" w:uiPriority="52"/>
+    <w:lsdException w:name="Grid Table 1 Light Accent 3" w:uiPriority="46"/>
+    <w:lsdException w:name="Grid Table 2 Accent 3" w:uiPriority="47"/>
+    <w:lsdException w:name="Grid Table 3 Accent 3" w:uiPriority="48"/>
+    <w:lsdException w:name="Grid Table 4 Accent 3" w:uiPriority="49"/>
+    <w:lsdException w:name="Grid Table 5 Dark Accent 3" w:uiPriority="50"/>
+    <w:lsdException w:name="Grid Table 6 Colorful Accent 3" w:uiPriority="51"/>
+    <w:lsdException w:name="Grid Table 7 Colorful Accent 3" w:uiPriority="52"/>
+    <w:lsdException w:name="Grid Table 1 Light Accent 4" w:uiPriority="46"/>
+    <w:lsdException w:name="Grid Table 2 Accent 4" w:uiPriority="47"/>
+    <w:lsdException w:name="Grid Table 3 Accent 4" w:uiPriority="48"/>
+    <w:lsdException w:name="Grid Table 4 Accent 4" w:uiPriority="49"/>
+    <w:lsdException w:name="Grid Table 5 Dark Accent 4" w:uiPriority="50"/>
+    <w:lsdException w:name="Grid Table 6 Colorful Accent 4" w:uiPriority="51"/>
+    <w:lsdException w:name="Grid Table 7 Colorful Accent 4" w:uiPriority="52"/>
+    <w:lsdException w:name="Grid Table 1 Light Accent 5" w:uiPriority="46"/>
+    <w:lsdException w:name="Grid Table 2 Accent 5" w:uiPriority="47"/>
+    <w:lsdException w:name="Grid Table 3 Accent 5" w:uiPriority="48"/>
+    <w:lsdException w:name="Grid Table 4 Accent 5" w:uiPriority="49"/>
+    <w:lsdException w:name="Grid Table 5 Dark Accent 5" w:uiPriority="50"/>
+    <w:lsdException w:name="Grid Table 6 Colorful Accent 5" w:uiPriority="51"/>
+    <w:lsdException w:name="Grid Table 7 Colorful Accent 5" w:uiPriority="52"/>
+    <w:lsdException w:name="Grid Table 1 Light Accent 6" w:uiPriority="46"/>
+    <w:lsdException w:name="Grid Table 2 Accent 6" w:uiPriority="47"/>
+    <w:lsdException w:name="Grid Table 3 Accent 6" w:uiPriority="48"/>
+    <w:lsdException w:name="Grid Table 4 Accent 6" w:uiPriority="49"/>
+    <w:lsdException w:name="Grid Table 5 Dark Accent 6" w:uiPriority="50"/>
+    <w:lsdException w:name="Grid Table 6 Colorful Accent 6" w:uiPriority="51"/>
+    <w:lsdException w:name="Grid Table 7 Colorful Accent 6" w:uiPriority="52"/>
+    <w:lsdException w:name="List Table 1 Light" w:uiPriority="46"/>
+    <w:lsdException w:name="List Table 2" w:uiPriority="47"/>
+    <w:lsdException w:name="List Table 3" w:uiPriority="48"/>
+    <w:lsdException w:name="List Table 4" w:uiPriority="49"/>
+    <w:lsdException w:name="List Table 5 Dark" w:uiPriority="50"/>
+    <w:lsdException w:name="List Table 6 Colorful" w:uiPriority="51"/>
+    <w:lsdException w:name="List Table 7 Colorful" w:uiPriority="52"/>
+    <w:lsdException w:name="List Table 1 Light Accent 1" w:uiPriority="46"/>
+    <w:lsdException w:name="List Table 2 Accent 1" w:uiPriority="47"/>
+    <w:lsdException w:name="List Table 3 Accent 1" w:uiPriority="48"/>
+    <w:lsdException w:name="List Table 4 Accent 1" w:uiPriority="49"/>
+    <w:lsdException w:name="List Table 5 Dark Accent 1" w:uiPriority="50"/>
+    <w:lsdException w:name="List Table 6 Colorful Accent 1" w:uiPriority="51"/>
+    <w:lsdException w:name="List Table 7 Colorful Accent 1" w:uiPriority="52"/>
+    <w:lsdException w:name="List Table 1 Light Accent 2" w:uiPriority="46"/>
+    <w:lsdException w:name="List Table 2 Accent 2" w:uiPriority="47"/>
+    <w:lsdException w:name="List Table 3 Accent 2" w:uiPriority="48"/>
+    <w:lsdException w:name="List Table 4 Accent 2" w:uiPriority="49"/>
+    <w:lsdException w:name="List Table 5 Dark Accent 2" w:uiPriority="50"/>
+    <w:lsdException w:name="List Table 6 Colorful Accent 2" w:uiPriority="51"/>
+    <w:lsdException w:name="List Table 7 Colorful Accent 2" w:uiPriority="52"/>
+    <w:lsdException w:name="List Table 1 Light Accent 3" w:uiPriority="46"/>
+    <w:lsdException w:name="List Table 2 Accent 3" w:uiPriority="47"/>
+    <w:lsdException w:name="List Table 3 Accent 3" w:uiPriority="48"/>
+    <w:lsdException w:name="List Table 4 Accent 3" w:uiPriority="49"/>
+    <w:lsdException w:name="List Table 5 Dark Accent 3" w:uiPriority="50"/>
+    <w:lsdException w:name="List Table 6 Colorful Accent 3" w:uiPriority="51"/>
+    <w:lsdException w:name="List Table 7 Colorful Accent 3" w:uiPriority="52"/>
+    <w:lsdException w:name="List Table 1 Light Accent 4" w:uiPriority="46"/>
+    <w:lsdException w:name="List Table 2 Accent 4" w:uiPriority="47"/>
+    <w:lsdException w:name="List Table 3 Accent 4" w:uiPriority="48"/>
+    <w:lsdException w:name="List Table 4 Accent 4" w:uiPriority="49"/>
+    <w:lsdException w:name="List Table 5 Dark Accent 4" w:uiPriority="50"/>
+    <w:lsdException w:name="List Table 6 Colorful Accent 4" w:uiPriority="51"/>
+    <w:lsdException w:name="List Table 7 Colorful Accent 4" w:uiPriority="52"/>
+    <w:lsdException w:name="List Table 1 Light Accent 5" w:uiPriority="46"/>
+    <w:lsdException w:name="List Table 2 Accent 5" w:uiPriority="47"/>
+    <w:lsdException w:name="List Table 3 Accent 5" w:uiPriority="48"/>
+    <w:lsdException w:name="List Table 4 Accent 5" w:uiPriority="49"/>
+    <w:lsdException w:name="List Table 5 Dark Accent 5" w:uiPriority="50"/>
+    <w:lsdException w:name="List Table 6 Colorful Accent 5" w:uiPriority="51"/>
+    <w:lsdException w:name="List Table 7 Colorful Accent 5" w:uiPriority="52"/>
+    <w:lsdException w:name="List Table 1 Light Accent 6" w:uiPriority="46"/>
+    <w:lsdException w:name="List Table 2 Accent 6" w:uiPriority="47"/>
+    <w:lsdException w:name="List Table 3 Accent 6" w:uiPriority="48"/>
+    <w:lsdException w:name="List Table 4 Accent 6" w:uiPriority="49"/>
+    <w:lsdException w:name="List Table 5 Dark Accent 6" w:uiPriority="50"/>
+    <w:lsdException w:name="List Table 6 Colorful Accent 6" w:uiPriority="51"/>
+    <w:lsdException w:name="List Table 7 Colorful Accent 6" w:uiPriority="52"/>
+    <w:lsdException w:name="Mention" w:semiHidden="1" w:unhideWhenUsed="1"/>
+    <w:lsdException w:name="Smart Hyperlink" w:semiHidden="1" w:unhideWhenUsed="1"/>
+    <w:lsdException w:name="Hashtag" w:semiHidden="1" w:unhideWhenUsed="1"/>
+    <w:lsdException w:name="Unresolved Mention" w:semiHidden="1" w:unhideWhenUsed="1"/>
+    <w:lsdException w:name="Smart Link" w:semiHidden="1" w:unhideWhenUsed="1"/>
   </w:latentStyles>
   <w:style w:type="paragraph" w:default="1" w:styleId="Normal">
     <w:name w:val="Normal"/>
@@ -14550,7 +16663,6 @@
     <w:uiPriority w:val="99"/>
     <w:semiHidden/>
     <w:unhideWhenUsed/>
-    <w:qFormat/>
     <w:tblPr>
       <w:tblInd w:w="0" w:type="dxa"/>
       <w:tblCellMar>
@@ -14740,7 +16852,6 @@
       <w:spacing w:after="0" w:line="240" w:lineRule="auto"/>
     </w:pPr>
     <w:tblPr>
-      <w:tblInd w:w="0" w:type="dxa"/>
       <w:tblBorders>
         <w:top w:val="single" w:sz="4" w:space="0" w:color="auto"/>
         <w:left w:val="single" w:sz="4" w:space="0" w:color="auto"/>
@@ -14749,12 +16860,6 @@
         <w:insideH w:val="single" w:sz="4" w:space="0" w:color="auto"/>
         <w:insideV w:val="single" w:sz="4" w:space="0" w:color="auto"/>
       </w:tblBorders>
-      <w:tblCellMar>
-        <w:top w:w="0" w:type="dxa"/>
-        <w:left w:w="108" w:type="dxa"/>
-        <w:bottom w:w="0" w:type="dxa"/>
-        <w:right w:w="108" w:type="dxa"/>
-      </w:tblCellMar>
     </w:tblPr>
   </w:style>
   <w:style w:type="character" w:styleId="Textodelmarcadordeposicin">
@@ -14809,8 +16914,8 @@
       <w:szCs w:val="22"/>
     </w:rPr>
   </w:style>
-  <w:style w:type="table" w:customStyle="1" w:styleId="PlainTable5">
-    <w:name w:val="Plain Table 5"/>
+  <w:style w:type="table" w:customStyle="1" w:styleId="Tablanormal51">
+    <w:name w:val="Tabla normal 51"/>
     <w:basedOn w:val="Tablanormal"/>
     <w:uiPriority w:val="45"/>
     <w:rsid w:val="00CD528B"/>
@@ -14820,13 +16925,6 @@
     <w:tblPr>
       <w:tblStyleRowBandSize w:val="1"/>
       <w:tblStyleColBandSize w:val="1"/>
-      <w:tblInd w:w="0" w:type="dxa"/>
-      <w:tblCellMar>
-        <w:top w:w="0" w:type="dxa"/>
-        <w:left w:w="108" w:type="dxa"/>
-        <w:bottom w:w="0" w:type="dxa"/>
-        <w:right w:w="108" w:type="dxa"/>
-      </w:tblCellMar>
     </w:tblPr>
     <w:tblStylePr w:type="firstRow">
       <w:rPr>
@@ -14947,8 +17045,8 @@
       <w:u w:val="single"/>
     </w:rPr>
   </w:style>
-  <w:style w:type="character" w:customStyle="1" w:styleId="UnresolvedMention">
-    <w:name w:val="Unresolved Mention"/>
+  <w:style w:type="character" w:customStyle="1" w:styleId="Mencinsinresolver1">
+    <w:name w:val="Mención sin resolver1"/>
     <w:basedOn w:val="Fuentedeprrafopredeter"/>
     <w:uiPriority w:val="99"/>
     <w:semiHidden/>
@@ -14959,8 +17057,8 @@
       <w:shd w:val="clear" w:color="auto" w:fill="E1DFDD"/>
     </w:rPr>
   </w:style>
-  <w:style w:type="table" w:customStyle="1" w:styleId="ListTable1LightAccent4">
-    <w:name w:val="List Table 1 Light Accent 4"/>
+  <w:style w:type="table" w:customStyle="1" w:styleId="Tabladelista1clara-nfasis41">
+    <w:name w:val="Tabla de lista 1 clara - Énfasis 41"/>
     <w:basedOn w:val="Tablanormal"/>
     <w:uiPriority w:val="46"/>
     <w:rsid w:val="006823F2"/>
@@ -14970,13 +17068,6 @@
     <w:tblPr>
       <w:tblStyleRowBandSize w:val="1"/>
       <w:tblStyleColBandSize w:val="1"/>
-      <w:tblInd w:w="0" w:type="dxa"/>
-      <w:tblCellMar>
-        <w:top w:w="0" w:type="dxa"/>
-        <w:left w:w="108" w:type="dxa"/>
-        <w:bottom w:w="0" w:type="dxa"/>
-        <w:right w:w="108" w:type="dxa"/>
-      </w:tblCellMar>
     </w:tblPr>
     <w:tblStylePr w:type="firstRow">
       <w:rPr>
@@ -15055,7 +17146,7 @@
 </file>
 
 <file path=word/glossary/document.xml><?xml version="1.0" encoding="utf-8"?>
-<w:glossaryDocument xmlns:ve="http://schemas.openxmlformats.org/markup-compatibility/2006" xmlns:o="urn:schemas-microsoft-com:office:office" xmlns:r="http://schemas.openxmlformats.org/officeDocument/2006/relationships" xmlns:m="http://schemas.openxmlformats.org/officeDocument/2006/math" xmlns:v="urn:schemas-microsoft-com:vml" xmlns:wp="http://schemas.openxmlformats.org/drawingml/2006/wordprocessingDrawing" xmlns:w10="urn:schemas-microsoft-com:office:word" xmlns:w="http://schemas.openxmlformats.org/wordprocessingml/2006/main" xmlns:wne="http://schemas.microsoft.com/office/word/2006/wordml">
+<w:glossaryDocument xmlns:wpc="http://schemas.microsoft.com/office/word/2010/wordprocessingCanvas" xmlns:cx="http://schemas.microsoft.com/office/drawing/2014/chartex" xmlns:cx1="http://schemas.microsoft.com/office/drawing/2015/9/8/chartex" xmlns:cx2="http://schemas.microsoft.com/office/drawing/2015/10/21/chartex" xmlns:cx3="http://schemas.microsoft.com/office/drawing/2016/5/9/chartex" xmlns:cx4="http://schemas.microsoft.com/office/drawing/2016/5/10/chartex" xmlns:cx5="http://schemas.microsoft.com/office/drawing/2016/5/11/chartex" xmlns:cx6="http://schemas.microsoft.com/office/drawing/2016/5/12/chartex" xmlns:cx7="http://schemas.microsoft.com/office/drawing/2016/5/13/chartex" xmlns:cx8="http://schemas.microsoft.com/office/drawing/2016/5/14/chartex" xmlns:mc="http://schemas.openxmlformats.org/markup-compatibility/2006" xmlns:aink="http://schemas.microsoft.com/office/drawing/2016/ink" xmlns:am3d="http://schemas.microsoft.com/office/drawing/2017/model3d" xmlns:o="urn:schemas-microsoft-com:office:office" xmlns:r="http://schemas.openxmlformats.org/officeDocument/2006/relationships" xmlns:m="http://schemas.openxmlformats.org/officeDocument/2006/math" xmlns:v="urn:schemas-microsoft-com:vml" xmlns:wp14="http://schemas.microsoft.com/office/word/2010/wordprocessingDrawing" xmlns:wp="http://schemas.openxmlformats.org/drawingml/2006/wordprocessingDrawing" xmlns:w10="urn:schemas-microsoft-com:office:word" xmlns:w="http://schemas.openxmlformats.org/wordprocessingml/2006/main" xmlns:w14="http://schemas.microsoft.com/office/word/2010/wordml" xmlns:w15="http://schemas.microsoft.com/office/word/2012/wordml" xmlns:w16cex="http://schemas.microsoft.com/office/word/2018/wordml/cex" xmlns:w16cid="http://schemas.microsoft.com/office/word/2016/wordml/cid" xmlns:w16="http://schemas.microsoft.com/office/word/2018/wordml" xmlns:w16sdtdh="http://schemas.microsoft.com/office/word/2020/wordml/sdtdatahash" xmlns:w16se="http://schemas.microsoft.com/office/word/2015/wordml/symex" xmlns:wpg="http://schemas.microsoft.com/office/word/2010/wordprocessingGroup" xmlns:wpi="http://schemas.microsoft.com/office/word/2010/wordprocessingInk" xmlns:wne="http://schemas.microsoft.com/office/word/2006/wordml" xmlns:wps="http://schemas.microsoft.com/office/word/2010/wordprocessingShape" mc:Ignorable="w14 w15 w16se w16cid w16 w16cex w16sdtdh wp14">
   <w:docParts>
     <w:docPart>
       <w:docPartPr>
@@ -15123,21 +17214,20 @@
 </file>
 
 <file path=word/glossary/fontTable.xml><?xml version="1.0" encoding="utf-8"?>
-<w:fonts xmlns:r="http://schemas.openxmlformats.org/officeDocument/2006/relationships" xmlns:w="http://schemas.openxmlformats.org/wordprocessingml/2006/main">
+<w:fonts xmlns:mc="http://schemas.openxmlformats.org/markup-compatibility/2006" xmlns:r="http://schemas.openxmlformats.org/officeDocument/2006/relationships" xmlns:w="http://schemas.openxmlformats.org/wordprocessingml/2006/main" xmlns:w14="http://schemas.microsoft.com/office/word/2010/wordml" xmlns:w15="http://schemas.microsoft.com/office/word/2012/wordml" xmlns:w16cex="http://schemas.microsoft.com/office/word/2018/wordml/cex" xmlns:w16cid="http://schemas.microsoft.com/office/word/2016/wordml/cid" xmlns:w16="http://schemas.microsoft.com/office/word/2018/wordml" xmlns:w16sdtdh="http://schemas.microsoft.com/office/word/2020/wordml/sdtdatahash" xmlns:w16se="http://schemas.microsoft.com/office/word/2015/wordml/symex" mc:Ignorable="w14 w15 w16se w16cid w16 w16cex w16sdtdh">
   <w:font w:name="Calibri">
     <w:panose1 w:val="020F0502020204030204"/>
     <w:charset w:val="00"/>
     <w:family w:val="swiss"/>
     <w:pitch w:val="variable"/>
-    <w:sig w:usb0="E4002EFF" w:usb1="C000247B" w:usb2="00000009" w:usb3="00000000" w:csb0="000001FF" w:csb1="00000000"/>
+    <w:sig w:usb0="E4002EFF" w:usb1="C200247B" w:usb2="00000009" w:usb3="00000000" w:csb0="000001FF" w:csb1="00000000"/>
   </w:font>
-  <w:font w:name="MS Mincho">
-    <w:altName w:val="ＭＳ 明朝"/>
-    <w:panose1 w:val="02020609040205080304"/>
-    <w:charset w:val="80"/>
-    <w:family w:val="modern"/>
-    <w:pitch w:val="fixed"/>
-    <w:sig w:usb0="A00002BF" w:usb1="68C7FCFB" w:usb2="00000010" w:usb3="00000000" w:csb0="0002009F" w:csb1="00000000"/>
+  <w:font w:name="Times New Roman">
+    <w:panose1 w:val="02020603050405020304"/>
+    <w:charset w:val="00"/>
+    <w:family w:val="roman"/>
+    <w:pitch w:val="variable"/>
+    <w:sig w:usb0="E0002EFF" w:usb1="C000785B" w:usb2="00000009" w:usb3="00000000" w:csb0="000001FF" w:csb1="00000000"/>
   </w:font>
   <w:font w:name="Courier New">
     <w:panose1 w:val="02070309020205020404"/>
@@ -15145,13 +17235,6 @@
     <w:family w:val="modern"/>
     <w:pitch w:val="fixed"/>
     <w:sig w:usb0="E0002EFF" w:usb1="C0007843" w:usb2="00000009" w:usb3="00000000" w:csb0="000001FF" w:csb1="00000000"/>
-  </w:font>
-  <w:font w:name="Times New Roman">
-    <w:panose1 w:val="02020603050405020304"/>
-    <w:charset w:val="00"/>
-    <w:family w:val="roman"/>
-    <w:pitch w:val="variable"/>
-    <w:sig w:usb0="E0002EFF" w:usb1="C000785B" w:usb2="00000009" w:usb3="00000000" w:csb0="000001FF" w:csb1="00000000"/>
   </w:font>
   <w:font w:name="Wingdings">
     <w:panose1 w:val="05000000000000000000"/>
@@ -15174,40 +17257,33 @@
     <w:pitch w:val="variable"/>
     <w:sig w:usb0="E0002EFF" w:usb1="C000785B" w:usb2="00000009" w:usb3="00000000" w:csb0="000001FF" w:csb1="00000000"/>
   </w:font>
-  <w:font w:name="MS Gothic">
-    <w:altName w:val="ＭＳ ゴシック"/>
-    <w:panose1 w:val="020B0609070205080204"/>
-    <w:charset w:val="80"/>
-    <w:family w:val="modern"/>
-    <w:pitch w:val="fixed"/>
-    <w:sig w:usb0="E00002FF" w:usb1="6AC7FDFB" w:usb2="08000012" w:usb3="00000000" w:csb0="0002009F" w:csb1="00000000"/>
-  </w:font>
   <w:font w:name="Tahoma">
     <w:panose1 w:val="020B0604030504040204"/>
     <w:charset w:val="00"/>
     <w:family w:val="swiss"/>
-    <w:notTrueType/>
     <w:pitch w:val="variable"/>
-    <w:sig w:usb0="00000003" w:usb1="00000000" w:usb2="00000000" w:usb3="00000000" w:csb0="00000001" w:csb1="00000000"/>
+    <w:sig w:usb0="E1002EFF" w:usb1="C000605B" w:usb2="00000029" w:usb3="00000000" w:csb0="000101FF" w:csb1="00000000"/>
   </w:font>
-  <w:font w:name="Cambria">
-    <w:panose1 w:val="02040503050406030204"/>
+  <w:font w:name="Calibri Light">
+    <w:panose1 w:val="020F0302020204030204"/>
     <w:charset w:val="00"/>
-    <w:family w:val="roman"/>
+    <w:family w:val="swiss"/>
     <w:pitch w:val="variable"/>
-    <w:sig w:usb0="E00006FF" w:usb1="420024FF" w:usb2="02000000" w:usb3="00000000" w:csb0="0000019F" w:csb1="00000000"/>
+    <w:sig w:usb0="E4002EFF" w:usb1="C200247B" w:usb2="00000009" w:usb3="00000000" w:csb0="000001FF" w:csb1="00000000"/>
   </w:font>
 </w:fonts>
 </file>
 
 <file path=word/glossary/settings.xml><?xml version="1.0" encoding="utf-8"?>
-<w:settings xmlns:o="urn:schemas-microsoft-com:office:office" xmlns:r="http://schemas.openxmlformats.org/officeDocument/2006/relationships" xmlns:m="http://schemas.openxmlformats.org/officeDocument/2006/math" xmlns:v="urn:schemas-microsoft-com:vml" xmlns:w10="urn:schemas-microsoft-com:office:word" xmlns:w="http://schemas.openxmlformats.org/wordprocessingml/2006/main" xmlns:sl="http://schemas.openxmlformats.org/schemaLibrary/2006/main">
+<w:settings xmlns:mc="http://schemas.openxmlformats.org/markup-compatibility/2006" xmlns:o="urn:schemas-microsoft-com:office:office" xmlns:r="http://schemas.openxmlformats.org/officeDocument/2006/relationships" xmlns:m="http://schemas.openxmlformats.org/officeDocument/2006/math" xmlns:v="urn:schemas-microsoft-com:vml" xmlns:w10="urn:schemas-microsoft-com:office:word" xmlns:w="http://schemas.openxmlformats.org/wordprocessingml/2006/main" xmlns:w14="http://schemas.microsoft.com/office/word/2010/wordml" xmlns:w15="http://schemas.microsoft.com/office/word/2012/wordml" xmlns:w16cex="http://schemas.microsoft.com/office/word/2018/wordml/cex" xmlns:w16cid="http://schemas.microsoft.com/office/word/2016/wordml/cid" xmlns:w16="http://schemas.microsoft.com/office/word/2018/wordml" xmlns:w16sdtdh="http://schemas.microsoft.com/office/word/2020/wordml/sdtdatahash" xmlns:w16se="http://schemas.microsoft.com/office/word/2015/wordml/symex" xmlns:sl="http://schemas.openxmlformats.org/schemaLibrary/2006/main" mc:Ignorable="w14 w15 w16se w16cid w16 w16cex w16sdtdh">
   <w:view w:val="normal"/>
   <w:defaultTabStop w:val="708"/>
   <w:hyphenationZone w:val="425"/>
   <w:characterSpacingControl w:val="doNotCompress"/>
   <w:compat>
     <w:useFELayout/>
+    <w:compatSetting w:name="compatibilityMode" w:uri="http://schemas.microsoft.com/office/word" w:val="12"/>
+    <w:compatSetting w:name="useWord2013TrackBottomHyphenation" w:uri="http://schemas.microsoft.com/office/word" w:val="1"/>
   </w:compat>
   <w:rsids>
     <w:rsidRoot w:val="009B0278"/>
@@ -15218,11 +17294,14 @@
     <w:rsid w:val="005C2097"/>
     <w:rsid w:val="006A1884"/>
     <w:rsid w:val="008504D9"/>
+    <w:rsid w:val="00961CB4"/>
+    <w:rsid w:val="00967A86"/>
     <w:rsid w:val="009B0278"/>
     <w:rsid w:val="00AC587D"/>
     <w:rsid w:val="00B01728"/>
     <w:rsid w:val="00B21F92"/>
     <w:rsid w:val="00B266D5"/>
+    <w:rsid w:val="00E17F50"/>
     <w:rsid w:val="00F547DF"/>
   </w:rsids>
   <m:mathPr>
@@ -15240,13 +17319,13 @@
   </m:mathPr>
   <w:themeFontLang w:val="es-ES"/>
   <w:clrSchemeMapping w:bg1="light1" w:t1="dark1" w:bg2="light2" w:t2="dark2" w:accent1="accent1" w:accent2="accent2" w:accent3="accent3" w:accent4="accent4" w:accent5="accent5" w:accent6="accent6" w:hyperlink="hyperlink" w:followedHyperlink="followedHyperlink"/>
-  <w:decimalSymbol w:val="."/>
+  <w:decimalSymbol w:val=","/>
   <w:listSeparator w:val=";"/>
 </w:settings>
 </file>
 
 <file path=word/glossary/styles.xml><?xml version="1.0" encoding="utf-8"?>
-<w:styles xmlns:r="http://schemas.openxmlformats.org/officeDocument/2006/relationships" xmlns:w="http://schemas.openxmlformats.org/wordprocessingml/2006/main">
+<w:styles xmlns:mc="http://schemas.openxmlformats.org/markup-compatibility/2006" xmlns:r="http://schemas.openxmlformats.org/officeDocument/2006/relationships" xmlns:w="http://schemas.openxmlformats.org/wordprocessingml/2006/main" xmlns:w14="http://schemas.microsoft.com/office/word/2010/wordml" xmlns:w15="http://schemas.microsoft.com/office/word/2012/wordml" xmlns:w16cex="http://schemas.microsoft.com/office/word/2018/wordml/cex" xmlns:w16cid="http://schemas.microsoft.com/office/word/2016/wordml/cid" xmlns:w16="http://schemas.microsoft.com/office/word/2018/wordml" xmlns:w16sdtdh="http://schemas.microsoft.com/office/word/2020/wordml/sdtdatahash" xmlns:w16se="http://schemas.microsoft.com/office/word/2015/wordml/symex" mc:Ignorable="w14 w15 w16se w16cid w16 w16cex w16sdtdh">
   <w:docDefaults>
     <w:rPrDefault>
       <w:rPr>
@@ -15263,144 +17342,383 @@
       </w:pPr>
     </w:pPrDefault>
   </w:docDefaults>
-  <w:latentStyles w:defLockedState="0" w:defUIPriority="99" w:defSemiHidden="1" w:defUnhideWhenUsed="1" w:defQFormat="0" w:count="267">
-    <w:lsdException w:name="Normal" w:semiHidden="0" w:uiPriority="0" w:unhideWhenUsed="0" w:qFormat="1"/>
-    <w:lsdException w:name="heading 1" w:semiHidden="0" w:uiPriority="9" w:unhideWhenUsed="0" w:qFormat="1"/>
-    <w:lsdException w:name="heading 2" w:uiPriority="9" w:qFormat="1"/>
-    <w:lsdException w:name="heading 3" w:uiPriority="9" w:qFormat="1"/>
-    <w:lsdException w:name="heading 4" w:uiPriority="9" w:qFormat="1"/>
-    <w:lsdException w:name="heading 5" w:uiPriority="9" w:qFormat="1"/>
-    <w:lsdException w:name="heading 6" w:uiPriority="9" w:qFormat="1"/>
-    <w:lsdException w:name="heading 7" w:uiPriority="9" w:qFormat="1"/>
-    <w:lsdException w:name="heading 8" w:uiPriority="9" w:qFormat="1"/>
-    <w:lsdException w:name="heading 9" w:uiPriority="9" w:qFormat="1"/>
-    <w:lsdException w:name="toc 1" w:uiPriority="39"/>
-    <w:lsdException w:name="toc 2" w:uiPriority="39"/>
-    <w:lsdException w:name="toc 3" w:uiPriority="39"/>
-    <w:lsdException w:name="toc 4" w:uiPriority="39"/>
-    <w:lsdException w:name="toc 5" w:uiPriority="39"/>
-    <w:lsdException w:name="toc 6" w:uiPriority="39"/>
-    <w:lsdException w:name="toc 7" w:uiPriority="39"/>
-    <w:lsdException w:name="toc 8" w:uiPriority="39"/>
-    <w:lsdException w:name="toc 9" w:uiPriority="39"/>
-    <w:lsdException w:name="caption" w:uiPriority="35" w:qFormat="1"/>
-    <w:lsdException w:name="Title" w:semiHidden="0" w:uiPriority="10" w:unhideWhenUsed="0" w:qFormat="1"/>
-    <w:lsdException w:name="Default Paragraph Font" w:uiPriority="1"/>
-    <w:lsdException w:name="Subtitle" w:semiHidden="0" w:uiPriority="2" w:unhideWhenUsed="0" w:qFormat="1"/>
-    <w:lsdException w:name="Strong" w:semiHidden="0" w:uiPriority="22" w:unhideWhenUsed="0" w:qFormat="1"/>
-    <w:lsdException w:name="Emphasis" w:semiHidden="0" w:uiPriority="20" w:unhideWhenUsed="0" w:qFormat="1"/>
-    <w:lsdException w:name="Table Grid" w:semiHidden="0" w:uiPriority="39" w:unhideWhenUsed="0"/>
-    <w:lsdException w:name="Placeholder Text" w:unhideWhenUsed="0"/>
-    <w:lsdException w:name="No Spacing" w:semiHidden="0" w:uiPriority="1" w:unhideWhenUsed="0" w:qFormat="1"/>
-    <w:lsdException w:name="Light Shading" w:semiHidden="0" w:uiPriority="60" w:unhideWhenUsed="0"/>
-    <w:lsdException w:name="Light List" w:semiHidden="0" w:uiPriority="61" w:unhideWhenUsed="0"/>
-    <w:lsdException w:name="Light Grid" w:semiHidden="0" w:uiPriority="62" w:unhideWhenUsed="0"/>
-    <w:lsdException w:name="Medium Shading 1" w:semiHidden="0" w:uiPriority="63" w:unhideWhenUsed="0"/>
-    <w:lsdException w:name="Medium Shading 2" w:semiHidden="0" w:uiPriority="64" w:unhideWhenUsed="0"/>
-    <w:lsdException w:name="Medium List 1" w:semiHidden="0" w:uiPriority="65" w:unhideWhenUsed="0"/>
-    <w:lsdException w:name="Medium List 2" w:semiHidden="0" w:uiPriority="66" w:unhideWhenUsed="0"/>
-    <w:lsdException w:name="Medium Grid 1" w:semiHidden="0" w:uiPriority="67" w:unhideWhenUsed="0"/>
-    <w:lsdException w:name="Medium Grid 2" w:semiHidden="0" w:uiPriority="68" w:unhideWhenUsed="0"/>
-    <w:lsdException w:name="Medium Grid 3" w:semiHidden="0" w:uiPriority="69" w:unhideWhenUsed="0"/>
-    <w:lsdException w:name="Dark List" w:semiHidden="0" w:uiPriority="70" w:unhideWhenUsed="0"/>
-    <w:lsdException w:name="Colorful Shading" w:semiHidden="0" w:uiPriority="71" w:unhideWhenUsed="0"/>
-    <w:lsdException w:name="Colorful List" w:semiHidden="0" w:uiPriority="72" w:unhideWhenUsed="0"/>
-    <w:lsdException w:name="Colorful Grid" w:semiHidden="0" w:uiPriority="73" w:unhideWhenUsed="0"/>
-    <w:lsdException w:name="Light Shading Accent 1" w:semiHidden="0" w:uiPriority="60" w:unhideWhenUsed="0"/>
-    <w:lsdException w:name="Light List Accent 1" w:semiHidden="0" w:uiPriority="61" w:unhideWhenUsed="0"/>
-    <w:lsdException w:name="Light Grid Accent 1" w:semiHidden="0" w:uiPriority="62" w:unhideWhenUsed="0"/>
-    <w:lsdException w:name="Medium Shading 1 Accent 1" w:semiHidden="0" w:uiPriority="63" w:unhideWhenUsed="0"/>
-    <w:lsdException w:name="Medium Shading 2 Accent 1" w:semiHidden="0" w:uiPriority="64" w:unhideWhenUsed="0"/>
-    <w:lsdException w:name="Medium List 1 Accent 1" w:semiHidden="0" w:uiPriority="65" w:unhideWhenUsed="0"/>
-    <w:lsdException w:name="Revision" w:unhideWhenUsed="0"/>
-    <w:lsdException w:name="List Paragraph" w:semiHidden="0" w:uiPriority="34" w:unhideWhenUsed="0" w:qFormat="1"/>
-    <w:lsdException w:name="Quote" w:semiHidden="0" w:uiPriority="29" w:unhideWhenUsed="0" w:qFormat="1"/>
-    <w:lsdException w:name="Intense Quote" w:semiHidden="0" w:uiPriority="30" w:unhideWhenUsed="0" w:qFormat="1"/>
-    <w:lsdException w:name="Medium List 2 Accent 1" w:semiHidden="0" w:uiPriority="66" w:unhideWhenUsed="0"/>
-    <w:lsdException w:name="Medium Grid 1 Accent 1" w:semiHidden="0" w:uiPriority="67" w:unhideWhenUsed="0"/>
-    <w:lsdException w:name="Medium Grid 2 Accent 1" w:semiHidden="0" w:uiPriority="68" w:unhideWhenUsed="0"/>
-    <w:lsdException w:name="Medium Grid 3 Accent 1" w:semiHidden="0" w:uiPriority="69" w:unhideWhenUsed="0"/>
-    <w:lsdException w:name="Dark List Accent 1" w:semiHidden="0" w:uiPriority="70" w:unhideWhenUsed="0"/>
-    <w:lsdException w:name="Colorful Shading Accent 1" w:semiHidden="0" w:uiPriority="71" w:unhideWhenUsed="0"/>
-    <w:lsdException w:name="Colorful List Accent 1" w:semiHidden="0" w:uiPriority="72" w:unhideWhenUsed="0"/>
-    <w:lsdException w:name="Colorful Grid Accent 1" w:semiHidden="0" w:uiPriority="73" w:unhideWhenUsed="0"/>
-    <w:lsdException w:name="Light Shading Accent 2" w:semiHidden="0" w:uiPriority="60" w:unhideWhenUsed="0"/>
-    <w:lsdException w:name="Light List Accent 2" w:semiHidden="0" w:uiPriority="61" w:unhideWhenUsed="0"/>
-    <w:lsdException w:name="Light Grid Accent 2" w:semiHidden="0" w:uiPriority="62" w:unhideWhenUsed="0"/>
-    <w:lsdException w:name="Medium Shading 1 Accent 2" w:semiHidden="0" w:uiPriority="63" w:unhideWhenUsed="0"/>
-    <w:lsdException w:name="Medium Shading 2 Accent 2" w:semiHidden="0" w:uiPriority="64" w:unhideWhenUsed="0"/>
-    <w:lsdException w:name="Medium List 1 Accent 2" w:semiHidden="0" w:uiPriority="65" w:unhideWhenUsed="0"/>
-    <w:lsdException w:name="Medium List 2 Accent 2" w:semiHidden="0" w:uiPriority="66" w:unhideWhenUsed="0"/>
-    <w:lsdException w:name="Medium Grid 1 Accent 2" w:semiHidden="0" w:uiPriority="67" w:unhideWhenUsed="0"/>
-    <w:lsdException w:name="Medium Grid 2 Accent 2" w:semiHidden="0" w:uiPriority="68" w:unhideWhenUsed="0"/>
-    <w:lsdException w:name="Medium Grid 3 Accent 2" w:semiHidden="0" w:uiPriority="69" w:unhideWhenUsed="0"/>
-    <w:lsdException w:name="Dark List Accent 2" w:semiHidden="0" w:uiPriority="70" w:unhideWhenUsed="0"/>
-    <w:lsdException w:name="Colorful Shading Accent 2" w:semiHidden="0" w:uiPriority="71" w:unhideWhenUsed="0"/>
-    <w:lsdException w:name="Colorful List Accent 2" w:semiHidden="0" w:uiPriority="72" w:unhideWhenUsed="0"/>
-    <w:lsdException w:name="Colorful Grid Accent 2" w:semiHidden="0" w:uiPriority="73" w:unhideWhenUsed="0"/>
-    <w:lsdException w:name="Light Shading Accent 3" w:semiHidden="0" w:uiPriority="60" w:unhideWhenUsed="0"/>
-    <w:lsdException w:name="Light List Accent 3" w:semiHidden="0" w:uiPriority="61" w:unhideWhenUsed="0"/>
-    <w:lsdException w:name="Light Grid Accent 3" w:semiHidden="0" w:uiPriority="62" w:unhideWhenUsed="0"/>
-    <w:lsdException w:name="Medium Shading 1 Accent 3" w:semiHidden="0" w:uiPriority="63" w:unhideWhenUsed="0"/>
-    <w:lsdException w:name="Medium Shading 2 Accent 3" w:semiHidden="0" w:uiPriority="64" w:unhideWhenUsed="0"/>
-    <w:lsdException w:name="Medium List 1 Accent 3" w:semiHidden="0" w:uiPriority="65" w:unhideWhenUsed="0"/>
-    <w:lsdException w:name="Medium List 2 Accent 3" w:semiHidden="0" w:uiPriority="66" w:unhideWhenUsed="0"/>
-    <w:lsdException w:name="Medium Grid 1 Accent 3" w:semiHidden="0" w:uiPriority="67" w:unhideWhenUsed="0"/>
-    <w:lsdException w:name="Medium Grid 2 Accent 3" w:semiHidden="0" w:uiPriority="68" w:unhideWhenUsed="0"/>
-    <w:lsdException w:name="Medium Grid 3 Accent 3" w:semiHidden="0" w:uiPriority="69" w:unhideWhenUsed="0"/>
-    <w:lsdException w:name="Dark List Accent 3" w:semiHidden="0" w:uiPriority="70" w:unhideWhenUsed="0"/>
-    <w:lsdException w:name="Colorful Shading Accent 3" w:semiHidden="0" w:uiPriority="71" w:unhideWhenUsed="0"/>
-    <w:lsdException w:name="Colorful List Accent 3" w:semiHidden="0" w:uiPriority="72" w:unhideWhenUsed="0"/>
-    <w:lsdException w:name="Colorful Grid Accent 3" w:semiHidden="0" w:uiPriority="73" w:unhideWhenUsed="0"/>
-    <w:lsdException w:name="Light Shading Accent 4" w:semiHidden="0" w:uiPriority="60" w:unhideWhenUsed="0"/>
-    <w:lsdException w:name="Light List Accent 4" w:semiHidden="0" w:uiPriority="61" w:unhideWhenUsed="0"/>
-    <w:lsdException w:name="Light Grid Accent 4" w:semiHidden="0" w:uiPriority="62" w:unhideWhenUsed="0"/>
-    <w:lsdException w:name="Medium Shading 1 Accent 4" w:semiHidden="0" w:uiPriority="63" w:unhideWhenUsed="0"/>
-    <w:lsdException w:name="Medium Shading 2 Accent 4" w:semiHidden="0" w:uiPriority="64" w:unhideWhenUsed="0"/>
-    <w:lsdException w:name="Medium List 1 Accent 4" w:semiHidden="0" w:uiPriority="65" w:unhideWhenUsed="0"/>
-    <w:lsdException w:name="Medium List 2 Accent 4" w:semiHidden="0" w:uiPriority="66" w:unhideWhenUsed="0"/>
-    <w:lsdException w:name="Medium Grid 1 Accent 4" w:semiHidden="0" w:uiPriority="67" w:unhideWhenUsed="0"/>
-    <w:lsdException w:name="Medium Grid 2 Accent 4" w:semiHidden="0" w:uiPriority="68" w:unhideWhenUsed="0"/>
-    <w:lsdException w:name="Medium Grid 3 Accent 4" w:semiHidden="0" w:uiPriority="69" w:unhideWhenUsed="0"/>
-    <w:lsdException w:name="Dark List Accent 4" w:semiHidden="0" w:uiPriority="70" w:unhideWhenUsed="0"/>
-    <w:lsdException w:name="Colorful Shading Accent 4" w:semiHidden="0" w:uiPriority="71" w:unhideWhenUsed="0"/>
-    <w:lsdException w:name="Colorful List Accent 4" w:semiHidden="0" w:uiPriority="72" w:unhideWhenUsed="0"/>
-    <w:lsdException w:name="Colorful Grid Accent 4" w:semiHidden="0" w:uiPriority="73" w:unhideWhenUsed="0"/>
-    <w:lsdException w:name="Light Shading Accent 5" w:semiHidden="0" w:uiPriority="60" w:unhideWhenUsed="0"/>
-    <w:lsdException w:name="Light List Accent 5" w:semiHidden="0" w:uiPriority="61" w:unhideWhenUsed="0"/>
-    <w:lsdException w:name="Light Grid Accent 5" w:semiHidden="0" w:uiPriority="62" w:unhideWhenUsed="0"/>
-    <w:lsdException w:name="Medium Shading 1 Accent 5" w:semiHidden="0" w:uiPriority="63" w:unhideWhenUsed="0"/>
-    <w:lsdException w:name="Medium Shading 2 Accent 5" w:semiHidden="0" w:uiPriority="64" w:unhideWhenUsed="0"/>
-    <w:lsdException w:name="Medium List 1 Accent 5" w:semiHidden="0" w:uiPriority="65" w:unhideWhenUsed="0"/>
-    <w:lsdException w:name="Medium List 2 Accent 5" w:semiHidden="0" w:uiPriority="66" w:unhideWhenUsed="0"/>
-    <w:lsdException w:name="Medium Grid 1 Accent 5" w:semiHidden="0" w:uiPriority="67" w:unhideWhenUsed="0"/>
-    <w:lsdException w:name="Medium Grid 2 Accent 5" w:semiHidden="0" w:uiPriority="68" w:unhideWhenUsed="0"/>
-    <w:lsdException w:name="Medium Grid 3 Accent 5" w:semiHidden="0" w:uiPriority="69" w:unhideWhenUsed="0"/>
-    <w:lsdException w:name="Dark List Accent 5" w:semiHidden="0" w:uiPriority="70" w:unhideWhenUsed="0"/>
-    <w:lsdException w:name="Colorful Shading Accent 5" w:semiHidden="0" w:uiPriority="71" w:unhideWhenUsed="0"/>
-    <w:lsdException w:name="Colorful List Accent 5" w:semiHidden="0" w:uiPriority="72" w:unhideWhenUsed="0"/>
-    <w:lsdException w:name="Colorful Grid Accent 5" w:semiHidden="0" w:uiPriority="73" w:unhideWhenUsed="0"/>
-    <w:lsdException w:name="Light Shading Accent 6" w:semiHidden="0" w:uiPriority="60" w:unhideWhenUsed="0"/>
-    <w:lsdException w:name="Light List Accent 6" w:semiHidden="0" w:uiPriority="61" w:unhideWhenUsed="0"/>
-    <w:lsdException w:name="Light Grid Accent 6" w:semiHidden="0" w:uiPriority="62" w:unhideWhenUsed="0"/>
-    <w:lsdException w:name="Medium Shading 1 Accent 6" w:semiHidden="0" w:uiPriority="63" w:unhideWhenUsed="0"/>
-    <w:lsdException w:name="Medium Shading 2 Accent 6" w:semiHidden="0" w:uiPriority="64" w:unhideWhenUsed="0"/>
-    <w:lsdException w:name="Medium List 1 Accent 6" w:semiHidden="0" w:uiPriority="65" w:unhideWhenUsed="0"/>
-    <w:lsdException w:name="Medium List 2 Accent 6" w:semiHidden="0" w:uiPriority="66" w:unhideWhenUsed="0"/>
-    <w:lsdException w:name="Medium Grid 1 Accent 6" w:semiHidden="0" w:uiPriority="67" w:unhideWhenUsed="0"/>
-    <w:lsdException w:name="Medium Grid 2 Accent 6" w:semiHidden="0" w:uiPriority="68" w:unhideWhenUsed="0"/>
-    <w:lsdException w:name="Medium Grid 3 Accent 6" w:semiHidden="0" w:uiPriority="69" w:unhideWhenUsed="0"/>
-    <w:lsdException w:name="Dark List Accent 6" w:semiHidden="0" w:uiPriority="70" w:unhideWhenUsed="0"/>
-    <w:lsdException w:name="Colorful Shading Accent 6" w:semiHidden="0" w:uiPriority="71" w:unhideWhenUsed="0"/>
-    <w:lsdException w:name="Colorful List Accent 6" w:semiHidden="0" w:uiPriority="72" w:unhideWhenUsed="0"/>
-    <w:lsdException w:name="Colorful Grid Accent 6" w:semiHidden="0" w:uiPriority="73" w:unhideWhenUsed="0"/>
-    <w:lsdException w:name="Subtle Emphasis" w:semiHidden="0" w:uiPriority="19" w:unhideWhenUsed="0" w:qFormat="1"/>
-    <w:lsdException w:name="Intense Emphasis" w:semiHidden="0" w:uiPriority="21" w:unhideWhenUsed="0" w:qFormat="1"/>
-    <w:lsdException w:name="Subtle Reference" w:semiHidden="0" w:uiPriority="31" w:unhideWhenUsed="0" w:qFormat="1"/>
-    <w:lsdException w:name="Intense Reference" w:semiHidden="0" w:uiPriority="32" w:unhideWhenUsed="0" w:qFormat="1"/>
-    <w:lsdException w:name="Book Title" w:semiHidden="0" w:uiPriority="33" w:unhideWhenUsed="0" w:qFormat="1"/>
-    <w:lsdException w:name="Bibliography" w:uiPriority="37"/>
-    <w:lsdException w:name="TOC Heading" w:uiPriority="39" w:qFormat="1"/>
+  <w:latentStyles w:defLockedState="0" w:defUIPriority="99" w:defSemiHidden="0" w:defUnhideWhenUsed="0" w:defQFormat="0" w:count="376">
+    <w:lsdException w:name="Normal" w:uiPriority="0" w:qFormat="1"/>
+    <w:lsdException w:name="heading 1" w:uiPriority="9" w:qFormat="1"/>
+    <w:lsdException w:name="heading 2" w:semiHidden="1" w:uiPriority="9" w:unhideWhenUsed="1" w:qFormat="1"/>
+    <w:lsdException w:name="heading 3" w:semiHidden="1" w:uiPriority="9" w:unhideWhenUsed="1" w:qFormat="1"/>
+    <w:lsdException w:name="heading 4" w:semiHidden="1" w:uiPriority="9" w:unhideWhenUsed="1" w:qFormat="1"/>
+    <w:lsdException w:name="heading 5" w:semiHidden="1" w:uiPriority="9" w:unhideWhenUsed="1" w:qFormat="1"/>
+    <w:lsdException w:name="heading 6" w:semiHidden="1" w:uiPriority="9" w:unhideWhenUsed="1" w:qFormat="1"/>
+    <w:lsdException w:name="heading 7" w:semiHidden="1" w:uiPriority="9" w:unhideWhenUsed="1" w:qFormat="1"/>
+    <w:lsdException w:name="heading 8" w:semiHidden="1" w:uiPriority="9" w:unhideWhenUsed="1" w:qFormat="1"/>
+    <w:lsdException w:name="heading 9" w:semiHidden="1" w:uiPriority="9" w:unhideWhenUsed="1" w:qFormat="1"/>
+    <w:lsdException w:name="index 1" w:semiHidden="1" w:unhideWhenUsed="1"/>
+    <w:lsdException w:name="index 2" w:semiHidden="1" w:unhideWhenUsed="1"/>
+    <w:lsdException w:name="index 3" w:semiHidden="1" w:unhideWhenUsed="1"/>
+    <w:lsdException w:name="index 4" w:semiHidden="1" w:unhideWhenUsed="1"/>
+    <w:lsdException w:name="index 5" w:semiHidden="1" w:unhideWhenUsed="1"/>
+    <w:lsdException w:name="index 6" w:semiHidden="1" w:unhideWhenUsed="1"/>
+    <w:lsdException w:name="index 7" w:semiHidden="1" w:unhideWhenUsed="1"/>
+    <w:lsdException w:name="index 8" w:semiHidden="1" w:unhideWhenUsed="1"/>
+    <w:lsdException w:name="index 9" w:semiHidden="1" w:unhideWhenUsed="1"/>
+    <w:lsdException w:name="toc 1" w:semiHidden="1" w:uiPriority="39" w:unhideWhenUsed="1"/>
+    <w:lsdException w:name="toc 2" w:semiHidden="1" w:uiPriority="39" w:unhideWhenUsed="1"/>
+    <w:lsdException w:name="toc 3" w:semiHidden="1" w:uiPriority="39" w:unhideWhenUsed="1"/>
+    <w:lsdException w:name="toc 4" w:semiHidden="1" w:uiPriority="39" w:unhideWhenUsed="1"/>
+    <w:lsdException w:name="toc 5" w:semiHidden="1" w:uiPriority="39" w:unhideWhenUsed="1"/>
+    <w:lsdException w:name="toc 6" w:semiHidden="1" w:uiPriority="39" w:unhideWhenUsed="1"/>
+    <w:lsdException w:name="toc 7" w:semiHidden="1" w:uiPriority="39" w:unhideWhenUsed="1"/>
+    <w:lsdException w:name="toc 8" w:semiHidden="1" w:uiPriority="39" w:unhideWhenUsed="1"/>
+    <w:lsdException w:name="toc 9" w:semiHidden="1" w:uiPriority="39" w:unhideWhenUsed="1"/>
+    <w:lsdException w:name="Normal Indent" w:semiHidden="1" w:unhideWhenUsed="1"/>
+    <w:lsdException w:name="footnote text" w:semiHidden="1" w:unhideWhenUsed="1"/>
+    <w:lsdException w:name="annotation text" w:semiHidden="1" w:unhideWhenUsed="1"/>
+    <w:lsdException w:name="header" w:semiHidden="1" w:unhideWhenUsed="1"/>
+    <w:lsdException w:name="footer" w:semiHidden="1" w:unhideWhenUsed="1"/>
+    <w:lsdException w:name="index heading" w:semiHidden="1" w:unhideWhenUsed="1"/>
+    <w:lsdException w:name="caption" w:semiHidden="1" w:uiPriority="35" w:unhideWhenUsed="1" w:qFormat="1"/>
+    <w:lsdException w:name="table of figures" w:semiHidden="1" w:unhideWhenUsed="1"/>
+    <w:lsdException w:name="envelope address" w:semiHidden="1" w:unhideWhenUsed="1"/>
+    <w:lsdException w:name="envelope return" w:semiHidden="1" w:unhideWhenUsed="1"/>
+    <w:lsdException w:name="footnote reference" w:semiHidden="1" w:unhideWhenUsed="1"/>
+    <w:lsdException w:name="annotation reference" w:semiHidden="1" w:unhideWhenUsed="1"/>
+    <w:lsdException w:name="line number" w:semiHidden="1" w:unhideWhenUsed="1"/>
+    <w:lsdException w:name="page number" w:semiHidden="1" w:unhideWhenUsed="1"/>
+    <w:lsdException w:name="endnote reference" w:semiHidden="1" w:unhideWhenUsed="1"/>
+    <w:lsdException w:name="endnote text" w:semiHidden="1" w:unhideWhenUsed="1"/>
+    <w:lsdException w:name="table of authorities" w:semiHidden="1" w:unhideWhenUsed="1"/>
+    <w:lsdException w:name="macro" w:semiHidden="1" w:unhideWhenUsed="1"/>
+    <w:lsdException w:name="toa heading" w:semiHidden="1" w:unhideWhenUsed="1"/>
+    <w:lsdException w:name="List" w:semiHidden="1" w:unhideWhenUsed="1"/>
+    <w:lsdException w:name="List Bullet" w:semiHidden="1" w:unhideWhenUsed="1"/>
+    <w:lsdException w:name="List Number" w:semiHidden="1" w:unhideWhenUsed="1"/>
+    <w:lsdException w:name="List 2" w:semiHidden="1" w:unhideWhenUsed="1"/>
+    <w:lsdException w:name="List 3" w:semiHidden="1" w:unhideWhenUsed="1"/>
+    <w:lsdException w:name="List 4" w:semiHidden="1" w:unhideWhenUsed="1"/>
+    <w:lsdException w:name="List 5" w:semiHidden="1" w:unhideWhenUsed="1"/>
+    <w:lsdException w:name="List Bullet 2" w:semiHidden="1" w:unhideWhenUsed="1"/>
+    <w:lsdException w:name="List Bullet 3" w:semiHidden="1" w:unhideWhenUsed="1"/>
+    <w:lsdException w:name="List Bullet 4" w:semiHidden="1" w:unhideWhenUsed="1"/>
+    <w:lsdException w:name="List Bullet 5" w:semiHidden="1" w:unhideWhenUsed="1"/>
+    <w:lsdException w:name="List Number 2" w:semiHidden="1" w:unhideWhenUsed="1"/>
+    <w:lsdException w:name="List Number 3" w:semiHidden="1" w:unhideWhenUsed="1"/>
+    <w:lsdException w:name="List Number 4" w:semiHidden="1" w:unhideWhenUsed="1"/>
+    <w:lsdException w:name="List Number 5" w:semiHidden="1" w:unhideWhenUsed="1"/>
+    <w:lsdException w:name="Title" w:uiPriority="10" w:qFormat="1"/>
+    <w:lsdException w:name="Closing" w:semiHidden="1" w:unhideWhenUsed="1"/>
+    <w:lsdException w:name="Signature" w:semiHidden="1" w:unhideWhenUsed="1"/>
+    <w:lsdException w:name="Default Paragraph Font" w:semiHidden="1" w:uiPriority="1" w:unhideWhenUsed="1"/>
+    <w:lsdException w:name="Body Text" w:semiHidden="1" w:unhideWhenUsed="1"/>
+    <w:lsdException w:name="Body Text Indent" w:semiHidden="1" w:unhideWhenUsed="1"/>
+    <w:lsdException w:name="List Continue" w:semiHidden="1" w:unhideWhenUsed="1"/>
+    <w:lsdException w:name="List Continue 2" w:semiHidden="1" w:unhideWhenUsed="1"/>
+    <w:lsdException w:name="List Continue 3" w:semiHidden="1" w:unhideWhenUsed="1"/>
+    <w:lsdException w:name="List Continue 4" w:semiHidden="1" w:unhideWhenUsed="1"/>
+    <w:lsdException w:name="List Continue 5" w:semiHidden="1" w:unhideWhenUsed="1"/>
+    <w:lsdException w:name="Message Header" w:semiHidden="1" w:unhideWhenUsed="1"/>
+    <w:lsdException w:name="Subtitle" w:uiPriority="2" w:qFormat="1"/>
+    <w:lsdException w:name="Salutation" w:semiHidden="1" w:unhideWhenUsed="1"/>
+    <w:lsdException w:name="Date" w:semiHidden="1" w:unhideWhenUsed="1"/>
+    <w:lsdException w:name="Body Text First Indent" w:semiHidden="1" w:unhideWhenUsed="1"/>
+    <w:lsdException w:name="Body Text First Indent 2" w:semiHidden="1" w:unhideWhenUsed="1"/>
+    <w:lsdException w:name="Note Heading" w:semiHidden="1" w:unhideWhenUsed="1"/>
+    <w:lsdException w:name="Body Text 2" w:semiHidden="1" w:unhideWhenUsed="1"/>
+    <w:lsdException w:name="Body Text 3" w:semiHidden="1" w:unhideWhenUsed="1"/>
+    <w:lsdException w:name="Body Text Indent 2" w:semiHidden="1" w:unhideWhenUsed="1"/>
+    <w:lsdException w:name="Body Text Indent 3" w:semiHidden="1" w:unhideWhenUsed="1"/>
+    <w:lsdException w:name="Block Text" w:semiHidden="1" w:unhideWhenUsed="1"/>
+    <w:lsdException w:name="Hyperlink" w:semiHidden="1" w:unhideWhenUsed="1"/>
+    <w:lsdException w:name="FollowedHyperlink" w:semiHidden="1" w:unhideWhenUsed="1"/>
+    <w:lsdException w:name="Strong" w:uiPriority="22" w:qFormat="1"/>
+    <w:lsdException w:name="Emphasis" w:uiPriority="20" w:qFormat="1"/>
+    <w:lsdException w:name="Document Map" w:semiHidden="1" w:unhideWhenUsed="1"/>
+    <w:lsdException w:name="Plain Text" w:semiHidden="1" w:unhideWhenUsed="1"/>
+    <w:lsdException w:name="E-mail Signature" w:semiHidden="1" w:unhideWhenUsed="1"/>
+    <w:lsdException w:name="HTML Top of Form" w:semiHidden="1" w:unhideWhenUsed="1"/>
+    <w:lsdException w:name="HTML Bottom of Form" w:semiHidden="1" w:unhideWhenUsed="1"/>
+    <w:lsdException w:name="Normal (Web)" w:semiHidden="1" w:unhideWhenUsed="1"/>
+    <w:lsdException w:name="HTML Acronym" w:semiHidden="1" w:unhideWhenUsed="1"/>
+    <w:lsdException w:name="HTML Address" w:semiHidden="1" w:unhideWhenUsed="1"/>
+    <w:lsdException w:name="HTML Cite" w:semiHidden="1" w:unhideWhenUsed="1"/>
+    <w:lsdException w:name="HTML Code" w:semiHidden="1" w:unhideWhenUsed="1"/>
+    <w:lsdException w:name="HTML Definition" w:semiHidden="1" w:unhideWhenUsed="1"/>
+    <w:lsdException w:name="HTML Keyboard" w:semiHidden="1" w:unhideWhenUsed="1"/>
+    <w:lsdException w:name="HTML Preformatted" w:semiHidden="1" w:unhideWhenUsed="1"/>
+    <w:lsdException w:name="HTML Sample" w:semiHidden="1" w:unhideWhenUsed="1"/>
+    <w:lsdException w:name="HTML Typewriter" w:semiHidden="1" w:unhideWhenUsed="1"/>
+    <w:lsdException w:name="HTML Variable" w:semiHidden="1" w:unhideWhenUsed="1"/>
+    <w:lsdException w:name="Normal Table" w:semiHidden="1" w:unhideWhenUsed="1"/>
+    <w:lsdException w:name="annotation subject" w:semiHidden="1" w:unhideWhenUsed="1"/>
+    <w:lsdException w:name="No List" w:semiHidden="1" w:unhideWhenUsed="1"/>
+    <w:lsdException w:name="Outline List 1" w:semiHidden="1" w:unhideWhenUsed="1"/>
+    <w:lsdException w:name="Outline List 2" w:semiHidden="1" w:unhideWhenUsed="1"/>
+    <w:lsdException w:name="Outline List 3" w:semiHidden="1" w:unhideWhenUsed="1"/>
+    <w:lsdException w:name="Table Simple 1" w:semiHidden="1" w:unhideWhenUsed="1"/>
+    <w:lsdException w:name="Table Simple 2" w:semiHidden="1" w:unhideWhenUsed="1"/>
+    <w:lsdException w:name="Table Simple 3" w:semiHidden="1" w:unhideWhenUsed="1"/>
+    <w:lsdException w:name="Table Classic 1" w:semiHidden="1" w:unhideWhenUsed="1"/>
+    <w:lsdException w:name="Table Classic 2" w:semiHidden="1" w:unhideWhenUsed="1"/>
+    <w:lsdException w:name="Table Classic 3" w:semiHidden="1" w:unhideWhenUsed="1"/>
+    <w:lsdException w:name="Table Classic 4" w:semiHidden="1" w:unhideWhenUsed="1"/>
+    <w:lsdException w:name="Table Colorful 1" w:semiHidden="1" w:unhideWhenUsed="1"/>
+    <w:lsdException w:name="Table Colorful 2" w:semiHidden="1" w:unhideWhenUsed="1"/>
+    <w:lsdException w:name="Table Colorful 3" w:semiHidden="1" w:unhideWhenUsed="1"/>
+    <w:lsdException w:name="Table Columns 1" w:semiHidden="1" w:unhideWhenUsed="1"/>
+    <w:lsdException w:name="Table Columns 2" w:semiHidden="1" w:unhideWhenUsed="1"/>
+    <w:lsdException w:name="Table Columns 3" w:semiHidden="1" w:unhideWhenUsed="1"/>
+    <w:lsdException w:name="Table Columns 4" w:semiHidden="1" w:unhideWhenUsed="1"/>
+    <w:lsdException w:name="Table Columns 5" w:semiHidden="1" w:unhideWhenUsed="1"/>
+    <w:lsdException w:name="Table Grid 1" w:semiHidden="1" w:unhideWhenUsed="1"/>
+    <w:lsdException w:name="Table Grid 2" w:semiHidden="1" w:unhideWhenUsed="1"/>
+    <w:lsdException w:name="Table Grid 3" w:semiHidden="1" w:unhideWhenUsed="1"/>
+    <w:lsdException w:name="Table Grid 4" w:semiHidden="1" w:unhideWhenUsed="1"/>
+    <w:lsdException w:name="Table Grid 5" w:semiHidden="1" w:unhideWhenUsed="1"/>
+    <w:lsdException w:name="Table Grid 6" w:semiHidden="1" w:unhideWhenUsed="1"/>
+    <w:lsdException w:name="Table Grid 7" w:semiHidden="1" w:unhideWhenUsed="1"/>
+    <w:lsdException w:name="Table Grid 8" w:semiHidden="1" w:unhideWhenUsed="1"/>
+    <w:lsdException w:name="Table List 1" w:semiHidden="1" w:unhideWhenUsed="1"/>
+    <w:lsdException w:name="Table List 2" w:semiHidden="1" w:unhideWhenUsed="1"/>
+    <w:lsdException w:name="Table List 3" w:semiHidden="1" w:unhideWhenUsed="1"/>
+    <w:lsdException w:name="Table List 4" w:semiHidden="1" w:unhideWhenUsed="1"/>
+    <w:lsdException w:name="Table List 5" w:semiHidden="1" w:unhideWhenUsed="1"/>
+    <w:lsdException w:name="Table List 6" w:semiHidden="1" w:unhideWhenUsed="1"/>
+    <w:lsdException w:name="Table List 7" w:semiHidden="1" w:unhideWhenUsed="1"/>
+    <w:lsdException w:name="Table List 8" w:semiHidden="1" w:unhideWhenUsed="1"/>
+    <w:lsdException w:name="Table 3D effects 1" w:semiHidden="1" w:unhideWhenUsed="1"/>
+    <w:lsdException w:name="Table 3D effects 2" w:semiHidden="1" w:unhideWhenUsed="1"/>
+    <w:lsdException w:name="Table 3D effects 3" w:semiHidden="1" w:unhideWhenUsed="1"/>
+    <w:lsdException w:name="Table Contemporary" w:semiHidden="1" w:unhideWhenUsed="1"/>
+    <w:lsdException w:name="Table Elegant" w:semiHidden="1" w:unhideWhenUsed="1"/>
+    <w:lsdException w:name="Table Professional" w:semiHidden="1" w:unhideWhenUsed="1"/>
+    <w:lsdException w:name="Table Subtle 1" w:semiHidden="1" w:unhideWhenUsed="1"/>
+    <w:lsdException w:name="Table Subtle 2" w:semiHidden="1" w:unhideWhenUsed="1"/>
+    <w:lsdException w:name="Table Web 1" w:semiHidden="1" w:unhideWhenUsed="1"/>
+    <w:lsdException w:name="Table Web 2" w:semiHidden="1" w:unhideWhenUsed="1"/>
+    <w:lsdException w:name="Table Web 3" w:semiHidden="1" w:unhideWhenUsed="1"/>
+    <w:lsdException w:name="Balloon Text" w:semiHidden="1" w:unhideWhenUsed="1"/>
+    <w:lsdException w:name="Table Grid" w:uiPriority="39"/>
+    <w:lsdException w:name="Table Theme" w:semiHidden="1" w:unhideWhenUsed="1"/>
+    <w:lsdException w:name="Placeholder Text" w:semiHidden="1"/>
+    <w:lsdException w:name="No Spacing" w:uiPriority="1" w:qFormat="1"/>
+    <w:lsdException w:name="Light Shading" w:uiPriority="60"/>
+    <w:lsdException w:name="Light List" w:uiPriority="61"/>
+    <w:lsdException w:name="Light Grid" w:uiPriority="62"/>
+    <w:lsdException w:name="Medium Shading 1" w:uiPriority="63"/>
+    <w:lsdException w:name="Medium Shading 2" w:uiPriority="64"/>
+    <w:lsdException w:name="Medium List 1" w:uiPriority="65"/>
+    <w:lsdException w:name="Medium List 2" w:uiPriority="66"/>
+    <w:lsdException w:name="Medium Grid 1" w:uiPriority="67"/>
+    <w:lsdException w:name="Medium Grid 2" w:uiPriority="68"/>
+    <w:lsdException w:name="Medium Grid 3" w:uiPriority="69"/>
+    <w:lsdException w:name="Dark List" w:uiPriority="70"/>
+    <w:lsdException w:name="Colorful Shading" w:uiPriority="71"/>
+    <w:lsdException w:name="Colorful List" w:uiPriority="72"/>
+    <w:lsdException w:name="Colorful Grid" w:uiPriority="73"/>
+    <w:lsdException w:name="Light Shading Accent 1" w:uiPriority="60"/>
+    <w:lsdException w:name="Light List Accent 1" w:uiPriority="61"/>
+    <w:lsdException w:name="Light Grid Accent 1" w:uiPriority="62"/>
+    <w:lsdException w:name="Medium Shading 1 Accent 1" w:uiPriority="63"/>
+    <w:lsdException w:name="Medium Shading 2 Accent 1" w:uiPriority="64"/>
+    <w:lsdException w:name="Medium List 1 Accent 1" w:uiPriority="65"/>
+    <w:lsdException w:name="Revision" w:semiHidden="1"/>
+    <w:lsdException w:name="List Paragraph" w:uiPriority="34" w:qFormat="1"/>
+    <w:lsdException w:name="Quote" w:uiPriority="29" w:qFormat="1"/>
+    <w:lsdException w:name="Intense Quote" w:uiPriority="30" w:qFormat="1"/>
+    <w:lsdException w:name="Medium List 2 Accent 1" w:uiPriority="66"/>
+    <w:lsdException w:name="Medium Grid 1 Accent 1" w:uiPriority="67"/>
+    <w:lsdException w:name="Medium Grid 2 Accent 1" w:uiPriority="68"/>
+    <w:lsdException w:name="Medium Grid 3 Accent 1" w:uiPriority="69"/>
+    <w:lsdException w:name="Dark List Accent 1" w:uiPriority="70"/>
+    <w:lsdException w:name="Colorful Shading Accent 1" w:uiPriority="71"/>
+    <w:lsdException w:name="Colorful List Accent 1" w:uiPriority="72"/>
+    <w:lsdException w:name="Colorful Grid Accent 1" w:uiPriority="73"/>
+    <w:lsdException w:name="Light Shading Accent 2" w:uiPriority="60"/>
+    <w:lsdException w:name="Light List Accent 2" w:uiPriority="61"/>
+    <w:lsdException w:name="Light Grid Accent 2" w:uiPriority="62"/>
+    <w:lsdException w:name="Medium Shading 1 Accent 2" w:uiPriority="63"/>
+    <w:lsdException w:name="Medium Shading 2 Accent 2" w:uiPriority="64"/>
+    <w:lsdException w:name="Medium List 1 Accent 2" w:uiPriority="65"/>
+    <w:lsdException w:name="Medium List 2 Accent 2" w:uiPriority="66"/>
+    <w:lsdException w:name="Medium Grid 1 Accent 2" w:uiPriority="67"/>
+    <w:lsdException w:name="Medium Grid 2 Accent 2" w:uiPriority="68"/>
+    <w:lsdException w:name="Medium Grid 3 Accent 2" w:uiPriority="69"/>
+    <w:lsdException w:name="Dark List Accent 2" w:uiPriority="70"/>
+    <w:lsdException w:name="Colorful Shading Accent 2" w:uiPriority="71"/>
+    <w:lsdException w:name="Colorful List Accent 2" w:uiPriority="72"/>
+    <w:lsdException w:name="Colorful Grid Accent 2" w:uiPriority="73"/>
+    <w:lsdException w:name="Light Shading Accent 3" w:uiPriority="60"/>
+    <w:lsdException w:name="Light List Accent 3" w:uiPriority="61"/>
+    <w:lsdException w:name="Light Grid Accent 3" w:uiPriority="62"/>
+    <w:lsdException w:name="Medium Shading 1 Accent 3" w:uiPriority="63"/>
+    <w:lsdException w:name="Medium Shading 2 Accent 3" w:uiPriority="64"/>
+    <w:lsdException w:name="Medium List 1 Accent 3" w:uiPriority="65"/>
+    <w:lsdException w:name="Medium List 2 Accent 3" w:uiPriority="66"/>
+    <w:lsdException w:name="Medium Grid 1 Accent 3" w:uiPriority="67"/>
+    <w:lsdException w:name="Medium Grid 2 Accent 3" w:uiPriority="68"/>
+    <w:lsdException w:name="Medium Grid 3 Accent 3" w:uiPriority="69"/>
+    <w:lsdException w:name="Dark List Accent 3" w:uiPriority="70"/>
+    <w:lsdException w:name="Colorful Shading Accent 3" w:uiPriority="71"/>
+    <w:lsdException w:name="Colorful List Accent 3" w:uiPriority="72"/>
+    <w:lsdException w:name="Colorful Grid Accent 3" w:uiPriority="73"/>
+    <w:lsdException w:name="Light Shading Accent 4" w:uiPriority="60"/>
+    <w:lsdException w:name="Light List Accent 4" w:uiPriority="61"/>
+    <w:lsdException w:name="Light Grid Accent 4" w:uiPriority="62"/>
+    <w:lsdException w:name="Medium Shading 1 Accent 4" w:uiPriority="63"/>
+    <w:lsdException w:name="Medium Shading 2 Accent 4" w:uiPriority="64"/>
+    <w:lsdException w:name="Medium List 1 Accent 4" w:uiPriority="65"/>
+    <w:lsdException w:name="Medium List 2 Accent 4" w:uiPriority="66"/>
+    <w:lsdException w:name="Medium Grid 1 Accent 4" w:uiPriority="67"/>
+    <w:lsdException w:name="Medium Grid 2 Accent 4" w:uiPriority="68"/>
+    <w:lsdException w:name="Medium Grid 3 Accent 4" w:uiPriority="69"/>
+    <w:lsdException w:name="Dark List Accent 4" w:uiPriority="70"/>
+    <w:lsdException w:name="Colorful Shading Accent 4" w:uiPriority="71"/>
+    <w:lsdException w:name="Colorful List Accent 4" w:uiPriority="72"/>
+    <w:lsdException w:name="Colorful Grid Accent 4" w:uiPriority="73"/>
+    <w:lsdException w:name="Light Shading Accent 5" w:uiPriority="60"/>
+    <w:lsdException w:name="Light List Accent 5" w:uiPriority="61"/>
+    <w:lsdException w:name="Light Grid Accent 5" w:uiPriority="62"/>
+    <w:lsdException w:name="Medium Shading 1 Accent 5" w:uiPriority="63"/>
+    <w:lsdException w:name="Medium Shading 2 Accent 5" w:uiPriority="64"/>
+    <w:lsdException w:name="Medium List 1 Accent 5" w:uiPriority="65"/>
+    <w:lsdException w:name="Medium List 2 Accent 5" w:uiPriority="66"/>
+    <w:lsdException w:name="Medium Grid 1 Accent 5" w:uiPriority="67"/>
+    <w:lsdException w:name="Medium Grid 2 Accent 5" w:uiPriority="68"/>
+    <w:lsdException w:name="Medium Grid 3 Accent 5" w:uiPriority="69"/>
+    <w:lsdException w:name="Dark List Accent 5" w:uiPriority="70"/>
+    <w:lsdException w:name="Colorful Shading Accent 5" w:uiPriority="71"/>
+    <w:lsdException w:name="Colorful List Accent 5" w:uiPriority="72"/>
+    <w:lsdException w:name="Colorful Grid Accent 5" w:uiPriority="73"/>
+    <w:lsdException w:name="Light Shading Accent 6" w:uiPriority="60"/>
+    <w:lsdException w:name="Light List Accent 6" w:uiPriority="61"/>
+    <w:lsdException w:name="Light Grid Accent 6" w:uiPriority="62"/>
+    <w:lsdException w:name="Medium Shading 1 Accent 6" w:uiPriority="63"/>
+    <w:lsdException w:name="Medium Shading 2 Accent 6" w:uiPriority="64"/>
+    <w:lsdException w:name="Medium List 1 Accent 6" w:uiPriority="65"/>
+    <w:lsdException w:name="Medium List 2 Accent 6" w:uiPriority="66"/>
+    <w:lsdException w:name="Medium Grid 1 Accent 6" w:uiPriority="67"/>
+    <w:lsdException w:name="Medium Grid 2 Accent 6" w:uiPriority="68"/>
+    <w:lsdException w:name="Medium Grid 3 Accent 6" w:uiPriority="69"/>
+    <w:lsdException w:name="Dark List Accent 6" w:uiPriority="70"/>
+    <w:lsdException w:name="Colorful Shading Accent 6" w:uiPriority="71"/>
+    <w:lsdException w:name="Colorful List Accent 6" w:uiPriority="72"/>
+    <w:lsdException w:name="Colorful Grid Accent 6" w:uiPriority="73"/>
+    <w:lsdException w:name="Subtle Emphasis" w:uiPriority="19" w:qFormat="1"/>
+    <w:lsdException w:name="Intense Emphasis" w:uiPriority="21" w:qFormat="1"/>
+    <w:lsdException w:name="Subtle Reference" w:uiPriority="31" w:qFormat="1"/>
+    <w:lsdException w:name="Intense Reference" w:uiPriority="32" w:qFormat="1"/>
+    <w:lsdException w:name="Book Title" w:uiPriority="33" w:qFormat="1"/>
+    <w:lsdException w:name="Bibliography" w:semiHidden="1" w:uiPriority="37" w:unhideWhenUsed="1"/>
+    <w:lsdException w:name="TOC Heading" w:semiHidden="1" w:uiPriority="39" w:unhideWhenUsed="1" w:qFormat="1"/>
+    <w:lsdException w:name="Plain Table 1" w:uiPriority="41"/>
+    <w:lsdException w:name="Plain Table 2" w:uiPriority="42"/>
+    <w:lsdException w:name="Plain Table 3" w:uiPriority="43"/>
+    <w:lsdException w:name="Plain Table 4" w:uiPriority="44"/>
+    <w:lsdException w:name="Plain Table 5" w:uiPriority="45"/>
+    <w:lsdException w:name="Grid Table Light" w:uiPriority="40"/>
+    <w:lsdException w:name="Grid Table 1 Light" w:uiPriority="46"/>
+    <w:lsdException w:name="Grid Table 2" w:uiPriority="47"/>
+    <w:lsdException w:name="Grid Table 3" w:uiPriority="48"/>
+    <w:lsdException w:name="Grid Table 4" w:uiPriority="49"/>
+    <w:lsdException w:name="Grid Table 5 Dark" w:uiPriority="50"/>
+    <w:lsdException w:name="Grid Table 6 Colorful" w:uiPriority="51"/>
+    <w:lsdException w:name="Grid Table 7 Colorful" w:uiPriority="52"/>
+    <w:lsdException w:name="Grid Table 1 Light Accent 1" w:uiPriority="46"/>
+    <w:lsdException w:name="Grid Table 2 Accent 1" w:uiPriority="47"/>
+    <w:lsdException w:name="Grid Table 3 Accent 1" w:uiPriority="48"/>
+    <w:lsdException w:name="Grid Table 4 Accent 1" w:uiPriority="49"/>
+    <w:lsdException w:name="Grid Table 5 Dark Accent 1" w:uiPriority="50"/>
+    <w:lsdException w:name="Grid Table 6 Colorful Accent 1" w:uiPriority="51"/>
+    <w:lsdException w:name="Grid Table 7 Colorful Accent 1" w:uiPriority="52"/>
+    <w:lsdException w:name="Grid Table 1 Light Accent 2" w:uiPriority="46"/>
+    <w:lsdException w:name="Grid Table 2 Accent 2" w:uiPriority="47"/>
+    <w:lsdException w:name="Grid Table 3 Accent 2" w:uiPriority="48"/>
+    <w:lsdException w:name="Grid Table 4 Accent 2" w:uiPriority="49"/>
+    <w:lsdException w:name="Grid Table 5 Dark Accent 2" w:uiPriority="50"/>
+    <w:lsdException w:name="Grid Table 6 Colorful Accent 2" w:uiPriority="51"/>
+    <w:lsdException w:name="Grid Table 7 Colorful Accent 2" w:uiPriority="52"/>
+    <w:lsdException w:name="Grid Table 1 Light Accent 3" w:uiPriority="46"/>
+    <w:lsdException w:name="Grid Table 2 Accent 3" w:uiPriority="47"/>
+    <w:lsdException w:name="Grid Table 3 Accent 3" w:uiPriority="48"/>
+    <w:lsdException w:name="Grid Table 4 Accent 3" w:uiPriority="49"/>
+    <w:lsdException w:name="Grid Table 5 Dark Accent 3" w:uiPriority="50"/>
+    <w:lsdException w:name="Grid Table 6 Colorful Accent 3" w:uiPriority="51"/>
+    <w:lsdException w:name="Grid Table 7 Colorful Accent 3" w:uiPriority="52"/>
+    <w:lsdException w:name="Grid Table 1 Light Accent 4" w:uiPriority="46"/>
+    <w:lsdException w:name="Grid Table 2 Accent 4" w:uiPriority="47"/>
+    <w:lsdException w:name="Grid Table 3 Accent 4" w:uiPriority="48"/>
+    <w:lsdException w:name="Grid Table 4 Accent 4" w:uiPriority="49"/>
+    <w:lsdException w:name="Grid Table 5 Dark Accent 4" w:uiPriority="50"/>
+    <w:lsdException w:name="Grid Table 6 Colorful Accent 4" w:uiPriority="51"/>
+    <w:lsdException w:name="Grid Table 7 Colorful Accent 4" w:uiPriority="52"/>
+    <w:lsdException w:name="Grid Table 1 Light Accent 5" w:uiPriority="46"/>
+    <w:lsdException w:name="Grid Table 2 Accent 5" w:uiPriority="47"/>
+    <w:lsdException w:name="Grid Table 3 Accent 5" w:uiPriority="48"/>
+    <w:lsdException w:name="Grid Table 4 Accent 5" w:uiPriority="49"/>
+    <w:lsdException w:name="Grid Table 5 Dark Accent 5" w:uiPriority="50"/>
+    <w:lsdException w:name="Grid Table 6 Colorful Accent 5" w:uiPriority="51"/>
+    <w:lsdException w:name="Grid Table 7 Colorful Accent 5" w:uiPriority="52"/>
+    <w:lsdException w:name="Grid Table 1 Light Accent 6" w:uiPriority="46"/>
+    <w:lsdException w:name="Grid Table 2 Accent 6" w:uiPriority="47"/>
+    <w:lsdException w:name="Grid Table 3 Accent 6" w:uiPriority="48"/>
+    <w:lsdException w:name="Grid Table 4 Accent 6" w:uiPriority="49"/>
+    <w:lsdException w:name="Grid Table 5 Dark Accent 6" w:uiPriority="50"/>
+    <w:lsdException w:name="Grid Table 6 Colorful Accent 6" w:uiPriority="51"/>
+    <w:lsdException w:name="Grid Table 7 Colorful Accent 6" w:uiPriority="52"/>
+    <w:lsdException w:name="List Table 1 Light" w:uiPriority="46"/>
+    <w:lsdException w:name="List Table 2" w:uiPriority="47"/>
+    <w:lsdException w:name="List Table 3" w:uiPriority="48"/>
+    <w:lsdException w:name="List Table 4" w:uiPriority="49"/>
+    <w:lsdException w:name="List Table 5 Dark" w:uiPriority="50"/>
+    <w:lsdException w:name="List Table 6 Colorful" w:uiPriority="51"/>
+    <w:lsdException w:name="List Table 7 Colorful" w:uiPriority="52"/>
+    <w:lsdException w:name="List Table 1 Light Accent 1" w:uiPriority="46"/>
+    <w:lsdException w:name="List Table 2 Accent 1" w:uiPriority="47"/>
+    <w:lsdException w:name="List Table 3 Accent 1" w:uiPriority="48"/>
+    <w:lsdException w:name="List Table 4 Accent 1" w:uiPriority="49"/>
+    <w:lsdException w:name="List Table 5 Dark Accent 1" w:uiPriority="50"/>
+    <w:lsdException w:name="List Table 6 Colorful Accent 1" w:uiPriority="51"/>
+    <w:lsdException w:name="List Table 7 Colorful Accent 1" w:uiPriority="52"/>
+    <w:lsdException w:name="List Table 1 Light Accent 2" w:uiPriority="46"/>
+    <w:lsdException w:name="List Table 2 Accent 2" w:uiPriority="47"/>
+    <w:lsdException w:name="List Table 3 Accent 2" w:uiPriority="48"/>
+    <w:lsdException w:name="List Table 4 Accent 2" w:uiPriority="49"/>
+    <w:lsdException w:name="List Table 5 Dark Accent 2" w:uiPriority="50"/>
+    <w:lsdException w:name="List Table 6 Colorful Accent 2" w:uiPriority="51"/>
+    <w:lsdException w:name="List Table 7 Colorful Accent 2" w:uiPriority="52"/>
+    <w:lsdException w:name="List Table 1 Light Accent 3" w:uiPriority="46"/>
+    <w:lsdException w:name="List Table 2 Accent 3" w:uiPriority="47"/>
+    <w:lsdException w:name="List Table 3 Accent 3" w:uiPriority="48"/>
+    <w:lsdException w:name="List Table 4 Accent 3" w:uiPriority="49"/>
+    <w:lsdException w:name="List Table 5 Dark Accent 3" w:uiPriority="50"/>
+    <w:lsdException w:name="List Table 6 Colorful Accent 3" w:uiPriority="51"/>
+    <w:lsdException w:name="List Table 7 Colorful Accent 3" w:uiPriority="52"/>
+    <w:lsdException w:name="List Table 1 Light Accent 4" w:uiPriority="46"/>
+    <w:lsdException w:name="List Table 2 Accent 4" w:uiPriority="47"/>
+    <w:lsdException w:name="List Table 3 Accent 4" w:uiPriority="48"/>
+    <w:lsdException w:name="List Table 4 Accent 4" w:uiPriority="49"/>
+    <w:lsdException w:name="List Table 5 Dark Accent 4" w:uiPriority="50"/>
+    <w:lsdException w:name="List Table 6 Colorful Accent 4" w:uiPriority="51"/>
+    <w:lsdException w:name="List Table 7 Colorful Accent 4" w:uiPriority="52"/>
+    <w:lsdException w:name="List Table 1 Light Accent 5" w:uiPriority="46"/>
+    <w:lsdException w:name="List Table 2 Accent 5" w:uiPriority="47"/>
+    <w:lsdException w:name="List Table 3 Accent 5" w:uiPriority="48"/>
+    <w:lsdException w:name="List Table 4 Accent 5" w:uiPriority="49"/>
+    <w:lsdException w:name="List Table 5 Dark Accent 5" w:uiPriority="50"/>
+    <w:lsdException w:name="List Table 6 Colorful Accent 5" w:uiPriority="51"/>
+    <w:lsdException w:name="List Table 7 Colorful Accent 5" w:uiPriority="52"/>
+    <w:lsdException w:name="List Table 1 Light Accent 6" w:uiPriority="46"/>
+    <w:lsdException w:name="List Table 2 Accent 6" w:uiPriority="47"/>
+    <w:lsdException w:name="List Table 3 Accent 6" w:uiPriority="48"/>
+    <w:lsdException w:name="List Table 4 Accent 6" w:uiPriority="49"/>
+    <w:lsdException w:name="List Table 5 Dark Accent 6" w:uiPriority="50"/>
+    <w:lsdException w:name="List Table 6 Colorful Accent 6" w:uiPriority="51"/>
+    <w:lsdException w:name="List Table 7 Colorful Accent 6" w:uiPriority="52"/>
+    <w:lsdException w:name="Mention" w:semiHidden="1" w:unhideWhenUsed="1"/>
+    <w:lsdException w:name="Smart Hyperlink" w:semiHidden="1" w:unhideWhenUsed="1"/>
+    <w:lsdException w:name="Hashtag" w:semiHidden="1" w:unhideWhenUsed="1"/>
+    <w:lsdException w:name="Unresolved Mention" w:semiHidden="1" w:unhideWhenUsed="1"/>
+    <w:lsdException w:name="Smart Link" w:semiHidden="1" w:unhideWhenUsed="1"/>
   </w:latentStyles>
   <w:style w:type="paragraph" w:default="1" w:styleId="Normal">
     <w:name w:val="Normal"/>
@@ -15418,7 +17736,6 @@
     <w:uiPriority w:val="99"/>
     <w:semiHidden/>
     <w:unhideWhenUsed/>
-    <w:qFormat/>
     <w:tblPr>
       <w:tblInd w:w="0" w:type="dxa"/>
       <w:tblCellMar>
@@ -15441,14 +17758,14 @@
     <w:link w:val="SubttuloCar"/>
     <w:uiPriority w:val="2"/>
     <w:qFormat/>
-    <w:rsid w:val="008504D9"/>
+    <w:rsid w:val="00967A86"/>
     <w:pPr>
       <w:framePr w:hSpace="180" w:wrap="around" w:vAnchor="text" w:hAnchor="margin" w:y="1167"/>
       <w:spacing w:after="0" w:line="276" w:lineRule="auto"/>
     </w:pPr>
     <w:rPr>
       <w:caps/>
-      <w:color w:val="1F497D" w:themeColor="text2"/>
+      <w:color w:val="44546A" w:themeColor="text2"/>
       <w:spacing w:val="20"/>
       <w:kern w:val="0"/>
       <w:sz w:val="32"/>
@@ -15460,10 +17777,10 @@
     <w:basedOn w:val="Fuentedeprrafopredeter"/>
     <w:link w:val="Subttulo"/>
     <w:uiPriority w:val="2"/>
-    <w:rsid w:val="008504D9"/>
+    <w:rsid w:val="00967A86"/>
     <w:rPr>
       <w:caps/>
-      <w:color w:val="1F497D" w:themeColor="text2"/>
+      <w:color w:val="44546A" w:themeColor="text2"/>
       <w:spacing w:val="20"/>
       <w:kern w:val="0"/>
       <w:sz w:val="32"/>
@@ -15478,7 +17795,7 @@
 </file>
 
 <file path=word/glossary/webSettings.xml><?xml version="1.0" encoding="utf-8"?>
-<w:webSettings xmlns:r="http://schemas.openxmlformats.org/officeDocument/2006/relationships" xmlns:w="http://schemas.openxmlformats.org/wordprocessingml/2006/main">
+<w:webSettings xmlns:mc="http://schemas.openxmlformats.org/markup-compatibility/2006" xmlns:r="http://schemas.openxmlformats.org/officeDocument/2006/relationships" xmlns:w="http://schemas.openxmlformats.org/wordprocessingml/2006/main" xmlns:w14="http://schemas.microsoft.com/office/word/2010/wordml" xmlns:w15="http://schemas.microsoft.com/office/word/2012/wordml" xmlns:w16cex="http://schemas.microsoft.com/office/word/2018/wordml/cex" xmlns:w16cid="http://schemas.microsoft.com/office/word/2016/wordml/cid" xmlns:w16="http://schemas.microsoft.com/office/word/2018/wordml" xmlns:w16sdtdh="http://schemas.microsoft.com/office/word/2020/wordml/sdtdatahash" xmlns:w16se="http://schemas.microsoft.com/office/word/2015/wordml/symex" mc:Ignorable="w14 w15 w16se w16cid w16 w16cex w16sdtdh">
   <w:optimizeForBrowser/>
   <w:allowPNG/>
 </w:webSettings>

--- a/docs/sprint 2/sprint 2.docx
+++ b/docs/sprint 2/sprint 2.docx
@@ -1,6 +1,6 @@
 
 <file path=word/document.xml><?xml version="1.0" encoding="utf-8"?>
-<w:document xmlns:wpc="http://schemas.microsoft.com/office/word/2010/wordprocessingCanvas" xmlns:cx="http://schemas.microsoft.com/office/drawing/2014/chartex" xmlns:cx1="http://schemas.microsoft.com/office/drawing/2015/9/8/chartex" xmlns:cx2="http://schemas.microsoft.com/office/drawing/2015/10/21/chartex" xmlns:cx3="http://schemas.microsoft.com/office/drawing/2016/5/9/chartex" xmlns:cx4="http://schemas.microsoft.com/office/drawing/2016/5/10/chartex" xmlns:cx5="http://schemas.microsoft.com/office/drawing/2016/5/11/chartex" xmlns:cx6="http://schemas.microsoft.com/office/drawing/2016/5/12/chartex" xmlns:cx7="http://schemas.microsoft.com/office/drawing/2016/5/13/chartex" xmlns:cx8="http://schemas.microsoft.com/office/drawing/2016/5/14/chartex" xmlns:mc="http://schemas.openxmlformats.org/markup-compatibility/2006" xmlns:aink="http://schemas.microsoft.com/office/drawing/2016/ink" xmlns:am3d="http://schemas.microsoft.com/office/drawing/2017/model3d" xmlns:o="urn:schemas-microsoft-com:office:office" xmlns:r="http://schemas.openxmlformats.org/officeDocument/2006/relationships" xmlns:m="http://schemas.openxmlformats.org/officeDocument/2006/math" xmlns:v="urn:schemas-microsoft-com:vml" xmlns:wp14="http://schemas.microsoft.com/office/word/2010/wordprocessingDrawing" xmlns:wp="http://schemas.openxmlformats.org/drawingml/2006/wordprocessingDrawing" xmlns:w10="urn:schemas-microsoft-com:office:word" xmlns:w="http://schemas.openxmlformats.org/wordprocessingml/2006/main" xmlns:w14="http://schemas.microsoft.com/office/word/2010/wordml" xmlns:w15="http://schemas.microsoft.com/office/word/2012/wordml" xmlns:w16cex="http://schemas.microsoft.com/office/word/2018/wordml/cex" xmlns:w16cid="http://schemas.microsoft.com/office/word/2016/wordml/cid" xmlns:w16="http://schemas.microsoft.com/office/word/2018/wordml" xmlns:w16sdtdh="http://schemas.microsoft.com/office/word/2020/wordml/sdtdatahash" xmlns:w16se="http://schemas.microsoft.com/office/word/2015/wordml/symex" xmlns:wpg="http://schemas.microsoft.com/office/word/2010/wordprocessingGroup" xmlns:wpi="http://schemas.microsoft.com/office/word/2010/wordprocessingInk" xmlns:wne="http://schemas.microsoft.com/office/word/2006/wordml" xmlns:wps="http://schemas.microsoft.com/office/word/2010/wordprocessingShape" mc:Ignorable="w14 w15 w16se w16cid w16 w16cex w16sdtdh wp14">
+<w:document xmlns:ve="http://schemas.openxmlformats.org/markup-compatibility/2006" xmlns:o="urn:schemas-microsoft-com:office:office" xmlns:r="http://schemas.openxmlformats.org/officeDocument/2006/relationships" xmlns:m="http://schemas.openxmlformats.org/officeDocument/2006/math" xmlns:v="urn:schemas-microsoft-com:vml" xmlns:wp="http://schemas.openxmlformats.org/drawingml/2006/wordprocessingDrawing" xmlns:w10="urn:schemas-microsoft-com:office:word" xmlns:w="http://schemas.openxmlformats.org/wordprocessingml/2006/main" xmlns:wne="http://schemas.microsoft.com/office/word/2006/wordml">
   <w:body>
     <w:p>
       <w:pPr>
@@ -14,16 +14,16 @@
           <w:lang w:eastAsia="es-ES"/>
         </w:rPr>
         <w:drawing>
-          <wp:anchor distT="0" distB="0" distL="114300" distR="114300" simplePos="0" relativeHeight="251657216" behindDoc="1" locked="0" layoutInCell="1" allowOverlap="1" wp14:anchorId="6243B23B" wp14:editId="6A01B239">
+          <wp:anchor distT="0" distB="0" distL="114300" distR="114300" simplePos="0" relativeHeight="251657216" behindDoc="1" locked="0" layoutInCell="1" allowOverlap="1">
             <wp:simplePos x="0" y="0"/>
             <wp:positionH relativeFrom="column">
               <wp:posOffset>-6252210</wp:posOffset>
             </wp:positionH>
             <wp:positionV relativeFrom="page">
-              <wp:posOffset>-1657350</wp:posOffset>
+              <wp:posOffset>-1628775</wp:posOffset>
             </wp:positionV>
-            <wp:extent cx="13266420" cy="8331835"/>
-            <wp:effectExtent l="0" t="0" r="0" b="0"/>
+            <wp:extent cx="13268325" cy="8334375"/>
+            <wp:effectExtent l="19050" t="0" r="9525" b="0"/>
             <wp:wrapNone/>
             <wp:docPr id="1" name="Imagen 1" descr="vista de la calle con edificios, establecimientos y cantantes de calle"/>
             <wp:cNvGraphicFramePr>
@@ -40,7 +40,7 @@
                     <a:blip r:embed="rId7" cstate="print">
                       <a:extLst>
                         <a:ext uri="{28A0092B-C50C-407E-A947-70E740481C1C}">
-                          <a14:useLocalDpi xmlns:a14="http://schemas.microsoft.com/office/drawing/2010/main" val="0"/>
+                          <a14:useLocalDpi xmlns:a14="http://schemas.microsoft.com/office/drawing/2010/main" xmlns:wps="http://schemas.microsoft.com/office/word/2010/wordprocessingShape" xmlns:wpi="http://schemas.microsoft.com/office/word/2010/wordprocessingInk" xmlns:wpg="http://schemas.microsoft.com/office/word/2010/wordprocessingGroup" xmlns:w16se="http://schemas.microsoft.com/office/word/2015/wordml/symex" xmlns:w16sdtdh="http://schemas.microsoft.com/office/word/2020/wordml/sdtdatahash" xmlns:w16="http://schemas.microsoft.com/office/word/2018/wordml" xmlns:w16cid="http://schemas.microsoft.com/office/word/2016/wordml/cid" xmlns:w16cex="http://schemas.microsoft.com/office/word/2018/wordml/cex" xmlns:w15="http://schemas.microsoft.com/office/word/2012/wordml" xmlns:w14="http://schemas.microsoft.com/office/word/2010/wordml" xmlns:w="http://schemas.openxmlformats.org/wordprocessingml/2006/main" xmlns:w10="urn:schemas-microsoft-com:office:word" xmlns:wp14="http://schemas.microsoft.com/office/word/2010/wordprocessingDrawing" xmlns:v="urn:schemas-microsoft-com:vml" xmlns:o="urn:schemas-microsoft-com:office:office" xmlns:am3d="http://schemas.microsoft.com/office/drawing/2017/model3d" xmlns:aink="http://schemas.microsoft.com/office/drawing/2016/ink" xmlns:mc="http://schemas.openxmlformats.org/markup-compatibility/2006" xmlns:cx8="http://schemas.microsoft.com/office/drawing/2016/5/14/chartex" xmlns:cx7="http://schemas.microsoft.com/office/drawing/2016/5/13/chartex" xmlns:cx6="http://schemas.microsoft.com/office/drawing/2016/5/12/chartex" xmlns:cx5="http://schemas.microsoft.com/office/drawing/2016/5/11/chartex" xmlns:cx4="http://schemas.microsoft.com/office/drawing/2016/5/10/chartex" xmlns:cx3="http://schemas.microsoft.com/office/drawing/2016/5/9/chartex" xmlns:cx2="http://schemas.microsoft.com/office/drawing/2015/10/21/chartex" xmlns:cx1="http://schemas.microsoft.com/office/drawing/2015/9/8/chartex" xmlns:cx="http://schemas.microsoft.com/office/drawing/2014/chartex" xmlns:wpc="http://schemas.microsoft.com/office/word/2010/wordprocessingCanvas" xmlns="" val="0"/>
                         </a:ext>
                       </a:extLst>
                     </a:blip>
@@ -51,7 +51,7 @@
                   <pic:spPr>
                     <a:xfrm>
                       <a:off x="0" y="0"/>
-                      <a:ext cx="13266420" cy="8331835"/>
+                      <a:ext cx="13268325" cy="8334375"/>
                     </a:xfrm>
                     <a:prstGeom prst="rect">
                       <a:avLst/>
@@ -60,12 +60,6 @@
                 </pic:pic>
               </a:graphicData>
             </a:graphic>
-            <wp14:sizeRelH relativeFrom="margin">
-              <wp14:pctWidth>0</wp14:pctWidth>
-            </wp14:sizeRelH>
-            <wp14:sizeRelV relativeFrom="margin">
-              <wp14:pctHeight>0</wp14:pctHeight>
-            </wp14:sizeRelV>
           </wp:anchor>
         </w:drawing>
       </w:r>
@@ -74,7 +68,7 @@
           <w:noProof/>
           <w:lang w:bidi="es-ES"/>
         </w:rPr>
-        <w:pict w14:anchorId="0DFDF243">
+        <w:pict>
           <v:rect id="Rectángulo 3" o:spid="_x0000_s1026" alt="rectángulo blanco para texto en portada" style="position:absolute;margin-left:-299.5pt;margin-top:47.6pt;width:310.15pt;height:695.9pt;z-index:-251656192;visibility:visible;mso-position-horizontal-relative:text;mso-position-vertical-relative:page;mso-width-relative:margin;mso-height-relative:margin;v-text-anchor:middle" o:gfxdata="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" fillcolor="white [3212]" stroked="f" strokeweight="2pt">
             <w10:wrap anchory="page"/>
           </v:rect>
@@ -97,7 +91,7 @@
           <w:left w:w="0" w:type="dxa"/>
           <w:right w:w="0" w:type="dxa"/>
         </w:tblCellMar>
-        <w:tblLook w:val="0000" w:firstRow="0" w:lastRow="0" w:firstColumn="0" w:lastColumn="0" w:noHBand="0" w:noVBand="0"/>
+        <w:tblLook w:val="0000"/>
       </w:tblPr>
       <w:tblGrid>
         <w:gridCol w:w="5580"/>
@@ -133,12 +127,12 @@
                 <w:noProof/>
                 <w:lang w:bidi="es-ES"/>
               </w:rPr>
-              <w:pict w14:anchorId="044D56DF">
+              <w:pict>
                 <v:shapetype id="_x0000_t202" coordsize="21600,21600" o:spt="202" path="m,l,21600r21600,l21600,xe">
                   <v:stroke joinstyle="miter"/>
                   <v:path gradientshapeok="t" o:connecttype="rect"/>
                 </v:shapetype>
-                <v:shape id="Cuadro de texto 8" o:spid="_x0000_s1030" type="#_x0000_t202" style="width:277.85pt;height:136.5pt;visibility:visible;mso-left-percent:-10001;mso-top-percent:-10001;mso-position-horizontal:absolute;mso-position-horizontal-relative:char;mso-position-vertical:absolute;mso-position-vertical-relative:line;mso-left-percent:-10001;mso-top-percent:-10001" filled="f" stroked="f" strokeweight=".5pt">
+                <v:shape id="Cuadro de texto 8" o:spid="_x0000_s1030" type="#_x0000_t202" style="width:277.85pt;height:136.5pt;visibility:visible;mso-position-horizontal-relative:char;mso-position-vertical-relative:line" filled="f" stroked="f" strokeweight=".5pt">
                   <v:textbox style="mso-next-textbox:#Cuadro de texto 8">
                     <w:txbxContent>
                       <w:p>
@@ -252,8 +246,8 @@
                 <w:noProof/>
                 <w:lang w:bidi="es-ES"/>
               </w:rPr>
-              <w:pict w14:anchorId="75D0217C">
-                <v:line id="Conector recto 5" o:spid="_x0000_s1029" alt="divisor de texto" style="visibility:visible;mso-left-percent:-10001;mso-top-percent:-10001;mso-position-horizontal:absolute;mso-position-horizontal-relative:char;mso-position-vertical:absolute;mso-position-vertical-relative:line;mso-left-percent:-10001;mso-top-percent:-10001" from="0,0" to="109.5pt,0" strokecolor="#082a75 [3215]" strokeweight="3pt">
+              <w:pict>
+                <v:line id="Conector recto 5" o:spid="_x0000_s1029" alt="divisor de texto" style="visibility:visible;mso-position-horizontal-relative:char;mso-position-vertical-relative:line" from="0,0" to="109.5pt,0" strokecolor="#082a75 [3215]" strokeweight="3pt">
                   <w10:wrap type="none"/>
                   <w10:anchorlock/>
                 </v:line>
@@ -309,7 +303,6 @@
                 <w:docPart w:val="A9B4550B676949FF846EEBBAF789DB52"/>
               </w:placeholder>
             </w:sdtPr>
-            <w:sdtEndPr/>
             <w:sdtContent>
               <w:p>
                 <w:pPr>
@@ -388,8 +381,8 @@
                 <w:szCs w:val="10"/>
                 <w:lang w:bidi="es-ES"/>
               </w:rPr>
-              <w:pict w14:anchorId="6D4954DC">
-                <v:line id="Conector recto 6" o:spid="_x0000_s1028" alt="divisor de texto" style="visibility:visible;mso-left-percent:-10001;mso-top-percent:-10001;mso-position-horizontal:absolute;mso-position-horizontal-relative:char;mso-position-vertical:absolute;mso-position-vertical-relative:line;mso-left-percent:-10001;mso-top-percent:-10001" from="0,0" to="117.65pt,0" strokecolor="#082a75 [3215]" strokeweight="3pt">
+              <w:pict>
+                <v:line id="Conector recto 6" o:spid="_x0000_s1028" alt="divisor de texto" style="visibility:visible;mso-position-horizontal-relative:char;mso-position-vertical-relative:line" from="0,0" to="117.65pt,0" strokecolor="#082a75 [3215]" strokeweight="3pt">
                   <w10:wrap type="none"/>
                   <w10:anchorlock/>
                 </v:line>
@@ -485,7 +478,7 @@
           <w:lang w:eastAsia="es-ES"/>
         </w:rPr>
         <w:drawing>
-          <wp:anchor distT="0" distB="0" distL="114300" distR="114300" simplePos="0" relativeHeight="251661312" behindDoc="1" locked="0" layoutInCell="1" allowOverlap="1" wp14:anchorId="31496CC4" wp14:editId="63E8D02D">
+          <wp:anchor distT="0" distB="0" distL="114300" distR="114300" simplePos="0" relativeHeight="251661312" behindDoc="1" locked="0" layoutInCell="1" allowOverlap="1">
             <wp:simplePos x="0" y="0"/>
             <wp:positionH relativeFrom="column">
               <wp:posOffset>965200</wp:posOffset>
@@ -537,7 +530,7 @@
                     <a:blip r:embed="rId8">
                       <a:extLst>
                         <a:ext uri="{28A0092B-C50C-407E-A947-70E740481C1C}">
-                          <a14:useLocalDpi xmlns:a14="http://schemas.microsoft.com/office/drawing/2010/main" val="0"/>
+                          <a14:useLocalDpi xmlns:a14="http://schemas.microsoft.com/office/drawing/2010/main" xmlns:wps="http://schemas.microsoft.com/office/word/2010/wordprocessingShape" xmlns:wpi="http://schemas.microsoft.com/office/word/2010/wordprocessingInk" xmlns:wpg="http://schemas.microsoft.com/office/word/2010/wordprocessingGroup" xmlns:w16se="http://schemas.microsoft.com/office/word/2015/wordml/symex" xmlns:w16sdtdh="http://schemas.microsoft.com/office/word/2020/wordml/sdtdatahash" xmlns:w16="http://schemas.microsoft.com/office/word/2018/wordml" xmlns:w16cid="http://schemas.microsoft.com/office/word/2016/wordml/cid" xmlns:w16cex="http://schemas.microsoft.com/office/word/2018/wordml/cex" xmlns:w15="http://schemas.microsoft.com/office/word/2012/wordml" xmlns:w14="http://schemas.microsoft.com/office/word/2010/wordml" xmlns:w="http://schemas.openxmlformats.org/wordprocessingml/2006/main" xmlns:w10="urn:schemas-microsoft-com:office:word" xmlns:wp14="http://schemas.microsoft.com/office/word/2010/wordprocessingDrawing" xmlns:v="urn:schemas-microsoft-com:vml" xmlns:o="urn:schemas-microsoft-com:office:office" xmlns:am3d="http://schemas.microsoft.com/office/drawing/2017/model3d" xmlns:aink="http://schemas.microsoft.com/office/drawing/2016/ink" xmlns:mc="http://schemas.openxmlformats.org/markup-compatibility/2006" xmlns:cx8="http://schemas.microsoft.com/office/drawing/2016/5/14/chartex" xmlns:cx7="http://schemas.microsoft.com/office/drawing/2016/5/13/chartex" xmlns:cx6="http://schemas.microsoft.com/office/drawing/2016/5/12/chartex" xmlns:cx5="http://schemas.microsoft.com/office/drawing/2016/5/11/chartex" xmlns:cx4="http://schemas.microsoft.com/office/drawing/2016/5/10/chartex" xmlns:cx3="http://schemas.microsoft.com/office/drawing/2016/5/9/chartex" xmlns:cx2="http://schemas.microsoft.com/office/drawing/2015/10/21/chartex" xmlns:cx1="http://schemas.microsoft.com/office/drawing/2015/9/8/chartex" xmlns:cx="http://schemas.microsoft.com/office/drawing/2014/chartex" xmlns:wpc="http://schemas.microsoft.com/office/word/2010/wordprocessingCanvas" xmlns="" val="0"/>
                         </a:ext>
                       </a:extLst>
                     </a:blip>
@@ -567,7 +560,7 @@
           <w:noProof/>
           <w:lang w:bidi="es-ES"/>
         </w:rPr>
-        <w:pict w14:anchorId="36AD9628">
+        <w:pict>
           <v:rect id="Rectángulo 2" o:spid="_x0000_s1027" alt="rectángulo de color" style="position:absolute;margin-left:-335.45pt;margin-top:525pt;width:887.85pt;height:316.5pt;z-index:-251657216;visibility:visible;mso-position-horizontal-relative:text;mso-position-vertical-relative:page;mso-height-relative:margin;v-text-anchor:middle" o:gfxdata="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" fillcolor="#34aba2 [3206]" stroked="f" strokeweight="2pt">
             <w10:wrap anchory="page"/>
           </v:rect>
@@ -1818,7 +1811,7 @@
           <w:lang w:eastAsia="es-ES"/>
         </w:rPr>
         <w:drawing>
-          <wp:inline distT="0" distB="0" distL="0" distR="0" wp14:anchorId="3C664271" wp14:editId="3A0FAE96">
+          <wp:inline distT="0" distB="0" distL="0" distR="0">
             <wp:extent cx="3609975" cy="3390900"/>
             <wp:effectExtent l="0" t="0" r="9525" b="0"/>
             <wp:docPr id="10" name="Imagen 10"/>
@@ -1838,7 +1831,7 @@
                     <a:blip r:embed="rId9">
                       <a:extLst>
                         <a:ext uri="{28A0092B-C50C-407E-A947-70E740481C1C}">
-                          <a14:useLocalDpi xmlns:a14="http://schemas.microsoft.com/office/drawing/2010/main" val="0"/>
+                          <a14:useLocalDpi xmlns:a14="http://schemas.microsoft.com/office/drawing/2010/main" xmlns:wps="http://schemas.microsoft.com/office/word/2010/wordprocessingShape" xmlns:wpi="http://schemas.microsoft.com/office/word/2010/wordprocessingInk" xmlns:wpg="http://schemas.microsoft.com/office/word/2010/wordprocessingGroup" xmlns:w16se="http://schemas.microsoft.com/office/word/2015/wordml/symex" xmlns:w16sdtdh="http://schemas.microsoft.com/office/word/2020/wordml/sdtdatahash" xmlns:w16="http://schemas.microsoft.com/office/word/2018/wordml" xmlns:w16cid="http://schemas.microsoft.com/office/word/2016/wordml/cid" xmlns:w16cex="http://schemas.microsoft.com/office/word/2018/wordml/cex" xmlns:w15="http://schemas.microsoft.com/office/word/2012/wordml" xmlns:w14="http://schemas.microsoft.com/office/word/2010/wordml" xmlns:w="http://schemas.openxmlformats.org/wordprocessingml/2006/main" xmlns:w10="urn:schemas-microsoft-com:office:word" xmlns:wp14="http://schemas.microsoft.com/office/word/2010/wordprocessingDrawing" xmlns:v="urn:schemas-microsoft-com:vml" xmlns:o="urn:schemas-microsoft-com:office:office" xmlns:am3d="http://schemas.microsoft.com/office/drawing/2017/model3d" xmlns:aink="http://schemas.microsoft.com/office/drawing/2016/ink" xmlns:mc="http://schemas.openxmlformats.org/markup-compatibility/2006" xmlns:cx8="http://schemas.microsoft.com/office/drawing/2016/5/14/chartex" xmlns:cx7="http://schemas.microsoft.com/office/drawing/2016/5/13/chartex" xmlns:cx6="http://schemas.microsoft.com/office/drawing/2016/5/12/chartex" xmlns:cx5="http://schemas.microsoft.com/office/drawing/2016/5/11/chartex" xmlns:cx4="http://schemas.microsoft.com/office/drawing/2016/5/10/chartex" xmlns:cx3="http://schemas.microsoft.com/office/drawing/2016/5/9/chartex" xmlns:cx2="http://schemas.microsoft.com/office/drawing/2015/10/21/chartex" xmlns:cx1="http://schemas.microsoft.com/office/drawing/2015/9/8/chartex" xmlns:cx="http://schemas.microsoft.com/office/drawing/2014/chartex" xmlns:wpc="http://schemas.microsoft.com/office/word/2010/wordprocessingCanvas" xmlns="" val="0"/>
                         </a:ext>
                       </a:extLst>
                     </a:blip>
@@ -1886,21 +1879,7 @@
         <w:rPr>
           <w:bCs/>
         </w:rPr>
-        <w:t xml:space="preserve">Producto </w:t>
-      </w:r>
-      <w:proofErr w:type="spellStart"/>
-      <w:r>
-        <w:rPr>
-          <w:bCs/>
-        </w:rPr>
-        <w:t>Owner</w:t>
-      </w:r>
-      <w:proofErr w:type="spellEnd"/>
-      <w:r>
-        <w:rPr>
-          <w:bCs/>
-        </w:rPr>
-        <w:t>:</w:t>
+        <w:t>Producto Owner:</w:t>
       </w:r>
       <w:r>
         <w:rPr>
@@ -1946,21 +1925,7 @@
         <w:rPr>
           <w:bCs/>
         </w:rPr>
-        <w:t xml:space="preserve">Scrum </w:t>
-      </w:r>
-      <w:proofErr w:type="spellStart"/>
-      <w:r>
-        <w:rPr>
-          <w:bCs/>
-        </w:rPr>
-        <w:t>Team</w:t>
-      </w:r>
-      <w:proofErr w:type="spellEnd"/>
-      <w:r>
-        <w:rPr>
-          <w:bCs/>
-        </w:rPr>
-        <w:t xml:space="preserve">: </w:t>
+        <w:t xml:space="preserve">Scrum Team: </w:t>
       </w:r>
       <w:r>
         <w:rPr>
@@ -2056,7 +2021,6 @@
           <w:b w:val="0"/>
         </w:rPr>
       </w:pPr>
-      <w:proofErr w:type="spellStart"/>
       <w:r>
         <w:rPr>
           <w:bCs/>
@@ -2067,14 +2031,7 @@
         <w:rPr>
           <w:b w:val="0"/>
         </w:rPr>
-        <w:t>NathaliaMejia</w:t>
-      </w:r>
-      <w:proofErr w:type="spellEnd"/>
-      <w:r>
-        <w:rPr>
-          <w:b w:val="0"/>
-        </w:rPr>
-        <w:t xml:space="preserve"> Buitrago.</w:t>
+        <w:t>NathaliaMejia Buitrago.</w:t>
       </w:r>
     </w:p>
     <w:p>
@@ -2110,39 +2067,17 @@
           <w:b w:val="0"/>
         </w:rPr>
       </w:pPr>
-      <w:proofErr w:type="spellStart"/>
       <w:r>
         <w:rPr>
           <w:bCs/>
         </w:rPr>
-        <w:t>Team</w:t>
-      </w:r>
-      <w:proofErr w:type="spellEnd"/>
-      <w:r>
-        <w:rPr>
-          <w:bCs/>
-        </w:rPr>
-        <w:t xml:space="preserve"> </w:t>
-      </w:r>
-      <w:proofErr w:type="spellStart"/>
-      <w:r>
-        <w:rPr>
-          <w:bCs/>
-        </w:rPr>
-        <w:t>lead:</w:t>
-      </w:r>
-      <w:r>
-        <w:rPr>
-          <w:b w:val="0"/>
-        </w:rPr>
-        <w:t>NathaliaMejia</w:t>
-      </w:r>
-      <w:proofErr w:type="spellEnd"/>
-      <w:r>
-        <w:rPr>
-          <w:b w:val="0"/>
-        </w:rPr>
-        <w:t xml:space="preserve"> Buitrago.</w:t>
+        <w:t>Teamlead:</w:t>
+      </w:r>
+      <w:r>
+        <w:rPr>
+          <w:b w:val="0"/>
+        </w:rPr>
+        <w:t>NathaliaMejia Buitrago.</w:t>
       </w:r>
     </w:p>
     <w:p>
@@ -2159,27 +2094,13 @@
         <w:rPr>
           <w:bCs/>
         </w:rPr>
-        <w:t xml:space="preserve">Desarrolladores back </w:t>
-      </w:r>
-      <w:proofErr w:type="spellStart"/>
-      <w:r>
-        <w:rPr>
-          <w:bCs/>
-        </w:rPr>
-        <w:t>end:</w:t>
-      </w:r>
-      <w:r>
-        <w:rPr>
-          <w:b w:val="0"/>
-        </w:rPr>
-        <w:t>NathaliaMejia</w:t>
-      </w:r>
-      <w:proofErr w:type="spellEnd"/>
-      <w:r>
-        <w:rPr>
-          <w:b w:val="0"/>
-        </w:rPr>
-        <w:t xml:space="preserve"> Buitrago - Isaura Alexandra Banguera Ruiz.</w:t>
+        <w:t>Desarrolladores back end:</w:t>
+      </w:r>
+      <w:r>
+        <w:rPr>
+          <w:b w:val="0"/>
+        </w:rPr>
+        <w:t>NathaliaMejia Buitrago - Isaura Alexandra Banguera Ruiz.</w:t>
       </w:r>
     </w:p>
     <w:p>
@@ -2205,43 +2126,13 @@
         <w:rPr>
           <w:bCs/>
         </w:rPr>
-        <w:t xml:space="preserve">Desarrolladores Front </w:t>
-      </w:r>
-      <w:proofErr w:type="spellStart"/>
-      <w:r>
-        <w:rPr>
-          <w:bCs/>
-        </w:rPr>
-        <w:t>End</w:t>
-      </w:r>
-      <w:proofErr w:type="spellEnd"/>
-      <w:r>
-        <w:rPr>
-          <w:bCs/>
-        </w:rPr>
-        <w:t xml:space="preserve">: </w:t>
-      </w:r>
-      <w:proofErr w:type="spellStart"/>
-      <w:proofErr w:type="gramStart"/>
-      <w:r>
-        <w:rPr>
-          <w:b w:val="0"/>
-        </w:rPr>
-        <w:t>NathaliaMejiaBuitrago</w:t>
-      </w:r>
-      <w:proofErr w:type="spellEnd"/>
-      <w:r>
-        <w:rPr>
-          <w:b w:val="0"/>
-        </w:rPr>
-        <w:t xml:space="preserve">  -</w:t>
-      </w:r>
-      <w:proofErr w:type="gramEnd"/>
-      <w:r>
-        <w:rPr>
-          <w:b w:val="0"/>
-        </w:rPr>
-        <w:t xml:space="preserve"> Isaura Alexandra Banguera Rui</w:t>
+        <w:t xml:space="preserve">Desarrolladores Front End: </w:t>
+      </w:r>
+      <w:r>
+        <w:rPr>
+          <w:b w:val="0"/>
+        </w:rPr>
+        <w:t>NathaliaMejiaBuitrago  - Isaura Alexandra Banguera Rui</w:t>
       </w:r>
     </w:p>
     <w:p>
@@ -2257,7 +2148,7 @@
       <w:tblPr>
         <w:tblStyle w:val="Tablanormal51"/>
         <w:tblW w:w="15735" w:type="dxa"/>
-        <w:tblLook w:val="04A0" w:firstRow="1" w:lastRow="0" w:firstColumn="1" w:lastColumn="0" w:noHBand="0" w:noVBand="1"/>
+        <w:tblLook w:val="04A0"/>
       </w:tblPr>
       <w:tblGrid>
         <w:gridCol w:w="714"/>
@@ -2268,11 +2159,11 @@
       </w:tblGrid>
       <w:tr>
         <w:trPr>
-          <w:cnfStyle w:val="100000000000" w:firstRow="1" w:lastRow="0" w:firstColumn="0" w:lastColumn="0" w:oddVBand="0" w:evenVBand="0" w:oddHBand="0" w:evenHBand="0" w:firstRowFirstColumn="0" w:firstRowLastColumn="0" w:lastRowFirstColumn="0" w:lastRowLastColumn="0"/>
+          <w:cnfStyle w:val="100000000000"/>
         </w:trPr>
         <w:tc>
           <w:tcPr>
-            <w:cnfStyle w:val="001000000100" w:firstRow="0" w:lastRow="0" w:firstColumn="1" w:lastColumn="0" w:oddVBand="0" w:evenVBand="0" w:oddHBand="0" w:evenHBand="0" w:firstRowFirstColumn="1" w:firstRowLastColumn="0" w:lastRowFirstColumn="0" w:lastRowLastColumn="0"/>
+            <w:cnfStyle w:val="001000000100"/>
             <w:tcW w:w="714" w:type="dxa"/>
           </w:tcPr>
           <w:p>
@@ -2291,7 +2182,7 @@
           <w:p>
             <w:pPr>
               <w:pStyle w:val="Contenido"/>
-              <w:cnfStyle w:val="100000000000" w:firstRow="1" w:lastRow="0" w:firstColumn="0" w:lastColumn="0" w:oddVBand="0" w:evenVBand="0" w:oddHBand="0" w:evenHBand="0" w:firstRowFirstColumn="0" w:firstRowLastColumn="0" w:lastRowFirstColumn="0" w:lastRowLastColumn="0"/>
+              <w:cnfStyle w:val="100000000000"/>
             </w:pPr>
             <w:r>
               <w:t>Como…</w:t>
@@ -2305,7 +2196,7 @@
           <w:p>
             <w:pPr>
               <w:pStyle w:val="Contenido"/>
-              <w:cnfStyle w:val="100000000000" w:firstRow="1" w:lastRow="0" w:firstColumn="0" w:lastColumn="0" w:oddVBand="0" w:evenVBand="0" w:oddHBand="0" w:evenHBand="0" w:firstRowFirstColumn="0" w:firstRowLastColumn="0" w:lastRowFirstColumn="0" w:lastRowLastColumn="0"/>
+              <w:cnfStyle w:val="100000000000"/>
             </w:pPr>
             <w:r>
               <w:t>Necesito…</w:t>
@@ -2319,7 +2210,7 @@
           <w:p>
             <w:pPr>
               <w:pStyle w:val="Contenido"/>
-              <w:cnfStyle w:val="100000000000" w:firstRow="1" w:lastRow="0" w:firstColumn="0" w:lastColumn="0" w:oddVBand="0" w:evenVBand="0" w:oddHBand="0" w:evenHBand="0" w:firstRowFirstColumn="0" w:firstRowLastColumn="0" w:lastRowFirstColumn="0" w:lastRowLastColumn="0"/>
+              <w:cnfStyle w:val="100000000000"/>
             </w:pPr>
             <w:r>
               <w:t>Para…</w:t>
@@ -2333,7 +2224,7 @@
           <w:p>
             <w:pPr>
               <w:pStyle w:val="Contenido"/>
-              <w:cnfStyle w:val="100000000000" w:firstRow="1" w:lastRow="0" w:firstColumn="0" w:lastColumn="0" w:oddVBand="0" w:evenVBand="0" w:oddHBand="0" w:evenHBand="0" w:firstRowFirstColumn="0" w:firstRowLastColumn="0" w:lastRowFirstColumn="0" w:lastRowLastColumn="0"/>
+              <w:cnfStyle w:val="100000000000"/>
             </w:pPr>
             <w:r>
               <w:t>Criterios de Aceptación</w:t>
@@ -2343,11 +2234,11 @@
       </w:tr>
       <w:tr>
         <w:trPr>
-          <w:cnfStyle w:val="000000100000" w:firstRow="0" w:lastRow="0" w:firstColumn="0" w:lastColumn="0" w:oddVBand="0" w:evenVBand="0" w:oddHBand="1" w:evenHBand="0" w:firstRowFirstColumn="0" w:firstRowLastColumn="0" w:lastRowFirstColumn="0" w:lastRowLastColumn="0"/>
+          <w:cnfStyle w:val="000000100000"/>
         </w:trPr>
         <w:tc>
           <w:tcPr>
-            <w:cnfStyle w:val="001000000000" w:firstRow="0" w:lastRow="0" w:firstColumn="1" w:lastColumn="0" w:oddVBand="0" w:evenVBand="0" w:oddHBand="0" w:evenHBand="0" w:firstRowFirstColumn="0" w:firstRowLastColumn="0" w:lastRowFirstColumn="0" w:lastRowLastColumn="0"/>
+            <w:cnfStyle w:val="001000000000"/>
             <w:tcW w:w="714" w:type="dxa"/>
           </w:tcPr>
           <w:p>
@@ -2366,7 +2257,7 @@
           <w:p>
             <w:pPr>
               <w:pStyle w:val="Contenido"/>
-              <w:cnfStyle w:val="000000100000" w:firstRow="0" w:lastRow="0" w:firstColumn="0" w:lastColumn="0" w:oddVBand="0" w:evenVBand="0" w:oddHBand="1" w:evenHBand="0" w:firstRowFirstColumn="0" w:firstRowLastColumn="0" w:lastRowFirstColumn="0" w:lastRowLastColumn="0"/>
+              <w:cnfStyle w:val="000000100000"/>
             </w:pPr>
             <w:r>
               <w:t>Administrador</w:t>
@@ -2380,7 +2271,7 @@
           <w:p>
             <w:pPr>
               <w:pStyle w:val="Contenido"/>
-              <w:cnfStyle w:val="000000100000" w:firstRow="0" w:lastRow="0" w:firstColumn="0" w:lastColumn="0" w:oddVBand="0" w:evenVBand="0" w:oddHBand="1" w:evenHBand="0" w:firstRowFirstColumn="0" w:firstRowLastColumn="0" w:lastRowFirstColumn="0" w:lastRowLastColumn="0"/>
+              <w:cnfStyle w:val="000000100000"/>
             </w:pPr>
             <w:r>
               <w:t>Gestionar usuarios y roles</w:t>
@@ -2394,7 +2285,7 @@
           <w:p>
             <w:pPr>
               <w:pStyle w:val="Contenido"/>
-              <w:cnfStyle w:val="000000100000" w:firstRow="0" w:lastRow="0" w:firstColumn="0" w:lastColumn="0" w:oddVBand="0" w:evenVBand="0" w:oddHBand="1" w:evenHBand="0" w:firstRowFirstColumn="0" w:firstRowLastColumn="0" w:lastRowFirstColumn="0" w:lastRowLastColumn="0"/>
+              <w:cnfStyle w:val="000000100000"/>
             </w:pPr>
             <w:r>
               <w:t>Garantizar seguridad y control de acceso al sistema.</w:t>
@@ -2412,7 +2303,7 @@
                 <w:ilvl w:val="0"/>
                 <w:numId w:val="14"/>
               </w:numPr>
-              <w:cnfStyle w:val="000000100000" w:firstRow="0" w:lastRow="0" w:firstColumn="0" w:lastColumn="0" w:oddVBand="0" w:evenVBand="0" w:oddHBand="1" w:evenHBand="0" w:firstRowFirstColumn="0" w:firstRowLastColumn="0" w:lastRowFirstColumn="0" w:lastRowLastColumn="0"/>
+              <w:cnfStyle w:val="000000100000"/>
             </w:pPr>
             <w:r>
               <w:t>Crear, editar y eliminar usuarios.</w:t>
@@ -2425,18 +2316,10 @@
                 <w:ilvl w:val="0"/>
                 <w:numId w:val="14"/>
               </w:numPr>
-              <w:cnfStyle w:val="000000100000" w:firstRow="0" w:lastRow="0" w:firstColumn="0" w:lastColumn="0" w:oddVBand="0" w:evenVBand="0" w:oddHBand="1" w:evenHBand="0" w:firstRowFirstColumn="0" w:firstRowLastColumn="0" w:lastRowFirstColumn="0" w:lastRowLastColumn="0"/>
-            </w:pPr>
-            <w:r>
-              <w:t>Asignar roles con permisos específicos (</w:t>
-            </w:r>
-            <w:proofErr w:type="spellStart"/>
-            <w:r>
-              <w:t>admin</w:t>
-            </w:r>
-            <w:proofErr w:type="spellEnd"/>
-            <w:r>
-              <w:t>, empleado, gerente).</w:t>
+              <w:cnfStyle w:val="000000100000"/>
+            </w:pPr>
+            <w:r>
+              <w:t>Asignar roles con permisos específicos (admin, empleado, gerente).</w:t>
             </w:r>
           </w:p>
           <w:p>
@@ -2446,7 +2329,7 @@
                 <w:ilvl w:val="0"/>
                 <w:numId w:val="14"/>
               </w:numPr>
-              <w:cnfStyle w:val="000000100000" w:firstRow="0" w:lastRow="0" w:firstColumn="0" w:lastColumn="0" w:oddVBand="0" w:evenVBand="0" w:oddHBand="1" w:evenHBand="0" w:firstRowFirstColumn="0" w:firstRowLastColumn="0" w:lastRowFirstColumn="0" w:lastRowLastColumn="0"/>
+              <w:cnfStyle w:val="000000100000"/>
             </w:pPr>
             <w:r>
               <w:t>Contraseñas encriptadas.</w:t>
@@ -2459,7 +2342,7 @@
                 <w:ilvl w:val="0"/>
                 <w:numId w:val="14"/>
               </w:numPr>
-              <w:cnfStyle w:val="000000100000" w:firstRow="0" w:lastRow="0" w:firstColumn="0" w:lastColumn="0" w:oddVBand="0" w:evenVBand="0" w:oddHBand="1" w:evenHBand="0" w:firstRowFirstColumn="0" w:firstRowLastColumn="0" w:lastRowFirstColumn="0" w:lastRowLastColumn="0"/>
+              <w:cnfStyle w:val="000000100000"/>
             </w:pPr>
             <w:r>
               <w:t>Restringir acceso según rol.</w:t>
@@ -2472,7 +2355,7 @@
                 <w:ilvl w:val="0"/>
                 <w:numId w:val="15"/>
               </w:numPr>
-              <w:cnfStyle w:val="000000100000" w:firstRow="0" w:lastRow="0" w:firstColumn="0" w:lastColumn="0" w:oddVBand="0" w:evenVBand="0" w:oddHBand="1" w:evenHBand="0" w:firstRowFirstColumn="0" w:firstRowLastColumn="0" w:lastRowFirstColumn="0" w:lastRowLastColumn="0"/>
+              <w:cnfStyle w:val="000000100000"/>
             </w:pPr>
             <w:r>
               <w:t>No permitir accesos sin autentificación.</w:t>
@@ -2483,7 +2366,7 @@
       <w:tr>
         <w:tc>
           <w:tcPr>
-            <w:cnfStyle w:val="001000000000" w:firstRow="0" w:lastRow="0" w:firstColumn="1" w:lastColumn="0" w:oddVBand="0" w:evenVBand="0" w:oddHBand="0" w:evenHBand="0" w:firstRowFirstColumn="0" w:firstRowLastColumn="0" w:lastRowFirstColumn="0" w:lastRowLastColumn="0"/>
+            <w:cnfStyle w:val="001000000000"/>
             <w:tcW w:w="714" w:type="dxa"/>
           </w:tcPr>
           <w:p>
@@ -2502,7 +2385,7 @@
           <w:p>
             <w:pPr>
               <w:pStyle w:val="Contenido"/>
-              <w:cnfStyle w:val="000000000000" w:firstRow="0" w:lastRow="0" w:firstColumn="0" w:lastColumn="0" w:oddVBand="0" w:evenVBand="0" w:oddHBand="0" w:evenHBand="0" w:firstRowFirstColumn="0" w:firstRowLastColumn="0" w:lastRowFirstColumn="0" w:lastRowLastColumn="0"/>
+              <w:cnfStyle w:val="000000000000"/>
             </w:pPr>
             <w:r>
               <w:t>Administrador</w:t>
@@ -2516,7 +2399,7 @@
           <w:p>
             <w:pPr>
               <w:pStyle w:val="Contenido"/>
-              <w:cnfStyle w:val="000000000000" w:firstRow="0" w:lastRow="0" w:firstColumn="0" w:lastColumn="0" w:oddVBand="0" w:evenVBand="0" w:oddHBand="0" w:evenHBand="0" w:firstRowFirstColumn="0" w:firstRowLastColumn="0" w:lastRowFirstColumn="0" w:lastRowLastColumn="0"/>
+              <w:cnfStyle w:val="000000000000"/>
             </w:pPr>
             <w:r>
               <w:t>Registrar proveedores</w:t>
@@ -2530,7 +2413,7 @@
           <w:p>
             <w:pPr>
               <w:pStyle w:val="Contenido"/>
-              <w:cnfStyle w:val="000000000000" w:firstRow="0" w:lastRow="0" w:firstColumn="0" w:lastColumn="0" w:oddVBand="0" w:evenVBand="0" w:oddHBand="0" w:evenHBand="0" w:firstRowFirstColumn="0" w:firstRowLastColumn="0" w:lastRowFirstColumn="0" w:lastRowLastColumn="0"/>
+              <w:cnfStyle w:val="000000000000"/>
             </w:pPr>
             <w:r>
               <w:t>Gestionar correctamente las compras de cacao</w:t>
@@ -2548,7 +2431,7 @@
                 <w:ilvl w:val="0"/>
                 <w:numId w:val="23"/>
               </w:numPr>
-              <w:cnfStyle w:val="000000000000" w:firstRow="0" w:lastRow="0" w:firstColumn="0" w:lastColumn="0" w:oddVBand="0" w:evenVBand="0" w:oddHBand="0" w:evenHBand="0" w:firstRowFirstColumn="0" w:firstRowLastColumn="0" w:lastRowFirstColumn="0" w:lastRowLastColumn="0"/>
+              <w:cnfStyle w:val="000000000000"/>
             </w:pPr>
             <w:r>
               <w:t>Registrar nombre, contacto y dirección     del proveedor.</w:t>
@@ -2561,7 +2444,7 @@
                 <w:ilvl w:val="0"/>
                 <w:numId w:val="23"/>
               </w:numPr>
-              <w:cnfStyle w:val="000000000000" w:firstRow="0" w:lastRow="0" w:firstColumn="0" w:lastColumn="0" w:oddVBand="0" w:evenVBand="0" w:oddHBand="0" w:evenHBand="0" w:firstRowFirstColumn="0" w:firstRowLastColumn="0" w:lastRowFirstColumn="0" w:lastRowLastColumn="0"/>
+              <w:cnfStyle w:val="000000000000"/>
             </w:pPr>
             <w:r>
               <w:t>Editar información de proveedores.</w:t>
@@ -2574,7 +2457,7 @@
                 <w:ilvl w:val="0"/>
                 <w:numId w:val="23"/>
               </w:numPr>
-              <w:cnfStyle w:val="000000000000" w:firstRow="0" w:lastRow="0" w:firstColumn="0" w:lastColumn="0" w:oddVBand="0" w:evenVBand="0" w:oddHBand="0" w:evenHBand="0" w:firstRowFirstColumn="0" w:firstRowLastColumn="0" w:lastRowFirstColumn="0" w:lastRowLastColumn="0"/>
+              <w:cnfStyle w:val="000000000000"/>
             </w:pPr>
             <w:r>
               <w:t>Eliminar proveedores.</w:t>
@@ -2587,7 +2470,7 @@
                 <w:ilvl w:val="0"/>
                 <w:numId w:val="23"/>
               </w:numPr>
-              <w:cnfStyle w:val="000000000000" w:firstRow="0" w:lastRow="0" w:firstColumn="0" w:lastColumn="0" w:oddVBand="0" w:evenVBand="0" w:oddHBand="0" w:evenHBand="0" w:firstRowFirstColumn="0" w:firstRowLastColumn="0" w:lastRowFirstColumn="0" w:lastRowLastColumn="0"/>
+              <w:cnfStyle w:val="000000000000"/>
             </w:pPr>
             <w:r>
               <w:t>Evitar registros duplicados.</w:t>
@@ -2600,7 +2483,7 @@
                 <w:ilvl w:val="0"/>
                 <w:numId w:val="16"/>
               </w:numPr>
-              <w:cnfStyle w:val="000000000000" w:firstRow="0" w:lastRow="0" w:firstColumn="0" w:lastColumn="0" w:oddVBand="0" w:evenVBand="0" w:oddHBand="0" w:evenHBand="0" w:firstRowFirstColumn="0" w:firstRowLastColumn="0" w:lastRowFirstColumn="0" w:lastRowLastColumn="0"/>
+              <w:cnfStyle w:val="000000000000"/>
             </w:pPr>
             <w:r>
               <w:t>Validar campos obligatorios.</w:t>
@@ -2610,11 +2493,11 @@
       </w:tr>
       <w:tr>
         <w:trPr>
-          <w:cnfStyle w:val="000000100000" w:firstRow="0" w:lastRow="0" w:firstColumn="0" w:lastColumn="0" w:oddVBand="0" w:evenVBand="0" w:oddHBand="1" w:evenHBand="0" w:firstRowFirstColumn="0" w:firstRowLastColumn="0" w:lastRowFirstColumn="0" w:lastRowLastColumn="0"/>
+          <w:cnfStyle w:val="000000100000"/>
         </w:trPr>
         <w:tc>
           <w:tcPr>
-            <w:cnfStyle w:val="001000000000" w:firstRow="0" w:lastRow="0" w:firstColumn="1" w:lastColumn="0" w:oddVBand="0" w:evenVBand="0" w:oddHBand="0" w:evenHBand="0" w:firstRowFirstColumn="0" w:firstRowLastColumn="0" w:lastRowFirstColumn="0" w:lastRowLastColumn="0"/>
+            <w:cnfStyle w:val="001000000000"/>
             <w:tcW w:w="714" w:type="dxa"/>
           </w:tcPr>
           <w:p>
@@ -2633,7 +2516,7 @@
           <w:p>
             <w:pPr>
               <w:pStyle w:val="Contenido"/>
-              <w:cnfStyle w:val="000000100000" w:firstRow="0" w:lastRow="0" w:firstColumn="0" w:lastColumn="0" w:oddVBand="0" w:evenVBand="0" w:oddHBand="1" w:evenHBand="0" w:firstRowFirstColumn="0" w:firstRowLastColumn="0" w:lastRowFirstColumn="0" w:lastRowLastColumn="0"/>
+              <w:cnfStyle w:val="000000100000"/>
             </w:pPr>
             <w:r>
               <w:t xml:space="preserve">Administrador </w:t>
@@ -2647,7 +2530,7 @@
           <w:p>
             <w:pPr>
               <w:pStyle w:val="Contenido"/>
-              <w:cnfStyle w:val="000000100000" w:firstRow="0" w:lastRow="0" w:firstColumn="0" w:lastColumn="0" w:oddVBand="0" w:evenVBand="0" w:oddHBand="1" w:evenHBand="0" w:firstRowFirstColumn="0" w:firstRowLastColumn="0" w:lastRowFirstColumn="0" w:lastRowLastColumn="0"/>
+              <w:cnfStyle w:val="000000100000"/>
             </w:pPr>
             <w:r>
               <w:t>Registrar clientes.</w:t>
@@ -2661,7 +2544,7 @@
           <w:p>
             <w:pPr>
               <w:pStyle w:val="Contenido"/>
-              <w:cnfStyle w:val="000000100000" w:firstRow="0" w:lastRow="0" w:firstColumn="0" w:lastColumn="0" w:oddVBand="0" w:evenVBand="0" w:oddHBand="1" w:evenHBand="0" w:firstRowFirstColumn="0" w:firstRowLastColumn="0" w:lastRowFirstColumn="0" w:lastRowLastColumn="0"/>
+              <w:cnfStyle w:val="000000100000"/>
             </w:pPr>
             <w:r>
               <w:t>Gestionar adecuadamente las ventas</w:t>
@@ -2679,7 +2562,7 @@
                 <w:ilvl w:val="0"/>
                 <w:numId w:val="23"/>
               </w:numPr>
-              <w:cnfStyle w:val="000000100000" w:firstRow="0" w:lastRow="0" w:firstColumn="0" w:lastColumn="0" w:oddVBand="0" w:evenVBand="0" w:oddHBand="1" w:evenHBand="0" w:firstRowFirstColumn="0" w:firstRowLastColumn="0" w:lastRowFirstColumn="0" w:lastRowLastColumn="0"/>
+              <w:cnfStyle w:val="000000100000"/>
             </w:pPr>
             <w:r>
               <w:t>Registrar nombre, contacto y dirección del cliente.</w:t>
@@ -2692,7 +2575,7 @@
                 <w:ilvl w:val="0"/>
                 <w:numId w:val="23"/>
               </w:numPr>
-              <w:cnfStyle w:val="000000100000" w:firstRow="0" w:lastRow="0" w:firstColumn="0" w:lastColumn="0" w:oddVBand="0" w:evenVBand="0" w:oddHBand="1" w:evenHBand="0" w:firstRowFirstColumn="0" w:firstRowLastColumn="0" w:lastRowFirstColumn="0" w:lastRowLastColumn="0"/>
+              <w:cnfStyle w:val="000000100000"/>
             </w:pPr>
             <w:r>
               <w:t>Editar información de clientes.</w:t>
@@ -2705,7 +2588,7 @@
                 <w:ilvl w:val="0"/>
                 <w:numId w:val="23"/>
               </w:numPr>
-              <w:cnfStyle w:val="000000100000" w:firstRow="0" w:lastRow="0" w:firstColumn="0" w:lastColumn="0" w:oddVBand="0" w:evenVBand="0" w:oddHBand="1" w:evenHBand="0" w:firstRowFirstColumn="0" w:firstRowLastColumn="0" w:lastRowFirstColumn="0" w:lastRowLastColumn="0"/>
+              <w:cnfStyle w:val="000000100000"/>
             </w:pPr>
             <w:r>
               <w:t>Eliminar clientes.</w:t>
@@ -2718,7 +2601,7 @@
                 <w:ilvl w:val="0"/>
                 <w:numId w:val="23"/>
               </w:numPr>
-              <w:cnfStyle w:val="000000100000" w:firstRow="0" w:lastRow="0" w:firstColumn="0" w:lastColumn="0" w:oddVBand="0" w:evenVBand="0" w:oddHBand="1" w:evenHBand="0" w:firstRowFirstColumn="0" w:firstRowLastColumn="0" w:lastRowFirstColumn="0" w:lastRowLastColumn="0"/>
+              <w:cnfStyle w:val="000000100000"/>
             </w:pPr>
             <w:r>
               <w:t>Evitar registros duplicados</w:t>
@@ -2731,7 +2614,7 @@
                 <w:ilvl w:val="0"/>
                 <w:numId w:val="18"/>
               </w:numPr>
-              <w:cnfStyle w:val="000000100000" w:firstRow="0" w:lastRow="0" w:firstColumn="0" w:lastColumn="0" w:oddVBand="0" w:evenVBand="0" w:oddHBand="1" w:evenHBand="0" w:firstRowFirstColumn="0" w:firstRowLastColumn="0" w:lastRowFirstColumn="0" w:lastRowLastColumn="0"/>
+              <w:cnfStyle w:val="000000100000"/>
             </w:pPr>
             <w:r>
               <w:t>Validar campos obligatorios.</w:t>
@@ -2742,7 +2625,7 @@
       <w:tr>
         <w:tc>
           <w:tcPr>
-            <w:cnfStyle w:val="001000000000" w:firstRow="0" w:lastRow="0" w:firstColumn="1" w:lastColumn="0" w:oddVBand="0" w:evenVBand="0" w:oddHBand="0" w:evenHBand="0" w:firstRowFirstColumn="0" w:firstRowLastColumn="0" w:lastRowFirstColumn="0" w:lastRowLastColumn="0"/>
+            <w:cnfStyle w:val="001000000000"/>
             <w:tcW w:w="714" w:type="dxa"/>
           </w:tcPr>
           <w:p>
@@ -2761,7 +2644,7 @@
           <w:p>
             <w:pPr>
               <w:pStyle w:val="Contenido"/>
-              <w:cnfStyle w:val="000000000000" w:firstRow="0" w:lastRow="0" w:firstColumn="0" w:lastColumn="0" w:oddVBand="0" w:evenVBand="0" w:oddHBand="0" w:evenHBand="0" w:firstRowFirstColumn="0" w:firstRowLastColumn="0" w:lastRowFirstColumn="0" w:lastRowLastColumn="0"/>
+              <w:cnfStyle w:val="000000000000"/>
             </w:pPr>
             <w:r>
               <w:t>Empleado administrativo</w:t>
@@ -2775,7 +2658,7 @@
           <w:p>
             <w:pPr>
               <w:pStyle w:val="Contenido"/>
-              <w:cnfStyle w:val="000000000000" w:firstRow="0" w:lastRow="0" w:firstColumn="0" w:lastColumn="0" w:oddVBand="0" w:evenVBand="0" w:oddHBand="0" w:evenHBand="0" w:firstRowFirstColumn="0" w:firstRowLastColumn="0" w:lastRowFirstColumn="0" w:lastRowLastColumn="0"/>
+              <w:cnfStyle w:val="000000000000"/>
             </w:pPr>
             <w:r>
               <w:t>Registrar compras de cacao</w:t>
@@ -2789,7 +2672,7 @@
           <w:p>
             <w:pPr>
               <w:pStyle w:val="Contenido"/>
-              <w:cnfStyle w:val="000000000000" w:firstRow="0" w:lastRow="0" w:firstColumn="0" w:lastColumn="0" w:oddVBand="0" w:evenVBand="0" w:oddHBand="0" w:evenHBand="0" w:firstRowFirstColumn="0" w:firstRowLastColumn="0" w:lastRowFirstColumn="0" w:lastRowLastColumn="0"/>
+              <w:cnfStyle w:val="000000000000"/>
             </w:pPr>
             <w:r>
               <w:t>Mantener actualizado el inventario</w:t>
@@ -2807,7 +2690,7 @@
                 <w:ilvl w:val="0"/>
                 <w:numId w:val="25"/>
               </w:numPr>
-              <w:cnfStyle w:val="000000000000" w:firstRow="0" w:lastRow="0" w:firstColumn="0" w:lastColumn="0" w:oddVBand="0" w:evenVBand="0" w:oddHBand="0" w:evenHBand="0" w:firstRowFirstColumn="0" w:firstRowLastColumn="0" w:lastRowFirstColumn="0" w:lastRowLastColumn="0"/>
+              <w:cnfStyle w:val="000000000000"/>
             </w:pPr>
             <w:r>
               <w:t>Generar código de compra.</w:t>
@@ -2820,7 +2703,7 @@
                 <w:ilvl w:val="0"/>
                 <w:numId w:val="25"/>
               </w:numPr>
-              <w:cnfStyle w:val="000000000000" w:firstRow="0" w:lastRow="0" w:firstColumn="0" w:lastColumn="0" w:oddVBand="0" w:evenVBand="0" w:oddHBand="0" w:evenHBand="0" w:firstRowFirstColumn="0" w:firstRowLastColumn="0" w:lastRowFirstColumn="0" w:lastRowLastColumn="0"/>
+              <w:cnfStyle w:val="000000000000"/>
             </w:pPr>
             <w:r>
               <w:t>Registrar proveedor, producto, cantidad y precio.</w:t>
@@ -2833,7 +2716,7 @@
                 <w:ilvl w:val="0"/>
                 <w:numId w:val="25"/>
               </w:numPr>
-              <w:cnfStyle w:val="000000000000" w:firstRow="0" w:lastRow="0" w:firstColumn="0" w:lastColumn="0" w:oddVBand="0" w:evenVBand="0" w:oddHBand="0" w:evenHBand="0" w:firstRowFirstColumn="0" w:firstRowLastColumn="0" w:lastRowFirstColumn="0" w:lastRowLastColumn="0"/>
+              <w:cnfStyle w:val="000000000000"/>
             </w:pPr>
             <w:r>
               <w:t>Validar datos</w:t>
@@ -2843,7 +2726,7 @@
             <w:pPr>
               <w:pStyle w:val="Contenido"/>
               <w:ind w:left="360"/>
-              <w:cnfStyle w:val="000000000000" w:firstRow="0" w:lastRow="0" w:firstColumn="0" w:lastColumn="0" w:oddVBand="0" w:evenVBand="0" w:oddHBand="0" w:evenHBand="0" w:firstRowFirstColumn="0" w:firstRowLastColumn="0" w:lastRowFirstColumn="0" w:lastRowLastColumn="0"/>
+              <w:cnfStyle w:val="000000000000"/>
             </w:pPr>
             <w:r>
               <w:lastRenderedPageBreak/>
@@ -2854,7 +2737,7 @@
             <w:pPr>
               <w:pStyle w:val="Contenido"/>
               <w:ind w:left="360"/>
-              <w:cnfStyle w:val="000000000000" w:firstRow="0" w:lastRow="0" w:firstColumn="0" w:lastColumn="0" w:oddVBand="0" w:evenVBand="0" w:oddHBand="0" w:evenHBand="0" w:firstRowFirstColumn="0" w:firstRowLastColumn="0" w:lastRowFirstColumn="0" w:lastRowLastColumn="0"/>
+              <w:cnfStyle w:val="000000000000"/>
             </w:pPr>
             <w:r>
               <w:t>• Guardar registro de compra</w:t>
@@ -2864,11 +2747,11 @@
       </w:tr>
       <w:tr>
         <w:trPr>
-          <w:cnfStyle w:val="000000100000" w:firstRow="0" w:lastRow="0" w:firstColumn="0" w:lastColumn="0" w:oddVBand="0" w:evenVBand="0" w:oddHBand="1" w:evenHBand="0" w:firstRowFirstColumn="0" w:firstRowLastColumn="0" w:lastRowFirstColumn="0" w:lastRowLastColumn="0"/>
+          <w:cnfStyle w:val="000000100000"/>
         </w:trPr>
         <w:tc>
           <w:tcPr>
-            <w:cnfStyle w:val="001000000000" w:firstRow="0" w:lastRow="0" w:firstColumn="1" w:lastColumn="0" w:oddVBand="0" w:evenVBand="0" w:oddHBand="0" w:evenHBand="0" w:firstRowFirstColumn="0" w:firstRowLastColumn="0" w:lastRowFirstColumn="0" w:lastRowLastColumn="0"/>
+            <w:cnfStyle w:val="001000000000"/>
             <w:tcW w:w="714" w:type="dxa"/>
           </w:tcPr>
           <w:p>
@@ -2888,7 +2771,7 @@
           <w:p>
             <w:pPr>
               <w:pStyle w:val="Contenido"/>
-              <w:cnfStyle w:val="000000100000" w:firstRow="0" w:lastRow="0" w:firstColumn="0" w:lastColumn="0" w:oddVBand="0" w:evenVBand="0" w:oddHBand="1" w:evenHBand="0" w:firstRowFirstColumn="0" w:firstRowLastColumn="0" w:lastRowFirstColumn="0" w:lastRowLastColumn="0"/>
+              <w:cnfStyle w:val="000000100000"/>
             </w:pPr>
             <w:r>
               <w:t>Empleado administrativo</w:t>
@@ -2902,7 +2785,7 @@
           <w:p>
             <w:pPr>
               <w:pStyle w:val="Contenido"/>
-              <w:cnfStyle w:val="000000100000" w:firstRow="0" w:lastRow="0" w:firstColumn="0" w:lastColumn="0" w:oddVBand="0" w:evenVBand="0" w:oddHBand="1" w:evenHBand="0" w:firstRowFirstColumn="0" w:firstRowLastColumn="0" w:lastRowFirstColumn="0" w:lastRowLastColumn="0"/>
+              <w:cnfStyle w:val="000000100000"/>
             </w:pPr>
             <w:r>
               <w:t>Registrar ventas de cacao</w:t>
@@ -2916,7 +2799,7 @@
           <w:p>
             <w:pPr>
               <w:pStyle w:val="Contenido"/>
-              <w:cnfStyle w:val="000000100000" w:firstRow="0" w:lastRow="0" w:firstColumn="0" w:lastColumn="0" w:oddVBand="0" w:evenVBand="0" w:oddHBand="1" w:evenHBand="0" w:firstRowFirstColumn="0" w:firstRowLastColumn="0" w:lastRowFirstColumn="0" w:lastRowLastColumn="0"/>
+              <w:cnfStyle w:val="000000100000"/>
             </w:pPr>
             <w:r>
               <w:t>Controlar ingresos y existencias</w:t>
@@ -2931,7 +2814,7 @@
             <w:pPr>
               <w:pStyle w:val="Contenido"/>
               <w:ind w:left="360"/>
-              <w:cnfStyle w:val="000000100000" w:firstRow="0" w:lastRow="0" w:firstColumn="0" w:lastColumn="0" w:oddVBand="0" w:evenVBand="0" w:oddHBand="1" w:evenHBand="0" w:firstRowFirstColumn="0" w:firstRowLastColumn="0" w:lastRowFirstColumn="0" w:lastRowLastColumn="0"/>
+              <w:cnfStyle w:val="000000100000"/>
             </w:pPr>
             <w:r>
               <w:t>• Validar stock disponible.</w:t>
@@ -2941,7 +2824,7 @@
             <w:pPr>
               <w:pStyle w:val="Contenido"/>
               <w:ind w:left="360"/>
-              <w:cnfStyle w:val="000000100000" w:firstRow="0" w:lastRow="0" w:firstColumn="0" w:lastColumn="0" w:oddVBand="0" w:evenVBand="0" w:oddHBand="1" w:evenHBand="0" w:firstRowFirstColumn="0" w:firstRowLastColumn="0" w:lastRowFirstColumn="0" w:lastRowLastColumn="0"/>
+              <w:cnfStyle w:val="000000100000"/>
             </w:pPr>
             <w:r>
               <w:t>• Registrar cliente, producto y cantidad.</w:t>
@@ -2951,7 +2834,7 @@
             <w:pPr>
               <w:pStyle w:val="Contenido"/>
               <w:ind w:left="360"/>
-              <w:cnfStyle w:val="000000100000" w:firstRow="0" w:lastRow="0" w:firstColumn="0" w:lastColumn="0" w:oddVBand="0" w:evenVBand="0" w:oddHBand="1" w:evenHBand="0" w:firstRowFirstColumn="0" w:firstRowLastColumn="0" w:lastRowFirstColumn="0" w:lastRowLastColumn="0"/>
+              <w:cnfStyle w:val="000000100000"/>
             </w:pPr>
             <w:r>
               <w:t>• Aplicar descuentos.</w:t>
@@ -2961,7 +2844,7 @@
             <w:pPr>
               <w:pStyle w:val="Contenido"/>
               <w:ind w:left="360"/>
-              <w:cnfStyle w:val="000000100000" w:firstRow="0" w:lastRow="0" w:firstColumn="0" w:lastColumn="0" w:oddVBand="0" w:evenVBand="0" w:oddHBand="1" w:evenHBand="0" w:firstRowFirstColumn="0" w:firstRowLastColumn="0" w:lastRowFirstColumn="0" w:lastRowLastColumn="0"/>
+              <w:cnfStyle w:val="000000100000"/>
             </w:pPr>
             <w:r>
               <w:t>• Actualizar inventario automáticamente.</w:t>
@@ -2972,7 +2855,7 @@
       <w:tr>
         <w:tc>
           <w:tcPr>
-            <w:cnfStyle w:val="001000000000" w:firstRow="0" w:lastRow="0" w:firstColumn="1" w:lastColumn="0" w:oddVBand="0" w:evenVBand="0" w:oddHBand="0" w:evenHBand="0" w:firstRowFirstColumn="0" w:firstRowLastColumn="0" w:lastRowFirstColumn="0" w:lastRowLastColumn="0"/>
+            <w:cnfStyle w:val="001000000000"/>
             <w:tcW w:w="714" w:type="dxa"/>
           </w:tcPr>
           <w:p>
@@ -2991,7 +2874,7 @@
           <w:p>
             <w:pPr>
               <w:pStyle w:val="Contenido"/>
-              <w:cnfStyle w:val="000000000000" w:firstRow="0" w:lastRow="0" w:firstColumn="0" w:lastColumn="0" w:oddVBand="0" w:evenVBand="0" w:oddHBand="0" w:evenHBand="0" w:firstRowFirstColumn="0" w:firstRowLastColumn="0" w:lastRowFirstColumn="0" w:lastRowLastColumn="0"/>
+              <w:cnfStyle w:val="000000000000"/>
             </w:pPr>
             <w:r>
               <w:t>sistema</w:t>
@@ -3005,7 +2888,7 @@
           <w:p>
             <w:pPr>
               <w:pStyle w:val="Contenido"/>
-              <w:cnfStyle w:val="000000000000" w:firstRow="0" w:lastRow="0" w:firstColumn="0" w:lastColumn="0" w:oddVBand="0" w:evenVBand="0" w:oddHBand="0" w:evenHBand="0" w:firstRowFirstColumn="0" w:firstRowLastColumn="0" w:lastRowFirstColumn="0" w:lastRowLastColumn="0"/>
+              <w:cnfStyle w:val="000000000000"/>
             </w:pPr>
             <w:r>
               <w:t>Actualizar automáticamente el inventario.</w:t>
@@ -3019,7 +2902,7 @@
           <w:p>
             <w:pPr>
               <w:pStyle w:val="Contenido"/>
-              <w:cnfStyle w:val="000000000000" w:firstRow="0" w:lastRow="0" w:firstColumn="0" w:lastColumn="0" w:oddVBand="0" w:evenVBand="0" w:oddHBand="0" w:evenHBand="0" w:firstRowFirstColumn="0" w:firstRowLastColumn="0" w:lastRowFirstColumn="0" w:lastRowLastColumn="0"/>
+              <w:cnfStyle w:val="000000000000"/>
             </w:pPr>
             <w:r>
               <w:t>Mantener la consistencia del stock.</w:t>
@@ -3037,7 +2920,7 @@
                 <w:ilvl w:val="0"/>
                 <w:numId w:val="26"/>
               </w:numPr>
-              <w:cnfStyle w:val="000000000000" w:firstRow="0" w:lastRow="0" w:firstColumn="0" w:lastColumn="0" w:oddVBand="0" w:evenVBand="0" w:oddHBand="0" w:evenHBand="0" w:firstRowFirstColumn="0" w:firstRowLastColumn="0" w:lastRowFirstColumn="0" w:lastRowLastColumn="0"/>
+              <w:cnfStyle w:val="000000000000"/>
             </w:pPr>
             <w:r>
               <w:t>Aumentar inventario al registrar compras.</w:t>
@@ -3050,7 +2933,7 @@
                 <w:ilvl w:val="0"/>
                 <w:numId w:val="26"/>
               </w:numPr>
-              <w:cnfStyle w:val="000000000000" w:firstRow="0" w:lastRow="0" w:firstColumn="0" w:lastColumn="0" w:oddVBand="0" w:evenVBand="0" w:oddHBand="0" w:evenHBand="0" w:firstRowFirstColumn="0" w:firstRowLastColumn="0" w:lastRowFirstColumn="0" w:lastRowLastColumn="0"/>
+              <w:cnfStyle w:val="000000000000"/>
             </w:pPr>
             <w:r>
               <w:t>Disminuir inventario al registrar ventas.</w:t>
@@ -3063,7 +2946,7 @@
                 <w:ilvl w:val="0"/>
                 <w:numId w:val="26"/>
               </w:numPr>
-              <w:cnfStyle w:val="000000000000" w:firstRow="0" w:lastRow="0" w:firstColumn="0" w:lastColumn="0" w:oddVBand="0" w:evenVBand="0" w:oddHBand="0" w:evenHBand="0" w:firstRowFirstColumn="0" w:firstRowLastColumn="0" w:lastRowFirstColumn="0" w:lastRowLastColumn="0"/>
+              <w:cnfStyle w:val="000000000000"/>
             </w:pPr>
             <w:r>
               <w:t xml:space="preserve">Mantener historial </w:t>
@@ -3073,7 +2956,7 @@
             <w:pPr>
               <w:pStyle w:val="Contenido"/>
               <w:ind w:left="360"/>
-              <w:cnfStyle w:val="000000000000" w:firstRow="0" w:lastRow="0" w:firstColumn="0" w:lastColumn="0" w:oddVBand="0" w:evenVBand="0" w:oddHBand="0" w:evenHBand="0" w:firstRowFirstColumn="0" w:firstRowLastColumn="0" w:lastRowFirstColumn="0" w:lastRowLastColumn="0"/>
+              <w:cnfStyle w:val="000000000000"/>
             </w:pPr>
             <w:r>
               <w:t>Mostrar stock disponible actualizado</w:t>
@@ -3083,12 +2966,12 @@
       </w:tr>
       <w:tr>
         <w:trPr>
-          <w:cnfStyle w:val="000000100000" w:firstRow="0" w:lastRow="0" w:firstColumn="0" w:lastColumn="0" w:oddVBand="0" w:evenVBand="0" w:oddHBand="1" w:evenHBand="0" w:firstRowFirstColumn="0" w:firstRowLastColumn="0" w:lastRowFirstColumn="0" w:lastRowLastColumn="0"/>
+          <w:cnfStyle w:val="000000100000"/>
           <w:trHeight w:val="1059"/>
         </w:trPr>
         <w:tc>
           <w:tcPr>
-            <w:cnfStyle w:val="001000000000" w:firstRow="0" w:lastRow="0" w:firstColumn="1" w:lastColumn="0" w:oddVBand="0" w:evenVBand="0" w:oddHBand="0" w:evenHBand="0" w:firstRowFirstColumn="0" w:firstRowLastColumn="0" w:lastRowFirstColumn="0" w:lastRowLastColumn="0"/>
+            <w:cnfStyle w:val="001000000000"/>
             <w:tcW w:w="714" w:type="dxa"/>
           </w:tcPr>
           <w:p>
@@ -3107,7 +2990,7 @@
           <w:p>
             <w:pPr>
               <w:pStyle w:val="Contenido"/>
-              <w:cnfStyle w:val="000000100000" w:firstRow="0" w:lastRow="0" w:firstColumn="0" w:lastColumn="0" w:oddVBand="0" w:evenVBand="0" w:oddHBand="1" w:evenHBand="0" w:firstRowFirstColumn="0" w:firstRowLastColumn="0" w:lastRowFirstColumn="0" w:lastRowLastColumn="0"/>
+              <w:cnfStyle w:val="000000100000"/>
             </w:pPr>
             <w:r>
               <w:t>Gerente</w:t>
@@ -3121,7 +3004,7 @@
           <w:p>
             <w:pPr>
               <w:pStyle w:val="Contenido"/>
-              <w:cnfStyle w:val="000000100000" w:firstRow="0" w:lastRow="0" w:firstColumn="0" w:lastColumn="0" w:oddVBand="0" w:evenVBand="0" w:oddHBand="1" w:evenHBand="0" w:firstRowFirstColumn="0" w:firstRowLastColumn="0" w:lastRowFirstColumn="0" w:lastRowLastColumn="0"/>
+              <w:cnfStyle w:val="000000100000"/>
             </w:pPr>
             <w:r>
               <w:t>Visualizar reportes del sistema</w:t>
@@ -3135,7 +3018,7 @@
           <w:p>
             <w:pPr>
               <w:pStyle w:val="Contenido"/>
-              <w:cnfStyle w:val="000000100000" w:firstRow="0" w:lastRow="0" w:firstColumn="0" w:lastColumn="0" w:oddVBand="0" w:evenVBand="0" w:oddHBand="1" w:evenHBand="0" w:firstRowFirstColumn="0" w:firstRowLastColumn="0" w:lastRowFirstColumn="0" w:lastRowLastColumn="0"/>
+              <w:cnfStyle w:val="000000100000"/>
             </w:pPr>
             <w:r>
               <w:t>Analizar la información de compras y ventas</w:t>
@@ -3153,7 +3036,7 @@
                 <w:ilvl w:val="0"/>
                 <w:numId w:val="28"/>
               </w:numPr>
-              <w:cnfStyle w:val="000000100000" w:firstRow="0" w:lastRow="0" w:firstColumn="0" w:lastColumn="0" w:oddVBand="0" w:evenVBand="0" w:oddHBand="1" w:evenHBand="0" w:firstRowFirstColumn="0" w:firstRowLastColumn="0" w:lastRowFirstColumn="0" w:lastRowLastColumn="0"/>
+              <w:cnfStyle w:val="000000100000"/>
             </w:pPr>
             <w:r>
               <w:t>Ver reportes de ventas, compras e inventario.</w:t>
@@ -3166,7 +3049,7 @@
                 <w:ilvl w:val="0"/>
                 <w:numId w:val="28"/>
               </w:numPr>
-              <w:cnfStyle w:val="000000100000" w:firstRow="0" w:lastRow="0" w:firstColumn="0" w:lastColumn="0" w:oddVBand="0" w:evenVBand="0" w:oddHBand="1" w:evenHBand="0" w:firstRowFirstColumn="0" w:firstRowLastColumn="0" w:lastRowFirstColumn="0" w:lastRowLastColumn="0"/>
+              <w:cnfStyle w:val="000000100000"/>
             </w:pPr>
             <w:r>
               <w:t>Filtrar por fechas.</w:t>
@@ -3179,7 +3062,7 @@
                 <w:ilvl w:val="0"/>
                 <w:numId w:val="28"/>
               </w:numPr>
-              <w:cnfStyle w:val="000000100000" w:firstRow="0" w:lastRow="0" w:firstColumn="0" w:lastColumn="0" w:oddVBand="0" w:evenVBand="0" w:oddHBand="1" w:evenHBand="0" w:firstRowFirstColumn="0" w:firstRowLastColumn="0" w:lastRowFirstColumn="0" w:lastRowLastColumn="0"/>
+              <w:cnfStyle w:val="000000100000"/>
             </w:pPr>
             <w:r>
               <w:t>Filtrar por cliente/proveedor.</w:t>
@@ -3206,21 +3089,16 @@
       <w:pPr>
         <w:pStyle w:val="Ttulo1"/>
       </w:pPr>
-      <w:proofErr w:type="spellStart"/>
       <w:r>
         <w:lastRenderedPageBreak/>
-        <w:t>Product</w:t>
-      </w:r>
-      <w:proofErr w:type="spellEnd"/>
-      <w:r>
-        <w:t xml:space="preserve"> Backlog</w:t>
+        <w:t>Product Backlog</w:t>
       </w:r>
     </w:p>
     <w:tbl>
       <w:tblPr>
         <w:tblStyle w:val="Tablanormal51"/>
         <w:tblW w:w="15433" w:type="dxa"/>
-        <w:tblLook w:val="04A0" w:firstRow="1" w:lastRow="0" w:firstColumn="1" w:lastColumn="0" w:noHBand="0" w:noVBand="1"/>
+        <w:tblLook w:val="04A0"/>
       </w:tblPr>
       <w:tblGrid>
         <w:gridCol w:w="715"/>
@@ -3233,11 +3111,11 @@
       </w:tblGrid>
       <w:tr>
         <w:trPr>
-          <w:cnfStyle w:val="100000000000" w:firstRow="1" w:lastRow="0" w:firstColumn="0" w:lastColumn="0" w:oddVBand="0" w:evenVBand="0" w:oddHBand="0" w:evenHBand="0" w:firstRowFirstColumn="0" w:firstRowLastColumn="0" w:lastRowFirstColumn="0" w:lastRowLastColumn="0"/>
+          <w:cnfStyle w:val="100000000000"/>
         </w:trPr>
         <w:tc>
           <w:tcPr>
-            <w:cnfStyle w:val="001000000100" w:firstRow="0" w:lastRow="0" w:firstColumn="1" w:lastColumn="0" w:oddVBand="0" w:evenVBand="0" w:oddHBand="0" w:evenHBand="0" w:firstRowFirstColumn="1" w:firstRowLastColumn="0" w:lastRowFirstColumn="0" w:lastRowLastColumn="0"/>
+            <w:cnfStyle w:val="001000000100"/>
             <w:tcW w:w="715" w:type="dxa"/>
           </w:tcPr>
           <w:p>
@@ -3256,7 +3134,7 @@
           <w:p>
             <w:pPr>
               <w:pStyle w:val="Contenido"/>
-              <w:cnfStyle w:val="100000000000" w:firstRow="1" w:lastRow="0" w:firstColumn="0" w:lastColumn="0" w:oddVBand="0" w:evenVBand="0" w:oddHBand="0" w:evenHBand="0" w:firstRowFirstColumn="0" w:firstRowLastColumn="0" w:lastRowFirstColumn="0" w:lastRowLastColumn="0"/>
+              <w:cnfStyle w:val="100000000000"/>
             </w:pPr>
             <w:r>
               <w:t>Como un…</w:t>
@@ -3270,7 +3148,7 @@
           <w:p>
             <w:pPr>
               <w:pStyle w:val="Contenido"/>
-              <w:cnfStyle w:val="100000000000" w:firstRow="1" w:lastRow="0" w:firstColumn="0" w:lastColumn="0" w:oddVBand="0" w:evenVBand="0" w:oddHBand="0" w:evenHBand="0" w:firstRowFirstColumn="0" w:firstRowLastColumn="0" w:lastRowFirstColumn="0" w:lastRowLastColumn="0"/>
+              <w:cnfStyle w:val="100000000000"/>
             </w:pPr>
             <w:r>
               <w:t>Necesito…</w:t>
@@ -3284,7 +3162,7 @@
           <w:p>
             <w:pPr>
               <w:pStyle w:val="Contenido"/>
-              <w:cnfStyle w:val="100000000000" w:firstRow="1" w:lastRow="0" w:firstColumn="0" w:lastColumn="0" w:oddVBand="0" w:evenVBand="0" w:oddHBand="0" w:evenHBand="0" w:firstRowFirstColumn="0" w:firstRowLastColumn="0" w:lastRowFirstColumn="0" w:lastRowLastColumn="0"/>
+              <w:cnfStyle w:val="100000000000"/>
             </w:pPr>
             <w:r>
               <w:t>Para…</w:t>
@@ -3298,7 +3176,7 @@
           <w:p>
             <w:pPr>
               <w:pStyle w:val="Contenido"/>
-              <w:cnfStyle w:val="100000000000" w:firstRow="1" w:lastRow="0" w:firstColumn="0" w:lastColumn="0" w:oddVBand="0" w:evenVBand="0" w:oddHBand="0" w:evenHBand="0" w:firstRowFirstColumn="0" w:firstRowLastColumn="0" w:lastRowFirstColumn="0" w:lastRowLastColumn="0"/>
+              <w:cnfStyle w:val="100000000000"/>
             </w:pPr>
             <w:r>
               <w:t>Prioridad</w:t>
@@ -3312,7 +3190,7 @@
           <w:p>
             <w:pPr>
               <w:pStyle w:val="Contenido"/>
-              <w:cnfStyle w:val="100000000000" w:firstRow="1" w:lastRow="0" w:firstColumn="0" w:lastColumn="0" w:oddVBand="0" w:evenVBand="0" w:oddHBand="0" w:evenHBand="0" w:firstRowFirstColumn="0" w:firstRowLastColumn="0" w:lastRowFirstColumn="0" w:lastRowLastColumn="0"/>
+              <w:cnfStyle w:val="100000000000"/>
             </w:pPr>
             <w:r>
               <w:t>Sprint</w:t>
@@ -3326,7 +3204,7 @@
           <w:p>
             <w:pPr>
               <w:pStyle w:val="Contenido"/>
-              <w:cnfStyle w:val="100000000000" w:firstRow="1" w:lastRow="0" w:firstColumn="0" w:lastColumn="0" w:oddVBand="0" w:evenVBand="0" w:oddHBand="0" w:evenHBand="0" w:firstRowFirstColumn="0" w:firstRowLastColumn="0" w:lastRowFirstColumn="0" w:lastRowLastColumn="0"/>
+              <w:cnfStyle w:val="100000000000"/>
             </w:pPr>
             <w:r>
               <w:t>Estado</w:t>
@@ -3336,11 +3214,11 @@
       </w:tr>
       <w:tr>
         <w:trPr>
-          <w:cnfStyle w:val="000000100000" w:firstRow="0" w:lastRow="0" w:firstColumn="0" w:lastColumn="0" w:oddVBand="0" w:evenVBand="0" w:oddHBand="1" w:evenHBand="0" w:firstRowFirstColumn="0" w:firstRowLastColumn="0" w:lastRowFirstColumn="0" w:lastRowLastColumn="0"/>
+          <w:cnfStyle w:val="000000100000"/>
         </w:trPr>
         <w:tc>
           <w:tcPr>
-            <w:cnfStyle w:val="001000000000" w:firstRow="0" w:lastRow="0" w:firstColumn="1" w:lastColumn="0" w:oddVBand="0" w:evenVBand="0" w:oddHBand="0" w:evenHBand="0" w:firstRowFirstColumn="0" w:firstRowLastColumn="0" w:lastRowFirstColumn="0" w:lastRowLastColumn="0"/>
+            <w:cnfStyle w:val="001000000000"/>
             <w:tcW w:w="715" w:type="dxa"/>
           </w:tcPr>
           <w:p>
@@ -3360,7 +3238,7 @@
           <w:p>
             <w:pPr>
               <w:pStyle w:val="Contenido"/>
-              <w:cnfStyle w:val="000000100000" w:firstRow="0" w:lastRow="0" w:firstColumn="0" w:lastColumn="0" w:oddVBand="0" w:evenVBand="0" w:oddHBand="1" w:evenHBand="0" w:firstRowFirstColumn="0" w:firstRowLastColumn="0" w:lastRowFirstColumn="0" w:lastRowLastColumn="0"/>
+              <w:cnfStyle w:val="000000100000"/>
             </w:pPr>
             <w:r>
               <w:t>Administrador</w:t>
@@ -3374,7 +3252,7 @@
           <w:p>
             <w:pPr>
               <w:pStyle w:val="Contenido"/>
-              <w:cnfStyle w:val="000000100000" w:firstRow="0" w:lastRow="0" w:firstColumn="0" w:lastColumn="0" w:oddVBand="0" w:evenVBand="0" w:oddHBand="1" w:evenHBand="0" w:firstRowFirstColumn="0" w:firstRowLastColumn="0" w:lastRowFirstColumn="0" w:lastRowLastColumn="0"/>
+              <w:cnfStyle w:val="000000100000"/>
             </w:pPr>
             <w:r>
               <w:t>Gestionar usuarios y roles.</w:t>
@@ -3388,7 +3266,7 @@
           <w:p>
             <w:pPr>
               <w:pStyle w:val="Contenido"/>
-              <w:cnfStyle w:val="000000100000" w:firstRow="0" w:lastRow="0" w:firstColumn="0" w:lastColumn="0" w:oddVBand="0" w:evenVBand="0" w:oddHBand="1" w:evenHBand="0" w:firstRowFirstColumn="0" w:firstRowLastColumn="0" w:lastRowFirstColumn="0" w:lastRowLastColumn="0"/>
+              <w:cnfStyle w:val="000000100000"/>
             </w:pPr>
             <w:r>
               <w:t>Controlar el acceso y garantizar la seguridad del sistema.</w:t>
@@ -3402,7 +3280,7 @@
           <w:p>
             <w:pPr>
               <w:pStyle w:val="Contenido"/>
-              <w:cnfStyle w:val="000000100000" w:firstRow="0" w:lastRow="0" w:firstColumn="0" w:lastColumn="0" w:oddVBand="0" w:evenVBand="0" w:oddHBand="1" w:evenHBand="0" w:firstRowFirstColumn="0" w:firstRowLastColumn="0" w:lastRowFirstColumn="0" w:lastRowLastColumn="0"/>
+              <w:cnfStyle w:val="000000100000"/>
             </w:pPr>
             <w:r>
               <w:t>Alta.</w:t>
@@ -3416,7 +3294,7 @@
           <w:p>
             <w:pPr>
               <w:pStyle w:val="Contenido"/>
-              <w:cnfStyle w:val="000000100000" w:firstRow="0" w:lastRow="0" w:firstColumn="0" w:lastColumn="0" w:oddVBand="0" w:evenVBand="0" w:oddHBand="1" w:evenHBand="0" w:firstRowFirstColumn="0" w:firstRowLastColumn="0" w:lastRowFirstColumn="0" w:lastRowLastColumn="0"/>
+              <w:cnfStyle w:val="000000100000"/>
             </w:pPr>
             <w:r>
               <w:t>1</w:t>
@@ -3430,7 +3308,7 @@
           <w:p>
             <w:pPr>
               <w:pStyle w:val="Contenido"/>
-              <w:cnfStyle w:val="000000100000" w:firstRow="0" w:lastRow="0" w:firstColumn="0" w:lastColumn="0" w:oddVBand="0" w:evenVBand="0" w:oddHBand="1" w:evenHBand="0" w:firstRowFirstColumn="0" w:firstRowLastColumn="0" w:lastRowFirstColumn="0" w:lastRowLastColumn="0"/>
+              <w:cnfStyle w:val="000000100000"/>
             </w:pPr>
             <w:r>
               <w:t>Terminada</w:t>
@@ -3441,7 +3319,7 @@
       <w:tr>
         <w:tc>
           <w:tcPr>
-            <w:cnfStyle w:val="001000000000" w:firstRow="0" w:lastRow="0" w:firstColumn="1" w:lastColumn="0" w:oddVBand="0" w:evenVBand="0" w:oddHBand="0" w:evenHBand="0" w:firstRowFirstColumn="0" w:firstRowLastColumn="0" w:lastRowFirstColumn="0" w:lastRowLastColumn="0"/>
+            <w:cnfStyle w:val="001000000000"/>
             <w:tcW w:w="715" w:type="dxa"/>
           </w:tcPr>
           <w:p>
@@ -3460,7 +3338,7 @@
           <w:p>
             <w:pPr>
               <w:pStyle w:val="Contenido"/>
-              <w:cnfStyle w:val="000000000000" w:firstRow="0" w:lastRow="0" w:firstColumn="0" w:lastColumn="0" w:oddVBand="0" w:evenVBand="0" w:oddHBand="0" w:evenHBand="0" w:firstRowFirstColumn="0" w:firstRowLastColumn="0" w:lastRowFirstColumn="0" w:lastRowLastColumn="0"/>
+              <w:cnfStyle w:val="000000000000"/>
             </w:pPr>
             <w:r>
               <w:t>Administrador</w:t>
@@ -3474,7 +3352,7 @@
           <w:p>
             <w:pPr>
               <w:pStyle w:val="Contenido"/>
-              <w:cnfStyle w:val="000000000000" w:firstRow="0" w:lastRow="0" w:firstColumn="0" w:lastColumn="0" w:oddVBand="0" w:evenVBand="0" w:oddHBand="0" w:evenHBand="0" w:firstRowFirstColumn="0" w:firstRowLastColumn="0" w:lastRowFirstColumn="0" w:lastRowLastColumn="0"/>
+              <w:cnfStyle w:val="000000000000"/>
             </w:pPr>
             <w:r>
               <w:t>Registrar y gestionar proveedores.</w:t>
@@ -3488,7 +3366,7 @@
           <w:p>
             <w:pPr>
               <w:pStyle w:val="Contenido"/>
-              <w:cnfStyle w:val="000000000000" w:firstRow="0" w:lastRow="0" w:firstColumn="0" w:lastColumn="0" w:oddVBand="0" w:evenVBand="0" w:oddHBand="0" w:evenHBand="0" w:firstRowFirstColumn="0" w:firstRowLastColumn="0" w:lastRowFirstColumn="0" w:lastRowLastColumn="0"/>
+              <w:cnfStyle w:val="000000000000"/>
             </w:pPr>
             <w:r>
               <w:t>Administra correctamente las compras de cacao.</w:t>
@@ -3502,7 +3380,7 @@
           <w:p>
             <w:pPr>
               <w:pStyle w:val="Contenido"/>
-              <w:cnfStyle w:val="000000000000" w:firstRow="0" w:lastRow="0" w:firstColumn="0" w:lastColumn="0" w:oddVBand="0" w:evenVBand="0" w:oddHBand="0" w:evenHBand="0" w:firstRowFirstColumn="0" w:firstRowLastColumn="0" w:lastRowFirstColumn="0" w:lastRowLastColumn="0"/>
+              <w:cnfStyle w:val="000000000000"/>
             </w:pPr>
             <w:r>
               <w:t>Alta.</w:t>
@@ -3516,7 +3394,7 @@
           <w:p>
             <w:pPr>
               <w:pStyle w:val="Contenido"/>
-              <w:cnfStyle w:val="000000000000" w:firstRow="0" w:lastRow="0" w:firstColumn="0" w:lastColumn="0" w:oddVBand="0" w:evenVBand="0" w:oddHBand="0" w:evenHBand="0" w:firstRowFirstColumn="0" w:firstRowLastColumn="0" w:lastRowFirstColumn="0" w:lastRowLastColumn="0"/>
+              <w:cnfStyle w:val="000000000000"/>
             </w:pPr>
             <w:r>
               <w:t>1</w:t>
@@ -3530,7 +3408,7 @@
           <w:p>
             <w:pPr>
               <w:pStyle w:val="Contenido"/>
-              <w:cnfStyle w:val="000000000000" w:firstRow="0" w:lastRow="0" w:firstColumn="0" w:lastColumn="0" w:oddVBand="0" w:evenVBand="0" w:oddHBand="0" w:evenHBand="0" w:firstRowFirstColumn="0" w:firstRowLastColumn="0" w:lastRowFirstColumn="0" w:lastRowLastColumn="0"/>
+              <w:cnfStyle w:val="000000000000"/>
             </w:pPr>
             <w:r>
               <w:t>Terminada</w:t>
@@ -3540,11 +3418,11 @@
       </w:tr>
       <w:tr>
         <w:trPr>
-          <w:cnfStyle w:val="000000100000" w:firstRow="0" w:lastRow="0" w:firstColumn="0" w:lastColumn="0" w:oddVBand="0" w:evenVBand="0" w:oddHBand="1" w:evenHBand="0" w:firstRowFirstColumn="0" w:firstRowLastColumn="0" w:lastRowFirstColumn="0" w:lastRowLastColumn="0"/>
+          <w:cnfStyle w:val="000000100000"/>
         </w:trPr>
         <w:tc>
           <w:tcPr>
-            <w:cnfStyle w:val="001000000000" w:firstRow="0" w:lastRow="0" w:firstColumn="1" w:lastColumn="0" w:oddVBand="0" w:evenVBand="0" w:oddHBand="0" w:evenHBand="0" w:firstRowFirstColumn="0" w:firstRowLastColumn="0" w:lastRowFirstColumn="0" w:lastRowLastColumn="0"/>
+            <w:cnfStyle w:val="001000000000"/>
             <w:tcW w:w="715" w:type="dxa"/>
           </w:tcPr>
           <w:p>
@@ -3563,7 +3441,7 @@
           <w:p>
             <w:pPr>
               <w:pStyle w:val="Contenido"/>
-              <w:cnfStyle w:val="000000100000" w:firstRow="0" w:lastRow="0" w:firstColumn="0" w:lastColumn="0" w:oddVBand="0" w:evenVBand="0" w:oddHBand="1" w:evenHBand="0" w:firstRowFirstColumn="0" w:firstRowLastColumn="0" w:lastRowFirstColumn="0" w:lastRowLastColumn="0"/>
+              <w:cnfStyle w:val="000000100000"/>
             </w:pPr>
             <w:r>
               <w:t>administrador</w:t>
@@ -3577,7 +3455,7 @@
           <w:p>
             <w:pPr>
               <w:pStyle w:val="Contenido"/>
-              <w:cnfStyle w:val="000000100000" w:firstRow="0" w:lastRow="0" w:firstColumn="0" w:lastColumn="0" w:oddVBand="0" w:evenVBand="0" w:oddHBand="1" w:evenHBand="0" w:firstRowFirstColumn="0" w:firstRowLastColumn="0" w:lastRowFirstColumn="0" w:lastRowLastColumn="0"/>
+              <w:cnfStyle w:val="000000100000"/>
             </w:pPr>
             <w:r>
               <w:t>Registrar y gestionar clientes.</w:t>
@@ -3591,7 +3469,7 @@
           <w:p>
             <w:pPr>
               <w:pStyle w:val="Contenido"/>
-              <w:cnfStyle w:val="000000100000" w:firstRow="0" w:lastRow="0" w:firstColumn="0" w:lastColumn="0" w:oddVBand="0" w:evenVBand="0" w:oddHBand="1" w:evenHBand="0" w:firstRowFirstColumn="0" w:firstRowLastColumn="0" w:lastRowFirstColumn="0" w:lastRowLastColumn="0"/>
+              <w:cnfStyle w:val="000000100000"/>
             </w:pPr>
             <w:r>
               <w:t>Administra adecuadamente las ventas.</w:t>
@@ -3605,7 +3483,7 @@
           <w:p>
             <w:pPr>
               <w:pStyle w:val="Contenido"/>
-              <w:cnfStyle w:val="000000100000" w:firstRow="0" w:lastRow="0" w:firstColumn="0" w:lastColumn="0" w:oddVBand="0" w:evenVBand="0" w:oddHBand="1" w:evenHBand="0" w:firstRowFirstColumn="0" w:firstRowLastColumn="0" w:lastRowFirstColumn="0" w:lastRowLastColumn="0"/>
+              <w:cnfStyle w:val="000000100000"/>
             </w:pPr>
             <w:r>
               <w:t>Alta.</w:t>
@@ -3619,7 +3497,7 @@
           <w:p>
             <w:pPr>
               <w:pStyle w:val="Contenido"/>
-              <w:cnfStyle w:val="000000100000" w:firstRow="0" w:lastRow="0" w:firstColumn="0" w:lastColumn="0" w:oddVBand="0" w:evenVBand="0" w:oddHBand="1" w:evenHBand="0" w:firstRowFirstColumn="0" w:firstRowLastColumn="0" w:lastRowFirstColumn="0" w:lastRowLastColumn="0"/>
+              <w:cnfStyle w:val="000000100000"/>
             </w:pPr>
             <w:r>
               <w:t>1</w:t>
@@ -3633,7 +3511,7 @@
           <w:p>
             <w:pPr>
               <w:pStyle w:val="Contenido"/>
-              <w:cnfStyle w:val="000000100000" w:firstRow="0" w:lastRow="0" w:firstColumn="0" w:lastColumn="0" w:oddVBand="0" w:evenVBand="0" w:oddHBand="1" w:evenHBand="0" w:firstRowFirstColumn="0" w:firstRowLastColumn="0" w:lastRowFirstColumn="0" w:lastRowLastColumn="0"/>
+              <w:cnfStyle w:val="000000100000"/>
             </w:pPr>
             <w:r>
               <w:t>Terminada</w:t>
@@ -3644,7 +3522,7 @@
       <w:tr>
         <w:tc>
           <w:tcPr>
-            <w:cnfStyle w:val="001000000000" w:firstRow="0" w:lastRow="0" w:firstColumn="1" w:lastColumn="0" w:oddVBand="0" w:evenVBand="0" w:oddHBand="0" w:evenHBand="0" w:firstRowFirstColumn="0" w:firstRowLastColumn="0" w:lastRowFirstColumn="0" w:lastRowLastColumn="0"/>
+            <w:cnfStyle w:val="001000000000"/>
             <w:tcW w:w="715" w:type="dxa"/>
           </w:tcPr>
           <w:p>
@@ -3664,7 +3542,7 @@
           <w:p>
             <w:pPr>
               <w:pStyle w:val="Contenido"/>
-              <w:cnfStyle w:val="000000000000" w:firstRow="0" w:lastRow="0" w:firstColumn="0" w:lastColumn="0" w:oddVBand="0" w:evenVBand="0" w:oddHBand="0" w:evenHBand="0" w:firstRowFirstColumn="0" w:firstRowLastColumn="0" w:lastRowFirstColumn="0" w:lastRowLastColumn="0"/>
+              <w:cnfStyle w:val="000000000000"/>
             </w:pPr>
             <w:r>
               <w:t xml:space="preserve">Empleado </w:t>
@@ -3678,7 +3556,7 @@
           <w:p>
             <w:pPr>
               <w:pStyle w:val="Contenido"/>
-              <w:cnfStyle w:val="000000000000" w:firstRow="0" w:lastRow="0" w:firstColumn="0" w:lastColumn="0" w:oddVBand="0" w:evenVBand="0" w:oddHBand="0" w:evenHBand="0" w:firstRowFirstColumn="0" w:firstRowLastColumn="0" w:lastRowFirstColumn="0" w:lastRowLastColumn="0"/>
+              <w:cnfStyle w:val="000000000000"/>
             </w:pPr>
             <w:r>
               <w:t>Registrar compras de cacao.</w:t>
@@ -3692,7 +3570,7 @@
           <w:p>
             <w:pPr>
               <w:pStyle w:val="Contenido"/>
-              <w:cnfStyle w:val="000000000000" w:firstRow="0" w:lastRow="0" w:firstColumn="0" w:lastColumn="0" w:oddVBand="0" w:evenVBand="0" w:oddHBand="0" w:evenHBand="0" w:firstRowFirstColumn="0" w:firstRowLastColumn="0" w:lastRowFirstColumn="0" w:lastRowLastColumn="0"/>
+              <w:cnfStyle w:val="000000000000"/>
             </w:pPr>
             <w:r>
               <w:t>Mantener actualizado el inventario.</w:t>
@@ -3706,7 +3584,7 @@
           <w:p>
             <w:pPr>
               <w:pStyle w:val="Contenido"/>
-              <w:cnfStyle w:val="000000000000" w:firstRow="0" w:lastRow="0" w:firstColumn="0" w:lastColumn="0" w:oddVBand="0" w:evenVBand="0" w:oddHBand="0" w:evenHBand="0" w:firstRowFirstColumn="0" w:firstRowLastColumn="0" w:lastRowFirstColumn="0" w:lastRowLastColumn="0"/>
+              <w:cnfStyle w:val="000000000000"/>
             </w:pPr>
             <w:r>
               <w:t>Alta.</w:t>
@@ -3720,7 +3598,7 @@
           <w:p>
             <w:pPr>
               <w:pStyle w:val="Contenido"/>
-              <w:cnfStyle w:val="000000000000" w:firstRow="0" w:lastRow="0" w:firstColumn="0" w:lastColumn="0" w:oddVBand="0" w:evenVBand="0" w:oddHBand="0" w:evenHBand="0" w:firstRowFirstColumn="0" w:firstRowLastColumn="0" w:lastRowFirstColumn="0" w:lastRowLastColumn="0"/>
+              <w:cnfStyle w:val="000000000000"/>
             </w:pPr>
             <w:r>
               <w:t>2</w:t>
@@ -3734,7 +3612,7 @@
           <w:p>
             <w:pPr>
               <w:pStyle w:val="Contenido"/>
-              <w:cnfStyle w:val="000000000000" w:firstRow="0" w:lastRow="0" w:firstColumn="0" w:lastColumn="0" w:oddVBand="0" w:evenVBand="0" w:oddHBand="0" w:evenHBand="0" w:firstRowFirstColumn="0" w:firstRowLastColumn="0" w:lastRowFirstColumn="0" w:lastRowLastColumn="0"/>
+              <w:cnfStyle w:val="000000000000"/>
             </w:pPr>
             <w:r>
               <w:t>Terminada</w:t>
@@ -3744,11 +3622,11 @@
       </w:tr>
       <w:tr>
         <w:trPr>
-          <w:cnfStyle w:val="000000100000" w:firstRow="0" w:lastRow="0" w:firstColumn="0" w:lastColumn="0" w:oddVBand="0" w:evenVBand="0" w:oddHBand="1" w:evenHBand="0" w:firstRowFirstColumn="0" w:firstRowLastColumn="0" w:lastRowFirstColumn="0" w:lastRowLastColumn="0"/>
+          <w:cnfStyle w:val="000000100000"/>
         </w:trPr>
         <w:tc>
           <w:tcPr>
-            <w:cnfStyle w:val="001000000000" w:firstRow="0" w:lastRow="0" w:firstColumn="1" w:lastColumn="0" w:oddVBand="0" w:evenVBand="0" w:oddHBand="0" w:evenHBand="0" w:firstRowFirstColumn="0" w:firstRowLastColumn="0" w:lastRowFirstColumn="0" w:lastRowLastColumn="0"/>
+            <w:cnfStyle w:val="001000000000"/>
             <w:tcW w:w="715" w:type="dxa"/>
           </w:tcPr>
           <w:p>
@@ -3767,7 +3645,7 @@
           <w:p>
             <w:pPr>
               <w:pStyle w:val="Contenido"/>
-              <w:cnfStyle w:val="000000100000" w:firstRow="0" w:lastRow="0" w:firstColumn="0" w:lastColumn="0" w:oddVBand="0" w:evenVBand="0" w:oddHBand="1" w:evenHBand="0" w:firstRowFirstColumn="0" w:firstRowLastColumn="0" w:lastRowFirstColumn="0" w:lastRowLastColumn="0"/>
+              <w:cnfStyle w:val="000000100000"/>
             </w:pPr>
             <w:r>
               <w:t xml:space="preserve">Empleado </w:t>
@@ -3781,7 +3659,7 @@
           <w:p>
             <w:pPr>
               <w:pStyle w:val="Contenido"/>
-              <w:cnfStyle w:val="000000100000" w:firstRow="0" w:lastRow="0" w:firstColumn="0" w:lastColumn="0" w:oddVBand="0" w:evenVBand="0" w:oddHBand="1" w:evenHBand="0" w:firstRowFirstColumn="0" w:firstRowLastColumn="0" w:lastRowFirstColumn="0" w:lastRowLastColumn="0"/>
+              <w:cnfStyle w:val="000000100000"/>
             </w:pPr>
             <w:r>
               <w:t>Registrar ventas de cacao.</w:t>
@@ -3795,7 +3673,7 @@
           <w:p>
             <w:pPr>
               <w:pStyle w:val="Contenido"/>
-              <w:cnfStyle w:val="000000100000" w:firstRow="0" w:lastRow="0" w:firstColumn="0" w:lastColumn="0" w:oddVBand="0" w:evenVBand="0" w:oddHBand="1" w:evenHBand="0" w:firstRowFirstColumn="0" w:firstRowLastColumn="0" w:lastRowFirstColumn="0" w:lastRowLastColumn="0"/>
+              <w:cnfStyle w:val="000000100000"/>
             </w:pPr>
             <w:r>
               <w:t>Controlar ingresos y validar disponibilidad de stock</w:t>
@@ -3809,7 +3687,7 @@
           <w:p>
             <w:pPr>
               <w:pStyle w:val="Contenido"/>
-              <w:cnfStyle w:val="000000100000" w:firstRow="0" w:lastRow="0" w:firstColumn="0" w:lastColumn="0" w:oddVBand="0" w:evenVBand="0" w:oddHBand="1" w:evenHBand="0" w:firstRowFirstColumn="0" w:firstRowLastColumn="0" w:lastRowFirstColumn="0" w:lastRowLastColumn="0"/>
+              <w:cnfStyle w:val="000000100000"/>
             </w:pPr>
             <w:r>
               <w:t>Alta.</w:t>
@@ -3823,7 +3701,7 @@
           <w:p>
             <w:pPr>
               <w:pStyle w:val="Contenido"/>
-              <w:cnfStyle w:val="000000100000" w:firstRow="0" w:lastRow="0" w:firstColumn="0" w:lastColumn="0" w:oddVBand="0" w:evenVBand="0" w:oddHBand="1" w:evenHBand="0" w:firstRowFirstColumn="0" w:firstRowLastColumn="0" w:lastRowFirstColumn="0" w:lastRowLastColumn="0"/>
+              <w:cnfStyle w:val="000000100000"/>
             </w:pPr>
             <w:r>
               <w:t>2</w:t>
@@ -3837,7 +3715,7 @@
           <w:p>
             <w:pPr>
               <w:pStyle w:val="Contenido"/>
-              <w:cnfStyle w:val="000000100000" w:firstRow="0" w:lastRow="0" w:firstColumn="0" w:lastColumn="0" w:oddVBand="0" w:evenVBand="0" w:oddHBand="1" w:evenHBand="0" w:firstRowFirstColumn="0" w:firstRowLastColumn="0" w:lastRowFirstColumn="0" w:lastRowLastColumn="0"/>
+              <w:cnfStyle w:val="000000100000"/>
             </w:pPr>
             <w:r>
               <w:t>Terminada</w:t>
@@ -3848,7 +3726,7 @@
       <w:tr>
         <w:tc>
           <w:tcPr>
-            <w:cnfStyle w:val="001000000000" w:firstRow="0" w:lastRow="0" w:firstColumn="1" w:lastColumn="0" w:oddVBand="0" w:evenVBand="0" w:oddHBand="0" w:evenHBand="0" w:firstRowFirstColumn="0" w:firstRowLastColumn="0" w:lastRowFirstColumn="0" w:lastRowLastColumn="0"/>
+            <w:cnfStyle w:val="001000000000"/>
             <w:tcW w:w="715" w:type="dxa"/>
           </w:tcPr>
           <w:p>
@@ -3867,7 +3745,7 @@
           <w:p>
             <w:pPr>
               <w:pStyle w:val="Contenido"/>
-              <w:cnfStyle w:val="000000000000" w:firstRow="0" w:lastRow="0" w:firstColumn="0" w:lastColumn="0" w:oddVBand="0" w:evenVBand="0" w:oddHBand="0" w:evenHBand="0" w:firstRowFirstColumn="0" w:firstRowLastColumn="0" w:lastRowFirstColumn="0" w:lastRowLastColumn="0"/>
+              <w:cnfStyle w:val="000000000000"/>
             </w:pPr>
             <w:r>
               <w:t xml:space="preserve">Sistema </w:t>
@@ -3881,7 +3759,7 @@
           <w:p>
             <w:pPr>
               <w:pStyle w:val="Contenido"/>
-              <w:cnfStyle w:val="000000000000" w:firstRow="0" w:lastRow="0" w:firstColumn="0" w:lastColumn="0" w:oddVBand="0" w:evenVBand="0" w:oddHBand="0" w:evenHBand="0" w:firstRowFirstColumn="0" w:firstRowLastColumn="0" w:lastRowFirstColumn="0" w:lastRowLastColumn="0"/>
+              <w:cnfStyle w:val="000000000000"/>
             </w:pPr>
             <w:r>
               <w:t>Actualizar automáticamente el inventario.</w:t>
@@ -3895,7 +3773,7 @@
           <w:p>
             <w:pPr>
               <w:pStyle w:val="Contenido"/>
-              <w:cnfStyle w:val="000000000000" w:firstRow="0" w:lastRow="0" w:firstColumn="0" w:lastColumn="0" w:oddVBand="0" w:evenVBand="0" w:oddHBand="0" w:evenHBand="0" w:firstRowFirstColumn="0" w:firstRowLastColumn="0" w:lastRowFirstColumn="0" w:lastRowLastColumn="0"/>
+              <w:cnfStyle w:val="000000000000"/>
             </w:pPr>
             <w:r>
               <w:t>Mantener la consistencia y trazabilidad del stock</w:t>
@@ -3909,7 +3787,7 @@
           <w:p>
             <w:pPr>
               <w:pStyle w:val="Contenido"/>
-              <w:cnfStyle w:val="000000000000" w:firstRow="0" w:lastRow="0" w:firstColumn="0" w:lastColumn="0" w:oddVBand="0" w:evenVBand="0" w:oddHBand="0" w:evenHBand="0" w:firstRowFirstColumn="0" w:firstRowLastColumn="0" w:lastRowFirstColumn="0" w:lastRowLastColumn="0"/>
+              <w:cnfStyle w:val="000000000000"/>
             </w:pPr>
             <w:r>
               <w:t>Alta.</w:t>
@@ -3923,7 +3801,7 @@
           <w:p>
             <w:pPr>
               <w:pStyle w:val="Contenido"/>
-              <w:cnfStyle w:val="000000000000" w:firstRow="0" w:lastRow="0" w:firstColumn="0" w:lastColumn="0" w:oddVBand="0" w:evenVBand="0" w:oddHBand="0" w:evenHBand="0" w:firstRowFirstColumn="0" w:firstRowLastColumn="0" w:lastRowFirstColumn="0" w:lastRowLastColumn="0"/>
+              <w:cnfStyle w:val="000000000000"/>
             </w:pPr>
             <w:r>
               <w:t>2</w:t>
@@ -3937,7 +3815,7 @@
           <w:p>
             <w:pPr>
               <w:pStyle w:val="Contenido"/>
-              <w:cnfStyle w:val="000000000000" w:firstRow="0" w:lastRow="0" w:firstColumn="0" w:lastColumn="0" w:oddVBand="0" w:evenVBand="0" w:oddHBand="0" w:evenHBand="0" w:firstRowFirstColumn="0" w:firstRowLastColumn="0" w:lastRowFirstColumn="0" w:lastRowLastColumn="0"/>
+              <w:cnfStyle w:val="000000000000"/>
             </w:pPr>
             <w:r>
               <w:t>Terminada</w:t>
@@ -3948,11 +3826,11 @@
       <w:bookmarkEnd w:id="1"/>
       <w:tr>
         <w:trPr>
-          <w:cnfStyle w:val="000000100000" w:firstRow="0" w:lastRow="0" w:firstColumn="0" w:lastColumn="0" w:oddVBand="0" w:evenVBand="0" w:oddHBand="1" w:evenHBand="0" w:firstRowFirstColumn="0" w:firstRowLastColumn="0" w:lastRowFirstColumn="0" w:lastRowLastColumn="0"/>
+          <w:cnfStyle w:val="000000100000"/>
         </w:trPr>
         <w:tc>
           <w:tcPr>
-            <w:cnfStyle w:val="001000000000" w:firstRow="0" w:lastRow="0" w:firstColumn="1" w:lastColumn="0" w:oddVBand="0" w:evenVBand="0" w:oddHBand="0" w:evenHBand="0" w:firstRowFirstColumn="0" w:firstRowLastColumn="0" w:lastRowFirstColumn="0" w:lastRowLastColumn="0"/>
+            <w:cnfStyle w:val="001000000000"/>
             <w:tcW w:w="715" w:type="dxa"/>
           </w:tcPr>
           <w:p>
@@ -3971,7 +3849,7 @@
           <w:p>
             <w:pPr>
               <w:pStyle w:val="Contenido"/>
-              <w:cnfStyle w:val="000000100000" w:firstRow="0" w:lastRow="0" w:firstColumn="0" w:lastColumn="0" w:oddVBand="0" w:evenVBand="0" w:oddHBand="1" w:evenHBand="0" w:firstRowFirstColumn="0" w:firstRowLastColumn="0" w:lastRowFirstColumn="0" w:lastRowLastColumn="0"/>
+              <w:cnfStyle w:val="000000100000"/>
             </w:pPr>
             <w:r>
               <w:t>Gerente</w:t>
@@ -3985,7 +3863,7 @@
           <w:p>
             <w:pPr>
               <w:pStyle w:val="Contenido"/>
-              <w:cnfStyle w:val="000000100000" w:firstRow="0" w:lastRow="0" w:firstColumn="0" w:lastColumn="0" w:oddVBand="0" w:evenVBand="0" w:oddHBand="1" w:evenHBand="0" w:firstRowFirstColumn="0" w:firstRowLastColumn="0" w:lastRowFirstColumn="0" w:lastRowLastColumn="0"/>
+              <w:cnfStyle w:val="000000100000"/>
             </w:pPr>
             <w:r>
               <w:t>Visualizar reportes del sistema</w:t>
@@ -3999,7 +3877,7 @@
           <w:p>
             <w:pPr>
               <w:pStyle w:val="Contenido"/>
-              <w:cnfStyle w:val="000000100000" w:firstRow="0" w:lastRow="0" w:firstColumn="0" w:lastColumn="0" w:oddVBand="0" w:evenVBand="0" w:oddHBand="1" w:evenHBand="0" w:firstRowFirstColumn="0" w:firstRowLastColumn="0" w:lastRowFirstColumn="0" w:lastRowLastColumn="0"/>
+              <w:cnfStyle w:val="000000100000"/>
             </w:pPr>
             <w:r>
               <w:t>Analizar información para la toma de decisiones</w:t>
@@ -4013,7 +3891,7 @@
           <w:p>
             <w:pPr>
               <w:pStyle w:val="Contenido"/>
-              <w:cnfStyle w:val="000000100000" w:firstRow="0" w:lastRow="0" w:firstColumn="0" w:lastColumn="0" w:oddVBand="0" w:evenVBand="0" w:oddHBand="1" w:evenHBand="0" w:firstRowFirstColumn="0" w:firstRowLastColumn="0" w:lastRowFirstColumn="0" w:lastRowLastColumn="0"/>
+              <w:cnfStyle w:val="000000100000"/>
             </w:pPr>
             <w:r>
               <w:t>Alta.</w:t>
@@ -4027,7 +3905,7 @@
           <w:p>
             <w:pPr>
               <w:pStyle w:val="Contenido"/>
-              <w:cnfStyle w:val="000000100000" w:firstRow="0" w:lastRow="0" w:firstColumn="0" w:lastColumn="0" w:oddVBand="0" w:evenVBand="0" w:oddHBand="1" w:evenHBand="0" w:firstRowFirstColumn="0" w:firstRowLastColumn="0" w:lastRowFirstColumn="0" w:lastRowLastColumn="0"/>
+              <w:cnfStyle w:val="000000100000"/>
             </w:pPr>
             <w:r>
               <w:t>3</w:t>
@@ -4041,7 +3919,7 @@
           <w:p>
             <w:pPr>
               <w:pStyle w:val="Contenido"/>
-              <w:cnfStyle w:val="000000100000" w:firstRow="0" w:lastRow="0" w:firstColumn="0" w:lastColumn="0" w:oddVBand="0" w:evenVBand="0" w:oddHBand="1" w:evenHBand="0" w:firstRowFirstColumn="0" w:firstRowLastColumn="0" w:lastRowFirstColumn="0" w:lastRowLastColumn="0"/>
+              <w:cnfStyle w:val="000000100000"/>
             </w:pPr>
             <w:r>
               <w:t>Para Ser Iniciada</w:t>
@@ -4076,7 +3954,7 @@
       <w:tblPr>
         <w:tblStyle w:val="Tabladelista1clara-nfasis41"/>
         <w:tblW w:w="11871" w:type="dxa"/>
-        <w:tblLook w:val="04A0" w:firstRow="1" w:lastRow="0" w:firstColumn="1" w:lastColumn="0" w:noHBand="0" w:noVBand="1"/>
+        <w:tblLook w:val="04A0"/>
       </w:tblPr>
       <w:tblGrid>
         <w:gridCol w:w="3957"/>
@@ -4085,12 +3963,12 @@
       </w:tblGrid>
       <w:tr>
         <w:trPr>
-          <w:cnfStyle w:val="100000000000" w:firstRow="1" w:lastRow="0" w:firstColumn="0" w:lastColumn="0" w:oddVBand="0" w:evenVBand="0" w:oddHBand="0" w:evenHBand="0" w:firstRowFirstColumn="0" w:firstRowLastColumn="0" w:lastRowFirstColumn="0" w:lastRowLastColumn="0"/>
+          <w:cnfStyle w:val="100000000000"/>
           <w:trHeight w:val="342"/>
         </w:trPr>
         <w:tc>
           <w:tcPr>
-            <w:cnfStyle w:val="001000000000" w:firstRow="0" w:lastRow="0" w:firstColumn="1" w:lastColumn="0" w:oddVBand="0" w:evenVBand="0" w:oddHBand="0" w:evenHBand="0" w:firstRowFirstColumn="0" w:firstRowLastColumn="0" w:lastRowFirstColumn="0" w:lastRowLastColumn="0"/>
+            <w:cnfStyle w:val="001000000000"/>
             <w:tcW w:w="3957" w:type="dxa"/>
           </w:tcPr>
           <w:p>
@@ -4110,7 +3988,7 @@
           <w:p>
             <w:pPr>
               <w:pStyle w:val="Contenido"/>
-              <w:cnfStyle w:val="100000000000" w:firstRow="1" w:lastRow="0" w:firstColumn="0" w:lastColumn="0" w:oddVBand="0" w:evenVBand="0" w:oddHBand="0" w:evenHBand="0" w:firstRowFirstColumn="0" w:firstRowLastColumn="0" w:lastRowFirstColumn="0" w:lastRowLastColumn="0"/>
+              <w:cnfStyle w:val="100000000000"/>
             </w:pPr>
             <w:r>
               <w:t>Sprint 2</w:t>
@@ -4124,7 +4002,7 @@
           <w:p>
             <w:pPr>
               <w:pStyle w:val="Contenido"/>
-              <w:cnfStyle w:val="100000000000" w:firstRow="1" w:lastRow="0" w:firstColumn="0" w:lastColumn="0" w:oddVBand="0" w:evenVBand="0" w:oddHBand="0" w:evenHBand="0" w:firstRowFirstColumn="0" w:firstRowLastColumn="0" w:lastRowFirstColumn="0" w:lastRowLastColumn="0"/>
+              <w:cnfStyle w:val="100000000000"/>
             </w:pPr>
             <w:r>
               <w:t>Sprint 3</w:t>
@@ -4134,12 +4012,12 @@
       </w:tr>
       <w:tr>
         <w:trPr>
-          <w:cnfStyle w:val="000000100000" w:firstRow="0" w:lastRow="0" w:firstColumn="0" w:lastColumn="0" w:oddVBand="0" w:evenVBand="0" w:oddHBand="1" w:evenHBand="0" w:firstRowFirstColumn="0" w:firstRowLastColumn="0" w:lastRowFirstColumn="0" w:lastRowLastColumn="0"/>
+          <w:cnfStyle w:val="000000100000"/>
           <w:trHeight w:val="342"/>
         </w:trPr>
         <w:tc>
           <w:tcPr>
-            <w:cnfStyle w:val="001000000000" w:firstRow="0" w:lastRow="0" w:firstColumn="1" w:lastColumn="0" w:oddVBand="0" w:evenVBand="0" w:oddHBand="0" w:evenHBand="0" w:firstRowFirstColumn="0" w:firstRowLastColumn="0" w:lastRowFirstColumn="0" w:lastRowLastColumn="0"/>
+            <w:cnfStyle w:val="001000000000"/>
             <w:tcW w:w="3957" w:type="dxa"/>
           </w:tcPr>
           <w:p>
@@ -4176,7 +4054,7 @@
           <w:p>
             <w:pPr>
               <w:pStyle w:val="Contenido"/>
-              <w:cnfStyle w:val="000000100000" w:firstRow="0" w:lastRow="0" w:firstColumn="0" w:lastColumn="0" w:oddVBand="0" w:evenVBand="0" w:oddHBand="1" w:evenHBand="0" w:firstRowFirstColumn="0" w:firstRowLastColumn="0" w:lastRowFirstColumn="0" w:lastRowLastColumn="0"/>
+              <w:cnfStyle w:val="000000100000"/>
               <w:rPr>
                 <w:bCs/>
               </w:rPr>
@@ -4238,7 +4116,7 @@
           <w:p>
             <w:pPr>
               <w:pStyle w:val="Contenido"/>
-              <w:cnfStyle w:val="000000100000" w:firstRow="0" w:lastRow="0" w:firstColumn="0" w:lastColumn="0" w:oddVBand="0" w:evenVBand="0" w:oddHBand="1" w:evenHBand="0" w:firstRowFirstColumn="0" w:firstRowLastColumn="0" w:lastRowFirstColumn="0" w:lastRowLastColumn="0"/>
+              <w:cnfStyle w:val="000000100000"/>
               <w:rPr>
                 <w:bCs/>
               </w:rPr>
@@ -4334,7 +4212,7 @@
       <w:tblPr>
         <w:tblStyle w:val="Tablanormal51"/>
         <w:tblW w:w="15433" w:type="dxa"/>
-        <w:tblLook w:val="04A0" w:firstRow="1" w:lastRow="0" w:firstColumn="1" w:lastColumn="0" w:noHBand="0" w:noVBand="1"/>
+        <w:tblLook w:val="04A0"/>
       </w:tblPr>
       <w:tblGrid>
         <w:gridCol w:w="714"/>
@@ -4347,11 +4225,11 @@
       </w:tblGrid>
       <w:tr>
         <w:trPr>
-          <w:cnfStyle w:val="100000000000" w:firstRow="1" w:lastRow="0" w:firstColumn="0" w:lastColumn="0" w:oddVBand="0" w:evenVBand="0" w:oddHBand="0" w:evenHBand="0" w:firstRowFirstColumn="0" w:firstRowLastColumn="0" w:lastRowFirstColumn="0" w:lastRowLastColumn="0"/>
+          <w:cnfStyle w:val="100000000000"/>
         </w:trPr>
         <w:tc>
           <w:tcPr>
-            <w:cnfStyle w:val="001000000100" w:firstRow="0" w:lastRow="0" w:firstColumn="1" w:lastColumn="0" w:oddVBand="0" w:evenVBand="0" w:oddHBand="0" w:evenHBand="0" w:firstRowFirstColumn="1" w:firstRowLastColumn="0" w:lastRowFirstColumn="0" w:lastRowLastColumn="0"/>
+            <w:cnfStyle w:val="001000000100"/>
             <w:tcW w:w="714" w:type="dxa"/>
           </w:tcPr>
           <w:p>
@@ -4370,7 +4248,7 @@
           <w:p>
             <w:pPr>
               <w:pStyle w:val="Contenido"/>
-              <w:cnfStyle w:val="100000000000" w:firstRow="1" w:lastRow="0" w:firstColumn="0" w:lastColumn="0" w:oddVBand="0" w:evenVBand="0" w:oddHBand="0" w:evenHBand="0" w:firstRowFirstColumn="0" w:firstRowLastColumn="0" w:lastRowFirstColumn="0" w:lastRowLastColumn="0"/>
+              <w:cnfStyle w:val="100000000000"/>
             </w:pPr>
             <w:r>
               <w:t>Como un…</w:t>
@@ -4384,7 +4262,7 @@
           <w:p>
             <w:pPr>
               <w:pStyle w:val="Contenido"/>
-              <w:cnfStyle w:val="100000000000" w:firstRow="1" w:lastRow="0" w:firstColumn="0" w:lastColumn="0" w:oddVBand="0" w:evenVBand="0" w:oddHBand="0" w:evenHBand="0" w:firstRowFirstColumn="0" w:firstRowLastColumn="0" w:lastRowFirstColumn="0" w:lastRowLastColumn="0"/>
+              <w:cnfStyle w:val="100000000000"/>
             </w:pPr>
             <w:r>
               <w:t>Necesito…</w:t>
@@ -4398,7 +4276,7 @@
           <w:p>
             <w:pPr>
               <w:pStyle w:val="Contenido"/>
-              <w:cnfStyle w:val="100000000000" w:firstRow="1" w:lastRow="0" w:firstColumn="0" w:lastColumn="0" w:oddVBand="0" w:evenVBand="0" w:oddHBand="0" w:evenHBand="0" w:firstRowFirstColumn="0" w:firstRowLastColumn="0" w:lastRowFirstColumn="0" w:lastRowLastColumn="0"/>
+              <w:cnfStyle w:val="100000000000"/>
             </w:pPr>
             <w:r>
               <w:t>Para…</w:t>
@@ -4412,7 +4290,7 @@
           <w:p>
             <w:pPr>
               <w:pStyle w:val="Contenido"/>
-              <w:cnfStyle w:val="100000000000" w:firstRow="1" w:lastRow="0" w:firstColumn="0" w:lastColumn="0" w:oddVBand="0" w:evenVBand="0" w:oddHBand="0" w:evenHBand="0" w:firstRowFirstColumn="0" w:firstRowLastColumn="0" w:lastRowFirstColumn="0" w:lastRowLastColumn="0"/>
+              <w:cnfStyle w:val="100000000000"/>
             </w:pPr>
             <w:r>
               <w:t>Prioridad</w:t>
@@ -4426,7 +4304,7 @@
           <w:p>
             <w:pPr>
               <w:pStyle w:val="Contenido"/>
-              <w:cnfStyle w:val="100000000000" w:firstRow="1" w:lastRow="0" w:firstColumn="0" w:lastColumn="0" w:oddVBand="0" w:evenVBand="0" w:oddHBand="0" w:evenHBand="0" w:firstRowFirstColumn="0" w:firstRowLastColumn="0" w:lastRowFirstColumn="0" w:lastRowLastColumn="0"/>
+              <w:cnfStyle w:val="100000000000"/>
             </w:pPr>
             <w:r>
               <w:t>Sprint</w:t>
@@ -4440,7 +4318,7 @@
           <w:p>
             <w:pPr>
               <w:pStyle w:val="Contenido"/>
-              <w:cnfStyle w:val="100000000000" w:firstRow="1" w:lastRow="0" w:firstColumn="0" w:lastColumn="0" w:oddVBand="0" w:evenVBand="0" w:oddHBand="0" w:evenHBand="0" w:firstRowFirstColumn="0" w:firstRowLastColumn="0" w:lastRowFirstColumn="0" w:lastRowLastColumn="0"/>
+              <w:cnfStyle w:val="100000000000"/>
             </w:pPr>
             <w:r>
               <w:t>Estado</w:t>
@@ -4450,11 +4328,11 @@
       </w:tr>
       <w:tr>
         <w:trPr>
-          <w:cnfStyle w:val="000000100000" w:firstRow="0" w:lastRow="0" w:firstColumn="0" w:lastColumn="0" w:oddVBand="0" w:evenVBand="0" w:oddHBand="1" w:evenHBand="0" w:firstRowFirstColumn="0" w:firstRowLastColumn="0" w:lastRowFirstColumn="0" w:lastRowLastColumn="0"/>
+          <w:cnfStyle w:val="000000100000"/>
         </w:trPr>
         <w:tc>
           <w:tcPr>
-            <w:cnfStyle w:val="001000000000" w:firstRow="0" w:lastRow="0" w:firstColumn="1" w:lastColumn="0" w:oddVBand="0" w:evenVBand="0" w:oddHBand="0" w:evenHBand="0" w:firstRowFirstColumn="0" w:firstRowLastColumn="0" w:lastRowFirstColumn="0" w:lastRowLastColumn="0"/>
+            <w:cnfStyle w:val="001000000000"/>
             <w:tcW w:w="714" w:type="dxa"/>
           </w:tcPr>
           <w:p>
@@ -4473,7 +4351,7 @@
           <w:p>
             <w:pPr>
               <w:pStyle w:val="Contenido"/>
-              <w:cnfStyle w:val="000000100000" w:firstRow="0" w:lastRow="0" w:firstColumn="0" w:lastColumn="0" w:oddVBand="0" w:evenVBand="0" w:oddHBand="1" w:evenHBand="0" w:firstRowFirstColumn="0" w:firstRowLastColumn="0" w:lastRowFirstColumn="0" w:lastRowLastColumn="0"/>
+              <w:cnfStyle w:val="000000100000"/>
             </w:pPr>
             <w:r>
               <w:t xml:space="preserve">Empleado </w:t>
@@ -4487,7 +4365,7 @@
           <w:p>
             <w:pPr>
               <w:pStyle w:val="Contenido"/>
-              <w:cnfStyle w:val="000000100000" w:firstRow="0" w:lastRow="0" w:firstColumn="0" w:lastColumn="0" w:oddVBand="0" w:evenVBand="0" w:oddHBand="1" w:evenHBand="0" w:firstRowFirstColumn="0" w:firstRowLastColumn="0" w:lastRowFirstColumn="0" w:lastRowLastColumn="0"/>
+              <w:cnfStyle w:val="000000100000"/>
             </w:pPr>
             <w:r>
               <w:t>Registrar compras de cacao.</w:t>
@@ -4501,7 +4379,7 @@
           <w:p>
             <w:pPr>
               <w:pStyle w:val="Contenido"/>
-              <w:cnfStyle w:val="000000100000" w:firstRow="0" w:lastRow="0" w:firstColumn="0" w:lastColumn="0" w:oddVBand="0" w:evenVBand="0" w:oddHBand="1" w:evenHBand="0" w:firstRowFirstColumn="0" w:firstRowLastColumn="0" w:lastRowFirstColumn="0" w:lastRowLastColumn="0"/>
+              <w:cnfStyle w:val="000000100000"/>
             </w:pPr>
             <w:r>
               <w:t>Mantener actualizado el inventario.</w:t>
@@ -4515,7 +4393,7 @@
           <w:p>
             <w:pPr>
               <w:pStyle w:val="Contenido"/>
-              <w:cnfStyle w:val="000000100000" w:firstRow="0" w:lastRow="0" w:firstColumn="0" w:lastColumn="0" w:oddVBand="0" w:evenVBand="0" w:oddHBand="1" w:evenHBand="0" w:firstRowFirstColumn="0" w:firstRowLastColumn="0" w:lastRowFirstColumn="0" w:lastRowLastColumn="0"/>
+              <w:cnfStyle w:val="000000100000"/>
             </w:pPr>
             <w:r>
               <w:t>Alta.</w:t>
@@ -4529,7 +4407,7 @@
           <w:p>
             <w:pPr>
               <w:pStyle w:val="Contenido"/>
-              <w:cnfStyle w:val="000000100000" w:firstRow="0" w:lastRow="0" w:firstColumn="0" w:lastColumn="0" w:oddVBand="0" w:evenVBand="0" w:oddHBand="1" w:evenHBand="0" w:firstRowFirstColumn="0" w:firstRowLastColumn="0" w:lastRowFirstColumn="0" w:lastRowLastColumn="0"/>
+              <w:cnfStyle w:val="000000100000"/>
             </w:pPr>
             <w:r>
               <w:t>2</w:t>
@@ -4543,7 +4421,7 @@
           <w:p>
             <w:pPr>
               <w:pStyle w:val="Contenido"/>
-              <w:cnfStyle w:val="000000100000" w:firstRow="0" w:lastRow="0" w:firstColumn="0" w:lastColumn="0" w:oddVBand="0" w:evenVBand="0" w:oddHBand="1" w:evenHBand="0" w:firstRowFirstColumn="0" w:firstRowLastColumn="0" w:lastRowFirstColumn="0" w:lastRowLastColumn="0"/>
+              <w:cnfStyle w:val="000000100000"/>
             </w:pPr>
             <w:r>
               <w:t>En desarrollo</w:t>
@@ -4554,7 +4432,7 @@
       <w:tr>
         <w:tc>
           <w:tcPr>
-            <w:cnfStyle w:val="001000000000" w:firstRow="0" w:lastRow="0" w:firstColumn="1" w:lastColumn="0" w:oddVBand="0" w:evenVBand="0" w:oddHBand="0" w:evenHBand="0" w:firstRowFirstColumn="0" w:firstRowLastColumn="0" w:lastRowFirstColumn="0" w:lastRowLastColumn="0"/>
+            <w:cnfStyle w:val="001000000000"/>
             <w:tcW w:w="714" w:type="dxa"/>
           </w:tcPr>
           <w:p>
@@ -4573,7 +4451,7 @@
           <w:p>
             <w:pPr>
               <w:pStyle w:val="Contenido"/>
-              <w:cnfStyle w:val="000000000000" w:firstRow="0" w:lastRow="0" w:firstColumn="0" w:lastColumn="0" w:oddVBand="0" w:evenVBand="0" w:oddHBand="0" w:evenHBand="0" w:firstRowFirstColumn="0" w:firstRowLastColumn="0" w:lastRowFirstColumn="0" w:lastRowLastColumn="0"/>
+              <w:cnfStyle w:val="000000000000"/>
             </w:pPr>
             <w:r>
               <w:t xml:space="preserve">Empleado </w:t>
@@ -4587,7 +4465,7 @@
           <w:p>
             <w:pPr>
               <w:pStyle w:val="Contenido"/>
-              <w:cnfStyle w:val="000000000000" w:firstRow="0" w:lastRow="0" w:firstColumn="0" w:lastColumn="0" w:oddVBand="0" w:evenVBand="0" w:oddHBand="0" w:evenHBand="0" w:firstRowFirstColumn="0" w:firstRowLastColumn="0" w:lastRowFirstColumn="0" w:lastRowLastColumn="0"/>
+              <w:cnfStyle w:val="000000000000"/>
             </w:pPr>
             <w:r>
               <w:t>Registrar ventas de cacao.</w:t>
@@ -4601,7 +4479,7 @@
           <w:p>
             <w:pPr>
               <w:pStyle w:val="Contenido"/>
-              <w:cnfStyle w:val="000000000000" w:firstRow="0" w:lastRow="0" w:firstColumn="0" w:lastColumn="0" w:oddVBand="0" w:evenVBand="0" w:oddHBand="0" w:evenHBand="0" w:firstRowFirstColumn="0" w:firstRowLastColumn="0" w:lastRowFirstColumn="0" w:lastRowLastColumn="0"/>
+              <w:cnfStyle w:val="000000000000"/>
             </w:pPr>
             <w:r>
               <w:t>Controlar ingresos y validar disponibilidad de stock</w:t>
@@ -4615,7 +4493,7 @@
           <w:p>
             <w:pPr>
               <w:pStyle w:val="Contenido"/>
-              <w:cnfStyle w:val="000000000000" w:firstRow="0" w:lastRow="0" w:firstColumn="0" w:lastColumn="0" w:oddVBand="0" w:evenVBand="0" w:oddHBand="0" w:evenHBand="0" w:firstRowFirstColumn="0" w:firstRowLastColumn="0" w:lastRowFirstColumn="0" w:lastRowLastColumn="0"/>
+              <w:cnfStyle w:val="000000000000"/>
             </w:pPr>
             <w:r>
               <w:t>Alta.</w:t>
@@ -4629,7 +4507,7 @@
           <w:p>
             <w:pPr>
               <w:pStyle w:val="Contenido"/>
-              <w:cnfStyle w:val="000000000000" w:firstRow="0" w:lastRow="0" w:firstColumn="0" w:lastColumn="0" w:oddVBand="0" w:evenVBand="0" w:oddHBand="0" w:evenHBand="0" w:firstRowFirstColumn="0" w:firstRowLastColumn="0" w:lastRowFirstColumn="0" w:lastRowLastColumn="0"/>
+              <w:cnfStyle w:val="000000000000"/>
             </w:pPr>
             <w:r>
               <w:t>2</w:t>
@@ -4643,7 +4521,7 @@
           <w:p>
             <w:pPr>
               <w:pStyle w:val="Contenido"/>
-              <w:cnfStyle w:val="000000000000" w:firstRow="0" w:lastRow="0" w:firstColumn="0" w:lastColumn="0" w:oddVBand="0" w:evenVBand="0" w:oddHBand="0" w:evenHBand="0" w:firstRowFirstColumn="0" w:firstRowLastColumn="0" w:lastRowFirstColumn="0" w:lastRowLastColumn="0"/>
+              <w:cnfStyle w:val="000000000000"/>
             </w:pPr>
             <w:r>
               <w:t>En desarrollo</w:t>
@@ -4653,11 +4531,11 @@
       </w:tr>
       <w:tr>
         <w:trPr>
-          <w:cnfStyle w:val="000000100000" w:firstRow="0" w:lastRow="0" w:firstColumn="0" w:lastColumn="0" w:oddVBand="0" w:evenVBand="0" w:oddHBand="1" w:evenHBand="0" w:firstRowFirstColumn="0" w:firstRowLastColumn="0" w:lastRowFirstColumn="0" w:lastRowLastColumn="0"/>
+          <w:cnfStyle w:val="000000100000"/>
         </w:trPr>
         <w:tc>
           <w:tcPr>
-            <w:cnfStyle w:val="001000000000" w:firstRow="0" w:lastRow="0" w:firstColumn="1" w:lastColumn="0" w:oddVBand="0" w:evenVBand="0" w:oddHBand="0" w:evenHBand="0" w:firstRowFirstColumn="0" w:firstRowLastColumn="0" w:lastRowFirstColumn="0" w:lastRowLastColumn="0"/>
+            <w:cnfStyle w:val="001000000000"/>
             <w:tcW w:w="714" w:type="dxa"/>
           </w:tcPr>
           <w:p>
@@ -4676,7 +4554,7 @@
           <w:p>
             <w:pPr>
               <w:pStyle w:val="Contenido"/>
-              <w:cnfStyle w:val="000000100000" w:firstRow="0" w:lastRow="0" w:firstColumn="0" w:lastColumn="0" w:oddVBand="0" w:evenVBand="0" w:oddHBand="1" w:evenHBand="0" w:firstRowFirstColumn="0" w:firstRowLastColumn="0" w:lastRowFirstColumn="0" w:lastRowLastColumn="0"/>
+              <w:cnfStyle w:val="000000100000"/>
             </w:pPr>
             <w:r>
               <w:t xml:space="preserve">Sistema </w:t>
@@ -4690,7 +4568,7 @@
           <w:p>
             <w:pPr>
               <w:pStyle w:val="Contenido"/>
-              <w:cnfStyle w:val="000000100000" w:firstRow="0" w:lastRow="0" w:firstColumn="0" w:lastColumn="0" w:oddVBand="0" w:evenVBand="0" w:oddHBand="1" w:evenHBand="0" w:firstRowFirstColumn="0" w:firstRowLastColumn="0" w:lastRowFirstColumn="0" w:lastRowLastColumn="0"/>
+              <w:cnfStyle w:val="000000100000"/>
             </w:pPr>
             <w:r>
               <w:t>Actualizar automáticamente el inventario.</w:t>
@@ -4704,7 +4582,7 @@
           <w:p>
             <w:pPr>
               <w:pStyle w:val="Contenido"/>
-              <w:cnfStyle w:val="000000100000" w:firstRow="0" w:lastRow="0" w:firstColumn="0" w:lastColumn="0" w:oddVBand="0" w:evenVBand="0" w:oddHBand="1" w:evenHBand="0" w:firstRowFirstColumn="0" w:firstRowLastColumn="0" w:lastRowFirstColumn="0" w:lastRowLastColumn="0"/>
+              <w:cnfStyle w:val="000000100000"/>
             </w:pPr>
             <w:r>
               <w:t>Mantener la consistencia y trazabilidad del stock</w:t>
@@ -4718,7 +4596,7 @@
           <w:p>
             <w:pPr>
               <w:pStyle w:val="Contenido"/>
-              <w:cnfStyle w:val="000000100000" w:firstRow="0" w:lastRow="0" w:firstColumn="0" w:lastColumn="0" w:oddVBand="0" w:evenVBand="0" w:oddHBand="1" w:evenHBand="0" w:firstRowFirstColumn="0" w:firstRowLastColumn="0" w:lastRowFirstColumn="0" w:lastRowLastColumn="0"/>
+              <w:cnfStyle w:val="000000100000"/>
             </w:pPr>
             <w:r>
               <w:t>Alta.</w:t>
@@ -4732,7 +4610,7 @@
           <w:p>
             <w:pPr>
               <w:pStyle w:val="Contenido"/>
-              <w:cnfStyle w:val="000000100000" w:firstRow="0" w:lastRow="0" w:firstColumn="0" w:lastColumn="0" w:oddVBand="0" w:evenVBand="0" w:oddHBand="1" w:evenHBand="0" w:firstRowFirstColumn="0" w:firstRowLastColumn="0" w:lastRowFirstColumn="0" w:lastRowLastColumn="0"/>
+              <w:cnfStyle w:val="000000100000"/>
             </w:pPr>
             <w:r>
               <w:t>2</w:t>
@@ -4746,7 +4624,7 @@
           <w:p>
             <w:pPr>
               <w:pStyle w:val="Contenido"/>
-              <w:cnfStyle w:val="000000100000" w:firstRow="0" w:lastRow="0" w:firstColumn="0" w:lastColumn="0" w:oddVBand="0" w:evenVBand="0" w:oddHBand="1" w:evenHBand="0" w:firstRowFirstColumn="0" w:firstRowLastColumn="0" w:lastRowFirstColumn="0" w:lastRowLastColumn="0"/>
+              <w:cnfStyle w:val="000000100000"/>
             </w:pPr>
             <w:r>
               <w:t>En desarrollo</w:t>
@@ -4805,7 +4683,7 @@
           <w:left w:w="70" w:type="dxa"/>
           <w:right w:w="70" w:type="dxa"/>
         </w:tblCellMar>
-        <w:tblLook w:val="04A0" w:firstRow="1" w:lastRow="0" w:firstColumn="1" w:lastColumn="0" w:noHBand="0" w:noVBand="1"/>
+        <w:tblLook w:val="04A0"/>
       </w:tblPr>
       <w:tblGrid>
         <w:gridCol w:w="1695"/>
@@ -5941,7 +5819,7 @@
                 <w:lang w:eastAsia="es-ES"/>
               </w:rPr>
               <w:drawing>
-                <wp:inline distT="0" distB="0" distL="0" distR="0" wp14:anchorId="06A9798D" wp14:editId="2EA8CD85">
+                <wp:inline distT="0" distB="0" distL="0" distR="0">
                   <wp:extent cx="6087325" cy="4258269"/>
                   <wp:effectExtent l="0" t="0" r="8890" b="9525"/>
                   <wp:docPr id="7" name="Imagen 7"/>
@@ -5959,7 +5837,7 @@
                           <a:blip r:embed="rId14">
                             <a:extLst>
                               <a:ext uri="{28A0092B-C50C-407E-A947-70E740481C1C}">
-                                <a14:useLocalDpi xmlns:a14="http://schemas.microsoft.com/office/drawing/2010/main" val="0"/>
+                                <a14:useLocalDpi xmlns:a14="http://schemas.microsoft.com/office/drawing/2010/main" xmlns:wps="http://schemas.microsoft.com/office/word/2010/wordprocessingShape" xmlns:wpi="http://schemas.microsoft.com/office/word/2010/wordprocessingInk" xmlns:wpg="http://schemas.microsoft.com/office/word/2010/wordprocessingGroup" xmlns:w16se="http://schemas.microsoft.com/office/word/2015/wordml/symex" xmlns:w16sdtdh="http://schemas.microsoft.com/office/word/2020/wordml/sdtdatahash" xmlns:w16="http://schemas.microsoft.com/office/word/2018/wordml" xmlns:w16cid="http://schemas.microsoft.com/office/word/2016/wordml/cid" xmlns:w16cex="http://schemas.microsoft.com/office/word/2018/wordml/cex" xmlns:w15="http://schemas.microsoft.com/office/word/2012/wordml" xmlns:w14="http://schemas.microsoft.com/office/word/2010/wordml" xmlns:w="http://schemas.openxmlformats.org/wordprocessingml/2006/main" xmlns:w10="urn:schemas-microsoft-com:office:word" xmlns:wp14="http://schemas.microsoft.com/office/word/2010/wordprocessingDrawing" xmlns:v="urn:schemas-microsoft-com:vml" xmlns:o="urn:schemas-microsoft-com:office:office" xmlns:am3d="http://schemas.microsoft.com/office/drawing/2017/model3d" xmlns:aink="http://schemas.microsoft.com/office/drawing/2016/ink" xmlns:mc="http://schemas.openxmlformats.org/markup-compatibility/2006" xmlns:cx8="http://schemas.microsoft.com/office/drawing/2016/5/14/chartex" xmlns:cx7="http://schemas.microsoft.com/office/drawing/2016/5/13/chartex" xmlns:cx6="http://schemas.microsoft.com/office/drawing/2016/5/12/chartex" xmlns:cx5="http://schemas.microsoft.com/office/drawing/2016/5/11/chartex" xmlns:cx4="http://schemas.microsoft.com/office/drawing/2016/5/10/chartex" xmlns:cx3="http://schemas.microsoft.com/office/drawing/2016/5/9/chartex" xmlns:cx2="http://schemas.microsoft.com/office/drawing/2015/10/21/chartex" xmlns:cx1="http://schemas.microsoft.com/office/drawing/2015/9/8/chartex" xmlns:cx="http://schemas.microsoft.com/office/drawing/2014/chartex" xmlns:wpc="http://schemas.microsoft.com/office/word/2010/wordprocessingCanvas" xmlns="" val="0"/>
                               </a:ext>
                             </a:extLst>
                           </a:blip>
@@ -6029,7 +5907,7 @@
               </w:rPr>
               <w:lastRenderedPageBreak/>
               <w:drawing>
-                <wp:inline distT="0" distB="0" distL="0" distR="0" wp14:anchorId="1CE1431B" wp14:editId="08D829D8">
+                <wp:inline distT="0" distB="0" distL="0" distR="0">
                   <wp:extent cx="6371590" cy="4489450"/>
                   <wp:effectExtent l="0" t="0" r="0" b="6350"/>
                   <wp:docPr id="9" name="Imagen 9"/>
@@ -6047,7 +5925,7 @@
                           <a:blip r:embed="rId15">
                             <a:extLst>
                               <a:ext uri="{28A0092B-C50C-407E-A947-70E740481C1C}">
-                                <a14:useLocalDpi xmlns:a14="http://schemas.microsoft.com/office/drawing/2010/main" val="0"/>
+                                <a14:useLocalDpi xmlns:a14="http://schemas.microsoft.com/office/drawing/2010/main" xmlns:wps="http://schemas.microsoft.com/office/word/2010/wordprocessingShape" xmlns:wpi="http://schemas.microsoft.com/office/word/2010/wordprocessingInk" xmlns:wpg="http://schemas.microsoft.com/office/word/2010/wordprocessingGroup" xmlns:w16se="http://schemas.microsoft.com/office/word/2015/wordml/symex" xmlns:w16sdtdh="http://schemas.microsoft.com/office/word/2020/wordml/sdtdatahash" xmlns:w16="http://schemas.microsoft.com/office/word/2018/wordml" xmlns:w16cid="http://schemas.microsoft.com/office/word/2016/wordml/cid" xmlns:w16cex="http://schemas.microsoft.com/office/word/2018/wordml/cex" xmlns:w15="http://schemas.microsoft.com/office/word/2012/wordml" xmlns:w14="http://schemas.microsoft.com/office/word/2010/wordml" xmlns:w="http://schemas.openxmlformats.org/wordprocessingml/2006/main" xmlns:w10="urn:schemas-microsoft-com:office:word" xmlns:wp14="http://schemas.microsoft.com/office/word/2010/wordprocessingDrawing" xmlns:v="urn:schemas-microsoft-com:vml" xmlns:o="urn:schemas-microsoft-com:office:office" xmlns:am3d="http://schemas.microsoft.com/office/drawing/2017/model3d" xmlns:aink="http://schemas.microsoft.com/office/drawing/2016/ink" xmlns:mc="http://schemas.openxmlformats.org/markup-compatibility/2006" xmlns:cx8="http://schemas.microsoft.com/office/drawing/2016/5/14/chartex" xmlns:cx7="http://schemas.microsoft.com/office/drawing/2016/5/13/chartex" xmlns:cx6="http://schemas.microsoft.com/office/drawing/2016/5/12/chartex" xmlns:cx5="http://schemas.microsoft.com/office/drawing/2016/5/11/chartex" xmlns:cx4="http://schemas.microsoft.com/office/drawing/2016/5/10/chartex" xmlns:cx3="http://schemas.microsoft.com/office/drawing/2016/5/9/chartex" xmlns:cx2="http://schemas.microsoft.com/office/drawing/2015/10/21/chartex" xmlns:cx1="http://schemas.microsoft.com/office/drawing/2015/9/8/chartex" xmlns:cx="http://schemas.microsoft.com/office/drawing/2014/chartex" xmlns:wpc="http://schemas.microsoft.com/office/word/2010/wordprocessingCanvas" xmlns="" val="0"/>
                               </a:ext>
                             </a:extLst>
                           </a:blip>
@@ -6117,7 +5995,7 @@
               </w:rPr>
               <w:lastRenderedPageBreak/>
               <w:drawing>
-                <wp:inline distT="0" distB="0" distL="0" distR="0" wp14:anchorId="67C9FE6F" wp14:editId="4B32E6A7">
+                <wp:inline distT="0" distB="0" distL="0" distR="0">
                   <wp:extent cx="6371590" cy="4493895"/>
                   <wp:effectExtent l="0" t="0" r="0" b="1905"/>
                   <wp:docPr id="11" name="Imagen 11"/>
@@ -6135,7 +6013,7 @@
                           <a:blip r:embed="rId16">
                             <a:extLst>
                               <a:ext uri="{28A0092B-C50C-407E-A947-70E740481C1C}">
-                                <a14:useLocalDpi xmlns:a14="http://schemas.microsoft.com/office/drawing/2010/main" val="0"/>
+                                <a14:useLocalDpi xmlns:a14="http://schemas.microsoft.com/office/drawing/2010/main" xmlns:wps="http://schemas.microsoft.com/office/word/2010/wordprocessingShape" xmlns:wpi="http://schemas.microsoft.com/office/word/2010/wordprocessingInk" xmlns:wpg="http://schemas.microsoft.com/office/word/2010/wordprocessingGroup" xmlns:w16se="http://schemas.microsoft.com/office/word/2015/wordml/symex" xmlns:w16sdtdh="http://schemas.microsoft.com/office/word/2020/wordml/sdtdatahash" xmlns:w16="http://schemas.microsoft.com/office/word/2018/wordml" xmlns:w16cid="http://schemas.microsoft.com/office/word/2016/wordml/cid" xmlns:w16cex="http://schemas.microsoft.com/office/word/2018/wordml/cex" xmlns:w15="http://schemas.microsoft.com/office/word/2012/wordml" xmlns:w14="http://schemas.microsoft.com/office/word/2010/wordml" xmlns:w="http://schemas.openxmlformats.org/wordprocessingml/2006/main" xmlns:w10="urn:schemas-microsoft-com:office:word" xmlns:wp14="http://schemas.microsoft.com/office/word/2010/wordprocessingDrawing" xmlns:v="urn:schemas-microsoft-com:vml" xmlns:o="urn:schemas-microsoft-com:office:office" xmlns:am3d="http://schemas.microsoft.com/office/drawing/2017/model3d" xmlns:aink="http://schemas.microsoft.com/office/drawing/2016/ink" xmlns:mc="http://schemas.openxmlformats.org/markup-compatibility/2006" xmlns:cx8="http://schemas.microsoft.com/office/drawing/2016/5/14/chartex" xmlns:cx7="http://schemas.microsoft.com/office/drawing/2016/5/13/chartex" xmlns:cx6="http://schemas.microsoft.com/office/drawing/2016/5/12/chartex" xmlns:cx5="http://schemas.microsoft.com/office/drawing/2016/5/11/chartex" xmlns:cx4="http://schemas.microsoft.com/office/drawing/2016/5/10/chartex" xmlns:cx3="http://schemas.microsoft.com/office/drawing/2016/5/9/chartex" xmlns:cx2="http://schemas.microsoft.com/office/drawing/2015/10/21/chartex" xmlns:cx1="http://schemas.microsoft.com/office/drawing/2015/9/8/chartex" xmlns:cx="http://schemas.microsoft.com/office/drawing/2014/chartex" xmlns:wpc="http://schemas.microsoft.com/office/word/2010/wordprocessingCanvas" xmlns="" val="0"/>
                               </a:ext>
                             </a:extLst>
                           </a:blip>
@@ -6206,7 +6084,7 @@
           <w:left w:w="70" w:type="dxa"/>
           <w:right w:w="70" w:type="dxa"/>
         </w:tblCellMar>
-        <w:tblLook w:val="04A0" w:firstRow="1" w:lastRow="0" w:firstColumn="1" w:lastColumn="0" w:noHBand="0" w:noVBand="1"/>
+        <w:tblLook w:val="04A0"/>
       </w:tblPr>
       <w:tblGrid>
         <w:gridCol w:w="1695"/>
@@ -7320,7 +7198,7 @@
               </w:rPr>
               <w:lastRenderedPageBreak/>
               <w:drawing>
-                <wp:inline distT="0" distB="0" distL="0" distR="0" wp14:anchorId="7AC777F2" wp14:editId="5151729A">
+                <wp:inline distT="0" distB="0" distL="0" distR="0">
                   <wp:extent cx="6371590" cy="4479290"/>
                   <wp:effectExtent l="0" t="0" r="0" b="0"/>
                   <wp:docPr id="12" name="Imagen 12"/>
@@ -7338,7 +7216,7 @@
                           <a:blip r:embed="rId17">
                             <a:extLst>
                               <a:ext uri="{28A0092B-C50C-407E-A947-70E740481C1C}">
-                                <a14:useLocalDpi xmlns:a14="http://schemas.microsoft.com/office/drawing/2010/main" val="0"/>
+                                <a14:useLocalDpi xmlns:a14="http://schemas.microsoft.com/office/drawing/2010/main" xmlns:wps="http://schemas.microsoft.com/office/word/2010/wordprocessingShape" xmlns:wpi="http://schemas.microsoft.com/office/word/2010/wordprocessingInk" xmlns:wpg="http://schemas.microsoft.com/office/word/2010/wordprocessingGroup" xmlns:w16se="http://schemas.microsoft.com/office/word/2015/wordml/symex" xmlns:w16sdtdh="http://schemas.microsoft.com/office/word/2020/wordml/sdtdatahash" xmlns:w16="http://schemas.microsoft.com/office/word/2018/wordml" xmlns:w16cid="http://schemas.microsoft.com/office/word/2016/wordml/cid" xmlns:w16cex="http://schemas.microsoft.com/office/word/2018/wordml/cex" xmlns:w15="http://schemas.microsoft.com/office/word/2012/wordml" xmlns:w14="http://schemas.microsoft.com/office/word/2010/wordml" xmlns:w="http://schemas.openxmlformats.org/wordprocessingml/2006/main" xmlns:w10="urn:schemas-microsoft-com:office:word" xmlns:wp14="http://schemas.microsoft.com/office/word/2010/wordprocessingDrawing" xmlns:v="urn:schemas-microsoft-com:vml" xmlns:o="urn:schemas-microsoft-com:office:office" xmlns:am3d="http://schemas.microsoft.com/office/drawing/2017/model3d" xmlns:aink="http://schemas.microsoft.com/office/drawing/2016/ink" xmlns:mc="http://schemas.openxmlformats.org/markup-compatibility/2006" xmlns:cx8="http://schemas.microsoft.com/office/drawing/2016/5/14/chartex" xmlns:cx7="http://schemas.microsoft.com/office/drawing/2016/5/13/chartex" xmlns:cx6="http://schemas.microsoft.com/office/drawing/2016/5/12/chartex" xmlns:cx5="http://schemas.microsoft.com/office/drawing/2016/5/11/chartex" xmlns:cx4="http://schemas.microsoft.com/office/drawing/2016/5/10/chartex" xmlns:cx3="http://schemas.microsoft.com/office/drawing/2016/5/9/chartex" xmlns:cx2="http://schemas.microsoft.com/office/drawing/2015/10/21/chartex" xmlns:cx1="http://schemas.microsoft.com/office/drawing/2015/9/8/chartex" xmlns:cx="http://schemas.microsoft.com/office/drawing/2014/chartex" xmlns:wpc="http://schemas.microsoft.com/office/word/2010/wordprocessingCanvas" xmlns="" val="0"/>
                               </a:ext>
                             </a:extLst>
                           </a:blip>
@@ -7408,7 +7286,7 @@
               </w:rPr>
               <w:lastRenderedPageBreak/>
               <w:drawing>
-                <wp:inline distT="0" distB="0" distL="0" distR="0" wp14:anchorId="3CA6692B" wp14:editId="571D6DB0">
+                <wp:inline distT="0" distB="0" distL="0" distR="0">
                   <wp:extent cx="6371590" cy="4459605"/>
                   <wp:effectExtent l="0" t="0" r="0" b="0"/>
                   <wp:docPr id="13" name="Imagen 13"/>
@@ -7426,7 +7304,7 @@
                           <a:blip r:embed="rId18">
                             <a:extLst>
                               <a:ext uri="{28A0092B-C50C-407E-A947-70E740481C1C}">
-                                <a14:useLocalDpi xmlns:a14="http://schemas.microsoft.com/office/drawing/2010/main" val="0"/>
+                                <a14:useLocalDpi xmlns:a14="http://schemas.microsoft.com/office/drawing/2010/main" xmlns:wps="http://schemas.microsoft.com/office/word/2010/wordprocessingShape" xmlns:wpi="http://schemas.microsoft.com/office/word/2010/wordprocessingInk" xmlns:wpg="http://schemas.microsoft.com/office/word/2010/wordprocessingGroup" xmlns:w16se="http://schemas.microsoft.com/office/word/2015/wordml/symex" xmlns:w16sdtdh="http://schemas.microsoft.com/office/word/2020/wordml/sdtdatahash" xmlns:w16="http://schemas.microsoft.com/office/word/2018/wordml" xmlns:w16cid="http://schemas.microsoft.com/office/word/2016/wordml/cid" xmlns:w16cex="http://schemas.microsoft.com/office/word/2018/wordml/cex" xmlns:w15="http://schemas.microsoft.com/office/word/2012/wordml" xmlns:w14="http://schemas.microsoft.com/office/word/2010/wordml" xmlns:w="http://schemas.openxmlformats.org/wordprocessingml/2006/main" xmlns:w10="urn:schemas-microsoft-com:office:word" xmlns:wp14="http://schemas.microsoft.com/office/word/2010/wordprocessingDrawing" xmlns:v="urn:schemas-microsoft-com:vml" xmlns:o="urn:schemas-microsoft-com:office:office" xmlns:am3d="http://schemas.microsoft.com/office/drawing/2017/model3d" xmlns:aink="http://schemas.microsoft.com/office/drawing/2016/ink" xmlns:mc="http://schemas.openxmlformats.org/markup-compatibility/2006" xmlns:cx8="http://schemas.microsoft.com/office/drawing/2016/5/14/chartex" xmlns:cx7="http://schemas.microsoft.com/office/drawing/2016/5/13/chartex" xmlns:cx6="http://schemas.microsoft.com/office/drawing/2016/5/12/chartex" xmlns:cx5="http://schemas.microsoft.com/office/drawing/2016/5/11/chartex" xmlns:cx4="http://schemas.microsoft.com/office/drawing/2016/5/10/chartex" xmlns:cx3="http://schemas.microsoft.com/office/drawing/2016/5/9/chartex" xmlns:cx2="http://schemas.microsoft.com/office/drawing/2015/10/21/chartex" xmlns:cx1="http://schemas.microsoft.com/office/drawing/2015/9/8/chartex" xmlns:cx="http://schemas.microsoft.com/office/drawing/2014/chartex" xmlns:wpc="http://schemas.microsoft.com/office/word/2010/wordprocessingCanvas" xmlns="" val="0"/>
                               </a:ext>
                             </a:extLst>
                           </a:blip>
@@ -7496,7 +7374,7 @@
               </w:rPr>
               <w:lastRenderedPageBreak/>
               <w:drawing>
-                <wp:inline distT="0" distB="0" distL="0" distR="0" wp14:anchorId="1F05D554" wp14:editId="3DD5A991">
+                <wp:inline distT="0" distB="0" distL="0" distR="0">
                   <wp:extent cx="6371590" cy="4902200"/>
                   <wp:effectExtent l="0" t="0" r="0" b="0"/>
                   <wp:docPr id="14" name="Imagen 14"/>
@@ -7514,7 +7392,7 @@
                           <a:blip r:embed="rId19">
                             <a:extLst>
                               <a:ext uri="{28A0092B-C50C-407E-A947-70E740481C1C}">
-                                <a14:useLocalDpi xmlns:a14="http://schemas.microsoft.com/office/drawing/2010/main" val="0"/>
+                                <a14:useLocalDpi xmlns:a14="http://schemas.microsoft.com/office/drawing/2010/main" xmlns:wps="http://schemas.microsoft.com/office/word/2010/wordprocessingShape" xmlns:wpi="http://schemas.microsoft.com/office/word/2010/wordprocessingInk" xmlns:wpg="http://schemas.microsoft.com/office/word/2010/wordprocessingGroup" xmlns:w16se="http://schemas.microsoft.com/office/word/2015/wordml/symex" xmlns:w16sdtdh="http://schemas.microsoft.com/office/word/2020/wordml/sdtdatahash" xmlns:w16="http://schemas.microsoft.com/office/word/2018/wordml" xmlns:w16cid="http://schemas.microsoft.com/office/word/2016/wordml/cid" xmlns:w16cex="http://schemas.microsoft.com/office/word/2018/wordml/cex" xmlns:w15="http://schemas.microsoft.com/office/word/2012/wordml" xmlns:w14="http://schemas.microsoft.com/office/word/2010/wordml" xmlns:w="http://schemas.openxmlformats.org/wordprocessingml/2006/main" xmlns:w10="urn:schemas-microsoft-com:office:word" xmlns:wp14="http://schemas.microsoft.com/office/word/2010/wordprocessingDrawing" xmlns:v="urn:schemas-microsoft-com:vml" xmlns:o="urn:schemas-microsoft-com:office:office" xmlns:am3d="http://schemas.microsoft.com/office/drawing/2017/model3d" xmlns:aink="http://schemas.microsoft.com/office/drawing/2016/ink" xmlns:mc="http://schemas.openxmlformats.org/markup-compatibility/2006" xmlns:cx8="http://schemas.microsoft.com/office/drawing/2016/5/14/chartex" xmlns:cx7="http://schemas.microsoft.com/office/drawing/2016/5/13/chartex" xmlns:cx6="http://schemas.microsoft.com/office/drawing/2016/5/12/chartex" xmlns:cx5="http://schemas.microsoft.com/office/drawing/2016/5/11/chartex" xmlns:cx4="http://schemas.microsoft.com/office/drawing/2016/5/10/chartex" xmlns:cx3="http://schemas.microsoft.com/office/drawing/2016/5/9/chartex" xmlns:cx2="http://schemas.microsoft.com/office/drawing/2015/10/21/chartex" xmlns:cx1="http://schemas.microsoft.com/office/drawing/2015/9/8/chartex" xmlns:cx="http://schemas.microsoft.com/office/drawing/2014/chartex" xmlns:wpc="http://schemas.microsoft.com/office/word/2010/wordprocessingCanvas" xmlns="" val="0"/>
                               </a:ext>
                             </a:extLst>
                           </a:blip>
@@ -7630,7 +7508,7 @@
               </w:rPr>
               <w:lastRenderedPageBreak/>
               <w:drawing>
-                <wp:inline distT="0" distB="0" distL="0" distR="0" wp14:anchorId="48D70667" wp14:editId="7C1D7861">
+                <wp:inline distT="0" distB="0" distL="0" distR="0">
                   <wp:extent cx="6371590" cy="4488180"/>
                   <wp:effectExtent l="0" t="0" r="0" b="7620"/>
                   <wp:docPr id="15" name="Imagen 15"/>
@@ -7648,7 +7526,7 @@
                           <a:blip r:embed="rId20">
                             <a:extLst>
                               <a:ext uri="{28A0092B-C50C-407E-A947-70E740481C1C}">
-                                <a14:useLocalDpi xmlns:a14="http://schemas.microsoft.com/office/drawing/2010/main" val="0"/>
+                                <a14:useLocalDpi xmlns:a14="http://schemas.microsoft.com/office/drawing/2010/main" xmlns:wps="http://schemas.microsoft.com/office/word/2010/wordprocessingShape" xmlns:wpi="http://schemas.microsoft.com/office/word/2010/wordprocessingInk" xmlns:wpg="http://schemas.microsoft.com/office/word/2010/wordprocessingGroup" xmlns:w16se="http://schemas.microsoft.com/office/word/2015/wordml/symex" xmlns:w16sdtdh="http://schemas.microsoft.com/office/word/2020/wordml/sdtdatahash" xmlns:w16="http://schemas.microsoft.com/office/word/2018/wordml" xmlns:w16cid="http://schemas.microsoft.com/office/word/2016/wordml/cid" xmlns:w16cex="http://schemas.microsoft.com/office/word/2018/wordml/cex" xmlns:w15="http://schemas.microsoft.com/office/word/2012/wordml" xmlns:w14="http://schemas.microsoft.com/office/word/2010/wordml" xmlns:w="http://schemas.openxmlformats.org/wordprocessingml/2006/main" xmlns:w10="urn:schemas-microsoft-com:office:word" xmlns:wp14="http://schemas.microsoft.com/office/word/2010/wordprocessingDrawing" xmlns:v="urn:schemas-microsoft-com:vml" xmlns:o="urn:schemas-microsoft-com:office:office" xmlns:am3d="http://schemas.microsoft.com/office/drawing/2017/model3d" xmlns:aink="http://schemas.microsoft.com/office/drawing/2016/ink" xmlns:mc="http://schemas.openxmlformats.org/markup-compatibility/2006" xmlns:cx8="http://schemas.microsoft.com/office/drawing/2016/5/14/chartex" xmlns:cx7="http://schemas.microsoft.com/office/drawing/2016/5/13/chartex" xmlns:cx6="http://schemas.microsoft.com/office/drawing/2016/5/12/chartex" xmlns:cx5="http://schemas.microsoft.com/office/drawing/2016/5/11/chartex" xmlns:cx4="http://schemas.microsoft.com/office/drawing/2016/5/10/chartex" xmlns:cx3="http://schemas.microsoft.com/office/drawing/2016/5/9/chartex" xmlns:cx2="http://schemas.microsoft.com/office/drawing/2015/10/21/chartex" xmlns:cx1="http://schemas.microsoft.com/office/drawing/2015/9/8/chartex" xmlns:cx="http://schemas.microsoft.com/office/drawing/2014/chartex" xmlns:wpc="http://schemas.microsoft.com/office/word/2010/wordprocessingCanvas" xmlns="" val="0"/>
                               </a:ext>
                             </a:extLst>
                           </a:blip>
@@ -7728,7 +7606,7 @@
               </w:rPr>
               <w:lastRenderedPageBreak/>
               <w:drawing>
-                <wp:inline distT="0" distB="0" distL="0" distR="0" wp14:anchorId="11A00EB6" wp14:editId="44611E21">
+                <wp:inline distT="0" distB="0" distL="0" distR="0">
                   <wp:extent cx="6371590" cy="4486275"/>
                   <wp:effectExtent l="0" t="0" r="0" b="9525"/>
                   <wp:docPr id="16" name="Imagen 16"/>
@@ -7746,7 +7624,7 @@
                           <a:blip r:embed="rId21">
                             <a:extLst>
                               <a:ext uri="{28A0092B-C50C-407E-A947-70E740481C1C}">
-                                <a14:useLocalDpi xmlns:a14="http://schemas.microsoft.com/office/drawing/2010/main" val="0"/>
+                                <a14:useLocalDpi xmlns:a14="http://schemas.microsoft.com/office/drawing/2010/main" xmlns:wps="http://schemas.microsoft.com/office/word/2010/wordprocessingShape" xmlns:wpi="http://schemas.microsoft.com/office/word/2010/wordprocessingInk" xmlns:wpg="http://schemas.microsoft.com/office/word/2010/wordprocessingGroup" xmlns:w16se="http://schemas.microsoft.com/office/word/2015/wordml/symex" xmlns:w16sdtdh="http://schemas.microsoft.com/office/word/2020/wordml/sdtdatahash" xmlns:w16="http://schemas.microsoft.com/office/word/2018/wordml" xmlns:w16cid="http://schemas.microsoft.com/office/word/2016/wordml/cid" xmlns:w16cex="http://schemas.microsoft.com/office/word/2018/wordml/cex" xmlns:w15="http://schemas.microsoft.com/office/word/2012/wordml" xmlns:w14="http://schemas.microsoft.com/office/word/2010/wordml" xmlns:w="http://schemas.openxmlformats.org/wordprocessingml/2006/main" xmlns:w10="urn:schemas-microsoft-com:office:word" xmlns:wp14="http://schemas.microsoft.com/office/word/2010/wordprocessingDrawing" xmlns:v="urn:schemas-microsoft-com:vml" xmlns:o="urn:schemas-microsoft-com:office:office" xmlns:am3d="http://schemas.microsoft.com/office/drawing/2017/model3d" xmlns:aink="http://schemas.microsoft.com/office/drawing/2016/ink" xmlns:mc="http://schemas.openxmlformats.org/markup-compatibility/2006" xmlns:cx8="http://schemas.microsoft.com/office/drawing/2016/5/14/chartex" xmlns:cx7="http://schemas.microsoft.com/office/drawing/2016/5/13/chartex" xmlns:cx6="http://schemas.microsoft.com/office/drawing/2016/5/12/chartex" xmlns:cx5="http://schemas.microsoft.com/office/drawing/2016/5/11/chartex" xmlns:cx4="http://schemas.microsoft.com/office/drawing/2016/5/10/chartex" xmlns:cx3="http://schemas.microsoft.com/office/drawing/2016/5/9/chartex" xmlns:cx2="http://schemas.microsoft.com/office/drawing/2015/10/21/chartex" xmlns:cx1="http://schemas.microsoft.com/office/drawing/2015/9/8/chartex" xmlns:cx="http://schemas.microsoft.com/office/drawing/2014/chartex" xmlns:wpc="http://schemas.microsoft.com/office/word/2010/wordprocessingCanvas" xmlns="" val="0"/>
                               </a:ext>
                             </a:extLst>
                           </a:blip>
@@ -7839,7 +7717,7 @@
               </w:rPr>
               <w:lastRenderedPageBreak/>
               <w:drawing>
-                <wp:inline distT="0" distB="0" distL="0" distR="0" wp14:anchorId="5CCDB2CD" wp14:editId="5A514201">
+                <wp:inline distT="0" distB="0" distL="0" distR="0">
                   <wp:extent cx="6371590" cy="4920615"/>
                   <wp:effectExtent l="0" t="0" r="0" b="0"/>
                   <wp:docPr id="17" name="Imagen 17"/>
@@ -7857,7 +7735,7 @@
                           <a:blip r:embed="rId22">
                             <a:extLst>
                               <a:ext uri="{28A0092B-C50C-407E-A947-70E740481C1C}">
-                                <a14:useLocalDpi xmlns:a14="http://schemas.microsoft.com/office/drawing/2010/main" val="0"/>
+                                <a14:useLocalDpi xmlns:a14="http://schemas.microsoft.com/office/drawing/2010/main" xmlns:wps="http://schemas.microsoft.com/office/word/2010/wordprocessingShape" xmlns:wpi="http://schemas.microsoft.com/office/word/2010/wordprocessingInk" xmlns:wpg="http://schemas.microsoft.com/office/word/2010/wordprocessingGroup" xmlns:w16se="http://schemas.microsoft.com/office/word/2015/wordml/symex" xmlns:w16sdtdh="http://schemas.microsoft.com/office/word/2020/wordml/sdtdatahash" xmlns:w16="http://schemas.microsoft.com/office/word/2018/wordml" xmlns:w16cid="http://schemas.microsoft.com/office/word/2016/wordml/cid" xmlns:w16cex="http://schemas.microsoft.com/office/word/2018/wordml/cex" xmlns:w15="http://schemas.microsoft.com/office/word/2012/wordml" xmlns:w14="http://schemas.microsoft.com/office/word/2010/wordml" xmlns:w="http://schemas.openxmlformats.org/wordprocessingml/2006/main" xmlns:w10="urn:schemas-microsoft-com:office:word" xmlns:wp14="http://schemas.microsoft.com/office/word/2010/wordprocessingDrawing" xmlns:v="urn:schemas-microsoft-com:vml" xmlns:o="urn:schemas-microsoft-com:office:office" xmlns:am3d="http://schemas.microsoft.com/office/drawing/2017/model3d" xmlns:aink="http://schemas.microsoft.com/office/drawing/2016/ink" xmlns:mc="http://schemas.openxmlformats.org/markup-compatibility/2006" xmlns:cx8="http://schemas.microsoft.com/office/drawing/2016/5/14/chartex" xmlns:cx7="http://schemas.microsoft.com/office/drawing/2016/5/13/chartex" xmlns:cx6="http://schemas.microsoft.com/office/drawing/2016/5/12/chartex" xmlns:cx5="http://schemas.microsoft.com/office/drawing/2016/5/11/chartex" xmlns:cx4="http://schemas.microsoft.com/office/drawing/2016/5/10/chartex" xmlns:cx3="http://schemas.microsoft.com/office/drawing/2016/5/9/chartex" xmlns:cx2="http://schemas.microsoft.com/office/drawing/2015/10/21/chartex" xmlns:cx1="http://schemas.microsoft.com/office/drawing/2015/9/8/chartex" xmlns:cx="http://schemas.microsoft.com/office/drawing/2014/chartex" xmlns:wpc="http://schemas.microsoft.com/office/word/2010/wordprocessingCanvas" xmlns="" val="0"/>
                               </a:ext>
                             </a:extLst>
                           </a:blip>
@@ -7938,15 +7816,15 @@
           <w:left w:w="70" w:type="dxa"/>
           <w:right w:w="70" w:type="dxa"/>
         </w:tblCellMar>
-        <w:tblLook w:val="04A0" w:firstRow="1" w:lastRow="0" w:firstColumn="1" w:lastColumn="0" w:noHBand="0" w:noVBand="1"/>
+        <w:tblLook w:val="04A0"/>
       </w:tblPr>
       <w:tblGrid>
-        <w:gridCol w:w="1200"/>
-        <w:gridCol w:w="1200"/>
-        <w:gridCol w:w="1200"/>
-        <w:gridCol w:w="1200"/>
-        <w:gridCol w:w="1200"/>
-        <w:gridCol w:w="1200"/>
+        <w:gridCol w:w="1695"/>
+        <w:gridCol w:w="1695"/>
+        <w:gridCol w:w="1696"/>
+        <w:gridCol w:w="1696"/>
+        <w:gridCol w:w="1696"/>
+        <w:gridCol w:w="1696"/>
       </w:tblGrid>
       <w:tr>
         <w:trPr>
@@ -9008,6 +8886,201 @@
               </w:rPr>
               <w:t> </w:t>
             </w:r>
+            <w:r>
+              <w:rPr>
+                <w:rFonts w:ascii="Calibri" w:eastAsia="Times New Roman" w:hAnsi="Calibri" w:cs="Calibri"/>
+                <w:b w:val="0"/>
+                <w:color w:val="000000"/>
+                <w:sz w:val="22"/>
+                <w:lang w:val="es-CO" w:eastAsia="es-CO"/>
+              </w:rPr>
+              <w:t>Actualización del stock</w:t>
+            </w:r>
+          </w:p>
+          <w:p>
+            <w:pPr>
+              <w:spacing w:line="240" w:lineRule="auto"/>
+              <w:jc w:val="center"/>
+              <w:rPr>
+                <w:rFonts w:ascii="Calibri" w:eastAsia="Times New Roman" w:hAnsi="Calibri" w:cs="Calibri"/>
+                <w:b w:val="0"/>
+                <w:color w:val="000000"/>
+                <w:sz w:val="22"/>
+                <w:lang w:val="es-CO" w:eastAsia="es-CO"/>
+              </w:rPr>
+            </w:pPr>
+          </w:p>
+          <w:p>
+            <w:pPr>
+              <w:spacing w:line="240" w:lineRule="auto"/>
+              <w:jc w:val="center"/>
+              <w:rPr>
+                <w:rFonts w:ascii="Calibri" w:eastAsia="Times New Roman" w:hAnsi="Calibri" w:cs="Calibri"/>
+                <w:b w:val="0"/>
+                <w:color w:val="000000"/>
+                <w:sz w:val="22"/>
+                <w:lang w:val="es-CO" w:eastAsia="es-CO"/>
+              </w:rPr>
+            </w:pPr>
+          </w:p>
+          <w:p>
+            <w:pPr>
+              <w:spacing w:line="240" w:lineRule="auto"/>
+              <w:jc w:val="center"/>
+              <w:rPr>
+                <w:rFonts w:ascii="Calibri" w:eastAsia="Times New Roman" w:hAnsi="Calibri" w:cs="Calibri"/>
+                <w:b w:val="0"/>
+                <w:noProof/>
+                <w:color w:val="000000"/>
+                <w:sz w:val="22"/>
+                <w:lang w:eastAsia="es-ES"/>
+              </w:rPr>
+            </w:pPr>
+          </w:p>
+          <w:p>
+            <w:pPr>
+              <w:spacing w:line="240" w:lineRule="auto"/>
+              <w:jc w:val="center"/>
+              <w:rPr>
+                <w:rFonts w:ascii="Calibri" w:eastAsia="Times New Roman" w:hAnsi="Calibri" w:cs="Calibri"/>
+                <w:b w:val="0"/>
+                <w:noProof/>
+                <w:color w:val="000000"/>
+                <w:sz w:val="22"/>
+                <w:lang w:eastAsia="es-ES"/>
+              </w:rPr>
+            </w:pPr>
+          </w:p>
+          <w:p>
+            <w:pPr>
+              <w:spacing w:line="240" w:lineRule="auto"/>
+              <w:jc w:val="center"/>
+              <w:rPr>
+                <w:rFonts w:ascii="Calibri" w:eastAsia="Times New Roman" w:hAnsi="Calibri" w:cs="Calibri"/>
+                <w:b w:val="0"/>
+                <w:color w:val="000000"/>
+                <w:sz w:val="22"/>
+                <w:lang w:val="es-CO" w:eastAsia="es-CO"/>
+              </w:rPr>
+            </w:pPr>
+            <w:r>
+              <w:rPr>
+                <w:rFonts w:ascii="Calibri" w:eastAsia="Times New Roman" w:hAnsi="Calibri" w:cs="Calibri"/>
+                <w:b w:val="0"/>
+                <w:noProof/>
+                <w:color w:val="000000"/>
+                <w:sz w:val="22"/>
+                <w:lang w:eastAsia="es-ES"/>
+              </w:rPr>
+              <w:lastRenderedPageBreak/>
+              <w:drawing>
+                <wp:inline distT="0" distB="0" distL="0" distR="0">
+                  <wp:extent cx="5790174" cy="8077200"/>
+                  <wp:effectExtent l="19050" t="0" r="1026" b="0"/>
+                  <wp:docPr id="24" name="23 Imagen" descr="WhatsApp Image 2026-05-08 at 12.11.33 AM.jpeg"/>
+                  <wp:cNvGraphicFramePr>
+                    <a:graphicFrameLocks xmlns:a="http://schemas.openxmlformats.org/drawingml/2006/main" noChangeAspect="1"/>
+                  </wp:cNvGraphicFramePr>
+                  <a:graphic xmlns:a="http://schemas.openxmlformats.org/drawingml/2006/main">
+                    <a:graphicData uri="http://schemas.openxmlformats.org/drawingml/2006/picture">
+                      <pic:pic xmlns:pic="http://schemas.openxmlformats.org/drawingml/2006/picture">
+                        <pic:nvPicPr>
+                          <pic:cNvPr id="0" name="WhatsApp Image 2026-05-08 at 12.11.33 AM.jpeg"/>
+                          <pic:cNvPicPr/>
+                        </pic:nvPicPr>
+                        <pic:blipFill>
+                          <a:blip r:embed="rId23"/>
+                          <a:stretch>
+                            <a:fillRect/>
+                          </a:stretch>
+                        </pic:blipFill>
+                        <pic:spPr>
+                          <a:xfrm>
+                            <a:off x="0" y="0"/>
+                            <a:ext cx="5794072" cy="8082638"/>
+                          </a:xfrm>
+                          <a:prstGeom prst="rect">
+                            <a:avLst/>
+                          </a:prstGeom>
+                        </pic:spPr>
+                      </pic:pic>
+                    </a:graphicData>
+                  </a:graphic>
+                </wp:inline>
+              </w:drawing>
+            </w:r>
+          </w:p>
+          <w:p>
+            <w:pPr>
+              <w:spacing w:line="240" w:lineRule="auto"/>
+              <w:jc w:val="center"/>
+              <w:rPr>
+                <w:rFonts w:ascii="Calibri" w:eastAsia="Times New Roman" w:hAnsi="Calibri" w:cs="Calibri"/>
+                <w:b w:val="0"/>
+                <w:color w:val="000000"/>
+                <w:sz w:val="22"/>
+                <w:lang w:val="es-CO" w:eastAsia="es-CO"/>
+              </w:rPr>
+            </w:pPr>
+          </w:p>
+          <w:p>
+            <w:pPr>
+              <w:spacing w:line="240" w:lineRule="auto"/>
+              <w:jc w:val="center"/>
+              <w:rPr>
+                <w:rFonts w:ascii="Calibri" w:eastAsia="Times New Roman" w:hAnsi="Calibri" w:cs="Calibri"/>
+                <w:b w:val="0"/>
+                <w:color w:val="000000"/>
+                <w:sz w:val="22"/>
+                <w:lang w:val="es-CO" w:eastAsia="es-CO"/>
+              </w:rPr>
+            </w:pPr>
+            <w:r>
+              <w:rPr>
+                <w:rFonts w:ascii="Calibri" w:eastAsia="Times New Roman" w:hAnsi="Calibri" w:cs="Calibri"/>
+                <w:b w:val="0"/>
+                <w:noProof/>
+                <w:color w:val="000000"/>
+                <w:sz w:val="22"/>
+                <w:lang w:eastAsia="es-ES"/>
+              </w:rPr>
+              <w:lastRenderedPageBreak/>
+              <w:drawing>
+                <wp:inline distT="0" distB="0" distL="0" distR="0">
+                  <wp:extent cx="6371590" cy="9645015"/>
+                  <wp:effectExtent l="19050" t="0" r="0" b="0"/>
+                  <wp:docPr id="25" name="24 Imagen" descr="WhatsApp Image 2026-05-08 at 12.11.33 AM (1).jpeg"/>
+                  <wp:cNvGraphicFramePr>
+                    <a:graphicFrameLocks xmlns:a="http://schemas.openxmlformats.org/drawingml/2006/main" noChangeAspect="1"/>
+                  </wp:cNvGraphicFramePr>
+                  <a:graphic xmlns:a="http://schemas.openxmlformats.org/drawingml/2006/main">
+                    <a:graphicData uri="http://schemas.openxmlformats.org/drawingml/2006/picture">
+                      <pic:pic xmlns:pic="http://schemas.openxmlformats.org/drawingml/2006/picture">
+                        <pic:nvPicPr>
+                          <pic:cNvPr id="0" name="WhatsApp Image 2026-05-08 at 12.11.33 AM (1).jpeg"/>
+                          <pic:cNvPicPr/>
+                        </pic:nvPicPr>
+                        <pic:blipFill>
+                          <a:blip r:embed="rId24"/>
+                          <a:stretch>
+                            <a:fillRect/>
+                          </a:stretch>
+                        </pic:blipFill>
+                        <pic:spPr>
+                          <a:xfrm>
+                            <a:off x="0" y="0"/>
+                            <a:ext cx="6371590" cy="9645015"/>
+                          </a:xfrm>
+                          <a:prstGeom prst="rect">
+                            <a:avLst/>
+                          </a:prstGeom>
+                        </pic:spPr>
+                      </pic:pic>
+                    </a:graphicData>
+                  </a:graphic>
+                </wp:inline>
+              </w:drawing>
+            </w:r>
           </w:p>
         </w:tc>
       </w:tr>
@@ -9018,7 +9091,6 @@
         <w:pStyle w:val="Ttulo2"/>
       </w:pPr>
       <w:r>
-        <w:lastRenderedPageBreak/>
         <w:t>Diagrama de clases</w:t>
       </w:r>
     </w:p>
@@ -9029,7 +9101,7 @@
           <w:lang w:eastAsia="es-ES"/>
         </w:rPr>
         <w:drawing>
-          <wp:inline distT="0" distB="0" distL="0" distR="0" wp14:anchorId="7A5E10E7" wp14:editId="05BB6761">
+          <wp:inline distT="0" distB="0" distL="0" distR="0">
             <wp:extent cx="6371590" cy="3910965"/>
             <wp:effectExtent l="19050" t="0" r="0" b="0"/>
             <wp:docPr id="2" name="1 Imagen" descr="diagrama clase sprint2.PNG"/>
@@ -9044,7 +9116,7 @@
                     <pic:cNvPicPr/>
                   </pic:nvPicPr>
                   <pic:blipFill>
-                    <a:blip r:embed="rId23"/>
+                    <a:blip r:embed="rId25"/>
                     <a:stretch>
                       <a:fillRect/>
                     </a:stretch>
@@ -9085,7 +9157,7 @@
           <w:lang w:eastAsia="es-ES"/>
         </w:rPr>
         <w:drawing>
-          <wp:inline distT="0" distB="0" distL="0" distR="0" wp14:anchorId="0179B8A7" wp14:editId="35AD8BED">
+          <wp:inline distT="0" distB="0" distL="0" distR="0">
             <wp:extent cx="4648849" cy="4544060"/>
             <wp:effectExtent l="19050" t="0" r="0" b="0"/>
             <wp:docPr id="3" name="2 Imagen" descr="diagrama actividad hu-4.PNG"/>
@@ -9100,7 +9172,7 @@
                     <pic:cNvPicPr/>
                   </pic:nvPicPr>
                   <pic:blipFill>
-                    <a:blip r:embed="rId24"/>
+                    <a:blip r:embed="rId26"/>
                     <a:stretch>
                       <a:fillRect/>
                     </a:stretch>
@@ -9137,7 +9209,7 @@
           <w:lang w:eastAsia="es-ES"/>
         </w:rPr>
         <w:drawing>
-          <wp:inline distT="0" distB="0" distL="0" distR="0" wp14:anchorId="5DDDD1D9" wp14:editId="21C85377">
+          <wp:inline distT="0" distB="0" distL="0" distR="0">
             <wp:extent cx="3572374" cy="4525007"/>
             <wp:effectExtent l="19050" t="0" r="9026" b="0"/>
             <wp:docPr id="5" name="4 Imagen" descr="diagrama actividades hu-5.PNG"/>
@@ -9152,7 +9224,7 @@
                     <pic:cNvPicPr/>
                   </pic:nvPicPr>
                   <pic:blipFill>
-                    <a:blip r:embed="rId25"/>
+                    <a:blip r:embed="rId27"/>
                     <a:stretch>
                       <a:fillRect/>
                     </a:stretch>
@@ -9189,7 +9261,7 @@
           <w:lang w:eastAsia="es-ES"/>
         </w:rPr>
         <w:drawing>
-          <wp:inline distT="0" distB="0" distL="0" distR="0" wp14:anchorId="1D36C9B5" wp14:editId="59E4F78C">
+          <wp:inline distT="0" distB="0" distL="0" distR="0">
             <wp:extent cx="3581900" cy="4420217"/>
             <wp:effectExtent l="19050" t="0" r="0" b="0"/>
             <wp:docPr id="6" name="5 Imagen" descr="diagrama de actividad hu-6.PNG"/>
@@ -9204,7 +9276,7 @@
                     <pic:cNvPicPr/>
                   </pic:nvPicPr>
                   <pic:blipFill>
-                    <a:blip r:embed="rId26"/>
+                    <a:blip r:embed="rId28"/>
                     <a:stretch>
                       <a:fillRect/>
                     </a:stretch>
@@ -9300,12 +9372,6 @@
         </w:rPr>
         <w:t>HU-04: Registro de compras de cacao</w:t>
       </w:r>
-      <w:r>
-        <w:rPr>
-          <w:lang w:val="es-CO"/>
-        </w:rPr>
-        <w:t xml:space="preserve"> </w:t>
-      </w:r>
     </w:p>
     <w:p>
       <w:pPr>
@@ -9326,12 +9392,6 @@
         </w:rPr>
         <w:t>HU-05: Registro de ventas de cacao</w:t>
       </w:r>
-      <w:r>
-        <w:rPr>
-          <w:lang w:val="es-CO"/>
-        </w:rPr>
-        <w:t xml:space="preserve"> </w:t>
-      </w:r>
     </w:p>
     <w:p>
       <w:pPr>
@@ -9352,12 +9412,6 @@
         </w:rPr>
         <w:t>HU-06: Actualización automática del inventario</w:t>
       </w:r>
-      <w:r>
-        <w:rPr>
-          <w:lang w:val="es-CO"/>
-        </w:rPr>
-        <w:t xml:space="preserve"> </w:t>
-      </w:r>
     </w:p>
     <w:p>
       <w:pPr>
@@ -9503,12 +9557,6 @@
         </w:rPr>
         <w:t>HU-04: Registro de compras de cacao</w:t>
       </w:r>
-      <w:r>
-        <w:rPr>
-          <w:lang w:val="es-CO"/>
-        </w:rPr>
-        <w:t xml:space="preserve"> </w:t>
-      </w:r>
     </w:p>
     <w:p>
       <w:pPr>
@@ -9521,146 +9569,13 @@
       <w:r>
         <w:rPr>
           <w:noProof/>
-          <w:lang w:val="es-CO"/>
+          <w:lang w:eastAsia="es-ES"/>
         </w:rPr>
         <w:drawing>
-          <wp:inline distT="0" distB="0" distL="0" distR="0" wp14:anchorId="493D8991" wp14:editId="608C0CF6">
+          <wp:inline distT="0" distB="0" distL="0" distR="0">
             <wp:extent cx="6076950" cy="3150870"/>
             <wp:effectExtent l="0" t="0" r="0" b="0"/>
             <wp:docPr id="8" name="Imagen 8"/>
-            <wp:cNvGraphicFramePr>
-              <a:graphicFrameLocks xmlns:a="http://schemas.openxmlformats.org/drawingml/2006/main" noChangeAspect="1"/>
-            </wp:cNvGraphicFramePr>
-            <a:graphic xmlns:a="http://schemas.openxmlformats.org/drawingml/2006/main">
-              <a:graphicData uri="http://schemas.openxmlformats.org/drawingml/2006/picture">
-                <pic:pic xmlns:pic="http://schemas.openxmlformats.org/drawingml/2006/picture">
-                  <pic:nvPicPr>
-                    <pic:cNvPr id="1" name=""/>
-                    <pic:cNvPicPr/>
-                  </pic:nvPicPr>
-                  <pic:blipFill>
-                    <a:blip r:embed="rId27"/>
-                    <a:stretch>
-                      <a:fillRect/>
-                    </a:stretch>
-                  </pic:blipFill>
-                  <pic:spPr>
-                    <a:xfrm>
-                      <a:off x="0" y="0"/>
-                      <a:ext cx="6076950" cy="3150870"/>
-                    </a:xfrm>
-                    <a:prstGeom prst="rect">
-                      <a:avLst/>
-                    </a:prstGeom>
-                  </pic:spPr>
-                </pic:pic>
-              </a:graphicData>
-            </a:graphic>
-          </wp:inline>
-        </w:drawing>
-      </w:r>
-    </w:p>
-    <w:p>
-      <w:pPr>
-        <w:pStyle w:val="Contenido"/>
-        <w:ind w:left="360"/>
-        <w:rPr>
-          <w:lang w:val="es-CO"/>
-        </w:rPr>
-      </w:pPr>
-    </w:p>
-    <w:p>
-      <w:pPr>
-        <w:pStyle w:val="Contenido"/>
-        <w:ind w:left="360"/>
-        <w:rPr>
-          <w:lang w:val="es-CO"/>
-        </w:rPr>
-      </w:pPr>
-      <w:r>
-        <w:rPr>
-          <w:b/>
-          <w:bCs/>
-          <w:lang w:val="es-CO"/>
-        </w:rPr>
-        <w:t>HU-05: Registro de ventas de cacao</w:t>
-      </w:r>
-      <w:r>
-        <w:rPr>
-          <w:lang w:val="es-CO"/>
-        </w:rPr>
-        <w:t xml:space="preserve"> </w:t>
-      </w:r>
-    </w:p>
-    <w:p>
-      <w:pPr>
-        <w:pStyle w:val="Contenido"/>
-        <w:ind w:left="360"/>
-        <w:rPr>
-          <w:lang w:val="es-CO"/>
-        </w:rPr>
-      </w:pPr>
-      <w:r>
-        <w:rPr>
-          <w:noProof/>
-          <w:lang w:val="es-CO"/>
-        </w:rPr>
-        <w:drawing>
-          <wp:inline distT="0" distB="0" distL="0" distR="0" wp14:anchorId="5E09C7AA" wp14:editId="500EB356">
-            <wp:extent cx="6076950" cy="3039745"/>
-            <wp:effectExtent l="0" t="0" r="0" b="0"/>
-            <wp:docPr id="18" name="Imagen 18"/>
-            <wp:cNvGraphicFramePr>
-              <a:graphicFrameLocks xmlns:a="http://schemas.openxmlformats.org/drawingml/2006/main" noChangeAspect="1"/>
-            </wp:cNvGraphicFramePr>
-            <a:graphic xmlns:a="http://schemas.openxmlformats.org/drawingml/2006/main">
-              <a:graphicData uri="http://schemas.openxmlformats.org/drawingml/2006/picture">
-                <pic:pic xmlns:pic="http://schemas.openxmlformats.org/drawingml/2006/picture">
-                  <pic:nvPicPr>
-                    <pic:cNvPr id="1" name=""/>
-                    <pic:cNvPicPr/>
-                  </pic:nvPicPr>
-                  <pic:blipFill>
-                    <a:blip r:embed="rId28"/>
-                    <a:stretch>
-                      <a:fillRect/>
-                    </a:stretch>
-                  </pic:blipFill>
-                  <pic:spPr>
-                    <a:xfrm>
-                      <a:off x="0" y="0"/>
-                      <a:ext cx="6076950" cy="3039745"/>
-                    </a:xfrm>
-                    <a:prstGeom prst="rect">
-                      <a:avLst/>
-                    </a:prstGeom>
-                  </pic:spPr>
-                </pic:pic>
-              </a:graphicData>
-            </a:graphic>
-          </wp:inline>
-        </w:drawing>
-      </w:r>
-    </w:p>
-    <w:p>
-      <w:pPr>
-        <w:pStyle w:val="Contenido"/>
-        <w:ind w:left="360"/>
-        <w:rPr>
-          <w:lang w:val="es-CO"/>
-        </w:rPr>
-      </w:pPr>
-      <w:r>
-        <w:rPr>
-          <w:noProof/>
-          <w:lang w:val="es-CO"/>
-        </w:rPr>
-        <w:lastRenderedPageBreak/>
-        <w:drawing>
-          <wp:inline distT="0" distB="0" distL="0" distR="0" wp14:anchorId="1394411F" wp14:editId="1A0C2A50">
-            <wp:extent cx="6172200" cy="2968625"/>
-            <wp:effectExtent l="0" t="0" r="0" b="0"/>
-            <wp:docPr id="19" name="Imagen 19"/>
             <wp:cNvGraphicFramePr>
               <a:graphicFrameLocks xmlns:a="http://schemas.openxmlformats.org/drawingml/2006/main" noChangeAspect="1"/>
             </wp:cNvGraphicFramePr>
@@ -9680,7 +9595,7 @@
                   <pic:spPr>
                     <a:xfrm>
                       <a:off x="0" y="0"/>
-                      <a:ext cx="6172200" cy="2968625"/>
+                      <a:ext cx="6076950" cy="3150870"/>
                     </a:xfrm>
                     <a:prstGeom prst="rect">
                       <a:avLst/>
@@ -9701,16 +9616,42 @@
           <w:lang w:val="es-CO"/>
         </w:rPr>
       </w:pPr>
+    </w:p>
+    <w:p>
+      <w:pPr>
+        <w:pStyle w:val="Contenido"/>
+        <w:ind w:left="360"/>
+        <w:rPr>
+          <w:lang w:val="es-CO"/>
+        </w:rPr>
+      </w:pPr>
+      <w:r>
+        <w:rPr>
+          <w:b/>
+          <w:bCs/>
+          <w:lang w:val="es-CO"/>
+        </w:rPr>
+        <w:t>HU-05: Registro de ventas de cacao</w:t>
+      </w:r>
+    </w:p>
+    <w:p>
+      <w:pPr>
+        <w:pStyle w:val="Contenido"/>
+        <w:ind w:left="360"/>
+        <w:rPr>
+          <w:lang w:val="es-CO"/>
+        </w:rPr>
+      </w:pPr>
       <w:r>
         <w:rPr>
           <w:noProof/>
-          <w:lang w:val="es-CO"/>
+          <w:lang w:eastAsia="es-ES"/>
         </w:rPr>
         <w:drawing>
-          <wp:inline distT="0" distB="0" distL="0" distR="0" wp14:anchorId="1FE47215" wp14:editId="3922AC34">
-            <wp:extent cx="6181725" cy="3174365"/>
+          <wp:inline distT="0" distB="0" distL="0" distR="0">
+            <wp:extent cx="6076950" cy="3039745"/>
             <wp:effectExtent l="0" t="0" r="0" b="0"/>
-            <wp:docPr id="20" name="Imagen 20"/>
+            <wp:docPr id="18" name="Imagen 18"/>
             <wp:cNvGraphicFramePr>
               <a:graphicFrameLocks xmlns:a="http://schemas.openxmlformats.org/drawingml/2006/main" noChangeAspect="1"/>
             </wp:cNvGraphicFramePr>
@@ -9730,7 +9671,7 @@
                   <pic:spPr>
                     <a:xfrm>
                       <a:off x="0" y="0"/>
-                      <a:ext cx="6181725" cy="3174365"/>
+                      <a:ext cx="6076950" cy="3039745"/>
                     </a:xfrm>
                     <a:prstGeom prst="rect">
                       <a:avLst/>
@@ -9754,14 +9695,14 @@
       <w:r>
         <w:rPr>
           <w:noProof/>
-          <w:lang w:val="es-CO"/>
+          <w:lang w:eastAsia="es-ES"/>
         </w:rPr>
         <w:lastRenderedPageBreak/>
         <w:drawing>
-          <wp:inline distT="0" distB="0" distL="0" distR="0" wp14:anchorId="385DB8D2" wp14:editId="7E882A20">
-            <wp:extent cx="3467584" cy="5572903"/>
-            <wp:effectExtent l="0" t="0" r="0" b="8890"/>
-            <wp:docPr id="21" name="Imagen 21"/>
+          <wp:inline distT="0" distB="0" distL="0" distR="0">
+            <wp:extent cx="6172200" cy="2968625"/>
+            <wp:effectExtent l="0" t="0" r="0" b="0"/>
+            <wp:docPr id="19" name="Imagen 19"/>
             <wp:cNvGraphicFramePr>
               <a:graphicFrameLocks xmlns:a="http://schemas.openxmlformats.org/drawingml/2006/main" noChangeAspect="1"/>
             </wp:cNvGraphicFramePr>
@@ -9781,7 +9722,7 @@
                   <pic:spPr>
                     <a:xfrm>
                       <a:off x="0" y="0"/>
-                      <a:ext cx="3467584" cy="5572903"/>
+                      <a:ext cx="6172200" cy="2968625"/>
                     </a:xfrm>
                     <a:prstGeom prst="rect">
                       <a:avLst/>
@@ -9802,52 +9743,16 @@
           <w:lang w:val="es-CO"/>
         </w:rPr>
       </w:pPr>
-    </w:p>
-    <w:p>
-      <w:pPr>
-        <w:pStyle w:val="Contenido"/>
-        <w:ind w:left="360"/>
-        <w:rPr>
-          <w:b/>
-          <w:bCs/>
-          <w:lang w:val="es-CO"/>
-        </w:rPr>
-      </w:pPr>
-      <w:r>
-        <w:rPr>
-          <w:b/>
-          <w:bCs/>
-          <w:lang w:val="es-CO"/>
-        </w:rPr>
-        <w:t xml:space="preserve">HU-6: </w:t>
-      </w:r>
-      <w:r>
-        <w:rPr>
-          <w:b/>
-          <w:bCs/>
-          <w:lang w:val="es-CO"/>
-        </w:rPr>
-        <w:t>Actualización automática del inventario</w:t>
-      </w:r>
-    </w:p>
-    <w:p>
-      <w:pPr>
-        <w:pStyle w:val="Contenido"/>
-        <w:ind w:left="360"/>
-        <w:rPr>
-          <w:lang w:val="es-CO"/>
-        </w:rPr>
-      </w:pPr>
       <w:r>
         <w:rPr>
           <w:noProof/>
-          <w:lang w:val="es-CO"/>
+          <w:lang w:eastAsia="es-ES"/>
         </w:rPr>
         <w:drawing>
-          <wp:inline distT="0" distB="0" distL="0" distR="0" wp14:anchorId="468279C7" wp14:editId="65CB7CA9">
-            <wp:extent cx="6134100" cy="2959735"/>
+          <wp:inline distT="0" distB="0" distL="0" distR="0">
+            <wp:extent cx="6181725" cy="3174365"/>
             <wp:effectExtent l="0" t="0" r="0" b="0"/>
-            <wp:docPr id="22" name="Imagen 22"/>
+            <wp:docPr id="20" name="Imagen 20"/>
             <wp:cNvGraphicFramePr>
               <a:graphicFrameLocks xmlns:a="http://schemas.openxmlformats.org/drawingml/2006/main" noChangeAspect="1"/>
             </wp:cNvGraphicFramePr>
@@ -9867,6 +9772,143 @@
                   <pic:spPr>
                     <a:xfrm>
                       <a:off x="0" y="0"/>
+                      <a:ext cx="6181725" cy="3174365"/>
+                    </a:xfrm>
+                    <a:prstGeom prst="rect">
+                      <a:avLst/>
+                    </a:prstGeom>
+                  </pic:spPr>
+                </pic:pic>
+              </a:graphicData>
+            </a:graphic>
+          </wp:inline>
+        </w:drawing>
+      </w:r>
+    </w:p>
+    <w:p>
+      <w:pPr>
+        <w:pStyle w:val="Contenido"/>
+        <w:ind w:left="360"/>
+        <w:rPr>
+          <w:lang w:val="es-CO"/>
+        </w:rPr>
+      </w:pPr>
+      <w:r>
+        <w:rPr>
+          <w:noProof/>
+          <w:lang w:eastAsia="es-ES"/>
+        </w:rPr>
+        <w:lastRenderedPageBreak/>
+        <w:drawing>
+          <wp:inline distT="0" distB="0" distL="0" distR="0">
+            <wp:extent cx="3467584" cy="5572903"/>
+            <wp:effectExtent l="0" t="0" r="0" b="8890"/>
+            <wp:docPr id="21" name="Imagen 21"/>
+            <wp:cNvGraphicFramePr>
+              <a:graphicFrameLocks xmlns:a="http://schemas.openxmlformats.org/drawingml/2006/main" noChangeAspect="1"/>
+            </wp:cNvGraphicFramePr>
+            <a:graphic xmlns:a="http://schemas.openxmlformats.org/drawingml/2006/main">
+              <a:graphicData uri="http://schemas.openxmlformats.org/drawingml/2006/picture">
+                <pic:pic xmlns:pic="http://schemas.openxmlformats.org/drawingml/2006/picture">
+                  <pic:nvPicPr>
+                    <pic:cNvPr id="1" name=""/>
+                    <pic:cNvPicPr/>
+                  </pic:nvPicPr>
+                  <pic:blipFill>
+                    <a:blip r:embed="rId33"/>
+                    <a:stretch>
+                      <a:fillRect/>
+                    </a:stretch>
+                  </pic:blipFill>
+                  <pic:spPr>
+                    <a:xfrm>
+                      <a:off x="0" y="0"/>
+                      <a:ext cx="3467584" cy="5572903"/>
+                    </a:xfrm>
+                    <a:prstGeom prst="rect">
+                      <a:avLst/>
+                    </a:prstGeom>
+                  </pic:spPr>
+                </pic:pic>
+              </a:graphicData>
+            </a:graphic>
+          </wp:inline>
+        </w:drawing>
+      </w:r>
+    </w:p>
+    <w:p>
+      <w:pPr>
+        <w:pStyle w:val="Contenido"/>
+        <w:ind w:left="360"/>
+        <w:rPr>
+          <w:lang w:val="es-CO"/>
+        </w:rPr>
+      </w:pPr>
+    </w:p>
+    <w:p>
+      <w:pPr>
+        <w:pStyle w:val="Contenido"/>
+        <w:ind w:left="360"/>
+        <w:rPr>
+          <w:b/>
+          <w:bCs/>
+          <w:lang w:val="es-CO"/>
+        </w:rPr>
+      </w:pPr>
+      <w:r>
+        <w:rPr>
+          <w:b/>
+          <w:bCs/>
+          <w:lang w:val="es-CO"/>
+        </w:rPr>
+        <w:t xml:space="preserve">HU-6: </w:t>
+      </w:r>
+      <w:r>
+        <w:rPr>
+          <w:b/>
+          <w:bCs/>
+          <w:lang w:val="es-CO"/>
+        </w:rPr>
+        <w:t>Actualización automática del inventario</w:t>
+      </w:r>
+    </w:p>
+    <w:p>
+      <w:pPr>
+        <w:pStyle w:val="Contenido"/>
+        <w:ind w:left="360"/>
+        <w:rPr>
+          <w:lang w:val="es-CO"/>
+        </w:rPr>
+      </w:pPr>
+      <w:r>
+        <w:rPr>
+          <w:noProof/>
+          <w:lang w:eastAsia="es-ES"/>
+        </w:rPr>
+        <w:drawing>
+          <wp:inline distT="0" distB="0" distL="0" distR="0">
+            <wp:extent cx="6134100" cy="2959735"/>
+            <wp:effectExtent l="0" t="0" r="0" b="0"/>
+            <wp:docPr id="22" name="Imagen 22"/>
+            <wp:cNvGraphicFramePr>
+              <a:graphicFrameLocks xmlns:a="http://schemas.openxmlformats.org/drawingml/2006/main" noChangeAspect="1"/>
+            </wp:cNvGraphicFramePr>
+            <a:graphic xmlns:a="http://schemas.openxmlformats.org/drawingml/2006/main">
+              <a:graphicData uri="http://schemas.openxmlformats.org/drawingml/2006/picture">
+                <pic:pic xmlns:pic="http://schemas.openxmlformats.org/drawingml/2006/picture">
+                  <pic:nvPicPr>
+                    <pic:cNvPr id="1" name=""/>
+                    <pic:cNvPicPr/>
+                  </pic:nvPicPr>
+                  <pic:blipFill>
+                    <a:blip r:embed="rId34"/>
+                    <a:stretch>
+                      <a:fillRect/>
+                    </a:stretch>
+                  </pic:blipFill>
+                  <pic:spPr>
+                    <a:xfrm>
+                      <a:off x="0" y="0"/>
                       <a:ext cx="6134100" cy="2959735"/>
                     </a:xfrm>
                     <a:prstGeom prst="rect">
@@ -9890,13 +9932,8 @@
         <w:pStyle w:val="Ttulo2"/>
       </w:pPr>
       <w:r>
-        <w:t xml:space="preserve">Sprint </w:t>
-      </w:r>
-      <w:proofErr w:type="spellStart"/>
-      <w:r>
-        <w:t>Review</w:t>
-      </w:r>
-      <w:proofErr w:type="spellEnd"/>
+        <w:t>Sprint Review</w:t>
+      </w:r>
     </w:p>
     <w:p>
       <w:pPr>
@@ -10023,39 +10060,7 @@
           <w:b w:val="0"/>
           <w:bCs/>
         </w:rPr>
-        <w:t xml:space="preserve">Algunas validaciones aún dependen demasiado del </w:t>
-      </w:r>
-      <w:proofErr w:type="spellStart"/>
-      <w:r>
-        <w:rPr>
-          <w:b w:val="0"/>
-          <w:bCs/>
-        </w:rPr>
-        <w:t>backend</w:t>
-      </w:r>
-      <w:proofErr w:type="spellEnd"/>
-      <w:r>
-        <w:rPr>
-          <w:b w:val="0"/>
-          <w:bCs/>
-        </w:rPr>
-        <w:t xml:space="preserve"> y podrían reforzarse en </w:t>
-      </w:r>
-      <w:proofErr w:type="spellStart"/>
-      <w:r>
-        <w:rPr>
-          <w:b w:val="0"/>
-          <w:bCs/>
-        </w:rPr>
-        <w:t>frontend</w:t>
-      </w:r>
-      <w:proofErr w:type="spellEnd"/>
-      <w:r>
-        <w:rPr>
-          <w:b w:val="0"/>
-          <w:bCs/>
-        </w:rPr>
-        <w:t>.</w:t>
+        <w:t>Algunas validaciones aún dependen demasiado del backend y podrían reforzarse en frontend.</w:t>
       </w:r>
     </w:p>
     <w:p>
@@ -10198,39 +10203,7 @@
           <w:b w:val="0"/>
           <w:bCs/>
         </w:rPr>
-        <w:t xml:space="preserve">Se incluyeron validaciones tanto en </w:t>
-      </w:r>
-      <w:proofErr w:type="spellStart"/>
-      <w:r>
-        <w:rPr>
-          <w:b w:val="0"/>
-          <w:bCs/>
-        </w:rPr>
-        <w:t>frontend</w:t>
-      </w:r>
-      <w:proofErr w:type="spellEnd"/>
-      <w:r>
-        <w:rPr>
-          <w:b w:val="0"/>
-          <w:bCs/>
-        </w:rPr>
-        <w:t xml:space="preserve"> (formularios) como en </w:t>
-      </w:r>
-      <w:proofErr w:type="spellStart"/>
-      <w:r>
-        <w:rPr>
-          <w:b w:val="0"/>
-          <w:bCs/>
-        </w:rPr>
-        <w:t>backend</w:t>
-      </w:r>
-      <w:proofErr w:type="spellEnd"/>
-      <w:r>
-        <w:rPr>
-          <w:b w:val="0"/>
-          <w:bCs/>
-        </w:rPr>
-        <w:t xml:space="preserve"> (PHP), mejorando la integridad de los datos.</w:t>
+        <w:t>Se incluyeron validaciones tanto en frontend (formularios) como en backend (PHP), mejorando la integridad de los datos.</w:t>
       </w:r>
     </w:p>
     <w:p>
@@ -10519,21 +10492,16 @@
       <w:pPr>
         <w:pStyle w:val="Ttulo2"/>
       </w:pPr>
-      <w:proofErr w:type="spellStart"/>
       <w:r>
         <w:lastRenderedPageBreak/>
-        <w:t>Product</w:t>
-      </w:r>
-      <w:proofErr w:type="spellEnd"/>
-      <w:r>
-        <w:t xml:space="preserve"> Backlog Actualizado</w:t>
+        <w:t>Product Backlog Actualizado</w:t>
       </w:r>
     </w:p>
     <w:tbl>
       <w:tblPr>
         <w:tblStyle w:val="Tablanormal51"/>
         <w:tblW w:w="15433" w:type="dxa"/>
-        <w:tblLook w:val="04A0" w:firstRow="1" w:lastRow="0" w:firstColumn="1" w:lastColumn="0" w:noHBand="0" w:noVBand="1"/>
+        <w:tblLook w:val="04A0"/>
       </w:tblPr>
       <w:tblGrid>
         <w:gridCol w:w="714"/>
@@ -10546,11 +10514,11 @@
       </w:tblGrid>
       <w:tr>
         <w:trPr>
-          <w:cnfStyle w:val="100000000000" w:firstRow="1" w:lastRow="0" w:firstColumn="0" w:lastColumn="0" w:oddVBand="0" w:evenVBand="0" w:oddHBand="0" w:evenHBand="0" w:firstRowFirstColumn="0" w:firstRowLastColumn="0" w:lastRowFirstColumn="0" w:lastRowLastColumn="0"/>
+          <w:cnfStyle w:val="100000000000"/>
         </w:trPr>
         <w:tc>
           <w:tcPr>
-            <w:cnfStyle w:val="001000000100" w:firstRow="0" w:lastRow="0" w:firstColumn="1" w:lastColumn="0" w:oddVBand="0" w:evenVBand="0" w:oddHBand="0" w:evenHBand="0" w:firstRowFirstColumn="1" w:firstRowLastColumn="0" w:lastRowFirstColumn="0" w:lastRowLastColumn="0"/>
+            <w:cnfStyle w:val="001000000100"/>
             <w:tcW w:w="606" w:type="dxa"/>
           </w:tcPr>
           <w:p>
@@ -10569,7 +10537,7 @@
           <w:p>
             <w:pPr>
               <w:pStyle w:val="Contenido"/>
-              <w:cnfStyle w:val="100000000000" w:firstRow="1" w:lastRow="0" w:firstColumn="0" w:lastColumn="0" w:oddVBand="0" w:evenVBand="0" w:oddHBand="0" w:evenHBand="0" w:firstRowFirstColumn="0" w:firstRowLastColumn="0" w:lastRowFirstColumn="0" w:lastRowLastColumn="0"/>
+              <w:cnfStyle w:val="100000000000"/>
             </w:pPr>
             <w:r>
               <w:t>Como un…</w:t>
@@ -10583,7 +10551,7 @@
           <w:p>
             <w:pPr>
               <w:pStyle w:val="Contenido"/>
-              <w:cnfStyle w:val="100000000000" w:firstRow="1" w:lastRow="0" w:firstColumn="0" w:lastColumn="0" w:oddVBand="0" w:evenVBand="0" w:oddHBand="0" w:evenHBand="0" w:firstRowFirstColumn="0" w:firstRowLastColumn="0" w:lastRowFirstColumn="0" w:lastRowLastColumn="0"/>
+              <w:cnfStyle w:val="100000000000"/>
             </w:pPr>
             <w:r>
               <w:t>Necesito…</w:t>
@@ -10597,7 +10565,7 @@
           <w:p>
             <w:pPr>
               <w:pStyle w:val="Contenido"/>
-              <w:cnfStyle w:val="100000000000" w:firstRow="1" w:lastRow="0" w:firstColumn="0" w:lastColumn="0" w:oddVBand="0" w:evenVBand="0" w:oddHBand="0" w:evenHBand="0" w:firstRowFirstColumn="0" w:firstRowLastColumn="0" w:lastRowFirstColumn="0" w:lastRowLastColumn="0"/>
+              <w:cnfStyle w:val="100000000000"/>
             </w:pPr>
             <w:r>
               <w:t>Para…</w:t>
@@ -10611,7 +10579,7 @@
           <w:p>
             <w:pPr>
               <w:pStyle w:val="Contenido"/>
-              <w:cnfStyle w:val="100000000000" w:firstRow="1" w:lastRow="0" w:firstColumn="0" w:lastColumn="0" w:oddVBand="0" w:evenVBand="0" w:oddHBand="0" w:evenHBand="0" w:firstRowFirstColumn="0" w:firstRowLastColumn="0" w:lastRowFirstColumn="0" w:lastRowLastColumn="0"/>
+              <w:cnfStyle w:val="100000000000"/>
             </w:pPr>
             <w:r>
               <w:t>Prioridad</w:t>
@@ -10625,7 +10593,7 @@
           <w:p>
             <w:pPr>
               <w:pStyle w:val="Contenido"/>
-              <w:cnfStyle w:val="100000000000" w:firstRow="1" w:lastRow="0" w:firstColumn="0" w:lastColumn="0" w:oddVBand="0" w:evenVBand="0" w:oddHBand="0" w:evenHBand="0" w:firstRowFirstColumn="0" w:firstRowLastColumn="0" w:lastRowFirstColumn="0" w:lastRowLastColumn="0"/>
+              <w:cnfStyle w:val="100000000000"/>
             </w:pPr>
             <w:r>
               <w:t>Sprint</w:t>
@@ -10639,7 +10607,7 @@
           <w:p>
             <w:pPr>
               <w:pStyle w:val="Contenido"/>
-              <w:cnfStyle w:val="100000000000" w:firstRow="1" w:lastRow="0" w:firstColumn="0" w:lastColumn="0" w:oddVBand="0" w:evenVBand="0" w:oddHBand="0" w:evenHBand="0" w:firstRowFirstColumn="0" w:firstRowLastColumn="0" w:lastRowFirstColumn="0" w:lastRowLastColumn="0"/>
+              <w:cnfStyle w:val="100000000000"/>
             </w:pPr>
             <w:r>
               <w:t>Estado</w:t>
@@ -10649,11 +10617,11 @@
       </w:tr>
       <w:tr>
         <w:trPr>
-          <w:cnfStyle w:val="000000100000" w:firstRow="0" w:lastRow="0" w:firstColumn="0" w:lastColumn="0" w:oddVBand="0" w:evenVBand="0" w:oddHBand="1" w:evenHBand="0" w:firstRowFirstColumn="0" w:firstRowLastColumn="0" w:lastRowFirstColumn="0" w:lastRowLastColumn="0"/>
+          <w:cnfStyle w:val="000000100000"/>
         </w:trPr>
         <w:tc>
           <w:tcPr>
-            <w:cnfStyle w:val="001000000000" w:firstRow="0" w:lastRow="0" w:firstColumn="1" w:lastColumn="0" w:oddVBand="0" w:evenVBand="0" w:oddHBand="0" w:evenHBand="0" w:firstRowFirstColumn="0" w:firstRowLastColumn="0" w:lastRowFirstColumn="0" w:lastRowLastColumn="0"/>
+            <w:cnfStyle w:val="001000000000"/>
             <w:tcW w:w="606" w:type="dxa"/>
           </w:tcPr>
           <w:p>
@@ -10672,7 +10640,7 @@
           <w:p>
             <w:pPr>
               <w:pStyle w:val="Contenido"/>
-              <w:cnfStyle w:val="000000100000" w:firstRow="0" w:lastRow="0" w:firstColumn="0" w:lastColumn="0" w:oddVBand="0" w:evenVBand="0" w:oddHBand="1" w:evenHBand="0" w:firstRowFirstColumn="0" w:firstRowLastColumn="0" w:lastRowFirstColumn="0" w:lastRowLastColumn="0"/>
+              <w:cnfStyle w:val="000000100000"/>
             </w:pPr>
             <w:r>
               <w:t>Administrador</w:t>
@@ -10686,7 +10654,7 @@
           <w:p>
             <w:pPr>
               <w:pStyle w:val="Contenido"/>
-              <w:cnfStyle w:val="000000100000" w:firstRow="0" w:lastRow="0" w:firstColumn="0" w:lastColumn="0" w:oddVBand="0" w:evenVBand="0" w:oddHBand="1" w:evenHBand="0" w:firstRowFirstColumn="0" w:firstRowLastColumn="0" w:lastRowFirstColumn="0" w:lastRowLastColumn="0"/>
+              <w:cnfStyle w:val="000000100000"/>
             </w:pPr>
             <w:r>
               <w:t>Gestionar usuarios y roles.</w:t>
@@ -10700,7 +10668,7 @@
           <w:p>
             <w:pPr>
               <w:pStyle w:val="Contenido"/>
-              <w:cnfStyle w:val="000000100000" w:firstRow="0" w:lastRow="0" w:firstColumn="0" w:lastColumn="0" w:oddVBand="0" w:evenVBand="0" w:oddHBand="1" w:evenHBand="0" w:firstRowFirstColumn="0" w:firstRowLastColumn="0" w:lastRowFirstColumn="0" w:lastRowLastColumn="0"/>
+              <w:cnfStyle w:val="000000100000"/>
             </w:pPr>
             <w:r>
               <w:t>Controlar el acceso y garantizar la seguridad del sistema.</w:t>
@@ -10714,7 +10682,7 @@
           <w:p>
             <w:pPr>
               <w:pStyle w:val="Contenido"/>
-              <w:cnfStyle w:val="000000100000" w:firstRow="0" w:lastRow="0" w:firstColumn="0" w:lastColumn="0" w:oddVBand="0" w:evenVBand="0" w:oddHBand="1" w:evenHBand="0" w:firstRowFirstColumn="0" w:firstRowLastColumn="0" w:lastRowFirstColumn="0" w:lastRowLastColumn="0"/>
+              <w:cnfStyle w:val="000000100000"/>
             </w:pPr>
             <w:r>
               <w:t>Alta.</w:t>
@@ -10728,7 +10696,7 @@
           <w:p>
             <w:pPr>
               <w:pStyle w:val="Contenido"/>
-              <w:cnfStyle w:val="000000100000" w:firstRow="0" w:lastRow="0" w:firstColumn="0" w:lastColumn="0" w:oddVBand="0" w:evenVBand="0" w:oddHBand="1" w:evenHBand="0" w:firstRowFirstColumn="0" w:firstRowLastColumn="0" w:lastRowFirstColumn="0" w:lastRowLastColumn="0"/>
+              <w:cnfStyle w:val="000000100000"/>
             </w:pPr>
             <w:r>
               <w:t>1</w:t>
@@ -10742,7 +10710,7 @@
           <w:p>
             <w:pPr>
               <w:pStyle w:val="Contenido"/>
-              <w:cnfStyle w:val="000000100000" w:firstRow="0" w:lastRow="0" w:firstColumn="0" w:lastColumn="0" w:oddVBand="0" w:evenVBand="0" w:oddHBand="1" w:evenHBand="0" w:firstRowFirstColumn="0" w:firstRowLastColumn="0" w:lastRowFirstColumn="0" w:lastRowLastColumn="0"/>
+              <w:cnfStyle w:val="000000100000"/>
             </w:pPr>
             <w:r>
               <w:t>Terminada</w:t>
@@ -10753,7 +10721,7 @@
       <w:tr>
         <w:tc>
           <w:tcPr>
-            <w:cnfStyle w:val="001000000000" w:firstRow="0" w:lastRow="0" w:firstColumn="1" w:lastColumn="0" w:oddVBand="0" w:evenVBand="0" w:oddHBand="0" w:evenHBand="0" w:firstRowFirstColumn="0" w:firstRowLastColumn="0" w:lastRowFirstColumn="0" w:lastRowLastColumn="0"/>
+            <w:cnfStyle w:val="001000000000"/>
             <w:tcW w:w="606" w:type="dxa"/>
           </w:tcPr>
           <w:p>
@@ -10772,7 +10740,7 @@
           <w:p>
             <w:pPr>
               <w:pStyle w:val="Contenido"/>
-              <w:cnfStyle w:val="000000000000" w:firstRow="0" w:lastRow="0" w:firstColumn="0" w:lastColumn="0" w:oddVBand="0" w:evenVBand="0" w:oddHBand="0" w:evenHBand="0" w:firstRowFirstColumn="0" w:firstRowLastColumn="0" w:lastRowFirstColumn="0" w:lastRowLastColumn="0"/>
+              <w:cnfStyle w:val="000000000000"/>
             </w:pPr>
             <w:r>
               <w:t>Administrador</w:t>
@@ -10786,7 +10754,7 @@
           <w:p>
             <w:pPr>
               <w:pStyle w:val="Contenido"/>
-              <w:cnfStyle w:val="000000000000" w:firstRow="0" w:lastRow="0" w:firstColumn="0" w:lastColumn="0" w:oddVBand="0" w:evenVBand="0" w:oddHBand="0" w:evenHBand="0" w:firstRowFirstColumn="0" w:firstRowLastColumn="0" w:lastRowFirstColumn="0" w:lastRowLastColumn="0"/>
+              <w:cnfStyle w:val="000000000000"/>
             </w:pPr>
             <w:r>
               <w:t>Registrar y gestionar proveedores.</w:t>
@@ -10800,7 +10768,7 @@
           <w:p>
             <w:pPr>
               <w:pStyle w:val="Contenido"/>
-              <w:cnfStyle w:val="000000000000" w:firstRow="0" w:lastRow="0" w:firstColumn="0" w:lastColumn="0" w:oddVBand="0" w:evenVBand="0" w:oddHBand="0" w:evenHBand="0" w:firstRowFirstColumn="0" w:firstRowLastColumn="0" w:lastRowFirstColumn="0" w:lastRowLastColumn="0"/>
+              <w:cnfStyle w:val="000000000000"/>
             </w:pPr>
             <w:r>
               <w:t>Administra correctamente las compras de cacao.</w:t>
@@ -10814,7 +10782,7 @@
           <w:p>
             <w:pPr>
               <w:pStyle w:val="Contenido"/>
-              <w:cnfStyle w:val="000000000000" w:firstRow="0" w:lastRow="0" w:firstColumn="0" w:lastColumn="0" w:oddVBand="0" w:evenVBand="0" w:oddHBand="0" w:evenHBand="0" w:firstRowFirstColumn="0" w:firstRowLastColumn="0" w:lastRowFirstColumn="0" w:lastRowLastColumn="0"/>
+              <w:cnfStyle w:val="000000000000"/>
             </w:pPr>
             <w:r>
               <w:t>Alta.</w:t>
@@ -10828,7 +10796,7 @@
           <w:p>
             <w:pPr>
               <w:pStyle w:val="Contenido"/>
-              <w:cnfStyle w:val="000000000000" w:firstRow="0" w:lastRow="0" w:firstColumn="0" w:lastColumn="0" w:oddVBand="0" w:evenVBand="0" w:oddHBand="0" w:evenHBand="0" w:firstRowFirstColumn="0" w:firstRowLastColumn="0" w:lastRowFirstColumn="0" w:lastRowLastColumn="0"/>
+              <w:cnfStyle w:val="000000000000"/>
             </w:pPr>
             <w:r>
               <w:t>1</w:t>
@@ -10842,7 +10810,7 @@
           <w:p>
             <w:pPr>
               <w:pStyle w:val="Contenido"/>
-              <w:cnfStyle w:val="000000000000" w:firstRow="0" w:lastRow="0" w:firstColumn="0" w:lastColumn="0" w:oddVBand="0" w:evenVBand="0" w:oddHBand="0" w:evenHBand="0" w:firstRowFirstColumn="0" w:firstRowLastColumn="0" w:lastRowFirstColumn="0" w:lastRowLastColumn="0"/>
+              <w:cnfStyle w:val="000000000000"/>
             </w:pPr>
             <w:r>
               <w:t>Terminada</w:t>
@@ -10852,11 +10820,11 @@
       </w:tr>
       <w:tr>
         <w:trPr>
-          <w:cnfStyle w:val="000000100000" w:firstRow="0" w:lastRow="0" w:firstColumn="0" w:lastColumn="0" w:oddVBand="0" w:evenVBand="0" w:oddHBand="1" w:evenHBand="0" w:firstRowFirstColumn="0" w:firstRowLastColumn="0" w:lastRowFirstColumn="0" w:lastRowLastColumn="0"/>
+          <w:cnfStyle w:val="000000100000"/>
         </w:trPr>
         <w:tc>
           <w:tcPr>
-            <w:cnfStyle w:val="001000000000" w:firstRow="0" w:lastRow="0" w:firstColumn="1" w:lastColumn="0" w:oddVBand="0" w:evenVBand="0" w:oddHBand="0" w:evenHBand="0" w:firstRowFirstColumn="0" w:firstRowLastColumn="0" w:lastRowFirstColumn="0" w:lastRowLastColumn="0"/>
+            <w:cnfStyle w:val="001000000000"/>
             <w:tcW w:w="606" w:type="dxa"/>
           </w:tcPr>
           <w:p>
@@ -10875,7 +10843,7 @@
           <w:p>
             <w:pPr>
               <w:pStyle w:val="Contenido"/>
-              <w:cnfStyle w:val="000000100000" w:firstRow="0" w:lastRow="0" w:firstColumn="0" w:lastColumn="0" w:oddVBand="0" w:evenVBand="0" w:oddHBand="1" w:evenHBand="0" w:firstRowFirstColumn="0" w:firstRowLastColumn="0" w:lastRowFirstColumn="0" w:lastRowLastColumn="0"/>
+              <w:cnfStyle w:val="000000100000"/>
             </w:pPr>
             <w:r>
               <w:t>administrador</w:t>
@@ -10889,7 +10857,7 @@
           <w:p>
             <w:pPr>
               <w:pStyle w:val="Contenido"/>
-              <w:cnfStyle w:val="000000100000" w:firstRow="0" w:lastRow="0" w:firstColumn="0" w:lastColumn="0" w:oddVBand="0" w:evenVBand="0" w:oddHBand="1" w:evenHBand="0" w:firstRowFirstColumn="0" w:firstRowLastColumn="0" w:lastRowFirstColumn="0" w:lastRowLastColumn="0"/>
+              <w:cnfStyle w:val="000000100000"/>
             </w:pPr>
             <w:r>
               <w:t>Registrar y gestionar clientes.</w:t>
@@ -10903,7 +10871,7 @@
           <w:p>
             <w:pPr>
               <w:pStyle w:val="Contenido"/>
-              <w:cnfStyle w:val="000000100000" w:firstRow="0" w:lastRow="0" w:firstColumn="0" w:lastColumn="0" w:oddVBand="0" w:evenVBand="0" w:oddHBand="1" w:evenHBand="0" w:firstRowFirstColumn="0" w:firstRowLastColumn="0" w:lastRowFirstColumn="0" w:lastRowLastColumn="0"/>
+              <w:cnfStyle w:val="000000100000"/>
             </w:pPr>
             <w:r>
               <w:t>Administra adecuadamente las ventas.</w:t>
@@ -10917,7 +10885,7 @@
           <w:p>
             <w:pPr>
               <w:pStyle w:val="Contenido"/>
-              <w:cnfStyle w:val="000000100000" w:firstRow="0" w:lastRow="0" w:firstColumn="0" w:lastColumn="0" w:oddVBand="0" w:evenVBand="0" w:oddHBand="1" w:evenHBand="0" w:firstRowFirstColumn="0" w:firstRowLastColumn="0" w:lastRowFirstColumn="0" w:lastRowLastColumn="0"/>
+              <w:cnfStyle w:val="000000100000"/>
             </w:pPr>
             <w:r>
               <w:t>Alta.</w:t>
@@ -10931,7 +10899,7 @@
           <w:p>
             <w:pPr>
               <w:pStyle w:val="Contenido"/>
-              <w:cnfStyle w:val="000000100000" w:firstRow="0" w:lastRow="0" w:firstColumn="0" w:lastColumn="0" w:oddVBand="0" w:evenVBand="0" w:oddHBand="1" w:evenHBand="0" w:firstRowFirstColumn="0" w:firstRowLastColumn="0" w:lastRowFirstColumn="0" w:lastRowLastColumn="0"/>
+              <w:cnfStyle w:val="000000100000"/>
             </w:pPr>
             <w:r>
               <w:t>1</w:t>
@@ -10945,7 +10913,7 @@
           <w:p>
             <w:pPr>
               <w:pStyle w:val="Contenido"/>
-              <w:cnfStyle w:val="000000100000" w:firstRow="0" w:lastRow="0" w:firstColumn="0" w:lastColumn="0" w:oddVBand="0" w:evenVBand="0" w:oddHBand="1" w:evenHBand="0" w:firstRowFirstColumn="0" w:firstRowLastColumn="0" w:lastRowFirstColumn="0" w:lastRowLastColumn="0"/>
+              <w:cnfStyle w:val="000000100000"/>
             </w:pPr>
             <w:r>
               <w:t>Terminada</w:t>
@@ -10956,7 +10924,7 @@
       <w:tr>
         <w:tc>
           <w:tcPr>
-            <w:cnfStyle w:val="001000000000" w:firstRow="0" w:lastRow="0" w:firstColumn="1" w:lastColumn="0" w:oddVBand="0" w:evenVBand="0" w:oddHBand="0" w:evenHBand="0" w:firstRowFirstColumn="0" w:firstRowLastColumn="0" w:lastRowFirstColumn="0" w:lastRowLastColumn="0"/>
+            <w:cnfStyle w:val="001000000000"/>
             <w:tcW w:w="606" w:type="dxa"/>
           </w:tcPr>
           <w:p>
@@ -10975,7 +10943,7 @@
           <w:p>
             <w:pPr>
               <w:pStyle w:val="Contenido"/>
-              <w:cnfStyle w:val="000000000000" w:firstRow="0" w:lastRow="0" w:firstColumn="0" w:lastColumn="0" w:oddVBand="0" w:evenVBand="0" w:oddHBand="0" w:evenHBand="0" w:firstRowFirstColumn="0" w:firstRowLastColumn="0" w:lastRowFirstColumn="0" w:lastRowLastColumn="0"/>
+              <w:cnfStyle w:val="000000000000"/>
             </w:pPr>
             <w:r>
               <w:t xml:space="preserve">Empleado </w:t>
@@ -10989,7 +10957,7 @@
           <w:p>
             <w:pPr>
               <w:pStyle w:val="Contenido"/>
-              <w:cnfStyle w:val="000000000000" w:firstRow="0" w:lastRow="0" w:firstColumn="0" w:lastColumn="0" w:oddVBand="0" w:evenVBand="0" w:oddHBand="0" w:evenHBand="0" w:firstRowFirstColumn="0" w:firstRowLastColumn="0" w:lastRowFirstColumn="0" w:lastRowLastColumn="0"/>
+              <w:cnfStyle w:val="000000000000"/>
             </w:pPr>
             <w:r>
               <w:t>Registrar compras de cacao.</w:t>
@@ -11003,7 +10971,7 @@
           <w:p>
             <w:pPr>
               <w:pStyle w:val="Contenido"/>
-              <w:cnfStyle w:val="000000000000" w:firstRow="0" w:lastRow="0" w:firstColumn="0" w:lastColumn="0" w:oddVBand="0" w:evenVBand="0" w:oddHBand="0" w:evenHBand="0" w:firstRowFirstColumn="0" w:firstRowLastColumn="0" w:lastRowFirstColumn="0" w:lastRowLastColumn="0"/>
+              <w:cnfStyle w:val="000000000000"/>
             </w:pPr>
             <w:r>
               <w:t>Mantener actualizado el inventario.</w:t>
@@ -11017,7 +10985,7 @@
           <w:p>
             <w:pPr>
               <w:pStyle w:val="Contenido"/>
-              <w:cnfStyle w:val="000000000000" w:firstRow="0" w:lastRow="0" w:firstColumn="0" w:lastColumn="0" w:oddVBand="0" w:evenVBand="0" w:oddHBand="0" w:evenHBand="0" w:firstRowFirstColumn="0" w:firstRowLastColumn="0" w:lastRowFirstColumn="0" w:lastRowLastColumn="0"/>
+              <w:cnfStyle w:val="000000000000"/>
             </w:pPr>
             <w:r>
               <w:t>Alta.</w:t>
@@ -11031,7 +10999,7 @@
           <w:p>
             <w:pPr>
               <w:pStyle w:val="Contenido"/>
-              <w:cnfStyle w:val="000000000000" w:firstRow="0" w:lastRow="0" w:firstColumn="0" w:lastColumn="0" w:oddVBand="0" w:evenVBand="0" w:oddHBand="0" w:evenHBand="0" w:firstRowFirstColumn="0" w:firstRowLastColumn="0" w:lastRowFirstColumn="0" w:lastRowLastColumn="0"/>
+              <w:cnfStyle w:val="000000000000"/>
             </w:pPr>
             <w:r>
               <w:t>2</w:t>
@@ -11045,7 +11013,7 @@
           <w:p>
             <w:pPr>
               <w:pStyle w:val="Contenido"/>
-              <w:cnfStyle w:val="000000000000" w:firstRow="0" w:lastRow="0" w:firstColumn="0" w:lastColumn="0" w:oddVBand="0" w:evenVBand="0" w:oddHBand="0" w:evenHBand="0" w:firstRowFirstColumn="0" w:firstRowLastColumn="0" w:lastRowFirstColumn="0" w:lastRowLastColumn="0"/>
+              <w:cnfStyle w:val="000000000000"/>
             </w:pPr>
             <w:r>
               <w:t>En desarrollo</w:t>
@@ -11055,11 +11023,11 @@
       </w:tr>
       <w:tr>
         <w:trPr>
-          <w:cnfStyle w:val="000000100000" w:firstRow="0" w:lastRow="0" w:firstColumn="0" w:lastColumn="0" w:oddVBand="0" w:evenVBand="0" w:oddHBand="1" w:evenHBand="0" w:firstRowFirstColumn="0" w:firstRowLastColumn="0" w:lastRowFirstColumn="0" w:lastRowLastColumn="0"/>
+          <w:cnfStyle w:val="000000100000"/>
         </w:trPr>
         <w:tc>
           <w:tcPr>
-            <w:cnfStyle w:val="001000000000" w:firstRow="0" w:lastRow="0" w:firstColumn="1" w:lastColumn="0" w:oddVBand="0" w:evenVBand="0" w:oddHBand="0" w:evenHBand="0" w:firstRowFirstColumn="0" w:firstRowLastColumn="0" w:lastRowFirstColumn="0" w:lastRowLastColumn="0"/>
+            <w:cnfStyle w:val="001000000000"/>
             <w:tcW w:w="606" w:type="dxa"/>
           </w:tcPr>
           <w:p>
@@ -11078,7 +11046,7 @@
           <w:p>
             <w:pPr>
               <w:pStyle w:val="Contenido"/>
-              <w:cnfStyle w:val="000000100000" w:firstRow="0" w:lastRow="0" w:firstColumn="0" w:lastColumn="0" w:oddVBand="0" w:evenVBand="0" w:oddHBand="1" w:evenHBand="0" w:firstRowFirstColumn="0" w:firstRowLastColumn="0" w:lastRowFirstColumn="0" w:lastRowLastColumn="0"/>
+              <w:cnfStyle w:val="000000100000"/>
             </w:pPr>
             <w:r>
               <w:t xml:space="preserve">Empleado </w:t>
@@ -11092,7 +11060,7 @@
           <w:p>
             <w:pPr>
               <w:pStyle w:val="Contenido"/>
-              <w:cnfStyle w:val="000000100000" w:firstRow="0" w:lastRow="0" w:firstColumn="0" w:lastColumn="0" w:oddVBand="0" w:evenVBand="0" w:oddHBand="1" w:evenHBand="0" w:firstRowFirstColumn="0" w:firstRowLastColumn="0" w:lastRowFirstColumn="0" w:lastRowLastColumn="0"/>
+              <w:cnfStyle w:val="000000100000"/>
             </w:pPr>
             <w:r>
               <w:t>Registrar ventas de cacao.</w:t>
@@ -11106,7 +11074,7 @@
           <w:p>
             <w:pPr>
               <w:pStyle w:val="Contenido"/>
-              <w:cnfStyle w:val="000000100000" w:firstRow="0" w:lastRow="0" w:firstColumn="0" w:lastColumn="0" w:oddVBand="0" w:evenVBand="0" w:oddHBand="1" w:evenHBand="0" w:firstRowFirstColumn="0" w:firstRowLastColumn="0" w:lastRowFirstColumn="0" w:lastRowLastColumn="0"/>
+              <w:cnfStyle w:val="000000100000"/>
             </w:pPr>
             <w:r>
               <w:t>Controlar ingresos y validar disponibilidad de stock</w:t>
@@ -11120,7 +11088,7 @@
           <w:p>
             <w:pPr>
               <w:pStyle w:val="Contenido"/>
-              <w:cnfStyle w:val="000000100000" w:firstRow="0" w:lastRow="0" w:firstColumn="0" w:lastColumn="0" w:oddVBand="0" w:evenVBand="0" w:oddHBand="1" w:evenHBand="0" w:firstRowFirstColumn="0" w:firstRowLastColumn="0" w:lastRowFirstColumn="0" w:lastRowLastColumn="0"/>
+              <w:cnfStyle w:val="000000100000"/>
             </w:pPr>
             <w:r>
               <w:t>Alta.</w:t>
@@ -11134,7 +11102,7 @@
           <w:p>
             <w:pPr>
               <w:pStyle w:val="Contenido"/>
-              <w:cnfStyle w:val="000000100000" w:firstRow="0" w:lastRow="0" w:firstColumn="0" w:lastColumn="0" w:oddVBand="0" w:evenVBand="0" w:oddHBand="1" w:evenHBand="0" w:firstRowFirstColumn="0" w:firstRowLastColumn="0" w:lastRowFirstColumn="0" w:lastRowLastColumn="0"/>
+              <w:cnfStyle w:val="000000100000"/>
             </w:pPr>
             <w:r>
               <w:t>2</w:t>
@@ -11148,7 +11116,7 @@
           <w:p>
             <w:pPr>
               <w:pStyle w:val="Contenido"/>
-              <w:cnfStyle w:val="000000100000" w:firstRow="0" w:lastRow="0" w:firstColumn="0" w:lastColumn="0" w:oddVBand="0" w:evenVBand="0" w:oddHBand="1" w:evenHBand="0" w:firstRowFirstColumn="0" w:firstRowLastColumn="0" w:lastRowFirstColumn="0" w:lastRowLastColumn="0"/>
+              <w:cnfStyle w:val="000000100000"/>
             </w:pPr>
             <w:r>
               <w:t>En desarrollo</w:t>
@@ -11159,7 +11127,7 @@
       <w:tr>
         <w:tc>
           <w:tcPr>
-            <w:cnfStyle w:val="001000000000" w:firstRow="0" w:lastRow="0" w:firstColumn="1" w:lastColumn="0" w:oddVBand="0" w:evenVBand="0" w:oddHBand="0" w:evenHBand="0" w:firstRowFirstColumn="0" w:firstRowLastColumn="0" w:lastRowFirstColumn="0" w:lastRowLastColumn="0"/>
+            <w:cnfStyle w:val="001000000000"/>
             <w:tcW w:w="606" w:type="dxa"/>
           </w:tcPr>
           <w:p>
@@ -11178,7 +11146,7 @@
           <w:p>
             <w:pPr>
               <w:pStyle w:val="Contenido"/>
-              <w:cnfStyle w:val="000000000000" w:firstRow="0" w:lastRow="0" w:firstColumn="0" w:lastColumn="0" w:oddVBand="0" w:evenVBand="0" w:oddHBand="0" w:evenHBand="0" w:firstRowFirstColumn="0" w:firstRowLastColumn="0" w:lastRowFirstColumn="0" w:lastRowLastColumn="0"/>
+              <w:cnfStyle w:val="000000000000"/>
             </w:pPr>
             <w:r>
               <w:t xml:space="preserve">Sistema </w:t>
@@ -11192,7 +11160,7 @@
           <w:p>
             <w:pPr>
               <w:pStyle w:val="Contenido"/>
-              <w:cnfStyle w:val="000000000000" w:firstRow="0" w:lastRow="0" w:firstColumn="0" w:lastColumn="0" w:oddVBand="0" w:evenVBand="0" w:oddHBand="0" w:evenHBand="0" w:firstRowFirstColumn="0" w:firstRowLastColumn="0" w:lastRowFirstColumn="0" w:lastRowLastColumn="0"/>
+              <w:cnfStyle w:val="000000000000"/>
             </w:pPr>
             <w:r>
               <w:t>Actualizar automáticamente el inventario.</w:t>
@@ -11206,7 +11174,7 @@
           <w:p>
             <w:pPr>
               <w:pStyle w:val="Contenido"/>
-              <w:cnfStyle w:val="000000000000" w:firstRow="0" w:lastRow="0" w:firstColumn="0" w:lastColumn="0" w:oddVBand="0" w:evenVBand="0" w:oddHBand="0" w:evenHBand="0" w:firstRowFirstColumn="0" w:firstRowLastColumn="0" w:lastRowFirstColumn="0" w:lastRowLastColumn="0"/>
+              <w:cnfStyle w:val="000000000000"/>
             </w:pPr>
             <w:r>
               <w:t>Mantener la consistencia y trazabilidad del stock</w:t>
@@ -11220,7 +11188,7 @@
           <w:p>
             <w:pPr>
               <w:pStyle w:val="Contenido"/>
-              <w:cnfStyle w:val="000000000000" w:firstRow="0" w:lastRow="0" w:firstColumn="0" w:lastColumn="0" w:oddVBand="0" w:evenVBand="0" w:oddHBand="0" w:evenHBand="0" w:firstRowFirstColumn="0" w:firstRowLastColumn="0" w:lastRowFirstColumn="0" w:lastRowLastColumn="0"/>
+              <w:cnfStyle w:val="000000000000"/>
             </w:pPr>
             <w:r>
               <w:t>Alta.</w:t>
@@ -11234,7 +11202,7 @@
           <w:p>
             <w:pPr>
               <w:pStyle w:val="Contenido"/>
-              <w:cnfStyle w:val="000000000000" w:firstRow="0" w:lastRow="0" w:firstColumn="0" w:lastColumn="0" w:oddVBand="0" w:evenVBand="0" w:oddHBand="0" w:evenHBand="0" w:firstRowFirstColumn="0" w:firstRowLastColumn="0" w:lastRowFirstColumn="0" w:lastRowLastColumn="0"/>
+              <w:cnfStyle w:val="000000000000"/>
             </w:pPr>
             <w:r>
               <w:t>2</w:t>
@@ -11248,7 +11216,7 @@
           <w:p>
             <w:pPr>
               <w:pStyle w:val="Contenido"/>
-              <w:cnfStyle w:val="000000000000" w:firstRow="0" w:lastRow="0" w:firstColumn="0" w:lastColumn="0" w:oddVBand="0" w:evenVBand="0" w:oddHBand="0" w:evenHBand="0" w:firstRowFirstColumn="0" w:firstRowLastColumn="0" w:lastRowFirstColumn="0" w:lastRowLastColumn="0"/>
+              <w:cnfStyle w:val="000000000000"/>
             </w:pPr>
             <w:r>
               <w:t>En desarrollo</w:t>
@@ -11258,11 +11226,11 @@
       </w:tr>
       <w:tr>
         <w:trPr>
-          <w:cnfStyle w:val="000000100000" w:firstRow="0" w:lastRow="0" w:firstColumn="0" w:lastColumn="0" w:oddVBand="0" w:evenVBand="0" w:oddHBand="1" w:evenHBand="0" w:firstRowFirstColumn="0" w:firstRowLastColumn="0" w:lastRowFirstColumn="0" w:lastRowLastColumn="0"/>
+          <w:cnfStyle w:val="000000100000"/>
         </w:trPr>
         <w:tc>
           <w:tcPr>
-            <w:cnfStyle w:val="001000000000" w:firstRow="0" w:lastRow="0" w:firstColumn="1" w:lastColumn="0" w:oddVBand="0" w:evenVBand="0" w:oddHBand="0" w:evenHBand="0" w:firstRowFirstColumn="0" w:firstRowLastColumn="0" w:lastRowFirstColumn="0" w:lastRowLastColumn="0"/>
+            <w:cnfStyle w:val="001000000000"/>
             <w:tcW w:w="606" w:type="dxa"/>
           </w:tcPr>
           <w:p>
@@ -11281,7 +11249,7 @@
           <w:p>
             <w:pPr>
               <w:pStyle w:val="Contenido"/>
-              <w:cnfStyle w:val="000000100000" w:firstRow="0" w:lastRow="0" w:firstColumn="0" w:lastColumn="0" w:oddVBand="0" w:evenVBand="0" w:oddHBand="1" w:evenHBand="0" w:firstRowFirstColumn="0" w:firstRowLastColumn="0" w:lastRowFirstColumn="0" w:lastRowLastColumn="0"/>
+              <w:cnfStyle w:val="000000100000"/>
             </w:pPr>
             <w:r>
               <w:t>Gerente</w:t>
@@ -11295,7 +11263,7 @@
           <w:p>
             <w:pPr>
               <w:pStyle w:val="Contenido"/>
-              <w:cnfStyle w:val="000000100000" w:firstRow="0" w:lastRow="0" w:firstColumn="0" w:lastColumn="0" w:oddVBand="0" w:evenVBand="0" w:oddHBand="1" w:evenHBand="0" w:firstRowFirstColumn="0" w:firstRowLastColumn="0" w:lastRowFirstColumn="0" w:lastRowLastColumn="0"/>
+              <w:cnfStyle w:val="000000100000"/>
             </w:pPr>
             <w:r>
               <w:t>Visualizar reportes del sistema</w:t>
@@ -11309,7 +11277,7 @@
           <w:p>
             <w:pPr>
               <w:pStyle w:val="Contenido"/>
-              <w:cnfStyle w:val="000000100000" w:firstRow="0" w:lastRow="0" w:firstColumn="0" w:lastColumn="0" w:oddVBand="0" w:evenVBand="0" w:oddHBand="1" w:evenHBand="0" w:firstRowFirstColumn="0" w:firstRowLastColumn="0" w:lastRowFirstColumn="0" w:lastRowLastColumn="0"/>
+              <w:cnfStyle w:val="000000100000"/>
             </w:pPr>
             <w:r>
               <w:t>Analizar información para la toma de decisiones</w:t>
@@ -11323,7 +11291,7 @@
           <w:p>
             <w:pPr>
               <w:pStyle w:val="Contenido"/>
-              <w:cnfStyle w:val="000000100000" w:firstRow="0" w:lastRow="0" w:firstColumn="0" w:lastColumn="0" w:oddVBand="0" w:evenVBand="0" w:oddHBand="1" w:evenHBand="0" w:firstRowFirstColumn="0" w:firstRowLastColumn="0" w:lastRowFirstColumn="0" w:lastRowLastColumn="0"/>
+              <w:cnfStyle w:val="000000100000"/>
             </w:pPr>
             <w:r>
               <w:t>Alta.</w:t>
@@ -11337,7 +11305,7 @@
           <w:p>
             <w:pPr>
               <w:pStyle w:val="Contenido"/>
-              <w:cnfStyle w:val="000000100000" w:firstRow="0" w:lastRow="0" w:firstColumn="0" w:lastColumn="0" w:oddVBand="0" w:evenVBand="0" w:oddHBand="1" w:evenHBand="0" w:firstRowFirstColumn="0" w:firstRowLastColumn="0" w:lastRowFirstColumn="0" w:lastRowLastColumn="0"/>
+              <w:cnfStyle w:val="000000100000"/>
             </w:pPr>
             <w:r>
               <w:t>3</w:t>
@@ -11351,7 +11319,7 @@
           <w:p>
             <w:pPr>
               <w:pStyle w:val="Contenido"/>
-              <w:cnfStyle w:val="000000100000" w:firstRow="0" w:lastRow="0" w:firstColumn="0" w:lastColumn="0" w:oddVBand="0" w:evenVBand="0" w:oddHBand="1" w:evenHBand="0" w:firstRowFirstColumn="0" w:firstRowLastColumn="0" w:lastRowFirstColumn="0" w:lastRowLastColumn="0"/>
+              <w:cnfStyle w:val="000000100000"/>
             </w:pPr>
             <w:r>
               <w:t>Para Ser Iniciada</w:t>
@@ -11388,9 +11356,10 @@
       <w:r>
         <w:rPr>
           <w:noProof/>
+          <w:lang w:eastAsia="es-ES"/>
         </w:rPr>
         <w:drawing>
-          <wp:inline distT="0" distB="0" distL="0" distR="0" wp14:anchorId="7BA559EE" wp14:editId="1177F314">
+          <wp:inline distT="0" distB="0" distL="0" distR="0">
             <wp:extent cx="5614035" cy="1510030"/>
             <wp:effectExtent l="0" t="0" r="5715" b="0"/>
             <wp:docPr id="23" name="Imagen 23"/>
@@ -11407,10 +11376,10 @@
                     </pic:cNvPicPr>
                   </pic:nvPicPr>
                   <pic:blipFill>
-                    <a:blip r:embed="rId33">
+                    <a:blip r:embed="rId35">
                       <a:extLst>
                         <a:ext uri="{28A0092B-C50C-407E-A947-70E740481C1C}">
-                          <a14:useLocalDpi xmlns:a14="http://schemas.microsoft.com/office/drawing/2010/main" val="0"/>
+                          <a14:useLocalDpi xmlns:a14="http://schemas.microsoft.com/office/drawing/2010/main" xmlns:wps="http://schemas.microsoft.com/office/word/2010/wordprocessingShape" xmlns:wpi="http://schemas.microsoft.com/office/word/2010/wordprocessingInk" xmlns:wpg="http://schemas.microsoft.com/office/word/2010/wordprocessingGroup" xmlns:w16se="http://schemas.microsoft.com/office/word/2015/wordml/symex" xmlns:w16sdtdh="http://schemas.microsoft.com/office/word/2020/wordml/sdtdatahash" xmlns:w16="http://schemas.microsoft.com/office/word/2018/wordml" xmlns:w16cid="http://schemas.microsoft.com/office/word/2016/wordml/cid" xmlns:w16cex="http://schemas.microsoft.com/office/word/2018/wordml/cex" xmlns:w15="http://schemas.microsoft.com/office/word/2012/wordml" xmlns:w14="http://schemas.microsoft.com/office/word/2010/wordml" xmlns:w="http://schemas.openxmlformats.org/wordprocessingml/2006/main" xmlns:w10="urn:schemas-microsoft-com:office:word" xmlns:wp14="http://schemas.microsoft.com/office/word/2010/wordprocessingDrawing" xmlns:v="urn:schemas-microsoft-com:vml" xmlns:o="urn:schemas-microsoft-com:office:office" xmlns:am3d="http://schemas.microsoft.com/office/drawing/2017/model3d" xmlns:aink="http://schemas.microsoft.com/office/drawing/2016/ink" xmlns:mc="http://schemas.openxmlformats.org/markup-compatibility/2006" xmlns:cx8="http://schemas.microsoft.com/office/drawing/2016/5/14/chartex" xmlns:cx7="http://schemas.microsoft.com/office/drawing/2016/5/13/chartex" xmlns:cx6="http://schemas.microsoft.com/office/drawing/2016/5/12/chartex" xmlns:cx5="http://schemas.microsoft.com/office/drawing/2016/5/11/chartex" xmlns:cx4="http://schemas.microsoft.com/office/drawing/2016/5/10/chartex" xmlns:cx3="http://schemas.microsoft.com/office/drawing/2016/5/9/chartex" xmlns:cx2="http://schemas.microsoft.com/office/drawing/2015/10/21/chartex" xmlns:cx1="http://schemas.microsoft.com/office/drawing/2015/9/8/chartex" xmlns:cx="http://schemas.microsoft.com/office/drawing/2014/chartex" xmlns:wpc="http://schemas.microsoft.com/office/word/2010/wordprocessingCanvas" xmlns="" val="0"/>
                         </a:ext>
                       </a:extLst>
                     </a:blip>
@@ -11451,8 +11420,8 @@
 </file>
 
 <file path=word/endnotes.xml><?xml version="1.0" encoding="utf-8"?>
-<w:endnotes xmlns:wpc="http://schemas.microsoft.com/office/word/2010/wordprocessingCanvas" xmlns:cx="http://schemas.microsoft.com/office/drawing/2014/chartex" xmlns:cx1="http://schemas.microsoft.com/office/drawing/2015/9/8/chartex" xmlns:cx2="http://schemas.microsoft.com/office/drawing/2015/10/21/chartex" xmlns:cx3="http://schemas.microsoft.com/office/drawing/2016/5/9/chartex" xmlns:cx4="http://schemas.microsoft.com/office/drawing/2016/5/10/chartex" xmlns:cx5="http://schemas.microsoft.com/office/drawing/2016/5/11/chartex" xmlns:cx6="http://schemas.microsoft.com/office/drawing/2016/5/12/chartex" xmlns:cx7="http://schemas.microsoft.com/office/drawing/2016/5/13/chartex" xmlns:cx8="http://schemas.microsoft.com/office/drawing/2016/5/14/chartex" xmlns:mc="http://schemas.openxmlformats.org/markup-compatibility/2006" xmlns:aink="http://schemas.microsoft.com/office/drawing/2016/ink" xmlns:am3d="http://schemas.microsoft.com/office/drawing/2017/model3d" xmlns:o="urn:schemas-microsoft-com:office:office" xmlns:r="http://schemas.openxmlformats.org/officeDocument/2006/relationships" xmlns:m="http://schemas.openxmlformats.org/officeDocument/2006/math" xmlns:v="urn:schemas-microsoft-com:vml" xmlns:wp14="http://schemas.microsoft.com/office/word/2010/wordprocessingDrawing" xmlns:wp="http://schemas.openxmlformats.org/drawingml/2006/wordprocessingDrawing" xmlns:w10="urn:schemas-microsoft-com:office:word" xmlns:w="http://schemas.openxmlformats.org/wordprocessingml/2006/main" xmlns:w14="http://schemas.microsoft.com/office/word/2010/wordml" xmlns:w15="http://schemas.microsoft.com/office/word/2012/wordml" xmlns:w16cex="http://schemas.microsoft.com/office/word/2018/wordml/cex" xmlns:w16cid="http://schemas.microsoft.com/office/word/2016/wordml/cid" xmlns:w16="http://schemas.microsoft.com/office/word/2018/wordml" xmlns:w16sdtdh="http://schemas.microsoft.com/office/word/2020/wordml/sdtdatahash" xmlns:w16se="http://schemas.microsoft.com/office/word/2015/wordml/symex" xmlns:wpg="http://schemas.microsoft.com/office/word/2010/wordprocessingGroup" xmlns:wpi="http://schemas.microsoft.com/office/word/2010/wordprocessingInk" xmlns:wne="http://schemas.microsoft.com/office/word/2006/wordml" xmlns:wps="http://schemas.microsoft.com/office/word/2010/wordprocessingShape" mc:Ignorable="w14 w15 w16se w16cid w16 w16cex w16sdtdh wp14">
-  <w:endnote w:type="separator" w:id="-1">
+<w:endnotes xmlns:ve="http://schemas.openxmlformats.org/markup-compatibility/2006" xmlns:o="urn:schemas-microsoft-com:office:office" xmlns:r="http://schemas.openxmlformats.org/officeDocument/2006/relationships" xmlns:m="http://schemas.openxmlformats.org/officeDocument/2006/math" xmlns:v="urn:schemas-microsoft-com:vml" xmlns:wp="http://schemas.openxmlformats.org/drawingml/2006/wordprocessingDrawing" xmlns:w10="urn:schemas-microsoft-com:office:word" xmlns:w="http://schemas.openxmlformats.org/wordprocessingml/2006/main" xmlns:wne="http://schemas.microsoft.com/office/word/2006/wordml">
+  <w:endnote w:type="separator" w:id="0">
     <w:p>
       <w:r>
         <w:separator/>
@@ -11460,7 +11429,7 @@
     </w:p>
     <w:p/>
   </w:endnote>
-  <w:endnote w:type="continuationSeparator" w:id="0">
+  <w:endnote w:type="continuationSeparator" w:id="1">
     <w:p>
       <w:r>
         <w:continuationSeparator/>
@@ -11472,7 +11441,7 @@
 </file>
 
 <file path=word/footer1.xml><?xml version="1.0" encoding="utf-8"?>
-<w:ftr xmlns:wpc="http://schemas.microsoft.com/office/word/2010/wordprocessingCanvas" xmlns:cx="http://schemas.microsoft.com/office/drawing/2014/chartex" xmlns:cx1="http://schemas.microsoft.com/office/drawing/2015/9/8/chartex" xmlns:cx2="http://schemas.microsoft.com/office/drawing/2015/10/21/chartex" xmlns:cx3="http://schemas.microsoft.com/office/drawing/2016/5/9/chartex" xmlns:cx4="http://schemas.microsoft.com/office/drawing/2016/5/10/chartex" xmlns:cx5="http://schemas.microsoft.com/office/drawing/2016/5/11/chartex" xmlns:cx6="http://schemas.microsoft.com/office/drawing/2016/5/12/chartex" xmlns:cx7="http://schemas.microsoft.com/office/drawing/2016/5/13/chartex" xmlns:cx8="http://schemas.microsoft.com/office/drawing/2016/5/14/chartex" xmlns:mc="http://schemas.openxmlformats.org/markup-compatibility/2006" xmlns:aink="http://schemas.microsoft.com/office/drawing/2016/ink" xmlns:am3d="http://schemas.microsoft.com/office/drawing/2017/model3d" xmlns:o="urn:schemas-microsoft-com:office:office" xmlns:r="http://schemas.openxmlformats.org/officeDocument/2006/relationships" xmlns:m="http://schemas.openxmlformats.org/officeDocument/2006/math" xmlns:v="urn:schemas-microsoft-com:vml" xmlns:wp14="http://schemas.microsoft.com/office/word/2010/wordprocessingDrawing" xmlns:wp="http://schemas.openxmlformats.org/drawingml/2006/wordprocessingDrawing" xmlns:w10="urn:schemas-microsoft-com:office:word" xmlns:w="http://schemas.openxmlformats.org/wordprocessingml/2006/main" xmlns:w14="http://schemas.microsoft.com/office/word/2010/wordml" xmlns:w15="http://schemas.microsoft.com/office/word/2012/wordml" xmlns:w16cex="http://schemas.microsoft.com/office/word/2018/wordml/cex" xmlns:w16cid="http://schemas.microsoft.com/office/word/2016/wordml/cid" xmlns:w16="http://schemas.microsoft.com/office/word/2018/wordml" xmlns:w16sdtdh="http://schemas.microsoft.com/office/word/2020/wordml/sdtdatahash" xmlns:w16se="http://schemas.microsoft.com/office/word/2015/wordml/symex" xmlns:wpg="http://schemas.microsoft.com/office/word/2010/wordprocessingGroup" xmlns:wpi="http://schemas.microsoft.com/office/word/2010/wordprocessingInk" xmlns:wne="http://schemas.microsoft.com/office/word/2006/wordml" xmlns:wps="http://schemas.microsoft.com/office/word/2010/wordprocessingShape" mc:Ignorable="w14 w15 w16se w16cid w16 w16cex w16sdtdh wp14">
+<w:ftr xmlns:ve="http://schemas.openxmlformats.org/markup-compatibility/2006" xmlns:o="urn:schemas-microsoft-com:office:office" xmlns:r="http://schemas.openxmlformats.org/officeDocument/2006/relationships" xmlns:m="http://schemas.openxmlformats.org/officeDocument/2006/math" xmlns:v="urn:schemas-microsoft-com:vml" xmlns:wp="http://schemas.openxmlformats.org/drawingml/2006/wordprocessingDrawing" xmlns:w10="urn:schemas-microsoft-com:office:word" xmlns:w="http://schemas.openxmlformats.org/wordprocessingml/2006/main" xmlns:wne="http://schemas.microsoft.com/office/word/2006/wordml">
   <w:sdt>
     <w:sdtPr>
       <w:rPr>
@@ -11484,7 +11453,6 @@
         <w:docPartUnique/>
       </w:docPartObj>
     </w:sdtPr>
-    <w:sdtEndPr/>
     <w:sdtContent>
       <w:p>
         <w:pPr>
@@ -11544,7 +11512,7 @@
 </file>
 
 <file path=word/footer2.xml><?xml version="1.0" encoding="utf-8"?>
-<w:ftr xmlns:wpc="http://schemas.microsoft.com/office/word/2010/wordprocessingCanvas" xmlns:cx="http://schemas.microsoft.com/office/drawing/2014/chartex" xmlns:cx1="http://schemas.microsoft.com/office/drawing/2015/9/8/chartex" xmlns:cx2="http://schemas.microsoft.com/office/drawing/2015/10/21/chartex" xmlns:cx3="http://schemas.microsoft.com/office/drawing/2016/5/9/chartex" xmlns:cx4="http://schemas.microsoft.com/office/drawing/2016/5/10/chartex" xmlns:cx5="http://schemas.microsoft.com/office/drawing/2016/5/11/chartex" xmlns:cx6="http://schemas.microsoft.com/office/drawing/2016/5/12/chartex" xmlns:cx7="http://schemas.microsoft.com/office/drawing/2016/5/13/chartex" xmlns:cx8="http://schemas.microsoft.com/office/drawing/2016/5/14/chartex" xmlns:mc="http://schemas.openxmlformats.org/markup-compatibility/2006" xmlns:aink="http://schemas.microsoft.com/office/drawing/2016/ink" xmlns:am3d="http://schemas.microsoft.com/office/drawing/2017/model3d" xmlns:o="urn:schemas-microsoft-com:office:office" xmlns:r="http://schemas.openxmlformats.org/officeDocument/2006/relationships" xmlns:m="http://schemas.openxmlformats.org/officeDocument/2006/math" xmlns:v="urn:schemas-microsoft-com:vml" xmlns:wp14="http://schemas.microsoft.com/office/word/2010/wordprocessingDrawing" xmlns:wp="http://schemas.openxmlformats.org/drawingml/2006/wordprocessingDrawing" xmlns:w10="urn:schemas-microsoft-com:office:word" xmlns:w="http://schemas.openxmlformats.org/wordprocessingml/2006/main" xmlns:w14="http://schemas.microsoft.com/office/word/2010/wordml" xmlns:w15="http://schemas.microsoft.com/office/word/2012/wordml" xmlns:w16cex="http://schemas.microsoft.com/office/word/2018/wordml/cex" xmlns:w16cid="http://schemas.microsoft.com/office/word/2016/wordml/cid" xmlns:w16="http://schemas.microsoft.com/office/word/2018/wordml" xmlns:w16sdtdh="http://schemas.microsoft.com/office/word/2020/wordml/sdtdatahash" xmlns:w16se="http://schemas.microsoft.com/office/word/2015/wordml/symex" xmlns:wpg="http://schemas.microsoft.com/office/word/2010/wordprocessingGroup" xmlns:wpi="http://schemas.microsoft.com/office/word/2010/wordprocessingInk" xmlns:wne="http://schemas.microsoft.com/office/word/2006/wordml" xmlns:wps="http://schemas.microsoft.com/office/word/2010/wordprocessingShape" mc:Ignorable="w14 w15 w16se w16cid w16 w16cex w16sdtdh wp14">
+<w:ftr xmlns:ve="http://schemas.openxmlformats.org/markup-compatibility/2006" xmlns:o="urn:schemas-microsoft-com:office:office" xmlns:r="http://schemas.openxmlformats.org/officeDocument/2006/relationships" xmlns:m="http://schemas.openxmlformats.org/officeDocument/2006/math" xmlns:v="urn:schemas-microsoft-com:vml" xmlns:wp="http://schemas.openxmlformats.org/drawingml/2006/wordprocessingDrawing" xmlns:w10="urn:schemas-microsoft-com:office:word" xmlns:w="http://schemas.openxmlformats.org/wordprocessingml/2006/main" xmlns:wne="http://schemas.microsoft.com/office/word/2006/wordml">
   <w:sdt>
     <w:sdtPr>
       <w:rPr>
@@ -11556,7 +11524,6 @@
         <w:docPartUnique/>
       </w:docPartObj>
     </w:sdtPr>
-    <w:sdtEndPr/>
     <w:sdtContent>
       <w:p>
         <w:pPr>
@@ -11616,8 +11583,8 @@
 </file>
 
 <file path=word/footnotes.xml><?xml version="1.0" encoding="utf-8"?>
-<w:footnotes xmlns:wpc="http://schemas.microsoft.com/office/word/2010/wordprocessingCanvas" xmlns:cx="http://schemas.microsoft.com/office/drawing/2014/chartex" xmlns:cx1="http://schemas.microsoft.com/office/drawing/2015/9/8/chartex" xmlns:cx2="http://schemas.microsoft.com/office/drawing/2015/10/21/chartex" xmlns:cx3="http://schemas.microsoft.com/office/drawing/2016/5/9/chartex" xmlns:cx4="http://schemas.microsoft.com/office/drawing/2016/5/10/chartex" xmlns:cx5="http://schemas.microsoft.com/office/drawing/2016/5/11/chartex" xmlns:cx6="http://schemas.microsoft.com/office/drawing/2016/5/12/chartex" xmlns:cx7="http://schemas.microsoft.com/office/drawing/2016/5/13/chartex" xmlns:cx8="http://schemas.microsoft.com/office/drawing/2016/5/14/chartex" xmlns:mc="http://schemas.openxmlformats.org/markup-compatibility/2006" xmlns:aink="http://schemas.microsoft.com/office/drawing/2016/ink" xmlns:am3d="http://schemas.microsoft.com/office/drawing/2017/model3d" xmlns:o="urn:schemas-microsoft-com:office:office" xmlns:r="http://schemas.openxmlformats.org/officeDocument/2006/relationships" xmlns:m="http://schemas.openxmlformats.org/officeDocument/2006/math" xmlns:v="urn:schemas-microsoft-com:vml" xmlns:wp14="http://schemas.microsoft.com/office/word/2010/wordprocessingDrawing" xmlns:wp="http://schemas.openxmlformats.org/drawingml/2006/wordprocessingDrawing" xmlns:w10="urn:schemas-microsoft-com:office:word" xmlns:w="http://schemas.openxmlformats.org/wordprocessingml/2006/main" xmlns:w14="http://schemas.microsoft.com/office/word/2010/wordml" xmlns:w15="http://schemas.microsoft.com/office/word/2012/wordml" xmlns:w16cex="http://schemas.microsoft.com/office/word/2018/wordml/cex" xmlns:w16cid="http://schemas.microsoft.com/office/word/2016/wordml/cid" xmlns:w16="http://schemas.microsoft.com/office/word/2018/wordml" xmlns:w16sdtdh="http://schemas.microsoft.com/office/word/2020/wordml/sdtdatahash" xmlns:w16se="http://schemas.microsoft.com/office/word/2015/wordml/symex" xmlns:wpg="http://schemas.microsoft.com/office/word/2010/wordprocessingGroup" xmlns:wpi="http://schemas.microsoft.com/office/word/2010/wordprocessingInk" xmlns:wne="http://schemas.microsoft.com/office/word/2006/wordml" xmlns:wps="http://schemas.microsoft.com/office/word/2010/wordprocessingShape" mc:Ignorable="w14 w15 w16se w16cid w16 w16cex w16sdtdh wp14">
-  <w:footnote w:type="separator" w:id="-1">
+<w:footnotes xmlns:ve="http://schemas.openxmlformats.org/markup-compatibility/2006" xmlns:o="urn:schemas-microsoft-com:office:office" xmlns:r="http://schemas.openxmlformats.org/officeDocument/2006/relationships" xmlns:m="http://schemas.openxmlformats.org/officeDocument/2006/math" xmlns:v="urn:schemas-microsoft-com:vml" xmlns:wp="http://schemas.openxmlformats.org/drawingml/2006/wordprocessingDrawing" xmlns:w10="urn:schemas-microsoft-com:office:word" xmlns:w="http://schemas.openxmlformats.org/wordprocessingml/2006/main" xmlns:wne="http://schemas.microsoft.com/office/word/2006/wordml">
+  <w:footnote w:type="separator" w:id="0">
     <w:p>
       <w:r>
         <w:separator/>
@@ -11625,7 +11592,7 @@
     </w:p>
     <w:p/>
   </w:footnote>
-  <w:footnote w:type="continuationSeparator" w:id="0">
+  <w:footnote w:type="continuationSeparator" w:id="1">
     <w:p>
       <w:r>
         <w:continuationSeparator/>
@@ -11637,7 +11604,7 @@
 </file>
 
 <file path=word/header1.xml><?xml version="1.0" encoding="utf-8"?>
-<w:hdr xmlns:wpc="http://schemas.microsoft.com/office/word/2010/wordprocessingCanvas" xmlns:cx="http://schemas.microsoft.com/office/drawing/2014/chartex" xmlns:cx1="http://schemas.microsoft.com/office/drawing/2015/9/8/chartex" xmlns:cx2="http://schemas.microsoft.com/office/drawing/2015/10/21/chartex" xmlns:cx3="http://schemas.microsoft.com/office/drawing/2016/5/9/chartex" xmlns:cx4="http://schemas.microsoft.com/office/drawing/2016/5/10/chartex" xmlns:cx5="http://schemas.microsoft.com/office/drawing/2016/5/11/chartex" xmlns:cx6="http://schemas.microsoft.com/office/drawing/2016/5/12/chartex" xmlns:cx7="http://schemas.microsoft.com/office/drawing/2016/5/13/chartex" xmlns:cx8="http://schemas.microsoft.com/office/drawing/2016/5/14/chartex" xmlns:mc="http://schemas.openxmlformats.org/markup-compatibility/2006" xmlns:aink="http://schemas.microsoft.com/office/drawing/2016/ink" xmlns:am3d="http://schemas.microsoft.com/office/drawing/2017/model3d" xmlns:o="urn:schemas-microsoft-com:office:office" xmlns:r="http://schemas.openxmlformats.org/officeDocument/2006/relationships" xmlns:m="http://schemas.openxmlformats.org/officeDocument/2006/math" xmlns:v="urn:schemas-microsoft-com:vml" xmlns:wp14="http://schemas.microsoft.com/office/word/2010/wordprocessingDrawing" xmlns:wp="http://schemas.openxmlformats.org/drawingml/2006/wordprocessingDrawing" xmlns:w10="urn:schemas-microsoft-com:office:word" xmlns:w="http://schemas.openxmlformats.org/wordprocessingml/2006/main" xmlns:w14="http://schemas.microsoft.com/office/word/2010/wordml" xmlns:w15="http://schemas.microsoft.com/office/word/2012/wordml" xmlns:w16cex="http://schemas.microsoft.com/office/word/2018/wordml/cex" xmlns:w16cid="http://schemas.microsoft.com/office/word/2016/wordml/cid" xmlns:w16="http://schemas.microsoft.com/office/word/2018/wordml" xmlns:w16sdtdh="http://schemas.microsoft.com/office/word/2020/wordml/sdtdatahash" xmlns:w16se="http://schemas.microsoft.com/office/word/2015/wordml/symex" xmlns:wpg="http://schemas.microsoft.com/office/word/2010/wordprocessingGroup" xmlns:wpi="http://schemas.microsoft.com/office/word/2010/wordprocessingInk" xmlns:wne="http://schemas.microsoft.com/office/word/2006/wordml" xmlns:wps="http://schemas.microsoft.com/office/word/2010/wordprocessingShape" mc:Ignorable="w14 w15 w16se w16cid w16 w16cex w16sdtdh wp14">
+<w:hdr xmlns:ve="http://schemas.openxmlformats.org/markup-compatibility/2006" xmlns:o="urn:schemas-microsoft-com:office:office" xmlns:r="http://schemas.openxmlformats.org/officeDocument/2006/relationships" xmlns:m="http://schemas.openxmlformats.org/officeDocument/2006/math" xmlns:v="urn:schemas-microsoft-com:vml" xmlns:wp="http://schemas.openxmlformats.org/drawingml/2006/wordprocessingDrawing" xmlns:w10="urn:schemas-microsoft-com:office:word" xmlns:w="http://schemas.openxmlformats.org/wordprocessingml/2006/main" xmlns:wne="http://schemas.microsoft.com/office/word/2006/wordml">
   <w:tbl>
     <w:tblPr>
       <w:tblW w:w="10035" w:type="dxa"/>
@@ -11649,7 +11616,7 @@
         <w:insideH w:val="single" w:sz="36" w:space="0" w:color="082A75" w:themeColor="text2"/>
         <w:insideV w:val="single" w:sz="36" w:space="0" w:color="082A75" w:themeColor="text2"/>
       </w:tblBorders>
-      <w:tblLook w:val="0000" w:firstRow="0" w:lastRow="0" w:firstColumn="0" w:lastColumn="0" w:noHBand="0" w:noVBand="0"/>
+      <w:tblLook w:val="0000"/>
     </w:tblPr>
     <w:tblGrid>
       <w:gridCol w:w="10035"/>
@@ -11691,7 +11658,7 @@
 </file>
 
 <file path=word/header2.xml><?xml version="1.0" encoding="utf-8"?>
-<w:hdr xmlns:wpc="http://schemas.microsoft.com/office/word/2010/wordprocessingCanvas" xmlns:cx="http://schemas.microsoft.com/office/drawing/2014/chartex" xmlns:cx1="http://schemas.microsoft.com/office/drawing/2015/9/8/chartex" xmlns:cx2="http://schemas.microsoft.com/office/drawing/2015/10/21/chartex" xmlns:cx3="http://schemas.microsoft.com/office/drawing/2016/5/9/chartex" xmlns:cx4="http://schemas.microsoft.com/office/drawing/2016/5/10/chartex" xmlns:cx5="http://schemas.microsoft.com/office/drawing/2016/5/11/chartex" xmlns:cx6="http://schemas.microsoft.com/office/drawing/2016/5/12/chartex" xmlns:cx7="http://schemas.microsoft.com/office/drawing/2016/5/13/chartex" xmlns:cx8="http://schemas.microsoft.com/office/drawing/2016/5/14/chartex" xmlns:mc="http://schemas.openxmlformats.org/markup-compatibility/2006" xmlns:aink="http://schemas.microsoft.com/office/drawing/2016/ink" xmlns:am3d="http://schemas.microsoft.com/office/drawing/2017/model3d" xmlns:o="urn:schemas-microsoft-com:office:office" xmlns:r="http://schemas.openxmlformats.org/officeDocument/2006/relationships" xmlns:m="http://schemas.openxmlformats.org/officeDocument/2006/math" xmlns:v="urn:schemas-microsoft-com:vml" xmlns:wp14="http://schemas.microsoft.com/office/word/2010/wordprocessingDrawing" xmlns:wp="http://schemas.openxmlformats.org/drawingml/2006/wordprocessingDrawing" xmlns:w10="urn:schemas-microsoft-com:office:word" xmlns:w="http://schemas.openxmlformats.org/wordprocessingml/2006/main" xmlns:w14="http://schemas.microsoft.com/office/word/2010/wordml" xmlns:w15="http://schemas.microsoft.com/office/word/2012/wordml" xmlns:w16cex="http://schemas.microsoft.com/office/word/2018/wordml/cex" xmlns:w16cid="http://schemas.microsoft.com/office/word/2016/wordml/cid" xmlns:w16="http://schemas.microsoft.com/office/word/2018/wordml" xmlns:w16sdtdh="http://schemas.microsoft.com/office/word/2020/wordml/sdtdatahash" xmlns:w16se="http://schemas.microsoft.com/office/word/2015/wordml/symex" xmlns:wpg="http://schemas.microsoft.com/office/word/2010/wordprocessingGroup" xmlns:wpi="http://schemas.microsoft.com/office/word/2010/wordprocessingInk" xmlns:wne="http://schemas.microsoft.com/office/word/2006/wordml" xmlns:wps="http://schemas.microsoft.com/office/word/2010/wordprocessingShape" mc:Ignorable="w14 w15 w16se w16cid w16 w16cex w16sdtdh wp14">
+<w:hdr xmlns:ve="http://schemas.openxmlformats.org/markup-compatibility/2006" xmlns:o="urn:schemas-microsoft-com:office:office" xmlns:r="http://schemas.openxmlformats.org/officeDocument/2006/relationships" xmlns:m="http://schemas.openxmlformats.org/officeDocument/2006/math" xmlns:v="urn:schemas-microsoft-com:vml" xmlns:wp="http://schemas.openxmlformats.org/drawingml/2006/wordprocessingDrawing" xmlns:w10="urn:schemas-microsoft-com:office:word" xmlns:w="http://schemas.openxmlformats.org/wordprocessingml/2006/main" xmlns:wne="http://schemas.microsoft.com/office/word/2006/wordml">
   <w:tbl>
     <w:tblPr>
       <w:tblW w:w="10035" w:type="dxa"/>
@@ -11703,7 +11670,7 @@
         <w:insideH w:val="single" w:sz="36" w:space="0" w:color="082A75" w:themeColor="text2"/>
         <w:insideV w:val="single" w:sz="36" w:space="0" w:color="082A75" w:themeColor="text2"/>
       </w:tblBorders>
-      <w:tblLook w:val="0000" w:firstRow="0" w:lastRow="0" w:firstColumn="0" w:lastColumn="0" w:noHBand="0" w:noVBand="0"/>
+      <w:tblLook w:val="0000"/>
     </w:tblPr>
     <w:tblGrid>
       <w:gridCol w:w="10035"/>
@@ -11745,8 +11712,8 @@
 </file>
 
 <file path=word/numbering.xml><?xml version="1.0" encoding="utf-8"?>
-<w:numbering xmlns:wpc="http://schemas.microsoft.com/office/word/2010/wordprocessingCanvas" xmlns:cx="http://schemas.microsoft.com/office/drawing/2014/chartex" xmlns:cx1="http://schemas.microsoft.com/office/drawing/2015/9/8/chartex" xmlns:cx2="http://schemas.microsoft.com/office/drawing/2015/10/21/chartex" xmlns:cx3="http://schemas.microsoft.com/office/drawing/2016/5/9/chartex" xmlns:cx4="http://schemas.microsoft.com/office/drawing/2016/5/10/chartex" xmlns:cx5="http://schemas.microsoft.com/office/drawing/2016/5/11/chartex" xmlns:cx6="http://schemas.microsoft.com/office/drawing/2016/5/12/chartex" xmlns:cx7="http://schemas.microsoft.com/office/drawing/2016/5/13/chartex" xmlns:cx8="http://schemas.microsoft.com/office/drawing/2016/5/14/chartex" xmlns:mc="http://schemas.openxmlformats.org/markup-compatibility/2006" xmlns:aink="http://schemas.microsoft.com/office/drawing/2016/ink" xmlns:am3d="http://schemas.microsoft.com/office/drawing/2017/model3d" xmlns:o="urn:schemas-microsoft-com:office:office" xmlns:r="http://schemas.openxmlformats.org/officeDocument/2006/relationships" xmlns:m="http://schemas.openxmlformats.org/officeDocument/2006/math" xmlns:v="urn:schemas-microsoft-com:vml" xmlns:wp14="http://schemas.microsoft.com/office/word/2010/wordprocessingDrawing" xmlns:wp="http://schemas.openxmlformats.org/drawingml/2006/wordprocessingDrawing" xmlns:w10="urn:schemas-microsoft-com:office:word" xmlns:w="http://schemas.openxmlformats.org/wordprocessingml/2006/main" xmlns:w14="http://schemas.microsoft.com/office/word/2010/wordml" xmlns:w15="http://schemas.microsoft.com/office/word/2012/wordml" xmlns:w16cex="http://schemas.microsoft.com/office/word/2018/wordml/cex" xmlns:w16cid="http://schemas.microsoft.com/office/word/2016/wordml/cid" xmlns:w16="http://schemas.microsoft.com/office/word/2018/wordml" xmlns:w16sdtdh="http://schemas.microsoft.com/office/word/2020/wordml/sdtdatahash" xmlns:w16se="http://schemas.microsoft.com/office/word/2015/wordml/symex" xmlns:wpg="http://schemas.microsoft.com/office/word/2010/wordprocessingGroup" xmlns:wpi="http://schemas.microsoft.com/office/word/2010/wordprocessingInk" xmlns:wne="http://schemas.microsoft.com/office/word/2006/wordml" xmlns:wps="http://schemas.microsoft.com/office/word/2010/wordprocessingShape" mc:Ignorable="w14 w15 w16se w16cid w16 w16cex w16sdtdh wp14">
-  <w:abstractNum w:abstractNumId="0" w15:restartNumberingAfterBreak="0">
+<w:numbering xmlns:ve="http://schemas.openxmlformats.org/markup-compatibility/2006" xmlns:o="urn:schemas-microsoft-com:office:office" xmlns:r="http://schemas.openxmlformats.org/officeDocument/2006/relationships" xmlns:m="http://schemas.openxmlformats.org/officeDocument/2006/math" xmlns:v="urn:schemas-microsoft-com:vml" xmlns:wp="http://schemas.openxmlformats.org/drawingml/2006/wordprocessingDrawing" xmlns:w10="urn:schemas-microsoft-com:office:word" xmlns:w="http://schemas.openxmlformats.org/wordprocessingml/2006/main" xmlns:wne="http://schemas.microsoft.com/office/word/2006/wordml">
+  <w:abstractNum w:abstractNumId="0">
     <w:nsid w:val="09152359"/>
     <w:multiLevelType w:val="hybridMultilevel"/>
     <w:tmpl w:val="B1467DC2"/>
@@ -11858,7 +11825,7 @@
       </w:rPr>
     </w:lvl>
   </w:abstractNum>
-  <w:abstractNum w:abstractNumId="1" w15:restartNumberingAfterBreak="0">
+  <w:abstractNum w:abstractNumId="1">
     <w:nsid w:val="0BC703ED"/>
     <w:multiLevelType w:val="hybridMultilevel"/>
     <w:tmpl w:val="BAA6FFF8"/>
@@ -11970,7 +11937,7 @@
       </w:rPr>
     </w:lvl>
   </w:abstractNum>
-  <w:abstractNum w:abstractNumId="2" w15:restartNumberingAfterBreak="0">
+  <w:abstractNum w:abstractNumId="2">
     <w:nsid w:val="0F0C7A47"/>
     <w:multiLevelType w:val="hybridMultilevel"/>
     <w:tmpl w:val="A8F08D8C"/>
@@ -12082,7 +12049,7 @@
       </w:rPr>
     </w:lvl>
   </w:abstractNum>
-  <w:abstractNum w:abstractNumId="3" w15:restartNumberingAfterBreak="0">
+  <w:abstractNum w:abstractNumId="3">
     <w:nsid w:val="0F2C2FBE"/>
     <w:multiLevelType w:val="hybridMultilevel"/>
     <w:tmpl w:val="8E2466E0"/>
@@ -12195,7 +12162,7 @@
       </w:rPr>
     </w:lvl>
   </w:abstractNum>
-  <w:abstractNum w:abstractNumId="4" w15:restartNumberingAfterBreak="0">
+  <w:abstractNum w:abstractNumId="4">
     <w:nsid w:val="14536137"/>
     <w:multiLevelType w:val="hybridMultilevel"/>
     <w:tmpl w:val="82C076EE"/>
@@ -12307,7 +12274,7 @@
       </w:rPr>
     </w:lvl>
   </w:abstractNum>
-  <w:abstractNum w:abstractNumId="5" w15:restartNumberingAfterBreak="0">
+  <w:abstractNum w:abstractNumId="5">
     <w:nsid w:val="20645EE5"/>
     <w:multiLevelType w:val="hybridMultilevel"/>
     <w:tmpl w:val="73F6465A"/>
@@ -12419,7 +12386,7 @@
       </w:rPr>
     </w:lvl>
   </w:abstractNum>
-  <w:abstractNum w:abstractNumId="6" w15:restartNumberingAfterBreak="0">
+  <w:abstractNum w:abstractNumId="6">
     <w:nsid w:val="2EE95C39"/>
     <w:multiLevelType w:val="hybridMultilevel"/>
     <w:tmpl w:val="671E6184"/>
@@ -12532,7 +12499,7 @@
       </w:rPr>
     </w:lvl>
   </w:abstractNum>
-  <w:abstractNum w:abstractNumId="7" w15:restartNumberingAfterBreak="0">
+  <w:abstractNum w:abstractNumId="7">
     <w:nsid w:val="30A9053F"/>
     <w:multiLevelType w:val="hybridMultilevel"/>
     <w:tmpl w:val="F21A982E"/>
@@ -12645,7 +12612,7 @@
       </w:rPr>
     </w:lvl>
   </w:abstractNum>
-  <w:abstractNum w:abstractNumId="8" w15:restartNumberingAfterBreak="0">
+  <w:abstractNum w:abstractNumId="8">
     <w:nsid w:val="34E02FE9"/>
     <w:multiLevelType w:val="hybridMultilevel"/>
     <w:tmpl w:val="9042D038"/>
@@ -12758,7 +12725,7 @@
       </w:rPr>
     </w:lvl>
   </w:abstractNum>
-  <w:abstractNum w:abstractNumId="9" w15:restartNumberingAfterBreak="0">
+  <w:abstractNum w:abstractNumId="9">
     <w:nsid w:val="34F278CF"/>
     <w:multiLevelType w:val="hybridMultilevel"/>
     <w:tmpl w:val="EC703D9C"/>
@@ -12871,7 +12838,7 @@
       </w:rPr>
     </w:lvl>
   </w:abstractNum>
-  <w:abstractNum w:abstractNumId="10" w15:restartNumberingAfterBreak="0">
+  <w:abstractNum w:abstractNumId="10">
     <w:nsid w:val="36482B59"/>
     <w:multiLevelType w:val="hybridMultilevel"/>
     <w:tmpl w:val="4B5437EC"/>
@@ -12984,7 +12951,7 @@
       </w:rPr>
     </w:lvl>
   </w:abstractNum>
-  <w:abstractNum w:abstractNumId="11" w15:restartNumberingAfterBreak="0">
+  <w:abstractNum w:abstractNumId="11">
     <w:nsid w:val="36755394"/>
     <w:multiLevelType w:val="hybridMultilevel"/>
     <w:tmpl w:val="726C3B14"/>
@@ -13097,7 +13064,7 @@
       </w:rPr>
     </w:lvl>
   </w:abstractNum>
-  <w:abstractNum w:abstractNumId="12" w15:restartNumberingAfterBreak="0">
+  <w:abstractNum w:abstractNumId="12">
     <w:nsid w:val="39577FDF"/>
     <w:multiLevelType w:val="hybridMultilevel"/>
     <w:tmpl w:val="7592C7E0"/>
@@ -13210,7 +13177,7 @@
       </w:rPr>
     </w:lvl>
   </w:abstractNum>
-  <w:abstractNum w:abstractNumId="13" w15:restartNumberingAfterBreak="0">
+  <w:abstractNum w:abstractNumId="13">
     <w:nsid w:val="42212BEF"/>
     <w:multiLevelType w:val="hybridMultilevel"/>
     <w:tmpl w:val="613A8526"/>
@@ -13323,7 +13290,7 @@
       </w:rPr>
     </w:lvl>
   </w:abstractNum>
-  <w:abstractNum w:abstractNumId="14" w15:restartNumberingAfterBreak="0">
+  <w:abstractNum w:abstractNumId="14">
     <w:nsid w:val="46520865"/>
     <w:multiLevelType w:val="hybridMultilevel"/>
     <w:tmpl w:val="67301346"/>
@@ -13436,7 +13403,7 @@
       </w:rPr>
     </w:lvl>
   </w:abstractNum>
-  <w:abstractNum w:abstractNumId="15" w15:restartNumberingAfterBreak="0">
+  <w:abstractNum w:abstractNumId="15">
     <w:nsid w:val="479035C8"/>
     <w:multiLevelType w:val="hybridMultilevel"/>
     <w:tmpl w:val="09185B3E"/>
@@ -13548,7 +13515,7 @@
       </w:rPr>
     </w:lvl>
   </w:abstractNum>
-  <w:abstractNum w:abstractNumId="16" w15:restartNumberingAfterBreak="0">
+  <w:abstractNum w:abstractNumId="16">
     <w:nsid w:val="4831487B"/>
     <w:multiLevelType w:val="hybridMultilevel"/>
     <w:tmpl w:val="AB2A0212"/>
@@ -13661,7 +13628,7 @@
       </w:rPr>
     </w:lvl>
   </w:abstractNum>
-  <w:abstractNum w:abstractNumId="17" w15:restartNumberingAfterBreak="0">
+  <w:abstractNum w:abstractNumId="17">
     <w:nsid w:val="49034592"/>
     <w:multiLevelType w:val="hybridMultilevel"/>
     <w:tmpl w:val="6BF85FAC"/>
@@ -13774,7 +13741,7 @@
       </w:rPr>
     </w:lvl>
   </w:abstractNum>
-  <w:abstractNum w:abstractNumId="18" w15:restartNumberingAfterBreak="0">
+  <w:abstractNum w:abstractNumId="18">
     <w:nsid w:val="49C41A83"/>
     <w:multiLevelType w:val="hybridMultilevel"/>
     <w:tmpl w:val="911E8E38"/>
@@ -13887,7 +13854,7 @@
       </w:rPr>
     </w:lvl>
   </w:abstractNum>
-  <w:abstractNum w:abstractNumId="19" w15:restartNumberingAfterBreak="0">
+  <w:abstractNum w:abstractNumId="19">
     <w:nsid w:val="4D6C00C1"/>
     <w:multiLevelType w:val="multilevel"/>
     <w:tmpl w:val="224E4C08"/>
@@ -14036,7 +14003,7 @@
       </w:rPr>
     </w:lvl>
   </w:abstractNum>
-  <w:abstractNum w:abstractNumId="20" w15:restartNumberingAfterBreak="0">
+  <w:abstractNum w:abstractNumId="20">
     <w:nsid w:val="507F5E30"/>
     <w:multiLevelType w:val="hybridMultilevel"/>
     <w:tmpl w:val="4EA8DDE2"/>
@@ -14149,7 +14116,7 @@
       </w:rPr>
     </w:lvl>
   </w:abstractNum>
-  <w:abstractNum w:abstractNumId="21" w15:restartNumberingAfterBreak="0">
+  <w:abstractNum w:abstractNumId="21">
     <w:nsid w:val="51237879"/>
     <w:multiLevelType w:val="hybridMultilevel"/>
     <w:tmpl w:val="3B00F736"/>
@@ -14262,7 +14229,7 @@
       </w:rPr>
     </w:lvl>
   </w:abstractNum>
-  <w:abstractNum w:abstractNumId="22" w15:restartNumberingAfterBreak="0">
+  <w:abstractNum w:abstractNumId="22">
     <w:nsid w:val="514A477D"/>
     <w:multiLevelType w:val="multilevel"/>
     <w:tmpl w:val="6F50A922"/>
@@ -14379,7 +14346,7 @@
       </w:pPr>
     </w:lvl>
   </w:abstractNum>
-  <w:abstractNum w:abstractNumId="23" w15:restartNumberingAfterBreak="0">
+  <w:abstractNum w:abstractNumId="23">
     <w:nsid w:val="54B315DE"/>
     <w:multiLevelType w:val="hybridMultilevel"/>
     <w:tmpl w:val="490A5BE2"/>
@@ -14492,7 +14459,7 @@
       </w:rPr>
     </w:lvl>
   </w:abstractNum>
-  <w:abstractNum w:abstractNumId="24" w15:restartNumberingAfterBreak="0">
+  <w:abstractNum w:abstractNumId="24">
     <w:nsid w:val="5B3668F3"/>
     <w:multiLevelType w:val="multilevel"/>
     <w:tmpl w:val="1EEA5C90"/>
@@ -14641,7 +14608,7 @@
       </w:rPr>
     </w:lvl>
   </w:abstractNum>
-  <w:abstractNum w:abstractNumId="25" w15:restartNumberingAfterBreak="0">
+  <w:abstractNum w:abstractNumId="25">
     <w:nsid w:val="5E13566F"/>
     <w:multiLevelType w:val="hybridMultilevel"/>
     <w:tmpl w:val="390620CC"/>
@@ -14753,7 +14720,7 @@
       </w:rPr>
     </w:lvl>
   </w:abstractNum>
-  <w:abstractNum w:abstractNumId="26" w15:restartNumberingAfterBreak="0">
+  <w:abstractNum w:abstractNumId="26">
     <w:nsid w:val="5E790CCD"/>
     <w:multiLevelType w:val="hybridMultilevel"/>
     <w:tmpl w:val="AAC02FD8"/>
@@ -14866,7 +14833,7 @@
       </w:rPr>
     </w:lvl>
   </w:abstractNum>
-  <w:abstractNum w:abstractNumId="27" w15:restartNumberingAfterBreak="0">
+  <w:abstractNum w:abstractNumId="27">
     <w:nsid w:val="5E953526"/>
     <w:multiLevelType w:val="hybridMultilevel"/>
     <w:tmpl w:val="0994C07E"/>
@@ -14978,7 +14945,7 @@
       </w:rPr>
     </w:lvl>
   </w:abstractNum>
-  <w:abstractNum w:abstractNumId="28" w15:restartNumberingAfterBreak="0">
+  <w:abstractNum w:abstractNumId="28">
     <w:nsid w:val="5EDB2FC0"/>
     <w:multiLevelType w:val="hybridMultilevel"/>
     <w:tmpl w:val="44527ED6"/>
@@ -15091,7 +15058,7 @@
       </w:rPr>
     </w:lvl>
   </w:abstractNum>
-  <w:abstractNum w:abstractNumId="29" w15:restartNumberingAfterBreak="0">
+  <w:abstractNum w:abstractNumId="29">
     <w:nsid w:val="60783071"/>
     <w:multiLevelType w:val="multilevel"/>
     <w:tmpl w:val="1C706E60"/>
@@ -15240,7 +15207,7 @@
       </w:rPr>
     </w:lvl>
   </w:abstractNum>
-  <w:abstractNum w:abstractNumId="30" w15:restartNumberingAfterBreak="0">
+  <w:abstractNum w:abstractNumId="30">
     <w:nsid w:val="655C4B5E"/>
     <w:multiLevelType w:val="hybridMultilevel"/>
     <w:tmpl w:val="4C109874"/>
@@ -15353,7 +15320,7 @@
       </w:rPr>
     </w:lvl>
   </w:abstractNum>
-  <w:abstractNum w:abstractNumId="31" w15:restartNumberingAfterBreak="0">
+  <w:abstractNum w:abstractNumId="31">
     <w:nsid w:val="660475A0"/>
     <w:multiLevelType w:val="hybridMultilevel"/>
     <w:tmpl w:val="84D8E084"/>
@@ -15466,7 +15433,7 @@
       </w:rPr>
     </w:lvl>
   </w:abstractNum>
-  <w:abstractNum w:abstractNumId="32" w15:restartNumberingAfterBreak="0">
+  <w:abstractNum w:abstractNumId="32">
     <w:nsid w:val="66995AC7"/>
     <w:multiLevelType w:val="hybridMultilevel"/>
     <w:tmpl w:val="9AE60CFE"/>
@@ -15579,7 +15546,7 @@
       </w:rPr>
     </w:lvl>
   </w:abstractNum>
-  <w:abstractNum w:abstractNumId="33" w15:restartNumberingAfterBreak="0">
+  <w:abstractNum w:abstractNumId="33">
     <w:nsid w:val="67C41815"/>
     <w:multiLevelType w:val="multilevel"/>
     <w:tmpl w:val="2EDC36BE"/>
@@ -15728,7 +15695,7 @@
       </w:rPr>
     </w:lvl>
   </w:abstractNum>
-  <w:abstractNum w:abstractNumId="34" w15:restartNumberingAfterBreak="0">
+  <w:abstractNum w:abstractNumId="34">
     <w:nsid w:val="6C9020D6"/>
     <w:multiLevelType w:val="hybridMultilevel"/>
     <w:tmpl w:val="BCB62236"/>
@@ -15840,7 +15807,7 @@
       </w:rPr>
     </w:lvl>
   </w:abstractNum>
-  <w:abstractNum w:abstractNumId="35" w15:restartNumberingAfterBreak="0">
+  <w:abstractNum w:abstractNumId="35">
     <w:nsid w:val="72310116"/>
     <w:multiLevelType w:val="hybridMultilevel"/>
     <w:tmpl w:val="A664D4B8"/>
@@ -15953,7 +15920,7 @@
       </w:rPr>
     </w:lvl>
   </w:abstractNum>
-  <w:abstractNum w:abstractNumId="36" w15:restartNumberingAfterBreak="0">
+  <w:abstractNum w:abstractNumId="36">
     <w:nsid w:val="79D23CB0"/>
     <w:multiLevelType w:val="hybridMultilevel"/>
     <w:tmpl w:val="E424EACE"/>
@@ -16181,7 +16148,7 @@
 </file>
 
 <file path=word/styles.xml><?xml version="1.0" encoding="utf-8"?>
-<w:styles xmlns:mc="http://schemas.openxmlformats.org/markup-compatibility/2006" xmlns:r="http://schemas.openxmlformats.org/officeDocument/2006/relationships" xmlns:w="http://schemas.openxmlformats.org/wordprocessingml/2006/main" xmlns:w14="http://schemas.microsoft.com/office/word/2010/wordml" xmlns:w15="http://schemas.microsoft.com/office/word/2012/wordml" xmlns:w16cex="http://schemas.microsoft.com/office/word/2018/wordml/cex" xmlns:w16cid="http://schemas.microsoft.com/office/word/2016/wordml/cid" xmlns:w16="http://schemas.microsoft.com/office/word/2018/wordml" xmlns:w16sdtdh="http://schemas.microsoft.com/office/word/2020/wordml/sdtdatahash" xmlns:w16se="http://schemas.microsoft.com/office/word/2015/wordml/symex" mc:Ignorable="w14 w15 w16se w16cid w16 w16cex w16sdtdh">
+<w:styles xmlns:r="http://schemas.openxmlformats.org/officeDocument/2006/relationships" xmlns:w="http://schemas.openxmlformats.org/wordprocessingml/2006/main">
   <w:docDefaults>
     <w:rPrDefault>
       <w:rPr>
@@ -16197,383 +16164,132 @@
       </w:pPr>
     </w:pPrDefault>
   </w:docDefaults>
-  <w:latentStyles w:defLockedState="0" w:defUIPriority="99" w:defSemiHidden="0" w:defUnhideWhenUsed="0" w:defQFormat="0" w:count="376">
-    <w:lsdException w:name="Normal" w:uiPriority="0" w:qFormat="1"/>
-    <w:lsdException w:name="heading 1" w:uiPriority="7" w:qFormat="1"/>
-    <w:lsdException w:name="heading 2" w:uiPriority="4" w:qFormat="1"/>
-    <w:lsdException w:name="heading 3" w:semiHidden="1" w:uiPriority="5" w:unhideWhenUsed="1" w:qFormat="1"/>
-    <w:lsdException w:name="heading 4" w:semiHidden="1" w:uiPriority="1" w:unhideWhenUsed="1" w:qFormat="1"/>
-    <w:lsdException w:name="heading 5" w:semiHidden="1" w:uiPriority="1" w:unhideWhenUsed="1" w:qFormat="1"/>
-    <w:lsdException w:name="heading 6" w:semiHidden="1" w:uiPriority="1" w:unhideWhenUsed="1" w:qFormat="1"/>
-    <w:lsdException w:name="heading 7" w:semiHidden="1" w:uiPriority="1" w:unhideWhenUsed="1" w:qFormat="1"/>
-    <w:lsdException w:name="heading 8" w:semiHidden="1" w:uiPriority="1" w:unhideWhenUsed="1" w:qFormat="1"/>
-    <w:lsdException w:name="heading 9" w:semiHidden="1" w:uiPriority="1" w:unhideWhenUsed="1" w:qFormat="1"/>
-    <w:lsdException w:name="index 1" w:semiHidden="1" w:unhideWhenUsed="1"/>
-    <w:lsdException w:name="index 2" w:semiHidden="1" w:unhideWhenUsed="1"/>
-    <w:lsdException w:name="index 3" w:semiHidden="1" w:unhideWhenUsed="1"/>
-    <w:lsdException w:name="index 4" w:semiHidden="1" w:unhideWhenUsed="1"/>
-    <w:lsdException w:name="index 5" w:semiHidden="1" w:unhideWhenUsed="1"/>
-    <w:lsdException w:name="index 6" w:semiHidden="1" w:unhideWhenUsed="1"/>
-    <w:lsdException w:name="index 7" w:semiHidden="1" w:unhideWhenUsed="1"/>
-    <w:lsdException w:name="index 8" w:semiHidden="1" w:unhideWhenUsed="1"/>
-    <w:lsdException w:name="index 9" w:semiHidden="1" w:unhideWhenUsed="1"/>
-    <w:lsdException w:name="toc 1" w:semiHidden="1" w:unhideWhenUsed="1"/>
-    <w:lsdException w:name="toc 2" w:semiHidden="1" w:unhideWhenUsed="1"/>
-    <w:lsdException w:name="toc 3" w:semiHidden="1" w:unhideWhenUsed="1"/>
-    <w:lsdException w:name="toc 4" w:semiHidden="1" w:unhideWhenUsed="1"/>
-    <w:lsdException w:name="toc 5" w:semiHidden="1" w:unhideWhenUsed="1"/>
-    <w:lsdException w:name="toc 6" w:semiHidden="1" w:unhideWhenUsed="1"/>
-    <w:lsdException w:name="toc 7" w:semiHidden="1" w:unhideWhenUsed="1"/>
-    <w:lsdException w:name="toc 8" w:semiHidden="1" w:unhideWhenUsed="1"/>
-    <w:lsdException w:name="toc 9" w:semiHidden="1" w:unhideWhenUsed="1"/>
-    <w:lsdException w:name="Normal Indent" w:semiHidden="1" w:unhideWhenUsed="1"/>
-    <w:lsdException w:name="footnote text" w:semiHidden="1" w:unhideWhenUsed="1"/>
-    <w:lsdException w:name="annotation text" w:semiHidden="1" w:unhideWhenUsed="1"/>
-    <w:lsdException w:name="header" w:semiHidden="1" w:unhideWhenUsed="1"/>
-    <w:lsdException w:name="footer" w:semiHidden="1" w:unhideWhenUsed="1"/>
-    <w:lsdException w:name="index heading" w:semiHidden="1" w:unhideWhenUsed="1"/>
-    <w:lsdException w:name="caption" w:semiHidden="1" w:unhideWhenUsed="1"/>
-    <w:lsdException w:name="table of figures" w:semiHidden="1" w:unhideWhenUsed="1"/>
-    <w:lsdException w:name="envelope address" w:semiHidden="1" w:unhideWhenUsed="1"/>
-    <w:lsdException w:name="envelope return" w:semiHidden="1" w:unhideWhenUsed="1"/>
-    <w:lsdException w:name="footnote reference" w:semiHidden="1" w:unhideWhenUsed="1"/>
-    <w:lsdException w:name="annotation reference" w:semiHidden="1" w:unhideWhenUsed="1"/>
-    <w:lsdException w:name="line number" w:semiHidden="1" w:unhideWhenUsed="1"/>
-    <w:lsdException w:name="page number" w:semiHidden="1" w:unhideWhenUsed="1"/>
-    <w:lsdException w:name="endnote reference" w:semiHidden="1" w:unhideWhenUsed="1"/>
-    <w:lsdException w:name="endnote text" w:semiHidden="1" w:unhideWhenUsed="1"/>
-    <w:lsdException w:name="table of authorities" w:semiHidden="1" w:unhideWhenUsed="1"/>
-    <w:lsdException w:name="macro" w:semiHidden="1" w:unhideWhenUsed="1"/>
-    <w:lsdException w:name="toa heading" w:semiHidden="1" w:unhideWhenUsed="1"/>
-    <w:lsdException w:name="List" w:semiHidden="1" w:unhideWhenUsed="1"/>
-    <w:lsdException w:name="List Bullet" w:semiHidden="1" w:unhideWhenUsed="1"/>
-    <w:lsdException w:name="List Number" w:semiHidden="1" w:unhideWhenUsed="1"/>
-    <w:lsdException w:name="List 2" w:semiHidden="1" w:unhideWhenUsed="1"/>
-    <w:lsdException w:name="List 3" w:semiHidden="1" w:unhideWhenUsed="1"/>
-    <w:lsdException w:name="List 4" w:semiHidden="1" w:unhideWhenUsed="1"/>
-    <w:lsdException w:name="List 5" w:semiHidden="1" w:unhideWhenUsed="1"/>
-    <w:lsdException w:name="List Bullet 2" w:semiHidden="1" w:unhideWhenUsed="1"/>
-    <w:lsdException w:name="List Bullet 3" w:semiHidden="1" w:unhideWhenUsed="1"/>
-    <w:lsdException w:name="List Bullet 4" w:semiHidden="1" w:unhideWhenUsed="1"/>
-    <w:lsdException w:name="List Bullet 5" w:semiHidden="1" w:unhideWhenUsed="1"/>
-    <w:lsdException w:name="List Number 2" w:semiHidden="1" w:unhideWhenUsed="1"/>
-    <w:lsdException w:name="List Number 3" w:semiHidden="1" w:unhideWhenUsed="1"/>
-    <w:lsdException w:name="List Number 4" w:semiHidden="1" w:unhideWhenUsed="1"/>
-    <w:lsdException w:name="List Number 5" w:semiHidden="1" w:unhideWhenUsed="1"/>
-    <w:lsdException w:name="Title" w:uiPriority="1" w:qFormat="1"/>
-    <w:lsdException w:name="Closing" w:semiHidden="1" w:unhideWhenUsed="1"/>
-    <w:lsdException w:name="Signature" w:semiHidden="1" w:unhideWhenUsed="1"/>
-    <w:lsdException w:name="Default Paragraph Font" w:semiHidden="1" w:unhideWhenUsed="1"/>
-    <w:lsdException w:name="Body Text" w:semiHidden="1" w:unhideWhenUsed="1"/>
-    <w:lsdException w:name="Body Text Indent" w:semiHidden="1" w:unhideWhenUsed="1"/>
-    <w:lsdException w:name="List Continue" w:semiHidden="1" w:unhideWhenUsed="1"/>
-    <w:lsdException w:name="List Continue 2" w:semiHidden="1" w:unhideWhenUsed="1"/>
-    <w:lsdException w:name="List Continue 3" w:semiHidden="1" w:unhideWhenUsed="1"/>
-    <w:lsdException w:name="List Continue 4" w:semiHidden="1" w:unhideWhenUsed="1"/>
-    <w:lsdException w:name="List Continue 5" w:semiHidden="1" w:unhideWhenUsed="1"/>
-    <w:lsdException w:name="Message Header" w:semiHidden="1" w:unhideWhenUsed="1"/>
-    <w:lsdException w:name="Subtitle" w:uiPriority="5" w:qFormat="1"/>
-    <w:lsdException w:name="Salutation" w:semiHidden="1" w:unhideWhenUsed="1"/>
-    <w:lsdException w:name="Date" w:semiHidden="1" w:unhideWhenUsed="1"/>
-    <w:lsdException w:name="Body Text First Indent" w:semiHidden="1" w:unhideWhenUsed="1"/>
-    <w:lsdException w:name="Body Text First Indent 2" w:semiHidden="1" w:unhideWhenUsed="1"/>
-    <w:lsdException w:name="Note Heading" w:semiHidden="1" w:unhideWhenUsed="1"/>
-    <w:lsdException w:name="Body Text 2" w:semiHidden="1" w:unhideWhenUsed="1"/>
-    <w:lsdException w:name="Body Text 3" w:semiHidden="1" w:unhideWhenUsed="1"/>
-    <w:lsdException w:name="Body Text Indent 2" w:semiHidden="1" w:unhideWhenUsed="1"/>
-    <w:lsdException w:name="Body Text Indent 3" w:semiHidden="1" w:unhideWhenUsed="1"/>
-    <w:lsdException w:name="Block Text" w:semiHidden="1" w:uiPriority="3" w:unhideWhenUsed="1" w:qFormat="1"/>
-    <w:lsdException w:name="Hyperlink" w:semiHidden="1" w:unhideWhenUsed="1"/>
-    <w:lsdException w:name="FollowedHyperlink" w:semiHidden="1" w:unhideWhenUsed="1"/>
-    <w:lsdException w:name="Strong" w:uiPriority="2" w:qFormat="1"/>
-    <w:lsdException w:name="Emphasis" w:uiPriority="2" w:qFormat="1"/>
-    <w:lsdException w:name="Document Map" w:semiHidden="1" w:unhideWhenUsed="1"/>
-    <w:lsdException w:name="Plain Text" w:semiHidden="1" w:unhideWhenUsed="1"/>
-    <w:lsdException w:name="E-mail Signature" w:semiHidden="1" w:unhideWhenUsed="1"/>
-    <w:lsdException w:name="HTML Top of Form" w:semiHidden="1" w:unhideWhenUsed="1"/>
-    <w:lsdException w:name="HTML Bottom of Form" w:semiHidden="1" w:unhideWhenUsed="1"/>
-    <w:lsdException w:name="Normal (Web)" w:semiHidden="1" w:unhideWhenUsed="1"/>
-    <w:lsdException w:name="HTML Acronym" w:semiHidden="1" w:unhideWhenUsed="1"/>
-    <w:lsdException w:name="HTML Address" w:semiHidden="1" w:unhideWhenUsed="1"/>
-    <w:lsdException w:name="HTML Cite" w:semiHidden="1" w:unhideWhenUsed="1"/>
-    <w:lsdException w:name="HTML Code" w:semiHidden="1" w:unhideWhenUsed="1"/>
-    <w:lsdException w:name="HTML Definition" w:semiHidden="1" w:unhideWhenUsed="1"/>
-    <w:lsdException w:name="HTML Keyboard" w:semiHidden="1" w:unhideWhenUsed="1"/>
-    <w:lsdException w:name="HTML Preformatted" w:semiHidden="1" w:unhideWhenUsed="1"/>
-    <w:lsdException w:name="HTML Sample" w:semiHidden="1" w:unhideWhenUsed="1"/>
-    <w:lsdException w:name="HTML Typewriter" w:semiHidden="1" w:unhideWhenUsed="1"/>
-    <w:lsdException w:name="HTML Variable" w:semiHidden="1" w:unhideWhenUsed="1"/>
-    <w:lsdException w:name="Normal Table" w:semiHidden="1" w:unhideWhenUsed="1"/>
-    <w:lsdException w:name="annotation subject" w:semiHidden="1" w:unhideWhenUsed="1"/>
-    <w:lsdException w:name="No List" w:semiHidden="1" w:unhideWhenUsed="1"/>
-    <w:lsdException w:name="Outline List 1" w:semiHidden="1" w:unhideWhenUsed="1"/>
-    <w:lsdException w:name="Outline List 2" w:semiHidden="1" w:unhideWhenUsed="1"/>
-    <w:lsdException w:name="Outline List 3" w:semiHidden="1" w:unhideWhenUsed="1"/>
-    <w:lsdException w:name="Table Simple 1" w:semiHidden="1" w:unhideWhenUsed="1"/>
-    <w:lsdException w:name="Table Simple 2" w:semiHidden="1" w:unhideWhenUsed="1"/>
-    <w:lsdException w:name="Table Simple 3" w:semiHidden="1" w:unhideWhenUsed="1"/>
-    <w:lsdException w:name="Table Classic 1" w:semiHidden="1" w:unhideWhenUsed="1"/>
-    <w:lsdException w:name="Table Classic 2" w:semiHidden="1" w:unhideWhenUsed="1"/>
-    <w:lsdException w:name="Table Classic 3" w:semiHidden="1" w:unhideWhenUsed="1"/>
-    <w:lsdException w:name="Table Classic 4" w:semiHidden="1" w:unhideWhenUsed="1"/>
-    <w:lsdException w:name="Table Colorful 1" w:semiHidden="1" w:unhideWhenUsed="1"/>
-    <w:lsdException w:name="Table Colorful 2" w:semiHidden="1" w:unhideWhenUsed="1"/>
-    <w:lsdException w:name="Table Colorful 3" w:semiHidden="1" w:unhideWhenUsed="1"/>
-    <w:lsdException w:name="Table Columns 1" w:semiHidden="1" w:unhideWhenUsed="1"/>
-    <w:lsdException w:name="Table Columns 2" w:semiHidden="1" w:unhideWhenUsed="1"/>
-    <w:lsdException w:name="Table Columns 3" w:semiHidden="1" w:unhideWhenUsed="1"/>
-    <w:lsdException w:name="Table Columns 4" w:semiHidden="1" w:unhideWhenUsed="1"/>
-    <w:lsdException w:name="Table Columns 5" w:semiHidden="1" w:unhideWhenUsed="1"/>
-    <w:lsdException w:name="Table Grid 1" w:semiHidden="1" w:unhideWhenUsed="1"/>
-    <w:lsdException w:name="Table Grid 2" w:semiHidden="1" w:unhideWhenUsed="1"/>
-    <w:lsdException w:name="Table Grid 3" w:semiHidden="1" w:unhideWhenUsed="1"/>
-    <w:lsdException w:name="Table Grid 4" w:semiHidden="1" w:unhideWhenUsed="1"/>
-    <w:lsdException w:name="Table Grid 5" w:semiHidden="1" w:unhideWhenUsed="1"/>
-    <w:lsdException w:name="Table Grid 6" w:semiHidden="1" w:unhideWhenUsed="1"/>
-    <w:lsdException w:name="Table Grid 7" w:semiHidden="1" w:unhideWhenUsed="1"/>
-    <w:lsdException w:name="Table Grid 8" w:semiHidden="1" w:unhideWhenUsed="1"/>
-    <w:lsdException w:name="Table List 1" w:semiHidden="1" w:unhideWhenUsed="1"/>
-    <w:lsdException w:name="Table List 2" w:semiHidden="1" w:unhideWhenUsed="1"/>
-    <w:lsdException w:name="Table List 3" w:semiHidden="1" w:unhideWhenUsed="1"/>
-    <w:lsdException w:name="Table List 4" w:semiHidden="1" w:unhideWhenUsed="1"/>
-    <w:lsdException w:name="Table List 5" w:semiHidden="1" w:unhideWhenUsed="1"/>
-    <w:lsdException w:name="Table List 6" w:semiHidden="1" w:unhideWhenUsed="1"/>
-    <w:lsdException w:name="Table List 7" w:semiHidden="1" w:unhideWhenUsed="1"/>
-    <w:lsdException w:name="Table List 8" w:semiHidden="1" w:unhideWhenUsed="1"/>
-    <w:lsdException w:name="Table 3D effects 1" w:semiHidden="1" w:unhideWhenUsed="1"/>
-    <w:lsdException w:name="Table 3D effects 2" w:semiHidden="1" w:unhideWhenUsed="1"/>
-    <w:lsdException w:name="Table 3D effects 3" w:semiHidden="1" w:unhideWhenUsed="1"/>
-    <w:lsdException w:name="Table Contemporary" w:semiHidden="1" w:unhideWhenUsed="1"/>
-    <w:lsdException w:name="Table Elegant" w:semiHidden="1" w:unhideWhenUsed="1"/>
-    <w:lsdException w:name="Table Professional" w:semiHidden="1" w:unhideWhenUsed="1"/>
-    <w:lsdException w:name="Table Subtle 1" w:semiHidden="1" w:unhideWhenUsed="1"/>
-    <w:lsdException w:name="Table Subtle 2" w:semiHidden="1" w:unhideWhenUsed="1"/>
-    <w:lsdException w:name="Table Web 1" w:semiHidden="1" w:unhideWhenUsed="1"/>
-    <w:lsdException w:name="Table Web 2" w:semiHidden="1" w:unhideWhenUsed="1"/>
-    <w:lsdException w:name="Table Web 3" w:semiHidden="1" w:unhideWhenUsed="1"/>
-    <w:lsdException w:name="Balloon Text" w:semiHidden="1" w:unhideWhenUsed="1"/>
-    <w:lsdException w:name="Table Grid" w:uiPriority="1"/>
-    <w:lsdException w:name="Table Theme" w:semiHidden="1" w:unhideWhenUsed="1"/>
-    <w:lsdException w:name="Placeholder Text" w:semiHidden="1" w:unhideWhenUsed="1"/>
-    <w:lsdException w:name="No Spacing" w:semiHidden="1" w:unhideWhenUsed="1"/>
-    <w:lsdException w:name="Light Shading"/>
-    <w:lsdException w:name="Light List"/>
-    <w:lsdException w:name="Light Grid"/>
-    <w:lsdException w:name="Medium Shading 1"/>
-    <w:lsdException w:name="Medium Shading 2"/>
-    <w:lsdException w:name="Medium List 1"/>
-    <w:lsdException w:name="Medium List 2"/>
-    <w:lsdException w:name="Medium Grid 1"/>
-    <w:lsdException w:name="Medium Grid 2"/>
-    <w:lsdException w:name="Medium Grid 3"/>
-    <w:lsdException w:name="Dark List"/>
-    <w:lsdException w:name="Colorful Shading"/>
-    <w:lsdException w:name="Colorful List"/>
-    <w:lsdException w:name="Colorful Grid"/>
-    <w:lsdException w:name="Light Shading Accent 1"/>
-    <w:lsdException w:name="Light List Accent 1"/>
-    <w:lsdException w:name="Light Grid Accent 1"/>
-    <w:lsdException w:name="Medium Shading 1 Accent 1"/>
-    <w:lsdException w:name="Medium Shading 2 Accent 1"/>
-    <w:lsdException w:name="Medium List 1 Accent 1"/>
-    <w:lsdException w:name="Revision" w:semiHidden="1"/>
-    <w:lsdException w:name="List Paragraph" w:uiPriority="34" w:qFormat="1"/>
-    <w:lsdException w:name="Quote" w:uiPriority="29" w:qFormat="1"/>
-    <w:lsdException w:name="Intense Quote" w:uiPriority="30" w:qFormat="1"/>
-    <w:lsdException w:name="Medium List 2 Accent 1" w:uiPriority="66"/>
-    <w:lsdException w:name="Medium Grid 1 Accent 1" w:uiPriority="67"/>
-    <w:lsdException w:name="Medium Grid 2 Accent 1" w:uiPriority="68"/>
-    <w:lsdException w:name="Medium Grid 3 Accent 1" w:uiPriority="69"/>
-    <w:lsdException w:name="Dark List Accent 1" w:uiPriority="70"/>
-    <w:lsdException w:name="Colorful Shading Accent 1" w:uiPriority="71"/>
-    <w:lsdException w:name="Colorful List Accent 1" w:uiPriority="72"/>
-    <w:lsdException w:name="Colorful Grid Accent 1" w:uiPriority="73"/>
-    <w:lsdException w:name="Light Shading Accent 2" w:uiPriority="60"/>
-    <w:lsdException w:name="Light List Accent 2" w:uiPriority="61"/>
-    <w:lsdException w:name="Light Grid Accent 2" w:uiPriority="62"/>
-    <w:lsdException w:name="Medium Shading 1 Accent 2" w:uiPriority="63"/>
-    <w:lsdException w:name="Medium Shading 2 Accent 2" w:uiPriority="64"/>
-    <w:lsdException w:name="Medium List 1 Accent 2" w:uiPriority="65"/>
-    <w:lsdException w:name="Medium List 2 Accent 2" w:uiPriority="66"/>
-    <w:lsdException w:name="Medium Grid 1 Accent 2" w:uiPriority="67"/>
-    <w:lsdException w:name="Medium Grid 2 Accent 2" w:uiPriority="68"/>
-    <w:lsdException w:name="Medium Grid 3 Accent 2" w:uiPriority="69"/>
-    <w:lsdException w:name="Dark List Accent 2" w:uiPriority="70"/>
-    <w:lsdException w:name="Colorful Shading Accent 2" w:uiPriority="71"/>
-    <w:lsdException w:name="Colorful List Accent 2" w:uiPriority="72"/>
-    <w:lsdException w:name="Colorful Grid Accent 2" w:uiPriority="73"/>
-    <w:lsdException w:name="Light Shading Accent 3" w:uiPriority="60"/>
-    <w:lsdException w:name="Light List Accent 3" w:uiPriority="61"/>
-    <w:lsdException w:name="Light Grid Accent 3" w:uiPriority="62"/>
-    <w:lsdException w:name="Medium Shading 1 Accent 3" w:uiPriority="63"/>
-    <w:lsdException w:name="Medium Shading 2 Accent 3" w:uiPriority="64"/>
-    <w:lsdException w:name="Medium List 1 Accent 3" w:uiPriority="65"/>
-    <w:lsdException w:name="Medium List 2 Accent 3" w:uiPriority="66"/>
-    <w:lsdException w:name="Medium Grid 1 Accent 3" w:uiPriority="67"/>
-    <w:lsdException w:name="Medium Grid 2 Accent 3" w:uiPriority="68"/>
-    <w:lsdException w:name="Medium Grid 3 Accent 3" w:uiPriority="69"/>
-    <w:lsdException w:name="Dark List Accent 3" w:uiPriority="70"/>
-    <w:lsdException w:name="Colorful Shading Accent 3" w:uiPriority="71"/>
-    <w:lsdException w:name="Colorful List Accent 3" w:uiPriority="72"/>
-    <w:lsdException w:name="Colorful Grid Accent 3" w:uiPriority="73"/>
-    <w:lsdException w:name="Light Shading Accent 4" w:uiPriority="60"/>
-    <w:lsdException w:name="Light List Accent 4" w:uiPriority="61"/>
-    <w:lsdException w:name="Light Grid Accent 4" w:uiPriority="62"/>
-    <w:lsdException w:name="Medium Shading 1 Accent 4" w:uiPriority="63"/>
-    <w:lsdException w:name="Medium Shading 2 Accent 4" w:uiPriority="64"/>
-    <w:lsdException w:name="Medium List 1 Accent 4" w:uiPriority="65"/>
-    <w:lsdException w:name="Medium List 2 Accent 4" w:uiPriority="66"/>
-    <w:lsdException w:name="Medium Grid 1 Accent 4" w:uiPriority="67"/>
-    <w:lsdException w:name="Medium Grid 2 Accent 4" w:uiPriority="68"/>
-    <w:lsdException w:name="Medium Grid 3 Accent 4" w:uiPriority="69"/>
-    <w:lsdException w:name="Dark List Accent 4" w:uiPriority="70"/>
-    <w:lsdException w:name="Colorful Shading Accent 4" w:uiPriority="71"/>
-    <w:lsdException w:name="Colorful List Accent 4" w:uiPriority="72"/>
-    <w:lsdException w:name="Colorful Grid Accent 4" w:uiPriority="73"/>
-    <w:lsdException w:name="Light Shading Accent 5" w:uiPriority="60"/>
-    <w:lsdException w:name="Light List Accent 5" w:uiPriority="61"/>
-    <w:lsdException w:name="Light Grid Accent 5" w:uiPriority="62"/>
-    <w:lsdException w:name="Medium Shading 1 Accent 5" w:uiPriority="63"/>
-    <w:lsdException w:name="Medium Shading 2 Accent 5" w:uiPriority="64"/>
-    <w:lsdException w:name="Medium List 1 Accent 5" w:uiPriority="65"/>
-    <w:lsdException w:name="Medium List 2 Accent 5" w:uiPriority="66"/>
-    <w:lsdException w:name="Medium Grid 1 Accent 5" w:uiPriority="67"/>
-    <w:lsdException w:name="Medium Grid 2 Accent 5" w:uiPriority="68"/>
-    <w:lsdException w:name="Medium Grid 3 Accent 5" w:uiPriority="69"/>
-    <w:lsdException w:name="Dark List Accent 5" w:uiPriority="70"/>
-    <w:lsdException w:name="Colorful Shading Accent 5" w:uiPriority="71"/>
-    <w:lsdException w:name="Colorful List Accent 5" w:uiPriority="72"/>
-    <w:lsdException w:name="Colorful Grid Accent 5" w:uiPriority="73"/>
-    <w:lsdException w:name="Light Shading Accent 6" w:uiPriority="60"/>
-    <w:lsdException w:name="Light List Accent 6" w:uiPriority="61"/>
-    <w:lsdException w:name="Light Grid Accent 6" w:uiPriority="62"/>
-    <w:lsdException w:name="Medium Shading 1 Accent 6" w:uiPriority="63"/>
-    <w:lsdException w:name="Medium Shading 2 Accent 6" w:uiPriority="64"/>
-    <w:lsdException w:name="Medium List 1 Accent 6" w:uiPriority="65"/>
-    <w:lsdException w:name="Medium List 2 Accent 6" w:uiPriority="66"/>
-    <w:lsdException w:name="Medium Grid 1 Accent 6" w:uiPriority="67"/>
-    <w:lsdException w:name="Medium Grid 2 Accent 6" w:uiPriority="68"/>
-    <w:lsdException w:name="Medium Grid 3 Accent 6" w:uiPriority="69"/>
-    <w:lsdException w:name="Dark List Accent 6" w:uiPriority="70"/>
-    <w:lsdException w:name="Colorful Shading Accent 6" w:uiPriority="71"/>
-    <w:lsdException w:name="Colorful List Accent 6" w:uiPriority="72"/>
-    <w:lsdException w:name="Colorful Grid Accent 6" w:uiPriority="73"/>
-    <w:lsdException w:name="Subtle Emphasis" w:uiPriority="19" w:qFormat="1"/>
-    <w:lsdException w:name="Intense Emphasis" w:uiPriority="21" w:qFormat="1"/>
-    <w:lsdException w:name="Subtle Reference" w:semiHidden="1" w:uiPriority="31" w:unhideWhenUsed="1" w:qFormat="1"/>
-    <w:lsdException w:name="Intense Reference" w:semiHidden="1" w:uiPriority="32" w:unhideWhenUsed="1" w:qFormat="1"/>
-    <w:lsdException w:name="Book Title" w:semiHidden="1" w:uiPriority="33" w:unhideWhenUsed="1" w:qFormat="1"/>
-    <w:lsdException w:name="Bibliography" w:semiHidden="1" w:uiPriority="37" w:unhideWhenUsed="1"/>
-    <w:lsdException w:name="TOC Heading" w:semiHidden="1" w:uiPriority="39" w:unhideWhenUsed="1" w:qFormat="1"/>
-    <w:lsdException w:name="Plain Table 1" w:uiPriority="41"/>
-    <w:lsdException w:name="Plain Table 2" w:uiPriority="42"/>
-    <w:lsdException w:name="Plain Table 3" w:uiPriority="43"/>
-    <w:lsdException w:name="Plain Table 4" w:uiPriority="44"/>
-    <w:lsdException w:name="Plain Table 5" w:uiPriority="45"/>
-    <w:lsdException w:name="Grid Table Light" w:uiPriority="40"/>
-    <w:lsdException w:name="Grid Table 1 Light" w:uiPriority="46"/>
-    <w:lsdException w:name="Grid Table 2" w:uiPriority="47"/>
-    <w:lsdException w:name="Grid Table 3" w:uiPriority="48"/>
-    <w:lsdException w:name="Grid Table 4" w:uiPriority="49"/>
-    <w:lsdException w:name="Grid Table 5 Dark" w:uiPriority="50"/>
-    <w:lsdException w:name="Grid Table 6 Colorful" w:uiPriority="51"/>
-    <w:lsdException w:name="Grid Table 7 Colorful" w:uiPriority="52"/>
-    <w:lsdException w:name="Grid Table 1 Light Accent 1" w:uiPriority="46"/>
-    <w:lsdException w:name="Grid Table 2 Accent 1" w:uiPriority="47"/>
-    <w:lsdException w:name="Grid Table 3 Accent 1" w:uiPriority="48"/>
-    <w:lsdException w:name="Grid Table 4 Accent 1" w:uiPriority="49"/>
-    <w:lsdException w:name="Grid Table 5 Dark Accent 1" w:uiPriority="50"/>
-    <w:lsdException w:name="Grid Table 6 Colorful Accent 1" w:uiPriority="51"/>
-    <w:lsdException w:name="Grid Table 7 Colorful Accent 1" w:uiPriority="52"/>
-    <w:lsdException w:name="Grid Table 1 Light Accent 2" w:uiPriority="46"/>
-    <w:lsdException w:name="Grid Table 2 Accent 2" w:uiPriority="47"/>
-    <w:lsdException w:name="Grid Table 3 Accent 2" w:uiPriority="48"/>
-    <w:lsdException w:name="Grid Table 4 Accent 2" w:uiPriority="49"/>
-    <w:lsdException w:name="Grid Table 5 Dark Accent 2" w:uiPriority="50"/>
-    <w:lsdException w:name="Grid Table 6 Colorful Accent 2" w:uiPriority="51"/>
-    <w:lsdException w:name="Grid Table 7 Colorful Accent 2" w:uiPriority="52"/>
-    <w:lsdException w:name="Grid Table 1 Light Accent 3" w:uiPriority="46"/>
-    <w:lsdException w:name="Grid Table 2 Accent 3" w:uiPriority="47"/>
-    <w:lsdException w:name="Grid Table 3 Accent 3" w:uiPriority="48"/>
-    <w:lsdException w:name="Grid Table 4 Accent 3" w:uiPriority="49"/>
-    <w:lsdException w:name="Grid Table 5 Dark Accent 3" w:uiPriority="50"/>
-    <w:lsdException w:name="Grid Table 6 Colorful Accent 3" w:uiPriority="51"/>
-    <w:lsdException w:name="Grid Table 7 Colorful Accent 3" w:uiPriority="52"/>
-    <w:lsdException w:name="Grid Table 1 Light Accent 4" w:uiPriority="46"/>
-    <w:lsdException w:name="Grid Table 2 Accent 4" w:uiPriority="47"/>
-    <w:lsdException w:name="Grid Table 3 Accent 4" w:uiPriority="48"/>
-    <w:lsdException w:name="Grid Table 4 Accent 4" w:uiPriority="49"/>
-    <w:lsdException w:name="Grid Table 5 Dark Accent 4" w:uiPriority="50"/>
-    <w:lsdException w:name="Grid Table 6 Colorful Accent 4" w:uiPriority="51"/>
-    <w:lsdException w:name="Grid Table 7 Colorful Accent 4" w:uiPriority="52"/>
-    <w:lsdException w:name="Grid Table 1 Light Accent 5" w:uiPriority="46"/>
-    <w:lsdException w:name="Grid Table 2 Accent 5" w:uiPriority="47"/>
-    <w:lsdException w:name="Grid Table 3 Accent 5" w:uiPriority="48"/>
-    <w:lsdException w:name="Grid Table 4 Accent 5" w:uiPriority="49"/>
-    <w:lsdException w:name="Grid Table 5 Dark Accent 5" w:uiPriority="50"/>
-    <w:lsdException w:name="Grid Table 6 Colorful Accent 5" w:uiPriority="51"/>
-    <w:lsdException w:name="Grid Table 7 Colorful Accent 5" w:uiPriority="52"/>
-    <w:lsdException w:name="Grid Table 1 Light Accent 6" w:uiPriority="46"/>
-    <w:lsdException w:name="Grid Table 2 Accent 6" w:uiPriority="47"/>
-    <w:lsdException w:name="Grid Table 3 Accent 6" w:uiPriority="48"/>
-    <w:lsdException w:name="Grid Table 4 Accent 6" w:uiPriority="49"/>
-    <w:lsdException w:name="Grid Table 5 Dark Accent 6" w:uiPriority="50"/>
-    <w:lsdException w:name="Grid Table 6 Colorful Accent 6" w:uiPriority="51"/>
-    <w:lsdException w:name="Grid Table 7 Colorful Accent 6" w:uiPriority="52"/>
-    <w:lsdException w:name="List Table 1 Light" w:uiPriority="46"/>
-    <w:lsdException w:name="List Table 2" w:uiPriority="47"/>
-    <w:lsdException w:name="List Table 3" w:uiPriority="48"/>
-    <w:lsdException w:name="List Table 4" w:uiPriority="49"/>
-    <w:lsdException w:name="List Table 5 Dark" w:uiPriority="50"/>
-    <w:lsdException w:name="List Table 6 Colorful" w:uiPriority="51"/>
-    <w:lsdException w:name="List Table 7 Colorful" w:uiPriority="52"/>
-    <w:lsdException w:name="List Table 1 Light Accent 1" w:uiPriority="46"/>
-    <w:lsdException w:name="List Table 2 Accent 1" w:uiPriority="47"/>
-    <w:lsdException w:name="List Table 3 Accent 1" w:uiPriority="48"/>
-    <w:lsdException w:name="List Table 4 Accent 1" w:uiPriority="49"/>
-    <w:lsdException w:name="List Table 5 Dark Accent 1" w:uiPriority="50"/>
-    <w:lsdException w:name="List Table 6 Colorful Accent 1" w:uiPriority="51"/>
-    <w:lsdException w:name="List Table 7 Colorful Accent 1" w:uiPriority="52"/>
-    <w:lsdException w:name="List Table 1 Light Accent 2" w:uiPriority="46"/>
-    <w:lsdException w:name="List Table 2 Accent 2" w:uiPriority="47"/>
-    <w:lsdException w:name="List Table 3 Accent 2" w:uiPriority="48"/>
-    <w:lsdException w:name="List Table 4 Accent 2" w:uiPriority="49"/>
-    <w:lsdException w:name="List Table 5 Dark Accent 2" w:uiPriority="50"/>
-    <w:lsdException w:name="List Table 6 Colorful Accent 2" w:uiPriority="51"/>
-    <w:lsdException w:name="List Table 7 Colorful Accent 2" w:uiPriority="52"/>
-    <w:lsdException w:name="List Table 1 Light Accent 3" w:uiPriority="46"/>
-    <w:lsdException w:name="List Table 2 Accent 3" w:uiPriority="47"/>
-    <w:lsdException w:name="List Table 3 Accent 3" w:uiPriority="48"/>
-    <w:lsdException w:name="List Table 4 Accent 3" w:uiPriority="49"/>
-    <w:lsdException w:name="List Table 5 Dark Accent 3" w:uiPriority="50"/>
-    <w:lsdException w:name="List Table 6 Colorful Accent 3" w:uiPriority="51"/>
-    <w:lsdException w:name="List Table 7 Colorful Accent 3" w:uiPriority="52"/>
-    <w:lsdException w:name="List Table 1 Light Accent 4" w:uiPriority="46"/>
-    <w:lsdException w:name="List Table 2 Accent 4" w:uiPriority="47"/>
-    <w:lsdException w:name="List Table 3 Accent 4" w:uiPriority="48"/>
-    <w:lsdException w:name="List Table 4 Accent 4" w:uiPriority="49"/>
-    <w:lsdException w:name="List Table 5 Dark Accent 4" w:uiPriority="50"/>
-    <w:lsdException w:name="List Table 6 Colorful Accent 4" w:uiPriority="51"/>
-    <w:lsdException w:name="List Table 7 Colorful Accent 4" w:uiPriority="52"/>
-    <w:lsdException w:name="List Table 1 Light Accent 5" w:uiPriority="46"/>
-    <w:lsdException w:name="List Table 2 Accent 5" w:uiPriority="47"/>
-    <w:lsdException w:name="List Table 3 Accent 5" w:uiPriority="48"/>
-    <w:lsdException w:name="List Table 4 Accent 5" w:uiPriority="49"/>
-    <w:lsdException w:name="List Table 5 Dark Accent 5" w:uiPriority="50"/>
-    <w:lsdException w:name="List Table 6 Colorful Accent 5" w:uiPriority="51"/>
-    <w:lsdException w:name="List Table 7 Colorful Accent 5" w:uiPriority="52"/>
-    <w:lsdException w:name="List Table 1 Light Accent 6" w:uiPriority="46"/>
-    <w:lsdException w:name="List Table 2 Accent 6" w:uiPriority="47"/>
-    <w:lsdException w:name="List Table 3 Accent 6" w:uiPriority="48"/>
-    <w:lsdException w:name="List Table 4 Accent 6" w:uiPriority="49"/>
-    <w:lsdException w:name="List Table 5 Dark Accent 6" w:uiPriority="50"/>
-    <w:lsdException w:name="List Table 6 Colorful Accent 6" w:uiPriority="51"/>
-    <w:lsdException w:name="List Table 7 Colorful Accent 6" w:uiPriority="52"/>
-    <w:lsdException w:name="Mention" w:semiHidden="1" w:unhideWhenUsed="1"/>
-    <w:lsdException w:name="Smart Hyperlink" w:semiHidden="1" w:unhideWhenUsed="1"/>
-    <w:lsdException w:name="Hashtag" w:semiHidden="1" w:unhideWhenUsed="1"/>
-    <w:lsdException w:name="Unresolved Mention" w:semiHidden="1" w:unhideWhenUsed="1"/>
-    <w:lsdException w:name="Smart Link" w:semiHidden="1" w:unhideWhenUsed="1"/>
+  <w:latentStyles w:defLockedState="0" w:defUIPriority="99" w:defSemiHidden="1" w:defUnhideWhenUsed="1" w:defQFormat="0" w:count="267">
+    <w:lsdException w:name="Normal" w:semiHidden="0" w:uiPriority="0" w:unhideWhenUsed="0" w:qFormat="1"/>
+    <w:lsdException w:name="heading 1" w:semiHidden="0" w:uiPriority="7" w:unhideWhenUsed="0" w:qFormat="1"/>
+    <w:lsdException w:name="heading 2" w:semiHidden="0" w:uiPriority="4" w:unhideWhenUsed="0" w:qFormat="1"/>
+    <w:lsdException w:name="heading 3" w:uiPriority="5" w:qFormat="1"/>
+    <w:lsdException w:name="heading 4" w:uiPriority="1" w:qFormat="1"/>
+    <w:lsdException w:name="heading 5" w:uiPriority="1" w:qFormat="1"/>
+    <w:lsdException w:name="heading 6" w:uiPriority="1" w:qFormat="1"/>
+    <w:lsdException w:name="heading 7" w:uiPriority="1" w:qFormat="1"/>
+    <w:lsdException w:name="heading 8" w:uiPriority="1" w:qFormat="1"/>
+    <w:lsdException w:name="heading 9" w:uiPriority="1" w:qFormat="1"/>
+    <w:lsdException w:name="Title" w:semiHidden="0" w:uiPriority="1" w:unhideWhenUsed="0" w:qFormat="1"/>
+    <w:lsdException w:name="Subtitle" w:semiHidden="0" w:uiPriority="5" w:unhideWhenUsed="0" w:qFormat="1"/>
+    <w:lsdException w:name="Block Text" w:uiPriority="3" w:qFormat="1"/>
+    <w:lsdException w:name="Strong" w:semiHidden="0" w:uiPriority="2" w:unhideWhenUsed="0" w:qFormat="1"/>
+    <w:lsdException w:name="Emphasis" w:semiHidden="0" w:uiPriority="2" w:unhideWhenUsed="0" w:qFormat="1"/>
+    <w:lsdException w:name="Table Grid" w:semiHidden="0" w:uiPriority="1" w:unhideWhenUsed="0"/>
+    <w:lsdException w:name="Light Shading" w:semiHidden="0" w:unhideWhenUsed="0"/>
+    <w:lsdException w:name="Light List" w:semiHidden="0" w:unhideWhenUsed="0"/>
+    <w:lsdException w:name="Light Grid" w:semiHidden="0" w:unhideWhenUsed="0"/>
+    <w:lsdException w:name="Medium Shading 1" w:semiHidden="0" w:unhideWhenUsed="0"/>
+    <w:lsdException w:name="Medium Shading 2" w:semiHidden="0" w:unhideWhenUsed="0"/>
+    <w:lsdException w:name="Medium List 1" w:semiHidden="0" w:unhideWhenUsed="0"/>
+    <w:lsdException w:name="Medium List 2" w:semiHidden="0" w:unhideWhenUsed="0"/>
+    <w:lsdException w:name="Medium Grid 1" w:semiHidden="0" w:unhideWhenUsed="0"/>
+    <w:lsdException w:name="Medium Grid 2" w:semiHidden="0" w:unhideWhenUsed="0"/>
+    <w:lsdException w:name="Medium Grid 3" w:semiHidden="0" w:unhideWhenUsed="0"/>
+    <w:lsdException w:name="Dark List" w:semiHidden="0" w:unhideWhenUsed="0"/>
+    <w:lsdException w:name="Colorful Shading" w:semiHidden="0" w:unhideWhenUsed="0"/>
+    <w:lsdException w:name="Colorful List" w:semiHidden="0" w:unhideWhenUsed="0"/>
+    <w:lsdException w:name="Colorful Grid" w:semiHidden="0" w:unhideWhenUsed="0"/>
+    <w:lsdException w:name="Light Shading Accent 1" w:semiHidden="0" w:unhideWhenUsed="0"/>
+    <w:lsdException w:name="Light List Accent 1" w:semiHidden="0" w:unhideWhenUsed="0"/>
+    <w:lsdException w:name="Light Grid Accent 1" w:semiHidden="0" w:unhideWhenUsed="0"/>
+    <w:lsdException w:name="Medium Shading 1 Accent 1" w:semiHidden="0" w:unhideWhenUsed="0"/>
+    <w:lsdException w:name="Medium Shading 2 Accent 1" w:semiHidden="0" w:unhideWhenUsed="0"/>
+    <w:lsdException w:name="Medium List 1 Accent 1" w:semiHidden="0" w:unhideWhenUsed="0"/>
+    <w:lsdException w:name="Revision" w:unhideWhenUsed="0"/>
+    <w:lsdException w:name="List Paragraph" w:semiHidden="0" w:uiPriority="34" w:unhideWhenUsed="0" w:qFormat="1"/>
+    <w:lsdException w:name="Quote" w:semiHidden="0" w:uiPriority="29" w:unhideWhenUsed="0" w:qFormat="1"/>
+    <w:lsdException w:name="Intense Quote" w:semiHidden="0" w:uiPriority="30" w:unhideWhenUsed="0" w:qFormat="1"/>
+    <w:lsdException w:name="Medium List 2 Accent 1" w:semiHidden="0" w:uiPriority="66" w:unhideWhenUsed="0"/>
+    <w:lsdException w:name="Medium Grid 1 Accent 1" w:semiHidden="0" w:uiPriority="67" w:unhideWhenUsed="0"/>
+    <w:lsdException w:name="Medium Grid 2 Accent 1" w:semiHidden="0" w:uiPriority="68" w:unhideWhenUsed="0"/>
+    <w:lsdException w:name="Medium Grid 3 Accent 1" w:semiHidden="0" w:uiPriority="69" w:unhideWhenUsed="0"/>
+    <w:lsdException w:name="Dark List Accent 1" w:semiHidden="0" w:uiPriority="70" w:unhideWhenUsed="0"/>
+    <w:lsdException w:name="Colorful Shading Accent 1" w:semiHidden="0" w:uiPriority="71" w:unhideWhenUsed="0"/>
+    <w:lsdException w:name="Colorful List Accent 1" w:semiHidden="0" w:uiPriority="72" w:unhideWhenUsed="0"/>
+    <w:lsdException w:name="Colorful Grid Accent 1" w:semiHidden="0" w:uiPriority="73" w:unhideWhenUsed="0"/>
+    <w:lsdException w:name="Light Shading Accent 2" w:semiHidden="0" w:uiPriority="60" w:unhideWhenUsed="0"/>
+    <w:lsdException w:name="Light List Accent 2" w:semiHidden="0" w:uiPriority="61" w:unhideWhenUsed="0"/>
+    <w:lsdException w:name="Light Grid Accent 2" w:semiHidden="0" w:uiPriority="62" w:unhideWhenUsed="0"/>
+    <w:lsdException w:name="Medium Shading 1 Accent 2" w:semiHidden="0" w:uiPriority="63" w:unhideWhenUsed="0"/>
+    <w:lsdException w:name="Medium Shading 2 Accent 2" w:semiHidden="0" w:uiPriority="64" w:unhideWhenUsed="0"/>
+    <w:lsdException w:name="Medium List 1 Accent 2" w:semiHidden="0" w:uiPriority="65" w:unhideWhenUsed="0"/>
+    <w:lsdException w:name="Medium List 2 Accent 2" w:semiHidden="0" w:uiPriority="66" w:unhideWhenUsed="0"/>
+    <w:lsdException w:name="Medium Grid 1 Accent 2" w:semiHidden="0" w:uiPriority="67" w:unhideWhenUsed="0"/>
+    <w:lsdException w:name="Medium Grid 2 Accent 2" w:semiHidden="0" w:uiPriority="68" w:unhideWhenUsed="0"/>
+    <w:lsdException w:name="Medium Grid 3 Accent 2" w:semiHidden="0" w:uiPriority="69" w:unhideWhenUsed="0"/>
+    <w:lsdException w:name="Dark List Accent 2" w:semiHidden="0" w:uiPriority="70" w:unhideWhenUsed="0"/>
+    <w:lsdException w:name="Colorful Shading Accent 2" w:semiHidden="0" w:uiPriority="71" w:unhideWhenUsed="0"/>
+    <w:lsdException w:name="Colorful List Accent 2" w:semiHidden="0" w:uiPriority="72" w:unhideWhenUsed="0"/>
+    <w:lsdException w:name="Colorful Grid Accent 2" w:semiHidden="0" w:uiPriority="73" w:unhideWhenUsed="0"/>
+    <w:lsdException w:name="Light Shading Accent 3" w:semiHidden="0" w:uiPriority="60" w:unhideWhenUsed="0"/>
+    <w:lsdException w:name="Light List Accent 3" w:semiHidden="0" w:uiPriority="61" w:unhideWhenUsed="0"/>
+    <w:lsdException w:name="Light Grid Accent 3" w:semiHidden="0" w:uiPriority="62" w:unhideWhenUsed="0"/>
+    <w:lsdException w:name="Medium Shading 1 Accent 3" w:semiHidden="0" w:uiPriority="63" w:unhideWhenUsed="0"/>
+    <w:lsdException w:name="Medium Shading 2 Accent 3" w:semiHidden="0" w:uiPriority="64" w:unhideWhenUsed="0"/>
+    <w:lsdException w:name="Medium List 1 Accent 3" w:semiHidden="0" w:uiPriority="65" w:unhideWhenUsed="0"/>
+    <w:lsdException w:name="Medium List 2 Accent 3" w:semiHidden="0" w:uiPriority="66" w:unhideWhenUsed="0"/>
+    <w:lsdException w:name="Medium Grid 1 Accent 3" w:semiHidden="0" w:uiPriority="67" w:unhideWhenUsed="0"/>
+    <w:lsdException w:name="Medium Grid 2 Accent 3" w:semiHidden="0" w:uiPriority="68" w:unhideWhenUsed="0"/>
+    <w:lsdException w:name="Medium Grid 3 Accent 3" w:semiHidden="0" w:uiPriority="69" w:unhideWhenUsed="0"/>
+    <w:lsdException w:name="Dark List Accent 3" w:semiHidden="0" w:uiPriority="70" w:unhideWhenUsed="0"/>
+    <w:lsdException w:name="Colorful Shading Accent 3" w:semiHidden="0" w:uiPriority="71" w:unhideWhenUsed="0"/>
+    <w:lsdException w:name="Colorful List Accent 3" w:semiHidden="0" w:uiPriority="72" w:unhideWhenUsed="0"/>
+    <w:lsdException w:name="Colorful Grid Accent 3" w:semiHidden="0" w:uiPriority="73" w:unhideWhenUsed="0"/>
+    <w:lsdException w:name="Light Shading Accent 4" w:semiHidden="0" w:uiPriority="60" w:unhideWhenUsed="0"/>
+    <w:lsdException w:name="Light List Accent 4" w:semiHidden="0" w:uiPriority="61" w:unhideWhenUsed="0"/>
+    <w:lsdException w:name="Light Grid Accent 4" w:semiHidden="0" w:uiPriority="62" w:unhideWhenUsed="0"/>
+    <w:lsdException w:name="Medium Shading 1 Accent 4" w:semiHidden="0" w:uiPriority="63" w:unhideWhenUsed="0"/>
+    <w:lsdException w:name="Medium Shading 2 Accent 4" w:semiHidden="0" w:uiPriority="64" w:unhideWhenUsed="0"/>
+    <w:lsdException w:name="Medium List 1 Accent 4" w:semiHidden="0" w:uiPriority="65" w:unhideWhenUsed="0"/>
+    <w:lsdException w:name="Medium List 2 Accent 4" w:semiHidden="0" w:uiPriority="66" w:unhideWhenUsed="0"/>
+    <w:lsdException w:name="Medium Grid 1 Accent 4" w:semiHidden="0" w:uiPriority="67" w:unhideWhenUsed="0"/>
+    <w:lsdException w:name="Medium Grid 2 Accent 4" w:semiHidden="0" w:uiPriority="68" w:unhideWhenUsed="0"/>
+    <w:lsdException w:name="Medium Grid 3 Accent 4" w:semiHidden="0" w:uiPriority="69" w:unhideWhenUsed="0"/>
+    <w:lsdException w:name="Dark List Accent 4" w:semiHidden="0" w:uiPriority="70" w:unhideWhenUsed="0"/>
+    <w:lsdException w:name="Colorful Shading Accent 4" w:semiHidden="0" w:uiPriority="71" w:unhideWhenUsed="0"/>
+    <w:lsdException w:name="Colorful List Accent 4" w:semiHidden="0" w:uiPriority="72" w:unhideWhenUsed="0"/>
+    <w:lsdException w:name="Colorful Grid Accent 4" w:semiHidden="0" w:uiPriority="73" w:unhideWhenUsed="0"/>
+    <w:lsdException w:name="Light Shading Accent 5" w:semiHidden="0" w:uiPriority="60" w:unhideWhenUsed="0"/>
+    <w:lsdException w:name="Light List Accent 5" w:semiHidden="0" w:uiPriority="61" w:unhideWhenUsed="0"/>
+    <w:lsdException w:name="Light Grid Accent 5" w:semiHidden="0" w:uiPriority="62" w:unhideWhenUsed="0"/>
+    <w:lsdException w:name="Medium Shading 1 Accent 5" w:semiHidden="0" w:uiPriority="63" w:unhideWhenUsed="0"/>
+    <w:lsdException w:name="Medium Shading 2 Accent 5" w:semiHidden="0" w:uiPriority="64" w:unhideWhenUsed="0"/>
+    <w:lsdException w:name="Medium List 1 Accent 5" w:semiHidden="0" w:uiPriority="65" w:unhideWhenUsed="0"/>
+    <w:lsdException w:name="Medium List 2 Accent 5" w:semiHidden="0" w:uiPriority="66" w:unhideWhenUsed="0"/>
+    <w:lsdException w:name="Medium Grid 1 Accent 5" w:semiHidden="0" w:uiPriority="67" w:unhideWhenUsed="0"/>
+    <w:lsdException w:name="Medium Grid 2 Accent 5" w:semiHidden="0" w:uiPriority="68" w:unhideWhenUsed="0"/>
+    <w:lsdException w:name="Medium Grid 3 Accent 5" w:semiHidden="0" w:uiPriority="69" w:unhideWhenUsed="0"/>
+    <w:lsdException w:name="Dark List Accent 5" w:semiHidden="0" w:uiPriority="70" w:unhideWhenUsed="0"/>
+    <w:lsdException w:name="Colorful Shading Accent 5" w:semiHidden="0" w:uiPriority="71" w:unhideWhenUsed="0"/>
+    <w:lsdException w:name="Colorful List Accent 5" w:semiHidden="0" w:uiPriority="72" w:unhideWhenUsed="0"/>
+    <w:lsdException w:name="Colorful Grid Accent 5" w:semiHidden="0" w:uiPriority="73" w:unhideWhenUsed="0"/>
+    <w:lsdException w:name="Light Shading Accent 6" w:semiHidden="0" w:uiPriority="60" w:unhideWhenUsed="0"/>
+    <w:lsdException w:name="Light List Accent 6" w:semiHidden="0" w:uiPriority="61" w:unhideWhenUsed="0"/>
+    <w:lsdException w:name="Light Grid Accent 6" w:semiHidden="0" w:uiPriority="62" w:unhideWhenUsed="0"/>
+    <w:lsdException w:name="Medium Shading 1 Accent 6" w:semiHidden="0" w:uiPriority="63" w:unhideWhenUsed="0"/>
+    <w:lsdException w:name="Medium Shading 2 Accent 6" w:semiHidden="0" w:uiPriority="64" w:unhideWhenUsed="0"/>
+    <w:lsdException w:name="Medium List 1 Accent 6" w:semiHidden="0" w:uiPriority="65" w:unhideWhenUsed="0"/>
+    <w:lsdException w:name="Medium List 2 Accent 6" w:semiHidden="0" w:uiPriority="66" w:unhideWhenUsed="0"/>
+    <w:lsdException w:name="Medium Grid 1 Accent 6" w:semiHidden="0" w:uiPriority="67" w:unhideWhenUsed="0"/>
+    <w:lsdException w:name="Medium Grid 2 Accent 6" w:semiHidden="0" w:uiPriority="68" w:unhideWhenUsed="0"/>
+    <w:lsdException w:name="Medium Grid 3 Accent 6" w:semiHidden="0" w:uiPriority="69" w:unhideWhenUsed="0"/>
+    <w:lsdException w:name="Dark List Accent 6" w:semiHidden="0" w:uiPriority="70" w:unhideWhenUsed="0"/>
+    <w:lsdException w:name="Colorful Shading Accent 6" w:semiHidden="0" w:uiPriority="71" w:unhideWhenUsed="0"/>
+    <w:lsdException w:name="Colorful List Accent 6" w:semiHidden="0" w:uiPriority="72" w:unhideWhenUsed="0"/>
+    <w:lsdException w:name="Colorful Grid Accent 6" w:semiHidden="0" w:uiPriority="73" w:unhideWhenUsed="0"/>
+    <w:lsdException w:name="Subtle Emphasis" w:semiHidden="0" w:uiPriority="19" w:unhideWhenUsed="0" w:qFormat="1"/>
+    <w:lsdException w:name="Intense Emphasis" w:semiHidden="0" w:uiPriority="21" w:unhideWhenUsed="0" w:qFormat="1"/>
+    <w:lsdException w:name="Subtle Reference" w:uiPriority="31" w:qFormat="1"/>
+    <w:lsdException w:name="Intense Reference" w:uiPriority="32" w:qFormat="1"/>
+    <w:lsdException w:name="Book Title" w:uiPriority="33" w:qFormat="1"/>
+    <w:lsdException w:name="Bibliography" w:uiPriority="37"/>
+    <w:lsdException w:name="TOC Heading" w:uiPriority="39" w:qFormat="1"/>
   </w:latentStyles>
   <w:style w:type="paragraph" w:default="1" w:styleId="Normal">
     <w:name w:val="Normal"/>
@@ -16663,6 +16379,7 @@
     <w:uiPriority w:val="99"/>
     <w:semiHidden/>
     <w:unhideWhenUsed/>
+    <w:qFormat/>
     <w:tblPr>
       <w:tblInd w:w="0" w:type="dxa"/>
       <w:tblCellMar>
@@ -16852,6 +16569,7 @@
       <w:spacing w:after="0" w:line="240" w:lineRule="auto"/>
     </w:pPr>
     <w:tblPr>
+      <w:tblInd w:w="0" w:type="dxa"/>
       <w:tblBorders>
         <w:top w:val="single" w:sz="4" w:space="0" w:color="auto"/>
         <w:left w:val="single" w:sz="4" w:space="0" w:color="auto"/>
@@ -16860,6 +16578,12 @@
         <w:insideH w:val="single" w:sz="4" w:space="0" w:color="auto"/>
         <w:insideV w:val="single" w:sz="4" w:space="0" w:color="auto"/>
       </w:tblBorders>
+      <w:tblCellMar>
+        <w:top w:w="0" w:type="dxa"/>
+        <w:left w:w="108" w:type="dxa"/>
+        <w:bottom w:w="0" w:type="dxa"/>
+        <w:right w:w="108" w:type="dxa"/>
+      </w:tblCellMar>
     </w:tblPr>
   </w:style>
   <w:style w:type="character" w:styleId="Textodelmarcadordeposicin">
@@ -16925,6 +16649,13 @@
     <w:tblPr>
       <w:tblStyleRowBandSize w:val="1"/>
       <w:tblStyleColBandSize w:val="1"/>
+      <w:tblInd w:w="0" w:type="dxa"/>
+      <w:tblCellMar>
+        <w:top w:w="0" w:type="dxa"/>
+        <w:left w:w="108" w:type="dxa"/>
+        <w:bottom w:w="0" w:type="dxa"/>
+        <w:right w:w="108" w:type="dxa"/>
+      </w:tblCellMar>
     </w:tblPr>
     <w:tblStylePr w:type="firstRow">
       <w:rPr>
@@ -17068,6 +16799,13 @@
     <w:tblPr>
       <w:tblStyleRowBandSize w:val="1"/>
       <w:tblStyleColBandSize w:val="1"/>
+      <w:tblInd w:w="0" w:type="dxa"/>
+      <w:tblCellMar>
+        <w:top w:w="0" w:type="dxa"/>
+        <w:left w:w="108" w:type="dxa"/>
+        <w:bottom w:w="0" w:type="dxa"/>
+        <w:right w:w="108" w:type="dxa"/>
+      </w:tblCellMar>
     </w:tblPr>
     <w:tblStylePr w:type="firstRow">
       <w:rPr>
@@ -17146,7 +16884,7 @@
 </file>
 
 <file path=word/glossary/document.xml><?xml version="1.0" encoding="utf-8"?>
-<w:glossaryDocument xmlns:wpc="http://schemas.microsoft.com/office/word/2010/wordprocessingCanvas" xmlns:cx="http://schemas.microsoft.com/office/drawing/2014/chartex" xmlns:cx1="http://schemas.microsoft.com/office/drawing/2015/9/8/chartex" xmlns:cx2="http://schemas.microsoft.com/office/drawing/2015/10/21/chartex" xmlns:cx3="http://schemas.microsoft.com/office/drawing/2016/5/9/chartex" xmlns:cx4="http://schemas.microsoft.com/office/drawing/2016/5/10/chartex" xmlns:cx5="http://schemas.microsoft.com/office/drawing/2016/5/11/chartex" xmlns:cx6="http://schemas.microsoft.com/office/drawing/2016/5/12/chartex" xmlns:cx7="http://schemas.microsoft.com/office/drawing/2016/5/13/chartex" xmlns:cx8="http://schemas.microsoft.com/office/drawing/2016/5/14/chartex" xmlns:mc="http://schemas.openxmlformats.org/markup-compatibility/2006" xmlns:aink="http://schemas.microsoft.com/office/drawing/2016/ink" xmlns:am3d="http://schemas.microsoft.com/office/drawing/2017/model3d" xmlns:o="urn:schemas-microsoft-com:office:office" xmlns:r="http://schemas.openxmlformats.org/officeDocument/2006/relationships" xmlns:m="http://schemas.openxmlformats.org/officeDocument/2006/math" xmlns:v="urn:schemas-microsoft-com:vml" xmlns:wp14="http://schemas.microsoft.com/office/word/2010/wordprocessingDrawing" xmlns:wp="http://schemas.openxmlformats.org/drawingml/2006/wordprocessingDrawing" xmlns:w10="urn:schemas-microsoft-com:office:word" xmlns:w="http://schemas.openxmlformats.org/wordprocessingml/2006/main" xmlns:w14="http://schemas.microsoft.com/office/word/2010/wordml" xmlns:w15="http://schemas.microsoft.com/office/word/2012/wordml" xmlns:w16cex="http://schemas.microsoft.com/office/word/2018/wordml/cex" xmlns:w16cid="http://schemas.microsoft.com/office/word/2016/wordml/cid" xmlns:w16="http://schemas.microsoft.com/office/word/2018/wordml" xmlns:w16sdtdh="http://schemas.microsoft.com/office/word/2020/wordml/sdtdatahash" xmlns:w16se="http://schemas.microsoft.com/office/word/2015/wordml/symex" xmlns:wpg="http://schemas.microsoft.com/office/word/2010/wordprocessingGroup" xmlns:wpi="http://schemas.microsoft.com/office/word/2010/wordprocessingInk" xmlns:wne="http://schemas.microsoft.com/office/word/2006/wordml" xmlns:wps="http://schemas.microsoft.com/office/word/2010/wordprocessingShape" mc:Ignorable="w14 w15 w16se w16cid w16 w16cex w16sdtdh wp14">
+<w:glossaryDocument xmlns:ve="http://schemas.openxmlformats.org/markup-compatibility/2006" xmlns:o="urn:schemas-microsoft-com:office:office" xmlns:r="http://schemas.openxmlformats.org/officeDocument/2006/relationships" xmlns:m="http://schemas.openxmlformats.org/officeDocument/2006/math" xmlns:v="urn:schemas-microsoft-com:vml" xmlns:wp="http://schemas.openxmlformats.org/drawingml/2006/wordprocessingDrawing" xmlns:w10="urn:schemas-microsoft-com:office:word" xmlns:w="http://schemas.openxmlformats.org/wordprocessingml/2006/main" xmlns:wne="http://schemas.microsoft.com/office/word/2006/wordml">
   <w:docParts>
     <w:docPart>
       <w:docPartPr>
@@ -17214,13 +16952,13 @@
 </file>
 
 <file path=word/glossary/fontTable.xml><?xml version="1.0" encoding="utf-8"?>
-<w:fonts xmlns:mc="http://schemas.openxmlformats.org/markup-compatibility/2006" xmlns:r="http://schemas.openxmlformats.org/officeDocument/2006/relationships" xmlns:w="http://schemas.openxmlformats.org/wordprocessingml/2006/main" xmlns:w14="http://schemas.microsoft.com/office/word/2010/wordml" xmlns:w15="http://schemas.microsoft.com/office/word/2012/wordml" xmlns:w16cex="http://schemas.microsoft.com/office/word/2018/wordml/cex" xmlns:w16cid="http://schemas.microsoft.com/office/word/2016/wordml/cid" xmlns:w16="http://schemas.microsoft.com/office/word/2018/wordml" xmlns:w16sdtdh="http://schemas.microsoft.com/office/word/2020/wordml/sdtdatahash" xmlns:w16se="http://schemas.microsoft.com/office/word/2015/wordml/symex" mc:Ignorable="w14 w15 w16se w16cid w16 w16cex w16sdtdh">
+<w:fonts xmlns:r="http://schemas.openxmlformats.org/officeDocument/2006/relationships" xmlns:w="http://schemas.openxmlformats.org/wordprocessingml/2006/main">
   <w:font w:name="Calibri">
     <w:panose1 w:val="020F0502020204030204"/>
     <w:charset w:val="00"/>
     <w:family w:val="swiss"/>
     <w:pitch w:val="variable"/>
-    <w:sig w:usb0="E4002EFF" w:usb1="C200247B" w:usb2="00000009" w:usb3="00000000" w:csb0="000001FF" w:csb1="00000000"/>
+    <w:sig w:usb0="E4002EFF" w:usb1="C000247B" w:usb2="00000009" w:usb3="00000000" w:csb0="000001FF" w:csb1="00000000"/>
   </w:font>
   <w:font w:name="Times New Roman">
     <w:panose1 w:val="02020603050405020304"/>
@@ -17264,26 +17002,24 @@
     <w:pitch w:val="variable"/>
     <w:sig w:usb0="E1002EFF" w:usb1="C000605B" w:usb2="00000029" w:usb3="00000000" w:csb0="000101FF" w:csb1="00000000"/>
   </w:font>
-  <w:font w:name="Calibri Light">
-    <w:panose1 w:val="020F0302020204030204"/>
+  <w:font w:name="Cambria">
+    <w:panose1 w:val="02040503050406030204"/>
     <w:charset w:val="00"/>
-    <w:family w:val="swiss"/>
+    <w:family w:val="roman"/>
     <w:pitch w:val="variable"/>
-    <w:sig w:usb0="E4002EFF" w:usb1="C200247B" w:usb2="00000009" w:usb3="00000000" w:csb0="000001FF" w:csb1="00000000"/>
+    <w:sig w:usb0="E00006FF" w:usb1="420024FF" w:usb2="02000000" w:usb3="00000000" w:csb0="0000019F" w:csb1="00000000"/>
   </w:font>
 </w:fonts>
 </file>
 
 <file path=word/glossary/settings.xml><?xml version="1.0" encoding="utf-8"?>
-<w:settings xmlns:mc="http://schemas.openxmlformats.org/markup-compatibility/2006" xmlns:o="urn:schemas-microsoft-com:office:office" xmlns:r="http://schemas.openxmlformats.org/officeDocument/2006/relationships" xmlns:m="http://schemas.openxmlformats.org/officeDocument/2006/math" xmlns:v="urn:schemas-microsoft-com:vml" xmlns:w10="urn:schemas-microsoft-com:office:word" xmlns:w="http://schemas.openxmlformats.org/wordprocessingml/2006/main" xmlns:w14="http://schemas.microsoft.com/office/word/2010/wordml" xmlns:w15="http://schemas.microsoft.com/office/word/2012/wordml" xmlns:w16cex="http://schemas.microsoft.com/office/word/2018/wordml/cex" xmlns:w16cid="http://schemas.microsoft.com/office/word/2016/wordml/cid" xmlns:w16="http://schemas.microsoft.com/office/word/2018/wordml" xmlns:w16sdtdh="http://schemas.microsoft.com/office/word/2020/wordml/sdtdatahash" xmlns:w16se="http://schemas.microsoft.com/office/word/2015/wordml/symex" xmlns:sl="http://schemas.openxmlformats.org/schemaLibrary/2006/main" mc:Ignorable="w14 w15 w16se w16cid w16 w16cex w16sdtdh">
+<w:settings xmlns:o="urn:schemas-microsoft-com:office:office" xmlns:r="http://schemas.openxmlformats.org/officeDocument/2006/relationships" xmlns:m="http://schemas.openxmlformats.org/officeDocument/2006/math" xmlns:v="urn:schemas-microsoft-com:vml" xmlns:w10="urn:schemas-microsoft-com:office:word" xmlns:w="http://schemas.openxmlformats.org/wordprocessingml/2006/main" xmlns:sl="http://schemas.openxmlformats.org/schemaLibrary/2006/main">
   <w:view w:val="normal"/>
   <w:defaultTabStop w:val="708"/>
   <w:hyphenationZone w:val="425"/>
   <w:characterSpacingControl w:val="doNotCompress"/>
   <w:compat>
     <w:useFELayout/>
-    <w:compatSetting w:name="compatibilityMode" w:uri="http://schemas.microsoft.com/office/word" w:val="12"/>
-    <w:compatSetting w:name="useWord2013TrackBottomHyphenation" w:uri="http://schemas.microsoft.com/office/word" w:val="1"/>
   </w:compat>
   <w:rsids>
     <w:rsidRoot w:val="009B0278"/>
@@ -17294,6 +17030,7 @@
     <w:rsid w:val="005C2097"/>
     <w:rsid w:val="006A1884"/>
     <w:rsid w:val="008504D9"/>
+    <w:rsid w:val="00930D9B"/>
     <w:rsid w:val="00961CB4"/>
     <w:rsid w:val="00967A86"/>
     <w:rsid w:val="009B0278"/>
@@ -17319,13 +17056,13 @@
   </m:mathPr>
   <w:themeFontLang w:val="es-ES"/>
   <w:clrSchemeMapping w:bg1="light1" w:t1="dark1" w:bg2="light2" w:t2="dark2" w:accent1="accent1" w:accent2="accent2" w:accent3="accent3" w:accent4="accent4" w:accent5="accent5" w:accent6="accent6" w:hyperlink="hyperlink" w:followedHyperlink="followedHyperlink"/>
-  <w:decimalSymbol w:val=","/>
+  <w:decimalSymbol w:val="."/>
   <w:listSeparator w:val=";"/>
 </w:settings>
 </file>
 
 <file path=word/glossary/styles.xml><?xml version="1.0" encoding="utf-8"?>
-<w:styles xmlns:mc="http://schemas.openxmlformats.org/markup-compatibility/2006" xmlns:r="http://schemas.openxmlformats.org/officeDocument/2006/relationships" xmlns:w="http://schemas.openxmlformats.org/wordprocessingml/2006/main" xmlns:w14="http://schemas.microsoft.com/office/word/2010/wordml" xmlns:w15="http://schemas.microsoft.com/office/word/2012/wordml" xmlns:w16cex="http://schemas.microsoft.com/office/word/2018/wordml/cex" xmlns:w16cid="http://schemas.microsoft.com/office/word/2016/wordml/cid" xmlns:w16="http://schemas.microsoft.com/office/word/2018/wordml" xmlns:w16sdtdh="http://schemas.microsoft.com/office/word/2020/wordml/sdtdatahash" xmlns:w16se="http://schemas.microsoft.com/office/word/2015/wordml/symex" mc:Ignorable="w14 w15 w16se w16cid w16 w16cex w16sdtdh">
+<w:styles xmlns:r="http://schemas.openxmlformats.org/officeDocument/2006/relationships" xmlns:w="http://schemas.openxmlformats.org/wordprocessingml/2006/main">
   <w:docDefaults>
     <w:rPrDefault>
       <w:rPr>
@@ -17342,383 +17079,144 @@
       </w:pPr>
     </w:pPrDefault>
   </w:docDefaults>
-  <w:latentStyles w:defLockedState="0" w:defUIPriority="99" w:defSemiHidden="0" w:defUnhideWhenUsed="0" w:defQFormat="0" w:count="376">
-    <w:lsdException w:name="Normal" w:uiPriority="0" w:qFormat="1"/>
-    <w:lsdException w:name="heading 1" w:uiPriority="9" w:qFormat="1"/>
-    <w:lsdException w:name="heading 2" w:semiHidden="1" w:uiPriority="9" w:unhideWhenUsed="1" w:qFormat="1"/>
-    <w:lsdException w:name="heading 3" w:semiHidden="1" w:uiPriority="9" w:unhideWhenUsed="1" w:qFormat="1"/>
-    <w:lsdException w:name="heading 4" w:semiHidden="1" w:uiPriority="9" w:unhideWhenUsed="1" w:qFormat="1"/>
-    <w:lsdException w:name="heading 5" w:semiHidden="1" w:uiPriority="9" w:unhideWhenUsed="1" w:qFormat="1"/>
-    <w:lsdException w:name="heading 6" w:semiHidden="1" w:uiPriority="9" w:unhideWhenUsed="1" w:qFormat="1"/>
-    <w:lsdException w:name="heading 7" w:semiHidden="1" w:uiPriority="9" w:unhideWhenUsed="1" w:qFormat="1"/>
-    <w:lsdException w:name="heading 8" w:semiHidden="1" w:uiPriority="9" w:unhideWhenUsed="1" w:qFormat="1"/>
-    <w:lsdException w:name="heading 9" w:semiHidden="1" w:uiPriority="9" w:unhideWhenUsed="1" w:qFormat="1"/>
-    <w:lsdException w:name="index 1" w:semiHidden="1" w:unhideWhenUsed="1"/>
-    <w:lsdException w:name="index 2" w:semiHidden="1" w:unhideWhenUsed="1"/>
-    <w:lsdException w:name="index 3" w:semiHidden="1" w:unhideWhenUsed="1"/>
-    <w:lsdException w:name="index 4" w:semiHidden="1" w:unhideWhenUsed="1"/>
-    <w:lsdException w:name="index 5" w:semiHidden="1" w:unhideWhenUsed="1"/>
-    <w:lsdException w:name="index 6" w:semiHidden="1" w:unhideWhenUsed="1"/>
-    <w:lsdException w:name="index 7" w:semiHidden="1" w:unhideWhenUsed="1"/>
-    <w:lsdException w:name="index 8" w:semiHidden="1" w:unhideWhenUsed="1"/>
-    <w:lsdException w:name="index 9" w:semiHidden="1" w:unhideWhenUsed="1"/>
-    <w:lsdException w:name="toc 1" w:semiHidden="1" w:uiPriority="39" w:unhideWhenUsed="1"/>
-    <w:lsdException w:name="toc 2" w:semiHidden="1" w:uiPriority="39" w:unhideWhenUsed="1"/>
-    <w:lsdException w:name="toc 3" w:semiHidden="1" w:uiPriority="39" w:unhideWhenUsed="1"/>
-    <w:lsdException w:name="toc 4" w:semiHidden="1" w:uiPriority="39" w:unhideWhenUsed="1"/>
-    <w:lsdException w:name="toc 5" w:semiHidden="1" w:uiPriority="39" w:unhideWhenUsed="1"/>
-    <w:lsdException w:name="toc 6" w:semiHidden="1" w:uiPriority="39" w:unhideWhenUsed="1"/>
-    <w:lsdException w:name="toc 7" w:semiHidden="1" w:uiPriority="39" w:unhideWhenUsed="1"/>
-    <w:lsdException w:name="toc 8" w:semiHidden="1" w:uiPriority="39" w:unhideWhenUsed="1"/>
-    <w:lsdException w:name="toc 9" w:semiHidden="1" w:uiPriority="39" w:unhideWhenUsed="1"/>
-    <w:lsdException w:name="Normal Indent" w:semiHidden="1" w:unhideWhenUsed="1"/>
-    <w:lsdException w:name="footnote text" w:semiHidden="1" w:unhideWhenUsed="1"/>
-    <w:lsdException w:name="annotation text" w:semiHidden="1" w:unhideWhenUsed="1"/>
-    <w:lsdException w:name="header" w:semiHidden="1" w:unhideWhenUsed="1"/>
-    <w:lsdException w:name="footer" w:semiHidden="1" w:unhideWhenUsed="1"/>
-    <w:lsdException w:name="index heading" w:semiHidden="1" w:unhideWhenUsed="1"/>
-    <w:lsdException w:name="caption" w:semiHidden="1" w:uiPriority="35" w:unhideWhenUsed="1" w:qFormat="1"/>
-    <w:lsdException w:name="table of figures" w:semiHidden="1" w:unhideWhenUsed="1"/>
-    <w:lsdException w:name="envelope address" w:semiHidden="1" w:unhideWhenUsed="1"/>
-    <w:lsdException w:name="envelope return" w:semiHidden="1" w:unhideWhenUsed="1"/>
-    <w:lsdException w:name="footnote reference" w:semiHidden="1" w:unhideWhenUsed="1"/>
-    <w:lsdException w:name="annotation reference" w:semiHidden="1" w:unhideWhenUsed="1"/>
-    <w:lsdException w:name="line number" w:semiHidden="1" w:unhideWhenUsed="1"/>
-    <w:lsdException w:name="page number" w:semiHidden="1" w:unhideWhenUsed="1"/>
-    <w:lsdException w:name="endnote reference" w:semiHidden="1" w:unhideWhenUsed="1"/>
-    <w:lsdException w:name="endnote text" w:semiHidden="1" w:unhideWhenUsed="1"/>
-    <w:lsdException w:name="table of authorities" w:semiHidden="1" w:unhideWhenUsed="1"/>
-    <w:lsdException w:name="macro" w:semiHidden="1" w:unhideWhenUsed="1"/>
-    <w:lsdException w:name="toa heading" w:semiHidden="1" w:unhideWhenUsed="1"/>
-    <w:lsdException w:name="List" w:semiHidden="1" w:unhideWhenUsed="1"/>
-    <w:lsdException w:name="List Bullet" w:semiHidden="1" w:unhideWhenUsed="1"/>
-    <w:lsdException w:name="List Number" w:semiHidden="1" w:unhideWhenUsed="1"/>
-    <w:lsdException w:name="List 2" w:semiHidden="1" w:unhideWhenUsed="1"/>
-    <w:lsdException w:name="List 3" w:semiHidden="1" w:unhideWhenUsed="1"/>
-    <w:lsdException w:name="List 4" w:semiHidden="1" w:unhideWhenUsed="1"/>
-    <w:lsdException w:name="List 5" w:semiHidden="1" w:unhideWhenUsed="1"/>
-    <w:lsdException w:name="List Bullet 2" w:semiHidden="1" w:unhideWhenUsed="1"/>
-    <w:lsdException w:name="List Bullet 3" w:semiHidden="1" w:unhideWhenUsed="1"/>
-    <w:lsdException w:name="List Bullet 4" w:semiHidden="1" w:unhideWhenUsed="1"/>
-    <w:lsdException w:name="List Bullet 5" w:semiHidden="1" w:unhideWhenUsed="1"/>
-    <w:lsdException w:name="List Number 2" w:semiHidden="1" w:unhideWhenUsed="1"/>
-    <w:lsdException w:name="List Number 3" w:semiHidden="1" w:unhideWhenUsed="1"/>
-    <w:lsdException w:name="List Number 4" w:semiHidden="1" w:unhideWhenUsed="1"/>
-    <w:lsdException w:name="List Number 5" w:semiHidden="1" w:unhideWhenUsed="1"/>
-    <w:lsdException w:name="Title" w:uiPriority="10" w:qFormat="1"/>
-    <w:lsdException w:name="Closing" w:semiHidden="1" w:unhideWhenUsed="1"/>
-    <w:lsdException w:name="Signature" w:semiHidden="1" w:unhideWhenUsed="1"/>
-    <w:lsdException w:name="Default Paragraph Font" w:semiHidden="1" w:uiPriority="1" w:unhideWhenUsed="1"/>
-    <w:lsdException w:name="Body Text" w:semiHidden="1" w:unhideWhenUsed="1"/>
-    <w:lsdException w:name="Body Text Indent" w:semiHidden="1" w:unhideWhenUsed="1"/>
-    <w:lsdException w:name="List Continue" w:semiHidden="1" w:unhideWhenUsed="1"/>
-    <w:lsdException w:name="List Continue 2" w:semiHidden="1" w:unhideWhenUsed="1"/>
-    <w:lsdException w:name="List Continue 3" w:semiHidden="1" w:unhideWhenUsed="1"/>
-    <w:lsdException w:name="List Continue 4" w:semiHidden="1" w:unhideWhenUsed="1"/>
-    <w:lsdException w:name="List Continue 5" w:semiHidden="1" w:unhideWhenUsed="1"/>
-    <w:lsdException w:name="Message Header" w:semiHidden="1" w:unhideWhenUsed="1"/>
-    <w:lsdException w:name="Subtitle" w:uiPriority="2" w:qFormat="1"/>
-    <w:lsdException w:name="Salutation" w:semiHidden="1" w:unhideWhenUsed="1"/>
-    <w:lsdException w:name="Date" w:semiHidden="1" w:unhideWhenUsed="1"/>
-    <w:lsdException w:name="Body Text First Indent" w:semiHidden="1" w:unhideWhenUsed="1"/>
-    <w:lsdException w:name="Body Text First Indent 2" w:semiHidden="1" w:unhideWhenUsed="1"/>
-    <w:lsdException w:name="Note Heading" w:semiHidden="1" w:unhideWhenUsed="1"/>
-    <w:lsdException w:name="Body Text 2" w:semiHidden="1" w:unhideWhenUsed="1"/>
-    <w:lsdException w:name="Body Text 3" w:semiHidden="1" w:unhideWhenUsed="1"/>
-    <w:lsdException w:name="Body Text Indent 2" w:semiHidden="1" w:unhideWhenUsed="1"/>
-    <w:lsdException w:name="Body Text Indent 3" w:semiHidden="1" w:unhideWhenUsed="1"/>
-    <w:lsdException w:name="Block Text" w:semiHidden="1" w:unhideWhenUsed="1"/>
-    <w:lsdException w:name="Hyperlink" w:semiHidden="1" w:unhideWhenUsed="1"/>
-    <w:lsdException w:name="FollowedHyperlink" w:semiHidden="1" w:unhideWhenUsed="1"/>
-    <w:lsdException w:name="Strong" w:uiPriority="22" w:qFormat="1"/>
-    <w:lsdException w:name="Emphasis" w:uiPriority="20" w:qFormat="1"/>
-    <w:lsdException w:name="Document Map" w:semiHidden="1" w:unhideWhenUsed="1"/>
-    <w:lsdException w:name="Plain Text" w:semiHidden="1" w:unhideWhenUsed="1"/>
-    <w:lsdException w:name="E-mail Signature" w:semiHidden="1" w:unhideWhenUsed="1"/>
-    <w:lsdException w:name="HTML Top of Form" w:semiHidden="1" w:unhideWhenUsed="1"/>
-    <w:lsdException w:name="HTML Bottom of Form" w:semiHidden="1" w:unhideWhenUsed="1"/>
-    <w:lsdException w:name="Normal (Web)" w:semiHidden="1" w:unhideWhenUsed="1"/>
-    <w:lsdException w:name="HTML Acronym" w:semiHidden="1" w:unhideWhenUsed="1"/>
-    <w:lsdException w:name="HTML Address" w:semiHidden="1" w:unhideWhenUsed="1"/>
-    <w:lsdException w:name="HTML Cite" w:semiHidden="1" w:unhideWhenUsed="1"/>
-    <w:lsdException w:name="HTML Code" w:semiHidden="1" w:unhideWhenUsed="1"/>
-    <w:lsdException w:name="HTML Definition" w:semiHidden="1" w:unhideWhenUsed="1"/>
-    <w:lsdException w:name="HTML Keyboard" w:semiHidden="1" w:unhideWhenUsed="1"/>
-    <w:lsdException w:name="HTML Preformatted" w:semiHidden="1" w:unhideWhenUsed="1"/>
-    <w:lsdException w:name="HTML Sample" w:semiHidden="1" w:unhideWhenUsed="1"/>
-    <w:lsdException w:name="HTML Typewriter" w:semiHidden="1" w:unhideWhenUsed="1"/>
-    <w:lsdException w:name="HTML Variable" w:semiHidden="1" w:unhideWhenUsed="1"/>
-    <w:lsdException w:name="Normal Table" w:semiHidden="1" w:unhideWhenUsed="1"/>
-    <w:lsdException w:name="annotation subject" w:semiHidden="1" w:unhideWhenUsed="1"/>
-    <w:lsdException w:name="No List" w:semiHidden="1" w:unhideWhenUsed="1"/>
-    <w:lsdException w:name="Outline List 1" w:semiHidden="1" w:unhideWhenUsed="1"/>
-    <w:lsdException w:name="Outline List 2" w:semiHidden="1" w:unhideWhenUsed="1"/>
-    <w:lsdException w:name="Outline List 3" w:semiHidden="1" w:unhideWhenUsed="1"/>
-    <w:lsdException w:name="Table Simple 1" w:semiHidden="1" w:unhideWhenUsed="1"/>
-    <w:lsdException w:name="Table Simple 2" w:semiHidden="1" w:unhideWhenUsed="1"/>
-    <w:lsdException w:name="Table Simple 3" w:semiHidden="1" w:unhideWhenUsed="1"/>
-    <w:lsdException w:name="Table Classic 1" w:semiHidden="1" w:unhideWhenUsed="1"/>
-    <w:lsdException w:name="Table Classic 2" w:semiHidden="1" w:unhideWhenUsed="1"/>
-    <w:lsdException w:name="Table Classic 3" w:semiHidden="1" w:unhideWhenUsed="1"/>
-    <w:lsdException w:name="Table Classic 4" w:semiHidden="1" w:unhideWhenUsed="1"/>
-    <w:lsdException w:name="Table Colorful 1" w:semiHidden="1" w:unhideWhenUsed="1"/>
-    <w:lsdException w:name="Table Colorful 2" w:semiHidden="1" w:unhideWhenUsed="1"/>
-    <w:lsdException w:name="Table Colorful 3" w:semiHidden="1" w:unhideWhenUsed="1"/>
-    <w:lsdException w:name="Table Columns 1" w:semiHidden="1" w:unhideWhenUsed="1"/>
-    <w:lsdException w:name="Table Columns 2" w:semiHidden="1" w:unhideWhenUsed="1"/>
-    <w:lsdException w:name="Table Columns 3" w:semiHidden="1" w:unhideWhenUsed="1"/>
-    <w:lsdException w:name="Table Columns 4" w:semiHidden="1" w:unhideWhenUsed="1"/>
-    <w:lsdException w:name="Table Columns 5" w:semiHidden="1" w:unhideWhenUsed="1"/>
-    <w:lsdException w:name="Table Grid 1" w:semiHidden="1" w:unhideWhenUsed="1"/>
-    <w:lsdException w:name="Table Grid 2" w:semiHidden="1" w:unhideWhenUsed="1"/>
-    <w:lsdException w:name="Table Grid 3" w:semiHidden="1" w:unhideWhenUsed="1"/>
-    <w:lsdException w:name="Table Grid 4" w:semiHidden="1" w:unhideWhenUsed="1"/>
-    <w:lsdException w:name="Table Grid 5" w:semiHidden="1" w:unhideWhenUsed="1"/>
-    <w:lsdException w:name="Table Grid 6" w:semiHidden="1" w:unhideWhenUsed="1"/>
-    <w:lsdException w:name="Table Grid 7" w:semiHidden="1" w:unhideWhenUsed="1"/>
-    <w:lsdException w:name="Table Grid 8" w:semiHidden="1" w:unhideWhenUsed="1"/>
-    <w:lsdException w:name="Table List 1" w:semiHidden="1" w:unhideWhenUsed="1"/>
-    <w:lsdException w:name="Table List 2" w:semiHidden="1" w:unhideWhenUsed="1"/>
-    <w:lsdException w:name="Table List 3" w:semiHidden="1" w:unhideWhenUsed="1"/>
-    <w:lsdException w:name="Table List 4" w:semiHidden="1" w:unhideWhenUsed="1"/>
-    <w:lsdException w:name="Table List 5" w:semiHidden="1" w:unhideWhenUsed="1"/>
-    <w:lsdException w:name="Table List 6" w:semiHidden="1" w:unhideWhenUsed="1"/>
-    <w:lsdException w:name="Table List 7" w:semiHidden="1" w:unhideWhenUsed="1"/>
-    <w:lsdException w:name="Table List 8" w:semiHidden="1" w:unhideWhenUsed="1"/>
-    <w:lsdException w:name="Table 3D effects 1" w:semiHidden="1" w:unhideWhenUsed="1"/>
-    <w:lsdException w:name="Table 3D effects 2" w:semiHidden="1" w:unhideWhenUsed="1"/>
-    <w:lsdException w:name="Table 3D effects 3" w:semiHidden="1" w:unhideWhenUsed="1"/>
-    <w:lsdException w:name="Table Contemporary" w:semiHidden="1" w:unhideWhenUsed="1"/>
-    <w:lsdException w:name="Table Elegant" w:semiHidden="1" w:unhideWhenUsed="1"/>
-    <w:lsdException w:name="Table Professional" w:semiHidden="1" w:unhideWhenUsed="1"/>
-    <w:lsdException w:name="Table Subtle 1" w:semiHidden="1" w:unhideWhenUsed="1"/>
-    <w:lsdException w:name="Table Subtle 2" w:semiHidden="1" w:unhideWhenUsed="1"/>
-    <w:lsdException w:name="Table Web 1" w:semiHidden="1" w:unhideWhenUsed="1"/>
-    <w:lsdException w:name="Table Web 2" w:semiHidden="1" w:unhideWhenUsed="1"/>
-    <w:lsdException w:name="Table Web 3" w:semiHidden="1" w:unhideWhenUsed="1"/>
-    <w:lsdException w:name="Balloon Text" w:semiHidden="1" w:unhideWhenUsed="1"/>
-    <w:lsdException w:name="Table Grid" w:uiPriority="39"/>
-    <w:lsdException w:name="Table Theme" w:semiHidden="1" w:unhideWhenUsed="1"/>
-    <w:lsdException w:name="Placeholder Text" w:semiHidden="1"/>
-    <w:lsdException w:name="No Spacing" w:uiPriority="1" w:qFormat="1"/>
-    <w:lsdException w:name="Light Shading" w:uiPriority="60"/>
-    <w:lsdException w:name="Light List" w:uiPriority="61"/>
-    <w:lsdException w:name="Light Grid" w:uiPriority="62"/>
-    <w:lsdException w:name="Medium Shading 1" w:uiPriority="63"/>
-    <w:lsdException w:name="Medium Shading 2" w:uiPriority="64"/>
-    <w:lsdException w:name="Medium List 1" w:uiPriority="65"/>
-    <w:lsdException w:name="Medium List 2" w:uiPriority="66"/>
-    <w:lsdException w:name="Medium Grid 1" w:uiPriority="67"/>
-    <w:lsdException w:name="Medium Grid 2" w:uiPriority="68"/>
-    <w:lsdException w:name="Medium Grid 3" w:uiPriority="69"/>
-    <w:lsdException w:name="Dark List" w:uiPriority="70"/>
-    <w:lsdException w:name="Colorful Shading" w:uiPriority="71"/>
-    <w:lsdException w:name="Colorful List" w:uiPriority="72"/>
-    <w:lsdException w:name="Colorful Grid" w:uiPriority="73"/>
-    <w:lsdException w:name="Light Shading Accent 1" w:uiPriority="60"/>
-    <w:lsdException w:name="Light List Accent 1" w:uiPriority="61"/>
-    <w:lsdException w:name="Light Grid Accent 1" w:uiPriority="62"/>
-    <w:lsdException w:name="Medium Shading 1 Accent 1" w:uiPriority="63"/>
-    <w:lsdException w:name="Medium Shading 2 Accent 1" w:uiPriority="64"/>
-    <w:lsdException w:name="Medium List 1 Accent 1" w:uiPriority="65"/>
-    <w:lsdException w:name="Revision" w:semiHidden="1"/>
-    <w:lsdException w:name="List Paragraph" w:uiPriority="34" w:qFormat="1"/>
-    <w:lsdException w:name="Quote" w:uiPriority="29" w:qFormat="1"/>
-    <w:lsdException w:name="Intense Quote" w:uiPriority="30" w:qFormat="1"/>
-    <w:lsdException w:name="Medium List 2 Accent 1" w:uiPriority="66"/>
-    <w:lsdException w:name="Medium Grid 1 Accent 1" w:uiPriority="67"/>
-    <w:lsdException w:name="Medium Grid 2 Accent 1" w:uiPriority="68"/>
-    <w:lsdException w:name="Medium Grid 3 Accent 1" w:uiPriority="69"/>
-    <w:lsdException w:name="Dark List Accent 1" w:uiPriority="70"/>
-    <w:lsdException w:name="Colorful Shading Accent 1" w:uiPriority="71"/>
-    <w:lsdException w:name="Colorful List Accent 1" w:uiPriority="72"/>
-    <w:lsdException w:name="Colorful Grid Accent 1" w:uiPriority="73"/>
-    <w:lsdException w:name="Light Shading Accent 2" w:uiPriority="60"/>
-    <w:lsdException w:name="Light List Accent 2" w:uiPriority="61"/>
-    <w:lsdException w:name="Light Grid Accent 2" w:uiPriority="62"/>
-    <w:lsdException w:name="Medium Shading 1 Accent 2" w:uiPriority="63"/>
-    <w:lsdException w:name="Medium Shading 2 Accent 2" w:uiPriority="64"/>
-    <w:lsdException w:name="Medium List 1 Accent 2" w:uiPriority="65"/>
-    <w:lsdException w:name="Medium List 2 Accent 2" w:uiPriority="66"/>
-    <w:lsdException w:name="Medium Grid 1 Accent 2" w:uiPriority="67"/>
-    <w:lsdException w:name="Medium Grid 2 Accent 2" w:uiPriority="68"/>
-    <w:lsdException w:name="Medium Grid 3 Accent 2" w:uiPriority="69"/>
-    <w:lsdException w:name="Dark List Accent 2" w:uiPriority="70"/>
-    <w:lsdException w:name="Colorful Shading Accent 2" w:uiPriority="71"/>
-    <w:lsdException w:name="Colorful List Accent 2" w:uiPriority="72"/>
-    <w:lsdException w:name="Colorful Grid Accent 2" w:uiPriority="73"/>
-    <w:lsdException w:name="Light Shading Accent 3" w:uiPriority="60"/>
-    <w:lsdException w:name="Light List Accent 3" w:uiPriority="61"/>
-    <w:lsdException w:name="Light Grid Accent 3" w:uiPriority="62"/>
-    <w:lsdException w:name="Medium Shading 1 Accent 3" w:uiPriority="63"/>
-    <w:lsdException w:name="Medium Shading 2 Accent 3" w:uiPriority="64"/>
-    <w:lsdException w:name="Medium List 1 Accent 3" w:uiPriority="65"/>
-    <w:lsdException w:name="Medium List 2 Accent 3" w:uiPriority="66"/>
-    <w:lsdException w:name="Medium Grid 1 Accent 3" w:uiPriority="67"/>
-    <w:lsdException w:name="Medium Grid 2 Accent 3" w:uiPriority="68"/>
-    <w:lsdException w:name="Medium Grid 3 Accent 3" w:uiPriority="69"/>
-    <w:lsdException w:name="Dark List Accent 3" w:uiPriority="70"/>
-    <w:lsdException w:name="Colorful Shading Accent 3" w:uiPriority="71"/>
-    <w:lsdException w:name="Colorful List Accent 3" w:uiPriority="72"/>
-    <w:lsdException w:name="Colorful Grid Accent 3" w:uiPriority="73"/>
-    <w:lsdException w:name="Light Shading Accent 4" w:uiPriority="60"/>
-    <w:lsdException w:name="Light List Accent 4" w:uiPriority="61"/>
-    <w:lsdException w:name="Light Grid Accent 4" w:uiPriority="62"/>
-    <w:lsdException w:name="Medium Shading 1 Accent 4" w:uiPriority="63"/>
-    <w:lsdException w:name="Medium Shading 2 Accent 4" w:uiPriority="64"/>
-    <w:lsdException w:name="Medium List 1 Accent 4" w:uiPriority="65"/>
-    <w:lsdException w:name="Medium List 2 Accent 4" w:uiPriority="66"/>
-    <w:lsdException w:name="Medium Grid 1 Accent 4" w:uiPriority="67"/>
-    <w:lsdException w:name="Medium Grid 2 Accent 4" w:uiPriority="68"/>
-    <w:lsdException w:name="Medium Grid 3 Accent 4" w:uiPriority="69"/>
-    <w:lsdException w:name="Dark List Accent 4" w:uiPriority="70"/>
-    <w:lsdException w:name="Colorful Shading Accent 4" w:uiPriority="71"/>
-    <w:lsdException w:name="Colorful List Accent 4" w:uiPriority="72"/>
-    <w:lsdException w:name="Colorful Grid Accent 4" w:uiPriority="73"/>
-    <w:lsdException w:name="Light Shading Accent 5" w:uiPriority="60"/>
-    <w:lsdException w:name="Light List Accent 5" w:uiPriority="61"/>
-    <w:lsdException w:name="Light Grid Accent 5" w:uiPriority="62"/>
-    <w:lsdException w:name="Medium Shading 1 Accent 5" w:uiPriority="63"/>
-    <w:lsdException w:name="Medium Shading 2 Accent 5" w:uiPriority="64"/>
-    <w:lsdException w:name="Medium List 1 Accent 5" w:uiPriority="65"/>
-    <w:lsdException w:name="Medium List 2 Accent 5" w:uiPriority="66"/>
-    <w:lsdException w:name="Medium Grid 1 Accent 5" w:uiPriority="67"/>
-    <w:lsdException w:name="Medium Grid 2 Accent 5" w:uiPriority="68"/>
-    <w:lsdException w:name="Medium Grid 3 Accent 5" w:uiPriority="69"/>
-    <w:lsdException w:name="Dark List Accent 5" w:uiPriority="70"/>
-    <w:lsdException w:name="Colorful Shading Accent 5" w:uiPriority="71"/>
-    <w:lsdException w:name="Colorful List Accent 5" w:uiPriority="72"/>
-    <w:lsdException w:name="Colorful Grid Accent 5" w:uiPriority="73"/>
-    <w:lsdException w:name="Light Shading Accent 6" w:uiPriority="60"/>
-    <w:lsdException w:name="Light List Accent 6" w:uiPriority="61"/>
-    <w:lsdException w:name="Light Grid Accent 6" w:uiPriority="62"/>
-    <w:lsdException w:name="Medium Shading 1 Accent 6" w:uiPriority="63"/>
-    <w:lsdException w:name="Medium Shading 2 Accent 6" w:uiPriority="64"/>
-    <w:lsdException w:name="Medium List 1 Accent 6" w:uiPriority="65"/>
-    <w:lsdException w:name="Medium List 2 Accent 6" w:uiPriority="66"/>
-    <w:lsdException w:name="Medium Grid 1 Accent 6" w:uiPriority="67"/>
-    <w:lsdException w:name="Medium Grid 2 Accent 6" w:uiPriority="68"/>
-    <w:lsdException w:name="Medium Grid 3 Accent 6" w:uiPriority="69"/>
-    <w:lsdException w:name="Dark List Accent 6" w:uiPriority="70"/>
-    <w:lsdException w:name="Colorful Shading Accent 6" w:uiPriority="71"/>
-    <w:lsdException w:name="Colorful List Accent 6" w:uiPriority="72"/>
-    <w:lsdException w:name="Colorful Grid Accent 6" w:uiPriority="73"/>
-    <w:lsdException w:name="Subtle Emphasis" w:uiPriority="19" w:qFormat="1"/>
-    <w:lsdException w:name="Intense Emphasis" w:uiPriority="21" w:qFormat="1"/>
-    <w:lsdException w:name="Subtle Reference" w:uiPriority="31" w:qFormat="1"/>
-    <w:lsdException w:name="Intense Reference" w:uiPriority="32" w:qFormat="1"/>
-    <w:lsdException w:name="Book Title" w:uiPriority="33" w:qFormat="1"/>
-    <w:lsdException w:name="Bibliography" w:semiHidden="1" w:uiPriority="37" w:unhideWhenUsed="1"/>
-    <w:lsdException w:name="TOC Heading" w:semiHidden="1" w:uiPriority="39" w:unhideWhenUsed="1" w:qFormat="1"/>
-    <w:lsdException w:name="Plain Table 1" w:uiPriority="41"/>
-    <w:lsdException w:name="Plain Table 2" w:uiPriority="42"/>
-    <w:lsdException w:name="Plain Table 3" w:uiPriority="43"/>
-    <w:lsdException w:name="Plain Table 4" w:uiPriority="44"/>
-    <w:lsdException w:name="Plain Table 5" w:uiPriority="45"/>
-    <w:lsdException w:name="Grid Table Light" w:uiPriority="40"/>
-    <w:lsdException w:name="Grid Table 1 Light" w:uiPriority="46"/>
-    <w:lsdException w:name="Grid Table 2" w:uiPriority="47"/>
-    <w:lsdException w:name="Grid Table 3" w:uiPriority="48"/>
-    <w:lsdException w:name="Grid Table 4" w:uiPriority="49"/>
-    <w:lsdException w:name="Grid Table 5 Dark" w:uiPriority="50"/>
-    <w:lsdException w:name="Grid Table 6 Colorful" w:uiPriority="51"/>
-    <w:lsdException w:name="Grid Table 7 Colorful" w:uiPriority="52"/>
-    <w:lsdException w:name="Grid Table 1 Light Accent 1" w:uiPriority="46"/>
-    <w:lsdException w:name="Grid Table 2 Accent 1" w:uiPriority="47"/>
-    <w:lsdException w:name="Grid Table 3 Accent 1" w:uiPriority="48"/>
-    <w:lsdException w:name="Grid Table 4 Accent 1" w:uiPriority="49"/>
-    <w:lsdException w:name="Grid Table 5 Dark Accent 1" w:uiPriority="50"/>
-    <w:lsdException w:name="Grid Table 6 Colorful Accent 1" w:uiPriority="51"/>
-    <w:lsdException w:name="Grid Table 7 Colorful Accent 1" w:uiPriority="52"/>
-    <w:lsdException w:name="Grid Table 1 Light Accent 2" w:uiPriority="46"/>
-    <w:lsdException w:name="Grid Table 2 Accent 2" w:uiPriority="47"/>
-    <w:lsdException w:name="Grid Table 3 Accent 2" w:uiPriority="48"/>
-    <w:lsdException w:name="Grid Table 4 Accent 2" w:uiPriority="49"/>
-    <w:lsdException w:name="Grid Table 5 Dark Accent 2" w:uiPriority="50"/>
-    <w:lsdException w:name="Grid Table 6 Colorful Accent 2" w:uiPriority="51"/>
-    <w:lsdException w:name="Grid Table 7 Colorful Accent 2" w:uiPriority="52"/>
-    <w:lsdException w:name="Grid Table 1 Light Accent 3" w:uiPriority="46"/>
-    <w:lsdException w:name="Grid Table 2 Accent 3" w:uiPriority="47"/>
-    <w:lsdException w:name="Grid Table 3 Accent 3" w:uiPriority="48"/>
-    <w:lsdException w:name="Grid Table 4 Accent 3" w:uiPriority="49"/>
-    <w:lsdException w:name="Grid Table 5 Dark Accent 3" w:uiPriority="50"/>
-    <w:lsdException w:name="Grid Table 6 Colorful Accent 3" w:uiPriority="51"/>
-    <w:lsdException w:name="Grid Table 7 Colorful Accent 3" w:uiPriority="52"/>
-    <w:lsdException w:name="Grid Table 1 Light Accent 4" w:uiPriority="46"/>
-    <w:lsdException w:name="Grid Table 2 Accent 4" w:uiPriority="47"/>
-    <w:lsdException w:name="Grid Table 3 Accent 4" w:uiPriority="48"/>
-    <w:lsdException w:name="Grid Table 4 Accent 4" w:uiPriority="49"/>
-    <w:lsdException w:name="Grid Table 5 Dark Accent 4" w:uiPriority="50"/>
-    <w:lsdException w:name="Grid Table 6 Colorful Accent 4" w:uiPriority="51"/>
-    <w:lsdException w:name="Grid Table 7 Colorful Accent 4" w:uiPriority="52"/>
-    <w:lsdException w:name="Grid Table 1 Light Accent 5" w:uiPriority="46"/>
-    <w:lsdException w:name="Grid Table 2 Accent 5" w:uiPriority="47"/>
-    <w:lsdException w:name="Grid Table 3 Accent 5" w:uiPriority="48"/>
-    <w:lsdException w:name="Grid Table 4 Accent 5" w:uiPriority="49"/>
-    <w:lsdException w:name="Grid Table 5 Dark Accent 5" w:uiPriority="50"/>
-    <w:lsdException w:name="Grid Table 6 Colorful Accent 5" w:uiPriority="51"/>
-    <w:lsdException w:name="Grid Table 7 Colorful Accent 5" w:uiPriority="52"/>
-    <w:lsdException w:name="Grid Table 1 Light Accent 6" w:uiPriority="46"/>
-    <w:lsdException w:name="Grid Table 2 Accent 6" w:uiPriority="47"/>
-    <w:lsdException w:name="Grid Table 3 Accent 6" w:uiPriority="48"/>
-    <w:lsdException w:name="Grid Table 4 Accent 6" w:uiPriority="49"/>
-    <w:lsdException w:name="Grid Table 5 Dark Accent 6" w:uiPriority="50"/>
-    <w:lsdException w:name="Grid Table 6 Colorful Accent 6" w:uiPriority="51"/>
-    <w:lsdException w:name="Grid Table 7 Colorful Accent 6" w:uiPriority="52"/>
-    <w:lsdException w:name="List Table 1 Light" w:uiPriority="46"/>
-    <w:lsdException w:name="List Table 2" w:uiPriority="47"/>
-    <w:lsdException w:name="List Table 3" w:uiPriority="48"/>
-    <w:lsdException w:name="List Table 4" w:uiPriority="49"/>
-    <w:lsdException w:name="List Table 5 Dark" w:uiPriority="50"/>
-    <w:lsdException w:name="List Table 6 Colorful" w:uiPriority="51"/>
-    <w:lsdException w:name="List Table 7 Colorful" w:uiPriority="52"/>
-    <w:lsdException w:name="List Table 1 Light Accent 1" w:uiPriority="46"/>
-    <w:lsdException w:name="List Table 2 Accent 1" w:uiPriority="47"/>
-    <w:lsdException w:name="List Table 3 Accent 1" w:uiPriority="48"/>
-    <w:lsdException w:name="List Table 4 Accent 1" w:uiPriority="49"/>
-    <w:lsdException w:name="List Table 5 Dark Accent 1" w:uiPriority="50"/>
-    <w:lsdException w:name="List Table 6 Colorful Accent 1" w:uiPriority="51"/>
-    <w:lsdException w:name="List Table 7 Colorful Accent 1" w:uiPriority="52"/>
-    <w:lsdException w:name="List Table 1 Light Accent 2" w:uiPriority="46"/>
-    <w:lsdException w:name="List Table 2 Accent 2" w:uiPriority="47"/>
-    <w:lsdException w:name="List Table 3 Accent 2" w:uiPriority="48"/>
-    <w:lsdException w:name="List Table 4 Accent 2" w:uiPriority="49"/>
-    <w:lsdException w:name="List Table 5 Dark Accent 2" w:uiPriority="50"/>
-    <w:lsdException w:name="List Table 6 Colorful Accent 2" w:uiPriority="51"/>
-    <w:lsdException w:name="List Table 7 Colorful Accent 2" w:uiPriority="52"/>
-    <w:lsdException w:name="List Table 1 Light Accent 3" w:uiPriority="46"/>
-    <w:lsdException w:name="List Table 2 Accent 3" w:uiPriority="47"/>
-    <w:lsdException w:name="List Table 3 Accent 3" w:uiPriority="48"/>
-    <w:lsdException w:name="List Table 4 Accent 3" w:uiPriority="49"/>
-    <w:lsdException w:name="List Table 5 Dark Accent 3" w:uiPriority="50"/>
-    <w:lsdException w:name="List Table 6 Colorful Accent 3" w:uiPriority="51"/>
-    <w:lsdException w:name="List Table 7 Colorful Accent 3" w:uiPriority="52"/>
-    <w:lsdException w:name="List Table 1 Light Accent 4" w:uiPriority="46"/>
-    <w:lsdException w:name="List Table 2 Accent 4" w:uiPriority="47"/>
-    <w:lsdException w:name="List Table 3 Accent 4" w:uiPriority="48"/>
-    <w:lsdException w:name="List Table 4 Accent 4" w:uiPriority="49"/>
-    <w:lsdException w:name="List Table 5 Dark Accent 4" w:uiPriority="50"/>
-    <w:lsdException w:name="List Table 6 Colorful Accent 4" w:uiPriority="51"/>
-    <w:lsdException w:name="List Table 7 Colorful Accent 4" w:uiPriority="52"/>
-    <w:lsdException w:name="List Table 1 Light Accent 5" w:uiPriority="46"/>
-    <w:lsdException w:name="List Table 2 Accent 5" w:uiPriority="47"/>
-    <w:lsdException w:name="List Table 3 Accent 5" w:uiPriority="48"/>
-    <w:lsdException w:name="List Table 4 Accent 5" w:uiPriority="49"/>
-    <w:lsdException w:name="List Table 5 Dark Accent 5" w:uiPriority="50"/>
-    <w:lsdException w:name="List Table 6 Colorful Accent 5" w:uiPriority="51"/>
-    <w:lsdException w:name="List Table 7 Colorful Accent 5" w:uiPriority="52"/>
-    <w:lsdException w:name="List Table 1 Light Accent 6" w:uiPriority="46"/>
-    <w:lsdException w:name="List Table 2 Accent 6" w:uiPriority="47"/>
-    <w:lsdException w:name="List Table 3 Accent 6" w:uiPriority="48"/>
-    <w:lsdException w:name="List Table 4 Accent 6" w:uiPriority="49"/>
-    <w:lsdException w:name="List Table 5 Dark Accent 6" w:uiPriority="50"/>
-    <w:lsdException w:name="List Table 6 Colorful Accent 6" w:uiPriority="51"/>
-    <w:lsdException w:name="List Table 7 Colorful Accent 6" w:uiPriority="52"/>
-    <w:lsdException w:name="Mention" w:semiHidden="1" w:unhideWhenUsed="1"/>
-    <w:lsdException w:name="Smart Hyperlink" w:semiHidden="1" w:unhideWhenUsed="1"/>
-    <w:lsdException w:name="Hashtag" w:semiHidden="1" w:unhideWhenUsed="1"/>
-    <w:lsdException w:name="Unresolved Mention" w:semiHidden="1" w:unhideWhenUsed="1"/>
-    <w:lsdException w:name="Smart Link" w:semiHidden="1" w:unhideWhenUsed="1"/>
+  <w:latentStyles w:defLockedState="0" w:defUIPriority="99" w:defSemiHidden="1" w:defUnhideWhenUsed="1" w:defQFormat="0" w:count="267">
+    <w:lsdException w:name="Normal" w:semiHidden="0" w:uiPriority="0" w:unhideWhenUsed="0" w:qFormat="1"/>
+    <w:lsdException w:name="heading 1" w:semiHidden="0" w:uiPriority="9" w:unhideWhenUsed="0" w:qFormat="1"/>
+    <w:lsdException w:name="heading 2" w:uiPriority="9" w:qFormat="1"/>
+    <w:lsdException w:name="heading 3" w:uiPriority="9" w:qFormat="1"/>
+    <w:lsdException w:name="heading 4" w:uiPriority="9" w:qFormat="1"/>
+    <w:lsdException w:name="heading 5" w:uiPriority="9" w:qFormat="1"/>
+    <w:lsdException w:name="heading 6" w:uiPriority="9" w:qFormat="1"/>
+    <w:lsdException w:name="heading 7" w:uiPriority="9" w:qFormat="1"/>
+    <w:lsdException w:name="heading 8" w:uiPriority="9" w:qFormat="1"/>
+    <w:lsdException w:name="heading 9" w:uiPriority="9" w:qFormat="1"/>
+    <w:lsdException w:name="toc 1" w:uiPriority="39"/>
+    <w:lsdException w:name="toc 2" w:uiPriority="39"/>
+    <w:lsdException w:name="toc 3" w:uiPriority="39"/>
+    <w:lsdException w:name="toc 4" w:uiPriority="39"/>
+    <w:lsdException w:name="toc 5" w:uiPriority="39"/>
+    <w:lsdException w:name="toc 6" w:uiPriority="39"/>
+    <w:lsdException w:name="toc 7" w:uiPriority="39"/>
+    <w:lsdException w:name="toc 8" w:uiPriority="39"/>
+    <w:lsdException w:name="toc 9" w:uiPriority="39"/>
+    <w:lsdException w:name="caption" w:uiPriority="35" w:qFormat="1"/>
+    <w:lsdException w:name="Title" w:semiHidden="0" w:uiPriority="10" w:unhideWhenUsed="0" w:qFormat="1"/>
+    <w:lsdException w:name="Default Paragraph Font" w:uiPriority="1"/>
+    <w:lsdException w:name="Subtitle" w:semiHidden="0" w:uiPriority="2" w:unhideWhenUsed="0" w:qFormat="1"/>
+    <w:lsdException w:name="Strong" w:semiHidden="0" w:uiPriority="22" w:unhideWhenUsed="0" w:qFormat="1"/>
+    <w:lsdException w:name="Emphasis" w:semiHidden="0" w:uiPriority="20" w:unhideWhenUsed="0" w:qFormat="1"/>
+    <w:lsdException w:name="Table Grid" w:semiHidden="0" w:uiPriority="39" w:unhideWhenUsed="0"/>
+    <w:lsdException w:name="Placeholder Text" w:unhideWhenUsed="0"/>
+    <w:lsdException w:name="No Spacing" w:semiHidden="0" w:uiPriority="1" w:unhideWhenUsed="0" w:qFormat="1"/>
+    <w:lsdException w:name="Light Shading" w:semiHidden="0" w:uiPriority="60" w:unhideWhenUsed="0"/>
+    <w:lsdException w:name="Light List" w:semiHidden="0" w:uiPriority="61" w:unhideWhenUsed="0"/>
+    <w:lsdException w:name="Light Grid" w:semiHidden="0" w:uiPriority="62" w:unhideWhenUsed="0"/>
+    <w:lsdException w:name="Medium Shading 1" w:semiHidden="0" w:uiPriority="63" w:unhideWhenUsed="0"/>
+    <w:lsdException w:name="Medium Shading 2" w:semiHidden="0" w:uiPriority="64" w:unhideWhenUsed="0"/>
+    <w:lsdException w:name="Medium List 1" w:semiHidden="0" w:uiPriority="65" w:unhideWhenUsed="0"/>
+    <w:lsdException w:name="Medium List 2" w:semiHidden="0" w:uiPriority="66" w:unhideWhenUsed="0"/>
+    <w:lsdException w:name="Medium Grid 1" w:semiHidden="0" w:uiPriority="67" w:unhideWhenUsed="0"/>
+    <w:lsdException w:name="Medium Grid 2" w:semiHidden="0" w:uiPriority="68" w:unhideWhenUsed="0"/>
+    <w:lsdException w:name="Medium Grid 3" w:semiHidden="0" w:uiPriority="69" w:unhideWhenUsed="0"/>
+    <w:lsdException w:name="Dark List" w:semiHidden="0" w:uiPriority="70" w:unhideWhenUsed="0"/>
+    <w:lsdException w:name="Colorful Shading" w:semiHidden="0" w:uiPriority="71" w:unhideWhenUsed="0"/>
+    <w:lsdException w:name="Colorful List" w:semiHidden="0" w:uiPriority="72" w:unhideWhenUsed="0"/>
+    <w:lsdException w:name="Colorful Grid" w:semiHidden="0" w:uiPriority="73" w:unhideWhenUsed="0"/>
+    <w:lsdException w:name="Light Shading Accent 1" w:semiHidden="0" w:uiPriority="60" w:unhideWhenUsed="0"/>
+    <w:lsdException w:name="Light List Accent 1" w:semiHidden="0" w:uiPriority="61" w:unhideWhenUsed="0"/>
+    <w:lsdException w:name="Light Grid Accent 1" w:semiHidden="0" w:uiPriority="62" w:unhideWhenUsed="0"/>
+    <w:lsdException w:name="Medium Shading 1 Accent 1" w:semiHidden="0" w:uiPriority="63" w:unhideWhenUsed="0"/>
+    <w:lsdException w:name="Medium Shading 2 Accent 1" w:semiHidden="0" w:uiPriority="64" w:unhideWhenUsed="0"/>
+    <w:lsdException w:name="Medium List 1 Accent 1" w:semiHidden="0" w:uiPriority="65" w:unhideWhenUsed="0"/>
+    <w:lsdException w:name="Revision" w:unhideWhenUsed="0"/>
+    <w:lsdException w:name="List Paragraph" w:semiHidden="0" w:uiPriority="34" w:unhideWhenUsed="0" w:qFormat="1"/>
+    <w:lsdException w:name="Quote" w:semiHidden="0" w:uiPriority="29" w:unhideWhenUsed="0" w:qFormat="1"/>
+    <w:lsdException w:name="Intense Quote" w:semiHidden="0" w:uiPriority="30" w:unhideWhenUsed="0" w:qFormat="1"/>
+    <w:lsdException w:name="Medium List 2 Accent 1" w:semiHidden="0" w:uiPriority="66" w:unhideWhenUsed="0"/>
+    <w:lsdException w:name="Medium Grid 1 Accent 1" w:semiHidden="0" w:uiPriority="67" w:unhideWhenUsed="0"/>
+    <w:lsdException w:name="Medium Grid 2 Accent 1" w:semiHidden="0" w:uiPriority="68" w:unhideWhenUsed="0"/>
+    <w:lsdException w:name="Medium Grid 3 Accent 1" w:semiHidden="0" w:uiPriority="69" w:unhideWhenUsed="0"/>
+    <w:lsdException w:name="Dark List Accent 1" w:semiHidden="0" w:uiPriority="70" w:unhideWhenUsed="0"/>
+    <w:lsdException w:name="Colorful Shading Accent 1" w:semiHidden="0" w:uiPriority="71" w:unhideWhenUsed="0"/>
+    <w:lsdException w:name="Colorful List Accent 1" w:semiHidden="0" w:uiPriority="72" w:unhideWhenUsed="0"/>
+    <w:lsdException w:name="Colorful Grid Accent 1" w:semiHidden="0" w:uiPriority="73" w:unhideWhenUsed="0"/>
+    <w:lsdException w:name="Light Shading Accent 2" w:semiHidden="0" w:uiPriority="60" w:unhideWhenUsed="0"/>
+    <w:lsdException w:name="Light List Accent 2" w:semiHidden="0" w:uiPriority="61" w:unhideWhenUsed="0"/>
+    <w:lsdException w:name="Light Grid Accent 2" w:semiHidden="0" w:uiPriority="62" w:unhideWhenUsed="0"/>
+    <w:lsdException w:name="Medium Shading 1 Accent 2" w:semiHidden="0" w:uiPriority="63" w:unhideWhenUsed="0"/>
+    <w:lsdException w:name="Medium Shading 2 Accent 2" w:semiHidden="0" w:uiPriority="64" w:unhideWhenUsed="0"/>
+    <w:lsdException w:name="Medium List 1 Accent 2" w:semiHidden="0" w:uiPriority="65" w:unhideWhenUsed="0"/>
+    <w:lsdException w:name="Medium List 2 Accent 2" w:semiHidden="0" w:uiPriority="66" w:unhideWhenUsed="0"/>
+    <w:lsdException w:name="Medium Grid 1 Accent 2" w:semiHidden="0" w:uiPriority="67" w:unhideWhenUsed="0"/>
+    <w:lsdException w:name="Medium Grid 2 Accent 2" w:semiHidden="0" w:uiPriority="68" w:unhideWhenUsed="0"/>
+    <w:lsdException w:name="Medium Grid 3 Accent 2" w:semiHidden="0" w:uiPriority="69" w:unhideWhenUsed="0"/>
+    <w:lsdException w:name="Dark List Accent 2" w:semiHidden="0" w:uiPriority="70" w:unhideWhenUsed="0"/>
+    <w:lsdException w:name="Colorful Shading Accent 2" w:semiHidden="0" w:uiPriority="71" w:unhideWhenUsed="0"/>
+    <w:lsdException w:name="Colorful List Accent 2" w:semiHidden="0" w:uiPriority="72" w:unhideWhenUsed="0"/>
+    <w:lsdException w:name="Colorful Grid Accent 2" w:semiHidden="0" w:uiPriority="73" w:unhideWhenUsed="0"/>
+    <w:lsdException w:name="Light Shading Accent 3" w:semiHidden="0" w:uiPriority="60" w:unhideWhenUsed="0"/>
+    <w:lsdException w:name="Light List Accent 3" w:semiHidden="0" w:uiPriority="61" w:unhideWhenUsed="0"/>
+    <w:lsdException w:name="Light Grid Accent 3" w:semiHidden="0" w:uiPriority="62" w:unhideWhenUsed="0"/>
+    <w:lsdException w:name="Medium Shading 1 Accent 3" w:semiHidden="0" w:uiPriority="63" w:unhideWhenUsed="0"/>
+    <w:lsdException w:name="Medium Shading 2 Accent 3" w:semiHidden="0" w:uiPriority="64" w:unhideWhenUsed="0"/>
+    <w:lsdException w:name="Medium List 1 Accent 3" w:semiHidden="0" w:uiPriority="65" w:unhideWhenUsed="0"/>
+    <w:lsdException w:name="Medium List 2 Accent 3" w:semiHidden="0" w:uiPriority="66" w:unhideWhenUsed="0"/>
+    <w:lsdException w:name="Medium Grid 1 Accent 3" w:semiHidden="0" w:uiPriority="67" w:unhideWhenUsed="0"/>
+    <w:lsdException w:name="Medium Grid 2 Accent 3" w:semiHidden="0" w:uiPriority="68" w:unhideWhenUsed="0"/>
+    <w:lsdException w:name="Medium Grid 3 Accent 3" w:semiHidden="0" w:uiPriority="69" w:unhideWhenUsed="0"/>
+    <w:lsdException w:name="Dark List Accent 3" w:semiHidden="0" w:uiPriority="70" w:unhideWhenUsed="0"/>
+    <w:lsdException w:name="Colorful Shading Accent 3" w:semiHidden="0" w:uiPriority="71" w:unhideWhenUsed="0"/>
+    <w:lsdException w:name="Colorful List Accent 3" w:semiHidden="0" w:uiPriority="72" w:unhideWhenUsed="0"/>
+    <w:lsdException w:name="Colorful Grid Accent 3" w:semiHidden="0" w:uiPriority="73" w:unhideWhenUsed="0"/>
+    <w:lsdException w:name="Light Shading Accent 4" w:semiHidden="0" w:uiPriority="60" w:unhideWhenUsed="0"/>
+    <w:lsdException w:name="Light List Accent 4" w:semiHidden="0" w:uiPriority="61" w:unhideWhenUsed="0"/>
+    <w:lsdException w:name="Light Grid Accent 4" w:semiHidden="0" w:uiPriority="62" w:unhideWhenUsed="0"/>
+    <w:lsdException w:name="Medium Shading 1 Accent 4" w:semiHidden="0" w:uiPriority="63" w:unhideWhenUsed="0"/>
+    <w:lsdException w:name="Medium Shading 2 Accent 4" w:semiHidden="0" w:uiPriority="64" w:unhideWhenUsed="0"/>
+    <w:lsdException w:name="Medium List 1 Accent 4" w:semiHidden="0" w:uiPriority="65" w:unhideWhenUsed="0"/>
+    <w:lsdException w:name="Medium List 2 Accent 4" w:semiHidden="0" w:uiPriority="66" w:unhideWhenUsed="0"/>
+    <w:lsdException w:name="Medium Grid 1 Accent 4" w:semiHidden="0" w:uiPriority="67" w:unhideWhenUsed="0"/>
+    <w:lsdException w:name="Medium Grid 2 Accent 4" w:semiHidden="0" w:uiPriority="68" w:unhideWhenUsed="0"/>
+    <w:lsdException w:name="Medium Grid 3 Accent 4" w:semiHidden="0" w:uiPriority="69" w:unhideWhenUsed="0"/>
+    <w:lsdException w:name="Dark List Accent 4" w:semiHidden="0" w:uiPriority="70" w:unhideWhenUsed="0"/>
+    <w:lsdException w:name="Colorful Shading Accent 4" w:semiHidden="0" w:uiPriority="71" w:unhideWhenUsed="0"/>
+    <w:lsdException w:name="Colorful List Accent 4" w:semiHidden="0" w:uiPriority="72" w:unhideWhenUsed="0"/>
+    <w:lsdException w:name="Colorful Grid Accent 4" w:semiHidden="0" w:uiPriority="73" w:unhideWhenUsed="0"/>
+    <w:lsdException w:name="Light Shading Accent 5" w:semiHidden="0" w:uiPriority="60" w:unhideWhenUsed="0"/>
+    <w:lsdException w:name="Light List Accent 5" w:semiHidden="0" w:uiPriority="61" w:unhideWhenUsed="0"/>
+    <w:lsdException w:name="Light Grid Accent 5" w:semiHidden="0" w:uiPriority="62" w:unhideWhenUsed="0"/>
+    <w:lsdException w:name="Medium Shading 1 Accent 5" w:semiHidden="0" w:uiPriority="63" w:unhideWhenUsed="0"/>
+    <w:lsdException w:name="Medium Shading 2 Accent 5" w:semiHidden="0" w:uiPriority="64" w:unhideWhenUsed="0"/>
+    <w:lsdException w:name="Medium List 1 Accent 5" w:semiHidden="0" w:uiPriority="65" w:unhideWhenUsed="0"/>
+    <w:lsdException w:name="Medium List 2 Accent 5" w:semiHidden="0" w:uiPriority="66" w:unhideWhenUsed="0"/>
+    <w:lsdException w:name="Medium Grid 1 Accent 5" w:semiHidden="0" w:uiPriority="67" w:unhideWhenUsed="0"/>
+    <w:lsdException w:name="Medium Grid 2 Accent 5" w:semiHidden="0" w:uiPriority="68" w:unhideWhenUsed="0"/>
+    <w:lsdException w:name="Medium Grid 3 Accent 5" w:semiHidden="0" w:uiPriority="69" w:unhideWhenUsed="0"/>
+    <w:lsdException w:name="Dark List Accent 5" w:semiHidden="0" w:uiPriority="70" w:unhideWhenUsed="0"/>
+    <w:lsdException w:name="Colorful Shading Accent 5" w:semiHidden="0" w:uiPriority="71" w:unhideWhenUsed="0"/>
+    <w:lsdException w:name="Colorful List Accent 5" w:semiHidden="0" w:uiPriority="72" w:unhideWhenUsed="0"/>
+    <w:lsdException w:name="Colorful Grid Accent 5" w:semiHidden="0" w:uiPriority="73" w:unhideWhenUsed="0"/>
+    <w:lsdException w:name="Light Shading Accent 6" w:semiHidden="0" w:uiPriority="60" w:unhideWhenUsed="0"/>
+    <w:lsdException w:name="Light List Accent 6" w:semiHidden="0" w:uiPriority="61" w:unhideWhenUsed="0"/>
+    <w:lsdException w:name="Light Grid Accent 6" w:semiHidden="0" w:uiPriority="62" w:unhideWhenUsed="0"/>
+    <w:lsdException w:name="Medium Shading 1 Accent 6" w:semiHidden="0" w:uiPriority="63" w:unhideWhenUsed="0"/>
+    <w:lsdException w:name="Medium Shading 2 Accent 6" w:semiHidden="0" w:uiPriority="64" w:unhideWhenUsed="0"/>
+    <w:lsdException w:name="Medium List 1 Accent 6" w:semiHidden="0" w:uiPriority="65" w:unhideWhenUsed="0"/>
+    <w:lsdException w:name="Medium List 2 Accent 6" w:semiHidden="0" w:uiPriority="66" w:unhideWhenUsed="0"/>
+    <w:lsdException w:name="Medium Grid 1 Accent 6" w:semiHidden="0" w:uiPriority="67" w:unhideWhenUsed="0"/>
+    <w:lsdException w:name="Medium Grid 2 Accent 6" w:semiHidden="0" w:uiPriority="68" w:unhideWhenUsed="0"/>
+    <w:lsdException w:name="Medium Grid 3 Accent 6" w:semiHidden="0" w:uiPriority="69" w:unhideWhenUsed="0"/>
+    <w:lsdException w:name="Dark List Accent 6" w:semiHidden="0" w:uiPriority="70" w:unhideWhenUsed="0"/>
+    <w:lsdException w:name="Colorful Shading Accent 6" w:semiHidden="0" w:uiPriority="71" w:unhideWhenUsed="0"/>
+    <w:lsdException w:name="Colorful List Accent 6" w:semiHidden="0" w:uiPriority="72" w:unhideWhenUsed="0"/>
+    <w:lsdException w:name="Colorful Grid Accent 6" w:semiHidden="0" w:uiPriority="73" w:unhideWhenUsed="0"/>
+    <w:lsdException w:name="Subtle Emphasis" w:semiHidden="0" w:uiPriority="19" w:unhideWhenUsed="0" w:qFormat="1"/>
+    <w:lsdException w:name="Intense Emphasis" w:semiHidden="0" w:uiPriority="21" w:unhideWhenUsed="0" w:qFormat="1"/>
+    <w:lsdException w:name="Subtle Reference" w:semiHidden="0" w:uiPriority="31" w:unhideWhenUsed="0" w:qFormat="1"/>
+    <w:lsdException w:name="Intense Reference" w:semiHidden="0" w:uiPriority="32" w:unhideWhenUsed="0" w:qFormat="1"/>
+    <w:lsdException w:name="Book Title" w:semiHidden="0" w:uiPriority="33" w:unhideWhenUsed="0" w:qFormat="1"/>
+    <w:lsdException w:name="Bibliography" w:uiPriority="37"/>
+    <w:lsdException w:name="TOC Heading" w:uiPriority="39" w:qFormat="1"/>
   </w:latentStyles>
   <w:style w:type="paragraph" w:default="1" w:styleId="Normal">
     <w:name w:val="Normal"/>
@@ -17736,6 +17234,7 @@
     <w:uiPriority w:val="99"/>
     <w:semiHidden/>
     <w:unhideWhenUsed/>
+    <w:qFormat/>
     <w:tblPr>
       <w:tblInd w:w="0" w:type="dxa"/>
       <w:tblCellMar>
@@ -17765,7 +17264,7 @@
     </w:pPr>
     <w:rPr>
       <w:caps/>
-      <w:color w:val="44546A" w:themeColor="text2"/>
+      <w:color w:val="1F497D" w:themeColor="text2"/>
       <w:spacing w:val="20"/>
       <w:kern w:val="0"/>
       <w:sz w:val="32"/>
@@ -17780,7 +17279,7 @@
     <w:rsid w:val="00967A86"/>
     <w:rPr>
       <w:caps/>
-      <w:color w:val="44546A" w:themeColor="text2"/>
+      <w:color w:val="1F497D" w:themeColor="text2"/>
       <w:spacing w:val="20"/>
       <w:kern w:val="0"/>
       <w:sz w:val="32"/>
@@ -17795,7 +17294,7 @@
 </file>
 
 <file path=word/glossary/webSettings.xml><?xml version="1.0" encoding="utf-8"?>
-<w:webSettings xmlns:mc="http://schemas.openxmlformats.org/markup-compatibility/2006" xmlns:r="http://schemas.openxmlformats.org/officeDocument/2006/relationships" xmlns:w="http://schemas.openxmlformats.org/wordprocessingml/2006/main" xmlns:w14="http://schemas.microsoft.com/office/word/2010/wordml" xmlns:w15="http://schemas.microsoft.com/office/word/2012/wordml" xmlns:w16cex="http://schemas.microsoft.com/office/word/2018/wordml/cex" xmlns:w16cid="http://schemas.microsoft.com/office/word/2016/wordml/cid" xmlns:w16="http://schemas.microsoft.com/office/word/2018/wordml" xmlns:w16sdtdh="http://schemas.microsoft.com/office/word/2020/wordml/sdtdatahash" xmlns:w16se="http://schemas.microsoft.com/office/word/2015/wordml/symex" mc:Ignorable="w14 w15 w16se w16cid w16 w16cex w16sdtdh">
+<w:webSettings xmlns:r="http://schemas.openxmlformats.org/officeDocument/2006/relationships" xmlns:w="http://schemas.openxmlformats.org/wordprocessingml/2006/main">
   <w:optimizeForBrowser/>
   <w:allowPNG/>
 </w:webSettings>
